--- a/pledge-cash/开题报告-修改稿.docx
+++ b/pledge-cash/开题报告-修改稿.docx
@@ -1639,7 +1639,7 @@
                 <w:sz w:val="21"/>
                 <w:szCs w:val="22"/>
               </w:rPr>
-              <w:t xml:space="preserve">需要看到，李常青等（2018b）已直接检验了控股股东股权质押与现金持有水平的关系，其结果总体支持风险规避说。但既有检验主要依据回归系数的符号推断何种机制占优，而净效应为正并不能排除掏空渠道同时存在；此外，2018年股票质押新规实施与纾困政策推出之后，质押风险的形成与化解方式均已发生明显变化，既有结论在新的制度环境下是否依然成立尚待检验。基于此，本文在将样本延伸至2025年的基础上，重点从三个方面推进：一是借助平仓压力、控股股东资金占用与现金边际价值等能够区分两种机制的渠道检验，识别风险规避与掏空是否同时存在；二是以融资约束程度与产权性质刻画效应的边界条件；三是借助2018年股票质押新规的外生冲击增强因果识别。</w:t>
+              <w:t xml:space="preserve">需要看到，李常青等（2018b）已直接检验了控股股东股权质押与现金持有水平的关系，基于2013—2015年季度数据发现二者呈U型关系：质押比例较低时以“掏空”为主，现金持有下降；质押比例超过约55%后以规避控制权转移风险为主，现金持有上升。但该结论来自混合截面回归，未控制公司固定效应，U型的上升段究竟反映同一公司质押加深后的行为变化，还是高质押公司与其他公司之间的固有差异，尚未得到区分；此外，2018年股票质押新规实施与纾困政策推出之后，质押风险的形成与化解方式均已发生明显变化，既有结论在新的制度环境下是否依然成立尚待检验。基于此，本文在将样本延伸至2025年的基础上，重点从三个方面推进：一是借助平仓压力、控股股东资金占用与现金边际价值等能够区分两种机制的渠道检验，识别风险规避与掏空是否同时存在；二是以融资约束程度与产权性质刻画效应的边界条件；三是借助2018年股票质押新规的外生冲击增强因果识别。</w:t>
             </w:r>
           </w:p>
           <w:p>
@@ -1986,7 +1986,7 @@
                 <w:sz w:val="21"/>
                 <w:szCs w:val="22"/>
               </w:rPr>
-              <w:t xml:space="preserve">综上，现有文献从不同视角验证了股权质押的经济后果，也从多个理论视角探讨了企业现金持有的动因。李常青等（2018b）虽已直接考察了股权质押与现金持有的关系，但对两种机制的区分主要依赖净效应的符号，样本亦未覆盖2018年质押新规实施之后的制度环境。本文尝试在这一交叉领域进行补充，边际贡献主要体现在四个方面：第一，将样本延伸至2007—2025年，覆盖质押规模扩张、2018年风险集中暴露与其后规范化三个阶段，检验既有结论在新制度环境下的适用性；第二，不满足于以净效应符号“选边站队”，而是以平仓压力、控股股东资金占用和现金边际价值（Faulkender和Wang，2006）构造能够区分风险规避与掏空的渠道检验，并以融资约束程度和产权性质刻画效应的边界条件；第三，在识别策略上，以2018年股票质押新规构造处理强度双重差分模型，并以省级纾困计划构造的交错双重差分模型作为补充检验；第四，针对账面现金可能被操纵这一新近发现（杨国超等，2025），采用非受限货币资金口径、剔除“存贷双高”样本等方式检验被解释变量的可靠性，并进一步检验质押是否通过现金储备渠道挤出企业投资支出，将质押风险的传导链条延伸至实体经营层面。</w:t>
+              <w:t xml:space="preserve">综上，现有文献从不同视角验证了股权质押的经济后果，也从多个理论视角探讨了企业现金持有的动因。李常青等（2018b）虽已发现股权质押与现金持有呈U型关系，但其识别依赖混合截面回归中的平方项，未区分公司间差异与公司内变化，样本亦未覆盖2018年质押新规实施之后的制度环境。本文尝试在这一交叉领域进行补充，边际贡献主要体现在四个方面：第一，将样本延伸至2007—2025年，覆盖质押规模扩张、2018年风险集中暴露与其后规范化三个阶段，检验既有结论在新制度环境下的适用性；第二，在控制公司固定效应的条件下重新检验既有文献发现的U型关系，并以平仓压力、控股股东资金占用和现金边际价值（Faulkender和Wang，2006）构造能够区分风险规避与掏空的渠道检验，并以融资约束程度和产权性质刻画效应的边界条件；第三，在识别策略上，以2018年股票质押新规构造处理强度双重差分模型，并以省级纾困计划构造的交错双重差分模型作为补充检验；第四，针对账面现金可能被操纵这一新近发现（杨国超等，2025），采用非受限货币资金口径、剔除“存贷双高”样本等方式检验被解释变量的可靠性，并进一步检验质押是否通过现金储备渠道挤出企业投资支出，将质押风险的传导链条延伸至实体经营层面。</w:t>
             </w:r>
           </w:p>
         </w:tc>

--- a/pledge-cash/开题报告-修改稿.docx
+++ b/pledge-cash/开题报告-修改稿.docx
@@ -2708,7 +2708,7 @@
                 <w:sz w:val="21"/>
                 <w:szCs w:val="22"/>
               </w:rPr>
-              <w:t xml:space="preserve">第一，股权质押数据存在缺失和口径差异问题。部分公司质押信息分散披露于多次公告之中，逐笔质押明细需要依据起止日期推算年末未解押余额，且质押比例等字段在不同数据库中的统计口径可能不完全一致。本文拟以CSMAR年报“十大股东”文件中第一大股东的“质押或冻结股份数量”计算年末质押比例作为基准口径（该口径覆盖完整，与主流文献一致），以CSMAR股权质押明细推算的年末质押余额和Wind数据进行交叉核验，对差异较大的样本通过手工核对上市公司公告加以修正，并利用质押明细区分股权质押与司法冻结。</w:t>
+              <w:t xml:space="preserve">第一，股权质押数据存在缺失和口径差异问题。部分公司质押信息分散披露于多次公告之中，年末未解押余额需要依据逐笔变动记录推算，且不同数据表的统计口径可能不完全一致。本文以CSMAR股东股权质押统计表推算年末第一大股东质押比例作为基准口径，以股东股权质押情况明细表独立构造的口径进行交叉核验，并与十大股东文件中的质押、冻结或托管标识相互比对；对差异较大的样本，将通过手工核对上市公司公告加以修正。</w:t>
             </w:r>
           </w:p>
           <w:p>
@@ -2875,7 +2875,7 @@
                 <w:sz w:val="21"/>
                 <w:szCs w:val="22"/>
               </w:rPr>
-              <w:t xml:space="preserve">本部分的数据来源、获取路径与落地步骤已经明确，数据下载、清洗与匹配工作按下列清单与步骤推进。开题阶段拟收集的数据清单如下：</w:t>
+              <w:t xml:space="preserve">本文所需数据已完成下载、清洗与匹配，数据来源与处理步骤如下。已收集的数据清单如下：</w:t>
             </w:r>
           </w:p>
           <w:p>
@@ -2889,7 +2889,7 @@
                 <w:sz w:val="21"/>
                 <w:szCs w:val="22"/>
               </w:rPr>
-              <w:t xml:space="preserve">① 大股东股权质押数据：以CSMAR年报“十大股东”文件中第一大股东的质押或冻结股份数量为基准口径；以CSMAR“股权质押”明细（质押起止日期、质权人类型、质押用途等）区分质押与冻结、测算平仓压力；</w:t>
+              <w:t xml:space="preserve">① 大股东股权质押数据：CSMAR「股东股权质押统计表」（逐次变动记录）与「股东股权质押情况明细表」（逐笔交易记录，含起始日期、质权人类型与资金投向），结合「十大股东文件」识别第一大股东及其持股数；</w:t>
             </w:r>
           </w:p>
           <w:p>
@@ -4171,7 +4171,7 @@
                 <w:sz w:val="21"/>
                 <w:szCs w:val="22"/>
               </w:rPr>
-              <w:t xml:space="preserve">第 1 步：从 CSMAR「十大股东」文件导出 2007—2025 年各公司年末第一大股东持股数与质押冻结股数，计算年末大股东质押比例（Pledge）、是否质押虚拟变量（Pledge_Dum）与占总股本口径的质押强度（Pledge_Ratio2）；同时导出「股权质押」逐笔明细，用于区分质押与司法冻结并测算平仓压力；</w:t>
+              <w:t xml:space="preserve">第 1 步：对「股东股权质押统计表」中每一出质方按变动日期累加「数量增减」，在「质押笔数」为零时归零，得到任意时点的未解押质押股数；取每年12月31日前的最后一条记录作为年末余额，按股东名称匹配「十大股东文件」中的第一大股东，除以其持股数得到Pledge，并生成Pledge_Dum与占总股本口径的Pledge_Ratio2；另以「股东股权质押情况明细表」逐笔剩余质押数量加总构造稳健性口径；</w:t>
             </w:r>
           </w:p>
           <w:p>
@@ -4242,6 +4242,20 @@
                 <w:szCs w:val="22"/>
               </w:rPr>
               <w:t xml:space="preserve">第 6 步：用 Stata（xtreg fe／reghdfe，标准误在公司层面聚类）或 Python（statsmodels、linearmodels 的 PanelOLS）依次完成基准回归、调节效应检验、分组异质性检验、稳健性检验与内生性处理。</w:t>
+            </w:r>
+          </w:p>
+          <w:p>
+            <w:pPr>
+              <w:spacing/>
+              <w:ind w:firstLine="420"/>
+            </w:pPr>
+            <w:r>
+              <w:rPr>
+                <w:rFonts w:ascii="宋体" w:cs="SimSun" w:eastAsia="宋体" w:hAnsi="宋体"/>
+                <w:sz w:val="21"/>
+                <w:szCs w:val="22"/>
+              </w:rPr>
+              <w:t xml:space="preserve">截至目前，上述步骤已全部完成，形成2007—2025年沪深A股非金融上市公司的公司—年度面板，回归样本52,743个观测、5,165家公司。质押比例的构造经过两项交叉验证：统计表口径与明细表口径的相关系数为0.96，95%的公司—年度差异在5个百分点以内；由此得到的「是否质押」与十大股东文件中的质押标识一致率约为95%。</w:t>
             </w:r>
           </w:p>
           <w:p>
@@ -10751,7 +10765,7 @@
                       <w:sz w:val="21"/>
                       <w:szCs w:val="21"/>
                     </w:rPr>
-                    <w:t xml:space="preserve">以年报十大股东文件中第一大股东质押冻结股数占其持股总数的比例为基准口径，占总股本口径作稳健性检验</w:t>
+                    <w:t xml:space="preserve">以年末第一大股东未解押质押股数占其持股总数的比例为基准口径（由质押统计表构造），明细表口径与占总股本口径作稳健性检验</w:t>
                   </w:r>
                 </w:p>
               </w:tc>
@@ -10987,7 +11001,7 @@
                 <w:sz w:val="21"/>
                 <w:szCs w:val="22"/>
               </w:rPr>
-              <w:t xml:space="preserve">本部分的模型设定与检验顺序已经确定，描述性统计与基准回归结果待数据下载、清洗与变量测算完成后填入表4，各变量的预期作用方向见表5。模型设定如下：</w:t>
+              <w:t xml:space="preserve">本部分的模型设定与检验顺序已经确定，数据已完成下载、清洗、匹配与变量测算。主要变量的描述性统计见表4，各变量的预期作用方向见表5，初步回归结果见表6、表7。模型设定如下：</w:t>
             </w:r>
           </w:p>
           <w:p>
@@ -11072,7 +11086,7 @@
                 <w:sz w:val="21"/>
                 <w:szCs w:val="22"/>
               </w:rPr>
-              <w:t xml:space="preserve">表4　主要变量描述性统计（数值待数据测算后填入）</w:t>
+              <w:t xml:space="preserve">表4　主要变量描述性统计</w:t>
             </w:r>
           </w:p>
           <w:tbl>
@@ -11388,7 +11402,16 @@
                 <w:p>
                   <w:pPr>
                     <w:spacing w:after="40" w:line="300"/>
-                  </w:pPr>
+                    <w:jc w:val="center"/>
+                  </w:pPr>
+                  <w:r>
+                    <w:rPr>
+                      <w:rFonts w:ascii="Times New Roman" w:cs="Times New Roman" w:eastAsia="SimSun" w:hAnsi="Times New Roman"/>
+                      <w:sz w:val="21"/>
+                      <w:szCs w:val="21"/>
+                    </w:rPr>
+                    <w:t xml:space="preserve">52,743</w:t>
+                  </w:r>
                 </w:p>
               </w:tc>
               <w:tc>
@@ -11411,7 +11434,16 @@
                 <w:p>
                   <w:pPr>
                     <w:spacing w:after="40" w:line="300"/>
-                  </w:pPr>
+                    <w:jc w:val="center"/>
+                  </w:pPr>
+                  <w:r>
+                    <w:rPr>
+                      <w:rFonts w:ascii="Times New Roman" w:cs="Times New Roman" w:eastAsia="SimSun" w:hAnsi="Times New Roman"/>
+                      <w:sz w:val="21"/>
+                      <w:szCs w:val="21"/>
+                    </w:rPr>
+                    <w:t xml:space="preserve">0.243</w:t>
+                  </w:r>
                 </w:p>
               </w:tc>
               <w:tc>
@@ -11434,7 +11466,16 @@
                 <w:p>
                   <w:pPr>
                     <w:spacing w:after="40" w:line="300"/>
-                  </w:pPr>
+                    <w:jc w:val="center"/>
+                  </w:pPr>
+                  <w:r>
+                    <w:rPr>
+                      <w:rFonts w:ascii="Times New Roman" w:cs="Times New Roman" w:eastAsia="SimSun" w:hAnsi="Times New Roman"/>
+                      <w:sz w:val="21"/>
+                      <w:szCs w:val="21"/>
+                    </w:rPr>
+                    <w:t xml:space="preserve">0.255</w:t>
+                  </w:r>
                 </w:p>
               </w:tc>
               <w:tc>
@@ -11457,7 +11498,16 @@
                 <w:p>
                   <w:pPr>
                     <w:spacing w:after="40" w:line="300"/>
-                  </w:pPr>
+                    <w:jc w:val="center"/>
+                  </w:pPr>
+                  <w:r>
+                    <w:rPr>
+                      <w:rFonts w:ascii="Times New Roman" w:cs="Times New Roman" w:eastAsia="SimSun" w:hAnsi="Times New Roman"/>
+                      <w:sz w:val="21"/>
+                      <w:szCs w:val="21"/>
+                    </w:rPr>
+                    <w:t xml:space="preserve">0.013</w:t>
+                  </w:r>
                 </w:p>
               </w:tc>
               <w:tc>
@@ -11480,7 +11530,16 @@
                 <w:p>
                   <w:pPr>
                     <w:spacing w:after="40" w:line="300"/>
-                  </w:pPr>
+                    <w:jc w:val="center"/>
+                  </w:pPr>
+                  <w:r>
+                    <w:rPr>
+                      <w:rFonts w:ascii="Times New Roman" w:cs="Times New Roman" w:eastAsia="SimSun" w:hAnsi="Times New Roman"/>
+                      <w:sz w:val="21"/>
+                      <w:szCs w:val="21"/>
+                    </w:rPr>
+                    <w:t xml:space="preserve">0.164</w:t>
+                  </w:r>
                 </w:p>
               </w:tc>
               <w:tc>
@@ -11503,7 +11562,16 @@
                 <w:p>
                   <w:pPr>
                     <w:spacing w:after="40" w:line="300"/>
-                  </w:pPr>
+                    <w:jc w:val="center"/>
+                  </w:pPr>
+                  <w:r>
+                    <w:rPr>
+                      <w:rFonts w:ascii="Times New Roman" w:cs="Times New Roman" w:eastAsia="SimSun" w:hAnsi="Times New Roman"/>
+                      <w:sz w:val="21"/>
+                      <w:szCs w:val="21"/>
+                    </w:rPr>
+                    <w:t xml:space="preserve">1.667</w:t>
+                  </w:r>
                 </w:p>
               </w:tc>
             </w:tr>
@@ -11559,7 +11627,16 @@
                 <w:p>
                   <w:pPr>
                     <w:spacing w:after="40" w:line="300"/>
-                  </w:pPr>
+                    <w:jc w:val="center"/>
+                  </w:pPr>
+                  <w:r>
+                    <w:rPr>
+                      <w:rFonts w:ascii="Times New Roman" w:cs="Times New Roman" w:eastAsia="SimSun" w:hAnsi="Times New Roman"/>
+                      <w:sz w:val="21"/>
+                      <w:szCs w:val="21"/>
+                    </w:rPr>
+                    <w:t xml:space="preserve">52,743</w:t>
+                  </w:r>
                 </w:p>
               </w:tc>
               <w:tc>
@@ -11582,7 +11659,16 @@
                 <w:p>
                   <w:pPr>
                     <w:spacing w:after="40" w:line="300"/>
-                  </w:pPr>
+                    <w:jc w:val="center"/>
+                  </w:pPr>
+                  <w:r>
+                    <w:rPr>
+                      <w:rFonts w:ascii="Times New Roman" w:cs="Times New Roman" w:eastAsia="SimSun" w:hAnsi="Times New Roman"/>
+                      <w:sz w:val="21"/>
+                      <w:szCs w:val="21"/>
+                    </w:rPr>
+                    <w:t xml:space="preserve">0.172</w:t>
+                  </w:r>
                 </w:p>
               </w:tc>
               <w:tc>
@@ -11605,7 +11691,16 @@
                 <w:p>
                   <w:pPr>
                     <w:spacing w:after="40" w:line="300"/>
-                  </w:pPr>
+                    <w:jc w:val="center"/>
+                  </w:pPr>
+                  <w:r>
+                    <w:rPr>
+                      <w:rFonts w:ascii="Times New Roman" w:cs="Times New Roman" w:eastAsia="SimSun" w:hAnsi="Times New Roman"/>
+                      <w:sz w:val="21"/>
+                      <w:szCs w:val="21"/>
+                    </w:rPr>
+                    <w:t xml:space="preserve">0.121</w:t>
+                  </w:r>
                 </w:p>
               </w:tc>
               <w:tc>
@@ -11628,7 +11723,16 @@
                 <w:p>
                   <w:pPr>
                     <w:spacing w:after="40" w:line="300"/>
-                  </w:pPr>
+                    <w:jc w:val="center"/>
+                  </w:pPr>
+                  <w:r>
+                    <w:rPr>
+                      <w:rFonts w:ascii="Times New Roman" w:cs="Times New Roman" w:eastAsia="SimSun" w:hAnsi="Times New Roman"/>
+                      <w:sz w:val="21"/>
+                      <w:szCs w:val="21"/>
+                    </w:rPr>
+                    <w:t xml:space="preserve">0.012</w:t>
+                  </w:r>
                 </w:p>
               </w:tc>
               <w:tc>
@@ -11651,7 +11755,16 @@
                 <w:p>
                   <w:pPr>
                     <w:spacing w:after="40" w:line="300"/>
-                  </w:pPr>
+                    <w:jc w:val="center"/>
+                  </w:pPr>
+                  <w:r>
+                    <w:rPr>
+                      <w:rFonts w:ascii="Times New Roman" w:cs="Times New Roman" w:eastAsia="SimSun" w:hAnsi="Times New Roman"/>
+                      <w:sz w:val="21"/>
+                      <w:szCs w:val="21"/>
+                    </w:rPr>
+                    <w:t xml:space="preserve">0.141</w:t>
+                  </w:r>
                 </w:p>
               </w:tc>
               <w:tc>
@@ -11674,7 +11787,16 @@
                 <w:p>
                   <w:pPr>
                     <w:spacing w:after="40" w:line="300"/>
-                  </w:pPr>
+                    <w:jc w:val="center"/>
+                  </w:pPr>
+                  <w:r>
+                    <w:rPr>
+                      <w:rFonts w:ascii="Times New Roman" w:cs="Times New Roman" w:eastAsia="SimSun" w:hAnsi="Times New Roman"/>
+                      <w:sz w:val="21"/>
+                      <w:szCs w:val="21"/>
+                    </w:rPr>
+                    <w:t xml:space="preserve">0.625</w:t>
+                  </w:r>
                 </w:p>
               </w:tc>
             </w:tr>
@@ -11730,7 +11852,16 @@
                 <w:p>
                   <w:pPr>
                     <w:spacing w:after="40" w:line="300"/>
-                  </w:pPr>
+                    <w:jc w:val="center"/>
+                  </w:pPr>
+                  <w:r>
+                    <w:rPr>
+                      <w:rFonts w:ascii="Times New Roman" w:cs="Times New Roman" w:eastAsia="SimSun" w:hAnsi="Times New Roman"/>
+                      <w:sz w:val="21"/>
+                      <w:szCs w:val="21"/>
+                    </w:rPr>
+                    <w:t xml:space="preserve">52,743</w:t>
+                  </w:r>
                 </w:p>
               </w:tc>
               <w:tc>
@@ -11753,7 +11884,16 @@
                 <w:p>
                   <w:pPr>
                     <w:spacing w:after="40" w:line="300"/>
-                  </w:pPr>
+                    <w:jc w:val="center"/>
+                  </w:pPr>
+                  <w:r>
+                    <w:rPr>
+                      <w:rFonts w:ascii="Times New Roman" w:cs="Times New Roman" w:eastAsia="SimSun" w:hAnsi="Times New Roman"/>
+                      <w:sz w:val="21"/>
+                      <w:szCs w:val="21"/>
+                    </w:rPr>
+                    <w:t xml:space="preserve">0.219</w:t>
+                  </w:r>
                 </w:p>
               </w:tc>
               <w:tc>
@@ -11776,7 +11916,16 @@
                 <w:p>
                   <w:pPr>
                     <w:spacing w:after="40" w:line="300"/>
-                  </w:pPr>
+                    <w:jc w:val="center"/>
+                  </w:pPr>
+                  <w:r>
+                    <w:rPr>
+                      <w:rFonts w:ascii="Times New Roman" w:cs="Times New Roman" w:eastAsia="SimSun" w:hAnsi="Times New Roman"/>
+                      <w:sz w:val="21"/>
+                      <w:szCs w:val="21"/>
+                    </w:rPr>
+                    <w:t xml:space="preserve">0.335</w:t>
+                  </w:r>
                 </w:p>
               </w:tc>
               <w:tc>
@@ -11799,7 +11948,16 @@
                 <w:p>
                   <w:pPr>
                     <w:spacing w:after="40" w:line="300"/>
-                  </w:pPr>
+                    <w:jc w:val="center"/>
+                  </w:pPr>
+                  <w:r>
+                    <w:rPr>
+                      <w:rFonts w:ascii="Times New Roman" w:cs="Times New Roman" w:eastAsia="SimSun" w:hAnsi="Times New Roman"/>
+                      <w:sz w:val="21"/>
+                      <w:szCs w:val="21"/>
+                    </w:rPr>
+                    <w:t xml:space="preserve">0.000</w:t>
+                  </w:r>
                 </w:p>
               </w:tc>
               <w:tc>
@@ -11822,7 +11980,16 @@
                 <w:p>
                   <w:pPr>
                     <w:spacing w:after="40" w:line="300"/>
-                  </w:pPr>
+                    <w:jc w:val="center"/>
+                  </w:pPr>
+                  <w:r>
+                    <w:rPr>
+                      <w:rFonts w:ascii="Times New Roman" w:cs="Times New Roman" w:eastAsia="SimSun" w:hAnsi="Times New Roman"/>
+                      <w:sz w:val="21"/>
+                      <w:szCs w:val="21"/>
+                    </w:rPr>
+                    <w:t xml:space="preserve">0.000</w:t>
+                  </w:r>
                 </w:p>
               </w:tc>
               <w:tc>
@@ -11845,7 +12012,16 @@
                 <w:p>
                   <w:pPr>
                     <w:spacing w:after="40" w:line="300"/>
-                  </w:pPr>
+                    <w:jc w:val="center"/>
+                  </w:pPr>
+                  <w:r>
+                    <w:rPr>
+                      <w:rFonts w:ascii="Times New Roman" w:cs="Times New Roman" w:eastAsia="SimSun" w:hAnsi="Times New Roman"/>
+                      <w:sz w:val="21"/>
+                      <w:szCs w:val="21"/>
+                    </w:rPr>
+                    <w:t xml:space="preserve">1.000</w:t>
+                  </w:r>
                 </w:p>
               </w:tc>
             </w:tr>
@@ -11901,7 +12077,16 @@
                 <w:p>
                   <w:pPr>
                     <w:spacing w:after="40" w:line="300"/>
-                  </w:pPr>
+                    <w:jc w:val="center"/>
+                  </w:pPr>
+                  <w:r>
+                    <w:rPr>
+                      <w:rFonts w:ascii="Times New Roman" w:cs="Times New Roman" w:eastAsia="SimSun" w:hAnsi="Times New Roman"/>
+                      <w:sz w:val="21"/>
+                      <w:szCs w:val="21"/>
+                    </w:rPr>
+                    <w:t xml:space="preserve">52,743</w:t>
+                  </w:r>
                 </w:p>
               </w:tc>
               <w:tc>
@@ -11924,7 +12109,16 @@
                 <w:p>
                   <w:pPr>
                     <w:spacing w:after="40" w:line="300"/>
-                  </w:pPr>
+                    <w:jc w:val="center"/>
+                  </w:pPr>
+                  <w:r>
+                    <w:rPr>
+                      <w:rFonts w:ascii="Times New Roman" w:cs="Times New Roman" w:eastAsia="SimSun" w:hAnsi="Times New Roman"/>
+                      <w:sz w:val="21"/>
+                      <w:szCs w:val="21"/>
+                    </w:rPr>
+                    <w:t xml:space="preserve">0.388</w:t>
+                  </w:r>
                 </w:p>
               </w:tc>
               <w:tc>
@@ -11947,7 +12141,16 @@
                 <w:p>
                   <w:pPr>
                     <w:spacing w:after="40" w:line="300"/>
-                  </w:pPr>
+                    <w:jc w:val="center"/>
+                  </w:pPr>
+                  <w:r>
+                    <w:rPr>
+                      <w:rFonts w:ascii="Times New Roman" w:cs="Times New Roman" w:eastAsia="SimSun" w:hAnsi="Times New Roman"/>
+                      <w:sz w:val="21"/>
+                      <w:szCs w:val="21"/>
+                    </w:rPr>
+                    <w:t xml:space="preserve">0.487</w:t>
+                  </w:r>
                 </w:p>
               </w:tc>
               <w:tc>
@@ -11970,7 +12173,16 @@
                 <w:p>
                   <w:pPr>
                     <w:spacing w:after="40" w:line="300"/>
-                  </w:pPr>
+                    <w:jc w:val="center"/>
+                  </w:pPr>
+                  <w:r>
+                    <w:rPr>
+                      <w:rFonts w:ascii="Times New Roman" w:cs="Times New Roman" w:eastAsia="SimSun" w:hAnsi="Times New Roman"/>
+                      <w:sz w:val="21"/>
+                      <w:szCs w:val="21"/>
+                    </w:rPr>
+                    <w:t xml:space="preserve">0.000</w:t>
+                  </w:r>
                 </w:p>
               </w:tc>
               <w:tc>
@@ -11993,7 +12205,16 @@
                 <w:p>
                   <w:pPr>
                     <w:spacing w:after="40" w:line="300"/>
-                  </w:pPr>
+                    <w:jc w:val="center"/>
+                  </w:pPr>
+                  <w:r>
+                    <w:rPr>
+                      <w:rFonts w:ascii="Times New Roman" w:cs="Times New Roman" w:eastAsia="SimSun" w:hAnsi="Times New Roman"/>
+                      <w:sz w:val="21"/>
+                      <w:szCs w:val="21"/>
+                    </w:rPr>
+                    <w:t xml:space="preserve">0.000</w:t>
+                  </w:r>
                 </w:p>
               </w:tc>
               <w:tc>
@@ -12016,7 +12237,16 @@
                 <w:p>
                   <w:pPr>
                     <w:spacing w:after="40" w:line="300"/>
-                  </w:pPr>
+                    <w:jc w:val="center"/>
+                  </w:pPr>
+                  <w:r>
+                    <w:rPr>
+                      <w:rFonts w:ascii="Times New Roman" w:cs="Times New Roman" w:eastAsia="SimSun" w:hAnsi="Times New Roman"/>
+                      <w:sz w:val="21"/>
+                      <w:szCs w:val="21"/>
+                    </w:rPr>
+                    <w:t xml:space="preserve">1.000</w:t>
+                  </w:r>
                 </w:p>
               </w:tc>
             </w:tr>
@@ -12072,7 +12302,16 @@
                 <w:p>
                   <w:pPr>
                     <w:spacing w:after="40" w:line="300"/>
-                  </w:pPr>
+                    <w:jc w:val="center"/>
+                  </w:pPr>
+                  <w:r>
+                    <w:rPr>
+                      <w:rFonts w:ascii="Times New Roman" w:cs="Times New Roman" w:eastAsia="SimSun" w:hAnsi="Times New Roman"/>
+                      <w:sz w:val="21"/>
+                      <w:szCs w:val="21"/>
+                    </w:rPr>
+                    <w:t xml:space="preserve">52,743</w:t>
+                  </w:r>
                 </w:p>
               </w:tc>
               <w:tc>
@@ -12095,7 +12334,16 @@
                 <w:p>
                   <w:pPr>
                     <w:spacing w:after="40" w:line="300"/>
-                  </w:pPr>
+                    <w:jc w:val="center"/>
+                  </w:pPr>
+                  <w:r>
+                    <w:rPr>
+                      <w:rFonts w:ascii="Times New Roman" w:cs="Times New Roman" w:eastAsia="SimSun" w:hAnsi="Times New Roman"/>
+                      <w:sz w:val="21"/>
+                      <w:szCs w:val="21"/>
+                    </w:rPr>
+                    <w:t xml:space="preserve">-3.558</w:t>
+                  </w:r>
                 </w:p>
               </w:tc>
               <w:tc>
@@ -12118,7 +12366,16 @@
                 <w:p>
                   <w:pPr>
                     <w:spacing w:after="40" w:line="300"/>
-                  </w:pPr>
+                    <w:jc w:val="center"/>
+                  </w:pPr>
+                  <w:r>
+                    <w:rPr>
+                      <w:rFonts w:ascii="Times New Roman" w:cs="Times New Roman" w:eastAsia="SimSun" w:hAnsi="Times New Roman"/>
+                      <w:sz w:val="21"/>
+                      <w:szCs w:val="21"/>
+                    </w:rPr>
+                    <w:t xml:space="preserve">0.304</w:t>
+                  </w:r>
                 </w:p>
               </w:tc>
               <w:tc>
@@ -12141,7 +12398,16 @@
                 <w:p>
                   <w:pPr>
                     <w:spacing w:after="40" w:line="300"/>
-                  </w:pPr>
+                    <w:jc w:val="center"/>
+                  </w:pPr>
+                  <w:r>
+                    <w:rPr>
+                      <w:rFonts w:ascii="Times New Roman" w:cs="Times New Roman" w:eastAsia="SimSun" w:hAnsi="Times New Roman"/>
+                      <w:sz w:val="21"/>
+                      <w:szCs w:val="21"/>
+                    </w:rPr>
+                    <w:t xml:space="preserve">-4.285</w:t>
+                  </w:r>
                 </w:p>
               </w:tc>
               <w:tc>
@@ -12164,7 +12430,16 @@
                 <w:p>
                   <w:pPr>
                     <w:spacing w:after="40" w:line="300"/>
-                  </w:pPr>
+                    <w:jc w:val="center"/>
+                  </w:pPr>
+                  <w:r>
+                    <w:rPr>
+                      <w:rFonts w:ascii="Times New Roman" w:cs="Times New Roman" w:eastAsia="SimSun" w:hAnsi="Times New Roman"/>
+                      <w:sz w:val="21"/>
+                      <w:szCs w:val="21"/>
+                    </w:rPr>
+                    <w:t xml:space="preserve">-3.510</w:t>
+                  </w:r>
                 </w:p>
               </w:tc>
               <w:tc>
@@ -12187,7 +12462,16 @@
                 <w:p>
                   <w:pPr>
                     <w:spacing w:after="40" w:line="300"/>
-                  </w:pPr>
+                    <w:jc w:val="center"/>
+                  </w:pPr>
+                  <w:r>
+                    <w:rPr>
+                      <w:rFonts w:ascii="Times New Roman" w:cs="Times New Roman" w:eastAsia="SimSun" w:hAnsi="Times New Roman"/>
+                      <w:sz w:val="21"/>
+                      <w:szCs w:val="21"/>
+                    </w:rPr>
+                    <w:t xml:space="preserve">-3.016</w:t>
+                  </w:r>
                 </w:p>
               </w:tc>
             </w:tr>
@@ -12243,7 +12527,16 @@
                 <w:p>
                   <w:pPr>
                     <w:spacing w:after="40" w:line="300"/>
-                  </w:pPr>
+                    <w:jc w:val="center"/>
+                  </w:pPr>
+                  <w:r>
+                    <w:rPr>
+                      <w:rFonts w:ascii="Times New Roman" w:cs="Times New Roman" w:eastAsia="SimSun" w:hAnsi="Times New Roman"/>
+                      <w:sz w:val="21"/>
+                      <w:szCs w:val="21"/>
+                    </w:rPr>
+                    <w:t xml:space="preserve">52,743</w:t>
+                  </w:r>
                 </w:p>
               </w:tc>
               <w:tc>
@@ -12266,7 +12559,16 @@
                 <w:p>
                   <w:pPr>
                     <w:spacing w:after="40" w:line="300"/>
-                  </w:pPr>
+                    <w:jc w:val="center"/>
+                  </w:pPr>
+                  <w:r>
+                    <w:rPr>
+                      <w:rFonts w:ascii="Times New Roman" w:cs="Times New Roman" w:eastAsia="SimSun" w:hAnsi="Times New Roman"/>
+                      <w:sz w:val="21"/>
+                      <w:szCs w:val="21"/>
+                    </w:rPr>
+                    <w:t xml:space="preserve">22.262</w:t>
+                  </w:r>
                 </w:p>
               </w:tc>
               <w:tc>
@@ -12289,7 +12591,16 @@
                 <w:p>
                   <w:pPr>
                     <w:spacing w:after="40" w:line="300"/>
-                  </w:pPr>
+                    <w:jc w:val="center"/>
+                  </w:pPr>
+                  <w:r>
+                    <w:rPr>
+                      <w:rFonts w:ascii="Times New Roman" w:cs="Times New Roman" w:eastAsia="SimSun" w:hAnsi="Times New Roman"/>
+                      <w:sz w:val="21"/>
+                      <w:szCs w:val="21"/>
+                    </w:rPr>
+                    <w:t xml:space="preserve">1.312</w:t>
+                  </w:r>
                 </w:p>
               </w:tc>
               <w:tc>
@@ -12312,7 +12623,16 @@
                 <w:p>
                   <w:pPr>
                     <w:spacing w:after="40" w:line="300"/>
-                  </w:pPr>
+                    <w:jc w:val="center"/>
+                  </w:pPr>
+                  <w:r>
+                    <w:rPr>
+                      <w:rFonts w:ascii="Times New Roman" w:cs="Times New Roman" w:eastAsia="SimSun" w:hAnsi="Times New Roman"/>
+                      <w:sz w:val="21"/>
+                      <w:szCs w:val="21"/>
+                    </w:rPr>
+                    <w:t xml:space="preserve">19.663</w:t>
+                  </w:r>
                 </w:p>
               </w:tc>
               <w:tc>
@@ -12335,7 +12655,16 @@
                 <w:p>
                   <w:pPr>
                     <w:spacing w:after="40" w:line="300"/>
-                  </w:pPr>
+                    <w:jc w:val="center"/>
+                  </w:pPr>
+                  <w:r>
+                    <w:rPr>
+                      <w:rFonts w:ascii="Times New Roman" w:cs="Times New Roman" w:eastAsia="SimSun" w:hAnsi="Times New Roman"/>
+                      <w:sz w:val="21"/>
+                      <w:szCs w:val="21"/>
+                    </w:rPr>
+                    <w:t xml:space="preserve">22.075</w:t>
+                  </w:r>
                 </w:p>
               </w:tc>
               <w:tc>
@@ -12358,7 +12687,16 @@
                 <w:p>
                   <w:pPr>
                     <w:spacing w:after="40" w:line="300"/>
-                  </w:pPr>
+                    <w:jc w:val="center"/>
+                  </w:pPr>
+                  <w:r>
+                    <w:rPr>
+                      <w:rFonts w:ascii="Times New Roman" w:cs="Times New Roman" w:eastAsia="SimSun" w:hAnsi="Times New Roman"/>
+                      <w:sz w:val="21"/>
+                      <w:szCs w:val="21"/>
+                    </w:rPr>
+                    <w:t xml:space="preserve">26.274</w:t>
+                  </w:r>
                 </w:p>
               </w:tc>
             </w:tr>
@@ -12414,7 +12752,16 @@
                 <w:p>
                   <w:pPr>
                     <w:spacing w:after="40" w:line="300"/>
-                  </w:pPr>
+                    <w:jc w:val="center"/>
+                  </w:pPr>
+                  <w:r>
+                    <w:rPr>
+                      <w:rFonts w:ascii="Times New Roman" w:cs="Times New Roman" w:eastAsia="SimSun" w:hAnsi="Times New Roman"/>
+                      <w:sz w:val="21"/>
+                      <w:szCs w:val="21"/>
+                    </w:rPr>
+                    <w:t xml:space="preserve">52,743</w:t>
+                  </w:r>
                 </w:p>
               </w:tc>
               <w:tc>
@@ -12437,7 +12784,16 @@
                 <w:p>
                   <w:pPr>
                     <w:spacing w:after="40" w:line="300"/>
-                  </w:pPr>
+                    <w:jc w:val="center"/>
+                  </w:pPr>
+                  <w:r>
+                    <w:rPr>
+                      <w:rFonts w:ascii="Times New Roman" w:cs="Times New Roman" w:eastAsia="SimSun" w:hAnsi="Times New Roman"/>
+                      <w:sz w:val="21"/>
+                      <w:szCs w:val="21"/>
+                    </w:rPr>
+                    <w:t xml:space="preserve">0.445</w:t>
+                  </w:r>
                 </w:p>
               </w:tc>
               <w:tc>
@@ -12460,7 +12816,16 @@
                 <w:p>
                   <w:pPr>
                     <w:spacing w:after="40" w:line="300"/>
-                  </w:pPr>
+                    <w:jc w:val="center"/>
+                  </w:pPr>
+                  <w:r>
+                    <w:rPr>
+                      <w:rFonts w:ascii="Times New Roman" w:cs="Times New Roman" w:eastAsia="SimSun" w:hAnsi="Times New Roman"/>
+                      <w:sz w:val="21"/>
+                      <w:szCs w:val="21"/>
+                    </w:rPr>
+                    <w:t xml:space="preserve">0.208</w:t>
+                  </w:r>
                 </w:p>
               </w:tc>
               <w:tc>
@@ -12483,7 +12848,16 @@
                 <w:p>
                   <w:pPr>
                     <w:spacing w:after="40" w:line="300"/>
-                  </w:pPr>
+                    <w:jc w:val="center"/>
+                  </w:pPr>
+                  <w:r>
+                    <w:rPr>
+                      <w:rFonts w:ascii="Times New Roman" w:cs="Times New Roman" w:eastAsia="SimSun" w:hAnsi="Times New Roman"/>
+                      <w:sz w:val="21"/>
+                      <w:szCs w:val="21"/>
+                    </w:rPr>
+                    <w:t xml:space="preserve">0.056</w:t>
+                  </w:r>
                 </w:p>
               </w:tc>
               <w:tc>
@@ -12506,7 +12880,16 @@
                 <w:p>
                   <w:pPr>
                     <w:spacing w:after="40" w:line="300"/>
-                  </w:pPr>
+                    <w:jc w:val="center"/>
+                  </w:pPr>
+                  <w:r>
+                    <w:rPr>
+                      <w:rFonts w:ascii="Times New Roman" w:cs="Times New Roman" w:eastAsia="SimSun" w:hAnsi="Times New Roman"/>
+                      <w:sz w:val="21"/>
+                      <w:szCs w:val="21"/>
+                    </w:rPr>
+                    <w:t xml:space="preserve">0.440</w:t>
+                  </w:r>
                 </w:p>
               </w:tc>
               <w:tc>
@@ -12529,7 +12912,16 @@
                 <w:p>
                   <w:pPr>
                     <w:spacing w:after="40" w:line="300"/>
-                  </w:pPr>
+                    <w:jc w:val="center"/>
+                  </w:pPr>
+                  <w:r>
+                    <w:rPr>
+                      <w:rFonts w:ascii="Times New Roman" w:cs="Times New Roman" w:eastAsia="SimSun" w:hAnsi="Times New Roman"/>
+                      <w:sz w:val="21"/>
+                      <w:szCs w:val="21"/>
+                    </w:rPr>
+                    <w:t xml:space="preserve">0.921</w:t>
+                  </w:r>
                 </w:p>
               </w:tc>
             </w:tr>
@@ -12585,7 +12977,16 @@
                 <w:p>
                   <w:pPr>
                     <w:spacing w:after="40" w:line="300"/>
-                  </w:pPr>
+                    <w:jc w:val="center"/>
+                  </w:pPr>
+                  <w:r>
+                    <w:rPr>
+                      <w:rFonts w:ascii="Times New Roman" w:cs="Times New Roman" w:eastAsia="SimSun" w:hAnsi="Times New Roman"/>
+                      <w:sz w:val="21"/>
+                      <w:szCs w:val="21"/>
+                    </w:rPr>
+                    <w:t xml:space="preserve">52,743</w:t>
+                  </w:r>
                 </w:p>
               </w:tc>
               <w:tc>
@@ -12608,7 +13009,16 @@
                 <w:p>
                   <w:pPr>
                     <w:spacing w:after="40" w:line="300"/>
-                  </w:pPr>
+                    <w:jc w:val="center"/>
+                  </w:pPr>
+                  <w:r>
+                    <w:rPr>
+                      <w:rFonts w:ascii="Times New Roman" w:cs="Times New Roman" w:eastAsia="SimSun" w:hAnsi="Times New Roman"/>
+                      <w:sz w:val="21"/>
+                      <w:szCs w:val="21"/>
+                    </w:rPr>
+                    <w:t xml:space="preserve">0.026</w:t>
+                  </w:r>
                 </w:p>
               </w:tc>
               <w:tc>
@@ -12631,7 +13041,16 @@
                 <w:p>
                   <w:pPr>
                     <w:spacing w:after="40" w:line="300"/>
-                  </w:pPr>
+                    <w:jc w:val="center"/>
+                  </w:pPr>
+                  <w:r>
+                    <w:rPr>
+                      <w:rFonts w:ascii="Times New Roman" w:cs="Times New Roman" w:eastAsia="SimSun" w:hAnsi="Times New Roman"/>
+                      <w:sz w:val="21"/>
+                      <w:szCs w:val="21"/>
+                    </w:rPr>
+                    <w:t xml:space="preserve">0.069</w:t>
+                  </w:r>
                 </w:p>
               </w:tc>
               <w:tc>
@@ -12654,7 +13073,16 @@
                 <w:p>
                   <w:pPr>
                     <w:spacing w:after="40" w:line="300"/>
-                  </w:pPr>
+                    <w:jc w:val="center"/>
+                  </w:pPr>
+                  <w:r>
+                    <w:rPr>
+                      <w:rFonts w:ascii="Times New Roman" w:cs="Times New Roman" w:eastAsia="SimSun" w:hAnsi="Times New Roman"/>
+                      <w:sz w:val="21"/>
+                      <w:szCs w:val="21"/>
+                    </w:rPr>
+                    <w:t xml:space="preserve">-0.274</w:t>
+                  </w:r>
                 </w:p>
               </w:tc>
               <w:tc>
@@ -12677,7 +13105,16 @@
                 <w:p>
                   <w:pPr>
                     <w:spacing w:after="40" w:line="300"/>
-                  </w:pPr>
+                    <w:jc w:val="center"/>
+                  </w:pPr>
+                  <w:r>
+                    <w:rPr>
+                      <w:rFonts w:ascii="Times New Roman" w:cs="Times New Roman" w:eastAsia="SimSun" w:hAnsi="Times New Roman"/>
+                      <w:sz w:val="21"/>
+                      <w:szCs w:val="21"/>
+                    </w:rPr>
+                    <w:t xml:space="preserve">0.030</w:t>
+                  </w:r>
                 </w:p>
               </w:tc>
               <w:tc>
@@ -12700,7 +13137,16 @@
                 <w:p>
                   <w:pPr>
                     <w:spacing w:after="40" w:line="300"/>
-                  </w:pPr>
+                    <w:jc w:val="center"/>
+                  </w:pPr>
+                  <w:r>
+                    <w:rPr>
+                      <w:rFonts w:ascii="Times New Roman" w:cs="Times New Roman" w:eastAsia="SimSun" w:hAnsi="Times New Roman"/>
+                      <w:sz w:val="21"/>
+                      <w:szCs w:val="21"/>
+                    </w:rPr>
+                    <w:t xml:space="preserve">0.197</w:t>
+                  </w:r>
                 </w:p>
               </w:tc>
             </w:tr>
@@ -12756,7 +13202,16 @@
                 <w:p>
                   <w:pPr>
                     <w:spacing w:after="40" w:line="300"/>
-                  </w:pPr>
+                    <w:jc w:val="center"/>
+                  </w:pPr>
+                  <w:r>
+                    <w:rPr>
+                      <w:rFonts w:ascii="Times New Roman" w:cs="Times New Roman" w:eastAsia="SimSun" w:hAnsi="Times New Roman"/>
+                      <w:sz w:val="21"/>
+                      <w:szCs w:val="21"/>
+                    </w:rPr>
+                    <w:t xml:space="preserve">52,743</w:t>
+                  </w:r>
                 </w:p>
               </w:tc>
               <w:tc>
@@ -12779,7 +13234,16 @@
                 <w:p>
                   <w:pPr>
                     <w:spacing w:after="40" w:line="300"/>
-                  </w:pPr>
+                    <w:jc w:val="center"/>
+                  </w:pPr>
+                  <w:r>
+                    <w:rPr>
+                      <w:rFonts w:ascii="Times New Roman" w:cs="Times New Roman" w:eastAsia="SimSun" w:hAnsi="Times New Roman"/>
+                      <w:sz w:val="21"/>
+                      <w:szCs w:val="21"/>
+                    </w:rPr>
+                    <w:t xml:space="preserve">0.145</w:t>
+                  </w:r>
                 </w:p>
               </w:tc>
               <w:tc>
@@ -12802,7 +13266,16 @@
                 <w:p>
                   <w:pPr>
                     <w:spacing w:after="40" w:line="300"/>
-                  </w:pPr>
+                    <w:jc w:val="center"/>
+                  </w:pPr>
+                  <w:r>
+                    <w:rPr>
+                      <w:rFonts w:ascii="Times New Roman" w:cs="Times New Roman" w:eastAsia="SimSun" w:hAnsi="Times New Roman"/>
+                      <w:sz w:val="21"/>
+                      <w:szCs w:val="21"/>
+                    </w:rPr>
+                    <w:t xml:space="preserve">0.437</w:t>
+                  </w:r>
                 </w:p>
               </w:tc>
               <w:tc>
@@ -12825,7 +13298,16 @@
                 <w:p>
                   <w:pPr>
                     <w:spacing w:after="40" w:line="300"/>
-                  </w:pPr>
+                    <w:jc w:val="center"/>
+                  </w:pPr>
+                  <w:r>
+                    <w:rPr>
+                      <w:rFonts w:ascii="Times New Roman" w:cs="Times New Roman" w:eastAsia="SimSun" w:hAnsi="Times New Roman"/>
+                      <w:sz w:val="21"/>
+                      <w:szCs w:val="21"/>
+                    </w:rPr>
+                    <w:t xml:space="preserve">-0.615</w:t>
+                  </w:r>
                 </w:p>
               </w:tc>
               <w:tc>
@@ -12848,7 +13330,16 @@
                 <w:p>
                   <w:pPr>
                     <w:spacing w:after="40" w:line="300"/>
-                  </w:pPr>
+                    <w:jc w:val="center"/>
+                  </w:pPr>
+                  <w:r>
+                    <w:rPr>
+                      <w:rFonts w:ascii="Times New Roman" w:cs="Times New Roman" w:eastAsia="SimSun" w:hAnsi="Times New Roman"/>
+                      <w:sz w:val="21"/>
+                      <w:szCs w:val="21"/>
+                    </w:rPr>
+                    <w:t xml:space="preserve">0.079</w:t>
+                  </w:r>
                 </w:p>
               </w:tc>
               <w:tc>
@@ -12871,7 +13362,16 @@
                 <w:p>
                   <w:pPr>
                     <w:spacing w:after="40" w:line="300"/>
-                  </w:pPr>
+                    <w:jc w:val="center"/>
+                  </w:pPr>
+                  <w:r>
+                    <w:rPr>
+                      <w:rFonts w:ascii="Times New Roman" w:cs="Times New Roman" w:eastAsia="SimSun" w:hAnsi="Times New Roman"/>
+                      <w:sz w:val="21"/>
+                      <w:szCs w:val="21"/>
+                    </w:rPr>
+                    <w:t xml:space="preserve">2.785</w:t>
+                  </w:r>
                 </w:p>
               </w:tc>
             </w:tr>
@@ -12927,7 +13427,16 @@
                 <w:p>
                   <w:pPr>
                     <w:spacing w:after="40" w:line="300"/>
-                  </w:pPr>
+                    <w:jc w:val="center"/>
+                  </w:pPr>
+                  <w:r>
+                    <w:rPr>
+                      <w:rFonts w:ascii="Times New Roman" w:cs="Times New Roman" w:eastAsia="SimSun" w:hAnsi="Times New Roman"/>
+                      <w:sz w:val="21"/>
+                      <w:szCs w:val="21"/>
+                    </w:rPr>
+                    <w:t xml:space="preserve">52,743</w:t>
+                  </w:r>
                 </w:p>
               </w:tc>
               <w:tc>
@@ -12950,7 +13459,16 @@
                 <w:p>
                   <w:pPr>
                     <w:spacing w:after="40" w:line="300"/>
-                  </w:pPr>
+                    <w:jc w:val="center"/>
+                  </w:pPr>
+                  <w:r>
+                    <w:rPr>
+                      <w:rFonts w:ascii="Times New Roman" w:cs="Times New Roman" w:eastAsia="SimSun" w:hAnsi="Times New Roman"/>
+                      <w:sz w:val="21"/>
+                      <w:szCs w:val="21"/>
+                    </w:rPr>
+                    <w:t xml:space="preserve">0.045</w:t>
+                  </w:r>
                 </w:p>
               </w:tc>
               <w:tc>
@@ -12973,7 +13491,16 @@
                 <w:p>
                   <w:pPr>
                     <w:spacing w:after="40" w:line="300"/>
-                  </w:pPr>
+                    <w:jc w:val="center"/>
+                  </w:pPr>
+                  <w:r>
+                    <w:rPr>
+                      <w:rFonts w:ascii="Times New Roman" w:cs="Times New Roman" w:eastAsia="SimSun" w:hAnsi="Times New Roman"/>
+                      <w:sz w:val="21"/>
+                      <w:szCs w:val="21"/>
+                    </w:rPr>
+                    <w:t xml:space="preserve">0.039</w:t>
+                  </w:r>
                 </w:p>
               </w:tc>
               <w:tc>
@@ -12996,7 +13523,16 @@
                 <w:p>
                   <w:pPr>
                     <w:spacing w:after="40" w:line="300"/>
-                  </w:pPr>
+                    <w:jc w:val="center"/>
+                  </w:pPr>
+                  <w:r>
+                    <w:rPr>
+                      <w:rFonts w:ascii="Times New Roman" w:cs="Times New Roman" w:eastAsia="SimSun" w:hAnsi="Times New Roman"/>
+                      <w:sz w:val="21"/>
+                      <w:szCs w:val="21"/>
+                    </w:rPr>
+                    <w:t xml:space="preserve">0.003</w:t>
+                  </w:r>
                 </w:p>
               </w:tc>
               <w:tc>
@@ -13019,7 +13555,16 @@
                 <w:p>
                   <w:pPr>
                     <w:spacing w:after="40" w:line="300"/>
-                  </w:pPr>
+                    <w:jc w:val="center"/>
+                  </w:pPr>
+                  <w:r>
+                    <w:rPr>
+                      <w:rFonts w:ascii="Times New Roman" w:cs="Times New Roman" w:eastAsia="SimSun" w:hAnsi="Times New Roman"/>
+                      <w:sz w:val="21"/>
+                      <w:szCs w:val="21"/>
+                    </w:rPr>
+                    <w:t xml:space="preserve">0.034</w:t>
+                  </w:r>
                 </w:p>
               </w:tc>
               <w:tc>
@@ -13042,7 +13587,16 @@
                 <w:p>
                   <w:pPr>
                     <w:spacing w:after="40" w:line="300"/>
-                  </w:pPr>
+                    <w:jc w:val="center"/>
+                  </w:pPr>
+                  <w:r>
+                    <w:rPr>
+                      <w:rFonts w:ascii="Times New Roman" w:cs="Times New Roman" w:eastAsia="SimSun" w:hAnsi="Times New Roman"/>
+                      <w:sz w:val="21"/>
+                      <w:szCs w:val="21"/>
+                    </w:rPr>
+                    <w:t xml:space="preserve">0.220</w:t>
+                  </w:r>
                 </w:p>
               </w:tc>
             </w:tr>
@@ -13098,7 +13652,16 @@
                 <w:p>
                   <w:pPr>
                     <w:spacing w:after="40" w:line="300"/>
-                  </w:pPr>
+                    <w:jc w:val="center"/>
+                  </w:pPr>
+                  <w:r>
+                    <w:rPr>
+                      <w:rFonts w:ascii="Times New Roman" w:cs="Times New Roman" w:eastAsia="SimSun" w:hAnsi="Times New Roman"/>
+                      <w:sz w:val="21"/>
+                      <w:szCs w:val="21"/>
+                    </w:rPr>
+                    <w:t xml:space="preserve">52,743</w:t>
+                  </w:r>
                 </w:p>
               </w:tc>
               <w:tc>
@@ -13121,7 +13684,16 @@
                 <w:p>
                   <w:pPr>
                     <w:spacing w:after="40" w:line="300"/>
-                  </w:pPr>
+                    <w:jc w:val="center"/>
+                  </w:pPr>
+                  <w:r>
+                    <w:rPr>
+                      <w:rFonts w:ascii="Times New Roman" w:cs="Times New Roman" w:eastAsia="SimSun" w:hAnsi="Times New Roman"/>
+                      <w:sz w:val="21"/>
+                      <w:szCs w:val="21"/>
+                    </w:rPr>
+                    <w:t xml:space="preserve">2.398</w:t>
+                  </w:r>
                 </w:p>
               </w:tc>
               <w:tc>
@@ -13144,7 +13716,16 @@
                 <w:p>
                   <w:pPr>
                     <w:spacing w:after="40" w:line="300"/>
-                  </w:pPr>
+                    <w:jc w:val="center"/>
+                  </w:pPr>
+                  <w:r>
+                    <w:rPr>
+                      <w:rFonts w:ascii="Times New Roman" w:cs="Times New Roman" w:eastAsia="SimSun" w:hAnsi="Times New Roman"/>
+                      <w:sz w:val="21"/>
+                      <w:szCs w:val="21"/>
+                    </w:rPr>
+                    <w:t xml:space="preserve">1.737</w:t>
+                  </w:r>
                 </w:p>
               </w:tc>
               <w:tc>
@@ -13167,7 +13748,16 @@
                 <w:p>
                   <w:pPr>
                     <w:spacing w:after="40" w:line="300"/>
-                  </w:pPr>
+                    <w:jc w:val="center"/>
+                  </w:pPr>
+                  <w:r>
+                    <w:rPr>
+                      <w:rFonts w:ascii="Times New Roman" w:cs="Times New Roman" w:eastAsia="SimSun" w:hAnsi="Times New Roman"/>
+                      <w:sz w:val="21"/>
+                      <w:szCs w:val="21"/>
+                    </w:rPr>
+                    <w:t xml:space="preserve">0.807</w:t>
+                  </w:r>
                 </w:p>
               </w:tc>
               <w:tc>
@@ -13190,7 +13780,16 @@
                 <w:p>
                   <w:pPr>
                     <w:spacing w:after="40" w:line="300"/>
-                  </w:pPr>
+                    <w:jc w:val="center"/>
+                  </w:pPr>
+                  <w:r>
+                    <w:rPr>
+                      <w:rFonts w:ascii="Times New Roman" w:cs="Times New Roman" w:eastAsia="SimSun" w:hAnsi="Times New Roman"/>
+                      <w:sz w:val="21"/>
+                      <w:szCs w:val="21"/>
+                    </w:rPr>
+                    <w:t xml:space="preserve">1.851</w:t>
+                  </w:r>
                 </w:p>
               </w:tc>
               <w:tc>
@@ -13213,7 +13812,16 @@
                 <w:p>
                   <w:pPr>
                     <w:spacing w:after="40" w:line="300"/>
-                  </w:pPr>
+                    <w:jc w:val="center"/>
+                  </w:pPr>
+                  <w:r>
+                    <w:rPr>
+                      <w:rFonts w:ascii="Times New Roman" w:cs="Times New Roman" w:eastAsia="SimSun" w:hAnsi="Times New Roman"/>
+                      <w:sz w:val="21"/>
+                      <w:szCs w:val="21"/>
+                    </w:rPr>
+                    <w:t xml:space="preserve">10.942</w:t>
+                  </w:r>
                 </w:p>
               </w:tc>
             </w:tr>
@@ -13269,7 +13877,16 @@
                 <w:p>
                   <w:pPr>
                     <w:spacing w:after="40" w:line="300"/>
-                  </w:pPr>
+                    <w:jc w:val="center"/>
+                  </w:pPr>
+                  <w:r>
+                    <w:rPr>
+                      <w:rFonts w:ascii="Times New Roman" w:cs="Times New Roman" w:eastAsia="SimSun" w:hAnsi="Times New Roman"/>
+                      <w:sz w:val="21"/>
+                      <w:szCs w:val="21"/>
+                    </w:rPr>
+                    <w:t xml:space="preserve">52,743</w:t>
+                  </w:r>
                 </w:p>
               </w:tc>
               <w:tc>
@@ -13292,7 +13909,16 @@
                 <w:p>
                   <w:pPr>
                     <w:spacing w:after="40" w:line="300"/>
-                  </w:pPr>
+                    <w:jc w:val="center"/>
+                  </w:pPr>
+                  <w:r>
+                    <w:rPr>
+                      <w:rFonts w:ascii="Times New Roman" w:cs="Times New Roman" w:eastAsia="SimSun" w:hAnsi="Times New Roman"/>
+                      <w:sz w:val="21"/>
+                      <w:szCs w:val="21"/>
+                    </w:rPr>
+                    <w:t xml:space="preserve">0.046</w:t>
+                  </w:r>
                 </w:p>
               </w:tc>
               <w:tc>
@@ -13315,7 +13941,16 @@
                 <w:p>
                   <w:pPr>
                     <w:spacing w:after="40" w:line="300"/>
-                  </w:pPr>
+                    <w:jc w:val="center"/>
+                  </w:pPr>
+                  <w:r>
+                    <w:rPr>
+                      <w:rFonts w:ascii="Times New Roman" w:cs="Times New Roman" w:eastAsia="SimSun" w:hAnsi="Times New Roman"/>
+                      <w:sz w:val="21"/>
+                      <w:szCs w:val="21"/>
+                    </w:rPr>
+                    <w:t xml:space="preserve">0.070</w:t>
+                  </w:r>
                 </w:p>
               </w:tc>
               <w:tc>
@@ -13338,7 +13973,16 @@
                 <w:p>
                   <w:pPr>
                     <w:spacing w:after="40" w:line="300"/>
-                  </w:pPr>
+                    <w:jc w:val="center"/>
+                  </w:pPr>
+                  <w:r>
+                    <w:rPr>
+                      <w:rFonts w:ascii="Times New Roman" w:cs="Times New Roman" w:eastAsia="SimSun" w:hAnsi="Times New Roman"/>
+                      <w:sz w:val="21"/>
+                      <w:szCs w:val="21"/>
+                    </w:rPr>
+                    <w:t xml:space="preserve">-0.174</w:t>
+                  </w:r>
                 </w:p>
               </w:tc>
               <w:tc>
@@ -13361,7 +14005,16 @@
                 <w:p>
                   <w:pPr>
                     <w:spacing w:after="40" w:line="300"/>
-                  </w:pPr>
+                    <w:jc w:val="center"/>
+                  </w:pPr>
+                  <w:r>
+                    <w:rPr>
+                      <w:rFonts w:ascii="Times New Roman" w:cs="Times New Roman" w:eastAsia="SimSun" w:hAnsi="Times New Roman"/>
+                      <w:sz w:val="21"/>
+                      <w:szCs w:val="21"/>
+                    </w:rPr>
+                    <w:t xml:space="preserve">0.045</w:t>
+                  </w:r>
                 </w:p>
               </w:tc>
               <w:tc>
@@ -13384,7 +14037,16 @@
                 <w:p>
                   <w:pPr>
                     <w:spacing w:after="40" w:line="300"/>
-                  </w:pPr>
+                    <w:jc w:val="center"/>
+                  </w:pPr>
+                  <w:r>
+                    <w:rPr>
+                      <w:rFonts w:ascii="Times New Roman" w:cs="Times New Roman" w:eastAsia="SimSun" w:hAnsi="Times New Roman"/>
+                      <w:sz w:val="21"/>
+                      <w:szCs w:val="21"/>
+                    </w:rPr>
+                    <w:t xml:space="preserve">0.246</w:t>
+                  </w:r>
                 </w:p>
               </w:tc>
             </w:tr>
@@ -13440,7 +14102,16 @@
                 <w:p>
                   <w:pPr>
                     <w:spacing w:after="40" w:line="300"/>
-                  </w:pPr>
+                    <w:jc w:val="center"/>
+                  </w:pPr>
+                  <w:r>
+                    <w:rPr>
+                      <w:rFonts w:ascii="Times New Roman" w:cs="Times New Roman" w:eastAsia="SimSun" w:hAnsi="Times New Roman"/>
+                      <w:sz w:val="21"/>
+                      <w:szCs w:val="21"/>
+                    </w:rPr>
+                    <w:t xml:space="preserve">52,743</w:t>
+                  </w:r>
                 </w:p>
               </w:tc>
               <w:tc>
@@ -13463,7 +14134,16 @@
                 <w:p>
                   <w:pPr>
                     <w:spacing w:after="40" w:line="300"/>
-                  </w:pPr>
+                    <w:jc w:val="center"/>
+                  </w:pPr>
+                  <w:r>
+                    <w:rPr>
+                      <w:rFonts w:ascii="Times New Roman" w:cs="Times New Roman" w:eastAsia="SimSun" w:hAnsi="Times New Roman"/>
+                      <w:sz w:val="21"/>
+                      <w:szCs w:val="21"/>
+                    </w:rPr>
+                    <w:t xml:space="preserve">0.331</w:t>
+                  </w:r>
                 </w:p>
               </w:tc>
               <w:tc>
@@ -13486,7 +14166,16 @@
                 <w:p>
                   <w:pPr>
                     <w:spacing w:after="40" w:line="300"/>
-                  </w:pPr>
+                    <w:jc w:val="center"/>
+                  </w:pPr>
+                  <w:r>
+                    <w:rPr>
+                      <w:rFonts w:ascii="Times New Roman" w:cs="Times New Roman" w:eastAsia="SimSun" w:hAnsi="Times New Roman"/>
+                      <w:sz w:val="21"/>
+                      <w:szCs w:val="21"/>
+                    </w:rPr>
+                    <w:t xml:space="preserve">0.150</w:t>
+                  </w:r>
                 </w:p>
               </w:tc>
               <w:tc>
@@ -13509,7 +14198,16 @@
                 <w:p>
                   <w:pPr>
                     <w:spacing w:after="40" w:line="300"/>
-                  </w:pPr>
+                    <w:jc w:val="center"/>
+                  </w:pPr>
+                  <w:r>
+                    <w:rPr>
+                      <w:rFonts w:ascii="Times New Roman" w:cs="Times New Roman" w:eastAsia="SimSun" w:hAnsi="Times New Roman"/>
+                      <w:sz w:val="21"/>
+                      <w:szCs w:val="21"/>
+                    </w:rPr>
+                    <w:t xml:space="preserve">0.003</w:t>
+                  </w:r>
                 </w:p>
               </w:tc>
               <w:tc>
@@ -13532,7 +14230,16 @@
                 <w:p>
                   <w:pPr>
                     <w:spacing w:after="40" w:line="300"/>
-                  </w:pPr>
+                    <w:jc w:val="center"/>
+                  </w:pPr>
+                  <w:r>
+                    <w:rPr>
+                      <w:rFonts w:ascii="Times New Roman" w:cs="Times New Roman" w:eastAsia="SimSun" w:hAnsi="Times New Roman"/>
+                      <w:sz w:val="21"/>
+                      <w:szCs w:val="21"/>
+                    </w:rPr>
+                    <w:t xml:space="preserve">0.305</w:t>
+                  </w:r>
                 </w:p>
               </w:tc>
               <w:tc>
@@ -13555,7 +14262,16 @@
                 <w:p>
                   <w:pPr>
                     <w:spacing w:after="40" w:line="300"/>
-                  </w:pPr>
+                    <w:jc w:val="center"/>
+                  </w:pPr>
+                  <w:r>
+                    <w:rPr>
+                      <w:rFonts w:ascii="Times New Roman" w:cs="Times New Roman" w:eastAsia="SimSun" w:hAnsi="Times New Roman"/>
+                      <w:sz w:val="21"/>
+                      <w:szCs w:val="21"/>
+                    </w:rPr>
+                    <w:t xml:space="preserve">0.900</w:t>
+                  </w:r>
                 </w:p>
               </w:tc>
             </w:tr>
@@ -13611,7 +14327,16 @@
                 <w:p>
                   <w:pPr>
                     <w:spacing w:after="40" w:line="300"/>
-                  </w:pPr>
+                    <w:jc w:val="center"/>
+                  </w:pPr>
+                  <w:r>
+                    <w:rPr>
+                      <w:rFonts w:ascii="Times New Roman" w:cs="Times New Roman" w:eastAsia="SimSun" w:hAnsi="Times New Roman"/>
+                      <w:sz w:val="21"/>
+                      <w:szCs w:val="21"/>
+                    </w:rPr>
+                    <w:t xml:space="preserve">52,743</w:t>
+                  </w:r>
                 </w:p>
               </w:tc>
               <w:tc>
@@ -13634,7 +14359,16 @@
                 <w:p>
                   <w:pPr>
                     <w:spacing w:after="40" w:line="300"/>
-                  </w:pPr>
+                    <w:jc w:val="center"/>
+                  </w:pPr>
+                  <w:r>
+                    <w:rPr>
+                      <w:rFonts w:ascii="Times New Roman" w:cs="Times New Roman" w:eastAsia="SimSun" w:hAnsi="Times New Roman"/>
+                      <w:sz w:val="21"/>
+                      <w:szCs w:val="21"/>
+                    </w:rPr>
+                    <w:t xml:space="preserve">0.370</w:t>
+                  </w:r>
                 </w:p>
               </w:tc>
               <w:tc>
@@ -13657,7 +14391,16 @@
                 <w:p>
                   <w:pPr>
                     <w:spacing w:after="40" w:line="300"/>
-                  </w:pPr>
+                    <w:jc w:val="center"/>
+                  </w:pPr>
+                  <w:r>
+                    <w:rPr>
+                      <w:rFonts w:ascii="Times New Roman" w:cs="Times New Roman" w:eastAsia="SimSun" w:hAnsi="Times New Roman"/>
+                      <w:sz w:val="21"/>
+                      <w:szCs w:val="21"/>
+                    </w:rPr>
+                    <w:t xml:space="preserve">0.483</w:t>
+                  </w:r>
                 </w:p>
               </w:tc>
               <w:tc>
@@ -13680,7 +14423,16 @@
                 <w:p>
                   <w:pPr>
                     <w:spacing w:after="40" w:line="300"/>
-                  </w:pPr>
+                    <w:jc w:val="center"/>
+                  </w:pPr>
+                  <w:r>
+                    <w:rPr>
+                      <w:rFonts w:ascii="Times New Roman" w:cs="Times New Roman" w:eastAsia="SimSun" w:hAnsi="Times New Roman"/>
+                      <w:sz w:val="21"/>
+                      <w:szCs w:val="21"/>
+                    </w:rPr>
+                    <w:t xml:space="preserve">0.000</w:t>
+                  </w:r>
                 </w:p>
               </w:tc>
               <w:tc>
@@ -13703,7 +14455,16 @@
                 <w:p>
                   <w:pPr>
                     <w:spacing w:after="40" w:line="300"/>
-                  </w:pPr>
+                    <w:jc w:val="center"/>
+                  </w:pPr>
+                  <w:r>
+                    <w:rPr>
+                      <w:rFonts w:ascii="Times New Roman" w:cs="Times New Roman" w:eastAsia="SimSun" w:hAnsi="Times New Roman"/>
+                      <w:sz w:val="21"/>
+                      <w:szCs w:val="21"/>
+                    </w:rPr>
+                    <w:t xml:space="preserve">0.000</w:t>
+                  </w:r>
                 </w:p>
               </w:tc>
               <w:tc>
@@ -13726,11 +14487,34 @@
                 <w:p>
                   <w:pPr>
                     <w:spacing w:after="40" w:line="300"/>
-                  </w:pPr>
+                    <w:jc w:val="center"/>
+                  </w:pPr>
+                  <w:r>
+                    <w:rPr>
+                      <w:rFonts w:ascii="Times New Roman" w:cs="Times New Roman" w:eastAsia="SimSun" w:hAnsi="Times New Roman"/>
+                      <w:sz w:val="21"/>
+                      <w:szCs w:val="21"/>
+                    </w:rPr>
+                    <w:t xml:space="preserve">1.000</w:t>
+                  </w:r>
                 </w:p>
               </w:tc>
             </w:tr>
           </w:tbl>
+          <w:p>
+            <w:pPr>
+              <w:spacing/>
+            </w:pPr>
+            <w:r>
+              <w:rPr>
+                <w:rFonts w:ascii="宋体" w:cs="SimSun" w:eastAsia="宋体" w:hAnsi="宋体"/>
+                <w:b w:val="0"/>
+                <w:sz w:val="21"/>
+                <w:szCs w:val="22"/>
+              </w:rPr>
+              <w:t xml:space="preserve">注：样本为2007—2025年沪深A股非金融上市公司，共52,743个公司—年度观测、5,165家公司；连续变量经上下1%缩尾；SA指数保留原始符号，数值越大表示融资约束越强。</w:t>
+            </w:r>
+          </w:p>
           <w:p>
             <w:pPr>
               <w:spacing/>
@@ -15427,6 +16211,4066 @@
                 <w:szCs w:val="22"/>
               </w:rPr>
               <w:t xml:space="preserve">注：预期方向依据既有文献与理论推导得出，最终符号与显著性以实证检验结果为准。</w:t>
+            </w:r>
+          </w:p>
+          <w:p>
+            <w:pPr>
+              <w:spacing/>
+              <w:ind w:firstLine="420"/>
+            </w:pPr>
+            <w:r>
+              <w:rPr>
+                <w:rFonts w:ascii="宋体" w:cs="SimSun" w:eastAsia="宋体" w:hAnsi="宋体"/>
+                <w:b/>
+                <w:bCs/>
+                <w:sz w:val="21"/>
+                <w:szCs w:val="22"/>
+              </w:rPr>
+              <w:t xml:space="preserve">初步回归结果</w:t>
+            </w:r>
+          </w:p>
+          <w:p>
+            <w:pPr>
+              <w:spacing/>
+              <w:ind w:firstLine="420"/>
+            </w:pPr>
+            <w:r>
+              <w:rPr>
+                <w:rFonts w:ascii="宋体" w:cs="SimSun" w:eastAsia="宋体" w:hAnsi="宋体"/>
+                <w:sz w:val="21"/>
+                <w:szCs w:val="22"/>
+              </w:rPr>
+              <w:t xml:space="preserve">表6报告了模型1的初步估计结果。在控制公司与年度固定效应后，大股东股权质押比例的系数在各列中均显著为负：列(2)加入控制变量后系数为-0.0185，在1%水平上显著；列(3)以行业×年度固定效应吸收行业层面的共同冲击，列(4)以上市年数固定效应控制新上市公司募集资金所带来的现金持有生命周期特征，结论均保持不变。按样本标准差折算，质押比例上升一个标准差，现金持有水平约下降其均值的2.6%。初步结果与H1b（掏空说）一致，与H1a不符。</w:t>
+            </w:r>
+          </w:p>
+          <w:p>
+            <w:pPr>
+              <w:spacing/>
+            </w:pPr>
+            <w:r>
+              <w:rPr>
+                <w:rFonts w:ascii="宋体" w:cs="SimSun" w:eastAsia="宋体" w:hAnsi="宋体"/>
+                <w:b/>
+                <w:bCs/>
+                <w:sz w:val="21"/>
+                <w:szCs w:val="22"/>
+              </w:rPr>
+              <w:t xml:space="preserve">表6　股权质押与现金持有：初步基准回归结果</w:t>
+            </w:r>
+          </w:p>
+          <w:tbl>
+            <w:tblPr>
+              <w:tblW w:type="dxa" w:w="9000"/>
+              <w:jc w:val="center"/>
+            </w:tblPr>
+            <w:tblGrid>
+              <w:gridCol w:w="2200"/>
+              <w:gridCol w:w="1700"/>
+              <w:gridCol w:w="1700"/>
+              <w:gridCol w:w="1700"/>
+              <w:gridCol w:w="1700"/>
+            </w:tblGrid>
+            <w:tr>
+              <w:tc>
+                <w:tcPr>
+                  <w:tcW w:type="dxa" w:w="2200"/>
+                  <w:tcBorders>
+                    <w:top w:val="single" w:color="000000" w:sz="4"/>
+                    <w:left w:val="single" w:color="000000" w:sz="4"/>
+                    <w:bottom w:val="single" w:color="000000" w:sz="4"/>
+                    <w:right w:val="single" w:color="000000" w:sz="4"/>
+                  </w:tcBorders>
+                  <w:shd w:fill="F2F2F2" w:val="clear"/>
+                  <w:tcMar>
+                    <w:top w:type="dxa" w:w="60"/>
+                    <w:left w:type="dxa" w:w="80"/>
+                    <w:bottom w:type="dxa" w:w="60"/>
+                    <w:right w:type="dxa" w:w="80"/>
+                  </w:tcMar>
+                  <w:vAlign w:val="center"/>
+                </w:tcPr>
+                <w:p>
+                  <w:pPr>
+                    <w:spacing w:after="0" w:line="280"/>
+                    <w:jc w:val="left"/>
+                  </w:pPr>
+                  <w:r>
+                    <w:rPr>
+                      <w:rFonts w:ascii="Times New Roman" w:cs="Times New Roman" w:eastAsia="SimSun" w:hAnsi="Times New Roman"/>
+                      <w:b/>
+                      <w:bCs/>
+                      <w:sz w:val="21"/>
+                      <w:szCs w:val="21"/>
+                    </w:rPr>
+                    <w:t xml:space="preserve">变量</w:t>
+                  </w:r>
+                </w:p>
+              </w:tc>
+              <w:tc>
+                <w:tcPr>
+                  <w:tcW w:type="dxa" w:w="1700"/>
+                  <w:tcBorders>
+                    <w:top w:val="single" w:color="000000" w:sz="4"/>
+                    <w:left w:val="single" w:color="000000" w:sz="4"/>
+                    <w:bottom w:val="single" w:color="000000" w:sz="4"/>
+                    <w:right w:val="single" w:color="000000" w:sz="4"/>
+                  </w:tcBorders>
+                  <w:shd w:fill="F2F2F2" w:val="clear"/>
+                  <w:tcMar>
+                    <w:top w:type="dxa" w:w="60"/>
+                    <w:left w:type="dxa" w:w="80"/>
+                    <w:bottom w:type="dxa" w:w="60"/>
+                    <w:right w:type="dxa" w:w="80"/>
+                  </w:tcMar>
+                  <w:vAlign w:val="center"/>
+                </w:tcPr>
+                <w:p>
+                  <w:pPr>
+                    <w:spacing w:after="0" w:line="280"/>
+                    <w:jc w:val="center"/>
+                  </w:pPr>
+                  <w:r>
+                    <w:rPr>
+                      <w:rFonts w:ascii="Times New Roman" w:cs="Times New Roman" w:eastAsia="SimSun" w:hAnsi="Times New Roman"/>
+                      <w:b/>
+                      <w:bCs/>
+                      <w:sz w:val="21"/>
+                      <w:szCs w:val="21"/>
+                    </w:rPr>
+                    <w:t xml:space="preserve">(1)</w:t>
+                  </w:r>
+                </w:p>
+              </w:tc>
+              <w:tc>
+                <w:tcPr>
+                  <w:tcW w:type="dxa" w:w="1700"/>
+                  <w:tcBorders>
+                    <w:top w:val="single" w:color="000000" w:sz="4"/>
+                    <w:left w:val="single" w:color="000000" w:sz="4"/>
+                    <w:bottom w:val="single" w:color="000000" w:sz="4"/>
+                    <w:right w:val="single" w:color="000000" w:sz="4"/>
+                  </w:tcBorders>
+                  <w:shd w:fill="F2F2F2" w:val="clear"/>
+                  <w:tcMar>
+                    <w:top w:type="dxa" w:w="60"/>
+                    <w:left w:type="dxa" w:w="80"/>
+                    <w:bottom w:type="dxa" w:w="60"/>
+                    <w:right w:type="dxa" w:w="80"/>
+                  </w:tcMar>
+                  <w:vAlign w:val="center"/>
+                </w:tcPr>
+                <w:p>
+                  <w:pPr>
+                    <w:spacing w:after="0" w:line="280"/>
+                    <w:jc w:val="center"/>
+                  </w:pPr>
+                  <w:r>
+                    <w:rPr>
+                      <w:rFonts w:ascii="Times New Roman" w:cs="Times New Roman" w:eastAsia="SimSun" w:hAnsi="Times New Roman"/>
+                      <w:b/>
+                      <w:bCs/>
+                      <w:sz w:val="21"/>
+                      <w:szCs w:val="21"/>
+                    </w:rPr>
+                    <w:t xml:space="preserve">(2)</w:t>
+                  </w:r>
+                </w:p>
+              </w:tc>
+              <w:tc>
+                <w:tcPr>
+                  <w:tcW w:type="dxa" w:w="1700"/>
+                  <w:tcBorders>
+                    <w:top w:val="single" w:color="000000" w:sz="4"/>
+                    <w:left w:val="single" w:color="000000" w:sz="4"/>
+                    <w:bottom w:val="single" w:color="000000" w:sz="4"/>
+                    <w:right w:val="single" w:color="000000" w:sz="4"/>
+                  </w:tcBorders>
+                  <w:shd w:fill="F2F2F2" w:val="clear"/>
+                  <w:tcMar>
+                    <w:top w:type="dxa" w:w="60"/>
+                    <w:left w:type="dxa" w:w="80"/>
+                    <w:bottom w:type="dxa" w:w="60"/>
+                    <w:right w:type="dxa" w:w="80"/>
+                  </w:tcMar>
+                  <w:vAlign w:val="center"/>
+                </w:tcPr>
+                <w:p>
+                  <w:pPr>
+                    <w:spacing w:after="0" w:line="280"/>
+                    <w:jc w:val="center"/>
+                  </w:pPr>
+                  <w:r>
+                    <w:rPr>
+                      <w:rFonts w:ascii="Times New Roman" w:cs="Times New Roman" w:eastAsia="SimSun" w:hAnsi="Times New Roman"/>
+                      <w:b/>
+                      <w:bCs/>
+                      <w:sz w:val="21"/>
+                      <w:szCs w:val="21"/>
+                    </w:rPr>
+                    <w:t xml:space="preserve">(3)</w:t>
+                  </w:r>
+                </w:p>
+              </w:tc>
+              <w:tc>
+                <w:tcPr>
+                  <w:tcW w:type="dxa" w:w="1700"/>
+                  <w:tcBorders>
+                    <w:top w:val="single" w:color="000000" w:sz="4"/>
+                    <w:left w:val="single" w:color="000000" w:sz="4"/>
+                    <w:bottom w:val="single" w:color="000000" w:sz="4"/>
+                    <w:right w:val="single" w:color="000000" w:sz="4"/>
+                  </w:tcBorders>
+                  <w:shd w:fill="F2F2F2" w:val="clear"/>
+                  <w:tcMar>
+                    <w:top w:type="dxa" w:w="60"/>
+                    <w:left w:type="dxa" w:w="80"/>
+                    <w:bottom w:type="dxa" w:w="60"/>
+                    <w:right w:type="dxa" w:w="80"/>
+                  </w:tcMar>
+                  <w:vAlign w:val="center"/>
+                </w:tcPr>
+                <w:p>
+                  <w:pPr>
+                    <w:spacing w:after="0" w:line="280"/>
+                    <w:jc w:val="center"/>
+                  </w:pPr>
+                  <w:r>
+                    <w:rPr>
+                      <w:rFonts w:ascii="Times New Roman" w:cs="Times New Roman" w:eastAsia="SimSun" w:hAnsi="Times New Roman"/>
+                      <w:b/>
+                      <w:bCs/>
+                      <w:sz w:val="21"/>
+                      <w:szCs w:val="21"/>
+                    </w:rPr>
+                    <w:t xml:space="preserve">(4)</w:t>
+                  </w:r>
+                </w:p>
+              </w:tc>
+            </w:tr>
+            <w:tr>
+              <w:tc>
+                <w:tcPr>
+                  <w:tcW w:type="dxa" w:w="2200"/>
+                  <w:tcBorders>
+                    <w:top w:val="single" w:color="000000" w:sz="4"/>
+                    <w:left w:val="single" w:color="000000" w:sz="4"/>
+                    <w:bottom w:val="single" w:color="000000" w:sz="4"/>
+                    <w:right w:val="single" w:color="000000" w:sz="4"/>
+                  </w:tcBorders>
+                  <w:tcMar>
+                    <w:top w:type="dxa" w:w="60"/>
+                    <w:left w:type="dxa" w:w="80"/>
+                    <w:bottom w:type="dxa" w:w="60"/>
+                    <w:right w:type="dxa" w:w="80"/>
+                  </w:tcMar>
+                  <w:vAlign w:val="center"/>
+                </w:tcPr>
+                <w:p>
+                  <w:pPr>
+                    <w:spacing w:after="0" w:line="280"/>
+                    <w:jc w:val="left"/>
+                  </w:pPr>
+                  <w:r>
+                    <w:rPr>
+                      <w:rFonts w:ascii="Times New Roman" w:cs="Times New Roman" w:eastAsia="SimSun" w:hAnsi="Times New Roman"/>
+                      <w:sz w:val="21"/>
+                      <w:szCs w:val="21"/>
+                    </w:rPr>
+                    <w:t xml:space="preserve">Pledge</w:t>
+                  </w:r>
+                </w:p>
+              </w:tc>
+              <w:tc>
+                <w:tcPr>
+                  <w:tcW w:type="dxa" w:w="1700"/>
+                  <w:tcBorders>
+                    <w:top w:val="single" w:color="000000" w:sz="4"/>
+                    <w:left w:val="single" w:color="000000" w:sz="4"/>
+                    <w:bottom w:val="single" w:color="000000" w:sz="4"/>
+                    <w:right w:val="single" w:color="000000" w:sz="4"/>
+                  </w:tcBorders>
+                  <w:tcMar>
+                    <w:top w:type="dxa" w:w="60"/>
+                    <w:left w:type="dxa" w:w="80"/>
+                    <w:bottom w:type="dxa" w:w="60"/>
+                    <w:right w:type="dxa" w:w="80"/>
+                  </w:tcMar>
+                  <w:vAlign w:val="center"/>
+                </w:tcPr>
+                <w:p>
+                  <w:pPr>
+                    <w:spacing w:after="0" w:line="280"/>
+                    <w:jc w:val="center"/>
+                  </w:pPr>
+                  <w:r>
+                    <w:rPr>
+                      <w:rFonts w:ascii="Times New Roman" w:cs="Times New Roman" w:eastAsia="SimSun" w:hAnsi="Times New Roman"/>
+                      <w:sz w:val="21"/>
+                      <w:szCs w:val="21"/>
+                    </w:rPr>
+                    <w:t xml:space="preserve">-0.0377***</w:t>
+                  </w:r>
+                </w:p>
+              </w:tc>
+              <w:tc>
+                <w:tcPr>
+                  <w:tcW w:type="dxa" w:w="1700"/>
+                  <w:tcBorders>
+                    <w:top w:val="single" w:color="000000" w:sz="4"/>
+                    <w:left w:val="single" w:color="000000" w:sz="4"/>
+                    <w:bottom w:val="single" w:color="000000" w:sz="4"/>
+                    <w:right w:val="single" w:color="000000" w:sz="4"/>
+                  </w:tcBorders>
+                  <w:tcMar>
+                    <w:top w:type="dxa" w:w="60"/>
+                    <w:left w:type="dxa" w:w="80"/>
+                    <w:bottom w:type="dxa" w:w="60"/>
+                    <w:right w:type="dxa" w:w="80"/>
+                  </w:tcMar>
+                  <w:vAlign w:val="center"/>
+                </w:tcPr>
+                <w:p>
+                  <w:pPr>
+                    <w:spacing w:after="0" w:line="280"/>
+                    <w:jc w:val="center"/>
+                  </w:pPr>
+                  <w:r>
+                    <w:rPr>
+                      <w:rFonts w:ascii="Times New Roman" w:cs="Times New Roman" w:eastAsia="SimSun" w:hAnsi="Times New Roman"/>
+                      <w:sz w:val="21"/>
+                      <w:szCs w:val="21"/>
+                    </w:rPr>
+                    <w:t xml:space="preserve">-0.0185***</w:t>
+                  </w:r>
+                </w:p>
+              </w:tc>
+              <w:tc>
+                <w:tcPr>
+                  <w:tcW w:type="dxa" w:w="1700"/>
+                  <w:tcBorders>
+                    <w:top w:val="single" w:color="000000" w:sz="4"/>
+                    <w:left w:val="single" w:color="000000" w:sz="4"/>
+                    <w:bottom w:val="single" w:color="000000" w:sz="4"/>
+                    <w:right w:val="single" w:color="000000" w:sz="4"/>
+                  </w:tcBorders>
+                  <w:tcMar>
+                    <w:top w:type="dxa" w:w="60"/>
+                    <w:left w:type="dxa" w:w="80"/>
+                    <w:bottom w:type="dxa" w:w="60"/>
+                    <w:right w:type="dxa" w:w="80"/>
+                  </w:tcMar>
+                  <w:vAlign w:val="center"/>
+                </w:tcPr>
+                <w:p>
+                  <w:pPr>
+                    <w:spacing w:after="0" w:line="280"/>
+                    <w:jc w:val="center"/>
+                  </w:pPr>
+                  <w:r>
+                    <w:rPr>
+                      <w:rFonts w:ascii="Times New Roman" w:cs="Times New Roman" w:eastAsia="SimSun" w:hAnsi="Times New Roman"/>
+                      <w:sz w:val="21"/>
+                      <w:szCs w:val="21"/>
+                    </w:rPr>
+                    <w:t xml:space="preserve">-0.0150***</w:t>
+                  </w:r>
+                </w:p>
+              </w:tc>
+              <w:tc>
+                <w:tcPr>
+                  <w:tcW w:type="dxa" w:w="1700"/>
+                  <w:tcBorders>
+                    <w:top w:val="single" w:color="000000" w:sz="4"/>
+                    <w:left w:val="single" w:color="000000" w:sz="4"/>
+                    <w:bottom w:val="single" w:color="000000" w:sz="4"/>
+                    <w:right w:val="single" w:color="000000" w:sz="4"/>
+                  </w:tcBorders>
+                  <w:tcMar>
+                    <w:top w:type="dxa" w:w="60"/>
+                    <w:left w:type="dxa" w:w="80"/>
+                    <w:bottom w:type="dxa" w:w="60"/>
+                    <w:right w:type="dxa" w:w="80"/>
+                  </w:tcMar>
+                  <w:vAlign w:val="center"/>
+                </w:tcPr>
+                <w:p>
+                  <w:pPr>
+                    <w:spacing w:after="0" w:line="280"/>
+                    <w:jc w:val="center"/>
+                  </w:pPr>
+                  <w:r>
+                    <w:rPr>
+                      <w:rFonts w:ascii="Times New Roman" w:cs="Times New Roman" w:eastAsia="SimSun" w:hAnsi="Times New Roman"/>
+                      <w:sz w:val="21"/>
+                      <w:szCs w:val="21"/>
+                    </w:rPr>
+                    <w:t xml:space="preserve">-0.0159***</w:t>
+                  </w:r>
+                </w:p>
+              </w:tc>
+            </w:tr>
+            <w:tr>
+              <w:tc>
+                <w:tcPr>
+                  <w:tcW w:type="dxa" w:w="2200"/>
+                  <w:tcBorders>
+                    <w:top w:val="single" w:color="000000" w:sz="4"/>
+                    <w:left w:val="single" w:color="000000" w:sz="4"/>
+                    <w:bottom w:val="single" w:color="000000" w:sz="4"/>
+                    <w:right w:val="single" w:color="000000" w:sz="4"/>
+                  </w:tcBorders>
+                  <w:tcMar>
+                    <w:top w:type="dxa" w:w="60"/>
+                    <w:left w:type="dxa" w:w="80"/>
+                    <w:bottom w:type="dxa" w:w="60"/>
+                    <w:right w:type="dxa" w:w="80"/>
+                  </w:tcMar>
+                  <w:vAlign w:val="center"/>
+                </w:tcPr>
+                <w:p>
+                  <w:pPr>
+                    <w:spacing w:after="0" w:line="280"/>
+                    <w:jc w:val="left"/>
+                  </w:pPr>
+                  <w:r>
+                    <w:rPr>
+                      <w:rFonts w:ascii="Times New Roman" w:cs="Times New Roman" w:eastAsia="SimSun" w:hAnsi="Times New Roman"/>
+                      <w:sz w:val="21"/>
+                      <w:szCs w:val="21"/>
+                    </w:rPr>
+                    <w:t xml:space="preserve"/>
+                  </w:r>
+                </w:p>
+              </w:tc>
+              <w:tc>
+                <w:tcPr>
+                  <w:tcW w:type="dxa" w:w="1700"/>
+                  <w:tcBorders>
+                    <w:top w:val="single" w:color="000000" w:sz="4"/>
+                    <w:left w:val="single" w:color="000000" w:sz="4"/>
+                    <w:bottom w:val="single" w:color="000000" w:sz="4"/>
+                    <w:right w:val="single" w:color="000000" w:sz="4"/>
+                  </w:tcBorders>
+                  <w:tcMar>
+                    <w:top w:type="dxa" w:w="60"/>
+                    <w:left w:type="dxa" w:w="80"/>
+                    <w:bottom w:type="dxa" w:w="60"/>
+                    <w:right w:type="dxa" w:w="80"/>
+                  </w:tcMar>
+                  <w:vAlign w:val="center"/>
+                </w:tcPr>
+                <w:p>
+                  <w:pPr>
+                    <w:spacing w:after="0" w:line="280"/>
+                    <w:jc w:val="center"/>
+                  </w:pPr>
+                  <w:r>
+                    <w:rPr>
+                      <w:rFonts w:ascii="Times New Roman" w:cs="Times New Roman" w:eastAsia="SimSun" w:hAnsi="Times New Roman"/>
+                      <w:sz w:val="21"/>
+                      <w:szCs w:val="21"/>
+                    </w:rPr>
+                    <w:t xml:space="preserve">(0.0063)</w:t>
+                  </w:r>
+                </w:p>
+              </w:tc>
+              <w:tc>
+                <w:tcPr>
+                  <w:tcW w:type="dxa" w:w="1700"/>
+                  <w:tcBorders>
+                    <w:top w:val="single" w:color="000000" w:sz="4"/>
+                    <w:left w:val="single" w:color="000000" w:sz="4"/>
+                    <w:bottom w:val="single" w:color="000000" w:sz="4"/>
+                    <w:right w:val="single" w:color="000000" w:sz="4"/>
+                  </w:tcBorders>
+                  <w:tcMar>
+                    <w:top w:type="dxa" w:w="60"/>
+                    <w:left w:type="dxa" w:w="80"/>
+                    <w:bottom w:type="dxa" w:w="60"/>
+                    <w:right w:type="dxa" w:w="80"/>
+                  </w:tcMar>
+                  <w:vAlign w:val="center"/>
+                </w:tcPr>
+                <w:p>
+                  <w:pPr>
+                    <w:spacing w:after="0" w:line="280"/>
+                    <w:jc w:val="center"/>
+                  </w:pPr>
+                  <w:r>
+                    <w:rPr>
+                      <w:rFonts w:ascii="Times New Roman" w:cs="Times New Roman" w:eastAsia="SimSun" w:hAnsi="Times New Roman"/>
+                      <w:sz w:val="21"/>
+                      <w:szCs w:val="21"/>
+                    </w:rPr>
+                    <w:t xml:space="preserve">(0.0056)</w:t>
+                  </w:r>
+                </w:p>
+              </w:tc>
+              <w:tc>
+                <w:tcPr>
+                  <w:tcW w:type="dxa" w:w="1700"/>
+                  <w:tcBorders>
+                    <w:top w:val="single" w:color="000000" w:sz="4"/>
+                    <w:left w:val="single" w:color="000000" w:sz="4"/>
+                    <w:bottom w:val="single" w:color="000000" w:sz="4"/>
+                    <w:right w:val="single" w:color="000000" w:sz="4"/>
+                  </w:tcBorders>
+                  <w:tcMar>
+                    <w:top w:type="dxa" w:w="60"/>
+                    <w:left w:type="dxa" w:w="80"/>
+                    <w:bottom w:type="dxa" w:w="60"/>
+                    <w:right w:type="dxa" w:w="80"/>
+                  </w:tcMar>
+                  <w:vAlign w:val="center"/>
+                </w:tcPr>
+                <w:p>
+                  <w:pPr>
+                    <w:spacing w:after="0" w:line="280"/>
+                    <w:jc w:val="center"/>
+                  </w:pPr>
+                  <w:r>
+                    <w:rPr>
+                      <w:rFonts w:ascii="Times New Roman" w:cs="Times New Roman" w:eastAsia="SimSun" w:hAnsi="Times New Roman"/>
+                      <w:sz w:val="21"/>
+                      <w:szCs w:val="21"/>
+                    </w:rPr>
+                    <w:t xml:space="preserve">(0.0056)</w:t>
+                  </w:r>
+                </w:p>
+              </w:tc>
+              <w:tc>
+                <w:tcPr>
+                  <w:tcW w:type="dxa" w:w="1700"/>
+                  <w:tcBorders>
+                    <w:top w:val="single" w:color="000000" w:sz="4"/>
+                    <w:left w:val="single" w:color="000000" w:sz="4"/>
+                    <w:bottom w:val="single" w:color="000000" w:sz="4"/>
+                    <w:right w:val="single" w:color="000000" w:sz="4"/>
+                  </w:tcBorders>
+                  <w:tcMar>
+                    <w:top w:type="dxa" w:w="60"/>
+                    <w:left w:type="dxa" w:w="80"/>
+                    <w:bottom w:type="dxa" w:w="60"/>
+                    <w:right w:type="dxa" w:w="80"/>
+                  </w:tcMar>
+                  <w:vAlign w:val="center"/>
+                </w:tcPr>
+                <w:p>
+                  <w:pPr>
+                    <w:spacing w:after="0" w:line="280"/>
+                    <w:jc w:val="center"/>
+                  </w:pPr>
+                  <w:r>
+                    <w:rPr>
+                      <w:rFonts w:ascii="Times New Roman" w:cs="Times New Roman" w:eastAsia="SimSun" w:hAnsi="Times New Roman"/>
+                      <w:sz w:val="21"/>
+                      <w:szCs w:val="21"/>
+                    </w:rPr>
+                    <w:t xml:space="preserve">(0.0055)</w:t>
+                  </w:r>
+                </w:p>
+              </w:tc>
+            </w:tr>
+            <w:tr>
+              <w:tc>
+                <w:tcPr>
+                  <w:tcW w:type="dxa" w:w="2200"/>
+                  <w:tcBorders>
+                    <w:top w:val="single" w:color="000000" w:sz="4"/>
+                    <w:left w:val="single" w:color="000000" w:sz="4"/>
+                    <w:bottom w:val="single" w:color="000000" w:sz="4"/>
+                    <w:right w:val="single" w:color="000000" w:sz="4"/>
+                  </w:tcBorders>
+                  <w:tcMar>
+                    <w:top w:type="dxa" w:w="60"/>
+                    <w:left w:type="dxa" w:w="80"/>
+                    <w:bottom w:type="dxa" w:w="60"/>
+                    <w:right w:type="dxa" w:w="80"/>
+                  </w:tcMar>
+                  <w:vAlign w:val="center"/>
+                </w:tcPr>
+                <w:p>
+                  <w:pPr>
+                    <w:spacing w:after="0" w:line="280"/>
+                    <w:jc w:val="left"/>
+                  </w:pPr>
+                  <w:r>
+                    <w:rPr>
+                      <w:rFonts w:ascii="Times New Roman" w:cs="Times New Roman" w:eastAsia="SimSun" w:hAnsi="Times New Roman"/>
+                      <w:sz w:val="21"/>
+                      <w:szCs w:val="21"/>
+                    </w:rPr>
+                    <w:t xml:space="preserve">控制变量</w:t>
+                  </w:r>
+                </w:p>
+              </w:tc>
+              <w:tc>
+                <w:tcPr>
+                  <w:tcW w:type="dxa" w:w="1700"/>
+                  <w:tcBorders>
+                    <w:top w:val="single" w:color="000000" w:sz="4"/>
+                    <w:left w:val="single" w:color="000000" w:sz="4"/>
+                    <w:bottom w:val="single" w:color="000000" w:sz="4"/>
+                    <w:right w:val="single" w:color="000000" w:sz="4"/>
+                  </w:tcBorders>
+                  <w:tcMar>
+                    <w:top w:type="dxa" w:w="60"/>
+                    <w:left w:type="dxa" w:w="80"/>
+                    <w:bottom w:type="dxa" w:w="60"/>
+                    <w:right w:type="dxa" w:w="80"/>
+                  </w:tcMar>
+                  <w:vAlign w:val="center"/>
+                </w:tcPr>
+                <w:p>
+                  <w:pPr>
+                    <w:spacing w:after="0" w:line="280"/>
+                    <w:jc w:val="center"/>
+                  </w:pPr>
+                  <w:r>
+                    <w:rPr>
+                      <w:rFonts w:ascii="Times New Roman" w:cs="Times New Roman" w:eastAsia="SimSun" w:hAnsi="Times New Roman"/>
+                      <w:sz w:val="21"/>
+                      <w:szCs w:val="21"/>
+                    </w:rPr>
+                    <w:t xml:space="preserve">否</w:t>
+                  </w:r>
+                </w:p>
+              </w:tc>
+              <w:tc>
+                <w:tcPr>
+                  <w:tcW w:type="dxa" w:w="1700"/>
+                  <w:tcBorders>
+                    <w:top w:val="single" w:color="000000" w:sz="4"/>
+                    <w:left w:val="single" w:color="000000" w:sz="4"/>
+                    <w:bottom w:val="single" w:color="000000" w:sz="4"/>
+                    <w:right w:val="single" w:color="000000" w:sz="4"/>
+                  </w:tcBorders>
+                  <w:tcMar>
+                    <w:top w:type="dxa" w:w="60"/>
+                    <w:left w:type="dxa" w:w="80"/>
+                    <w:bottom w:type="dxa" w:w="60"/>
+                    <w:right w:type="dxa" w:w="80"/>
+                  </w:tcMar>
+                  <w:vAlign w:val="center"/>
+                </w:tcPr>
+                <w:p>
+                  <w:pPr>
+                    <w:spacing w:after="0" w:line="280"/>
+                    <w:jc w:val="center"/>
+                  </w:pPr>
+                  <w:r>
+                    <w:rPr>
+                      <w:rFonts w:ascii="Times New Roman" w:cs="Times New Roman" w:eastAsia="SimSun" w:hAnsi="Times New Roman"/>
+                      <w:sz w:val="21"/>
+                      <w:szCs w:val="21"/>
+                    </w:rPr>
+                    <w:t xml:space="preserve">是</w:t>
+                  </w:r>
+                </w:p>
+              </w:tc>
+              <w:tc>
+                <w:tcPr>
+                  <w:tcW w:type="dxa" w:w="1700"/>
+                  <w:tcBorders>
+                    <w:top w:val="single" w:color="000000" w:sz="4"/>
+                    <w:left w:val="single" w:color="000000" w:sz="4"/>
+                    <w:bottom w:val="single" w:color="000000" w:sz="4"/>
+                    <w:right w:val="single" w:color="000000" w:sz="4"/>
+                  </w:tcBorders>
+                  <w:tcMar>
+                    <w:top w:type="dxa" w:w="60"/>
+                    <w:left w:type="dxa" w:w="80"/>
+                    <w:bottom w:type="dxa" w:w="60"/>
+                    <w:right w:type="dxa" w:w="80"/>
+                  </w:tcMar>
+                  <w:vAlign w:val="center"/>
+                </w:tcPr>
+                <w:p>
+                  <w:pPr>
+                    <w:spacing w:after="0" w:line="280"/>
+                    <w:jc w:val="center"/>
+                  </w:pPr>
+                  <w:r>
+                    <w:rPr>
+                      <w:rFonts w:ascii="Times New Roman" w:cs="Times New Roman" w:eastAsia="SimSun" w:hAnsi="Times New Roman"/>
+                      <w:sz w:val="21"/>
+                      <w:szCs w:val="21"/>
+                    </w:rPr>
+                    <w:t xml:space="preserve">是</w:t>
+                  </w:r>
+                </w:p>
+              </w:tc>
+              <w:tc>
+                <w:tcPr>
+                  <w:tcW w:type="dxa" w:w="1700"/>
+                  <w:tcBorders>
+                    <w:top w:val="single" w:color="000000" w:sz="4"/>
+                    <w:left w:val="single" w:color="000000" w:sz="4"/>
+                    <w:bottom w:val="single" w:color="000000" w:sz="4"/>
+                    <w:right w:val="single" w:color="000000" w:sz="4"/>
+                  </w:tcBorders>
+                  <w:tcMar>
+                    <w:top w:type="dxa" w:w="60"/>
+                    <w:left w:type="dxa" w:w="80"/>
+                    <w:bottom w:type="dxa" w:w="60"/>
+                    <w:right w:type="dxa" w:w="80"/>
+                  </w:tcMar>
+                  <w:vAlign w:val="center"/>
+                </w:tcPr>
+                <w:p>
+                  <w:pPr>
+                    <w:spacing w:after="0" w:line="280"/>
+                    <w:jc w:val="center"/>
+                  </w:pPr>
+                  <w:r>
+                    <w:rPr>
+                      <w:rFonts w:ascii="Times New Roman" w:cs="Times New Roman" w:eastAsia="SimSun" w:hAnsi="Times New Roman"/>
+                      <w:sz w:val="21"/>
+                      <w:szCs w:val="21"/>
+                    </w:rPr>
+                    <w:t xml:space="preserve">是</w:t>
+                  </w:r>
+                </w:p>
+              </w:tc>
+            </w:tr>
+            <w:tr>
+              <w:tc>
+                <w:tcPr>
+                  <w:tcW w:type="dxa" w:w="2200"/>
+                  <w:tcBorders>
+                    <w:top w:val="single" w:color="000000" w:sz="4"/>
+                    <w:left w:val="single" w:color="000000" w:sz="4"/>
+                    <w:bottom w:val="single" w:color="000000" w:sz="4"/>
+                    <w:right w:val="single" w:color="000000" w:sz="4"/>
+                  </w:tcBorders>
+                  <w:tcMar>
+                    <w:top w:type="dxa" w:w="60"/>
+                    <w:left w:type="dxa" w:w="80"/>
+                    <w:bottom w:type="dxa" w:w="60"/>
+                    <w:right w:type="dxa" w:w="80"/>
+                  </w:tcMar>
+                  <w:vAlign w:val="center"/>
+                </w:tcPr>
+                <w:p>
+                  <w:pPr>
+                    <w:spacing w:after="0" w:line="280"/>
+                    <w:jc w:val="left"/>
+                  </w:pPr>
+                  <w:r>
+                    <w:rPr>
+                      <w:rFonts w:ascii="Times New Roman" w:cs="Times New Roman" w:eastAsia="SimSun" w:hAnsi="Times New Roman"/>
+                      <w:sz w:val="21"/>
+                      <w:szCs w:val="21"/>
+                    </w:rPr>
+                    <w:t xml:space="preserve">公司固定效应</w:t>
+                  </w:r>
+                </w:p>
+              </w:tc>
+              <w:tc>
+                <w:tcPr>
+                  <w:tcW w:type="dxa" w:w="1700"/>
+                  <w:tcBorders>
+                    <w:top w:val="single" w:color="000000" w:sz="4"/>
+                    <w:left w:val="single" w:color="000000" w:sz="4"/>
+                    <w:bottom w:val="single" w:color="000000" w:sz="4"/>
+                    <w:right w:val="single" w:color="000000" w:sz="4"/>
+                  </w:tcBorders>
+                  <w:tcMar>
+                    <w:top w:type="dxa" w:w="60"/>
+                    <w:left w:type="dxa" w:w="80"/>
+                    <w:bottom w:type="dxa" w:w="60"/>
+                    <w:right w:type="dxa" w:w="80"/>
+                  </w:tcMar>
+                  <w:vAlign w:val="center"/>
+                </w:tcPr>
+                <w:p>
+                  <w:pPr>
+                    <w:spacing w:after="0" w:line="280"/>
+                    <w:jc w:val="center"/>
+                  </w:pPr>
+                  <w:r>
+                    <w:rPr>
+                      <w:rFonts w:ascii="Times New Roman" w:cs="Times New Roman" w:eastAsia="SimSun" w:hAnsi="Times New Roman"/>
+                      <w:sz w:val="21"/>
+                      <w:szCs w:val="21"/>
+                    </w:rPr>
+                    <w:t xml:space="preserve">是</w:t>
+                  </w:r>
+                </w:p>
+              </w:tc>
+              <w:tc>
+                <w:tcPr>
+                  <w:tcW w:type="dxa" w:w="1700"/>
+                  <w:tcBorders>
+                    <w:top w:val="single" w:color="000000" w:sz="4"/>
+                    <w:left w:val="single" w:color="000000" w:sz="4"/>
+                    <w:bottom w:val="single" w:color="000000" w:sz="4"/>
+                    <w:right w:val="single" w:color="000000" w:sz="4"/>
+                  </w:tcBorders>
+                  <w:tcMar>
+                    <w:top w:type="dxa" w:w="60"/>
+                    <w:left w:type="dxa" w:w="80"/>
+                    <w:bottom w:type="dxa" w:w="60"/>
+                    <w:right w:type="dxa" w:w="80"/>
+                  </w:tcMar>
+                  <w:vAlign w:val="center"/>
+                </w:tcPr>
+                <w:p>
+                  <w:pPr>
+                    <w:spacing w:after="0" w:line="280"/>
+                    <w:jc w:val="center"/>
+                  </w:pPr>
+                  <w:r>
+                    <w:rPr>
+                      <w:rFonts w:ascii="Times New Roman" w:cs="Times New Roman" w:eastAsia="SimSun" w:hAnsi="Times New Roman"/>
+                      <w:sz w:val="21"/>
+                      <w:szCs w:val="21"/>
+                    </w:rPr>
+                    <w:t xml:space="preserve">是</w:t>
+                  </w:r>
+                </w:p>
+              </w:tc>
+              <w:tc>
+                <w:tcPr>
+                  <w:tcW w:type="dxa" w:w="1700"/>
+                  <w:tcBorders>
+                    <w:top w:val="single" w:color="000000" w:sz="4"/>
+                    <w:left w:val="single" w:color="000000" w:sz="4"/>
+                    <w:bottom w:val="single" w:color="000000" w:sz="4"/>
+                    <w:right w:val="single" w:color="000000" w:sz="4"/>
+                  </w:tcBorders>
+                  <w:tcMar>
+                    <w:top w:type="dxa" w:w="60"/>
+                    <w:left w:type="dxa" w:w="80"/>
+                    <w:bottom w:type="dxa" w:w="60"/>
+                    <w:right w:type="dxa" w:w="80"/>
+                  </w:tcMar>
+                  <w:vAlign w:val="center"/>
+                </w:tcPr>
+                <w:p>
+                  <w:pPr>
+                    <w:spacing w:after="0" w:line="280"/>
+                    <w:jc w:val="center"/>
+                  </w:pPr>
+                  <w:r>
+                    <w:rPr>
+                      <w:rFonts w:ascii="Times New Roman" w:cs="Times New Roman" w:eastAsia="SimSun" w:hAnsi="Times New Roman"/>
+                      <w:sz w:val="21"/>
+                      <w:szCs w:val="21"/>
+                    </w:rPr>
+                    <w:t xml:space="preserve">是</w:t>
+                  </w:r>
+                </w:p>
+              </w:tc>
+              <w:tc>
+                <w:tcPr>
+                  <w:tcW w:type="dxa" w:w="1700"/>
+                  <w:tcBorders>
+                    <w:top w:val="single" w:color="000000" w:sz="4"/>
+                    <w:left w:val="single" w:color="000000" w:sz="4"/>
+                    <w:bottom w:val="single" w:color="000000" w:sz="4"/>
+                    <w:right w:val="single" w:color="000000" w:sz="4"/>
+                  </w:tcBorders>
+                  <w:tcMar>
+                    <w:top w:type="dxa" w:w="60"/>
+                    <w:left w:type="dxa" w:w="80"/>
+                    <w:bottom w:type="dxa" w:w="60"/>
+                    <w:right w:type="dxa" w:w="80"/>
+                  </w:tcMar>
+                  <w:vAlign w:val="center"/>
+                </w:tcPr>
+                <w:p>
+                  <w:pPr>
+                    <w:spacing w:after="0" w:line="280"/>
+                    <w:jc w:val="center"/>
+                  </w:pPr>
+                  <w:r>
+                    <w:rPr>
+                      <w:rFonts w:ascii="Times New Roman" w:cs="Times New Roman" w:eastAsia="SimSun" w:hAnsi="Times New Roman"/>
+                      <w:sz w:val="21"/>
+                      <w:szCs w:val="21"/>
+                    </w:rPr>
+                    <w:t xml:space="preserve">是</w:t>
+                  </w:r>
+                </w:p>
+              </w:tc>
+            </w:tr>
+            <w:tr>
+              <w:tc>
+                <w:tcPr>
+                  <w:tcW w:type="dxa" w:w="2200"/>
+                  <w:tcBorders>
+                    <w:top w:val="single" w:color="000000" w:sz="4"/>
+                    <w:left w:val="single" w:color="000000" w:sz="4"/>
+                    <w:bottom w:val="single" w:color="000000" w:sz="4"/>
+                    <w:right w:val="single" w:color="000000" w:sz="4"/>
+                  </w:tcBorders>
+                  <w:tcMar>
+                    <w:top w:type="dxa" w:w="60"/>
+                    <w:left w:type="dxa" w:w="80"/>
+                    <w:bottom w:type="dxa" w:w="60"/>
+                    <w:right w:type="dxa" w:w="80"/>
+                  </w:tcMar>
+                  <w:vAlign w:val="center"/>
+                </w:tcPr>
+                <w:p>
+                  <w:pPr>
+                    <w:spacing w:after="0" w:line="280"/>
+                    <w:jc w:val="left"/>
+                  </w:pPr>
+                  <w:r>
+                    <w:rPr>
+                      <w:rFonts w:ascii="Times New Roman" w:cs="Times New Roman" w:eastAsia="SimSun" w:hAnsi="Times New Roman"/>
+                      <w:sz w:val="21"/>
+                      <w:szCs w:val="21"/>
+                    </w:rPr>
+                    <w:t xml:space="preserve">年度固定效应</w:t>
+                  </w:r>
+                </w:p>
+              </w:tc>
+              <w:tc>
+                <w:tcPr>
+                  <w:tcW w:type="dxa" w:w="1700"/>
+                  <w:tcBorders>
+                    <w:top w:val="single" w:color="000000" w:sz="4"/>
+                    <w:left w:val="single" w:color="000000" w:sz="4"/>
+                    <w:bottom w:val="single" w:color="000000" w:sz="4"/>
+                    <w:right w:val="single" w:color="000000" w:sz="4"/>
+                  </w:tcBorders>
+                  <w:tcMar>
+                    <w:top w:type="dxa" w:w="60"/>
+                    <w:left w:type="dxa" w:w="80"/>
+                    <w:bottom w:type="dxa" w:w="60"/>
+                    <w:right w:type="dxa" w:w="80"/>
+                  </w:tcMar>
+                  <w:vAlign w:val="center"/>
+                </w:tcPr>
+                <w:p>
+                  <w:pPr>
+                    <w:spacing w:after="0" w:line="280"/>
+                    <w:jc w:val="center"/>
+                  </w:pPr>
+                  <w:r>
+                    <w:rPr>
+                      <w:rFonts w:ascii="Times New Roman" w:cs="Times New Roman" w:eastAsia="SimSun" w:hAnsi="Times New Roman"/>
+                      <w:sz w:val="21"/>
+                      <w:szCs w:val="21"/>
+                    </w:rPr>
+                    <w:t xml:space="preserve">是</w:t>
+                  </w:r>
+                </w:p>
+              </w:tc>
+              <w:tc>
+                <w:tcPr>
+                  <w:tcW w:type="dxa" w:w="1700"/>
+                  <w:tcBorders>
+                    <w:top w:val="single" w:color="000000" w:sz="4"/>
+                    <w:left w:val="single" w:color="000000" w:sz="4"/>
+                    <w:bottom w:val="single" w:color="000000" w:sz="4"/>
+                    <w:right w:val="single" w:color="000000" w:sz="4"/>
+                  </w:tcBorders>
+                  <w:tcMar>
+                    <w:top w:type="dxa" w:w="60"/>
+                    <w:left w:type="dxa" w:w="80"/>
+                    <w:bottom w:type="dxa" w:w="60"/>
+                    <w:right w:type="dxa" w:w="80"/>
+                  </w:tcMar>
+                  <w:vAlign w:val="center"/>
+                </w:tcPr>
+                <w:p>
+                  <w:pPr>
+                    <w:spacing w:after="0" w:line="280"/>
+                    <w:jc w:val="center"/>
+                  </w:pPr>
+                  <w:r>
+                    <w:rPr>
+                      <w:rFonts w:ascii="Times New Roman" w:cs="Times New Roman" w:eastAsia="SimSun" w:hAnsi="Times New Roman"/>
+                      <w:sz w:val="21"/>
+                      <w:szCs w:val="21"/>
+                    </w:rPr>
+                    <w:t xml:space="preserve">是</w:t>
+                  </w:r>
+                </w:p>
+              </w:tc>
+              <w:tc>
+                <w:tcPr>
+                  <w:tcW w:type="dxa" w:w="1700"/>
+                  <w:tcBorders>
+                    <w:top w:val="single" w:color="000000" w:sz="4"/>
+                    <w:left w:val="single" w:color="000000" w:sz="4"/>
+                    <w:bottom w:val="single" w:color="000000" w:sz="4"/>
+                    <w:right w:val="single" w:color="000000" w:sz="4"/>
+                  </w:tcBorders>
+                  <w:tcMar>
+                    <w:top w:type="dxa" w:w="60"/>
+                    <w:left w:type="dxa" w:w="80"/>
+                    <w:bottom w:type="dxa" w:w="60"/>
+                    <w:right w:type="dxa" w:w="80"/>
+                  </w:tcMar>
+                  <w:vAlign w:val="center"/>
+                </w:tcPr>
+                <w:p>
+                  <w:pPr>
+                    <w:spacing w:after="0" w:line="280"/>
+                    <w:jc w:val="center"/>
+                  </w:pPr>
+                  <w:r>
+                    <w:rPr>
+                      <w:rFonts w:ascii="Times New Roman" w:cs="Times New Roman" w:eastAsia="SimSun" w:hAnsi="Times New Roman"/>
+                      <w:sz w:val="21"/>
+                      <w:szCs w:val="21"/>
+                    </w:rPr>
+                    <w:t xml:space="preserve">否</w:t>
+                  </w:r>
+                </w:p>
+              </w:tc>
+              <w:tc>
+                <w:tcPr>
+                  <w:tcW w:type="dxa" w:w="1700"/>
+                  <w:tcBorders>
+                    <w:top w:val="single" w:color="000000" w:sz="4"/>
+                    <w:left w:val="single" w:color="000000" w:sz="4"/>
+                    <w:bottom w:val="single" w:color="000000" w:sz="4"/>
+                    <w:right w:val="single" w:color="000000" w:sz="4"/>
+                  </w:tcBorders>
+                  <w:tcMar>
+                    <w:top w:type="dxa" w:w="60"/>
+                    <w:left w:type="dxa" w:w="80"/>
+                    <w:bottom w:type="dxa" w:w="60"/>
+                    <w:right w:type="dxa" w:w="80"/>
+                  </w:tcMar>
+                  <w:vAlign w:val="center"/>
+                </w:tcPr>
+                <w:p>
+                  <w:pPr>
+                    <w:spacing w:after="0" w:line="280"/>
+                    <w:jc w:val="center"/>
+                  </w:pPr>
+                  <w:r>
+                    <w:rPr>
+                      <w:rFonts w:ascii="Times New Roman" w:cs="Times New Roman" w:eastAsia="SimSun" w:hAnsi="Times New Roman"/>
+                      <w:sz w:val="21"/>
+                      <w:szCs w:val="21"/>
+                    </w:rPr>
+                    <w:t xml:space="preserve">是</w:t>
+                  </w:r>
+                </w:p>
+              </w:tc>
+            </w:tr>
+            <w:tr>
+              <w:tc>
+                <w:tcPr>
+                  <w:tcW w:type="dxa" w:w="2200"/>
+                  <w:tcBorders>
+                    <w:top w:val="single" w:color="000000" w:sz="4"/>
+                    <w:left w:val="single" w:color="000000" w:sz="4"/>
+                    <w:bottom w:val="single" w:color="000000" w:sz="4"/>
+                    <w:right w:val="single" w:color="000000" w:sz="4"/>
+                  </w:tcBorders>
+                  <w:tcMar>
+                    <w:top w:type="dxa" w:w="60"/>
+                    <w:left w:type="dxa" w:w="80"/>
+                    <w:bottom w:type="dxa" w:w="60"/>
+                    <w:right w:type="dxa" w:w="80"/>
+                  </w:tcMar>
+                  <w:vAlign w:val="center"/>
+                </w:tcPr>
+                <w:p>
+                  <w:pPr>
+                    <w:spacing w:after="0" w:line="280"/>
+                    <w:jc w:val="left"/>
+                  </w:pPr>
+                  <w:r>
+                    <w:rPr>
+                      <w:rFonts w:ascii="Times New Roman" w:cs="Times New Roman" w:eastAsia="SimSun" w:hAnsi="Times New Roman"/>
+                      <w:sz w:val="21"/>
+                      <w:szCs w:val="21"/>
+                    </w:rPr>
+                    <w:t xml:space="preserve">行业×年度固定效应</w:t>
+                  </w:r>
+                </w:p>
+              </w:tc>
+              <w:tc>
+                <w:tcPr>
+                  <w:tcW w:type="dxa" w:w="1700"/>
+                  <w:tcBorders>
+                    <w:top w:val="single" w:color="000000" w:sz="4"/>
+                    <w:left w:val="single" w:color="000000" w:sz="4"/>
+                    <w:bottom w:val="single" w:color="000000" w:sz="4"/>
+                    <w:right w:val="single" w:color="000000" w:sz="4"/>
+                  </w:tcBorders>
+                  <w:tcMar>
+                    <w:top w:type="dxa" w:w="60"/>
+                    <w:left w:type="dxa" w:w="80"/>
+                    <w:bottom w:type="dxa" w:w="60"/>
+                    <w:right w:type="dxa" w:w="80"/>
+                  </w:tcMar>
+                  <w:vAlign w:val="center"/>
+                </w:tcPr>
+                <w:p>
+                  <w:pPr>
+                    <w:spacing w:after="0" w:line="280"/>
+                    <w:jc w:val="center"/>
+                  </w:pPr>
+                  <w:r>
+                    <w:rPr>
+                      <w:rFonts w:ascii="Times New Roman" w:cs="Times New Roman" w:eastAsia="SimSun" w:hAnsi="Times New Roman"/>
+                      <w:sz w:val="21"/>
+                      <w:szCs w:val="21"/>
+                    </w:rPr>
+                    <w:t xml:space="preserve">否</w:t>
+                  </w:r>
+                </w:p>
+              </w:tc>
+              <w:tc>
+                <w:tcPr>
+                  <w:tcW w:type="dxa" w:w="1700"/>
+                  <w:tcBorders>
+                    <w:top w:val="single" w:color="000000" w:sz="4"/>
+                    <w:left w:val="single" w:color="000000" w:sz="4"/>
+                    <w:bottom w:val="single" w:color="000000" w:sz="4"/>
+                    <w:right w:val="single" w:color="000000" w:sz="4"/>
+                  </w:tcBorders>
+                  <w:tcMar>
+                    <w:top w:type="dxa" w:w="60"/>
+                    <w:left w:type="dxa" w:w="80"/>
+                    <w:bottom w:type="dxa" w:w="60"/>
+                    <w:right w:type="dxa" w:w="80"/>
+                  </w:tcMar>
+                  <w:vAlign w:val="center"/>
+                </w:tcPr>
+                <w:p>
+                  <w:pPr>
+                    <w:spacing w:after="0" w:line="280"/>
+                    <w:jc w:val="center"/>
+                  </w:pPr>
+                  <w:r>
+                    <w:rPr>
+                      <w:rFonts w:ascii="Times New Roman" w:cs="Times New Roman" w:eastAsia="SimSun" w:hAnsi="Times New Roman"/>
+                      <w:sz w:val="21"/>
+                      <w:szCs w:val="21"/>
+                    </w:rPr>
+                    <w:t xml:space="preserve">否</w:t>
+                  </w:r>
+                </w:p>
+              </w:tc>
+              <w:tc>
+                <w:tcPr>
+                  <w:tcW w:type="dxa" w:w="1700"/>
+                  <w:tcBorders>
+                    <w:top w:val="single" w:color="000000" w:sz="4"/>
+                    <w:left w:val="single" w:color="000000" w:sz="4"/>
+                    <w:bottom w:val="single" w:color="000000" w:sz="4"/>
+                    <w:right w:val="single" w:color="000000" w:sz="4"/>
+                  </w:tcBorders>
+                  <w:tcMar>
+                    <w:top w:type="dxa" w:w="60"/>
+                    <w:left w:type="dxa" w:w="80"/>
+                    <w:bottom w:type="dxa" w:w="60"/>
+                    <w:right w:type="dxa" w:w="80"/>
+                  </w:tcMar>
+                  <w:vAlign w:val="center"/>
+                </w:tcPr>
+                <w:p>
+                  <w:pPr>
+                    <w:spacing w:after="0" w:line="280"/>
+                    <w:jc w:val="center"/>
+                  </w:pPr>
+                  <w:r>
+                    <w:rPr>
+                      <w:rFonts w:ascii="Times New Roman" w:cs="Times New Roman" w:eastAsia="SimSun" w:hAnsi="Times New Roman"/>
+                      <w:sz w:val="21"/>
+                      <w:szCs w:val="21"/>
+                    </w:rPr>
+                    <w:t xml:space="preserve">是</w:t>
+                  </w:r>
+                </w:p>
+              </w:tc>
+              <w:tc>
+                <w:tcPr>
+                  <w:tcW w:type="dxa" w:w="1700"/>
+                  <w:tcBorders>
+                    <w:top w:val="single" w:color="000000" w:sz="4"/>
+                    <w:left w:val="single" w:color="000000" w:sz="4"/>
+                    <w:bottom w:val="single" w:color="000000" w:sz="4"/>
+                    <w:right w:val="single" w:color="000000" w:sz="4"/>
+                  </w:tcBorders>
+                  <w:tcMar>
+                    <w:top w:type="dxa" w:w="60"/>
+                    <w:left w:type="dxa" w:w="80"/>
+                    <w:bottom w:type="dxa" w:w="60"/>
+                    <w:right w:type="dxa" w:w="80"/>
+                  </w:tcMar>
+                  <w:vAlign w:val="center"/>
+                </w:tcPr>
+                <w:p>
+                  <w:pPr>
+                    <w:spacing w:after="0" w:line="280"/>
+                    <w:jc w:val="center"/>
+                  </w:pPr>
+                  <w:r>
+                    <w:rPr>
+                      <w:rFonts w:ascii="Times New Roman" w:cs="Times New Roman" w:eastAsia="SimSun" w:hAnsi="Times New Roman"/>
+                      <w:sz w:val="21"/>
+                      <w:szCs w:val="21"/>
+                    </w:rPr>
+                    <w:t xml:space="preserve">否</w:t>
+                  </w:r>
+                </w:p>
+              </w:tc>
+            </w:tr>
+            <w:tr>
+              <w:tc>
+                <w:tcPr>
+                  <w:tcW w:type="dxa" w:w="2200"/>
+                  <w:tcBorders>
+                    <w:top w:val="single" w:color="000000" w:sz="4"/>
+                    <w:left w:val="single" w:color="000000" w:sz="4"/>
+                    <w:bottom w:val="single" w:color="000000" w:sz="4"/>
+                    <w:right w:val="single" w:color="000000" w:sz="4"/>
+                  </w:tcBorders>
+                  <w:tcMar>
+                    <w:top w:type="dxa" w:w="60"/>
+                    <w:left w:type="dxa" w:w="80"/>
+                    <w:bottom w:type="dxa" w:w="60"/>
+                    <w:right w:type="dxa" w:w="80"/>
+                  </w:tcMar>
+                  <w:vAlign w:val="center"/>
+                </w:tcPr>
+                <w:p>
+                  <w:pPr>
+                    <w:spacing w:after="0" w:line="280"/>
+                    <w:jc w:val="left"/>
+                  </w:pPr>
+                  <w:r>
+                    <w:rPr>
+                      <w:rFonts w:ascii="Times New Roman" w:cs="Times New Roman" w:eastAsia="SimSun" w:hAnsi="Times New Roman"/>
+                      <w:sz w:val="21"/>
+                      <w:szCs w:val="21"/>
+                    </w:rPr>
+                    <w:t xml:space="preserve">上市年数固定效应</w:t>
+                  </w:r>
+                </w:p>
+              </w:tc>
+              <w:tc>
+                <w:tcPr>
+                  <w:tcW w:type="dxa" w:w="1700"/>
+                  <w:tcBorders>
+                    <w:top w:val="single" w:color="000000" w:sz="4"/>
+                    <w:left w:val="single" w:color="000000" w:sz="4"/>
+                    <w:bottom w:val="single" w:color="000000" w:sz="4"/>
+                    <w:right w:val="single" w:color="000000" w:sz="4"/>
+                  </w:tcBorders>
+                  <w:tcMar>
+                    <w:top w:type="dxa" w:w="60"/>
+                    <w:left w:type="dxa" w:w="80"/>
+                    <w:bottom w:type="dxa" w:w="60"/>
+                    <w:right w:type="dxa" w:w="80"/>
+                  </w:tcMar>
+                  <w:vAlign w:val="center"/>
+                </w:tcPr>
+                <w:p>
+                  <w:pPr>
+                    <w:spacing w:after="0" w:line="280"/>
+                    <w:jc w:val="center"/>
+                  </w:pPr>
+                  <w:r>
+                    <w:rPr>
+                      <w:rFonts w:ascii="Times New Roman" w:cs="Times New Roman" w:eastAsia="SimSun" w:hAnsi="Times New Roman"/>
+                      <w:sz w:val="21"/>
+                      <w:szCs w:val="21"/>
+                    </w:rPr>
+                    <w:t xml:space="preserve">否</w:t>
+                  </w:r>
+                </w:p>
+              </w:tc>
+              <w:tc>
+                <w:tcPr>
+                  <w:tcW w:type="dxa" w:w="1700"/>
+                  <w:tcBorders>
+                    <w:top w:val="single" w:color="000000" w:sz="4"/>
+                    <w:left w:val="single" w:color="000000" w:sz="4"/>
+                    <w:bottom w:val="single" w:color="000000" w:sz="4"/>
+                    <w:right w:val="single" w:color="000000" w:sz="4"/>
+                  </w:tcBorders>
+                  <w:tcMar>
+                    <w:top w:type="dxa" w:w="60"/>
+                    <w:left w:type="dxa" w:w="80"/>
+                    <w:bottom w:type="dxa" w:w="60"/>
+                    <w:right w:type="dxa" w:w="80"/>
+                  </w:tcMar>
+                  <w:vAlign w:val="center"/>
+                </w:tcPr>
+                <w:p>
+                  <w:pPr>
+                    <w:spacing w:after="0" w:line="280"/>
+                    <w:jc w:val="center"/>
+                  </w:pPr>
+                  <w:r>
+                    <w:rPr>
+                      <w:rFonts w:ascii="Times New Roman" w:cs="Times New Roman" w:eastAsia="SimSun" w:hAnsi="Times New Roman"/>
+                      <w:sz w:val="21"/>
+                      <w:szCs w:val="21"/>
+                    </w:rPr>
+                    <w:t xml:space="preserve">否</w:t>
+                  </w:r>
+                </w:p>
+              </w:tc>
+              <w:tc>
+                <w:tcPr>
+                  <w:tcW w:type="dxa" w:w="1700"/>
+                  <w:tcBorders>
+                    <w:top w:val="single" w:color="000000" w:sz="4"/>
+                    <w:left w:val="single" w:color="000000" w:sz="4"/>
+                    <w:bottom w:val="single" w:color="000000" w:sz="4"/>
+                    <w:right w:val="single" w:color="000000" w:sz="4"/>
+                  </w:tcBorders>
+                  <w:tcMar>
+                    <w:top w:type="dxa" w:w="60"/>
+                    <w:left w:type="dxa" w:w="80"/>
+                    <w:bottom w:type="dxa" w:w="60"/>
+                    <w:right w:type="dxa" w:w="80"/>
+                  </w:tcMar>
+                  <w:vAlign w:val="center"/>
+                </w:tcPr>
+                <w:p>
+                  <w:pPr>
+                    <w:spacing w:after="0" w:line="280"/>
+                    <w:jc w:val="center"/>
+                  </w:pPr>
+                  <w:r>
+                    <w:rPr>
+                      <w:rFonts w:ascii="Times New Roman" w:cs="Times New Roman" w:eastAsia="SimSun" w:hAnsi="Times New Roman"/>
+                      <w:sz w:val="21"/>
+                      <w:szCs w:val="21"/>
+                    </w:rPr>
+                    <w:t xml:space="preserve">否</w:t>
+                  </w:r>
+                </w:p>
+              </w:tc>
+              <w:tc>
+                <w:tcPr>
+                  <w:tcW w:type="dxa" w:w="1700"/>
+                  <w:tcBorders>
+                    <w:top w:val="single" w:color="000000" w:sz="4"/>
+                    <w:left w:val="single" w:color="000000" w:sz="4"/>
+                    <w:bottom w:val="single" w:color="000000" w:sz="4"/>
+                    <w:right w:val="single" w:color="000000" w:sz="4"/>
+                  </w:tcBorders>
+                  <w:tcMar>
+                    <w:top w:type="dxa" w:w="60"/>
+                    <w:left w:type="dxa" w:w="80"/>
+                    <w:bottom w:type="dxa" w:w="60"/>
+                    <w:right w:type="dxa" w:w="80"/>
+                  </w:tcMar>
+                  <w:vAlign w:val="center"/>
+                </w:tcPr>
+                <w:p>
+                  <w:pPr>
+                    <w:spacing w:after="0" w:line="280"/>
+                    <w:jc w:val="center"/>
+                  </w:pPr>
+                  <w:r>
+                    <w:rPr>
+                      <w:rFonts w:ascii="Times New Roman" w:cs="Times New Roman" w:eastAsia="SimSun" w:hAnsi="Times New Roman"/>
+                      <w:sz w:val="21"/>
+                      <w:szCs w:val="21"/>
+                    </w:rPr>
+                    <w:t xml:space="preserve">是</w:t>
+                  </w:r>
+                </w:p>
+              </w:tc>
+            </w:tr>
+            <w:tr>
+              <w:tc>
+                <w:tcPr>
+                  <w:tcW w:type="dxa" w:w="2200"/>
+                  <w:tcBorders>
+                    <w:top w:val="single" w:color="000000" w:sz="4"/>
+                    <w:left w:val="single" w:color="000000" w:sz="4"/>
+                    <w:bottom w:val="single" w:color="000000" w:sz="4"/>
+                    <w:right w:val="single" w:color="000000" w:sz="4"/>
+                  </w:tcBorders>
+                  <w:tcMar>
+                    <w:top w:type="dxa" w:w="60"/>
+                    <w:left w:type="dxa" w:w="80"/>
+                    <w:bottom w:type="dxa" w:w="60"/>
+                    <w:right w:type="dxa" w:w="80"/>
+                  </w:tcMar>
+                  <w:vAlign w:val="center"/>
+                </w:tcPr>
+                <w:p>
+                  <w:pPr>
+                    <w:spacing w:after="0" w:line="280"/>
+                    <w:jc w:val="left"/>
+                  </w:pPr>
+                  <w:r>
+                    <w:rPr>
+                      <w:rFonts w:ascii="Times New Roman" w:cs="Times New Roman" w:eastAsia="SimSun" w:hAnsi="Times New Roman"/>
+                      <w:sz w:val="21"/>
+                      <w:szCs w:val="21"/>
+                    </w:rPr>
+                    <w:t xml:space="preserve">调整R²</w:t>
+                  </w:r>
+                </w:p>
+              </w:tc>
+              <w:tc>
+                <w:tcPr>
+                  <w:tcW w:type="dxa" w:w="1700"/>
+                  <w:tcBorders>
+                    <w:top w:val="single" w:color="000000" w:sz="4"/>
+                    <w:left w:val="single" w:color="000000" w:sz="4"/>
+                    <w:bottom w:val="single" w:color="000000" w:sz="4"/>
+                    <w:right w:val="single" w:color="000000" w:sz="4"/>
+                  </w:tcBorders>
+                  <w:tcMar>
+                    <w:top w:type="dxa" w:w="60"/>
+                    <w:left w:type="dxa" w:w="80"/>
+                    <w:bottom w:type="dxa" w:w="60"/>
+                    <w:right w:type="dxa" w:w="80"/>
+                  </w:tcMar>
+                  <w:vAlign w:val="center"/>
+                </w:tcPr>
+                <w:p>
+                  <w:pPr>
+                    <w:spacing w:after="0" w:line="280"/>
+                    <w:jc w:val="center"/>
+                  </w:pPr>
+                  <w:r>
+                    <w:rPr>
+                      <w:rFonts w:ascii="Times New Roman" w:cs="Times New Roman" w:eastAsia="SimSun" w:hAnsi="Times New Roman"/>
+                      <w:sz w:val="21"/>
+                      <w:szCs w:val="21"/>
+                    </w:rPr>
+                    <w:t xml:space="preserve">0.488</w:t>
+                  </w:r>
+                </w:p>
+              </w:tc>
+              <w:tc>
+                <w:tcPr>
+                  <w:tcW w:type="dxa" w:w="1700"/>
+                  <w:tcBorders>
+                    <w:top w:val="single" w:color="000000" w:sz="4"/>
+                    <w:left w:val="single" w:color="000000" w:sz="4"/>
+                    <w:bottom w:val="single" w:color="000000" w:sz="4"/>
+                    <w:right w:val="single" w:color="000000" w:sz="4"/>
+                  </w:tcBorders>
+                  <w:tcMar>
+                    <w:top w:type="dxa" w:w="60"/>
+                    <w:left w:type="dxa" w:w="80"/>
+                    <w:bottom w:type="dxa" w:w="60"/>
+                    <w:right w:type="dxa" w:w="80"/>
+                  </w:tcMar>
+                  <w:vAlign w:val="center"/>
+                </w:tcPr>
+                <w:p>
+                  <w:pPr>
+                    <w:spacing w:after="0" w:line="280"/>
+                    <w:jc w:val="center"/>
+                  </w:pPr>
+                  <w:r>
+                    <w:rPr>
+                      <w:rFonts w:ascii="Times New Roman" w:cs="Times New Roman" w:eastAsia="SimSun" w:hAnsi="Times New Roman"/>
+                      <w:sz w:val="21"/>
+                      <w:szCs w:val="21"/>
+                    </w:rPr>
+                    <w:t xml:space="preserve">0.598</w:t>
+                  </w:r>
+                </w:p>
+              </w:tc>
+              <w:tc>
+                <w:tcPr>
+                  <w:tcW w:type="dxa" w:w="1700"/>
+                  <w:tcBorders>
+                    <w:top w:val="single" w:color="000000" w:sz="4"/>
+                    <w:left w:val="single" w:color="000000" w:sz="4"/>
+                    <w:bottom w:val="single" w:color="000000" w:sz="4"/>
+                    <w:right w:val="single" w:color="000000" w:sz="4"/>
+                  </w:tcBorders>
+                  <w:tcMar>
+                    <w:top w:type="dxa" w:w="60"/>
+                    <w:left w:type="dxa" w:w="80"/>
+                    <w:bottom w:type="dxa" w:w="60"/>
+                    <w:right w:type="dxa" w:w="80"/>
+                  </w:tcMar>
+                  <w:vAlign w:val="center"/>
+                </w:tcPr>
+                <w:p>
+                  <w:pPr>
+                    <w:spacing w:after="0" w:line="280"/>
+                    <w:jc w:val="center"/>
+                  </w:pPr>
+                  <w:r>
+                    <w:rPr>
+                      <w:rFonts w:ascii="Times New Roman" w:cs="Times New Roman" w:eastAsia="SimSun" w:hAnsi="Times New Roman"/>
+                      <w:sz w:val="21"/>
+                      <w:szCs w:val="21"/>
+                    </w:rPr>
+                    <w:t xml:space="preserve">0.601</w:t>
+                  </w:r>
+                </w:p>
+              </w:tc>
+              <w:tc>
+                <w:tcPr>
+                  <w:tcW w:type="dxa" w:w="1700"/>
+                  <w:tcBorders>
+                    <w:top w:val="single" w:color="000000" w:sz="4"/>
+                    <w:left w:val="single" w:color="000000" w:sz="4"/>
+                    <w:bottom w:val="single" w:color="000000" w:sz="4"/>
+                    <w:right w:val="single" w:color="000000" w:sz="4"/>
+                  </w:tcBorders>
+                  <w:tcMar>
+                    <w:top w:type="dxa" w:w="60"/>
+                    <w:left w:type="dxa" w:w="80"/>
+                    <w:bottom w:type="dxa" w:w="60"/>
+                    <w:right w:type="dxa" w:w="80"/>
+                  </w:tcMar>
+                  <w:vAlign w:val="center"/>
+                </w:tcPr>
+                <w:p>
+                  <w:pPr>
+                    <w:spacing w:after="0" w:line="280"/>
+                    <w:jc w:val="center"/>
+                  </w:pPr>
+                  <w:r>
+                    <w:rPr>
+                      <w:rFonts w:ascii="Times New Roman" w:cs="Times New Roman" w:eastAsia="SimSun" w:hAnsi="Times New Roman"/>
+                      <w:sz w:val="21"/>
+                      <w:szCs w:val="21"/>
+                    </w:rPr>
+                    <w:t xml:space="preserve">0.599</w:t>
+                  </w:r>
+                </w:p>
+              </w:tc>
+            </w:tr>
+            <w:tr>
+              <w:tc>
+                <w:tcPr>
+                  <w:tcW w:type="dxa" w:w="2200"/>
+                  <w:tcBorders>
+                    <w:top w:val="single" w:color="000000" w:sz="4"/>
+                    <w:left w:val="single" w:color="000000" w:sz="4"/>
+                    <w:bottom w:val="single" w:color="000000" w:sz="4"/>
+                    <w:right w:val="single" w:color="000000" w:sz="4"/>
+                  </w:tcBorders>
+                  <w:tcMar>
+                    <w:top w:type="dxa" w:w="60"/>
+                    <w:left w:type="dxa" w:w="80"/>
+                    <w:bottom w:type="dxa" w:w="60"/>
+                    <w:right w:type="dxa" w:w="80"/>
+                  </w:tcMar>
+                  <w:vAlign w:val="center"/>
+                </w:tcPr>
+                <w:p>
+                  <w:pPr>
+                    <w:spacing w:after="0" w:line="280"/>
+                    <w:jc w:val="left"/>
+                  </w:pPr>
+                  <w:r>
+                    <w:rPr>
+                      <w:rFonts w:ascii="Times New Roman" w:cs="Times New Roman" w:eastAsia="SimSun" w:hAnsi="Times New Roman"/>
+                      <w:sz w:val="21"/>
+                      <w:szCs w:val="21"/>
+                    </w:rPr>
+                    <w:t xml:space="preserve">观测值</w:t>
+                  </w:r>
+                </w:p>
+              </w:tc>
+              <w:tc>
+                <w:tcPr>
+                  <w:tcW w:type="dxa" w:w="1700"/>
+                  <w:tcBorders>
+                    <w:top w:val="single" w:color="000000" w:sz="4"/>
+                    <w:left w:val="single" w:color="000000" w:sz="4"/>
+                    <w:bottom w:val="single" w:color="000000" w:sz="4"/>
+                    <w:right w:val="single" w:color="000000" w:sz="4"/>
+                  </w:tcBorders>
+                  <w:tcMar>
+                    <w:top w:type="dxa" w:w="60"/>
+                    <w:left w:type="dxa" w:w="80"/>
+                    <w:bottom w:type="dxa" w:w="60"/>
+                    <w:right w:type="dxa" w:w="80"/>
+                  </w:tcMar>
+                  <w:vAlign w:val="center"/>
+                </w:tcPr>
+                <w:p>
+                  <w:pPr>
+                    <w:spacing w:after="0" w:line="280"/>
+                    <w:jc w:val="center"/>
+                  </w:pPr>
+                  <w:r>
+                    <w:rPr>
+                      <w:rFonts w:ascii="Times New Roman" w:cs="Times New Roman" w:eastAsia="SimSun" w:hAnsi="Times New Roman"/>
+                      <w:sz w:val="21"/>
+                      <w:szCs w:val="21"/>
+                    </w:rPr>
+                    <w:t xml:space="preserve">52,525</w:t>
+                  </w:r>
+                </w:p>
+              </w:tc>
+              <w:tc>
+                <w:tcPr>
+                  <w:tcW w:type="dxa" w:w="1700"/>
+                  <w:tcBorders>
+                    <w:top w:val="single" w:color="000000" w:sz="4"/>
+                    <w:left w:val="single" w:color="000000" w:sz="4"/>
+                    <w:bottom w:val="single" w:color="000000" w:sz="4"/>
+                    <w:right w:val="single" w:color="000000" w:sz="4"/>
+                  </w:tcBorders>
+                  <w:tcMar>
+                    <w:top w:type="dxa" w:w="60"/>
+                    <w:left w:type="dxa" w:w="80"/>
+                    <w:bottom w:type="dxa" w:w="60"/>
+                    <w:right w:type="dxa" w:w="80"/>
+                  </w:tcMar>
+                  <w:vAlign w:val="center"/>
+                </w:tcPr>
+                <w:p>
+                  <w:pPr>
+                    <w:spacing w:after="0" w:line="280"/>
+                    <w:jc w:val="center"/>
+                  </w:pPr>
+                  <w:r>
+                    <w:rPr>
+                      <w:rFonts w:ascii="Times New Roman" w:cs="Times New Roman" w:eastAsia="SimSun" w:hAnsi="Times New Roman"/>
+                      <w:sz w:val="21"/>
+                      <w:szCs w:val="21"/>
+                    </w:rPr>
+                    <w:t xml:space="preserve">52,525</w:t>
+                  </w:r>
+                </w:p>
+              </w:tc>
+              <w:tc>
+                <w:tcPr>
+                  <w:tcW w:type="dxa" w:w="1700"/>
+                  <w:tcBorders>
+                    <w:top w:val="single" w:color="000000" w:sz="4"/>
+                    <w:left w:val="single" w:color="000000" w:sz="4"/>
+                    <w:bottom w:val="single" w:color="000000" w:sz="4"/>
+                    <w:right w:val="single" w:color="000000" w:sz="4"/>
+                  </w:tcBorders>
+                  <w:tcMar>
+                    <w:top w:type="dxa" w:w="60"/>
+                    <w:left w:type="dxa" w:w="80"/>
+                    <w:bottom w:type="dxa" w:w="60"/>
+                    <w:right w:type="dxa" w:w="80"/>
+                  </w:tcMar>
+                  <w:vAlign w:val="center"/>
+                </w:tcPr>
+                <w:p>
+                  <w:pPr>
+                    <w:spacing w:after="0" w:line="280"/>
+                    <w:jc w:val="center"/>
+                  </w:pPr>
+                  <w:r>
+                    <w:rPr>
+                      <w:rFonts w:ascii="Times New Roman" w:cs="Times New Roman" w:eastAsia="SimSun" w:hAnsi="Times New Roman"/>
+                      <w:sz w:val="21"/>
+                      <w:szCs w:val="21"/>
+                    </w:rPr>
+                    <w:t xml:space="preserve">52,518</w:t>
+                  </w:r>
+                </w:p>
+              </w:tc>
+              <w:tc>
+                <w:tcPr>
+                  <w:tcW w:type="dxa" w:w="1700"/>
+                  <w:tcBorders>
+                    <w:top w:val="single" w:color="000000" w:sz="4"/>
+                    <w:left w:val="single" w:color="000000" w:sz="4"/>
+                    <w:bottom w:val="single" w:color="000000" w:sz="4"/>
+                    <w:right w:val="single" w:color="000000" w:sz="4"/>
+                  </w:tcBorders>
+                  <w:tcMar>
+                    <w:top w:type="dxa" w:w="60"/>
+                    <w:left w:type="dxa" w:w="80"/>
+                    <w:bottom w:type="dxa" w:w="60"/>
+                    <w:right w:type="dxa" w:w="80"/>
+                  </w:tcMar>
+                  <w:vAlign w:val="center"/>
+                </w:tcPr>
+                <w:p>
+                  <w:pPr>
+                    <w:spacing w:after="0" w:line="280"/>
+                    <w:jc w:val="center"/>
+                  </w:pPr>
+                  <w:r>
+                    <w:rPr>
+                      <w:rFonts w:ascii="Times New Roman" w:cs="Times New Roman" w:eastAsia="SimSun" w:hAnsi="Times New Roman"/>
+                      <w:sz w:val="21"/>
+                      <w:szCs w:val="21"/>
+                    </w:rPr>
+                    <w:t xml:space="preserve">52,525</w:t>
+                  </w:r>
+                </w:p>
+              </w:tc>
+            </w:tr>
+          </w:tbl>
+          <w:p>
+            <w:pPr>
+              <w:spacing/>
+            </w:pPr>
+            <w:r>
+              <w:rPr>
+                <w:rFonts w:ascii="宋体" w:cs="SimSun" w:eastAsia="宋体" w:hAnsi="宋体"/>
+                <w:b w:val="0"/>
+                <w:sz w:val="21"/>
+                <w:szCs w:val="22"/>
+              </w:rPr>
+              <w:t xml:space="preserve">注：被解释变量为Cash；括号内为公司层面聚类稳健标准误；***、**、*分别表示1%、5%、10%显著水平；连续变量经上下1%缩尾。下表同。</w:t>
+            </w:r>
+          </w:p>
+          <w:p>
+            <w:pPr>
+              <w:spacing/>
+              <w:ind w:firstLine="420"/>
+            </w:pPr>
+            <w:r>
+              <w:rPr>
+                <w:rFonts w:ascii="宋体" w:cs="SimSun" w:eastAsia="宋体" w:hAnsi="宋体"/>
+                <w:sz w:val="21"/>
+                <w:szCs w:val="22"/>
+              </w:rPr>
+              <w:t xml:space="preserve">李常青等（2018b）基于2013—2015年季度数据发现，控股股东股权质押比例与现金持有呈U型关系。为便于比较，表7列(1)、(2)沿用其混合回归口径，列(3)、(4)进一步控制公司固定效应。结果显示，按原文口径可以复现U型关系，拐点约为0.54，与原文报告的约55%基本一致；但控制公司固定效应后，平方项在2013—2015年样本中不再显著，全样本中U型右端的斜率亦不显著，U型检验不成立（Lind和Mehlum，2010）。这意味着既有文献发现的U型上升段可能主要反映高质押公司与其他公司之间的固有差异，而非同一公司质押加深后增持现金的行为，这一问题将在正文中进一步检验。</w:t>
+            </w:r>
+          </w:p>
+          <w:p>
+            <w:pPr>
+              <w:spacing/>
+            </w:pPr>
+            <w:r>
+              <w:rPr>
+                <w:rFonts w:ascii="宋体" w:cs="SimSun" w:eastAsia="宋体" w:hAnsi="宋体"/>
+                <w:b/>
+                <w:bCs/>
+                <w:sz w:val="21"/>
+                <w:szCs w:val="22"/>
+              </w:rPr>
+              <w:t xml:space="preserve">表7　U型关系复现：混合回归与公司固定效应的比较</w:t>
+            </w:r>
+          </w:p>
+          <w:tbl>
+            <w:tblPr>
+              <w:tblW w:type="dxa" w:w="9000"/>
+              <w:jc w:val="center"/>
+            </w:tblPr>
+            <w:tblGrid>
+              <w:gridCol w:w="2200"/>
+              <w:gridCol w:w="1700"/>
+              <w:gridCol w:w="1700"/>
+              <w:gridCol w:w="1700"/>
+              <w:gridCol w:w="1700"/>
+            </w:tblGrid>
+            <w:tr>
+              <w:tc>
+                <w:tcPr>
+                  <w:tcW w:type="dxa" w:w="2200"/>
+                  <w:tcBorders>
+                    <w:top w:val="single" w:color="000000" w:sz="4"/>
+                    <w:left w:val="single" w:color="000000" w:sz="4"/>
+                    <w:bottom w:val="single" w:color="000000" w:sz="4"/>
+                    <w:right w:val="single" w:color="000000" w:sz="4"/>
+                  </w:tcBorders>
+                  <w:shd w:fill="F2F2F2" w:val="clear"/>
+                  <w:tcMar>
+                    <w:top w:type="dxa" w:w="60"/>
+                    <w:left w:type="dxa" w:w="80"/>
+                    <w:bottom w:type="dxa" w:w="60"/>
+                    <w:right w:type="dxa" w:w="80"/>
+                  </w:tcMar>
+                  <w:vAlign w:val="center"/>
+                </w:tcPr>
+                <w:p>
+                  <w:pPr>
+                    <w:spacing w:after="0" w:line="280"/>
+                    <w:jc w:val="left"/>
+                  </w:pPr>
+                  <w:r>
+                    <w:rPr>
+                      <w:rFonts w:ascii="Times New Roman" w:cs="Times New Roman" w:eastAsia="SimSun" w:hAnsi="Times New Roman"/>
+                      <w:b/>
+                      <w:bCs/>
+                      <w:sz w:val="21"/>
+                      <w:szCs w:val="21"/>
+                    </w:rPr>
+                    <w:t xml:space="preserve">变量</w:t>
+                  </w:r>
+                </w:p>
+              </w:tc>
+              <w:tc>
+                <w:tcPr>
+                  <w:tcW w:type="dxa" w:w="1700"/>
+                  <w:tcBorders>
+                    <w:top w:val="single" w:color="000000" w:sz="4"/>
+                    <w:left w:val="single" w:color="000000" w:sz="4"/>
+                    <w:bottom w:val="single" w:color="000000" w:sz="4"/>
+                    <w:right w:val="single" w:color="000000" w:sz="4"/>
+                  </w:tcBorders>
+                  <w:shd w:fill="F2F2F2" w:val="clear"/>
+                  <w:tcMar>
+                    <w:top w:type="dxa" w:w="60"/>
+                    <w:left w:type="dxa" w:w="80"/>
+                    <w:bottom w:type="dxa" w:w="60"/>
+                    <w:right w:type="dxa" w:w="80"/>
+                  </w:tcMar>
+                  <w:vAlign w:val="center"/>
+                </w:tcPr>
+                <w:p>
+                  <w:pPr>
+                    <w:spacing w:after="0" w:line="280"/>
+                    <w:jc w:val="center"/>
+                  </w:pPr>
+                  <w:r>
+                    <w:rPr>
+                      <w:rFonts w:ascii="Times New Roman" w:cs="Times New Roman" w:eastAsia="SimSun" w:hAnsi="Times New Roman"/>
+                      <w:b/>
+                      <w:bCs/>
+                      <w:sz w:val="21"/>
+                      <w:szCs w:val="21"/>
+                    </w:rPr>
+                    <w:t xml:space="preserve">(1)</w:t>
+                  </w:r>
+                </w:p>
+              </w:tc>
+              <w:tc>
+                <w:tcPr>
+                  <w:tcW w:type="dxa" w:w="1700"/>
+                  <w:tcBorders>
+                    <w:top w:val="single" w:color="000000" w:sz="4"/>
+                    <w:left w:val="single" w:color="000000" w:sz="4"/>
+                    <w:bottom w:val="single" w:color="000000" w:sz="4"/>
+                    <w:right w:val="single" w:color="000000" w:sz="4"/>
+                  </w:tcBorders>
+                  <w:shd w:fill="F2F2F2" w:val="clear"/>
+                  <w:tcMar>
+                    <w:top w:type="dxa" w:w="60"/>
+                    <w:left w:type="dxa" w:w="80"/>
+                    <w:bottom w:type="dxa" w:w="60"/>
+                    <w:right w:type="dxa" w:w="80"/>
+                  </w:tcMar>
+                  <w:vAlign w:val="center"/>
+                </w:tcPr>
+                <w:p>
+                  <w:pPr>
+                    <w:spacing w:after="0" w:line="280"/>
+                    <w:jc w:val="center"/>
+                  </w:pPr>
+                  <w:r>
+                    <w:rPr>
+                      <w:rFonts w:ascii="Times New Roman" w:cs="Times New Roman" w:eastAsia="SimSun" w:hAnsi="Times New Roman"/>
+                      <w:b/>
+                      <w:bCs/>
+                      <w:sz w:val="21"/>
+                      <w:szCs w:val="21"/>
+                    </w:rPr>
+                    <w:t xml:space="preserve">(2)</w:t>
+                  </w:r>
+                </w:p>
+              </w:tc>
+              <w:tc>
+                <w:tcPr>
+                  <w:tcW w:type="dxa" w:w="1700"/>
+                  <w:tcBorders>
+                    <w:top w:val="single" w:color="000000" w:sz="4"/>
+                    <w:left w:val="single" w:color="000000" w:sz="4"/>
+                    <w:bottom w:val="single" w:color="000000" w:sz="4"/>
+                    <w:right w:val="single" w:color="000000" w:sz="4"/>
+                  </w:tcBorders>
+                  <w:shd w:fill="F2F2F2" w:val="clear"/>
+                  <w:tcMar>
+                    <w:top w:type="dxa" w:w="60"/>
+                    <w:left w:type="dxa" w:w="80"/>
+                    <w:bottom w:type="dxa" w:w="60"/>
+                    <w:right w:type="dxa" w:w="80"/>
+                  </w:tcMar>
+                  <w:vAlign w:val="center"/>
+                </w:tcPr>
+                <w:p>
+                  <w:pPr>
+                    <w:spacing w:after="0" w:line="280"/>
+                    <w:jc w:val="center"/>
+                  </w:pPr>
+                  <w:r>
+                    <w:rPr>
+                      <w:rFonts w:ascii="Times New Roman" w:cs="Times New Roman" w:eastAsia="SimSun" w:hAnsi="Times New Roman"/>
+                      <w:b/>
+                      <w:bCs/>
+                      <w:sz w:val="21"/>
+                      <w:szCs w:val="21"/>
+                    </w:rPr>
+                    <w:t xml:space="preserve">(3)</w:t>
+                  </w:r>
+                </w:p>
+              </w:tc>
+              <w:tc>
+                <w:tcPr>
+                  <w:tcW w:type="dxa" w:w="1700"/>
+                  <w:tcBorders>
+                    <w:top w:val="single" w:color="000000" w:sz="4"/>
+                    <w:left w:val="single" w:color="000000" w:sz="4"/>
+                    <w:bottom w:val="single" w:color="000000" w:sz="4"/>
+                    <w:right w:val="single" w:color="000000" w:sz="4"/>
+                  </w:tcBorders>
+                  <w:shd w:fill="F2F2F2" w:val="clear"/>
+                  <w:tcMar>
+                    <w:top w:type="dxa" w:w="60"/>
+                    <w:left w:type="dxa" w:w="80"/>
+                    <w:bottom w:type="dxa" w:w="60"/>
+                    <w:right w:type="dxa" w:w="80"/>
+                  </w:tcMar>
+                  <w:vAlign w:val="center"/>
+                </w:tcPr>
+                <w:p>
+                  <w:pPr>
+                    <w:spacing w:after="0" w:line="280"/>
+                    <w:jc w:val="center"/>
+                  </w:pPr>
+                  <w:r>
+                    <w:rPr>
+                      <w:rFonts w:ascii="Times New Roman" w:cs="Times New Roman" w:eastAsia="SimSun" w:hAnsi="Times New Roman"/>
+                      <w:b/>
+                      <w:bCs/>
+                      <w:sz w:val="21"/>
+                      <w:szCs w:val="21"/>
+                    </w:rPr>
+                    <w:t xml:space="preserve">(4)</w:t>
+                  </w:r>
+                </w:p>
+              </w:tc>
+            </w:tr>
+            <w:tr>
+              <w:tc>
+                <w:tcPr>
+                  <w:tcW w:type="dxa" w:w="2200"/>
+                  <w:tcBorders>
+                    <w:top w:val="single" w:color="000000" w:sz="4"/>
+                    <w:left w:val="single" w:color="000000" w:sz="4"/>
+                    <w:bottom w:val="single" w:color="000000" w:sz="4"/>
+                    <w:right w:val="single" w:color="000000" w:sz="4"/>
+                  </w:tcBorders>
+                  <w:tcMar>
+                    <w:top w:type="dxa" w:w="60"/>
+                    <w:left w:type="dxa" w:w="80"/>
+                    <w:bottom w:type="dxa" w:w="60"/>
+                    <w:right w:type="dxa" w:w="80"/>
+                  </w:tcMar>
+                  <w:vAlign w:val="center"/>
+                </w:tcPr>
+                <w:p>
+                  <w:pPr>
+                    <w:spacing w:after="0" w:line="280"/>
+                    <w:jc w:val="left"/>
+                  </w:pPr>
+                  <w:r>
+                    <w:rPr>
+                      <w:rFonts w:ascii="Times New Roman" w:cs="Times New Roman" w:eastAsia="SimSun" w:hAnsi="Times New Roman"/>
+                      <w:sz w:val="21"/>
+                      <w:szCs w:val="21"/>
+                    </w:rPr>
+                    <w:t xml:space="preserve">Pledge</w:t>
+                  </w:r>
+                </w:p>
+              </w:tc>
+              <w:tc>
+                <w:tcPr>
+                  <w:tcW w:type="dxa" w:w="1700"/>
+                  <w:tcBorders>
+                    <w:top w:val="single" w:color="000000" w:sz="4"/>
+                    <w:left w:val="single" w:color="000000" w:sz="4"/>
+                    <w:bottom w:val="single" w:color="000000" w:sz="4"/>
+                    <w:right w:val="single" w:color="000000" w:sz="4"/>
+                  </w:tcBorders>
+                  <w:tcMar>
+                    <w:top w:type="dxa" w:w="60"/>
+                    <w:left w:type="dxa" w:w="80"/>
+                    <w:bottom w:type="dxa" w:w="60"/>
+                    <w:right w:type="dxa" w:w="80"/>
+                  </w:tcMar>
+                  <w:vAlign w:val="center"/>
+                </w:tcPr>
+                <w:p>
+                  <w:pPr>
+                    <w:spacing w:after="0" w:line="280"/>
+                    <w:jc w:val="center"/>
+                  </w:pPr>
+                  <w:r>
+                    <w:rPr>
+                      <w:rFonts w:ascii="Times New Roman" w:cs="Times New Roman" w:eastAsia="SimSun" w:hAnsi="Times New Roman"/>
+                      <w:sz w:val="21"/>
+                      <w:szCs w:val="21"/>
+                    </w:rPr>
+                    <w:t xml:space="preserve">-0.1776***</w:t>
+                  </w:r>
+                </w:p>
+              </w:tc>
+              <w:tc>
+                <w:tcPr>
+                  <w:tcW w:type="dxa" w:w="1700"/>
+                  <w:tcBorders>
+                    <w:top w:val="single" w:color="000000" w:sz="4"/>
+                    <w:left w:val="single" w:color="000000" w:sz="4"/>
+                    <w:bottom w:val="single" w:color="000000" w:sz="4"/>
+                    <w:right w:val="single" w:color="000000" w:sz="4"/>
+                  </w:tcBorders>
+                  <w:tcMar>
+                    <w:top w:type="dxa" w:w="60"/>
+                    <w:left w:type="dxa" w:w="80"/>
+                    <w:bottom w:type="dxa" w:w="60"/>
+                    <w:right w:type="dxa" w:w="80"/>
+                  </w:tcMar>
+                  <w:vAlign w:val="center"/>
+                </w:tcPr>
+                <w:p>
+                  <w:pPr>
+                    <w:spacing w:after="0" w:line="280"/>
+                    <w:jc w:val="center"/>
+                  </w:pPr>
+                  <w:r>
+                    <w:rPr>
+                      <w:rFonts w:ascii="Times New Roman" w:cs="Times New Roman" w:eastAsia="SimSun" w:hAnsi="Times New Roman"/>
+                      <w:sz w:val="21"/>
+                      <w:szCs w:val="21"/>
+                    </w:rPr>
+                    <w:t xml:space="preserve">-0.1728***</w:t>
+                  </w:r>
+                </w:p>
+              </w:tc>
+              <w:tc>
+                <w:tcPr>
+                  <w:tcW w:type="dxa" w:w="1700"/>
+                  <w:tcBorders>
+                    <w:top w:val="single" w:color="000000" w:sz="4"/>
+                    <w:left w:val="single" w:color="000000" w:sz="4"/>
+                    <w:bottom w:val="single" w:color="000000" w:sz="4"/>
+                    <w:right w:val="single" w:color="000000" w:sz="4"/>
+                  </w:tcBorders>
+                  <w:tcMar>
+                    <w:top w:type="dxa" w:w="60"/>
+                    <w:left w:type="dxa" w:w="80"/>
+                    <w:bottom w:type="dxa" w:w="60"/>
+                    <w:right w:type="dxa" w:w="80"/>
+                  </w:tcMar>
+                  <w:vAlign w:val="center"/>
+                </w:tcPr>
+                <w:p>
+                  <w:pPr>
+                    <w:spacing w:after="0" w:line="280"/>
+                    <w:jc w:val="center"/>
+                  </w:pPr>
+                  <w:r>
+                    <w:rPr>
+                      <w:rFonts w:ascii="Times New Roman" w:cs="Times New Roman" w:eastAsia="SimSun" w:hAnsi="Times New Roman"/>
+                      <w:sz w:val="21"/>
+                      <w:szCs w:val="21"/>
+                    </w:rPr>
+                    <w:t xml:space="preserve">-0.0414</w:t>
+                  </w:r>
+                </w:p>
+              </w:tc>
+              <w:tc>
+                <w:tcPr>
+                  <w:tcW w:type="dxa" w:w="1700"/>
+                  <w:tcBorders>
+                    <w:top w:val="single" w:color="000000" w:sz="4"/>
+                    <w:left w:val="single" w:color="000000" w:sz="4"/>
+                    <w:bottom w:val="single" w:color="000000" w:sz="4"/>
+                    <w:right w:val="single" w:color="000000" w:sz="4"/>
+                  </w:tcBorders>
+                  <w:tcMar>
+                    <w:top w:type="dxa" w:w="60"/>
+                    <w:left w:type="dxa" w:w="80"/>
+                    <w:bottom w:type="dxa" w:w="60"/>
+                    <w:right w:type="dxa" w:w="80"/>
+                  </w:tcMar>
+                  <w:vAlign w:val="center"/>
+                </w:tcPr>
+                <w:p>
+                  <w:pPr>
+                    <w:spacing w:after="0" w:line="280"/>
+                    <w:jc w:val="center"/>
+                  </w:pPr>
+                  <w:r>
+                    <w:rPr>
+                      <w:rFonts w:ascii="Times New Roman" w:cs="Times New Roman" w:eastAsia="SimSun" w:hAnsi="Times New Roman"/>
+                      <w:sz w:val="21"/>
+                      <w:szCs w:val="21"/>
+                    </w:rPr>
+                    <w:t xml:space="preserve">-0.0494***</w:t>
+                  </w:r>
+                </w:p>
+              </w:tc>
+            </w:tr>
+            <w:tr>
+              <w:tc>
+                <w:tcPr>
+                  <w:tcW w:type="dxa" w:w="2200"/>
+                  <w:tcBorders>
+                    <w:top w:val="single" w:color="000000" w:sz="4"/>
+                    <w:left w:val="single" w:color="000000" w:sz="4"/>
+                    <w:bottom w:val="single" w:color="000000" w:sz="4"/>
+                    <w:right w:val="single" w:color="000000" w:sz="4"/>
+                  </w:tcBorders>
+                  <w:tcMar>
+                    <w:top w:type="dxa" w:w="60"/>
+                    <w:left w:type="dxa" w:w="80"/>
+                    <w:bottom w:type="dxa" w:w="60"/>
+                    <w:right w:type="dxa" w:w="80"/>
+                  </w:tcMar>
+                  <w:vAlign w:val="center"/>
+                </w:tcPr>
+                <w:p>
+                  <w:pPr>
+                    <w:spacing w:after="0" w:line="280"/>
+                    <w:jc w:val="left"/>
+                  </w:pPr>
+                  <w:r>
+                    <w:rPr>
+                      <w:rFonts w:ascii="Times New Roman" w:cs="Times New Roman" w:eastAsia="SimSun" w:hAnsi="Times New Roman"/>
+                      <w:sz w:val="21"/>
+                      <w:szCs w:val="21"/>
+                    </w:rPr>
+                    <w:t xml:space="preserve"/>
+                  </w:r>
+                </w:p>
+              </w:tc>
+              <w:tc>
+                <w:tcPr>
+                  <w:tcW w:type="dxa" w:w="1700"/>
+                  <w:tcBorders>
+                    <w:top w:val="single" w:color="000000" w:sz="4"/>
+                    <w:left w:val="single" w:color="000000" w:sz="4"/>
+                    <w:bottom w:val="single" w:color="000000" w:sz="4"/>
+                    <w:right w:val="single" w:color="000000" w:sz="4"/>
+                  </w:tcBorders>
+                  <w:tcMar>
+                    <w:top w:type="dxa" w:w="60"/>
+                    <w:left w:type="dxa" w:w="80"/>
+                    <w:bottom w:type="dxa" w:w="60"/>
+                    <w:right w:type="dxa" w:w="80"/>
+                  </w:tcMar>
+                  <w:vAlign w:val="center"/>
+                </w:tcPr>
+                <w:p>
+                  <w:pPr>
+                    <w:spacing w:after="0" w:line="280"/>
+                    <w:jc w:val="center"/>
+                  </w:pPr>
+                  <w:r>
+                    <w:rPr>
+                      <w:rFonts w:ascii="Times New Roman" w:cs="Times New Roman" w:eastAsia="SimSun" w:hAnsi="Times New Roman"/>
+                      <w:sz w:val="21"/>
+                      <w:szCs w:val="21"/>
+                    </w:rPr>
+                    <w:t xml:space="preserve">(0.0389)</w:t>
+                  </w:r>
+                </w:p>
+              </w:tc>
+              <w:tc>
+                <w:tcPr>
+                  <w:tcW w:type="dxa" w:w="1700"/>
+                  <w:tcBorders>
+                    <w:top w:val="single" w:color="000000" w:sz="4"/>
+                    <w:left w:val="single" w:color="000000" w:sz="4"/>
+                    <w:bottom w:val="single" w:color="000000" w:sz="4"/>
+                    <w:right w:val="single" w:color="000000" w:sz="4"/>
+                  </w:tcBorders>
+                  <w:tcMar>
+                    <w:top w:type="dxa" w:w="60"/>
+                    <w:left w:type="dxa" w:w="80"/>
+                    <w:bottom w:type="dxa" w:w="60"/>
+                    <w:right w:type="dxa" w:w="80"/>
+                  </w:tcMar>
+                  <w:vAlign w:val="center"/>
+                </w:tcPr>
+                <w:p>
+                  <w:pPr>
+                    <w:spacing w:after="0" w:line="280"/>
+                    <w:jc w:val="center"/>
+                  </w:pPr>
+                  <w:r>
+                    <w:rPr>
+                      <w:rFonts w:ascii="Times New Roman" w:cs="Times New Roman" w:eastAsia="SimSun" w:hAnsi="Times New Roman"/>
+                      <w:sz w:val="21"/>
+                      <w:szCs w:val="21"/>
+                    </w:rPr>
+                    <w:t xml:space="preserve">(0.0179)</w:t>
+                  </w:r>
+                </w:p>
+              </w:tc>
+              <w:tc>
+                <w:tcPr>
+                  <w:tcW w:type="dxa" w:w="1700"/>
+                  <w:tcBorders>
+                    <w:top w:val="single" w:color="000000" w:sz="4"/>
+                    <w:left w:val="single" w:color="000000" w:sz="4"/>
+                    <w:bottom w:val="single" w:color="000000" w:sz="4"/>
+                    <w:right w:val="single" w:color="000000" w:sz="4"/>
+                  </w:tcBorders>
+                  <w:tcMar>
+                    <w:top w:type="dxa" w:w="60"/>
+                    <w:left w:type="dxa" w:w="80"/>
+                    <w:bottom w:type="dxa" w:w="60"/>
+                    <w:right w:type="dxa" w:w="80"/>
+                  </w:tcMar>
+                  <w:vAlign w:val="center"/>
+                </w:tcPr>
+                <w:p>
+                  <w:pPr>
+                    <w:spacing w:after="0" w:line="280"/>
+                    <w:jc w:val="center"/>
+                  </w:pPr>
+                  <w:r>
+                    <w:rPr>
+                      <w:rFonts w:ascii="Times New Roman" w:cs="Times New Roman" w:eastAsia="SimSun" w:hAnsi="Times New Roman"/>
+                      <w:sz w:val="21"/>
+                      <w:szCs w:val="21"/>
+                    </w:rPr>
+                    <w:t xml:space="preserve">(0.0399)</w:t>
+                  </w:r>
+                </w:p>
+              </w:tc>
+              <w:tc>
+                <w:tcPr>
+                  <w:tcW w:type="dxa" w:w="1700"/>
+                  <w:tcBorders>
+                    <w:top w:val="single" w:color="000000" w:sz="4"/>
+                    <w:left w:val="single" w:color="000000" w:sz="4"/>
+                    <w:bottom w:val="single" w:color="000000" w:sz="4"/>
+                    <w:right w:val="single" w:color="000000" w:sz="4"/>
+                  </w:tcBorders>
+                  <w:tcMar>
+                    <w:top w:type="dxa" w:w="60"/>
+                    <w:left w:type="dxa" w:w="80"/>
+                    <w:bottom w:type="dxa" w:w="60"/>
+                    <w:right w:type="dxa" w:w="80"/>
+                  </w:tcMar>
+                  <w:vAlign w:val="center"/>
+                </w:tcPr>
+                <w:p>
+                  <w:pPr>
+                    <w:spacing w:after="0" w:line="280"/>
+                    <w:jc w:val="center"/>
+                  </w:pPr>
+                  <w:r>
+                    <w:rPr>
+                      <w:rFonts w:ascii="Times New Roman" w:cs="Times New Roman" w:eastAsia="SimSun" w:hAnsi="Times New Roman"/>
+                      <w:sz w:val="21"/>
+                      <w:szCs w:val="21"/>
+                    </w:rPr>
+                    <w:t xml:space="preserve">(0.0157)</w:t>
+                  </w:r>
+                </w:p>
+              </w:tc>
+            </w:tr>
+            <w:tr>
+              <w:tc>
+                <w:tcPr>
+                  <w:tcW w:type="dxa" w:w="2200"/>
+                  <w:tcBorders>
+                    <w:top w:val="single" w:color="000000" w:sz="4"/>
+                    <w:left w:val="single" w:color="000000" w:sz="4"/>
+                    <w:bottom w:val="single" w:color="000000" w:sz="4"/>
+                    <w:right w:val="single" w:color="000000" w:sz="4"/>
+                  </w:tcBorders>
+                  <w:tcMar>
+                    <w:top w:type="dxa" w:w="60"/>
+                    <w:left w:type="dxa" w:w="80"/>
+                    <w:bottom w:type="dxa" w:w="60"/>
+                    <w:right w:type="dxa" w:w="80"/>
+                  </w:tcMar>
+                  <w:vAlign w:val="center"/>
+                </w:tcPr>
+                <w:p>
+                  <w:pPr>
+                    <w:spacing w:after="0" w:line="280"/>
+                    <w:jc w:val="left"/>
+                  </w:pPr>
+                  <w:r>
+                    <w:rPr>
+                      <w:rFonts w:ascii="Times New Roman" w:cs="Times New Roman" w:eastAsia="SimSun" w:hAnsi="Times New Roman"/>
+                      <w:sz w:val="21"/>
+                      <w:szCs w:val="21"/>
+                    </w:rPr>
+                    <w:t xml:space="preserve">Pledge²</w:t>
+                  </w:r>
+                </w:p>
+              </w:tc>
+              <w:tc>
+                <w:tcPr>
+                  <w:tcW w:type="dxa" w:w="1700"/>
+                  <w:tcBorders>
+                    <w:top w:val="single" w:color="000000" w:sz="4"/>
+                    <w:left w:val="single" w:color="000000" w:sz="4"/>
+                    <w:bottom w:val="single" w:color="000000" w:sz="4"/>
+                    <w:right w:val="single" w:color="000000" w:sz="4"/>
+                  </w:tcBorders>
+                  <w:tcMar>
+                    <w:top w:type="dxa" w:w="60"/>
+                    <w:left w:type="dxa" w:w="80"/>
+                    <w:bottom w:type="dxa" w:w="60"/>
+                    <w:right w:type="dxa" w:w="80"/>
+                  </w:tcMar>
+                  <w:vAlign w:val="center"/>
+                </w:tcPr>
+                <w:p>
+                  <w:pPr>
+                    <w:spacing w:after="0" w:line="280"/>
+                    <w:jc w:val="center"/>
+                  </w:pPr>
+                  <w:r>
+                    <w:rPr>
+                      <w:rFonts w:ascii="Times New Roman" w:cs="Times New Roman" w:eastAsia="SimSun" w:hAnsi="Times New Roman"/>
+                      <w:sz w:val="21"/>
+                      <w:szCs w:val="21"/>
+                    </w:rPr>
+                    <w:t xml:space="preserve">0.1634***</w:t>
+                  </w:r>
+                </w:p>
+              </w:tc>
+              <w:tc>
+                <w:tcPr>
+                  <w:tcW w:type="dxa" w:w="1700"/>
+                  <w:tcBorders>
+                    <w:top w:val="single" w:color="000000" w:sz="4"/>
+                    <w:left w:val="single" w:color="000000" w:sz="4"/>
+                    <w:bottom w:val="single" w:color="000000" w:sz="4"/>
+                    <w:right w:val="single" w:color="000000" w:sz="4"/>
+                  </w:tcBorders>
+                  <w:tcMar>
+                    <w:top w:type="dxa" w:w="60"/>
+                    <w:left w:type="dxa" w:w="80"/>
+                    <w:bottom w:type="dxa" w:w="60"/>
+                    <w:right w:type="dxa" w:w="80"/>
+                  </w:tcMar>
+                  <w:vAlign w:val="center"/>
+                </w:tcPr>
+                <w:p>
+                  <w:pPr>
+                    <w:spacing w:after="0" w:line="280"/>
+                    <w:jc w:val="center"/>
+                  </w:pPr>
+                  <w:r>
+                    <w:rPr>
+                      <w:rFonts w:ascii="Times New Roman" w:cs="Times New Roman" w:eastAsia="SimSun" w:hAnsi="Times New Roman"/>
+                      <w:sz w:val="21"/>
+                      <w:szCs w:val="21"/>
+                    </w:rPr>
+                    <w:t xml:space="preserve">0.1381***</w:t>
+                  </w:r>
+                </w:p>
+              </w:tc>
+              <w:tc>
+                <w:tcPr>
+                  <w:tcW w:type="dxa" w:w="1700"/>
+                  <w:tcBorders>
+                    <w:top w:val="single" w:color="000000" w:sz="4"/>
+                    <w:left w:val="single" w:color="000000" w:sz="4"/>
+                    <w:bottom w:val="single" w:color="000000" w:sz="4"/>
+                    <w:right w:val="single" w:color="000000" w:sz="4"/>
+                  </w:tcBorders>
+                  <w:tcMar>
+                    <w:top w:type="dxa" w:w="60"/>
+                    <w:left w:type="dxa" w:w="80"/>
+                    <w:bottom w:type="dxa" w:w="60"/>
+                    <w:right w:type="dxa" w:w="80"/>
+                  </w:tcMar>
+                  <w:vAlign w:val="center"/>
+                </w:tcPr>
+                <w:p>
+                  <w:pPr>
+                    <w:spacing w:after="0" w:line="280"/>
+                    <w:jc w:val="center"/>
+                  </w:pPr>
+                  <w:r>
+                    <w:rPr>
+                      <w:rFonts w:ascii="Times New Roman" w:cs="Times New Roman" w:eastAsia="SimSun" w:hAnsi="Times New Roman"/>
+                      <w:sz w:val="21"/>
+                      <w:szCs w:val="21"/>
+                    </w:rPr>
+                    <w:t xml:space="preserve">0.0364</w:t>
+                  </w:r>
+                </w:p>
+              </w:tc>
+              <w:tc>
+                <w:tcPr>
+                  <w:tcW w:type="dxa" w:w="1700"/>
+                  <w:tcBorders>
+                    <w:top w:val="single" w:color="000000" w:sz="4"/>
+                    <w:left w:val="single" w:color="000000" w:sz="4"/>
+                    <w:bottom w:val="single" w:color="000000" w:sz="4"/>
+                    <w:right w:val="single" w:color="000000" w:sz="4"/>
+                  </w:tcBorders>
+                  <w:tcMar>
+                    <w:top w:type="dxa" w:w="60"/>
+                    <w:left w:type="dxa" w:w="80"/>
+                    <w:bottom w:type="dxa" w:w="60"/>
+                    <w:right w:type="dxa" w:w="80"/>
+                  </w:tcMar>
+                  <w:vAlign w:val="center"/>
+                </w:tcPr>
+                <w:p>
+                  <w:pPr>
+                    <w:spacing w:after="0" w:line="280"/>
+                    <w:jc w:val="center"/>
+                  </w:pPr>
+                  <w:r>
+                    <w:rPr>
+                      <w:rFonts w:ascii="Times New Roman" w:cs="Times New Roman" w:eastAsia="SimSun" w:hAnsi="Times New Roman"/>
+                      <w:sz w:val="21"/>
+                      <w:szCs w:val="21"/>
+                    </w:rPr>
+                    <w:t xml:space="preserve">0.0345**</w:t>
+                  </w:r>
+                </w:p>
+              </w:tc>
+            </w:tr>
+            <w:tr>
+              <w:tc>
+                <w:tcPr>
+                  <w:tcW w:type="dxa" w:w="2200"/>
+                  <w:tcBorders>
+                    <w:top w:val="single" w:color="000000" w:sz="4"/>
+                    <w:left w:val="single" w:color="000000" w:sz="4"/>
+                    <w:bottom w:val="single" w:color="000000" w:sz="4"/>
+                    <w:right w:val="single" w:color="000000" w:sz="4"/>
+                  </w:tcBorders>
+                  <w:tcMar>
+                    <w:top w:type="dxa" w:w="60"/>
+                    <w:left w:type="dxa" w:w="80"/>
+                    <w:bottom w:type="dxa" w:w="60"/>
+                    <w:right w:type="dxa" w:w="80"/>
+                  </w:tcMar>
+                  <w:vAlign w:val="center"/>
+                </w:tcPr>
+                <w:p>
+                  <w:pPr>
+                    <w:spacing w:after="0" w:line="280"/>
+                    <w:jc w:val="left"/>
+                  </w:pPr>
+                  <w:r>
+                    <w:rPr>
+                      <w:rFonts w:ascii="Times New Roman" w:cs="Times New Roman" w:eastAsia="SimSun" w:hAnsi="Times New Roman"/>
+                      <w:sz w:val="21"/>
+                      <w:szCs w:val="21"/>
+                    </w:rPr>
+                    <w:t xml:space="preserve"/>
+                  </w:r>
+                </w:p>
+              </w:tc>
+              <w:tc>
+                <w:tcPr>
+                  <w:tcW w:type="dxa" w:w="1700"/>
+                  <w:tcBorders>
+                    <w:top w:val="single" w:color="000000" w:sz="4"/>
+                    <w:left w:val="single" w:color="000000" w:sz="4"/>
+                    <w:bottom w:val="single" w:color="000000" w:sz="4"/>
+                    <w:right w:val="single" w:color="000000" w:sz="4"/>
+                  </w:tcBorders>
+                  <w:tcMar>
+                    <w:top w:type="dxa" w:w="60"/>
+                    <w:left w:type="dxa" w:w="80"/>
+                    <w:bottom w:type="dxa" w:w="60"/>
+                    <w:right w:type="dxa" w:w="80"/>
+                  </w:tcMar>
+                  <w:vAlign w:val="center"/>
+                </w:tcPr>
+                <w:p>
+                  <w:pPr>
+                    <w:spacing w:after="0" w:line="280"/>
+                    <w:jc w:val="center"/>
+                  </w:pPr>
+                  <w:r>
+                    <w:rPr>
+                      <w:rFonts w:ascii="Times New Roman" w:cs="Times New Roman" w:eastAsia="SimSun" w:hAnsi="Times New Roman"/>
+                      <w:sz w:val="21"/>
+                      <w:szCs w:val="21"/>
+                    </w:rPr>
+                    <w:t xml:space="preserve">(0.0422)</w:t>
+                  </w:r>
+                </w:p>
+              </w:tc>
+              <w:tc>
+                <w:tcPr>
+                  <w:tcW w:type="dxa" w:w="1700"/>
+                  <w:tcBorders>
+                    <w:top w:val="single" w:color="000000" w:sz="4"/>
+                    <w:left w:val="single" w:color="000000" w:sz="4"/>
+                    <w:bottom w:val="single" w:color="000000" w:sz="4"/>
+                    <w:right w:val="single" w:color="000000" w:sz="4"/>
+                  </w:tcBorders>
+                  <w:tcMar>
+                    <w:top w:type="dxa" w:w="60"/>
+                    <w:left w:type="dxa" w:w="80"/>
+                    <w:bottom w:type="dxa" w:w="60"/>
+                    <w:right w:type="dxa" w:w="80"/>
+                  </w:tcMar>
+                  <w:vAlign w:val="center"/>
+                </w:tcPr>
+                <w:p>
+                  <w:pPr>
+                    <w:spacing w:after="0" w:line="280"/>
+                    <w:jc w:val="center"/>
+                  </w:pPr>
+                  <w:r>
+                    <w:rPr>
+                      <w:rFonts w:ascii="Times New Roman" w:cs="Times New Roman" w:eastAsia="SimSun" w:hAnsi="Times New Roman"/>
+                      <w:sz w:val="21"/>
+                      <w:szCs w:val="21"/>
+                    </w:rPr>
+                    <w:t xml:space="preserve">(0.0193)</w:t>
+                  </w:r>
+                </w:p>
+              </w:tc>
+              <w:tc>
+                <w:tcPr>
+                  <w:tcW w:type="dxa" w:w="1700"/>
+                  <w:tcBorders>
+                    <w:top w:val="single" w:color="000000" w:sz="4"/>
+                    <w:left w:val="single" w:color="000000" w:sz="4"/>
+                    <w:bottom w:val="single" w:color="000000" w:sz="4"/>
+                    <w:right w:val="single" w:color="000000" w:sz="4"/>
+                  </w:tcBorders>
+                  <w:tcMar>
+                    <w:top w:type="dxa" w:w="60"/>
+                    <w:left w:type="dxa" w:w="80"/>
+                    <w:bottom w:type="dxa" w:w="60"/>
+                    <w:right w:type="dxa" w:w="80"/>
+                  </w:tcMar>
+                  <w:vAlign w:val="center"/>
+                </w:tcPr>
+                <w:p>
+                  <w:pPr>
+                    <w:spacing w:after="0" w:line="280"/>
+                    <w:jc w:val="center"/>
+                  </w:pPr>
+                  <w:r>
+                    <w:rPr>
+                      <w:rFonts w:ascii="Times New Roman" w:cs="Times New Roman" w:eastAsia="SimSun" w:hAnsi="Times New Roman"/>
+                      <w:sz w:val="21"/>
+                      <w:szCs w:val="21"/>
+                    </w:rPr>
+                    <w:t xml:space="preserve">(0.0397)</w:t>
+                  </w:r>
+                </w:p>
+              </w:tc>
+              <w:tc>
+                <w:tcPr>
+                  <w:tcW w:type="dxa" w:w="1700"/>
+                  <w:tcBorders>
+                    <w:top w:val="single" w:color="000000" w:sz="4"/>
+                    <w:left w:val="single" w:color="000000" w:sz="4"/>
+                    <w:bottom w:val="single" w:color="000000" w:sz="4"/>
+                    <w:right w:val="single" w:color="000000" w:sz="4"/>
+                  </w:tcBorders>
+                  <w:tcMar>
+                    <w:top w:type="dxa" w:w="60"/>
+                    <w:left w:type="dxa" w:w="80"/>
+                    <w:bottom w:type="dxa" w:w="60"/>
+                    <w:right w:type="dxa" w:w="80"/>
+                  </w:tcMar>
+                  <w:vAlign w:val="center"/>
+                </w:tcPr>
+                <w:p>
+                  <w:pPr>
+                    <w:spacing w:after="0" w:line="280"/>
+                    <w:jc w:val="center"/>
+                  </w:pPr>
+                  <w:r>
+                    <w:rPr>
+                      <w:rFonts w:ascii="Times New Roman" w:cs="Times New Roman" w:eastAsia="SimSun" w:hAnsi="Times New Roman"/>
+                      <w:sz w:val="21"/>
+                      <w:szCs w:val="21"/>
+                    </w:rPr>
+                    <w:t xml:space="preserve">(0.0164)</w:t>
+                  </w:r>
+                </w:p>
+              </w:tc>
+            </w:tr>
+            <w:tr>
+              <w:tc>
+                <w:tcPr>
+                  <w:tcW w:type="dxa" w:w="2200"/>
+                  <w:tcBorders>
+                    <w:top w:val="single" w:color="000000" w:sz="4"/>
+                    <w:left w:val="single" w:color="000000" w:sz="4"/>
+                    <w:bottom w:val="single" w:color="000000" w:sz="4"/>
+                    <w:right w:val="single" w:color="000000" w:sz="4"/>
+                  </w:tcBorders>
+                  <w:tcMar>
+                    <w:top w:type="dxa" w:w="60"/>
+                    <w:left w:type="dxa" w:w="80"/>
+                    <w:bottom w:type="dxa" w:w="60"/>
+                    <w:right w:type="dxa" w:w="80"/>
+                  </w:tcMar>
+                  <w:vAlign w:val="center"/>
+                </w:tcPr>
+                <w:p>
+                  <w:pPr>
+                    <w:spacing w:after="0" w:line="280"/>
+                    <w:jc w:val="left"/>
+                  </w:pPr>
+                  <w:r>
+                    <w:rPr>
+                      <w:rFonts w:ascii="Times New Roman" w:cs="Times New Roman" w:eastAsia="SimSun" w:hAnsi="Times New Roman"/>
+                      <w:sz w:val="21"/>
+                      <w:szCs w:val="21"/>
+                    </w:rPr>
+                    <w:t xml:space="preserve">拐点</w:t>
+                  </w:r>
+                </w:p>
+              </w:tc>
+              <w:tc>
+                <w:tcPr>
+                  <w:tcW w:type="dxa" w:w="1700"/>
+                  <w:tcBorders>
+                    <w:top w:val="single" w:color="000000" w:sz="4"/>
+                    <w:left w:val="single" w:color="000000" w:sz="4"/>
+                    <w:bottom w:val="single" w:color="000000" w:sz="4"/>
+                    <w:right w:val="single" w:color="000000" w:sz="4"/>
+                  </w:tcBorders>
+                  <w:tcMar>
+                    <w:top w:type="dxa" w:w="60"/>
+                    <w:left w:type="dxa" w:w="80"/>
+                    <w:bottom w:type="dxa" w:w="60"/>
+                    <w:right w:type="dxa" w:w="80"/>
+                  </w:tcMar>
+                  <w:vAlign w:val="center"/>
+                </w:tcPr>
+                <w:p>
+                  <w:pPr>
+                    <w:spacing w:after="0" w:line="280"/>
+                    <w:jc w:val="center"/>
+                  </w:pPr>
+                  <w:r>
+                    <w:rPr>
+                      <w:rFonts w:ascii="Times New Roman" w:cs="Times New Roman" w:eastAsia="SimSun" w:hAnsi="Times New Roman"/>
+                      <w:sz w:val="21"/>
+                      <w:szCs w:val="21"/>
+                    </w:rPr>
+                    <w:t xml:space="preserve">0.54</w:t>
+                  </w:r>
+                </w:p>
+              </w:tc>
+              <w:tc>
+                <w:tcPr>
+                  <w:tcW w:type="dxa" w:w="1700"/>
+                  <w:tcBorders>
+                    <w:top w:val="single" w:color="000000" w:sz="4"/>
+                    <w:left w:val="single" w:color="000000" w:sz="4"/>
+                    <w:bottom w:val="single" w:color="000000" w:sz="4"/>
+                    <w:right w:val="single" w:color="000000" w:sz="4"/>
+                  </w:tcBorders>
+                  <w:tcMar>
+                    <w:top w:type="dxa" w:w="60"/>
+                    <w:left w:type="dxa" w:w="80"/>
+                    <w:bottom w:type="dxa" w:w="60"/>
+                    <w:right w:type="dxa" w:w="80"/>
+                  </w:tcMar>
+                  <w:vAlign w:val="center"/>
+                </w:tcPr>
+                <w:p>
+                  <w:pPr>
+                    <w:spacing w:after="0" w:line="280"/>
+                    <w:jc w:val="center"/>
+                  </w:pPr>
+                  <w:r>
+                    <w:rPr>
+                      <w:rFonts w:ascii="Times New Roman" w:cs="Times New Roman" w:eastAsia="SimSun" w:hAnsi="Times New Roman"/>
+                      <w:sz w:val="21"/>
+                      <w:szCs w:val="21"/>
+                    </w:rPr>
+                    <w:t xml:space="preserve">0.63</w:t>
+                  </w:r>
+                </w:p>
+              </w:tc>
+              <w:tc>
+                <w:tcPr>
+                  <w:tcW w:type="dxa" w:w="1700"/>
+                  <w:tcBorders>
+                    <w:top w:val="single" w:color="000000" w:sz="4"/>
+                    <w:left w:val="single" w:color="000000" w:sz="4"/>
+                    <w:bottom w:val="single" w:color="000000" w:sz="4"/>
+                    <w:right w:val="single" w:color="000000" w:sz="4"/>
+                  </w:tcBorders>
+                  <w:tcMar>
+                    <w:top w:type="dxa" w:w="60"/>
+                    <w:left w:type="dxa" w:w="80"/>
+                    <w:bottom w:type="dxa" w:w="60"/>
+                    <w:right w:type="dxa" w:w="80"/>
+                  </w:tcMar>
+                  <w:vAlign w:val="center"/>
+                </w:tcPr>
+                <w:p>
+                  <w:pPr>
+                    <w:spacing w:after="0" w:line="280"/>
+                    <w:jc w:val="center"/>
+                  </w:pPr>
+                  <w:r>
+                    <w:rPr>
+                      <w:rFonts w:ascii="Times New Roman" w:cs="Times New Roman" w:eastAsia="SimSun" w:hAnsi="Times New Roman"/>
+                      <w:sz w:val="21"/>
+                      <w:szCs w:val="21"/>
+                    </w:rPr>
+                    <w:t xml:space="preserve">—</w:t>
+                  </w:r>
+                </w:p>
+              </w:tc>
+              <w:tc>
+                <w:tcPr>
+                  <w:tcW w:type="dxa" w:w="1700"/>
+                  <w:tcBorders>
+                    <w:top w:val="single" w:color="000000" w:sz="4"/>
+                    <w:left w:val="single" w:color="000000" w:sz="4"/>
+                    <w:bottom w:val="single" w:color="000000" w:sz="4"/>
+                    <w:right w:val="single" w:color="000000" w:sz="4"/>
+                  </w:tcBorders>
+                  <w:tcMar>
+                    <w:top w:type="dxa" w:w="60"/>
+                    <w:left w:type="dxa" w:w="80"/>
+                    <w:bottom w:type="dxa" w:w="60"/>
+                    <w:right w:type="dxa" w:w="80"/>
+                  </w:tcMar>
+                  <w:vAlign w:val="center"/>
+                </w:tcPr>
+                <w:p>
+                  <w:pPr>
+                    <w:spacing w:after="0" w:line="280"/>
+                    <w:jc w:val="center"/>
+                  </w:pPr>
+                  <w:r>
+                    <w:rPr>
+                      <w:rFonts w:ascii="Times New Roman" w:cs="Times New Roman" w:eastAsia="SimSun" w:hAnsi="Times New Roman"/>
+                      <w:sz w:val="21"/>
+                      <w:szCs w:val="21"/>
+                    </w:rPr>
+                    <w:t xml:space="preserve">—</w:t>
+                  </w:r>
+                </w:p>
+              </w:tc>
+            </w:tr>
+            <w:tr>
+              <w:tc>
+                <w:tcPr>
+                  <w:tcW w:type="dxa" w:w="2200"/>
+                  <w:tcBorders>
+                    <w:top w:val="single" w:color="000000" w:sz="4"/>
+                    <w:left w:val="single" w:color="000000" w:sz="4"/>
+                    <w:bottom w:val="single" w:color="000000" w:sz="4"/>
+                    <w:right w:val="single" w:color="000000" w:sz="4"/>
+                  </w:tcBorders>
+                  <w:tcMar>
+                    <w:top w:type="dxa" w:w="60"/>
+                    <w:left w:type="dxa" w:w="80"/>
+                    <w:bottom w:type="dxa" w:w="60"/>
+                    <w:right w:type="dxa" w:w="80"/>
+                  </w:tcMar>
+                  <w:vAlign w:val="center"/>
+                </w:tcPr>
+                <w:p>
+                  <w:pPr>
+                    <w:spacing w:after="0" w:line="280"/>
+                    <w:jc w:val="left"/>
+                  </w:pPr>
+                  <w:r>
+                    <w:rPr>
+                      <w:rFonts w:ascii="Times New Roman" w:cs="Times New Roman" w:eastAsia="SimSun" w:hAnsi="Times New Roman"/>
+                      <w:sz w:val="21"/>
+                      <w:szCs w:val="21"/>
+                    </w:rPr>
+                    <w:t xml:space="preserve">U型检验</w:t>
+                  </w:r>
+                </w:p>
+              </w:tc>
+              <w:tc>
+                <w:tcPr>
+                  <w:tcW w:type="dxa" w:w="1700"/>
+                  <w:tcBorders>
+                    <w:top w:val="single" w:color="000000" w:sz="4"/>
+                    <w:left w:val="single" w:color="000000" w:sz="4"/>
+                    <w:bottom w:val="single" w:color="000000" w:sz="4"/>
+                    <w:right w:val="single" w:color="000000" w:sz="4"/>
+                  </w:tcBorders>
+                  <w:tcMar>
+                    <w:top w:type="dxa" w:w="60"/>
+                    <w:left w:type="dxa" w:w="80"/>
+                    <w:bottom w:type="dxa" w:w="60"/>
+                    <w:right w:type="dxa" w:w="80"/>
+                  </w:tcMar>
+                  <w:vAlign w:val="center"/>
+                </w:tcPr>
+                <w:p>
+                  <w:pPr>
+                    <w:spacing w:after="0" w:line="280"/>
+                    <w:jc w:val="center"/>
+                  </w:pPr>
+                  <w:r>
+                    <w:rPr>
+                      <w:rFonts w:ascii="Times New Roman" w:cs="Times New Roman" w:eastAsia="SimSun" w:hAnsi="Times New Roman"/>
+                      <w:sz w:val="21"/>
+                      <w:szCs w:val="21"/>
+                    </w:rPr>
+                    <w:t xml:space="preserve">成立</w:t>
+                  </w:r>
+                </w:p>
+              </w:tc>
+              <w:tc>
+                <w:tcPr>
+                  <w:tcW w:type="dxa" w:w="1700"/>
+                  <w:tcBorders>
+                    <w:top w:val="single" w:color="000000" w:sz="4"/>
+                    <w:left w:val="single" w:color="000000" w:sz="4"/>
+                    <w:bottom w:val="single" w:color="000000" w:sz="4"/>
+                    <w:right w:val="single" w:color="000000" w:sz="4"/>
+                  </w:tcBorders>
+                  <w:tcMar>
+                    <w:top w:type="dxa" w:w="60"/>
+                    <w:left w:type="dxa" w:w="80"/>
+                    <w:bottom w:type="dxa" w:w="60"/>
+                    <w:right w:type="dxa" w:w="80"/>
+                  </w:tcMar>
+                  <w:vAlign w:val="center"/>
+                </w:tcPr>
+                <w:p>
+                  <w:pPr>
+                    <w:spacing w:after="0" w:line="280"/>
+                    <w:jc w:val="center"/>
+                  </w:pPr>
+                  <w:r>
+                    <w:rPr>
+                      <w:rFonts w:ascii="Times New Roman" w:cs="Times New Roman" w:eastAsia="SimSun" w:hAnsi="Times New Roman"/>
+                      <w:sz w:val="21"/>
+                      <w:szCs w:val="21"/>
+                    </w:rPr>
+                    <w:t xml:space="preserve">成立</w:t>
+                  </w:r>
+                </w:p>
+              </w:tc>
+              <w:tc>
+                <w:tcPr>
+                  <w:tcW w:type="dxa" w:w="1700"/>
+                  <w:tcBorders>
+                    <w:top w:val="single" w:color="000000" w:sz="4"/>
+                    <w:left w:val="single" w:color="000000" w:sz="4"/>
+                    <w:bottom w:val="single" w:color="000000" w:sz="4"/>
+                    <w:right w:val="single" w:color="000000" w:sz="4"/>
+                  </w:tcBorders>
+                  <w:tcMar>
+                    <w:top w:type="dxa" w:w="60"/>
+                    <w:left w:type="dxa" w:w="80"/>
+                    <w:bottom w:type="dxa" w:w="60"/>
+                    <w:right w:type="dxa" w:w="80"/>
+                  </w:tcMar>
+                  <w:vAlign w:val="center"/>
+                </w:tcPr>
+                <w:p>
+                  <w:pPr>
+                    <w:spacing w:after="0" w:line="280"/>
+                    <w:jc w:val="center"/>
+                  </w:pPr>
+                  <w:r>
+                    <w:rPr>
+                      <w:rFonts w:ascii="Times New Roman" w:cs="Times New Roman" w:eastAsia="SimSun" w:hAnsi="Times New Roman"/>
+                      <w:sz w:val="21"/>
+                      <w:szCs w:val="21"/>
+                    </w:rPr>
+                    <w:t xml:space="preserve">不成立</w:t>
+                  </w:r>
+                </w:p>
+              </w:tc>
+              <w:tc>
+                <w:tcPr>
+                  <w:tcW w:type="dxa" w:w="1700"/>
+                  <w:tcBorders>
+                    <w:top w:val="single" w:color="000000" w:sz="4"/>
+                    <w:left w:val="single" w:color="000000" w:sz="4"/>
+                    <w:bottom w:val="single" w:color="000000" w:sz="4"/>
+                    <w:right w:val="single" w:color="000000" w:sz="4"/>
+                  </w:tcBorders>
+                  <w:tcMar>
+                    <w:top w:type="dxa" w:w="60"/>
+                    <w:left w:type="dxa" w:w="80"/>
+                    <w:bottom w:type="dxa" w:w="60"/>
+                    <w:right w:type="dxa" w:w="80"/>
+                  </w:tcMar>
+                  <w:vAlign w:val="center"/>
+                </w:tcPr>
+                <w:p>
+                  <w:pPr>
+                    <w:spacing w:after="0" w:line="280"/>
+                    <w:jc w:val="center"/>
+                  </w:pPr>
+                  <w:r>
+                    <w:rPr>
+                      <w:rFonts w:ascii="Times New Roman" w:cs="Times New Roman" w:eastAsia="SimSun" w:hAnsi="Times New Roman"/>
+                      <w:sz w:val="21"/>
+                      <w:szCs w:val="21"/>
+                    </w:rPr>
+                    <w:t xml:space="preserve">不成立</w:t>
+                  </w:r>
+                </w:p>
+              </w:tc>
+            </w:tr>
+            <w:tr>
+              <w:tc>
+                <w:tcPr>
+                  <w:tcW w:type="dxa" w:w="2200"/>
+                  <w:tcBorders>
+                    <w:top w:val="single" w:color="000000" w:sz="4"/>
+                    <w:left w:val="single" w:color="000000" w:sz="4"/>
+                    <w:bottom w:val="single" w:color="000000" w:sz="4"/>
+                    <w:right w:val="single" w:color="000000" w:sz="4"/>
+                  </w:tcBorders>
+                  <w:tcMar>
+                    <w:top w:type="dxa" w:w="60"/>
+                    <w:left w:type="dxa" w:w="80"/>
+                    <w:bottom w:type="dxa" w:w="60"/>
+                    <w:right w:type="dxa" w:w="80"/>
+                  </w:tcMar>
+                  <w:vAlign w:val="center"/>
+                </w:tcPr>
+                <w:p>
+                  <w:pPr>
+                    <w:spacing w:after="0" w:line="280"/>
+                    <w:jc w:val="left"/>
+                  </w:pPr>
+                  <w:r>
+                    <w:rPr>
+                      <w:rFonts w:ascii="Times New Roman" w:cs="Times New Roman" w:eastAsia="SimSun" w:hAnsi="Times New Roman"/>
+                      <w:sz w:val="21"/>
+                      <w:szCs w:val="21"/>
+                    </w:rPr>
+                    <w:t xml:space="preserve">样本期间</w:t>
+                  </w:r>
+                </w:p>
+              </w:tc>
+              <w:tc>
+                <w:tcPr>
+                  <w:tcW w:type="dxa" w:w="1700"/>
+                  <w:tcBorders>
+                    <w:top w:val="single" w:color="000000" w:sz="4"/>
+                    <w:left w:val="single" w:color="000000" w:sz="4"/>
+                    <w:bottom w:val="single" w:color="000000" w:sz="4"/>
+                    <w:right w:val="single" w:color="000000" w:sz="4"/>
+                  </w:tcBorders>
+                  <w:tcMar>
+                    <w:top w:type="dxa" w:w="60"/>
+                    <w:left w:type="dxa" w:w="80"/>
+                    <w:bottom w:type="dxa" w:w="60"/>
+                    <w:right w:type="dxa" w:w="80"/>
+                  </w:tcMar>
+                  <w:vAlign w:val="center"/>
+                </w:tcPr>
+                <w:p>
+                  <w:pPr>
+                    <w:spacing w:after="0" w:line="280"/>
+                    <w:jc w:val="center"/>
+                  </w:pPr>
+                  <w:r>
+                    <w:rPr>
+                      <w:rFonts w:ascii="Times New Roman" w:cs="Times New Roman" w:eastAsia="SimSun" w:hAnsi="Times New Roman"/>
+                      <w:sz w:val="21"/>
+                      <w:szCs w:val="21"/>
+                    </w:rPr>
+                    <w:t xml:space="preserve">2013—2015</w:t>
+                  </w:r>
+                </w:p>
+              </w:tc>
+              <w:tc>
+                <w:tcPr>
+                  <w:tcW w:type="dxa" w:w="1700"/>
+                  <w:tcBorders>
+                    <w:top w:val="single" w:color="000000" w:sz="4"/>
+                    <w:left w:val="single" w:color="000000" w:sz="4"/>
+                    <w:bottom w:val="single" w:color="000000" w:sz="4"/>
+                    <w:right w:val="single" w:color="000000" w:sz="4"/>
+                  </w:tcBorders>
+                  <w:tcMar>
+                    <w:top w:type="dxa" w:w="60"/>
+                    <w:left w:type="dxa" w:w="80"/>
+                    <w:bottom w:type="dxa" w:w="60"/>
+                    <w:right w:type="dxa" w:w="80"/>
+                  </w:tcMar>
+                  <w:vAlign w:val="center"/>
+                </w:tcPr>
+                <w:p>
+                  <w:pPr>
+                    <w:spacing w:after="0" w:line="280"/>
+                    <w:jc w:val="center"/>
+                  </w:pPr>
+                  <w:r>
+                    <w:rPr>
+                      <w:rFonts w:ascii="Times New Roman" w:cs="Times New Roman" w:eastAsia="SimSun" w:hAnsi="Times New Roman"/>
+                      <w:sz w:val="21"/>
+                      <w:szCs w:val="21"/>
+                    </w:rPr>
+                    <w:t xml:space="preserve">2007—2025</w:t>
+                  </w:r>
+                </w:p>
+              </w:tc>
+              <w:tc>
+                <w:tcPr>
+                  <w:tcW w:type="dxa" w:w="1700"/>
+                  <w:tcBorders>
+                    <w:top w:val="single" w:color="000000" w:sz="4"/>
+                    <w:left w:val="single" w:color="000000" w:sz="4"/>
+                    <w:bottom w:val="single" w:color="000000" w:sz="4"/>
+                    <w:right w:val="single" w:color="000000" w:sz="4"/>
+                  </w:tcBorders>
+                  <w:tcMar>
+                    <w:top w:type="dxa" w:w="60"/>
+                    <w:left w:type="dxa" w:w="80"/>
+                    <w:bottom w:type="dxa" w:w="60"/>
+                    <w:right w:type="dxa" w:w="80"/>
+                  </w:tcMar>
+                  <w:vAlign w:val="center"/>
+                </w:tcPr>
+                <w:p>
+                  <w:pPr>
+                    <w:spacing w:after="0" w:line="280"/>
+                    <w:jc w:val="center"/>
+                  </w:pPr>
+                  <w:r>
+                    <w:rPr>
+                      <w:rFonts w:ascii="Times New Roman" w:cs="Times New Roman" w:eastAsia="SimSun" w:hAnsi="Times New Roman"/>
+                      <w:sz w:val="21"/>
+                      <w:szCs w:val="21"/>
+                    </w:rPr>
+                    <w:t xml:space="preserve">2013—2015</w:t>
+                  </w:r>
+                </w:p>
+              </w:tc>
+              <w:tc>
+                <w:tcPr>
+                  <w:tcW w:type="dxa" w:w="1700"/>
+                  <w:tcBorders>
+                    <w:top w:val="single" w:color="000000" w:sz="4"/>
+                    <w:left w:val="single" w:color="000000" w:sz="4"/>
+                    <w:bottom w:val="single" w:color="000000" w:sz="4"/>
+                    <w:right w:val="single" w:color="000000" w:sz="4"/>
+                  </w:tcBorders>
+                  <w:tcMar>
+                    <w:top w:type="dxa" w:w="60"/>
+                    <w:left w:type="dxa" w:w="80"/>
+                    <w:bottom w:type="dxa" w:w="60"/>
+                    <w:right w:type="dxa" w:w="80"/>
+                  </w:tcMar>
+                  <w:vAlign w:val="center"/>
+                </w:tcPr>
+                <w:p>
+                  <w:pPr>
+                    <w:spacing w:after="0" w:line="280"/>
+                    <w:jc w:val="center"/>
+                  </w:pPr>
+                  <w:r>
+                    <w:rPr>
+                      <w:rFonts w:ascii="Times New Roman" w:cs="Times New Roman" w:eastAsia="SimSun" w:hAnsi="Times New Roman"/>
+                      <w:sz w:val="21"/>
+                      <w:szCs w:val="21"/>
+                    </w:rPr>
+                    <w:t xml:space="preserve">2007—2025</w:t>
+                  </w:r>
+                </w:p>
+              </w:tc>
+            </w:tr>
+            <w:tr>
+              <w:tc>
+                <w:tcPr>
+                  <w:tcW w:type="dxa" w:w="2200"/>
+                  <w:tcBorders>
+                    <w:top w:val="single" w:color="000000" w:sz="4"/>
+                    <w:left w:val="single" w:color="000000" w:sz="4"/>
+                    <w:bottom w:val="single" w:color="000000" w:sz="4"/>
+                    <w:right w:val="single" w:color="000000" w:sz="4"/>
+                  </w:tcBorders>
+                  <w:tcMar>
+                    <w:top w:type="dxa" w:w="60"/>
+                    <w:left w:type="dxa" w:w="80"/>
+                    <w:bottom w:type="dxa" w:w="60"/>
+                    <w:right w:type="dxa" w:w="80"/>
+                  </w:tcMar>
+                  <w:vAlign w:val="center"/>
+                </w:tcPr>
+                <w:p>
+                  <w:pPr>
+                    <w:spacing w:after="0" w:line="280"/>
+                    <w:jc w:val="left"/>
+                  </w:pPr>
+                  <w:r>
+                    <w:rPr>
+                      <w:rFonts w:ascii="Times New Roman" w:cs="Times New Roman" w:eastAsia="SimSun" w:hAnsi="Times New Roman"/>
+                      <w:sz w:val="21"/>
+                      <w:szCs w:val="21"/>
+                    </w:rPr>
+                    <w:t xml:space="preserve">控制变量</w:t>
+                  </w:r>
+                </w:p>
+              </w:tc>
+              <w:tc>
+                <w:tcPr>
+                  <w:tcW w:type="dxa" w:w="1700"/>
+                  <w:tcBorders>
+                    <w:top w:val="single" w:color="000000" w:sz="4"/>
+                    <w:left w:val="single" w:color="000000" w:sz="4"/>
+                    <w:bottom w:val="single" w:color="000000" w:sz="4"/>
+                    <w:right w:val="single" w:color="000000" w:sz="4"/>
+                  </w:tcBorders>
+                  <w:tcMar>
+                    <w:top w:type="dxa" w:w="60"/>
+                    <w:left w:type="dxa" w:w="80"/>
+                    <w:bottom w:type="dxa" w:w="60"/>
+                    <w:right w:type="dxa" w:w="80"/>
+                  </w:tcMar>
+                  <w:vAlign w:val="center"/>
+                </w:tcPr>
+                <w:p>
+                  <w:pPr>
+                    <w:spacing w:after="0" w:line="280"/>
+                    <w:jc w:val="center"/>
+                  </w:pPr>
+                  <w:r>
+                    <w:rPr>
+                      <w:rFonts w:ascii="Times New Roman" w:cs="Times New Roman" w:eastAsia="SimSun" w:hAnsi="Times New Roman"/>
+                      <w:sz w:val="21"/>
+                      <w:szCs w:val="21"/>
+                    </w:rPr>
+                    <w:t xml:space="preserve">是</w:t>
+                  </w:r>
+                </w:p>
+              </w:tc>
+              <w:tc>
+                <w:tcPr>
+                  <w:tcW w:type="dxa" w:w="1700"/>
+                  <w:tcBorders>
+                    <w:top w:val="single" w:color="000000" w:sz="4"/>
+                    <w:left w:val="single" w:color="000000" w:sz="4"/>
+                    <w:bottom w:val="single" w:color="000000" w:sz="4"/>
+                    <w:right w:val="single" w:color="000000" w:sz="4"/>
+                  </w:tcBorders>
+                  <w:tcMar>
+                    <w:top w:type="dxa" w:w="60"/>
+                    <w:left w:type="dxa" w:w="80"/>
+                    <w:bottom w:type="dxa" w:w="60"/>
+                    <w:right w:type="dxa" w:w="80"/>
+                  </w:tcMar>
+                  <w:vAlign w:val="center"/>
+                </w:tcPr>
+                <w:p>
+                  <w:pPr>
+                    <w:spacing w:after="0" w:line="280"/>
+                    <w:jc w:val="center"/>
+                  </w:pPr>
+                  <w:r>
+                    <w:rPr>
+                      <w:rFonts w:ascii="Times New Roman" w:cs="Times New Roman" w:eastAsia="SimSun" w:hAnsi="Times New Roman"/>
+                      <w:sz w:val="21"/>
+                      <w:szCs w:val="21"/>
+                    </w:rPr>
+                    <w:t xml:space="preserve">是</w:t>
+                  </w:r>
+                </w:p>
+              </w:tc>
+              <w:tc>
+                <w:tcPr>
+                  <w:tcW w:type="dxa" w:w="1700"/>
+                  <w:tcBorders>
+                    <w:top w:val="single" w:color="000000" w:sz="4"/>
+                    <w:left w:val="single" w:color="000000" w:sz="4"/>
+                    <w:bottom w:val="single" w:color="000000" w:sz="4"/>
+                    <w:right w:val="single" w:color="000000" w:sz="4"/>
+                  </w:tcBorders>
+                  <w:tcMar>
+                    <w:top w:type="dxa" w:w="60"/>
+                    <w:left w:type="dxa" w:w="80"/>
+                    <w:bottom w:type="dxa" w:w="60"/>
+                    <w:right w:type="dxa" w:w="80"/>
+                  </w:tcMar>
+                  <w:vAlign w:val="center"/>
+                </w:tcPr>
+                <w:p>
+                  <w:pPr>
+                    <w:spacing w:after="0" w:line="280"/>
+                    <w:jc w:val="center"/>
+                  </w:pPr>
+                  <w:r>
+                    <w:rPr>
+                      <w:rFonts w:ascii="Times New Roman" w:cs="Times New Roman" w:eastAsia="SimSun" w:hAnsi="Times New Roman"/>
+                      <w:sz w:val="21"/>
+                      <w:szCs w:val="21"/>
+                    </w:rPr>
+                    <w:t xml:space="preserve">是</w:t>
+                  </w:r>
+                </w:p>
+              </w:tc>
+              <w:tc>
+                <w:tcPr>
+                  <w:tcW w:type="dxa" w:w="1700"/>
+                  <w:tcBorders>
+                    <w:top w:val="single" w:color="000000" w:sz="4"/>
+                    <w:left w:val="single" w:color="000000" w:sz="4"/>
+                    <w:bottom w:val="single" w:color="000000" w:sz="4"/>
+                    <w:right w:val="single" w:color="000000" w:sz="4"/>
+                  </w:tcBorders>
+                  <w:tcMar>
+                    <w:top w:type="dxa" w:w="60"/>
+                    <w:left w:type="dxa" w:w="80"/>
+                    <w:bottom w:type="dxa" w:w="60"/>
+                    <w:right w:type="dxa" w:w="80"/>
+                  </w:tcMar>
+                  <w:vAlign w:val="center"/>
+                </w:tcPr>
+                <w:p>
+                  <w:pPr>
+                    <w:spacing w:after="0" w:line="280"/>
+                    <w:jc w:val="center"/>
+                  </w:pPr>
+                  <w:r>
+                    <w:rPr>
+                      <w:rFonts w:ascii="Times New Roman" w:cs="Times New Roman" w:eastAsia="SimSun" w:hAnsi="Times New Roman"/>
+                      <w:sz w:val="21"/>
+                      <w:szCs w:val="21"/>
+                    </w:rPr>
+                    <w:t xml:space="preserve">是</w:t>
+                  </w:r>
+                </w:p>
+              </w:tc>
+            </w:tr>
+            <w:tr>
+              <w:tc>
+                <w:tcPr>
+                  <w:tcW w:type="dxa" w:w="2200"/>
+                  <w:tcBorders>
+                    <w:top w:val="single" w:color="000000" w:sz="4"/>
+                    <w:left w:val="single" w:color="000000" w:sz="4"/>
+                    <w:bottom w:val="single" w:color="000000" w:sz="4"/>
+                    <w:right w:val="single" w:color="000000" w:sz="4"/>
+                  </w:tcBorders>
+                  <w:tcMar>
+                    <w:top w:type="dxa" w:w="60"/>
+                    <w:left w:type="dxa" w:w="80"/>
+                    <w:bottom w:type="dxa" w:w="60"/>
+                    <w:right w:type="dxa" w:w="80"/>
+                  </w:tcMar>
+                  <w:vAlign w:val="center"/>
+                </w:tcPr>
+                <w:p>
+                  <w:pPr>
+                    <w:spacing w:after="0" w:line="280"/>
+                    <w:jc w:val="left"/>
+                  </w:pPr>
+                  <w:r>
+                    <w:rPr>
+                      <w:rFonts w:ascii="Times New Roman" w:cs="Times New Roman" w:eastAsia="SimSun" w:hAnsi="Times New Roman"/>
+                      <w:sz w:val="21"/>
+                      <w:szCs w:val="21"/>
+                    </w:rPr>
+                    <w:t xml:space="preserve">行业固定效应</w:t>
+                  </w:r>
+                </w:p>
+              </w:tc>
+              <w:tc>
+                <w:tcPr>
+                  <w:tcW w:type="dxa" w:w="1700"/>
+                  <w:tcBorders>
+                    <w:top w:val="single" w:color="000000" w:sz="4"/>
+                    <w:left w:val="single" w:color="000000" w:sz="4"/>
+                    <w:bottom w:val="single" w:color="000000" w:sz="4"/>
+                    <w:right w:val="single" w:color="000000" w:sz="4"/>
+                  </w:tcBorders>
+                  <w:tcMar>
+                    <w:top w:type="dxa" w:w="60"/>
+                    <w:left w:type="dxa" w:w="80"/>
+                    <w:bottom w:type="dxa" w:w="60"/>
+                    <w:right w:type="dxa" w:w="80"/>
+                  </w:tcMar>
+                  <w:vAlign w:val="center"/>
+                </w:tcPr>
+                <w:p>
+                  <w:pPr>
+                    <w:spacing w:after="0" w:line="280"/>
+                    <w:jc w:val="center"/>
+                  </w:pPr>
+                  <w:r>
+                    <w:rPr>
+                      <w:rFonts w:ascii="Times New Roman" w:cs="Times New Roman" w:eastAsia="SimSun" w:hAnsi="Times New Roman"/>
+                      <w:sz w:val="21"/>
+                      <w:szCs w:val="21"/>
+                    </w:rPr>
+                    <w:t xml:space="preserve">是</w:t>
+                  </w:r>
+                </w:p>
+              </w:tc>
+              <w:tc>
+                <w:tcPr>
+                  <w:tcW w:type="dxa" w:w="1700"/>
+                  <w:tcBorders>
+                    <w:top w:val="single" w:color="000000" w:sz="4"/>
+                    <w:left w:val="single" w:color="000000" w:sz="4"/>
+                    <w:bottom w:val="single" w:color="000000" w:sz="4"/>
+                    <w:right w:val="single" w:color="000000" w:sz="4"/>
+                  </w:tcBorders>
+                  <w:tcMar>
+                    <w:top w:type="dxa" w:w="60"/>
+                    <w:left w:type="dxa" w:w="80"/>
+                    <w:bottom w:type="dxa" w:w="60"/>
+                    <w:right w:type="dxa" w:w="80"/>
+                  </w:tcMar>
+                  <w:vAlign w:val="center"/>
+                </w:tcPr>
+                <w:p>
+                  <w:pPr>
+                    <w:spacing w:after="0" w:line="280"/>
+                    <w:jc w:val="center"/>
+                  </w:pPr>
+                  <w:r>
+                    <w:rPr>
+                      <w:rFonts w:ascii="Times New Roman" w:cs="Times New Roman" w:eastAsia="SimSun" w:hAnsi="Times New Roman"/>
+                      <w:sz w:val="21"/>
+                      <w:szCs w:val="21"/>
+                    </w:rPr>
+                    <w:t xml:space="preserve">是</w:t>
+                  </w:r>
+                </w:p>
+              </w:tc>
+              <w:tc>
+                <w:tcPr>
+                  <w:tcW w:type="dxa" w:w="1700"/>
+                  <w:tcBorders>
+                    <w:top w:val="single" w:color="000000" w:sz="4"/>
+                    <w:left w:val="single" w:color="000000" w:sz="4"/>
+                    <w:bottom w:val="single" w:color="000000" w:sz="4"/>
+                    <w:right w:val="single" w:color="000000" w:sz="4"/>
+                  </w:tcBorders>
+                  <w:tcMar>
+                    <w:top w:type="dxa" w:w="60"/>
+                    <w:left w:type="dxa" w:w="80"/>
+                    <w:bottom w:type="dxa" w:w="60"/>
+                    <w:right w:type="dxa" w:w="80"/>
+                  </w:tcMar>
+                  <w:vAlign w:val="center"/>
+                </w:tcPr>
+                <w:p>
+                  <w:pPr>
+                    <w:spacing w:after="0" w:line="280"/>
+                    <w:jc w:val="center"/>
+                  </w:pPr>
+                  <w:r>
+                    <w:rPr>
+                      <w:rFonts w:ascii="Times New Roman" w:cs="Times New Roman" w:eastAsia="SimSun" w:hAnsi="Times New Roman"/>
+                      <w:sz w:val="21"/>
+                      <w:szCs w:val="21"/>
+                    </w:rPr>
+                    <w:t xml:space="preserve">否</w:t>
+                  </w:r>
+                </w:p>
+              </w:tc>
+              <w:tc>
+                <w:tcPr>
+                  <w:tcW w:type="dxa" w:w="1700"/>
+                  <w:tcBorders>
+                    <w:top w:val="single" w:color="000000" w:sz="4"/>
+                    <w:left w:val="single" w:color="000000" w:sz="4"/>
+                    <w:bottom w:val="single" w:color="000000" w:sz="4"/>
+                    <w:right w:val="single" w:color="000000" w:sz="4"/>
+                  </w:tcBorders>
+                  <w:tcMar>
+                    <w:top w:type="dxa" w:w="60"/>
+                    <w:left w:type="dxa" w:w="80"/>
+                    <w:bottom w:type="dxa" w:w="60"/>
+                    <w:right w:type="dxa" w:w="80"/>
+                  </w:tcMar>
+                  <w:vAlign w:val="center"/>
+                </w:tcPr>
+                <w:p>
+                  <w:pPr>
+                    <w:spacing w:after="0" w:line="280"/>
+                    <w:jc w:val="center"/>
+                  </w:pPr>
+                  <w:r>
+                    <w:rPr>
+                      <w:rFonts w:ascii="Times New Roman" w:cs="Times New Roman" w:eastAsia="SimSun" w:hAnsi="Times New Roman"/>
+                      <w:sz w:val="21"/>
+                      <w:szCs w:val="21"/>
+                    </w:rPr>
+                    <w:t xml:space="preserve">否</w:t>
+                  </w:r>
+                </w:p>
+              </w:tc>
+            </w:tr>
+            <w:tr>
+              <w:tc>
+                <w:tcPr>
+                  <w:tcW w:type="dxa" w:w="2200"/>
+                  <w:tcBorders>
+                    <w:top w:val="single" w:color="000000" w:sz="4"/>
+                    <w:left w:val="single" w:color="000000" w:sz="4"/>
+                    <w:bottom w:val="single" w:color="000000" w:sz="4"/>
+                    <w:right w:val="single" w:color="000000" w:sz="4"/>
+                  </w:tcBorders>
+                  <w:tcMar>
+                    <w:top w:type="dxa" w:w="60"/>
+                    <w:left w:type="dxa" w:w="80"/>
+                    <w:bottom w:type="dxa" w:w="60"/>
+                    <w:right w:type="dxa" w:w="80"/>
+                  </w:tcMar>
+                  <w:vAlign w:val="center"/>
+                </w:tcPr>
+                <w:p>
+                  <w:pPr>
+                    <w:spacing w:after="0" w:line="280"/>
+                    <w:jc w:val="left"/>
+                  </w:pPr>
+                  <w:r>
+                    <w:rPr>
+                      <w:rFonts w:ascii="Times New Roman" w:cs="Times New Roman" w:eastAsia="SimSun" w:hAnsi="Times New Roman"/>
+                      <w:sz w:val="21"/>
+                      <w:szCs w:val="21"/>
+                    </w:rPr>
+                    <w:t xml:space="preserve">公司固定效应</w:t>
+                  </w:r>
+                </w:p>
+              </w:tc>
+              <w:tc>
+                <w:tcPr>
+                  <w:tcW w:type="dxa" w:w="1700"/>
+                  <w:tcBorders>
+                    <w:top w:val="single" w:color="000000" w:sz="4"/>
+                    <w:left w:val="single" w:color="000000" w:sz="4"/>
+                    <w:bottom w:val="single" w:color="000000" w:sz="4"/>
+                    <w:right w:val="single" w:color="000000" w:sz="4"/>
+                  </w:tcBorders>
+                  <w:tcMar>
+                    <w:top w:type="dxa" w:w="60"/>
+                    <w:left w:type="dxa" w:w="80"/>
+                    <w:bottom w:type="dxa" w:w="60"/>
+                    <w:right w:type="dxa" w:w="80"/>
+                  </w:tcMar>
+                  <w:vAlign w:val="center"/>
+                </w:tcPr>
+                <w:p>
+                  <w:pPr>
+                    <w:spacing w:after="0" w:line="280"/>
+                    <w:jc w:val="center"/>
+                  </w:pPr>
+                  <w:r>
+                    <w:rPr>
+                      <w:rFonts w:ascii="Times New Roman" w:cs="Times New Roman" w:eastAsia="SimSun" w:hAnsi="Times New Roman"/>
+                      <w:sz w:val="21"/>
+                      <w:szCs w:val="21"/>
+                    </w:rPr>
+                    <w:t xml:space="preserve">否</w:t>
+                  </w:r>
+                </w:p>
+              </w:tc>
+              <w:tc>
+                <w:tcPr>
+                  <w:tcW w:type="dxa" w:w="1700"/>
+                  <w:tcBorders>
+                    <w:top w:val="single" w:color="000000" w:sz="4"/>
+                    <w:left w:val="single" w:color="000000" w:sz="4"/>
+                    <w:bottom w:val="single" w:color="000000" w:sz="4"/>
+                    <w:right w:val="single" w:color="000000" w:sz="4"/>
+                  </w:tcBorders>
+                  <w:tcMar>
+                    <w:top w:type="dxa" w:w="60"/>
+                    <w:left w:type="dxa" w:w="80"/>
+                    <w:bottom w:type="dxa" w:w="60"/>
+                    <w:right w:type="dxa" w:w="80"/>
+                  </w:tcMar>
+                  <w:vAlign w:val="center"/>
+                </w:tcPr>
+                <w:p>
+                  <w:pPr>
+                    <w:spacing w:after="0" w:line="280"/>
+                    <w:jc w:val="center"/>
+                  </w:pPr>
+                  <w:r>
+                    <w:rPr>
+                      <w:rFonts w:ascii="Times New Roman" w:cs="Times New Roman" w:eastAsia="SimSun" w:hAnsi="Times New Roman"/>
+                      <w:sz w:val="21"/>
+                      <w:szCs w:val="21"/>
+                    </w:rPr>
+                    <w:t xml:space="preserve">否</w:t>
+                  </w:r>
+                </w:p>
+              </w:tc>
+              <w:tc>
+                <w:tcPr>
+                  <w:tcW w:type="dxa" w:w="1700"/>
+                  <w:tcBorders>
+                    <w:top w:val="single" w:color="000000" w:sz="4"/>
+                    <w:left w:val="single" w:color="000000" w:sz="4"/>
+                    <w:bottom w:val="single" w:color="000000" w:sz="4"/>
+                    <w:right w:val="single" w:color="000000" w:sz="4"/>
+                  </w:tcBorders>
+                  <w:tcMar>
+                    <w:top w:type="dxa" w:w="60"/>
+                    <w:left w:type="dxa" w:w="80"/>
+                    <w:bottom w:type="dxa" w:w="60"/>
+                    <w:right w:type="dxa" w:w="80"/>
+                  </w:tcMar>
+                  <w:vAlign w:val="center"/>
+                </w:tcPr>
+                <w:p>
+                  <w:pPr>
+                    <w:spacing w:after="0" w:line="280"/>
+                    <w:jc w:val="center"/>
+                  </w:pPr>
+                  <w:r>
+                    <w:rPr>
+                      <w:rFonts w:ascii="Times New Roman" w:cs="Times New Roman" w:eastAsia="SimSun" w:hAnsi="Times New Roman"/>
+                      <w:sz w:val="21"/>
+                      <w:szCs w:val="21"/>
+                    </w:rPr>
+                    <w:t xml:space="preserve">是</w:t>
+                  </w:r>
+                </w:p>
+              </w:tc>
+              <w:tc>
+                <w:tcPr>
+                  <w:tcW w:type="dxa" w:w="1700"/>
+                  <w:tcBorders>
+                    <w:top w:val="single" w:color="000000" w:sz="4"/>
+                    <w:left w:val="single" w:color="000000" w:sz="4"/>
+                    <w:bottom w:val="single" w:color="000000" w:sz="4"/>
+                    <w:right w:val="single" w:color="000000" w:sz="4"/>
+                  </w:tcBorders>
+                  <w:tcMar>
+                    <w:top w:type="dxa" w:w="60"/>
+                    <w:left w:type="dxa" w:w="80"/>
+                    <w:bottom w:type="dxa" w:w="60"/>
+                    <w:right w:type="dxa" w:w="80"/>
+                  </w:tcMar>
+                  <w:vAlign w:val="center"/>
+                </w:tcPr>
+                <w:p>
+                  <w:pPr>
+                    <w:spacing w:after="0" w:line="280"/>
+                    <w:jc w:val="center"/>
+                  </w:pPr>
+                  <w:r>
+                    <w:rPr>
+                      <w:rFonts w:ascii="Times New Roman" w:cs="Times New Roman" w:eastAsia="SimSun" w:hAnsi="Times New Roman"/>
+                      <w:sz w:val="21"/>
+                      <w:szCs w:val="21"/>
+                    </w:rPr>
+                    <w:t xml:space="preserve">是</w:t>
+                  </w:r>
+                </w:p>
+              </w:tc>
+            </w:tr>
+            <w:tr>
+              <w:tc>
+                <w:tcPr>
+                  <w:tcW w:type="dxa" w:w="2200"/>
+                  <w:tcBorders>
+                    <w:top w:val="single" w:color="000000" w:sz="4"/>
+                    <w:left w:val="single" w:color="000000" w:sz="4"/>
+                    <w:bottom w:val="single" w:color="000000" w:sz="4"/>
+                    <w:right w:val="single" w:color="000000" w:sz="4"/>
+                  </w:tcBorders>
+                  <w:tcMar>
+                    <w:top w:type="dxa" w:w="60"/>
+                    <w:left w:type="dxa" w:w="80"/>
+                    <w:bottom w:type="dxa" w:w="60"/>
+                    <w:right w:type="dxa" w:w="80"/>
+                  </w:tcMar>
+                  <w:vAlign w:val="center"/>
+                </w:tcPr>
+                <w:p>
+                  <w:pPr>
+                    <w:spacing w:after="0" w:line="280"/>
+                    <w:jc w:val="left"/>
+                  </w:pPr>
+                  <w:r>
+                    <w:rPr>
+                      <w:rFonts w:ascii="Times New Roman" w:cs="Times New Roman" w:eastAsia="SimSun" w:hAnsi="Times New Roman"/>
+                      <w:sz w:val="21"/>
+                      <w:szCs w:val="21"/>
+                    </w:rPr>
+                    <w:t xml:space="preserve">年度固定效应</w:t>
+                  </w:r>
+                </w:p>
+              </w:tc>
+              <w:tc>
+                <w:tcPr>
+                  <w:tcW w:type="dxa" w:w="1700"/>
+                  <w:tcBorders>
+                    <w:top w:val="single" w:color="000000" w:sz="4"/>
+                    <w:left w:val="single" w:color="000000" w:sz="4"/>
+                    <w:bottom w:val="single" w:color="000000" w:sz="4"/>
+                    <w:right w:val="single" w:color="000000" w:sz="4"/>
+                  </w:tcBorders>
+                  <w:tcMar>
+                    <w:top w:type="dxa" w:w="60"/>
+                    <w:left w:type="dxa" w:w="80"/>
+                    <w:bottom w:type="dxa" w:w="60"/>
+                    <w:right w:type="dxa" w:w="80"/>
+                  </w:tcMar>
+                  <w:vAlign w:val="center"/>
+                </w:tcPr>
+                <w:p>
+                  <w:pPr>
+                    <w:spacing w:after="0" w:line="280"/>
+                    <w:jc w:val="center"/>
+                  </w:pPr>
+                  <w:r>
+                    <w:rPr>
+                      <w:rFonts w:ascii="Times New Roman" w:cs="Times New Roman" w:eastAsia="SimSun" w:hAnsi="Times New Roman"/>
+                      <w:sz w:val="21"/>
+                      <w:szCs w:val="21"/>
+                    </w:rPr>
+                    <w:t xml:space="preserve">是</w:t>
+                  </w:r>
+                </w:p>
+              </w:tc>
+              <w:tc>
+                <w:tcPr>
+                  <w:tcW w:type="dxa" w:w="1700"/>
+                  <w:tcBorders>
+                    <w:top w:val="single" w:color="000000" w:sz="4"/>
+                    <w:left w:val="single" w:color="000000" w:sz="4"/>
+                    <w:bottom w:val="single" w:color="000000" w:sz="4"/>
+                    <w:right w:val="single" w:color="000000" w:sz="4"/>
+                  </w:tcBorders>
+                  <w:tcMar>
+                    <w:top w:type="dxa" w:w="60"/>
+                    <w:left w:type="dxa" w:w="80"/>
+                    <w:bottom w:type="dxa" w:w="60"/>
+                    <w:right w:type="dxa" w:w="80"/>
+                  </w:tcMar>
+                  <w:vAlign w:val="center"/>
+                </w:tcPr>
+                <w:p>
+                  <w:pPr>
+                    <w:spacing w:after="0" w:line="280"/>
+                    <w:jc w:val="center"/>
+                  </w:pPr>
+                  <w:r>
+                    <w:rPr>
+                      <w:rFonts w:ascii="Times New Roman" w:cs="Times New Roman" w:eastAsia="SimSun" w:hAnsi="Times New Roman"/>
+                      <w:sz w:val="21"/>
+                      <w:szCs w:val="21"/>
+                    </w:rPr>
+                    <w:t xml:space="preserve">是</w:t>
+                  </w:r>
+                </w:p>
+              </w:tc>
+              <w:tc>
+                <w:tcPr>
+                  <w:tcW w:type="dxa" w:w="1700"/>
+                  <w:tcBorders>
+                    <w:top w:val="single" w:color="000000" w:sz="4"/>
+                    <w:left w:val="single" w:color="000000" w:sz="4"/>
+                    <w:bottom w:val="single" w:color="000000" w:sz="4"/>
+                    <w:right w:val="single" w:color="000000" w:sz="4"/>
+                  </w:tcBorders>
+                  <w:tcMar>
+                    <w:top w:type="dxa" w:w="60"/>
+                    <w:left w:type="dxa" w:w="80"/>
+                    <w:bottom w:type="dxa" w:w="60"/>
+                    <w:right w:type="dxa" w:w="80"/>
+                  </w:tcMar>
+                  <w:vAlign w:val="center"/>
+                </w:tcPr>
+                <w:p>
+                  <w:pPr>
+                    <w:spacing w:after="0" w:line="280"/>
+                    <w:jc w:val="center"/>
+                  </w:pPr>
+                  <w:r>
+                    <w:rPr>
+                      <w:rFonts w:ascii="Times New Roman" w:cs="Times New Roman" w:eastAsia="SimSun" w:hAnsi="Times New Roman"/>
+                      <w:sz w:val="21"/>
+                      <w:szCs w:val="21"/>
+                    </w:rPr>
+                    <w:t xml:space="preserve">是</w:t>
+                  </w:r>
+                </w:p>
+              </w:tc>
+              <w:tc>
+                <w:tcPr>
+                  <w:tcW w:type="dxa" w:w="1700"/>
+                  <w:tcBorders>
+                    <w:top w:val="single" w:color="000000" w:sz="4"/>
+                    <w:left w:val="single" w:color="000000" w:sz="4"/>
+                    <w:bottom w:val="single" w:color="000000" w:sz="4"/>
+                    <w:right w:val="single" w:color="000000" w:sz="4"/>
+                  </w:tcBorders>
+                  <w:tcMar>
+                    <w:top w:type="dxa" w:w="60"/>
+                    <w:left w:type="dxa" w:w="80"/>
+                    <w:bottom w:type="dxa" w:w="60"/>
+                    <w:right w:type="dxa" w:w="80"/>
+                  </w:tcMar>
+                  <w:vAlign w:val="center"/>
+                </w:tcPr>
+                <w:p>
+                  <w:pPr>
+                    <w:spacing w:after="0" w:line="280"/>
+                    <w:jc w:val="center"/>
+                  </w:pPr>
+                  <w:r>
+                    <w:rPr>
+                      <w:rFonts w:ascii="Times New Roman" w:cs="Times New Roman" w:eastAsia="SimSun" w:hAnsi="Times New Roman"/>
+                      <w:sz w:val="21"/>
+                      <w:szCs w:val="21"/>
+                    </w:rPr>
+                    <w:t xml:space="preserve">是</w:t>
+                  </w:r>
+                </w:p>
+              </w:tc>
+            </w:tr>
+            <w:tr>
+              <w:tc>
+                <w:tcPr>
+                  <w:tcW w:type="dxa" w:w="2200"/>
+                  <w:tcBorders>
+                    <w:top w:val="single" w:color="000000" w:sz="4"/>
+                    <w:left w:val="single" w:color="000000" w:sz="4"/>
+                    <w:bottom w:val="single" w:color="000000" w:sz="4"/>
+                    <w:right w:val="single" w:color="000000" w:sz="4"/>
+                  </w:tcBorders>
+                  <w:tcMar>
+                    <w:top w:type="dxa" w:w="60"/>
+                    <w:left w:type="dxa" w:w="80"/>
+                    <w:bottom w:type="dxa" w:w="60"/>
+                    <w:right w:type="dxa" w:w="80"/>
+                  </w:tcMar>
+                  <w:vAlign w:val="center"/>
+                </w:tcPr>
+                <w:p>
+                  <w:pPr>
+                    <w:spacing w:after="0" w:line="280"/>
+                    <w:jc w:val="left"/>
+                  </w:pPr>
+                  <w:r>
+                    <w:rPr>
+                      <w:rFonts w:ascii="Times New Roman" w:cs="Times New Roman" w:eastAsia="SimSun" w:hAnsi="Times New Roman"/>
+                      <w:sz w:val="21"/>
+                      <w:szCs w:val="21"/>
+                    </w:rPr>
+                    <w:t xml:space="preserve">调整R²</w:t>
+                  </w:r>
+                </w:p>
+              </w:tc>
+              <w:tc>
+                <w:tcPr>
+                  <w:tcW w:type="dxa" w:w="1700"/>
+                  <w:tcBorders>
+                    <w:top w:val="single" w:color="000000" w:sz="4"/>
+                    <w:left w:val="single" w:color="000000" w:sz="4"/>
+                    <w:bottom w:val="single" w:color="000000" w:sz="4"/>
+                    <w:right w:val="single" w:color="000000" w:sz="4"/>
+                  </w:tcBorders>
+                  <w:tcMar>
+                    <w:top w:type="dxa" w:w="60"/>
+                    <w:left w:type="dxa" w:w="80"/>
+                    <w:bottom w:type="dxa" w:w="60"/>
+                    <w:right w:type="dxa" w:w="80"/>
+                  </w:tcMar>
+                  <w:vAlign w:val="center"/>
+                </w:tcPr>
+                <w:p>
+                  <w:pPr>
+                    <w:spacing w:after="0" w:line="280"/>
+                    <w:jc w:val="center"/>
+                  </w:pPr>
+                  <w:r>
+                    <w:rPr>
+                      <w:rFonts w:ascii="Times New Roman" w:cs="Times New Roman" w:eastAsia="SimSun" w:hAnsi="Times New Roman"/>
+                      <w:sz w:val="21"/>
+                      <w:szCs w:val="21"/>
+                    </w:rPr>
+                    <w:t xml:space="preserve">0.251</w:t>
+                  </w:r>
+                </w:p>
+              </w:tc>
+              <w:tc>
+                <w:tcPr>
+                  <w:tcW w:type="dxa" w:w="1700"/>
+                  <w:tcBorders>
+                    <w:top w:val="single" w:color="000000" w:sz="4"/>
+                    <w:left w:val="single" w:color="000000" w:sz="4"/>
+                    <w:bottom w:val="single" w:color="000000" w:sz="4"/>
+                    <w:right w:val="single" w:color="000000" w:sz="4"/>
+                  </w:tcBorders>
+                  <w:tcMar>
+                    <w:top w:type="dxa" w:w="60"/>
+                    <w:left w:type="dxa" w:w="80"/>
+                    <w:bottom w:type="dxa" w:w="60"/>
+                    <w:right w:type="dxa" w:w="80"/>
+                  </w:tcMar>
+                  <w:vAlign w:val="center"/>
+                </w:tcPr>
+                <w:p>
+                  <w:pPr>
+                    <w:spacing w:after="0" w:line="280"/>
+                    <w:jc w:val="center"/>
+                  </w:pPr>
+                  <w:r>
+                    <w:rPr>
+                      <w:rFonts w:ascii="Times New Roman" w:cs="Times New Roman" w:eastAsia="SimSun" w:hAnsi="Times New Roman"/>
+                      <w:sz w:val="21"/>
+                      <w:szCs w:val="21"/>
+                    </w:rPr>
+                    <w:t xml:space="preserve">0.253</w:t>
+                  </w:r>
+                </w:p>
+              </w:tc>
+              <w:tc>
+                <w:tcPr>
+                  <w:tcW w:type="dxa" w:w="1700"/>
+                  <w:tcBorders>
+                    <w:top w:val="single" w:color="000000" w:sz="4"/>
+                    <w:left w:val="single" w:color="000000" w:sz="4"/>
+                    <w:bottom w:val="single" w:color="000000" w:sz="4"/>
+                    <w:right w:val="single" w:color="000000" w:sz="4"/>
+                  </w:tcBorders>
+                  <w:tcMar>
+                    <w:top w:type="dxa" w:w="60"/>
+                    <w:left w:type="dxa" w:w="80"/>
+                    <w:bottom w:type="dxa" w:w="60"/>
+                    <w:right w:type="dxa" w:w="80"/>
+                  </w:tcMar>
+                  <w:vAlign w:val="center"/>
+                </w:tcPr>
+                <w:p>
+                  <w:pPr>
+                    <w:spacing w:after="0" w:line="280"/>
+                    <w:jc w:val="center"/>
+                  </w:pPr>
+                  <w:r>
+                    <w:rPr>
+                      <w:rFonts w:ascii="Times New Roman" w:cs="Times New Roman" w:eastAsia="SimSun" w:hAnsi="Times New Roman"/>
+                      <w:sz w:val="21"/>
+                      <w:szCs w:val="21"/>
+                    </w:rPr>
+                    <w:t xml:space="preserve">0.725</w:t>
+                  </w:r>
+                </w:p>
+              </w:tc>
+              <w:tc>
+                <w:tcPr>
+                  <w:tcW w:type="dxa" w:w="1700"/>
+                  <w:tcBorders>
+                    <w:top w:val="single" w:color="000000" w:sz="4"/>
+                    <w:left w:val="single" w:color="000000" w:sz="4"/>
+                    <w:bottom w:val="single" w:color="000000" w:sz="4"/>
+                    <w:right w:val="single" w:color="000000" w:sz="4"/>
+                  </w:tcBorders>
+                  <w:tcMar>
+                    <w:top w:type="dxa" w:w="60"/>
+                    <w:left w:type="dxa" w:w="80"/>
+                    <w:bottom w:type="dxa" w:w="60"/>
+                    <w:right w:type="dxa" w:w="80"/>
+                  </w:tcMar>
+                  <w:vAlign w:val="center"/>
+                </w:tcPr>
+                <w:p>
+                  <w:pPr>
+                    <w:spacing w:after="0" w:line="280"/>
+                    <w:jc w:val="center"/>
+                  </w:pPr>
+                  <w:r>
+                    <w:rPr>
+                      <w:rFonts w:ascii="Times New Roman" w:cs="Times New Roman" w:eastAsia="SimSun" w:hAnsi="Times New Roman"/>
+                      <w:sz w:val="21"/>
+                      <w:szCs w:val="21"/>
+                    </w:rPr>
+                    <w:t xml:space="preserve">0.598</w:t>
+                  </w:r>
+                </w:p>
+              </w:tc>
+            </w:tr>
+            <w:tr>
+              <w:tc>
+                <w:tcPr>
+                  <w:tcW w:type="dxa" w:w="2200"/>
+                  <w:tcBorders>
+                    <w:top w:val="single" w:color="000000" w:sz="4"/>
+                    <w:left w:val="single" w:color="000000" w:sz="4"/>
+                    <w:bottom w:val="single" w:color="000000" w:sz="4"/>
+                    <w:right w:val="single" w:color="000000" w:sz="4"/>
+                  </w:tcBorders>
+                  <w:tcMar>
+                    <w:top w:type="dxa" w:w="60"/>
+                    <w:left w:type="dxa" w:w="80"/>
+                    <w:bottom w:type="dxa" w:w="60"/>
+                    <w:right w:type="dxa" w:w="80"/>
+                  </w:tcMar>
+                  <w:vAlign w:val="center"/>
+                </w:tcPr>
+                <w:p>
+                  <w:pPr>
+                    <w:spacing w:after="0" w:line="280"/>
+                    <w:jc w:val="left"/>
+                  </w:pPr>
+                  <w:r>
+                    <w:rPr>
+                      <w:rFonts w:ascii="Times New Roman" w:cs="Times New Roman" w:eastAsia="SimSun" w:hAnsi="Times New Roman"/>
+                      <w:sz w:val="21"/>
+                      <w:szCs w:val="21"/>
+                    </w:rPr>
+                    <w:t xml:space="preserve">观测值</w:t>
+                  </w:r>
+                </w:p>
+              </w:tc>
+              <w:tc>
+                <w:tcPr>
+                  <w:tcW w:type="dxa" w:w="1700"/>
+                  <w:tcBorders>
+                    <w:top w:val="single" w:color="000000" w:sz="4"/>
+                    <w:left w:val="single" w:color="000000" w:sz="4"/>
+                    <w:bottom w:val="single" w:color="000000" w:sz="4"/>
+                    <w:right w:val="single" w:color="000000" w:sz="4"/>
+                  </w:tcBorders>
+                  <w:tcMar>
+                    <w:top w:type="dxa" w:w="60"/>
+                    <w:left w:type="dxa" w:w="80"/>
+                    <w:bottom w:type="dxa" w:w="60"/>
+                    <w:right w:type="dxa" w:w="80"/>
+                  </w:tcMar>
+                  <w:vAlign w:val="center"/>
+                </w:tcPr>
+                <w:p>
+                  <w:pPr>
+                    <w:spacing w:after="0" w:line="280"/>
+                    <w:jc w:val="center"/>
+                  </w:pPr>
+                  <w:r>
+                    <w:rPr>
+                      <w:rFonts w:ascii="Times New Roman" w:cs="Times New Roman" w:eastAsia="SimSun" w:hAnsi="Times New Roman"/>
+                      <w:sz w:val="21"/>
+                      <w:szCs w:val="21"/>
+                    </w:rPr>
+                    <w:t xml:space="preserve">7,050</w:t>
+                  </w:r>
+                </w:p>
+              </w:tc>
+              <w:tc>
+                <w:tcPr>
+                  <w:tcW w:type="dxa" w:w="1700"/>
+                  <w:tcBorders>
+                    <w:top w:val="single" w:color="000000" w:sz="4"/>
+                    <w:left w:val="single" w:color="000000" w:sz="4"/>
+                    <w:bottom w:val="single" w:color="000000" w:sz="4"/>
+                    <w:right w:val="single" w:color="000000" w:sz="4"/>
+                  </w:tcBorders>
+                  <w:tcMar>
+                    <w:top w:type="dxa" w:w="60"/>
+                    <w:left w:type="dxa" w:w="80"/>
+                    <w:bottom w:type="dxa" w:w="60"/>
+                    <w:right w:type="dxa" w:w="80"/>
+                  </w:tcMar>
+                  <w:vAlign w:val="center"/>
+                </w:tcPr>
+                <w:p>
+                  <w:pPr>
+                    <w:spacing w:after="0" w:line="280"/>
+                    <w:jc w:val="center"/>
+                  </w:pPr>
+                  <w:r>
+                    <w:rPr>
+                      <w:rFonts w:ascii="Times New Roman" w:cs="Times New Roman" w:eastAsia="SimSun" w:hAnsi="Times New Roman"/>
+                      <w:sz w:val="21"/>
+                      <w:szCs w:val="21"/>
+                    </w:rPr>
+                    <w:t xml:space="preserve">52,736</w:t>
+                  </w:r>
+                </w:p>
+              </w:tc>
+              <w:tc>
+                <w:tcPr>
+                  <w:tcW w:type="dxa" w:w="1700"/>
+                  <w:tcBorders>
+                    <w:top w:val="single" w:color="000000" w:sz="4"/>
+                    <w:left w:val="single" w:color="000000" w:sz="4"/>
+                    <w:bottom w:val="single" w:color="000000" w:sz="4"/>
+                    <w:right w:val="single" w:color="000000" w:sz="4"/>
+                  </w:tcBorders>
+                  <w:tcMar>
+                    <w:top w:type="dxa" w:w="60"/>
+                    <w:left w:type="dxa" w:w="80"/>
+                    <w:bottom w:type="dxa" w:w="60"/>
+                    <w:right w:type="dxa" w:w="80"/>
+                  </w:tcMar>
+                  <w:vAlign w:val="center"/>
+                </w:tcPr>
+                <w:p>
+                  <w:pPr>
+                    <w:spacing w:after="0" w:line="280"/>
+                    <w:jc w:val="center"/>
+                  </w:pPr>
+                  <w:r>
+                    <w:rPr>
+                      <w:rFonts w:ascii="Times New Roman" w:cs="Times New Roman" w:eastAsia="SimSun" w:hAnsi="Times New Roman"/>
+                      <w:sz w:val="21"/>
+                      <w:szCs w:val="21"/>
+                    </w:rPr>
+                    <w:t xml:space="preserve">6,994</w:t>
+                  </w:r>
+                </w:p>
+              </w:tc>
+              <w:tc>
+                <w:tcPr>
+                  <w:tcW w:type="dxa" w:w="1700"/>
+                  <w:tcBorders>
+                    <w:top w:val="single" w:color="000000" w:sz="4"/>
+                    <w:left w:val="single" w:color="000000" w:sz="4"/>
+                    <w:bottom w:val="single" w:color="000000" w:sz="4"/>
+                    <w:right w:val="single" w:color="000000" w:sz="4"/>
+                  </w:tcBorders>
+                  <w:tcMar>
+                    <w:top w:type="dxa" w:w="60"/>
+                    <w:left w:type="dxa" w:w="80"/>
+                    <w:bottom w:type="dxa" w:w="60"/>
+                    <w:right w:type="dxa" w:w="80"/>
+                  </w:tcMar>
+                  <w:vAlign w:val="center"/>
+                </w:tcPr>
+                <w:p>
+                  <w:pPr>
+                    <w:spacing w:after="0" w:line="280"/>
+                    <w:jc w:val="center"/>
+                  </w:pPr>
+                  <w:r>
+                    <w:rPr>
+                      <w:rFonts w:ascii="Times New Roman" w:cs="Times New Roman" w:eastAsia="SimSun" w:hAnsi="Times New Roman"/>
+                      <w:sz w:val="21"/>
+                      <w:szCs w:val="21"/>
+                    </w:rPr>
+                    <w:t xml:space="preserve">52,519</w:t>
+                  </w:r>
+                </w:p>
+              </w:tc>
+            </w:tr>
+          </w:tbl>
+          <w:p>
+            <w:pPr>
+              <w:spacing/>
+            </w:pPr>
+            <w:r>
+              <w:rPr>
+                <w:rFonts w:ascii="宋体" w:cs="SimSun" w:eastAsia="宋体" w:hAnsi="宋体"/>
+                <w:b w:val="0"/>
+                <w:sz w:val="21"/>
+                <w:szCs w:val="22"/>
+              </w:rPr>
+              <w:t xml:space="preserve">注：列(1)、(2)按李常青等（2018b）的口径，采用混合OLS并控制行业（制造业按二级分类）与年度虚拟变量，剔除上市当年观测；U型检验采用Lind和Mehlum（2010）的端点斜率检验，质押比例为0与1处的斜率分别显著为负、显著为正时判定U型成立。</w:t>
+            </w:r>
+          </w:p>
+          <w:p>
+            <w:pPr>
+              <w:spacing/>
+              <w:ind w:firstLine="420"/>
+            </w:pPr>
+            <w:r>
+              <w:rPr>
+                <w:rFonts w:ascii="宋体" w:cs="SimSun" w:eastAsia="宋体" w:hAnsi="宋体"/>
+                <w:sz w:val="21"/>
+                <w:szCs w:val="22"/>
+              </w:rPr>
+              <w:t xml:space="preserve">上述结果仅为初步估计。渠道检验、边界条件、2018年股票质押新规双重差分以及稳健性与内生性检验将在后续研究中完成。</w:t>
             </w:r>
           </w:p>
           <w:p>
@@ -15703,7 +20547,7 @@
                       <w:sz w:val="22"/>
                       <w:szCs w:val="22"/>
                     </w:rPr>
-                    <w:t xml:space="preserve">数据下载：CSMAR/Wind股权质押、财务、治理数据；完成基准预回归，确认主效应方向</w:t>
+                    <w:t xml:space="preserve">数据下载、清洗与匹配；完成基准预回归（已完成）</w:t>
                   </w:r>
                 </w:p>
               </w:tc>
@@ -17033,6 +21877,20 @@
                 <w:szCs w:val="22"/>
               </w:rPr>
               <w:t xml:space="preserve">[55] de Chaisemartin C, D'Haultfœuille X. Two-way fixed effects estimators with heterogeneous treatment effects[J]. American Economic Review, 2020, 110(9): 2964-2996.</w:t>
+            </w:r>
+          </w:p>
+          <w:p>
+            <w:pPr>
+              <w:spacing/>
+              <w:ind/>
+            </w:pPr>
+            <w:r>
+              <w:rPr>
+                <w:rFonts w:ascii="宋体" w:cs="SimSun" w:eastAsia="宋体" w:hAnsi="宋体"/>
+                <w:sz w:val="21"/>
+                <w:szCs w:val="22"/>
+              </w:rPr>
+              <w:t xml:space="preserve">[56] Lind J T, Mehlum H. With or without U? The appropriate test for a U-shaped relationship[J]. Oxford Bulletin of Economics and Statistics, 2010, 72(1): 109-118.</w:t>
             </w:r>
           </w:p>
         </w:tc>

--- a/pledge-cash/开题报告-修改稿.docx
+++ b/pledge-cash/开题报告-修改稿.docx
@@ -1583,7 +1583,7 @@
                 <w:sz w:val="21"/>
                 <w:szCs w:val="22"/>
               </w:rPr>
-              <w:t xml:space="preserve">监管层对股权质押风险的关注呈现持续加码的态势。2013年，沪深交易所与中国证券登记结算有限责任公司推出《股票质押式回购交易及登记结算业务办法（试行）》，场内质押业务由此起步，市场质押规模随后迅速扩张；2018年1月，上述办法修订实施，对单一股票质押比例上限、质押率上限、融入资金用途、融入方资质等作出更严格规定，同年中国证监会、中国人民银行、原中国银保监会联合发布《关于加强上市公司股份质押风险管控的意见》；2018年第四季度起，多个省份的地方政府与金融机构陆续设立民营企业纾困专项基金，以市场化方式化解上市公司股权质押风险（毛捷和管星华，2022）；2019年10月，监管部门进一步规范了股权质押的信息披露要求（郑登津等，2026）；2025年12月，中国证监会就《上市公司监督管理条例（公开征求意见稿）》公开征求意见，明确严禁控股股东、实际控制人开展资金占用、违规担保等损害上市公司利益的行为。上述制度演进反映出监管层对质押风险向公司经营层面传导的高度关注，也为本文的识别策略提供了政策检验场景。</w:t>
+              <w:t xml:space="preserve">监管层对股权质押风险的关注呈现持续加码的态势。2013年，沪深交易所与中国证券登记结算有限责任公司推出《股票质押式回购交易及登记结算业务办法（试行）》，场内质押业务由此起步，市场质押规模随后迅速扩张；2018年1月，上述办法修订实施，对单一股票质押比例上限、质押率上限、融入资金用途、融入方资质等作出更严格规定，同年中国证监会、中国人民银行、原中国银保监会联合发布《关于加强上市公司股份质押风险管控的意见》；2018年第四季度起，多个省份的地方政府与金融机构陆续设立民营企业纾困专项基金，以市场化方式化解上市公司股权质押风险（毛捷和管星华，2022）；2019年10月，监管部门进一步规范了股权质押的信息披露要求（郑登津等，2026）；2025年12月，中国证监会就《上市公司监督管理条例（公开征求意见稿）》公开征求意见，明确严禁控股股东、实际控制人开展资金占用、违规担保等损害上市公司利益的行为。上述制度演进反映出监管层对质押风险向公司经营层面传导的高度关注，也为本文评估监管政策的实际效果提供了检验场景。</w:t>
             </w:r>
           </w:p>
           <w:p>
@@ -1639,7 +1639,7 @@
                 <w:sz w:val="21"/>
                 <w:szCs w:val="22"/>
               </w:rPr>
-              <w:t xml:space="preserve">需要看到，李常青等（2018b）已直接检验了控股股东股权质押与现金持有水平的关系，基于2013—2015年季度数据发现二者呈U型关系：质押比例较低时以“掏空”为主，现金持有下降；质押比例超过约55%后以规避控制权转移风险为主，现金持有上升。但该结论来自混合截面回归，未控制公司固定效应，U型的上升段究竟反映同一公司质押加深后的行为变化，还是高质押公司与其他公司之间的固有差异，尚未得到区分；此外，2018年股票质押新规实施与纾困政策推出之后，质押风险的形成与化解方式均已发生明显变化，既有结论在新的制度环境下是否依然成立尚待检验。基于此，本文在将样本延伸至2025年的基础上，重点从三个方面推进：一是借助平仓压力、控股股东资金占用与现金边际价值等能够区分两种机制的渠道检验，识别风险规避与掏空是否同时存在；二是以融资约束程度与产权性质刻画效应的边界条件；三是借助2018年股票质押新规的外生冲击增强因果识别。</w:t>
+              <w:t xml:space="preserve">需要看到，李常青等（2018b）已直接检验了控股股东股权质押与现金持有水平的关系，基于2013—2015年季度数据发现二者呈U型关系：质押比例较低时以“掏空”为主，现金持有下降；质押比例超过约55%后以规避控制权转移风险为主，现金持有上升。但该结论来自混合截面回归，未控制公司固定效应，U型的上升段究竟反映同一公司质押加深后的行为变化，还是高质押公司与其他公司之间的固有差异，尚未得到区分；此外，2018年股票质押新规实施与纾困政策推出之后，质押风险的形成与化解方式均已发生明显变化，既有结论在新的制度环境下是否依然成立尚待检验。基于此，本文在将样本延伸至2025年的基础上，重点从三个方面推进：一是借助平仓压力、控股股东资金占用与现金边际价值等能够区分两种机制的渠道检验，识别风险规避与掏空是否同时存在；二是以融资约束程度与产权性质刻画效应的边界条件；三是借助2018年股票质押新规，评估监管政策对质押风险传导的实际效果。</w:t>
             </w:r>
           </w:p>
           <w:p>
@@ -1697,7 +1697,7 @@
                 <w:sz w:val="21"/>
                 <w:szCs w:val="22"/>
               </w:rPr>
-              <w:t xml:space="preserve">本文旨在回答三个递进的问题：第一，在延伸至2025年的样本中，大股东股权质押对企业现金持有水平的净效应方向如何；第二，风险规避与掏空两种机制是否同时存在、各自通过何种渠道发挥作用；第三，上述效应在何种条件下更强，2018年股票质押新规是否改变了质押风险向公司现金政策的传导。具体而言，本文不预设效应方向，将“风险规避说”与“掏空说”设定为一对竞争性假设：以基准回归判断净效应方向，以平仓压力、资金占用与现金边际价值的渠道检验区分两种机制，以融资约束程度与产权性质识别边界条件，并结合2018年股票质押新规构造准自然实验，为因果识别提供补充证据，从预防性动机视角丰富股权质押经济后果的研究内容。</w:t>
+              <w:t xml:space="preserve">本文旨在回答三个递进的问题：第一，在延伸至2025年的样本中，大股东股权质押对企业现金持有水平的净效应方向如何；第二，风险规避与掏空两种机制是否同时存在、各自通过何种渠道发挥作用；第三，上述效应在何种条件下更强，2018年股票质押新规是否改变了质押风险向公司现金政策的传导。具体而言，本文不预设效应方向，将“风险规避说”与“掏空说”设定为一对竞争性假设：以基准回归判断净效应方向，以平仓压力、资金占用与现金边际价值的渠道检验区分两种机制，以融资约束程度与产权性质识别边界条件，并以2018年股票质押新规为政策冲击评估监管效果，从预防性动机视角丰富股权质押经济后果的研究内容。</w:t>
             </w:r>
           </w:p>
           <w:p>
@@ -1986,7 +1986,7 @@
                 <w:sz w:val="21"/>
                 <w:szCs w:val="22"/>
               </w:rPr>
-              <w:t xml:space="preserve">综上，现有文献从不同视角验证了股权质押的经济后果，也从多个理论视角探讨了企业现金持有的动因。李常青等（2018b）虽已发现股权质押与现金持有呈U型关系，但其识别依赖混合截面回归中的平方项，未区分公司间差异与公司内变化，样本亦未覆盖2018年质押新规实施之后的制度环境。本文尝试在这一交叉领域进行补充，边际贡献主要体现在四个方面：第一，将样本延伸至2007—2025年，覆盖质押规模扩张、2018年风险集中暴露与其后规范化三个阶段，检验既有结论在新制度环境下的适用性；第二，在控制公司固定效应的条件下重新检验既有文献发现的U型关系，并以平仓压力、控股股东资金占用和现金边际价值（Faulkender和Wang，2006）构造能够区分风险规避与掏空的渠道检验，并以融资约束程度和产权性质刻画效应的边界条件；第三，在识别策略上，以2018年股票质押新规构造处理强度双重差分模型，并以省级纾困计划构造的交错双重差分模型作为补充检验；第四，针对账面现金可能被操纵这一新近发现（杨国超等，2025），采用非受限货币资金口径、剔除“存贷双高”样本等方式检验被解释变量的可靠性，并进一步检验质押是否通过现金储备渠道挤出企业投资支出，将质押风险的传导链条延伸至实体经营层面。</w:t>
+              <w:t xml:space="preserve">综上，现有文献从不同视角验证了股权质押的经济后果，也从多个理论视角探讨了企业现金持有的动因。李常青等（2018b）虽已发现股权质押与现金持有呈U型关系，但其识别依赖混合截面回归中的平方项，未区分公司间差异与公司内变化，样本亦未覆盖2018年质押新规实施之后的制度环境。本文尝试在这一交叉领域进行补充，边际贡献主要体现在四个方面：第一，将样本延伸至2007—2025年，覆盖质押规模扩张、2018年风险集中暴露与其后规范化三个阶段，检验既有结论在新制度环境下的适用性；第二，在控制公司固定效应的条件下重新检验既有文献发现的U型关系，并以平仓压力、控股股东资金占用和现金边际价值（Faulkender和Wang，2006）构造能够区分风险规避与掏空的渠道检验，并以融资约束程度和产权性质刻画效应的边界条件；第三，在政策评估上，以2018年股票质押新规构造处理强度双重差分模型，检验新规是否压降了质押规模、是否改变了质押风险向公司现金政策的传导，并以省级纾困计划构造的交错双重差分模型作为补充；第四，针对账面现金可能被操纵这一新近发现（杨国超等，2025），采用非受限货币资金口径、剔除“存贷双高”样本等方式检验被解释变量的可靠性，并进一步检验质押是否通过现金储备渠道挤出企业投资支出，将质押风险的传导链条延伸至实体经营层面。</w:t>
             </w:r>
           </w:p>
         </w:tc>
@@ -2356,7 +2356,7 @@
                 <w:sz w:val="21"/>
                 <w:szCs w:val="22"/>
               </w:rPr>
-              <w:t xml:space="preserve">本文的研究方法主要包括以下四种。一是文献研究法，系统梳理股权质押经济后果与企业现金持有影响因素相关文献，定位现有研究的不足与本文的切入点。二是规范分析法，基于委托代理理论、控制权私有收益理论和预防性动机理论，构建“股权质押—控制权转移风险—现金持有”的双渠道分析框架，据此推导竞争性假设。三是实证分析法，基于CSMAR、Wind数据库构建公司—年度面板数据：采用双向固定效应模型进行基准回归，判断净效应方向；以平仓压力交乘项、控股股东资金占用回归和Faulkender和Wang（2006）的现金边际价值模型开展渠道检验，区分两种机制；以分组回归与中心化交乘项（参照温忠麟等，2005）检验融资约束与产权性质的边界作用；在因果识别上，以2018年股票质押新规构造处理强度双重差分模型作为主要策略，配合平行趋势、动态效应与安慰剂检验；以各省份分批实施的纾困计划构造交错双重差分模型作为补充检验，鉴于交错处理下传统双向固定效应估计量存在偏误（Goodman-Bacon，2021；de Chaisemartin和D’Haultfœuille，2020），该部分采用Callaway和Sant’Anna（2021）与Sun和Abraham（2021）的稳健估计量；此外辅以核心解释变量滞后一期与倾向得分匹配法（Rosenbaum和Rubin，1983）缓解样本选择偏差。四是比较分析法，通过对比国有企业与民营企业、高融资约束与低融资约束样本之间的差异，深化对作用机制的解释。</w:t>
+              <w:t xml:space="preserve">本文的研究方法主要包括以下四种。一是文献研究法，系统梳理股权质押经济后果与企业现金持有影响因素相关文献，定位现有研究的不足与本文的切入点。二是规范分析法，基于委托代理理论、控制权私有收益理论和预防性动机理论，构建“股权质押—控制权转移风险—现金持有”的双渠道分析框架，据此推导竞争性假设。三是实证分析法，基于CSMAR、Wind数据库构建公司—年度面板数据：采用双向固定效应模型进行基准回归，判断净效应方向；以平仓压力交乘项、控股股东资金占用回归和Faulkender和Wang（2006）的现金边际价值模型开展渠道检验，区分两种机制；以分组回归与中心化交乘项（参照温忠麟等，2005）检验融资约束与产权性质的边界作用；在内生性处理上，以公司与年度双向固定效应控制不随时间变化的公司特征与共同冲击，并加入上市年数固定效应控制新上市公司的现金持有生命周期特征；在政策评估上，以2018年股票质押新规构造处理强度双重差分模型，配合平行趋势、动态效应与安慰剂检验，以各省份分批实施的纾困计划构造交错双重差分模型作为补充，鉴于交错处理下传统双向固定效应估计量存在偏误（Goodman-Bacon，2021；de Chaisemartin和D’Haultfœuille，2020），该部分采用Callaway和Sant’Anna（2021）与Sun和Abraham（2021）的稳健估计量；此外辅以核心解释变量滞后一期与倾向得分匹配法（Rosenbaum和Rubin，1983）缓解样本选择偏差。四是比较分析法，通过对比国有企业与民营企业、高融资约束与低融资约束样本之间的差异，深化对作用机制的解释。</w:t>
             </w:r>
           </w:p>
           <w:p>
@@ -2441,7 +2441,7 @@
                 <w:sz w:val="21"/>
                 <w:szCs w:val="22"/>
               </w:rPr>
-              <w:t xml:space="preserve">第四章，研究设计。介绍样本选择与数据来源、变量定义与测算方法，以及基准模型、边界条件模型与现金边际价值模型的设定，并分别说明以2018年股票质押新规构造的处理强度双重差分模型（主要识别策略）与以省级纾困计划构造的交错双重差分模型（补充检验）。</w:t>
+              <w:t xml:space="preserve">第四章，研究设计。介绍样本选择与数据来源、变量定义与测算方法，以及基准模型、边界条件模型与现金边际价值模型的设定，并分别说明以2018年股票质押新规构造的处理强度双重差分模型（政策评估）与以省级纾困计划构造的交错双重差分模型（补充检验）。</w:t>
             </w:r>
           </w:p>
           <w:p>
@@ -2624,7 +2624,7 @@
                 <w:sz w:val="21"/>
                 <w:szCs w:val="22"/>
               </w:rPr>
-              <w:t xml:space="preserve">在实证层面，本文拟通过基准回归判断股权质押对企业现金持有水平净效应的方向，通过渠道检验识别风险规避与掏空两种机制是否同时存在，借助边界条件检验、双重差分、稳健性检验与内生性处理识别该效应的因果性及其在融资约束、产权性质维度上的差异，同时检验质押是否通过现金储备渠道挤出企业投资支出。</w:t>
+              <w:t xml:space="preserve">在实证层面，本文拟通过基准回归判断股权质押对企业现金持有水平净效应的方向，通过渠道检验识别风险规避与掏空两种机制是否同时存在，借助边界条件检验、稳健性检验与内生性处理检验该效应的可靠性及其在融资约束、产权性质维度上的差异，以双重差分评估2018年股票质押新规的政策效果，同时检验质押是否通过现金储备渠道挤出企业投资支出。</w:t>
             </w:r>
           </w:p>
           <w:p>
@@ -2736,7 +2736,7 @@
                 <w:sz w:val="21"/>
                 <w:szCs w:val="22"/>
               </w:rPr>
-              <w:t xml:space="preserve">第三，内生性与遗漏变量问题。股权质押决策与现金持有决策可能同时受到公司经营预期、行业景气度等因素的共同影响，且现金持有充裕程度不同的公司，大股东质押动机也可能存在差异（反向因果）。本文拟采取以下策略加以应对。其一，以2018年股票质押新规构造双重差分设计。该新规面向全市场统一实施，严格意义上并不存在完全未受政策影响的对照组，因此本文以新规实施前（2016—2017年）大股东平均质押比例作为连续的处理强度，与新规实施后的时点虚拟变量交乘，二值化的处理组设定仅作稳健性检验。需要预先说明的是，新规一方面通过限制质押率与单一股票质押比例压降了质押杠杆，另一方面也收紧了高质押股东到期续作与补充质押的空间，其对存量高质押公司控制权转移风险的净影响在理论上并不确定；且2018年同时伴随股市大幅下跌、资管新规去杠杆与民营企业融资收紧，这些冲击同样集中作用于高质押公司。为此，本文先以质押比例与平仓压力为被解释变量检验新规对高质押公司质押风险的影响（“第一阶段”），再据此解读现金持有变化的方向；同时加入行业×年度与省份×年度固定效应以吸收同期的行业与地区冲击，在稳健性检验中剔除2018年当年观测，并以事件研究图逐年报告动态效应；若平行趋势检验未能通过，将采用倾向得分匹配后的样本重新估计，或加入处理强度与时间趋势的交互项，并如实报告相关结果。其二，借鉴毛捷和管星华（2022）的做法，以各省份分批实施的纾困计划构造交错双重差分模型作为补充检验：若H1a成立，纾困实施后高质押公司的预防性现金持有应相应回落。但未实施纾困计划的省份仅有海南、贵州、云南、甘肃、青海和西藏六个，对照组上市公司数量有限，且各批次集中在2018年第四季度至2019年第三季度实施，年度数据下的处理队列较少，统计效力可能不足；若样本量不足，本文将改用纾困力度连续变量进行估计，并将该部分结果定位为辅助证据。在上述基础上，本文还将采用双向固定效应模型控制不可观测的公司与时间特征，并将核心解释变量作滞后一期处理以缓解同时性问题。</w:t>
+              <w:t xml:space="preserve">第三，内生性与遗漏变量问题。股权质押决策与现金持有决策可能同时受到公司经营预期、行业景气度等因素的共同影响，且现金持有充裕程度不同的公司，大股东质押动机也可能存在差异（反向因果）。本文拟采取以下策略加以应对。其一，以公司与年度双向固定效应控制不随时间变化的公司特征与共同冲击，加入上市年数固定效应控制新上市公司募集资金带来的现金持有生命周期特征，并将核心解释变量滞后一期、采用倾向得分匹配样本重新估计，以缓解同时性与样本选择问题。其二，以2018年股票质押新规构造双重差分设计，用于评估监管政策的实际效果。该新规面向全市场统一实施，严格意义上并不存在完全未受政策影响的对照组，因此本文以新规实施前（2016—2017年）大股东平均质押比例作为连续的处理强度，与新规实施后的时点虚拟变量交乘，二值化的处理组设定仅作稳健性检验。需要预先说明的是，新规一方面通过限制质押率与单一股票质押比例压降了质押杠杆，另一方面也收紧了高质押股东到期续作与补充质押的空间，其对存量高质押公司控制权转移风险的净影响在理论上并不确定；且2018年同时伴随股市大幅下跌、资管新规去杠杆与民营企业融资收紧，这些冲击同样集中作用于高质押公司。为此，本文先以质押比例与平仓压力为被解释变量检验新规对高质押公司质押风险的影响（“第一阶段”），再据此解读现金持有变化的方向；同时加入行业×年度与省份×年度固定效应以吸收同期的行业与地区冲击，在稳健性检验中剔除2018年当年观测，并以事件研究图逐年报告动态效应；若平行趋势检验未能通过，将采用倾向得分匹配后的样本重新估计，或加入处理强度与时间趋势的交互项，并如实报告相关结果。其三，借鉴毛捷和管星华（2022）的做法，以各省份分批实施的纾困计划构造交错双重差分模型作为补充检验：若H1a成立，纾困实施后高质押公司的预防性现金持有应相应回落。但未实施纾困计划的省份仅有海南、贵州、云南、甘肃、青海和西藏六个，对照组上市公司数量有限，且各批次集中在2018年第四季度至2019年第三季度实施，年度数据下的处理队列较少，统计效力可能不足；若样本量不足，本文将改用纾困力度连续变量进行估计，并将该部分结果定位为辅助证据。需要说明的是，上述方法均难以完全排除随时间变化的遗漏变量的影响，本文将审慎使用“相关”“一致”等表述，并在研究不足部分如实说明因果识别的局限。</w:t>
             </w:r>
           </w:p>
           <w:p>

--- a/pledge-cash/开题报告-修改稿.docx
+++ b/pledge-cash/开题报告-修改稿.docx
@@ -2071,7 +2071,7 @@
                 <w:sz w:val="21"/>
                 <w:szCs w:val="22"/>
               </w:rPr>
-              <w:t xml:space="preserve">本文选取2007—2025年中国A股非金融类上市公司为研究对象，剔除ST、*ST、金融类企业及主要变量存在严重缺失的样本，考察大股东股权质押行为对企业现金持有水平的影响。样本起点选定为2007年，主要基于两点考虑：一是我国股权分置改革于2006年基本完成，此后大股东股份具备了可流通、可质押的制度基础，2007年之后的质押行为才具有跨年度可比性；二是CSMAR股权质押数据库自2007年起披露趋于完整，能够为后续构造2018年新规前后的双重差分设计提供充分的政策前样本。其中，2018年新规的双重差分检验要求公司在2016年之前上市，以获得新规实施前的质押强度。</w:t>
+              <w:t xml:space="preserve">本文选取2007—2025年沪深A股非金融类上市公司为研究对象（不含北交所上市公司），剔除ST、*ST、金融类企业、资不抵债及主要变量存在严重缺失的样本，考察大股东股权质押行为对企业现金持有水平的影响。样本起点选定为2007年，主要基于两点考虑：一是我国股权分置改革于2006年基本完成，此后大股东股份具备了可流通、可质押的制度基础，2007年之后的质押行为才具有跨年度可比性；二是CSMAR股权质押数据库自2007年起披露趋于完整，能够为后续构造2018年新规前后的双重差分设计提供充分的政策前样本。其中，2018年新规的双重差分检验要求公司在2016年之前上市，以获得新规实施前的质押强度。</w:t>
             </w:r>
           </w:p>
           <w:p>
@@ -2356,7 +2356,7 @@
                 <w:sz w:val="21"/>
                 <w:szCs w:val="22"/>
               </w:rPr>
-              <w:t xml:space="preserve">本文的研究方法主要包括以下四种。一是文献研究法，系统梳理股权质押经济后果与企业现金持有影响因素相关文献，定位现有研究的不足与本文的切入点。二是规范分析法，基于委托代理理论、控制权私有收益理论和预防性动机理论，构建“股权质押—控制权转移风险—现金持有”的双渠道分析框架，据此推导竞争性假设。三是实证分析法，基于CSMAR、Wind数据库构建公司—年度面板数据：采用双向固定效应模型进行基准回归，判断净效应方向；以平仓压力交乘项、控股股东资金占用回归和Faulkender和Wang（2006）的现金边际价值模型开展渠道检验，区分两种机制；以分组回归与中心化交乘项（参照温忠麟等，2005）检验融资约束与产权性质的边界作用；在内生性处理上，以公司与年度双向固定效应控制不随时间变化的公司特征与共同冲击，并加入上市年数固定效应控制新上市公司的现金持有生命周期特征；在政策评估上，以2018年股票质押新规构造处理强度双重差分模型，配合平行趋势、动态效应与安慰剂检验，以各省份分批实施的纾困计划构造交错双重差分模型作为补充，鉴于交错处理下传统双向固定效应估计量存在偏误（Goodman-Bacon，2021；de Chaisemartin和D’Haultfœuille，2020），该部分采用Callaway和Sant’Anna（2021）与Sun和Abraham（2021）的稳健估计量；此外辅以核心解释变量滞后一期与倾向得分匹配法（Rosenbaum和Rubin，1983）缓解样本选择偏差。四是比较分析法，通过对比国有企业与民营企业、高融资约束与低融资约束样本之间的差异，深化对作用机制的解释。</w:t>
+              <w:t xml:space="preserve">本文的研究方法主要包括以下四种。一是文献研究法，系统梳理股权质押经济后果与企业现金持有影响因素相关文献，定位现有研究的不足与本文的切入点。二是规范分析法，基于委托代理理论、控制权私有收益理论和预防性动机理论，构建“股权质押—控制权转移风险—现金持有”的双渠道分析框架，据此推导竞争性假设。三是实证分析法，基于CSMAR数据库构建公司—年度面板数据：采用双向固定效应模型进行基准回归，判断净效应方向；以平仓压力交乘项、控股股东资金占用回归和Faulkender和Wang（2006）的现金边际价值模型开展渠道检验，区分两种机制；以分组回归与中心化交乘项（参照温忠麟等，2005）检验融资约束与产权性质的边界作用；在内生性处理上，以公司与年度双向固定效应控制不随时间变化的公司特征与共同冲击，并加入上市年数固定效应控制新上市公司的现金持有生命周期特征；在政策评估上，以2018年股票质押新规构造处理强度双重差分模型，配合平行趋势、动态效应与安慰剂检验，以各省份分批实施的纾困计划构造交错双重差分模型作为补充，鉴于交错处理下传统双向固定效应估计量存在偏误（Goodman-Bacon，2021；de Chaisemartin和D’Haultfœuille，2020），该部分采用Callaway和Sant’Anna（2021）与Sun和Abraham（2021）的稳健估计量；此外辅以核心解释变量滞后一期与倾向得分匹配法（Rosenbaum和Rubin，1983）缓解样本选择偏差。四是比较分析法，通过对比国有企业与民营企业、高融资约束与低融资约束样本之间的差异，深化对作用机制的解释。</w:t>
             </w:r>
           </w:p>
           <w:p>
@@ -2931,7 +2931,7 @@
                 <w:sz w:val="21"/>
                 <w:szCs w:val="22"/>
               </w:rPr>
-              <w:t xml:space="preserve">④ 市场交易数据：用于计算Tobin's Q等指标所需的股票市值数据，来源CSMAR/Wind；</w:t>
+              <w:t xml:space="preserve">④ 市场交易数据：年个股回报率与市值、月个股回报率及Fama-French三因子，用于计算Tobin's Q、平仓压力与现金边际价值，来源CSMAR股票市场交易数据库与因子研究数据库；</w:t>
             </w:r>
           </w:p>
           <w:p>
@@ -2945,7 +2945,7 @@
                 <w:sz w:val="21"/>
                 <w:szCs w:val="22"/>
               </w:rPr>
-              <w:t xml:space="preserve">⑤ 样本区间与筛选规则：拟采用2007—2025年A股非金融类上市公司（覆盖2018年质押新规实施前11年、实施后8年），剔除ST、*ST及主要变量缺失样本，以保证面板数据的观测量和DID识别所需的政策前后样本均衡。</w:t>
+              <w:t xml:space="preserve">⑤ 样本区间与筛选规则：2007—2025年沪深A股非金融类上市公司（覆盖2018年质押新规实施前11年、实施后8年），剔除ST、*ST（依据当年证券简称识别）、资不抵债及主要变量缺失样本，以保证面板数据的观测量和DID识别所需的政策前后样本均衡。</w:t>
             </w:r>
           </w:p>
           <w:p>
@@ -3194,7 +3194,7 @@
                       <w:sz w:val="21"/>
                       <w:szCs w:val="21"/>
                     </w:rPr>
-                    <w:t xml:space="preserve">CSMAR「股东研究—十大股东」「股权质押」子库；Wind「股权质押」专题</w:t>
+                    <w:t xml:space="preserve">CSMAR「股东研究—十大股东」「公司研究—股权质押」子库</w:t>
                   </w:r>
                 </w:p>
               </w:tc>
@@ -3572,7 +3572,7 @@
                       <w:sz w:val="21"/>
                       <w:szCs w:val="21"/>
                     </w:rPr>
-                    <w:t xml:space="preserve">CSMAR「股票市场交易数据库」；Wind</w:t>
+                    <w:t xml:space="preserve">CSMAR「股票市场交易数据库」（年、月个股回报率）与「因子研究」（三因子）</w:t>
                   </w:r>
                 </w:p>
               </w:tc>
@@ -3730,132 +3730,6 @@
                       <w:szCs w:val="21"/>
                     </w:rPr>
                     <w:t xml:space="preserve">用于设定行业固定效应与地区分组</w:t>
-                  </w:r>
-                </w:p>
-              </w:tc>
-              <w:tc>
-                <w:tcPr>
-                  <w:tcW w:type="dxa" w:w="1500"/>
-                  <w:tcBorders>
-                    <w:top w:val="single" w:color="000000" w:sz="4"/>
-                    <w:left w:val="single" w:color="000000" w:sz="4"/>
-                    <w:bottom w:val="single" w:color="000000" w:sz="4"/>
-                    <w:right w:val="single" w:color="000000" w:sz="4"/>
-                  </w:tcBorders>
-                  <w:tcMar>
-                    <w:top w:type="dxa" w:w="80"/>
-                    <w:left w:type="dxa" w:w="100"/>
-                    <w:bottom w:type="dxa" w:w="80"/>
-                    <w:right w:type="dxa" w:w="100"/>
-                  </w:tcMar>
-                  <w:vAlign w:val="center"/>
-                </w:tcPr>
-                <w:p>
-                  <w:pPr>
-                    <w:spacing w:after="40" w:line="300"/>
-                  </w:pPr>
-                  <w:r>
-                    <w:rPr>
-                      <w:rFonts w:ascii="SimSun" w:cs="SimSun" w:eastAsia="SimSun" w:hAnsi="SimSun"/>
-                      <w:sz w:val="21"/>
-                      <w:szCs w:val="21"/>
-                    </w:rPr>
-                    <w:t xml:space="preserve">免费</w:t>
-                  </w:r>
-                </w:p>
-              </w:tc>
-            </w:tr>
-            <w:tr>
-              <w:tc>
-                <w:tcPr>
-                  <w:tcW w:type="dxa" w:w="2400"/>
-                  <w:tcBorders>
-                    <w:top w:val="single" w:color="000000" w:sz="4"/>
-                    <w:left w:val="single" w:color="000000" w:sz="4"/>
-                    <w:bottom w:val="single" w:color="000000" w:sz="4"/>
-                    <w:right w:val="single" w:color="000000" w:sz="4"/>
-                  </w:tcBorders>
-                  <w:tcMar>
-                    <w:top w:type="dxa" w:w="80"/>
-                    <w:left w:type="dxa" w:w="100"/>
-                    <w:bottom w:type="dxa" w:w="80"/>
-                    <w:right w:type="dxa" w:w="100"/>
-                  </w:tcMar>
-                  <w:vAlign w:val="center"/>
-                </w:tcPr>
-                <w:p>
-                  <w:pPr>
-                    <w:spacing w:after="40" w:line="300"/>
-                  </w:pPr>
-                  <w:r>
-                    <w:rPr>
-                      <w:rFonts w:ascii="SimSun" w:cs="SimSun" w:eastAsia="SimSun" w:hAnsi="SimSun"/>
-                      <w:sz w:val="21"/>
-                      <w:szCs w:val="21"/>
-                    </w:rPr>
-                    <w:t xml:space="preserve">免费替代路径</w:t>
-                  </w:r>
-                </w:p>
-              </w:tc>
-              <w:tc>
-                <w:tcPr>
-                  <w:tcW w:type="dxa" w:w="2400"/>
-                  <w:tcBorders>
-                    <w:top w:val="single" w:color="000000" w:sz="4"/>
-                    <w:left w:val="single" w:color="000000" w:sz="4"/>
-                    <w:bottom w:val="single" w:color="000000" w:sz="4"/>
-                    <w:right w:val="single" w:color="000000" w:sz="4"/>
-                  </w:tcBorders>
-                  <w:tcMar>
-                    <w:top w:type="dxa" w:w="80"/>
-                    <w:left w:type="dxa" w:w="100"/>
-                    <w:bottom w:type="dxa" w:w="80"/>
-                    <w:right w:type="dxa" w:w="100"/>
-                  </w:tcMar>
-                  <w:vAlign w:val="center"/>
-                </w:tcPr>
-                <w:p>
-                  <w:pPr>
-                    <w:spacing w:after="40" w:line="300"/>
-                  </w:pPr>
-                  <w:r>
-                    <w:rPr>
-                      <w:rFonts w:ascii="SimSun" w:cs="SimSun" w:eastAsia="SimSun" w:hAnsi="SimSun"/>
-                      <w:sz w:val="21"/>
-                      <w:szCs w:val="21"/>
-                    </w:rPr>
-                    <w:t xml:space="preserve">akshare（akshare.akfamily.xyz）、baostock（baostock.com）、tushare（tushare.pro）</w:t>
-                  </w:r>
-                </w:p>
-              </w:tc>
-              <w:tc>
-                <w:tcPr>
-                  <w:tcW w:type="dxa" w:w="2700"/>
-                  <w:tcBorders>
-                    <w:top w:val="single" w:color="000000" w:sz="4"/>
-                    <w:left w:val="single" w:color="000000" w:sz="4"/>
-                    <w:bottom w:val="single" w:color="000000" w:sz="4"/>
-                    <w:right w:val="single" w:color="000000" w:sz="4"/>
-                  </w:tcBorders>
-                  <w:tcMar>
-                    <w:top w:type="dxa" w:w="80"/>
-                    <w:left w:type="dxa" w:w="100"/>
-                    <w:bottom w:type="dxa" w:w="80"/>
-                    <w:right w:type="dxa" w:w="100"/>
-                  </w:tcMar>
-                  <w:vAlign w:val="center"/>
-                </w:tcPr>
-                <w:p>
-                  <w:pPr>
-                    <w:spacing w:after="40" w:line="300"/>
-                  </w:pPr>
-                  <w:r>
-                    <w:rPr>
-                      <w:rFonts w:ascii="SimSun" w:cs="SimSun" w:eastAsia="SimSun" w:hAnsi="SimSun"/>
-                      <w:sz w:val="21"/>
-                      <w:szCs w:val="21"/>
-                    </w:rPr>
-                    <w:t xml:space="preserve">Python 接口可免费获取 A 股财务指标、行情与上市日期；akshare 另设东方财富股权质押系列接口（如 stock_gpzy_pledge_ratio_em 等，具体名称以官网最新文档为准），可用于交叉核验质押比例；tushare 需注册 token；数据需自行清洗合并</w:t>
                   </w:r>
                 </w:p>
               </w:tc>
@@ -4255,7 +4129,7 @@
                 <w:sz w:val="21"/>
                 <w:szCs w:val="22"/>
               </w:rPr>
-              <w:t xml:space="preserve">截至目前，上述步骤已全部完成，形成2007—2025年沪深A股非金融上市公司的公司—年度面板，回归样本52,743个观测、5,165家公司。质押比例的构造经过两项交叉验证：统计表口径与明细表口径的相关系数为0.96，95%的公司—年度差异在5个百分点以内；由此得到的「是否质押」与十大股东文件中的质押标识一致率约为95%。</w:t>
+              <w:t xml:space="preserve">截至目前，上述步骤已全部完成，形成2007—2025年沪深A股非金融上市公司的公司—年度面板，样本共50,961个观测、5,161家公司。质押比例的构造经过两项交叉验证：统计表口径与明细表口径的相关系数为0.96，95%的公司—年度差异在5个百分点以内；由此得到的「是否质押」与十大股东文件中的质押标识一致率约为95%。</w:t>
             </w:r>
           </w:p>
           <w:p>
@@ -8696,7 +8570,7 @@
                       <w:rFonts w:ascii="宋体" w:hAnsi="宋体" w:eastAsia="宋体"/>
                       <w:sz w:val="18"/>
                     </w:rPr>
-                    <w:t>依据年度最低收盘价与本息预警价格的距离测算；假设质押折扣率40%、年利率10%、利息周期90天、预警线160%</w:t>
+                    <w:t xml:space="preserve">对第一大股东每笔年末未解押的质押，以考虑现金红利再投资的月回报率构造股价指数，判断当年股价是否跌破预警价格（假设质押率40%、年利率10%、预警线160%）；取触及预警线的质押股数占其全部未解押质押股数的比例</w:t>
                   </w:r>
                 </w:p>
               </w:tc>
@@ -11410,7 +11284,7 @@
                       <w:sz w:val="21"/>
                       <w:szCs w:val="21"/>
                     </w:rPr>
-                    <w:t xml:space="preserve">52,743</w:t>
+                    <w:t xml:space="preserve">50,961</w:t>
                   </w:r>
                 </w:p>
               </w:tc>
@@ -11442,7 +11316,7 @@
                       <w:sz w:val="21"/>
                       <w:szCs w:val="21"/>
                     </w:rPr>
-                    <w:t xml:space="preserve">0.243</w:t>
+                    <w:t xml:space="preserve">0.244</w:t>
                   </w:r>
                 </w:p>
               </w:tc>
@@ -11474,7 +11348,7 @@
                       <w:sz w:val="21"/>
                       <w:szCs w:val="21"/>
                     </w:rPr>
-                    <w:t xml:space="preserve">0.255</w:t>
+                    <w:t xml:space="preserve">0.251</w:t>
                   </w:r>
                 </w:p>
               </w:tc>
@@ -11506,7 +11380,7 @@
                       <w:sz w:val="21"/>
                       <w:szCs w:val="21"/>
                     </w:rPr>
-                    <w:t xml:space="preserve">0.013</w:t>
+                    <w:t xml:space="preserve">0.015</w:t>
                   </w:r>
                 </w:p>
               </w:tc>
@@ -11538,7 +11412,7 @@
                       <w:sz w:val="21"/>
                       <w:szCs w:val="21"/>
                     </w:rPr>
-                    <w:t xml:space="preserve">0.164</w:t>
+                    <w:t xml:space="preserve">0.166</w:t>
                   </w:r>
                 </w:p>
               </w:tc>
@@ -11570,7 +11444,7 @@
                       <w:sz w:val="21"/>
                       <w:szCs w:val="21"/>
                     </w:rPr>
-                    <w:t xml:space="preserve">1.667</w:t>
+                    <w:t xml:space="preserve">1.637</w:t>
                   </w:r>
                 </w:p>
               </w:tc>
@@ -11635,7 +11509,7 @@
                       <w:sz w:val="21"/>
                       <w:szCs w:val="21"/>
                     </w:rPr>
-                    <w:t xml:space="preserve">52,743</w:t>
+                    <w:t xml:space="preserve">50,961</w:t>
                   </w:r>
                 </w:p>
               </w:tc>
@@ -11667,7 +11541,7 @@
                       <w:sz w:val="21"/>
                       <w:szCs w:val="21"/>
                     </w:rPr>
-                    <w:t xml:space="preserve">0.172</w:t>
+                    <w:t xml:space="preserve">0.173</w:t>
                   </w:r>
                 </w:p>
               </w:tc>
@@ -11699,7 +11573,7 @@
                       <w:sz w:val="21"/>
                       <w:szCs w:val="21"/>
                     </w:rPr>
-                    <w:t xml:space="preserve">0.121</w:t>
+                    <w:t xml:space="preserve">0.119</w:t>
                   </w:r>
                 </w:p>
               </w:tc>
@@ -11731,7 +11605,7 @@
                       <w:sz w:val="21"/>
                       <w:szCs w:val="21"/>
                     </w:rPr>
-                    <w:t xml:space="preserve">0.012</w:t>
+                    <w:t xml:space="preserve">0.014</w:t>
                   </w:r>
                 </w:p>
               </w:tc>
@@ -11763,7 +11637,7 @@
                       <w:sz w:val="21"/>
                       <w:szCs w:val="21"/>
                     </w:rPr>
-                    <w:t xml:space="preserve">0.141</w:t>
+                    <w:t xml:space="preserve">0.142</w:t>
                   </w:r>
                 </w:p>
               </w:tc>
@@ -11795,7 +11669,7 @@
                       <w:sz w:val="21"/>
                       <w:szCs w:val="21"/>
                     </w:rPr>
-                    <w:t xml:space="preserve">0.625</w:t>
+                    <w:t xml:space="preserve">0.621</w:t>
                   </w:r>
                 </w:p>
               </w:tc>
@@ -11860,7 +11734,7 @@
                       <w:sz w:val="21"/>
                       <w:szCs w:val="21"/>
                     </w:rPr>
-                    <w:t xml:space="preserve">52,743</w:t>
+                    <w:t xml:space="preserve">50,961</w:t>
                   </w:r>
                 </w:p>
               </w:tc>
@@ -11892,7 +11766,7 @@
                       <w:sz w:val="21"/>
                       <w:szCs w:val="21"/>
                     </w:rPr>
-                    <w:t xml:space="preserve">0.219</w:t>
+                    <w:t xml:space="preserve">0.216</w:t>
                   </w:r>
                 </w:p>
               </w:tc>
@@ -11924,7 +11798,7 @@
                       <w:sz w:val="21"/>
                       <w:szCs w:val="21"/>
                     </w:rPr>
-                    <w:t xml:space="preserve">0.335</w:t>
+                    <w:t xml:space="preserve">0.331</w:t>
                   </w:r>
                 </w:p>
               </w:tc>
@@ -12085,7 +11959,7 @@
                       <w:sz w:val="21"/>
                       <w:szCs w:val="21"/>
                     </w:rPr>
-                    <w:t xml:space="preserve">52,743</w:t>
+                    <w:t xml:space="preserve">50,961</w:t>
                   </w:r>
                 </w:p>
               </w:tc>
@@ -12310,7 +12184,7 @@
                       <w:sz w:val="21"/>
                       <w:szCs w:val="21"/>
                     </w:rPr>
-                    <w:t xml:space="preserve">52,743</w:t>
+                    <w:t xml:space="preserve">50,961</w:t>
                   </w:r>
                 </w:p>
               </w:tc>
@@ -12342,7 +12216,7 @@
                       <w:sz w:val="21"/>
                       <w:szCs w:val="21"/>
                     </w:rPr>
-                    <w:t xml:space="preserve">-3.558</w:t>
+                    <w:t xml:space="preserve">-3.555</w:t>
                   </w:r>
                 </w:p>
               </w:tc>
@@ -12406,7 +12280,7 @@
                       <w:sz w:val="21"/>
                       <w:szCs w:val="21"/>
                     </w:rPr>
-                    <w:t xml:space="preserve">-4.285</w:t>
+                    <w:t xml:space="preserve">-4.281</w:t>
                   </w:r>
                 </w:p>
               </w:tc>
@@ -12438,7 +12312,7 @@
                       <w:sz w:val="21"/>
                       <w:szCs w:val="21"/>
                     </w:rPr>
-                    <w:t xml:space="preserve">-3.510</w:t>
+                    <w:t xml:space="preserve">-3.505</w:t>
                   </w:r>
                 </w:p>
               </w:tc>
@@ -12470,7 +12344,7 @@
                       <w:sz w:val="21"/>
                       <w:szCs w:val="21"/>
                     </w:rPr>
-                    <w:t xml:space="preserve">-3.016</w:t>
+                    <w:t xml:space="preserve">-3.017</w:t>
                   </w:r>
                 </w:p>
               </w:tc>
@@ -12535,7 +12409,7 @@
                       <w:sz w:val="21"/>
                       <w:szCs w:val="21"/>
                     </w:rPr>
-                    <w:t xml:space="preserve">52,743</w:t>
+                    <w:t xml:space="preserve">50,961</w:t>
                   </w:r>
                 </w:p>
               </w:tc>
@@ -12567,7 +12441,7 @@
                       <w:sz w:val="21"/>
                       <w:szCs w:val="21"/>
                     </w:rPr>
-                    <w:t xml:space="preserve">22.262</w:t>
+                    <w:t xml:space="preserve">22.300</w:t>
                   </w:r>
                 </w:p>
               </w:tc>
@@ -12599,7 +12473,7 @@
                       <w:sz w:val="21"/>
                       <w:szCs w:val="21"/>
                     </w:rPr>
-                    <w:t xml:space="preserve">1.312</w:t>
+                    <w:t xml:space="preserve">1.297</w:t>
                   </w:r>
                 </w:p>
               </w:tc>
@@ -12631,7 +12505,7 @@
                       <w:sz w:val="21"/>
                       <w:szCs w:val="21"/>
                     </w:rPr>
-                    <w:t xml:space="preserve">19.663</w:t>
+                    <w:t xml:space="preserve">19.876</w:t>
                   </w:r>
                 </w:p>
               </w:tc>
@@ -12663,7 +12537,7 @@
                       <w:sz w:val="21"/>
                       <w:szCs w:val="21"/>
                     </w:rPr>
-                    <w:t xml:space="preserve">22.075</w:t>
+                    <w:t xml:space="preserve">22.104</w:t>
                   </w:r>
                 </w:p>
               </w:tc>
@@ -12695,7 +12569,7 @@
                       <w:sz w:val="21"/>
                       <w:szCs w:val="21"/>
                     </w:rPr>
-                    <w:t xml:space="preserve">26.274</w:t>
+                    <w:t xml:space="preserve">26.300</w:t>
                   </w:r>
                 </w:p>
               </w:tc>
@@ -12760,7 +12634,7 @@
                       <w:sz w:val="21"/>
                       <w:szCs w:val="21"/>
                     </w:rPr>
-                    <w:t xml:space="preserve">52,743</w:t>
+                    <w:t xml:space="preserve">50,961</w:t>
                   </w:r>
                 </w:p>
               </w:tc>
@@ -12792,7 +12666,7 @@
                       <w:sz w:val="21"/>
                       <w:szCs w:val="21"/>
                     </w:rPr>
-                    <w:t xml:space="preserve">0.445</w:t>
+                    <w:t xml:space="preserve">0.440</w:t>
                   </w:r>
                 </w:p>
               </w:tc>
@@ -12824,7 +12698,7 @@
                       <w:sz w:val="21"/>
                       <w:szCs w:val="21"/>
                     </w:rPr>
-                    <w:t xml:space="preserve">0.208</w:t>
+                    <w:t xml:space="preserve">0.204</w:t>
                   </w:r>
                 </w:p>
               </w:tc>
@@ -12888,7 +12762,7 @@
                       <w:sz w:val="21"/>
                       <w:szCs w:val="21"/>
                     </w:rPr>
-                    <w:t xml:space="preserve">0.440</w:t>
+                    <w:t xml:space="preserve">0.436</w:t>
                   </w:r>
                 </w:p>
               </w:tc>
@@ -12920,7 +12794,7 @@
                       <w:sz w:val="21"/>
                       <w:szCs w:val="21"/>
                     </w:rPr>
-                    <w:t xml:space="preserve">0.921</w:t>
+                    <w:t xml:space="preserve">0.896</w:t>
                   </w:r>
                 </w:p>
               </w:tc>
@@ -12985,7 +12859,7 @@
                       <w:sz w:val="21"/>
                       <w:szCs w:val="21"/>
                     </w:rPr>
-                    <w:t xml:space="preserve">52,743</w:t>
+                    <w:t xml:space="preserve">50,961</w:t>
                   </w:r>
                 </w:p>
               </w:tc>
@@ -13017,7 +12891,7 @@
                       <w:sz w:val="21"/>
                       <w:szCs w:val="21"/>
                     </w:rPr>
-                    <w:t xml:space="preserve">0.026</w:t>
+                    <w:t xml:space="preserve">0.028</w:t>
                   </w:r>
                 </w:p>
               </w:tc>
@@ -13049,7 +12923,7 @@
                       <w:sz w:val="21"/>
                       <w:szCs w:val="21"/>
                     </w:rPr>
-                    <w:t xml:space="preserve">0.069</w:t>
+                    <w:t xml:space="preserve">0.065</w:t>
                   </w:r>
                 </w:p>
               </w:tc>
@@ -13081,7 +12955,7 @@
                       <w:sz w:val="21"/>
                       <w:szCs w:val="21"/>
                     </w:rPr>
-                    <w:t xml:space="preserve">-0.274</w:t>
+                    <w:t xml:space="preserve">-0.248</w:t>
                   </w:r>
                 </w:p>
               </w:tc>
@@ -13113,7 +12987,7 @@
                       <w:sz w:val="21"/>
                       <w:szCs w:val="21"/>
                     </w:rPr>
-                    <w:t xml:space="preserve">0.030</w:t>
+                    <w:t xml:space="preserve">0.031</w:t>
                   </w:r>
                 </w:p>
               </w:tc>
@@ -13145,7 +13019,7 @@
                       <w:sz w:val="21"/>
                       <w:szCs w:val="21"/>
                     </w:rPr>
-                    <w:t xml:space="preserve">0.197</w:t>
+                    <w:t xml:space="preserve">0.191</w:t>
                   </w:r>
                 </w:p>
               </w:tc>
@@ -13210,7 +13084,7 @@
                       <w:sz w:val="21"/>
                       <w:szCs w:val="21"/>
                     </w:rPr>
-                    <w:t xml:space="preserve">52,743</w:t>
+                    <w:t xml:space="preserve">50,961</w:t>
                   </w:r>
                 </w:p>
               </w:tc>
@@ -13242,7 +13116,7 @@
                       <w:sz w:val="21"/>
                       <w:szCs w:val="21"/>
                     </w:rPr>
-                    <w:t xml:space="preserve">0.145</w:t>
+                    <w:t xml:space="preserve">0.135</w:t>
                   </w:r>
                 </w:p>
               </w:tc>
@@ -13274,7 +13148,7 @@
                       <w:sz w:val="21"/>
                       <w:szCs w:val="21"/>
                     </w:rPr>
-                    <w:t xml:space="preserve">0.437</w:t>
+                    <w:t xml:space="preserve">0.377</w:t>
                   </w:r>
                 </w:p>
               </w:tc>
@@ -13306,7 +13180,7 @@
                       <w:sz w:val="21"/>
                       <w:szCs w:val="21"/>
                     </w:rPr>
-                    <w:t xml:space="preserve">-0.615</w:t>
+                    <w:t xml:space="preserve">-0.580</w:t>
                   </w:r>
                 </w:p>
               </w:tc>
@@ -13338,7 +13212,7 @@
                       <w:sz w:val="21"/>
                       <w:szCs w:val="21"/>
                     </w:rPr>
-                    <w:t xml:space="preserve">0.079</w:t>
+                    <w:t xml:space="preserve">0.081</w:t>
                   </w:r>
                 </w:p>
               </w:tc>
@@ -13370,7 +13244,7 @@
                       <w:sz w:val="21"/>
                       <w:szCs w:val="21"/>
                     </w:rPr>
-                    <w:t xml:space="preserve">2.785</w:t>
+                    <w:t xml:space="preserve">2.195</w:t>
                   </w:r>
                 </w:p>
               </w:tc>
@@ -13435,7 +13309,7 @@
                       <w:sz w:val="21"/>
                       <w:szCs w:val="21"/>
                     </w:rPr>
-                    <w:t xml:space="preserve">52,743</w:t>
+                    <w:t xml:space="preserve">50,961</w:t>
                   </w:r>
                 </w:p>
               </w:tc>
@@ -13467,7 +13341,7 @@
                       <w:sz w:val="21"/>
                       <w:szCs w:val="21"/>
                     </w:rPr>
-                    <w:t xml:space="preserve">0.045</w:t>
+                    <w:t xml:space="preserve">0.044</w:t>
                   </w:r>
                 </w:p>
               </w:tc>
@@ -13499,7 +13373,7 @@
                       <w:sz w:val="21"/>
                       <w:szCs w:val="21"/>
                     </w:rPr>
-                    <w:t xml:space="preserve">0.039</w:t>
+                    <w:t xml:space="preserve">0.037</w:t>
                   </w:r>
                 </w:p>
               </w:tc>
@@ -13563,7 +13437,7 @@
                       <w:sz w:val="21"/>
                       <w:szCs w:val="21"/>
                     </w:rPr>
-                    <w:t xml:space="preserve">0.034</w:t>
+                    <w:t xml:space="preserve">0.033</w:t>
                   </w:r>
                 </w:p>
               </w:tc>
@@ -13595,7 +13469,7 @@
                       <w:sz w:val="21"/>
                       <w:szCs w:val="21"/>
                     </w:rPr>
-                    <w:t xml:space="preserve">0.220</w:t>
+                    <w:t xml:space="preserve">0.205</w:t>
                   </w:r>
                 </w:p>
               </w:tc>
@@ -13660,7 +13534,7 @@
                       <w:sz w:val="21"/>
                       <w:szCs w:val="21"/>
                     </w:rPr>
-                    <w:t xml:space="preserve">52,743</w:t>
+                    <w:t xml:space="preserve">50,961</w:t>
                   </w:r>
                 </w:p>
               </w:tc>
@@ -13692,7 +13566,7 @@
                       <w:sz w:val="21"/>
                       <w:szCs w:val="21"/>
                     </w:rPr>
-                    <w:t xml:space="preserve">2.398</w:t>
+                    <w:t xml:space="preserve">2.361</w:t>
                   </w:r>
                 </w:p>
               </w:tc>
@@ -13724,7 +13598,7 @@
                       <w:sz w:val="21"/>
                       <w:szCs w:val="21"/>
                     </w:rPr>
-                    <w:t xml:space="preserve">1.737</w:t>
+                    <w:t xml:space="preserve">1.666</w:t>
                   </w:r>
                 </w:p>
               </w:tc>
@@ -13788,7 +13662,7 @@
                       <w:sz w:val="21"/>
                       <w:szCs w:val="21"/>
                     </w:rPr>
-                    <w:t xml:space="preserve">1.851</w:t>
+                    <w:t xml:space="preserve">1.839</w:t>
                   </w:r>
                 </w:p>
               </w:tc>
@@ -13820,7 +13694,7 @@
                       <w:sz w:val="21"/>
                       <w:szCs w:val="21"/>
                     </w:rPr>
-                    <w:t xml:space="preserve">10.942</w:t>
+                    <w:t xml:space="preserve">10.501</w:t>
                   </w:r>
                 </w:p>
               </w:tc>
@@ -13885,7 +13759,7 @@
                       <w:sz w:val="21"/>
                       <w:szCs w:val="21"/>
                     </w:rPr>
-                    <w:t xml:space="preserve">52,743</w:t>
+                    <w:t xml:space="preserve">50,961</w:t>
                   </w:r>
                 </w:p>
               </w:tc>
@@ -13917,13 +13791,109 @@
                       <w:sz w:val="21"/>
                       <w:szCs w:val="21"/>
                     </w:rPr>
+                    <w:t xml:space="preserve">0.047</w:t>
+                  </w:r>
+                </w:p>
+              </w:tc>
+              <w:tc>
+                <w:tcPr>
+                  <w:tcW w:type="dxa" w:w="1300"/>
+                  <w:tcBorders>
+                    <w:top w:val="single" w:color="000000" w:sz="4"/>
+                    <w:left w:val="single" w:color="000000" w:sz="4"/>
+                    <w:bottom w:val="single" w:color="000000" w:sz="4"/>
+                    <w:right w:val="single" w:color="000000" w:sz="4"/>
+                  </w:tcBorders>
+                  <w:tcMar>
+                    <w:top w:type="dxa" w:w="80"/>
+                    <w:left w:type="dxa" w:w="100"/>
+                    <w:bottom w:type="dxa" w:w="80"/>
+                    <w:right w:type="dxa" w:w="100"/>
+                  </w:tcMar>
+                  <w:vAlign w:val="center"/>
+                </w:tcPr>
+                <w:p>
+                  <w:pPr>
+                    <w:spacing w:after="40" w:line="300"/>
+                    <w:jc w:val="center"/>
+                  </w:pPr>
+                  <w:r>
+                    <w:rPr>
+                      <w:rFonts w:ascii="Times New Roman" w:cs="Times New Roman" w:eastAsia="SimSun" w:hAnsi="Times New Roman"/>
+                      <w:sz w:val="21"/>
+                      <w:szCs w:val="21"/>
+                    </w:rPr>
+                    <w:t xml:space="preserve">0.069</w:t>
+                  </w:r>
+                </w:p>
+              </w:tc>
+              <w:tc>
+                <w:tcPr>
+                  <w:tcW w:type="dxa" w:w="1200"/>
+                  <w:tcBorders>
+                    <w:top w:val="single" w:color="000000" w:sz="4"/>
+                    <w:left w:val="single" w:color="000000" w:sz="4"/>
+                    <w:bottom w:val="single" w:color="000000" w:sz="4"/>
+                    <w:right w:val="single" w:color="000000" w:sz="4"/>
+                  </w:tcBorders>
+                  <w:tcMar>
+                    <w:top w:type="dxa" w:w="80"/>
+                    <w:left w:type="dxa" w:w="100"/>
+                    <w:bottom w:type="dxa" w:w="80"/>
+                    <w:right w:type="dxa" w:w="100"/>
+                  </w:tcMar>
+                  <w:vAlign w:val="center"/>
+                </w:tcPr>
+                <w:p>
+                  <w:pPr>
+                    <w:spacing w:after="40" w:line="300"/>
+                    <w:jc w:val="center"/>
+                  </w:pPr>
+                  <w:r>
+                    <w:rPr>
+                      <w:rFonts w:ascii="Times New Roman" w:cs="Times New Roman" w:eastAsia="SimSun" w:hAnsi="Times New Roman"/>
+                      <w:sz w:val="21"/>
+                      <w:szCs w:val="21"/>
+                    </w:rPr>
+                    <w:t xml:space="preserve">-0.161</w:t>
+                  </w:r>
+                </w:p>
+              </w:tc>
+              <w:tc>
+                <w:tcPr>
+                  <w:tcW w:type="dxa" w:w="1300"/>
+                  <w:tcBorders>
+                    <w:top w:val="single" w:color="000000" w:sz="4"/>
+                    <w:left w:val="single" w:color="000000" w:sz="4"/>
+                    <w:bottom w:val="single" w:color="000000" w:sz="4"/>
+                    <w:right w:val="single" w:color="000000" w:sz="4"/>
+                  </w:tcBorders>
+                  <w:tcMar>
+                    <w:top w:type="dxa" w:w="80"/>
+                    <w:left w:type="dxa" w:w="100"/>
+                    <w:bottom w:type="dxa" w:w="80"/>
+                    <w:right w:type="dxa" w:w="100"/>
+                  </w:tcMar>
+                  <w:vAlign w:val="center"/>
+                </w:tcPr>
+                <w:p>
+                  <w:pPr>
+                    <w:spacing w:after="40" w:line="300"/>
+                    <w:jc w:val="center"/>
+                  </w:pPr>
+                  <w:r>
+                    <w:rPr>
+                      <w:rFonts w:ascii="Times New Roman" w:cs="Times New Roman" w:eastAsia="SimSun" w:hAnsi="Times New Roman"/>
+                      <w:sz w:val="21"/>
+                      <w:szCs w:val="21"/>
+                    </w:rPr>
                     <w:t xml:space="preserve">0.046</w:t>
                   </w:r>
                 </w:p>
               </w:tc>
               <w:tc>
                 <w:tcPr>
-                  <w:tcW w:type="dxa" w:w="1300"/>
+                  <w:tcW w:type="dxa" w:w="1200"/>
                   <w:tcBorders>
                     <w:top w:val="single" w:color="000000" w:sz="4"/>
                     <w:left w:val="single" w:color="000000" w:sz="4"/>
@@ -13949,103 +13919,7 @@
                       <w:sz w:val="21"/>
                       <w:szCs w:val="21"/>
                     </w:rPr>
-                    <w:t xml:space="preserve">0.070</w:t>
-                  </w:r>
-                </w:p>
-              </w:tc>
-              <w:tc>
-                <w:tcPr>
-                  <w:tcW w:type="dxa" w:w="1200"/>
-                  <w:tcBorders>
-                    <w:top w:val="single" w:color="000000" w:sz="4"/>
-                    <w:left w:val="single" w:color="000000" w:sz="4"/>
-                    <w:bottom w:val="single" w:color="000000" w:sz="4"/>
-                    <w:right w:val="single" w:color="000000" w:sz="4"/>
-                  </w:tcBorders>
-                  <w:tcMar>
-                    <w:top w:type="dxa" w:w="80"/>
-                    <w:left w:type="dxa" w:w="100"/>
-                    <w:bottom w:type="dxa" w:w="80"/>
-                    <w:right w:type="dxa" w:w="100"/>
-                  </w:tcMar>
-                  <w:vAlign w:val="center"/>
-                </w:tcPr>
-                <w:p>
-                  <w:pPr>
-                    <w:spacing w:after="40" w:line="300"/>
-                    <w:jc w:val="center"/>
-                  </w:pPr>
-                  <w:r>
-                    <w:rPr>
-                      <w:rFonts w:ascii="Times New Roman" w:cs="Times New Roman" w:eastAsia="SimSun" w:hAnsi="Times New Roman"/>
-                      <w:sz w:val="21"/>
-                      <w:szCs w:val="21"/>
-                    </w:rPr>
-                    <w:t xml:space="preserve">-0.174</w:t>
-                  </w:r>
-                </w:p>
-              </w:tc>
-              <w:tc>
-                <w:tcPr>
-                  <w:tcW w:type="dxa" w:w="1300"/>
-                  <w:tcBorders>
-                    <w:top w:val="single" w:color="000000" w:sz="4"/>
-                    <w:left w:val="single" w:color="000000" w:sz="4"/>
-                    <w:bottom w:val="single" w:color="000000" w:sz="4"/>
-                    <w:right w:val="single" w:color="000000" w:sz="4"/>
-                  </w:tcBorders>
-                  <w:tcMar>
-                    <w:top w:type="dxa" w:w="80"/>
-                    <w:left w:type="dxa" w:w="100"/>
-                    <w:bottom w:type="dxa" w:w="80"/>
-                    <w:right w:type="dxa" w:w="100"/>
-                  </w:tcMar>
-                  <w:vAlign w:val="center"/>
-                </w:tcPr>
-                <w:p>
-                  <w:pPr>
-                    <w:spacing w:after="40" w:line="300"/>
-                    <w:jc w:val="center"/>
-                  </w:pPr>
-                  <w:r>
-                    <w:rPr>
-                      <w:rFonts w:ascii="Times New Roman" w:cs="Times New Roman" w:eastAsia="SimSun" w:hAnsi="Times New Roman"/>
-                      <w:sz w:val="21"/>
-                      <w:szCs w:val="21"/>
-                    </w:rPr>
-                    <w:t xml:space="preserve">0.045</w:t>
-                  </w:r>
-                </w:p>
-              </w:tc>
-              <w:tc>
-                <w:tcPr>
-                  <w:tcW w:type="dxa" w:w="1200"/>
-                  <w:tcBorders>
-                    <w:top w:val="single" w:color="000000" w:sz="4"/>
-                    <w:left w:val="single" w:color="000000" w:sz="4"/>
-                    <w:bottom w:val="single" w:color="000000" w:sz="4"/>
-                    <w:right w:val="single" w:color="000000" w:sz="4"/>
-                  </w:tcBorders>
-                  <w:tcMar>
-                    <w:top w:type="dxa" w:w="80"/>
-                    <w:left w:type="dxa" w:w="100"/>
-                    <w:bottom w:type="dxa" w:w="80"/>
-                    <w:right w:type="dxa" w:w="100"/>
-                  </w:tcMar>
-                  <w:vAlign w:val="center"/>
-                </w:tcPr>
-                <w:p>
-                  <w:pPr>
-                    <w:spacing w:after="40" w:line="300"/>
-                    <w:jc w:val="center"/>
-                  </w:pPr>
-                  <w:r>
-                    <w:rPr>
-                      <w:rFonts w:ascii="Times New Roman" w:cs="Times New Roman" w:eastAsia="SimSun" w:hAnsi="Times New Roman"/>
-                      <w:sz w:val="21"/>
-                      <w:szCs w:val="21"/>
-                    </w:rPr>
-                    <w:t xml:space="preserve">0.246</w:t>
+                    <w:t xml:space="preserve">0.243</w:t>
                   </w:r>
                 </w:p>
               </w:tc>
@@ -14110,7 +13984,7 @@
                       <w:sz w:val="21"/>
                       <w:szCs w:val="21"/>
                     </w:rPr>
-                    <w:t xml:space="preserve">52,743</w:t>
+                    <w:t xml:space="preserve">50,961</w:t>
                   </w:r>
                 </w:p>
               </w:tc>
@@ -14142,7 +14016,7 @@
                       <w:sz w:val="21"/>
                       <w:szCs w:val="21"/>
                     </w:rPr>
-                    <w:t xml:space="preserve">0.331</w:t>
+                    <w:t xml:space="preserve">0.333</w:t>
                   </w:r>
                 </w:p>
               </w:tc>
@@ -14238,7 +14112,7 @@
                       <w:sz w:val="21"/>
                       <w:szCs w:val="21"/>
                     </w:rPr>
-                    <w:t xml:space="preserve">0.305</w:t>
+                    <w:t xml:space="preserve">0.308</w:t>
                   </w:r>
                 </w:p>
               </w:tc>
@@ -14335,7 +14209,7 @@
                       <w:sz w:val="21"/>
                       <w:szCs w:val="21"/>
                     </w:rPr>
-                    <w:t xml:space="preserve">52,743</w:t>
+                    <w:t xml:space="preserve">50,961</w:t>
                   </w:r>
                 </w:p>
               </w:tc>
@@ -14512,7 +14386,7 @@
                 <w:sz w:val="21"/>
                 <w:szCs w:val="22"/>
               </w:rPr>
-              <w:t xml:space="preserve">注：样本为2007—2025年沪深A股非金融上市公司，共52,743个公司—年度观测、5,165家公司；连续变量经上下1%缩尾；SA指数保留原始符号，数值越大表示融资约束越强。</w:t>
+              <w:t xml:space="preserve">注：样本为2007—2025年沪深A股非金融上市公司，共50,961个公司—年度观测、5,161家公司；已剔除ST、*ST公司；连续变量经上下1%缩尾；SA指数保留原始符号，数值越大表示融资约束越强。</w:t>
             </w:r>
           </w:p>
           <w:p>
@@ -16240,7 +16114,7 @@
                 <w:sz w:val="21"/>
                 <w:szCs w:val="22"/>
               </w:rPr>
-              <w:t xml:space="preserve">表6报告了模型1的初步估计结果。在控制公司与年度固定效应后，大股东股权质押比例的系数在各列中均显著为负：列(2)加入控制变量后系数为-0.0185，在1%水平上显著；列(3)以行业×年度固定效应吸收行业层面的共同冲击，列(4)以上市年数固定效应控制新上市公司募集资金所带来的现金持有生命周期特征，结论均保持不变。按样本标准差折算，质押比例上升一个标准差，现金持有水平约下降其均值的2.6%。初步结果与H1b（掏空说）一致，与H1a不符。</w:t>
+              <w:t xml:space="preserve">表6报告了模型1的初步估计结果。在控制公司与年度固定效应后，大股东股权质押比例的系数在各列中均显著为负：列(2)加入控制变量后系数为-0.0165，在1%水平上显著；列(3)以行业×年度固定效应吸收行业层面的共同冲击，列(4)以上市年数固定效应控制新上市公司募集资金所带来的现金持有生命周期特征，系数均保持显著为负。按样本标准差折算，质押比例上升一个标准差，现金持有水平约下降其均值的2.2%。初步结果与H1b（掏空说）一致，与H1a不符。进一步观察发现，负向关系主要集中在上市时间较短的公司，其稳健性将在正文中结合公司生命周期进一步检验。</w:t>
             </w:r>
           </w:p>
           <w:p>
@@ -16508,7 +16382,7 @@
                       <w:sz w:val="21"/>
                       <w:szCs w:val="21"/>
                     </w:rPr>
-                    <w:t xml:space="preserve">-0.0377***</w:t>
+                    <w:t xml:space="preserve">-0.0335***</w:t>
                   </w:r>
                 </w:p>
               </w:tc>
@@ -16540,7 +16414,7 @@
                       <w:sz w:val="21"/>
                       <w:szCs w:val="21"/>
                     </w:rPr>
-                    <w:t xml:space="preserve">-0.0185***</w:t>
+                    <w:t xml:space="preserve">-0.0165***</w:t>
                   </w:r>
                 </w:p>
               </w:tc>
@@ -16572,7 +16446,7 @@
                       <w:sz w:val="21"/>
                       <w:szCs w:val="21"/>
                     </w:rPr>
-                    <w:t xml:space="preserve">-0.0150***</w:t>
+                    <w:t xml:space="preserve">-0.0125**</w:t>
                   </w:r>
                 </w:p>
               </w:tc>
@@ -16604,7 +16478,7 @@
                       <w:sz w:val="21"/>
                       <w:szCs w:val="21"/>
                     </w:rPr>
-                    <w:t xml:space="preserve">-0.0159***</w:t>
+                    <w:t xml:space="preserve">-0.0136**</w:t>
                   </w:r>
                 </w:p>
               </w:tc>
@@ -16670,7 +16544,7 @@
                       <w:sz w:val="21"/>
                       <w:szCs w:val="21"/>
                     </w:rPr>
-                    <w:t xml:space="preserve">(0.0063)</w:t>
+                    <w:t xml:space="preserve">(0.0062)</w:t>
                   </w:r>
                 </w:p>
               </w:tc>
@@ -16766,7 +16640,7 @@
                       <w:sz w:val="21"/>
                       <w:szCs w:val="21"/>
                     </w:rPr>
-                    <w:t xml:space="preserve">(0.0055)</w:t>
+                    <w:t xml:space="preserve">(0.0056)</w:t>
                   </w:r>
                 </w:p>
               </w:tc>
@@ -17642,7 +17516,7 @@
                       <w:sz w:val="21"/>
                       <w:szCs w:val="21"/>
                     </w:rPr>
-                    <w:t xml:space="preserve">0.488</w:t>
+                    <w:t xml:space="preserve">0.505</w:t>
                   </w:r>
                 </w:p>
               </w:tc>
@@ -17674,7 +17548,7 @@
                       <w:sz w:val="21"/>
                       <w:szCs w:val="21"/>
                     </w:rPr>
-                    <w:t xml:space="preserve">0.598</w:t>
+                    <w:t xml:space="preserve">0.613</w:t>
                   </w:r>
                 </w:p>
               </w:tc>
@@ -17706,7 +17580,7 @@
                       <w:sz w:val="21"/>
                       <w:szCs w:val="21"/>
                     </w:rPr>
-                    <w:t xml:space="preserve">0.601</w:t>
+                    <w:t xml:space="preserve">0.617</w:t>
                   </w:r>
                 </w:p>
               </w:tc>
@@ -17738,7 +17612,7 @@
                       <w:sz w:val="21"/>
                       <w:szCs w:val="21"/>
                     </w:rPr>
-                    <w:t xml:space="preserve">0.599</w:t>
+                    <w:t xml:space="preserve">0.615</w:t>
                   </w:r>
                 </w:p>
               </w:tc>
@@ -17804,7 +17678,7 @@
                       <w:sz w:val="21"/>
                       <w:szCs w:val="21"/>
                     </w:rPr>
-                    <w:t xml:space="preserve">52,525</w:t>
+                    <w:t xml:space="preserve">50,737</w:t>
                   </w:r>
                 </w:p>
               </w:tc>
@@ -17836,7 +17710,7 @@
                       <w:sz w:val="21"/>
                       <w:szCs w:val="21"/>
                     </w:rPr>
-                    <w:t xml:space="preserve">52,525</w:t>
+                    <w:t xml:space="preserve">50,737</w:t>
                   </w:r>
                 </w:p>
               </w:tc>
@@ -17868,7 +17742,7 @@
                       <w:sz w:val="21"/>
                       <w:szCs w:val="21"/>
                     </w:rPr>
-                    <w:t xml:space="preserve">52,518</w:t>
+                    <w:t xml:space="preserve">50,730</w:t>
                   </w:r>
                 </w:p>
               </w:tc>
@@ -17900,7 +17774,7 @@
                       <w:sz w:val="21"/>
                       <w:szCs w:val="21"/>
                     </w:rPr>
-                    <w:t xml:space="preserve">52,525</w:t>
+                    <w:t xml:space="preserve">50,737</w:t>
                   </w:r>
                 </w:p>
               </w:tc>
@@ -17931,7 +17805,7 @@
                 <w:sz w:val="21"/>
                 <w:szCs w:val="22"/>
               </w:rPr>
-              <w:t xml:space="preserve">李常青等（2018b）基于2013—2015年季度数据发现，控股股东股权质押比例与现金持有呈U型关系。为便于比较，表7列(1)、(2)沿用其混合回归口径，列(3)、(4)进一步控制公司固定效应。结果显示，按原文口径可以复现U型关系，拐点约为0.54，与原文报告的约55%基本一致；但控制公司固定效应后，平方项在2013—2015年样本中不再显著，全样本中U型右端的斜率亦不显著，U型检验不成立（Lind和Mehlum，2010）。这意味着既有文献发现的U型上升段可能主要反映高质押公司与其他公司之间的固有差异，而非同一公司质押加深后增持现金的行为，这一问题将在正文中进一步检验。</w:t>
+              <w:t xml:space="preserve">李常青等（2018b）基于2013—2015年季度数据发现，控股股东股权质押比例与现金持有呈U型关系。为便于比较，表7列(1)、(2)沿用其混合回归口径，列(3)、(4)进一步控制公司固定效应。结果显示，按原文口径可以复现U型关系，拐点约为0.53，与原文报告的约55%基本一致；但控制公司固定效应后，平方项在2013—2015年样本中不再显著，全样本中U型右端的斜率亦不显著，U型检验不成立（Lind和Mehlum，2010）。这意味着既有文献发现的U型上升段可能主要反映高质押公司与其他公司之间的固有差异，而非同一公司质押加深后增持现金的行为，这一问题将在正文中进一步检验。</w:t>
             </w:r>
           </w:p>
           <w:p>
@@ -18199,7 +18073,7 @@
                       <w:sz w:val="21"/>
                       <w:szCs w:val="21"/>
                     </w:rPr>
-                    <w:t xml:space="preserve">-0.1776***</w:t>
+                    <w:t xml:space="preserve">-0.1808***</w:t>
                   </w:r>
                 </w:p>
               </w:tc>
@@ -18231,7 +18105,7 @@
                       <w:sz w:val="21"/>
                       <w:szCs w:val="21"/>
                     </w:rPr>
-                    <w:t xml:space="preserve">-0.1728***</w:t>
+                    <w:t xml:space="preserve">-0.1683***</w:t>
                   </w:r>
                 </w:p>
               </w:tc>
@@ -18263,7 +18137,7 @@
                       <w:sz w:val="21"/>
                       <w:szCs w:val="21"/>
                     </w:rPr>
-                    <w:t xml:space="preserve">-0.0414</w:t>
+                    <w:t xml:space="preserve">-0.0262</w:t>
                   </w:r>
                 </w:p>
               </w:tc>
@@ -18295,7 +18169,7 @@
                       <w:sz w:val="21"/>
                       <w:szCs w:val="21"/>
                     </w:rPr>
-                    <w:t xml:space="preserve">-0.0494***</w:t>
+                    <w:t xml:space="preserve">-0.0456***</w:t>
                   </w:r>
                 </w:p>
               </w:tc>
@@ -18361,7 +18235,7 @@
                       <w:sz w:val="21"/>
                       <w:szCs w:val="21"/>
                     </w:rPr>
-                    <w:t xml:space="preserve">(0.0389)</w:t>
+                    <w:t xml:space="preserve">(0.0387)</w:t>
                   </w:r>
                 </w:p>
               </w:tc>
@@ -18425,7 +18299,7 @@
                       <w:sz w:val="21"/>
                       <w:szCs w:val="21"/>
                     </w:rPr>
-                    <w:t xml:space="preserve">(0.0399)</w:t>
+                    <w:t xml:space="preserve">(0.0398)</w:t>
                   </w:r>
                 </w:p>
               </w:tc>
@@ -18457,7 +18331,7 @@
                       <w:sz w:val="21"/>
                       <w:szCs w:val="21"/>
                     </w:rPr>
-                    <w:t xml:space="preserve">(0.0157)</w:t>
+                    <w:t xml:space="preserve">(0.0159)</w:t>
                   </w:r>
                 </w:p>
               </w:tc>
@@ -18523,7 +18397,7 @@
                       <w:sz w:val="21"/>
                       <w:szCs w:val="21"/>
                     </w:rPr>
-                    <w:t xml:space="preserve">0.1634***</w:t>
+                    <w:t xml:space="preserve">0.1699***</w:t>
                   </w:r>
                 </w:p>
               </w:tc>
@@ -18555,7 +18429,7 @@
                       <w:sz w:val="21"/>
                       <w:szCs w:val="21"/>
                     </w:rPr>
-                    <w:t xml:space="preserve">0.1381***</w:t>
+                    <w:t xml:space="preserve">0.1356***</w:t>
                   </w:r>
                 </w:p>
               </w:tc>
@@ -18587,7 +18461,7 @@
                       <w:sz w:val="21"/>
                       <w:szCs w:val="21"/>
                     </w:rPr>
-                    <w:t xml:space="preserve">0.0364</w:t>
+                    <w:t xml:space="preserve">0.0268</w:t>
                   </w:r>
                 </w:p>
               </w:tc>
@@ -18619,7 +18493,7 @@
                       <w:sz w:val="21"/>
                       <w:szCs w:val="21"/>
                     </w:rPr>
-                    <w:t xml:space="preserve">0.0345**</w:t>
+                    <w:t xml:space="preserve">0.0327**</w:t>
                   </w:r>
                 </w:p>
               </w:tc>
@@ -18685,7 +18559,7 @@
                       <w:sz w:val="21"/>
                       <w:szCs w:val="21"/>
                     </w:rPr>
-                    <w:t xml:space="preserve">(0.0422)</w:t>
+                    <w:t xml:space="preserve">(0.0421)</w:t>
                   </w:r>
                 </w:p>
               </w:tc>
@@ -18717,7 +18591,7 @@
                       <w:sz w:val="21"/>
                       <w:szCs w:val="21"/>
                     </w:rPr>
-                    <w:t xml:space="preserve">(0.0193)</w:t>
+                    <w:t xml:space="preserve">(0.0192)</w:t>
                   </w:r>
                 </w:p>
               </w:tc>
@@ -18749,7 +18623,7 @@
                       <w:sz w:val="21"/>
                       <w:szCs w:val="21"/>
                     </w:rPr>
-                    <w:t xml:space="preserve">(0.0397)</w:t>
+                    <w:t xml:space="preserve">(0.0399)</w:t>
                   </w:r>
                 </w:p>
               </w:tc>
@@ -18781,7 +18655,7 @@
                       <w:sz w:val="21"/>
                       <w:szCs w:val="21"/>
                     </w:rPr>
-                    <w:t xml:space="preserve">(0.0164)</w:t>
+                    <w:t xml:space="preserve">(0.0166)</w:t>
                   </w:r>
                 </w:p>
               </w:tc>
@@ -18847,7 +18721,7 @@
                       <w:sz w:val="21"/>
                       <w:szCs w:val="21"/>
                     </w:rPr>
-                    <w:t xml:space="preserve">0.54</w:t>
+                    <w:t xml:space="preserve">0.53</w:t>
                   </w:r>
                 </w:p>
               </w:tc>
@@ -18879,7 +18753,7 @@
                       <w:sz w:val="21"/>
                       <w:szCs w:val="21"/>
                     </w:rPr>
-                    <w:t xml:space="preserve">0.63</w:t>
+                    <w:t xml:space="preserve">0.62</w:t>
                   </w:r>
                 </w:p>
               </w:tc>
@@ -20013,7 +19887,7 @@
                       <w:sz w:val="21"/>
                       <w:szCs w:val="21"/>
                     </w:rPr>
-                    <w:t xml:space="preserve">0.253</w:t>
+                    <w:t xml:space="preserve">0.256</w:t>
                   </w:r>
                 </w:p>
               </w:tc>
@@ -20045,7 +19919,7 @@
                       <w:sz w:val="21"/>
                       <w:szCs w:val="21"/>
                     </w:rPr>
-                    <w:t xml:space="preserve">0.725</w:t>
+                    <w:t xml:space="preserve">0.742</w:t>
                   </w:r>
                 </w:p>
               </w:tc>
@@ -20077,7 +19951,7 @@
                       <w:sz w:val="21"/>
                       <w:szCs w:val="21"/>
                     </w:rPr>
-                    <w:t xml:space="preserve">0.598</w:t>
+                    <w:t xml:space="preserve">0.613</w:t>
                   </w:r>
                 </w:p>
               </w:tc>
@@ -20143,7 +20017,7 @@
                       <w:sz w:val="21"/>
                       <w:szCs w:val="21"/>
                     </w:rPr>
-                    <w:t xml:space="preserve">7,050</w:t>
+                    <w:t xml:space="preserve">6,912</w:t>
                   </w:r>
                 </w:p>
               </w:tc>
@@ -20175,7 +20049,7 @@
                       <w:sz w:val="21"/>
                       <w:szCs w:val="21"/>
                     </w:rPr>
-                    <w:t xml:space="preserve">52,736</w:t>
+                    <w:t xml:space="preserve">50,954</w:t>
                   </w:r>
                 </w:p>
               </w:tc>
@@ -20207,7 +20081,7 @@
                       <w:sz w:val="21"/>
                       <w:szCs w:val="21"/>
                     </w:rPr>
-                    <w:t xml:space="preserve">6,994</w:t>
+                    <w:t xml:space="preserve">6,839</w:t>
                   </w:r>
                 </w:p>
               </w:tc>
@@ -20239,7 +20113,7 @@
                       <w:sz w:val="21"/>
                       <w:szCs w:val="21"/>
                     </w:rPr>
-                    <w:t xml:space="preserve">52,519</w:t>
+                    <w:t xml:space="preserve">50,730</w:t>
                   </w:r>
                 </w:p>
               </w:tc>

--- a/pledge-cash/开题报告-修改稿.docx
+++ b/pledge-cash/开题报告-修改稿.docx
@@ -2129,7 +2129,7 @@
                 <w:sz w:val="21"/>
                 <w:szCs w:val="22"/>
               </w:rPr>
-              <w:t xml:space="preserve">一是风险规避渠道。为避免因股价下跌触发追加担保或强制平仓，大股东有较强动机维持公司经营和股价的稳定，客观上会推动公司提高现金持有水平，以增强抵御经营波动和外部冲击的能力。与此同时，高质押比例也会加剧公司自身面临的外部融资约束——债权人和金融机构会对高质押公司的风险重新定价，使其更难以通过外部渠道及时获得资金，从而倒逼公司更多依靠内部现金进行“自我保险”（Almeida等，2004；周少甫和叶宁，2023）。沿此渠道，质押比例与现金持有水平应呈正相关。</w:t>
+              <w:t xml:space="preserve">一是风险规避渠道。为避免因股价下跌触发追加担保或强制平仓，大股东有较强动机维持公司经营和股价的稳定，客观上会推动公司提高现金持有水平，以增强抵御经营波动和外部冲击的能力。与此同时，高质押比例也会加剧公司自身面临的外部融资约束——债权人和金融机构会对高质押公司的风险重新定价，使其更难以通过外部渠道及时获得资金，从而倒逼公司更多依靠内部现金进行“自我保险”（Almeida等，2004；唐玮等，2019）。沿此渠道，质押比例与现金持有水平应呈正相关。</w:t>
             </w:r>
           </w:p>
           <w:p>
@@ -2875,7 +2875,7 @@
                 <w:sz w:val="21"/>
                 <w:szCs w:val="22"/>
               </w:rPr>
-              <w:t xml:space="preserve">本文所需数据已完成下载、清洗与匹配，数据来源与处理步骤如下。已收集的数据清单如下：</w:t>
+              <w:t xml:space="preserve">本文所需数据均来自国泰安（CSMAR）数据库，已完成下载、清洗与匹配，数据来源与处理步骤如下。已收集的数据清单如下：</w:t>
             </w:r>
           </w:p>
           <w:p>
@@ -3130,7 +3130,7 @@
                       <w:sz w:val="21"/>
                       <w:szCs w:val="21"/>
                     </w:rPr>
-                    <w:t xml:space="preserve">成本</w:t>
+                    <w:t xml:space="preserve">进度</w:t>
                   </w:r>
                 </w:p>
               </w:tc>
@@ -3225,7 +3225,7 @@
                       <w:sz w:val="21"/>
                       <w:szCs w:val="21"/>
                     </w:rPr>
-                    <w:t xml:space="preserve">经学校图书馆「数据库导航」登录后，按年度分批导出明细并合并</w:t>
+                    <w:t xml:space="preserve">从国泰安（CSMAR）数据库导出质押统计表、明细表与十大股东文件，按「股票代码—年度」构造年末质押比例</w:t>
                   </w:r>
                 </w:p>
               </w:tc>
@@ -3256,7 +3256,7 @@
                       <w:sz w:val="21"/>
                       <w:szCs w:val="21"/>
                     </w:rPr>
-                    <w:t xml:space="preserve">学校订阅，免费</w:t>
+                    <w:t xml:space="preserve">已完成</w:t>
                   </w:r>
                 </w:p>
               </w:tc>
@@ -3320,7 +3320,7 @@
                       <w:sz w:val="21"/>
                       <w:szCs w:val="21"/>
                     </w:rPr>
-                    <w:t xml:space="preserve">CSMAR「公司研究系列—财务报表、财务指标分析」</w:t>
+                    <w:t xml:space="preserve">CSMAR「公司研究系列—财务报表」</w:t>
                   </w:r>
                 </w:p>
               </w:tc>
@@ -3351,7 +3351,7 @@
                       <w:sz w:val="21"/>
                       <w:szCs w:val="21"/>
                     </w:rPr>
-                    <w:t xml:space="preserve">按报表类型分别导出，按「股票代码—年度」整理</w:t>
+                    <w:t xml:space="preserve">导出合并报表年报数据，按「股票代码—年度」整理</w:t>
                   </w:r>
                 </w:p>
               </w:tc>
@@ -3382,7 +3382,7 @@
                       <w:sz w:val="21"/>
                       <w:szCs w:val="21"/>
                     </w:rPr>
-                    <w:t xml:space="preserve">学校订阅，免费</w:t>
+                    <w:t xml:space="preserve">已完成</w:t>
                   </w:r>
                 </w:p>
               </w:tc>
@@ -3415,7 +3415,7 @@
                       <w:sz w:val="21"/>
                       <w:szCs w:val="21"/>
                     </w:rPr>
-                    <w:t xml:space="preserve">公司治理数据（第一大股东持股比例、实际控制人性质、董事会规模、两职合一）</w:t>
+                    <w:t xml:space="preserve">公司治理数据（第一大股东持股比例、产权性质）</w:t>
                   </w:r>
                 </w:p>
               </w:tc>
@@ -3446,7 +3446,7 @@
                       <w:sz w:val="21"/>
                       <w:szCs w:val="21"/>
                     </w:rPr>
-                    <w:t xml:space="preserve">CSMAR「公司治理结构研究数据库」</w:t>
+                    <w:t xml:space="preserve">CSMAR「股东研究—十大股东」「股权性质」</w:t>
                   </w:r>
                 </w:p>
               </w:tc>
@@ -3477,7 +3477,7 @@
                       <w:sz w:val="21"/>
                       <w:szCs w:val="21"/>
                     </w:rPr>
-                    <w:t xml:space="preserve">按年度导出后与财务数据匹配</w:t>
+                    <w:t xml:space="preserve">导出后与财务数据按「股票代码—年度」匹配</w:t>
                   </w:r>
                 </w:p>
               </w:tc>
@@ -3508,7 +3508,7 @@
                       <w:sz w:val="21"/>
                       <w:szCs w:val="21"/>
                     </w:rPr>
-                    <w:t xml:space="preserve">学校订阅，免费</w:t>
+                    <w:t xml:space="preserve">已完成</w:t>
                   </w:r>
                 </w:p>
               </w:tc>
@@ -3603,7 +3603,7 @@
                       <w:sz w:val="21"/>
                       <w:szCs w:val="21"/>
                     </w:rPr>
-                    <w:t xml:space="preserve">用于计算 Tobin's Q 及股价相关指标</w:t>
+                    <w:t xml:space="preserve">用于计算 Tobin's Q、平仓压力与现金边际价值</w:t>
                   </w:r>
                 </w:p>
               </w:tc>
@@ -3634,7 +3634,7 @@
                       <w:sz w:val="21"/>
                       <w:szCs w:val="21"/>
                     </w:rPr>
-                    <w:t xml:space="preserve">学校订阅，免费</w:t>
+                    <w:t xml:space="preserve">已完成</w:t>
                   </w:r>
                 </w:p>
               </w:tc>
@@ -3698,7 +3698,7 @@
                       <w:sz w:val="21"/>
                       <w:szCs w:val="21"/>
                     </w:rPr>
-                    <w:t xml:space="preserve">证监会2012版行业分类（CSMAR／巨潮资讯网）</w:t>
+                    <w:t xml:space="preserve">CSMAR「公司文件」（证监会2012版行业分类、注册地省份）</w:t>
                   </w:r>
                 </w:p>
               </w:tc>
@@ -3760,7 +3760,7 @@
                       <w:sz w:val="21"/>
                       <w:szCs w:val="21"/>
                     </w:rPr>
-                    <w:t xml:space="preserve">免费</w:t>
+                    <w:t xml:space="preserve">已完成</w:t>
                   </w:r>
                 </w:p>
               </w:tc>
@@ -3855,7 +3855,7 @@
                       <w:sz w:val="21"/>
                       <w:szCs w:val="21"/>
                     </w:rPr>
-                    <w:t xml:space="preserve">对缺失或口径存疑的样本逐条手工核对补录</w:t>
+                    <w:t xml:space="preserve">对缺失或口径存疑的样本拟逐条手工核对补录</w:t>
                   </w:r>
                 </w:p>
               </w:tc>
@@ -3886,7 +3886,7 @@
                       <w:sz w:val="21"/>
                       <w:szCs w:val="21"/>
                     </w:rPr>
-                    <w:t xml:space="preserve">免费</w:t>
+                    <w:t xml:space="preserve">后续进行</w:t>
                   </w:r>
                 </w:p>
               </w:tc>
@@ -4012,7 +4012,7 @@
                       <w:sz w:val="21"/>
                       <w:szCs w:val="21"/>
                     </w:rPr>
-                    <w:t xml:space="preserve">免费</w:t>
+                    <w:t xml:space="preserve">已收集</w:t>
                   </w:r>
                 </w:p>
               </w:tc>

--- a/pledge-cash/开题报告-修改稿.docx
+++ b/pledge-cash/开题报告-修改稿.docx
@@ -1912,7 +1912,7 @@
                 <w:sz w:val="21"/>
                 <w:szCs w:val="22"/>
               </w:rPr>
-              <w:t xml:space="preserve">然而，既有研究多依据回归系数的符号推断何种机制占优，而净效应的方向只反映两种力量的合力，并不能排除另一机制同时存在；能够直接区分二者的渠道证据仍较缺乏，也少有研究结合外生政策冲击对二者进行更清晰的因果识别。</w:t>
+              <w:t xml:space="preserve">然而，既有研究多依据回归系数的符号推断何种机制占优，而净效应的方向只反映两种力量的合力，并不能排除另一机制同时存在；能够直接区分二者的渠道证据仍较缺乏，也少有研究结合外生政策冲击考察监管政策对这一传导关系的影响。</w:t>
             </w:r>
           </w:p>
           <w:p>
@@ -1986,7 +1986,7 @@
                 <w:sz w:val="21"/>
                 <w:szCs w:val="22"/>
               </w:rPr>
-              <w:t xml:space="preserve">综上，现有文献从不同视角验证了股权质押的经济后果，也从多个理论视角探讨了企业现金持有的动因。李常青等（2018b）虽已发现股权质押与现金持有呈U型关系，但其识别依赖混合截面回归中的平方项，未区分公司间差异与公司内变化，样本亦未覆盖2018年质押新规实施之后的制度环境。本文尝试在这一交叉领域进行补充，边际贡献主要体现在四个方面：第一，将样本延伸至2007—2025年，覆盖质押规模扩张、2018年风险集中暴露与其后规范化三个阶段，检验既有结论在新制度环境下的适用性；第二，在控制公司固定效应的条件下重新检验既有文献发现的U型关系，并以平仓压力、控股股东资金占用和现金边际价值（Faulkender和Wang，2006）构造能够区分风险规避与掏空的渠道检验，并以融资约束程度和产权性质刻画效应的边界条件；第三，在政策评估上，以2018年股票质押新规构造处理强度双重差分模型，检验新规是否压降了质押规模、是否改变了质押风险向公司现金政策的传导，并以省级纾困计划构造的交错双重差分模型作为补充；第四，针对账面现金可能被操纵这一新近发现（杨国超等，2025），采用非受限货币资金口径、剔除“存贷双高”样本等方式检验被解释变量的可靠性，并进一步检验质押是否通过现金储备渠道挤出企业投资支出，将质押风险的传导链条延伸至实体经营层面。</w:t>
+              <w:t xml:space="preserve">综上，现有文献从不同视角验证了股权质押的经济后果，也从多个理论视角探讨了企业现金持有的动因。李常青等（2018b）虽已发现股权质押与现金持有呈U型关系，但其识别依赖混合截面回归中的平方项，未区分公司间差异与公司内变化，样本亦未覆盖2018年质押新规实施之后的制度环境。本文尝试在这一交叉领域进行补充，边际贡献主要体现在四个方面：第一，将样本延伸至2007—2025年，覆盖质押规模扩张、2018年风险集中暴露与其后规范化三个阶段，检验既有结论在新制度环境下的适用性；第二，在控制公司固定效应的条件下重新检验既有文献发现的U型关系，区分公司间差异与公司内变化；同时以平仓压力、控股股东资金占用和现金边际价值（Faulkender和Wang，2006）构造能够区分风险规避与掏空的渠道检验，并以融资约束程度和产权性质刻画效应的边界条件；第三，在政策评估上，以2018年股票质押新规构造处理强度双重差分模型，检验新规是否压降了质押规模、是否改变了质押风险向公司现金政策的传导，并以省级纾困计划构造的交错双重差分模型作为补充；第四，针对账面现金可能被操纵这一新近发现（杨国超等，2025），采用非受限货币资金口径、剔除“存贷双高”样本等方式检验被解释变量的可靠性，并进一步检验质押是否通过现金储备渠道挤出企业投资支出，将质押风险的传导链条延伸至实体经营层面。</w:t>
             </w:r>
           </w:p>
         </w:tc>
@@ -2455,7 +2455,7 @@
                 <w:sz w:val="21"/>
                 <w:szCs w:val="22"/>
               </w:rPr>
-              <w:t xml:space="preserve">第五章，实证结果分析。报告描述性统计、相关性分析与基准回归结果，判断质押对现金持有净效应的方向（H1a／H1b）；通过平仓压力、资金占用与现金边际价值的渠道检验区分两种机制（H2a／H2b）；开展融资约束与产权性质的边界条件检验（H3／H4）以及以2018年股票质押新规为冲击的双重差分检验；并进行被解释变量计量可靠性检验、投资挤出的拓展检验，以及稳健性检验与内生性处理。</w:t>
+              <w:t xml:space="preserve">第五章，实证结果分析。报告描述性统计、相关性分析与基准回归结果，判断质押对现金持有净效应的方向（H1a／H1b），并复现李常青等（2018b）的U型关系、比较混合回归与公司固定效应的结果；通过平仓压力、资金占用与现金边际价值的渠道检验区分两种机制（H2a／H2b）；开展融资约束与产权性质的边界条件检验（H3／H4）以及以2018年股票质押新规为冲击的双重差分检验；并进行被解释变量计量可靠性检验、投资挤出的拓展检验，以及稳健性检验与内生性处理。</w:t>
             </w:r>
           </w:p>
           <w:p>
@@ -2610,7 +2610,7 @@
                 <w:sz w:val="21"/>
                 <w:szCs w:val="22"/>
               </w:rPr>
-              <w:t xml:space="preserve">在理论层面，本文试图将现金持有这一防御性财务决策纳入股权质押经济后果的研究框架，为预防性现金持有理论提供一个源于股东行为的外生风险视角，并通过刻画“掏空”与“风险规避”两种机制各自占优的条件区间，为化解既有文献的结论分歧提供经验依据。</w:t>
+              <w:t xml:space="preserve">在理论层面，本文试图将现金持有这一防御性财务决策纳入股权质押经济后果的研究框架，为预防性现金持有理论提供一个源于股东行为的外生风险视角，并通过区分公司间差异与公司内变化重新检验既有文献发现的U型关系，结合渠道检验判断“掏空”与“风险规避”两种机制是否成立，为化解既有文献的结论分歧提供经验依据。</w:t>
             </w:r>
           </w:p>
           <w:p>
@@ -2764,7 +2764,7 @@
                 <w:sz w:val="21"/>
                 <w:szCs w:val="22"/>
               </w:rPr>
-              <w:t xml:space="preserve">第四，被解释变量的计量可靠性问题。本文以货币资金为基础构造现金持有水平指标，而近期研究（杨国超等，2025）发现上市公司的账面现金余额未必完全真实，企业可能通过会计造假、期末临时拆借资金“摆账”以及“以贷转存”并反复质押借款等方式虚增账面现金。这一发现对本文构成直接挑战：若高质押公司的账面现金增加部分源于上述操纵行为，或源于质押融资资金投入上市公司所形成的机械关联，则所观测到的效应未必反映真实的预防性储备动机。为此，本文拟从四个方面加以应对：一是以扣除受限货币资金后的非受限现金重新计算被解释变量；二是剔除“存贷双高”样本以及因现金科目相关会计违规被证监会处罚的公司后重新回归；三是在模型中控制受限资金占比，并考察以期末账面现金为基础计算的资金收益率是否存在系统性差异；四是借鉴余明桂等（2021）与苏治等（2023）按质押资金投向的划分（资金用途依据质押公告手工整理，披露不全的样本不纳入该项检验），比较支持型（公用型）与非支持型（私用型）质押样本的差异——若仅在资金投向上市公司的样本中观测到现金增加，则说明存在机械关联，若在资金未投向上市公司的样本中同样观测到现金增加，方可支持预防性动机的解释。</w:t>
+              <w:t xml:space="preserve">第四，被解释变量的计量可靠性问题。本文以货币资金为基础构造现金持有水平指标，而近期研究（杨国超等，2025）发现上市公司的账面现金余额未必完全真实，企业可能通过会计造假、期末临时拆借资金“摆账”以及“以贷转存”并反复质押借款等方式虚增账面现金。这一发现对本文构成直接挑战：若高质押公司的账面现金增加部分源于上述操纵行为，或源于质押融资资金投入上市公司所形成的机械关联，则所观测到的效应未必反映真实的预防性储备动机。为此，本文拟从四个方面加以应对：一是以扣除受限货币资金后的非受限现金重新计算被解释变量；二是剔除“存贷双高”样本以及因现金科目相关会计违规被证监会处罚的公司后重新回归；三是在模型中控制受限资金占比，并考察以期末账面现金为基础计算的资金收益率是否存在系统性差异；四是借鉴余明桂等（2021）与苏治等（2023）按质押资金投向的划分（资金投向取自CSMAR质押明细表，投向上市公司的记录仅约占2%，该项检验仅作补充），比较支持型（公用型）与非支持型（私用型）质押样本的差异——若仅在资金投向上市公司的样本中观测到现金增加，则说明存在机械关联，若在资金未投向上市公司的样本中同样观测到现金增加，方可支持预防性动机的解释。</w:t>
             </w:r>
           </w:p>
           <w:p>
@@ -2903,7 +2903,7 @@
                 <w:sz w:val="21"/>
                 <w:szCs w:val="22"/>
               </w:rPr>
-              <w:t xml:space="preserve">② 公司财务数据：总资产、总负债、货币资金、经营活动现金流、净利润、营业收入、固定资产、员工人数等，来源CSMAR“公司财务年报数据库”；</w:t>
+              <w:t xml:space="preserve">② 公司财务数据：总资产、总负债、货币资金、流动资产与流动负债、其他应收款与其他应付款、经营活动现金流、资本支出、净利润、营业总收入等，来源CSMAR「公司研究系列—财务报表」（合并报表、年报）；</w:t>
             </w:r>
           </w:p>
           <w:p>
@@ -2917,7 +2917,7 @@
                 <w:sz w:val="21"/>
                 <w:szCs w:val="22"/>
               </w:rPr>
-              <w:t xml:space="preserve">③ 公司治理数据：第一大股东持股比例、股权集中度、董事会规模、两职合一、产权性质，来源CSMAR“公司治理结构研究数据库”；</w:t>
+              <w:t xml:space="preserve">③ 公司治理数据：第一大股东持股比例、产权性质，来源CSMAR「股东研究」十大股东文件与股权性质文件；</w:t>
             </w:r>
           </w:p>
           <w:p>
@@ -4115,7 +4115,7 @@
                 <w:sz w:val="21"/>
                 <w:szCs w:val="22"/>
               </w:rPr>
-              <w:t xml:space="preserve">第 6 步：用 Stata（xtreg fe／reghdfe，标准误在公司层面聚类）或 Python（statsmodels、linearmodels 的 PanelOLS）依次完成基准回归、调节效应检验、分组异质性检验、稳健性检验与内生性处理。</w:t>
+              <w:t xml:space="preserve">第 6 步：用 Python（pyfixest，与 Stata 的 reghdfe 等价，标准误在公司层面聚类）依次完成基准回归、调节效应检验、分组异质性检验、稳健性检验与内生性处理，并提供对应的 Stata 代码。</w:t>
             </w:r>
           </w:p>
           <w:p>
@@ -4129,7 +4129,7 @@
                 <w:sz w:val="21"/>
                 <w:szCs w:val="22"/>
               </w:rPr>
-              <w:t xml:space="preserve">截至目前，上述步骤已全部完成，形成2007—2025年沪深A股非金融上市公司的公司—年度面板，样本共50,961个观测、5,161家公司。质押比例的构造经过两项交叉验证：统计表口径与明细表口径的相关系数为0.96，95%的公司—年度差异在5个百分点以内；由此得到的「是否质押」与十大股东文件中的质押标识一致率约为95%。</w:t>
+              <w:t xml:space="preserve">截至目前，第 1—4 步与基准回归已经完成，KZ／WW 指数、PSM 匹配样本与 DID 变量将在后续检验中构造；受限货币资金、利息收入与研发投入等拓展检验所需数据将在后续补充下载。现已形成2007—2025年沪深A股非金融上市公司的公司—年度面板，样本共50,961个观测、5,161家公司。质押比例的构造经过两项交叉验证：统计表口径与明细表口径的相关系数为0.96，95%的公司—年度差异在5个百分点以内；由此得到的「是否质押」与十大股东文件中的质押标识一致率约为95%。</w:t>
             </w:r>
           </w:p>
           <w:p>
@@ -4158,7 +4158,7 @@
                 <w:sz w:val="21"/>
                 <w:szCs w:val="22"/>
               </w:rPr>
-              <w:t xml:space="preserve">核心变量的定义、计算公式与数据来源见表2，各指数公式与系数的文献出处见表3；变量的具体取值待数据下载与测算完成后填入。</w:t>
+              <w:t xml:space="preserve">核心变量的定义、计算公式与数据来源见表2，各指数公式与系数的文献出处见表3；核心变量已完成测算，主要变量的描述性统计见表4。</w:t>
             </w:r>
           </w:p>
           <w:p>
@@ -9229,7 +9229,7 @@
                       <w:rFonts w:ascii="宋体" w:hAnsi="宋体" w:eastAsia="宋体"/>
                       <w:sz w:val="18"/>
                     </w:rPr>
-                    <w:t xml:space="preserve">CSMAR月度个股回报与Fama-French因子（CSMAR/锐思），H2检验用</w:t>
+                    <w:t xml:space="preserve">CSMAR月个股回报率文件；基准收益为按规模与账面市值比构造的25个组合收益，三因子（CSMAR因子研究）作稳健性检验；H2检验用</w:t>
                   </w:r>
                 </w:p>
               </w:tc>
@@ -9700,7 +9700,7 @@
                       <w:rFonts w:ascii="宋体" w:hAnsi="宋体" w:eastAsia="宋体"/>
                       <w:sz w:val="18"/>
                     </w:rPr>
-                    <w:t xml:space="preserve">巨潮资讯网质押公告手工整理（披露不全者不纳入），参照余明桂等(2021)、苏治等(2023)</w:t>
+                    <w:t xml:space="preserve">CSMAR股东股权质押情况明细表「投向」字段（投向上市公司的记录约占2%，仅作补充检验），参照余明桂等(2021)、苏治等(2023)</w:t>
                   </w:r>
                 </w:p>
               </w:tc>
@@ -10259,7 +10259,7 @@
                       <w:sz w:val="21"/>
                       <w:szCs w:val="21"/>
                     </w:rPr>
-                    <w:t xml:space="preserve">系数 -0.737／0.043／-0.040；Size 为总资产（百万元）的自然对数，Age 为上市年限；按原文做法对 Size、Age 截尾（原文上限分别为45亿美元与37年，本文按汇率与价格指数折算）；保留原始符号，数值越大表示融资约束越严重</w:t>
+                    <w:t xml:space="preserve">系数 -0.737／0.043／-0.040；Size 为总资产（百万元）的自然对数，Age 为上市年限；按原文做法对 Size、Age 截尾（原文上限分别为45亿美元与37年；本文将规模上限按汇率折算为370亿元人民币）；保留原始符号，数值越大表示融资约束越严重</w:t>
                   </w:r>
                 </w:p>
               </w:tc>
@@ -10945,7 +10945,7 @@
                 <w:sz w:val="21"/>
                 <w:szCs w:val="22"/>
               </w:rPr>
-              <w:t xml:space="preserve">其中，i 表示公司，t 表示年度。Cash 为企业现金持有水平，Pledge 为大股东股权质押比例，HighFC 为滞后一期SA指数高于当年中位数的虚拟变量，PledgePre 为2016—2017年大股东平均质押比例，Post 为2018年及以后年度的虚拟变量；Controls 为公司规模、杠杆率、盈利能力、成长机会、现金流水平、现金流波动性、净营运资本、上市年限、股权集中度等控制变量，资本支出与现金股利因可能受质押影响而不进入基准控制变量；Year_FE 与 Firm_FE 分别为年度与公司固定效应，ε 为随机扰动项；所有回归的标准误在公司层面聚类。模型1中 Pledge 的系数 β1 反映质押对现金持有的净效应，显著为正表明风险规避渠道占优（H1a），显著为负则表明掏空渠道占优（H1b）。H2a 通过在模型1中加入 Pledge×Pressure 交乘项检验，H2b 以控股股东资金占用 OREC 为被解释变量检验，并结合模型4中 γ2 的符号共同判断：γ2 不显著为负支持 H2a，显著为负支持 H2b。模型2中交乘项系数 β2 用于检验 H3，其符号预期与 β1 一致；H4 采用按产权性质分组回归并以似无相关检验（SUR）比较组间系数差异的方式检验。模型3中 PledgePre×Post 的系数 β1 反映2018年股票质押新规的政策冲击效应，配合平行趋势检验、动态效应检验与安慰剂检验，并以质押比例和平仓压力为被解释变量检验新规的“第一阶段”影响。模型4中 r_it − R_it^B 为按规模与账面市值比分组调整的股票年度超额收益，ΔC 为现金变动，M 为上年末股权市值，其余控制变量按 Faulkender和Wang（2006）设定。</w:t>
+              <w:t xml:space="preserve">其中，i 表示公司，t 表示年度。Cash 为企业现金持有水平，Pledge 为大股东股权质押比例，HighFC 为滞后一期SA指数高于当年中位数的虚拟变量，PledgePre 为2016—2017年大股东平均质押比例，Post 为2018年及以后年度的虚拟变量；Controls 为公司规模、杠杆率、盈利能力、营业收入增长率、成长机会（Tobin Q）、现金流水平、现金流波动性、净营运资本、上市年限、股权集中度等控制变量，资本支出与现金股利因可能受质押影响而不进入基准控制变量；Year_FE 与 Firm_FE 分别为年度与公司固定效应，ε 为随机扰动项；所有回归的标准误在公司层面聚类。模型1中 Pledge 的系数 β1 反映质押对现金持有的净效应，显著为正表明风险规避渠道占优（H1a），显著为负则表明掏空渠道占优（H1b）。H2a 通过在模型1中加入 Pledge×Pressure 交乘项检验，H2b 以控股股东资金占用 OREC 为被解释变量检验，并结合模型4中 γ2 的符号共同判断：γ2 不显著为负支持 H2a，显著为负支持 H2b。模型2中交乘项系数 β2 用于检验 H3，其符号预期与 β1 一致；H4 以 Pledge×SOE 交乘项检验组间差异，并同时报告按产权性质分组的回归结果。模型3中 PledgePre×Post 的系数 β1 反映2018年股票质押新规的政策冲击效应，配合平行趋势检验、动态效应检验与安慰剂检验，并以质押比例和平仓压力为被解释变量检验新规的“第一阶段”影响。模型4中 r_it − R_it^B 为按规模与账面市值比分组调整的股票年度超额收益，ΔC 为现金变动，M 为上年末股权市值，其余控制变量按 Faulkender和Wang（2006）设定。</w:t>
             </w:r>
           </w:p>
           <w:p>

--- a/pledge-cash/开题报告-修改稿.docx
+++ b/pledge-cash/开题报告-修改稿.docx
@@ -404,6 +404,21 @@
         <w:br w:type="page"/>
       </w:r>
     </w:p>
+    <w:p>
+      <w:pPr>
+        <w:spacing w:after="160" w:before="260"/>
+      </w:pPr>
+      <w:r>
+        <w:rPr>
+          <w:rFonts w:ascii="SimHei" w:cs="SimHei" w:eastAsia="SimHei" w:hAnsi="SimHei"/>
+          <w:b/>
+          <w:bCs/>
+          <w:sz w:val="26"/>
+          <w:szCs w:val="26"/>
+        </w:rPr>
+        <w:t xml:space="preserve">硕士研究生学位论文开题报告表</w:t>
+      </w:r>
+    </w:p>
     <w:tbl>
       <w:tblPr>
         <w:tblW w:type="dxa" w:w="9000"/>
@@ -2480,7 +2495,7 @@
             <w:r>
               <w:drawing>
                 <wp:inline>
-                  <wp:extent cx="4680000" cy="5635818"/>
+                  <wp:extent cx="5375559" cy="6838906"/>
                   <wp:docPr id="2" name="Picture 2"/>
                   <wp:cNvGraphicFramePr>
                     <a:graphicFrameLocks noChangeAspect="1"/>
@@ -2501,7 +2516,7 @@
                         <pic:spPr>
                           <a:xfrm>
                             <a:off x="0" y="0"/>
-                            <a:ext cx="4680000" cy="5635818"/>
+                            <a:ext cx="5375559" cy="6838906"/>
                           </a:xfrm>
                           <a:prstGeom prst="rect"/>
                         </pic:spPr>
@@ -2536,7 +2551,7 @@
             <w:r>
               <w:drawing>
                 <wp:inline>
-                  <wp:extent cx="4140000" cy="4284270"/>
+                  <wp:extent cx="5040000" cy="5012000"/>
                   <wp:docPr id="3" name="Picture 3"/>
                   <wp:cNvGraphicFramePr>
                     <a:graphicFrameLocks noChangeAspect="1"/>
@@ -2557,7 +2572,7 @@
                         <pic:spPr>
                           <a:xfrm>
                             <a:off x="0" y="0"/>
-                            <a:ext cx="4140000" cy="4284270"/>
+                            <a:ext cx="5040000" cy="5012000"/>
                           </a:xfrm>
                           <a:prstGeom prst="rect"/>
                         </pic:spPr>
@@ -20216,6 +20231,47 @@
             </w:tcMar>
             <w:vAlign w:val="center"/>
           </w:tcPr>
+          <w:p>
+            <w:pPr>
+              <w:ind w:firstLine="420"/>
+            </w:pPr>
+            <w:r>
+              <w:rPr>
+                <w:rFonts w:ascii="宋体" w:hAnsi="宋体" w:eastAsia="宋体"/>
+                <w:sz w:val="21"/>
+              </w:rPr>
+              <w:t>科研论文工作的总工作量（估计）、分研究阶段的进度（起迄日期）和要求。</w:t>
+            </w:r>
+          </w:p>
+          <w:p>
+            <w:pPr>
+              <w:spacing/>
+              <w:ind w:firstLine="420"/>
+            </w:pPr>
+            <w:r>
+              <w:rPr>
+                <w:rFonts w:ascii="宋体" w:cs="SimSun" w:eastAsia="宋体" w:hAnsi="宋体"/>
+                <w:sz w:val="21"/>
+                <w:szCs w:val="22"/>
+              </w:rPr>
+              <w:t xml:space="preserve">本文的主要工作进展及安排如表8所示：</w:t>
+            </w:r>
+          </w:p>
+          <w:p>
+            <w:pPr>
+              <w:spacing/>
+            </w:pPr>
+            <w:r>
+              <w:rPr>
+                <w:rFonts w:ascii="宋体" w:cs="SimSun" w:eastAsia="宋体" w:hAnsi="宋体"/>
+                <w:b/>
+                <w:bCs/>
+                <w:sz w:val="21"/>
+                <w:szCs w:val="22"/>
+              </w:rPr>
+              <w:t xml:space="preserve">表8　论文工作进展安排</w:t>
+            </w:r>
+          </w:p>
           <w:tbl>
             <w:tblPr>
               <w:tblW w:type="dxa" w:w="9000"/>
@@ -20902,18 +20958,6 @@
               </w:tc>
             </w:tr>
           </w:tbl>
-          <w:p>
-            <w:pPr>
-              <w:ind w:firstLine="420"/>
-            </w:pPr>
-            <w:r>
-              <w:rPr>
-                <w:rFonts w:ascii="宋体" w:hAnsi="宋体" w:eastAsia="宋体"/>
-                <w:sz w:val="21"/>
-              </w:rPr>
-              <w:t>科研论文工作的总工作量（估计）、分研究阶段的进度（起迄日期）和要求。</w:t>
-            </w:r>
-          </w:p>
           <w:p>
             <w:pPr>
               <w:spacing w:after="120" w:line="360"/>
@@ -21800,7 +21844,7 @@
           <w:sz w:val="22"/>
           <w:szCs w:val="22"/>
         </w:rPr>
-        <w:t xml:space="preserve">（此部分留待正式答辩时由专家组现场记录）</w:t>
+        <w:t xml:space="preserve"> </w:t>
       </w:r>
     </w:p>
     <w:p>

--- a/pledge-cash/开题报告-修改稿.docx
+++ b/pledge-cash/开题报告-修改稿.docx
@@ -1598,7 +1598,7 @@
                 <w:sz w:val="21"/>
                 <w:szCs w:val="22"/>
               </w:rPr>
-              <w:t xml:space="preserve">监管层对股权质押风险的关注呈现持续加码的态势。2013年，沪深交易所与中国证券登记结算有限责任公司推出《股票质押式回购交易及登记结算业务办法（试行）》，场内质押业务由此起步，市场质押规模随后迅速扩张；2018年1月，上述办法修订实施，对单一股票质押比例上限、质押率上限、融入资金用途、融入方资质等作出更严格规定，同年中国证监会、中国人民银行、原中国银保监会联合发布《关于加强上市公司股份质押风险管控的意见》；2018年第四季度起，多个省份的地方政府与金融机构陆续设立民营企业纾困专项基金，以市场化方式化解上市公司股权质押风险（毛捷和管星华，2022）；2019年10月，监管部门进一步规范了股权质押的信息披露要求（郑登津等，2026）；2025年12月，中国证监会就《上市公司监督管理条例（公开征求意见稿）》公开征求意见，明确严禁控股股东、实际控制人开展资金占用、违规担保等损害上市公司利益的行为。上述制度演进反映出监管层对质押风险向公司经营层面传导的高度关注，也为本文评估监管政策的实际效果提供了检验场景。</w:t>
+              <w:t xml:space="preserve">监管层对股权质押风险的关注呈现持续加码的态势。2013年，沪深交易所与中国证券登记结算有限责任公司推出《股票质押式回购交易及登记结算业务办法（试行）》，场内质押业务由此起步；2018年1月，沪深交易所与中国证券登记结算有限责任公司分别发布《股票质押式回购交易及登记结算业务办法（2018年修订）》，并于同年3月12日起实施，对融入方资质、股票质押率、单只股票质押比例、资金用途等作出更严格规定；2018年第四季度起，多个省份的地方政府与金融机构陆续设立民营企业纾困专项基金，以市场化方式化解上市公司股权质押风险（毛捷和管星华，2022）。2019年10月，上海、深圳证券交易所分别修订股份质押信息披露相关公告格式指引，进一步强化对控股股东高比例质押、平仓风险及股份冻结等事项的信息披露要求；2025年12月，中国证监会就《上市公司监督管理条例（公开征求意见稿）》公开征求意见，进一步完善上市公司治理、信息披露及控股股东、实际控制人等关键少数监管要求。上述制度演进反映出监管层对股权质押风险及其向公司治理和经营层面传导问题的持续关注，也为本文考察监管政策和地方纾困措施的影响提供了政策背景。</w:t>
             </w:r>
           </w:p>
           <w:p>
@@ -2751,7 +2751,7 @@
                 <w:sz w:val="21"/>
                 <w:szCs w:val="22"/>
               </w:rPr>
-              <w:t xml:space="preserve">第三，内生性与遗漏变量问题。股权质押决策与现金持有决策可能同时受到公司经营预期、行业景气度等因素的共同影响，且现金持有充裕程度不同的公司，大股东质押动机也可能存在差异（反向因果）。本文拟采取以下策略加以应对。其一，以公司与年度双向固定效应控制不随时间变化的公司特征与共同冲击，加入上市年数固定效应控制新上市公司募集资金带来的现金持有生命周期特征，并将核心解释变量滞后一期、采用倾向得分匹配样本重新估计，以缓解同时性与样本选择问题。其二，以2018年股票质押新规构造双重差分设计，用于评估监管政策的实际效果。该新规面向全市场统一实施，严格意义上并不存在完全未受政策影响的对照组，因此本文以新规实施前（2016—2017年）大股东平均质押比例作为连续的处理强度，与新规实施后的时点虚拟变量交乘，二值化的处理组设定仅作稳健性检验。需要预先说明的是，新规一方面通过限制质押率与单一股票质押比例压降了质押杠杆，另一方面也收紧了高质押股东到期续作与补充质押的空间，其对存量高质押公司控制权转移风险的净影响在理论上并不确定；且2018年同时伴随股市大幅下跌、资管新规去杠杆与民营企业融资收紧，这些冲击同样集中作用于高质押公司。为此，本文先以质押比例与平仓压力为被解释变量检验新规对高质押公司质押风险的影响（“第一阶段”），再据此解读现金持有变化的方向；同时加入行业×年度与省份×年度固定效应以吸收同期的行业与地区冲击，在稳健性检验中剔除2018年当年观测，并以事件研究图逐年报告动态效应；若平行趋势检验未能通过，将采用倾向得分匹配后的样本重新估计，或加入处理强度与时间趋势的交互项，并如实报告相关结果。其三，借鉴毛捷和管星华（2022）的做法，以各省份分批实施的纾困计划构造交错双重差分模型作为补充检验：若H1a成立，纾困实施后高质押公司的预防性现金持有应相应回落。但未实施纾困计划的省份仅有海南、贵州、云南、甘肃、青海和西藏六个，对照组上市公司数量有限，且各批次集中在2018年第四季度至2019年第三季度实施，年度数据下的处理队列较少，统计效力可能不足；若样本量不足，本文将改用纾困力度连续变量进行估计，并将该部分结果定位为辅助证据。需要说明的是，上述方法均难以完全排除随时间变化的遗漏变量的影响，本文将审慎使用“相关”“一致”等表述，并在研究不足部分如实说明因果识别的局限。</w:t>
+              <w:t xml:space="preserve">第三，内生性与遗漏变量问题。股权质押决策与现金持有决策可能同时受到公司经营预期、行业景气度等因素的共同影响，且现金持有充裕程度不同的公司，大股东质押动机也可能存在差异（反向因果）。本文拟采取以下策略加以应对。其一，以公司与年度双向固定效应控制不随时间变化的公司特征与共同冲击，加入上市年数固定效应控制新上市公司募集资金带来的现金持有生命周期特征，并将核心解释变量滞后一期、采用倾向得分匹配样本重新估计，以缓解同时性与样本选择问题。其二，以2018年股票质押新规构造双重差分设计，用于评估监管政策的实际效果。该新规面向全市场统一实施，严格意义上并不存在完全未受政策影响的对照组，因此本文以新规实施前（2016—2017年）大股东平均质押比例作为连续的处理强度，与新规实施后的时点虚拟变量交乘，二值化的处理组设定仅作稳健性检验。需要预先说明的是，新规一方面通过限制质押率与单一股票质押比例压降了质押杠杆，另一方面也收紧了高质押股东到期续作与补充质押的空间，其对存量高质押公司控制权转移风险的净影响在理论上并不确定；且2018年同时伴随股市大幅下跌、资管新规去杠杆与民营企业融资收紧，这些冲击同样集中作用于高质押公司。为此，本文先以质押比例与平仓压力为被解释变量检验新规对高质押公司质押风险的影响（“第一阶段”），再据此解读现金持有变化的方向；同时加入行业×年度与省份×年度固定效应以吸收同期的行业与地区冲击，在稳健性检验中剔除2018年当年观测，并以事件研究图逐年报告动态效应；若平行趋势检验未能通过，将采用倾向得分匹配后的样本重新估计，或加入处理强度与时间趋势的交互项，并如实报告相关结果。其三，借鉴毛捷和管星华（2022）的做法，以各省份分批实施的纾困计划构造交错双重差分模型作为补充检验：若H1a成立，纾困实施后高质押公司的预防性现金持有应相应回落。但按照毛捷和管星华（2022）的政策界定，仅海南、贵州、云南、甘肃、青海和西藏未设立地方政府纾困基金，本文将其作为未实施地方政府纾困的省份，对照组上市公司数量有限，且各批次集中在2018年第四季度至2019年第三季度实施，年度数据下的处理队列较少，统计效力可能不足；若样本量不足，本文将改用纾困力度连续变量进行估计，并将该部分结果定位为辅助证据。需要说明的是，上述方法均难以完全排除随时间变化的遗漏变量的影响，本文将审慎使用“相关”“一致”等表述，并在研究不足部分如实说明因果识别的局限。</w:t>
             </w:r>
           </w:p>
           <w:p>
@@ -9370,7 +9370,7 @@
                       <w:rFonts w:ascii="宋体" w:hAnsi="宋体" w:eastAsia="宋体"/>
                       <w:sz w:val="18"/>
                     </w:rPr>
-                    <w:t xml:space="preserve">公司注册地所属省份在t年已实施纾困计划=1，否则=0；未实施省份为海南、贵州、云南、甘肃、青海、西藏（名单需逐省核实）</w:t>
+                    <w:t xml:space="preserve">公司注册地所属省份在t年已设立地方政府纾困基金=1，否则=0；未设立省份为海南、贵州、云南、甘肃、青海、西藏（毛捷和管星华，2022）</w:t>
                   </w:r>
                 </w:p>
               </w:tc>

--- a/pledge-cash/开题报告-修改稿.docx
+++ b/pledge-cash/开题报告-修改稿.docx
@@ -1799,7 +1799,7 @@
                 <w:sz w:val="21"/>
                 <w:szCs w:val="22"/>
               </w:rPr>
-              <w:t xml:space="preserve">企业现金持有的决定因素是公司金融领域长期关注的问题。权衡理论认为，企业持有现金存在交易成本与机会成本的权衡；优序融资理论则将现金视为内部资金的“蓄水池”，用以缓冲内外部融资成本差异（Opler等，1999）。这一理论脉络可追溯至委托代理理论对股东与管理层利益冲突的刻画（Jensen和Meckling，1976）以及信息不对称下的融资优序思想（Myers和Majluf，1984）。在此基础上，预防性动机理论进一步强调，当企业面临较强的外部融资约束、无法确定能否及时获得外部资金时，会主动提高现金持有水平以应对未来的不确定性冲击（Almeida等，2004）。已有研究表明，融资约束程度较高、现金流波动较大的企业往往持有更多现金（Bates等，2009；Hadlock和Pierce，2010），Su等（2020）基于中国样本进一步证实，经济政策不确定性上升会显著提高企业的预防性现金持有水平。自Fazzari等（1988）提出投资—现金流敏感性框架以来，融资约束的测度方法不断发展，从KZ指数（Kaplan和Zingales，1997）到WW指数（Whited和Wu，2006）再到SA指数（Hadlock和Pierce，2010），鞠晓生等（2013）将SA指数应用于中国上市公司，为本文的融资约束测算提供了参照。国内学者基于中国资本市场制度背景的检验同样支持预防性动机的存在（王彦超，2009；连玉君等，2010）。</w:t>
+              <w:t xml:space="preserve">企业现金持有的决定因素是公司金融领域长期关注的问题。权衡理论认为，企业持有现金存在交易成本与机会成本的权衡；优序融资理论则将现金视为内部资金的“蓄水池”，用以缓冲内外部融资成本差异（Opler等，1999）。这一理论脉络可追溯至委托代理理论对股东与管理层利益冲突的刻画（Jensen和Meckling，1976）以及信息不对称下的融资优序思想（Myers和Majluf，1984）。在此基础上，预防性动机理论进一步强调，当企业面临较强的外部融资约束、无法确定能否及时获得外部资金时，会主动提高现金持有水平以应对未来的不确定性冲击（Almeida等，2004）。已有研究表明，融资约束程度较高、现金流波动较大的企业往往持有更多现金（Bates等，2009；Hadlock和Pierce，2010），Su等（2020）基于中国样本进一步证实，经济政策不确定性上升会显著提高企业的预防性现金持有水平。Graham和Leary（2018）基于美国近一个世纪的数据进一步发现，近年来平均现金持有水平的上升几乎完全来自新上市公司现金政策的变化，同一公司内部的现金持有并未随之上升，这提示研究现金持有问题时需要区分公司间差异与公司内变化，并关注上市年限的影响。自Fazzari等（1988）提出投资—现金流敏感性框架以来，融资约束的测度方法不断发展，从KZ指数（Kaplan和Zingales，1997）到WW指数（Whited和Wu，2006）再到SA指数（Hadlock和Pierce，2010），鞠晓生等（2013）将SA指数应用于中国上市公司，为本文的融资约束测算提供了参照。国内学者基于中国资本市场制度背景的检验同样支持预防性动机的存在（王彦超，2009；连玉君等，2010）。</w:t>
             </w:r>
           </w:p>
           <w:p>
@@ -1856,7 +1856,7 @@
                 <w:sz w:val="21"/>
                 <w:szCs w:val="22"/>
               </w:rPr>
-              <w:t xml:space="preserve">已有文献围绕股权质押经济后果的讨论，大致可以归纳为两条线索。一是治理与信息效应线：股权质押后，大股东现金流权与表决权的分离程度可能加剧，从而影响其会计政策选择与盈余管理行为（谢德仁和廖珂，2018）；质押还会强化大股东的市值管理动机，进而加大上市公司与外部资金提供者之间的信息不对称（唐玮等，2019）。二是财务风险效应线：股权质押比例上升会显著提高股价崩盘风险（谢德仁等，2016），抑制企业创新投入（李常青等，2018a），改变企业的税收规避策略（王雄元等，2018），降低企业投资效率（柯艳蓉和李玉敏，2019），还会促使控股股东通过策略性慈善捐赠等方式维护股价（胡珺等，2020）。近年的研究进一步将风险效应拓展至融资与定价层面：唐玮等（2019）发现控股股东股权质押显著提高了公司的融资约束水平；史永东等（2021）基于中国债券市场证据发现，质押通过控制权转移风险渠道显著提高了公司信用利差，说明质押风险已从股权市场传导至债权人的定价行为；Pan和Qian（2024）则从企业融资视角提供了国际经验证据。</w:t>
+              <w:t xml:space="preserve">已有文献围绕股权质押经济后果的讨论，大致可以归纳为两条线索。一是治理与信息效应线：股权质押后，大股东现金流权与表决权的分离程度可能加剧，从而影响其会计政策选择与盈余管理行为（谢德仁和廖珂，2018）；质押还会强化大股东的市值管理动机，进而加大上市公司与外部资金提供者之间的信息不对称（唐玮等，2019）。二是财务风险效应线：股权质押比例上升会显著提高股价崩盘风险（谢德仁等，2016），抑制企业创新投入（李常青等，2018a），改变企业的税收规避策略（王雄元等，2018），降低企业投资效率（柯艳蓉和李玉敏，2019），还会促使控股股东通过策略性慈善捐赠等方式维护股价（胡珺等，2020）。近年的研究进一步将风险效应拓展至融资与定价层面：唐玮等（2019）发现控股股东股权质押显著提高了公司的融资约束水平；史永东等（2021）基于中国债券市场证据发现，质押通过控制权转移风险渠道显著提高了公司信用利差，说明质押风险已从股权市场传导至债权人的定价行为；但也有证据表明质押未必恶化公司的融资条件：Cheng等（2021）发现，融资约束较高是内部人进行股权质押的重要动因，而控股股东质押在次年反而可能缓解公司的融资约束；Shi等（2023）借助中国股票质押制度改革构造双重差分模型，并利用民营企业在银行信贷中受到歧视这一特征进行识别，发现融资约束是触发控股股东质押的重要原因；Hou和Lu（2024）则发现，控股股东质押公司的银行贷款利差更低、贷款期限更长。可见，质押与融资约束之间的关系本身仍有争议，这也是本文将融资约束作为边界条件而非单一渠道加以检验的原因。</w:t>
             </w:r>
           </w:p>
           <w:p>
@@ -1913,7 +1913,7 @@
                 <w:sz w:val="21"/>
                 <w:szCs w:val="22"/>
               </w:rPr>
-              <w:t xml:space="preserve">近年来的研究开始尝试调和这一分歧，其中最具启发性的思路是按质押资金的投向进行区分。杜勇和眭鑫（2021）发现，控股股东股权质押会推动实体企业增持金融资产，其背后的作用渠道同时包含掏空动机与控制权转移风险规避动机，表明二者未必完全对立。余明桂等（2021）将股权质押划分为支持型与非支持型，发现只有资金投向上市公司的支持型质押才显著提高公司投资水平；苏治等（2023）以公用型与私用型的类似划分发现，私用型质押显著提高股价崩盘风险，而公用型质押则无显著影响。这提示两种机制可能在不同的质押类型与不同的企业情境下分别占据主导地位。</w:t>
+              <w:t xml:space="preserve">近年来的研究开始尝试调和这一分歧，其中最具启发性的思路是按质押资金的投向进行区分。杜勇和眭鑫（2021）发现，控股股东股权质押会推动实体企业增持金融资产，其背后的作用渠道同时包含掏空动机与控制权转移风险规避动机，表明二者未必完全对立。余明桂等（2021）将股权质押划分为支持型与非支持型，发现只有资金投向上市公司的支持型质押才显著提高公司投资水平；苏治等（2023）以公用型与私用型的类似划分发现，私用型质押显著提高股价崩盘风险，而公用型质押则无显著影响。从资金去向的总体分布看，Pan和Qian（2024）基于中国上市公司的质押交易数据发现，为上市公司本身融资的质押交易仅占17.4%；He等（2022）的问卷调查也显示，67.3%的第一大股东将质押资金用于上市公司之外，且股东质押与其在上市公司之外的创业活动显著正相关。这提示两种机制可能在不同的质押类型与不同的企业情境下分别占据主导地位。</w:t>
             </w:r>
           </w:p>
           <w:p>
@@ -1957,7 +1957,7 @@
                 <w:sz w:val="21"/>
                 <w:szCs w:val="22"/>
               </w:rPr>
-              <w:t xml:space="preserve">伴随质押规模扩张与风险集中暴露，监管部门与地方政府相继出台应对措施，这为研究质押风险的经济后果提供了政策检验场景。境外研究方面，Wang和Chou（2018）考察了质押监管规则对股票交易与公司估值的影响，Guo等（2021）研究了中国市场上股权质押与股份回购限制放松之间的关系。国内研究方面，毛捷和管星华（2022）以各省份分批实施的纾困计划为准自然实验，构建强度双重差分模型，发现纾困计划显著提升了上市公司市场价值，其作用机制在于抑制了控股股东的资金占用与关联交易；周孝华和王诗意（2022）从民营企业价值视角检验了纾困基金的“造血”扶持效应；刘强等（2025）进一步发现，纾困基金能够有效缓解股权质押对企业劳动收入份额的抑制作用。郑登津等（2026）则系统梳理了我国股权质押制度的演进脉络，并以2019年信息披露新规作为外生冲击开展分组检验。</w:t>
+              <w:t xml:space="preserve">伴随质押规模扩张与风险集中暴露，监管部门与地方政府相继出台应对措施，这为研究质押风险的经济后果提供了政策检验场景。境外研究方面，Wang和Chou（2018）考察了质押监管规则对股票交易与公司估值的影响，Guo等（2021）研究了中国市场上股权质押与股份回购限制放松之间的关系，Su和Alexiou（2023）则考察了2018年质押监管收紧的影响，发现新规实施后质押公司的股价崩盘风险与破产风险下降、融资约束得到缓解、控股股东的掏空行为受到抑制，控股股东也将更多质押资金投入上市公司。国内研究方面，连玉君和刘畅（2021）以2018年质押新规为准自然实验，发现新规在长期内降低了高质押公司的股价崩盘风险，但“一刀切”式的严格监管也使其市场价值下降，这主要源于投资者要求的风险补偿上升，而非公司财务表现恶化；毛捷和管星华（2022）以各省份分批实施的纾困计划为准自然实验，构建强度双重差分模型，发现纾困计划显著提升了上市公司市场价值，其作用机制在于抑制了控股股东的资金占用与关联交易；周孝华和王诗意（2022）从民营企业价值视角检验了纾困基金的“造血”扶持效应；刘强等（2025）进一步发现，纾困基金能够有效缓解股权质押对企业劳动收入份额的抑制作用。郑登津等（2026）则系统梳理了我国股权质押制度的演进脉络，并以2019年信息披露新规作为外生冲击开展分组检验。</w:t>
             </w:r>
           </w:p>
           <w:p>
@@ -1972,7 +1972,7 @@
                 <w:sz w:val="21"/>
                 <w:szCs w:val="22"/>
               </w:rPr>
-              <w:t xml:space="preserve">需要指出的是，上述研究或以省级纾困计划、或以信息披露规则作为识别策略，尚未见有研究以2018年股票质押新规为外生冲击，考察其对企业现金持有水平的影响。</w:t>
+              <w:t xml:space="preserve">需要指出的是，上述研究或以省级纾困计划、或以信息披露规则作为识别策略；以2018年股票质押新规为外生冲击的研究则主要关注股价崩盘风险与公司价值（连玉君和刘畅，2021；Su和Alexiou，2023），尚未见有研究考察新规对企业现金持有水平的影响。</w:t>
             </w:r>
           </w:p>
           <w:p>
@@ -21164,7 +21164,7 @@
                 <w:sz w:val="21"/>
                 <w:szCs w:val="22"/>
               </w:rPr>
-              <w:t xml:space="preserve">[10] Su X, Zhou S, Xue R, et al. Does economic policy uncertainty raise corporate precautionary cash holdings? Evidence from China[J]. Accounting &amp; Finance, 2020, 60(5): 4567-4592.</w:t>
+              <w:t xml:space="preserve">[10] Graham J R, Leary M T. The evolution of corporate cash[J]. Review of Financial Studies, 2018, 31(11): 4288-4344.</w:t>
             </w:r>
           </w:p>
           <w:p>
@@ -21178,7 +21178,7 @@
                 <w:sz w:val="21"/>
                 <w:szCs w:val="22"/>
               </w:rPr>
-              <w:t xml:space="preserve">[11] Kaplan S N, Zingales L. Do investment-cash flow sensitivities provide useful measures of financing constraints?[J]. Quarterly Journal of Economics, 1997, 112(1): 169-215.</w:t>
+              <w:t xml:space="preserve">[11] Su X, Zhou S, Xue R, et al. Does economic policy uncertainty raise corporate precautionary cash holdings? Evidence from China[J]. Accounting &amp; Finance, 2020, 60(5): 4567-4592.</w:t>
             </w:r>
           </w:p>
           <w:p>
@@ -21192,7 +21192,7 @@
                 <w:sz w:val="21"/>
                 <w:szCs w:val="22"/>
               </w:rPr>
-              <w:t xml:space="preserve">[12] Whited T M, Wu G. Financial constraints risk[J]. Review of Financial Studies, 2006, 19(2): 531-559.</w:t>
+              <w:t xml:space="preserve">[12] Kaplan S N, Zingales L. Do investment-cash flow sensitivities provide useful measures of financing constraints?[J]. Quarterly Journal of Economics, 1997, 112(1): 169-215.</w:t>
             </w:r>
           </w:p>
           <w:p>
@@ -21206,7 +21206,7 @@
                 <w:sz w:val="21"/>
                 <w:szCs w:val="22"/>
               </w:rPr>
-              <w:t xml:space="preserve">[13] Hadlock C J, Pierce J R. New evidence on measuring financial constraints: Moving beyond the KZ index[J]. Review of Financial Studies, 2010, 23(5): 1909-1940.</w:t>
+              <w:t xml:space="preserve">[13] Whited T M, Wu G. Financial constraints risk[J]. Review of Financial Studies, 2006, 19(2): 531-559.</w:t>
             </w:r>
           </w:p>
           <w:p>
@@ -21220,7 +21220,7 @@
                 <w:sz w:val="21"/>
                 <w:szCs w:val="22"/>
               </w:rPr>
-              <w:t xml:space="preserve">[14] Rosenbaum P R, Rubin D B. The central role of the propensity score in observational studies for causal effects[J]. Biometrika, 1983, 70(1): 41-55.</w:t>
+              <w:t xml:space="preserve">[14] Hadlock C J, Pierce J R. New evidence on measuring financial constraints: Moving beyond the KZ index[J]. Review of Financial Studies, 2010, 23(5): 1909-1940.</w:t>
             </w:r>
           </w:p>
           <w:p>
@@ -21234,7 +21234,7 @@
                 <w:sz w:val="21"/>
                 <w:szCs w:val="22"/>
               </w:rPr>
-              <w:t xml:space="preserve">[15] Richardson S. Over-investment of free cash flow[J]. Review of Accounting Studies, 2006, 11(2-3): 159-189.</w:t>
+              <w:t xml:space="preserve">[15] Rosenbaum P R, Rubin D B. The central role of the propensity score in observational studies for causal effects[J]. Biometrika, 1983, 70(1): 41-55.</w:t>
             </w:r>
           </w:p>
           <w:p>
@@ -21248,7 +21248,7 @@
                 <w:sz w:val="21"/>
                 <w:szCs w:val="22"/>
               </w:rPr>
-              <w:t xml:space="preserve">[16] Jiang G, Lee C M C, Yue H. Tunneling through intercorporate loans: The China experience[J]. Journal of Financial Economics, 2010, 98(1): 1-20.</w:t>
+              <w:t xml:space="preserve">[16] Richardson S. Over-investment of free cash flow[J]. Review of Accounting Studies, 2006, 11(2-3): 159-189.</w:t>
             </w:r>
           </w:p>
           <w:p>
@@ -21262,7 +21262,7 @@
                 <w:sz w:val="21"/>
                 <w:szCs w:val="22"/>
               </w:rPr>
-              <w:t xml:space="preserve">[17] Goodman-Bacon A. Difference-in-differences with variation in treatment timing[J]. Journal of Econometrics, 2021, 225(2): 254-277.</w:t>
+              <w:t xml:space="preserve">[17] Jiang G, Lee C M C, Yue H. Tunneling through intercorporate loans: The China experience[J]. Journal of Financial Economics, 2010, 98(1): 1-20.</w:t>
             </w:r>
           </w:p>
           <w:p>
@@ -21276,7 +21276,7 @@
                 <w:sz w:val="21"/>
                 <w:szCs w:val="22"/>
               </w:rPr>
-              <w:t xml:space="preserve">[18] Callaway B, Sant'Anna P H C. Difference-in-differences with multiple time periods[J]. Journal of Econometrics, 2021, 225(2): 200-230.</w:t>
+              <w:t xml:space="preserve">[18] Goodman-Bacon A. Difference-in-differences with variation in treatment timing[J]. Journal of Econometrics, 2021, 225(2): 254-277.</w:t>
             </w:r>
           </w:p>
           <w:p>
@@ -21290,7 +21290,7 @@
                 <w:sz w:val="21"/>
                 <w:szCs w:val="22"/>
               </w:rPr>
-              <w:t xml:space="preserve">[19] Sun L, Abraham S. Estimating dynamic treatment effects in event studies with heterogeneous treatment effects[J]. Journal of Econometrics, 2021, 225(2): 175-199.</w:t>
+              <w:t xml:space="preserve">[19] Callaway B, Sant'Anna P H C. Difference-in-differences with multiple time periods[J]. Journal of Econometrics, 2021, 225(2): 200-230.</w:t>
             </w:r>
           </w:p>
           <w:p>
@@ -21304,7 +21304,7 @@
                 <w:sz w:val="21"/>
                 <w:szCs w:val="22"/>
               </w:rPr>
-              <w:t xml:space="preserve">[20] Chen Y, Hu S Y. The controlling shareholder's personal leverage and firm performance[J]. Applied Economics, 2007, 39(8): 1059-1075.</w:t>
+              <w:t xml:space="preserve">[20] Sun L, Abraham S. Estimating dynamic treatment effects in event studies with heterogeneous treatment effects[J]. Journal of Econometrics, 2021, 225(2): 175-199.</w:t>
             </w:r>
           </w:p>
           <w:p>
@@ -21318,7 +21318,7 @@
                 <w:sz w:val="21"/>
                 <w:szCs w:val="22"/>
               </w:rPr>
-              <w:t xml:space="preserve">[21] Chan K, Chen H K, Hu S Y, Liu Y. Share pledges and margin call pressure[J]. Journal of Corporate Finance, 2018, 52: 96-117.</w:t>
+              <w:t xml:space="preserve">[21] de Chaisemartin C, D'Haultfœuille X. Two-way fixed effects estimators with heterogeneous treatment effects[J]. American Economic Review, 2020, 110(9): 2964-2996.</w:t>
             </w:r>
           </w:p>
           <w:p>
@@ -21332,7 +21332,7 @@
                 <w:sz w:val="21"/>
                 <w:szCs w:val="22"/>
               </w:rPr>
-              <w:t xml:space="preserve">[22] Wang Y C, Chou R K. The impact of share pledging regulations on stock trading and firm valuation[J]. Journal of Banking &amp; Finance, 2018, 89: 1-13.</w:t>
+              <w:t xml:space="preserve">[22] Lind J T, Mehlum H. With or without U? The appropriate test for a U-shaped relationship[J]. Oxford Bulletin of Economics and Statistics, 2010, 72(1): 109-118.</w:t>
             </w:r>
           </w:p>
           <w:p>
@@ -21346,7 +21346,7 @@
                 <w:sz w:val="21"/>
                 <w:szCs w:val="22"/>
               </w:rPr>
-              <w:t xml:space="preserve">[23] Dou Y, Masulis R W, Zein J. Shareholder wealth consequences of insider pledging of company stock as collateral for personal loans[J]. Review of Financial Studies, 2019, 32(12): 4810-4854.</w:t>
+              <w:t xml:space="preserve">[23] Chen Y, Hu S Y. The controlling shareholder's personal leverage and firm performance[J]. Applied Economics, 2007, 39(8): 1059-1075.</w:t>
             </w:r>
           </w:p>
           <w:p>
@@ -21360,7 +21360,7 @@
                 <w:sz w:val="21"/>
                 <w:szCs w:val="22"/>
               </w:rPr>
-              <w:t xml:space="preserve">[24] Pang C, Wang Y. Stock pledge, risk of losing control and corporate innovation[J]. Journal of Corporate Finance, 2020, 60: 101534.</w:t>
+              <w:t xml:space="preserve">[24] Chan K, Chen H K, Hu S Y, Liu Y. Share pledges and margin call pressure[J]. Journal of Corporate Finance, 2018, 52: 96-117.</w:t>
             </w:r>
           </w:p>
           <w:p>
@@ -21374,7 +21374,7 @@
                 <w:sz w:val="21"/>
                 <w:szCs w:val="22"/>
               </w:rPr>
-              <w:t xml:space="preserve">[25] Li W, Zhou J, Yan Z, Zhang H. Controlling shareholder share pledging and firm cash dividends[J]. Emerging Markets Review, 2020, 42: 100671.</w:t>
+              <w:t xml:space="preserve">[25] Wang Y C, Chou R K. The impact of share pledging regulations on stock trading and firm valuation[J]. Journal of Banking &amp; Finance, 2018, 89: 1-13.</w:t>
             </w:r>
           </w:p>
           <w:p>
@@ -21388,7 +21388,7 @@
                 <w:sz w:val="21"/>
                 <w:szCs w:val="22"/>
               </w:rPr>
-              <w:t xml:space="preserve">[26] Guo Q, Kryzanowski L, Li M, et al. Share-loan pledging and relaxation of share-repurchase restrictions in China[J]. Accounting and Finance, 2021, 61(5): 5925-5964.</w:t>
+              <w:t xml:space="preserve">[26] Dou Y, Masulis R W, Zein J. Shareholder wealth consequences of insider pledging of company stock as collateral for personal loans[J]. Review of Financial Studies, 2019, 32(12): 4810-4854.</w:t>
             </w:r>
           </w:p>
           <w:p>
@@ -21402,7 +21402,7 @@
                 <w:sz w:val="21"/>
                 <w:szCs w:val="22"/>
               </w:rPr>
-              <w:t xml:space="preserve">[27] Pan X, Qian M. Firm financing through insider stock pledges[J]. Review of Finance, 2024, 28(2): 621-659.</w:t>
+              <w:t xml:space="preserve">[27] Pang C, Wang Y. Stock pledge, risk of losing control and corporate innovation[J]. Journal of Corporate Finance, 2020, 60: 101534.</w:t>
             </w:r>
           </w:p>
           <w:p>
@@ -21416,7 +21416,7 @@
                 <w:sz w:val="21"/>
                 <w:szCs w:val="22"/>
               </w:rPr>
-              <w:t xml:space="preserve">[28] 郝项超，梁琪．最终控制人股权质押损害公司价值么？[J]．会计研究，2009(7)：57-63．</w:t>
+              <w:t xml:space="preserve">[28] Li W, Zhou J, Yan Z, Zhang H. Controlling shareholder share pledging and firm cash dividends[J]. Emerging Markets Review, 2020, 42: 100671.</w:t>
             </w:r>
           </w:p>
           <w:p>
@@ -21430,7 +21430,7 @@
                 <w:sz w:val="21"/>
                 <w:szCs w:val="22"/>
               </w:rPr>
-              <w:t xml:space="preserve">[29] 王彦超．融资约束、现金持有与过度投资[J]．金融研究，2009(7)：121-133．</w:t>
+              <w:t xml:space="preserve">[29] Cheng Z, Liu Z, Sun Y. Share pledging and financial constraints in China[J]. Accounting &amp; Finance, 2021, 61(3): 4147-4189.</w:t>
             </w:r>
           </w:p>
           <w:p>
@@ -21444,7 +21444,7 @@
                 <w:sz w:val="21"/>
                 <w:szCs w:val="22"/>
               </w:rPr>
-              <w:t xml:space="preserve">[30] 连玉君，彭方平，苏治．融资约束和流动性管理行为[J]．金融研究，2010(10)：158-171．</w:t>
+              <w:t xml:space="preserve">[30] Guo Q, Kryzanowski L, Li M, et al. Share-loan pledging and relaxation of share-repurchase restrictions in China[J]. Accounting and Finance, 2021, 61(5): 5925-5964.</w:t>
             </w:r>
           </w:p>
           <w:p>
@@ -21458,7 +21458,7 @@
                 <w:sz w:val="21"/>
                 <w:szCs w:val="22"/>
               </w:rPr>
-              <w:t xml:space="preserve">[31] 鞠晓生，卢荻，虞义华．融资约束、营运资本管理与企业创新可持续性[J]．经济研究，2013，48(1)：4-16．</w:t>
+              <w:t xml:space="preserve">[31] He Z, Liu B, Zhu F. Share pledging in China: Funding listed firms or funding entrepreneurship?[R]. NBER Working Paper No. 29731, 2022.</w:t>
             </w:r>
           </w:p>
           <w:p>
@@ -21472,7 +21472,7 @@
                 <w:sz w:val="21"/>
                 <w:szCs w:val="22"/>
               </w:rPr>
-              <w:t xml:space="preserve">[32] 郑国坚，林东杰，林斌．大股东股权质押、占款与企业价值[J]．管理科学学报，2014，17(9)：72-87．</w:t>
+              <w:t xml:space="preserve">[32] Shi Y, Li J, Liu R. Financing constraints and share pledges: Evidence from the share pledge reform in China[J]. Journal of Corporate Finance, 2023, 78: 102337.</w:t>
             </w:r>
           </w:p>
           <w:p>
@@ -21486,7 +21486,7 @@
                 <w:sz w:val="21"/>
                 <w:szCs w:val="22"/>
               </w:rPr>
-              <w:t xml:space="preserve">[33] 李旎，郑国坚．市值管理动机下的控股股东股权质押融资与利益侵占[J]．会计研究，2015(5)：42-49．</w:t>
+              <w:t xml:space="preserve">[33] Su Z, Alexiou C. Impact of share pledging by controlling shareholders on firm value in the context of China's tightened regulatory reforms[J]. Accounting &amp; Finance, 2023, 63(S2): 2847-2874.</w:t>
             </w:r>
           </w:p>
           <w:p>
@@ -21500,7 +21500,7 @@
                 <w:sz w:val="21"/>
                 <w:szCs w:val="22"/>
               </w:rPr>
-              <w:t xml:space="preserve">[34] 温忠麟，侯杰泰，张雷．调节效应与中介效应的比较和应用[J]．心理学报，2005，37(2)：268-274．</w:t>
+              <w:t xml:space="preserve">[34] Pan X, Qian M. Firm financing through insider stock pledges[J]. Review of Finance, 2024, 28(2): 621-659.</w:t>
             </w:r>
           </w:p>
           <w:p>
@@ -21514,7 +21514,7 @@
                 <w:sz w:val="21"/>
                 <w:szCs w:val="22"/>
               </w:rPr>
-              <w:t xml:space="preserve">[35] 谢德仁，郑登津，崔宸瑜．控股股东股权质押是潜在的“地雷”吗？——基于股价崩盘风险视角的研究[J]．管理世界，2016(5)：128-140．</w:t>
+              <w:t xml:space="preserve">[35] Hou X, Lu X. Debtholder responses to controlling shareholders' share pledging[J]. Quarterly Review of Economics and Finance, 2024, 98: 101928.</w:t>
             </w:r>
           </w:p>
           <w:p>
@@ -21528,7 +21528,7 @@
                 <w:sz w:val="21"/>
                 <w:szCs w:val="22"/>
               </w:rPr>
-              <w:t xml:space="preserve">[36] 谢德仁，廖珂．控股股东股权质押与上市公司真实盈余管理[J]．会计研究，2018(8)：21-27．</w:t>
+              <w:t xml:space="preserve">[36] 郝项超，梁琪．最终控制人股权质押损害公司价值么？[J]．会计研究，2009(7)：57-63．</w:t>
             </w:r>
           </w:p>
           <w:p>
@@ -21542,7 +21542,7 @@
                 <w:sz w:val="21"/>
                 <w:szCs w:val="22"/>
               </w:rPr>
-              <w:t xml:space="preserve">[37] 李常青，李宇坤，李茂良．控股股东股权质押与企业创新投入[J]．金融研究，2018(7)：143-157．</w:t>
+              <w:t xml:space="preserve">[37] 王彦超．融资约束、现金持有与过度投资[J]．金融研究，2009(7)：121-133．</w:t>
             </w:r>
           </w:p>
           <w:p>
@@ -21556,7 +21556,7 @@
                 <w:sz w:val="21"/>
                 <w:szCs w:val="22"/>
               </w:rPr>
-              <w:t xml:space="preserve">[38] 李常青，幸伟，李茂良．控股股东股权质押与现金持有水平——“掏空”还是“规避控制权转移风险”[J]．财贸经济，2018，39(4)：82-98．</w:t>
+              <w:t xml:space="preserve">[38] 连玉君，彭方平，苏治．融资约束和流动性管理行为[J]．金融研究，2010(10)：158-171．</w:t>
             </w:r>
           </w:p>
           <w:p>
@@ -21570,7 +21570,7 @@
                 <w:sz w:val="21"/>
                 <w:szCs w:val="22"/>
               </w:rPr>
-              <w:t xml:space="preserve">[39] 王雄元，欧阳才越，史震阳．股权质押、控制权转移风险与税收规避[J]．经济研究，2018(1)：138-152．</w:t>
+              <w:t xml:space="preserve">[39] 鞠晓生，卢荻，虞义华．融资约束、营运资本管理与企业创新可持续性[J]．经济研究，2013，48(1)：4-16．</w:t>
             </w:r>
           </w:p>
           <w:p>
@@ -21584,7 +21584,7 @@
                 <w:sz w:val="21"/>
                 <w:szCs w:val="22"/>
               </w:rPr>
-              <w:t xml:space="preserve">[40] 廖珂，崔宸瑜，谢德仁．控股股东股权质押与上市公司股利政策选择[J]．金融研究，2018(4)：172-189．</w:t>
+              <w:t xml:space="preserve">[40] 郑国坚，林东杰，林斌．大股东股权质押、占款与企业价值[J]．管理科学学报，2014，17(9)：72-87．</w:t>
             </w:r>
           </w:p>
           <w:p>
@@ -21598,7 +21598,7 @@
                 <w:sz w:val="21"/>
                 <w:szCs w:val="22"/>
               </w:rPr>
-              <w:t xml:space="preserve">[41] 唐玮，夏晓雪，姜付秀．控股股东股权质押与公司融资约束[J]．会计研究，2019(6)：51-57．</w:t>
+              <w:t xml:space="preserve">[41] 李旎，郑国坚．市值管理动机下的控股股东股权质押融资与利益侵占[J]．会计研究，2015(5)：42-49．</w:t>
             </w:r>
           </w:p>
           <w:p>
@@ -21612,7 +21612,7 @@
                 <w:sz w:val="21"/>
                 <w:szCs w:val="22"/>
               </w:rPr>
-              <w:t xml:space="preserve">[42] 柯艳蓉，李玉敏．控股股东股权质押、投资效率与公司期权价值[J]．经济管理，2019，41(12)：123-139．</w:t>
+              <w:t xml:space="preserve">[42] 温忠麟，侯杰泰，张雷．调节效应与中介效应的比较和应用[J]．心理学报，2005，37(2)：268-274．</w:t>
             </w:r>
           </w:p>
           <w:p>
@@ -21626,7 +21626,7 @@
                 <w:sz w:val="21"/>
                 <w:szCs w:val="22"/>
               </w:rPr>
-              <w:t xml:space="preserve">[43] 胡珺，彭远怀，宋献中，周林子．控股股东股权质押与策略性慈善捐赠——控制权转移风险的视角[J]．中国工业经济，2020(2)：174-198．</w:t>
+              <w:t xml:space="preserve">[43] 谢德仁，郑登津，崔宸瑜．控股股东股权质押是潜在的“地雷”吗？——基于股价崩盘风险视角的研究[J]．管理世界，2016(5)：128-140．</w:t>
             </w:r>
           </w:p>
           <w:p>
@@ -21640,7 +21640,7 @@
                 <w:sz w:val="21"/>
                 <w:szCs w:val="22"/>
               </w:rPr>
-              <w:t xml:space="preserve">[44] 柯艳蓉，吴晓晖，李玉敏．控股股东股权质押、股权结构与股票流动性[J]．国际金融研究，2020(7)．</w:t>
+              <w:t xml:space="preserve">[44] 谢德仁，廖珂．控股股东股权质押与上市公司真实盈余管理[J]．会计研究，2018(8)：21-27．</w:t>
             </w:r>
           </w:p>
           <w:p>
@@ -21654,7 +21654,7 @@
                 <w:sz w:val="21"/>
                 <w:szCs w:val="22"/>
               </w:rPr>
-              <w:t xml:space="preserve">[45] 胡聪慧，朱菲菲，邱卉敏．股权质押、风险管理与大股东增持[J]．金融研究，2020(9)：190-206．</w:t>
+              <w:t xml:space="preserve">[45] 李常青，李宇坤，李茂良．控股股东股权质押与企业创新投入[J]．金融研究，2018(7)：143-157．</w:t>
             </w:r>
           </w:p>
           <w:p>
@@ -21668,7 +21668,7 @@
                 <w:sz w:val="21"/>
                 <w:szCs w:val="22"/>
               </w:rPr>
-              <w:t xml:space="preserve">[46] 史永东，宋明勇，李凤羽，甄红线．控股股东股权质押与企业债权人利益保护——来自中国债券市场的证据[J]．经济研究，2021，56(8)：109-126．</w:t>
+              <w:t xml:space="preserve">[46] 李常青，幸伟，李茂良．控股股东股权质押与现金持有水平——“掏空”还是“规避控制权转移风险”[J]．财贸经济，2018，39(4)：82-98．</w:t>
             </w:r>
           </w:p>
           <w:p>
@@ -21682,7 +21682,7 @@
                 <w:sz w:val="21"/>
                 <w:szCs w:val="22"/>
               </w:rPr>
-              <w:t xml:space="preserve">[47] 杜勇，眭鑫．控股股东股权质押与实体企业金融化——基于“掏空”与控制权转移的视角[J]．会计研究，2021(2)：102-119．</w:t>
+              <w:t xml:space="preserve">[47] 王雄元，欧阳才越，史震阳．股权质押、控制权转移风险与税收规避[J]．经济研究，2018(1)：138-152．</w:t>
             </w:r>
           </w:p>
           <w:p>
@@ -21696,7 +21696,7 @@
                 <w:sz w:val="21"/>
                 <w:szCs w:val="22"/>
               </w:rPr>
-              <w:t xml:space="preserve">[48] 余明桂，宋慧恬，张庆．支持型股权质押、融资约束与公司投资[J]．财会月刊，2021(12)：23-33．</w:t>
+              <w:t xml:space="preserve">[48] 廖珂，崔宸瑜，谢德仁．控股股东股权质押与上市公司股利政策选择[J]．金融研究，2018(4)：172-189．</w:t>
             </w:r>
           </w:p>
           <w:p>
@@ -21710,7 +21710,7 @@
                 <w:sz w:val="21"/>
                 <w:szCs w:val="22"/>
               </w:rPr>
-              <w:t xml:space="preserve">[49] 毛捷，管星华．地方政府纾困政策的效应研究：来自上市公司的证据[J]．经济研究，2022，57(9)：82-98．</w:t>
+              <w:t xml:space="preserve">[49] 唐玮，夏晓雪，姜付秀．控股股东股权质押与公司融资约束[J]．会计研究，2019(6)：51-57．</w:t>
             </w:r>
           </w:p>
           <w:p>
@@ -21724,7 +21724,7 @@
                 <w:sz w:val="21"/>
                 <w:szCs w:val="22"/>
               </w:rPr>
-              <w:t xml:space="preserve">[50] 周孝华，王诗意．纾困基金是否具有“造血”扶持之效？——基于民营企业价值的视角[J]．财经研究，2022，48(3)：48-63．</w:t>
+              <w:t xml:space="preserve">[50] 柯艳蓉，李玉敏．控股股东股权质押、投资效率与公司期权价值[J]．经济管理，2019，41(12)：123-139．</w:t>
             </w:r>
           </w:p>
           <w:p>
@@ -21738,7 +21738,7 @@
                 <w:sz w:val="21"/>
                 <w:szCs w:val="22"/>
               </w:rPr>
-              <w:t xml:space="preserve">[51] 苏治，金昕，张永冀．控股股东股权质押风险溢出效应研究——基于私用型和公用型质押的对比分析[J]．会计研究，2023(6)：62-77．</w:t>
+              <w:t xml:space="preserve">[51] 胡珺，彭远怀，宋献中，周林子．控股股东股权质押与策略性慈善捐赠——控制权转移风险的视角[J]．中国工业经济，2020(2)：174-198．</w:t>
             </w:r>
           </w:p>
           <w:p>
@@ -21752,7 +21752,7 @@
                 <w:sz w:val="21"/>
                 <w:szCs w:val="22"/>
               </w:rPr>
-              <w:t xml:space="preserve">[52] 刘强，董恬媛，韩洪灵．控股股东股权质押与企业劳动收入份额[J]．当代经济科学，2025，47(6)：59-72．</w:t>
+              <w:t xml:space="preserve">[52] 柯艳蓉，吴晓晖，李玉敏．控股股东股权质押、股权结构与股票流动性[J]．国际金融研究，2020(7)．</w:t>
             </w:r>
           </w:p>
           <w:p>
@@ -21766,7 +21766,7 @@
                 <w:sz w:val="21"/>
                 <w:szCs w:val="22"/>
               </w:rPr>
-              <w:t xml:space="preserve">[53] 郑登津，闻人泱泱，陈德球．制衡还是合谋：来自股权质押新视角下年报文本特征的证据[J]．会计研究，2026(6)：20-33．</w:t>
+              <w:t xml:space="preserve">[53] 胡聪慧，朱菲菲，邱卉敏．股权质押、风险管理与大股东增持[J]．金融研究，2020(9)：190-206．</w:t>
             </w:r>
           </w:p>
           <w:p>
@@ -21780,7 +21780,7 @@
                 <w:sz w:val="21"/>
                 <w:szCs w:val="22"/>
               </w:rPr>
-              <w:t xml:space="preserve">[54] 杨国超，刘琪，王克敏．“存贷双高”企业的高现金持有之谜——基于现金操纵视角的分析与证据[J]．管理世界，2025(12)：163-178．</w:t>
+              <w:t xml:space="preserve">[54] 史永东，宋明勇，李凤羽，甄红线．控股股东股权质押与企业债权人利益保护——来自中国债券市场的证据[J]．经济研究，2021，56(8)：109-126．</w:t>
             </w:r>
           </w:p>
           <w:p>
@@ -21794,7 +21794,7 @@
                 <w:sz w:val="21"/>
                 <w:szCs w:val="22"/>
               </w:rPr>
-              <w:t xml:space="preserve">[55] de Chaisemartin C, D'Haultfœuille X. Two-way fixed effects estimators with heterogeneous treatment effects[J]. American Economic Review, 2020, 110(9): 2964-2996.</w:t>
+              <w:t xml:space="preserve">[55] 杜勇，眭鑫．控股股东股权质押与实体企业金融化——基于“掏空”与控制权转移的视角[J]．会计研究，2021(2)：102-119．</w:t>
             </w:r>
           </w:p>
           <w:p>
@@ -21808,7 +21808,105 @@
                 <w:sz w:val="21"/>
                 <w:szCs w:val="22"/>
               </w:rPr>
-              <w:t xml:space="preserve">[56] Lind J T, Mehlum H. With or without U? The appropriate test for a U-shaped relationship[J]. Oxford Bulletin of Economics and Statistics, 2010, 72(1): 109-118.</w:t>
+              <w:t xml:space="preserve">[56] 余明桂，宋慧恬，张庆．支持型股权质押、融资约束与公司投资[J]．财会月刊，2021(12)：23-33．</w:t>
+            </w:r>
+          </w:p>
+          <w:p>
+            <w:pPr>
+              <w:spacing/>
+              <w:ind/>
+            </w:pPr>
+            <w:r>
+              <w:rPr>
+                <w:rFonts w:ascii="宋体" w:cs="SimSun" w:eastAsia="宋体" w:hAnsi="宋体"/>
+                <w:sz w:val="21"/>
+                <w:szCs w:val="22"/>
+              </w:rPr>
+              <w:t xml:space="preserve">[57] 连玉君，刘畅．质押新规、股价崩盘风险与公司价值[J]．中山大学学报（社会科学版），2021，61(5)．</w:t>
+            </w:r>
+          </w:p>
+          <w:p>
+            <w:pPr>
+              <w:spacing/>
+              <w:ind/>
+            </w:pPr>
+            <w:r>
+              <w:rPr>
+                <w:rFonts w:ascii="宋体" w:cs="SimSun" w:eastAsia="宋体" w:hAnsi="宋体"/>
+                <w:sz w:val="21"/>
+                <w:szCs w:val="22"/>
+              </w:rPr>
+              <w:t xml:space="preserve">[58] 毛捷，管星华．地方政府纾困政策的效应研究：来自上市公司的证据[J]．经济研究，2022，57(9)：82-98．</w:t>
+            </w:r>
+          </w:p>
+          <w:p>
+            <w:pPr>
+              <w:spacing/>
+              <w:ind/>
+            </w:pPr>
+            <w:r>
+              <w:rPr>
+                <w:rFonts w:ascii="宋体" w:cs="SimSun" w:eastAsia="宋体" w:hAnsi="宋体"/>
+                <w:sz w:val="21"/>
+                <w:szCs w:val="22"/>
+              </w:rPr>
+              <w:t xml:space="preserve">[59] 周孝华，王诗意．纾困基金是否具有“造血”扶持之效？——基于民营企业价值的视角[J]．财经研究，2022，48(3)：48-63．</w:t>
+            </w:r>
+          </w:p>
+          <w:p>
+            <w:pPr>
+              <w:spacing/>
+              <w:ind/>
+            </w:pPr>
+            <w:r>
+              <w:rPr>
+                <w:rFonts w:ascii="宋体" w:cs="SimSun" w:eastAsia="宋体" w:hAnsi="宋体"/>
+                <w:sz w:val="21"/>
+                <w:szCs w:val="22"/>
+              </w:rPr>
+              <w:t xml:space="preserve">[60] 苏治，金昕，张永冀．控股股东股权质押风险溢出效应研究——基于私用型和公用型质押的对比分析[J]．会计研究，2023(6)：62-77．</w:t>
+            </w:r>
+          </w:p>
+          <w:p>
+            <w:pPr>
+              <w:spacing/>
+              <w:ind/>
+            </w:pPr>
+            <w:r>
+              <w:rPr>
+                <w:rFonts w:ascii="宋体" w:cs="SimSun" w:eastAsia="宋体" w:hAnsi="宋体"/>
+                <w:sz w:val="21"/>
+                <w:szCs w:val="22"/>
+              </w:rPr>
+              <w:t xml:space="preserve">[61] 刘强，董恬媛，韩洪灵．控股股东股权质押与企业劳动收入份额[J]．当代经济科学，2025，47(6)：59-72．</w:t>
+            </w:r>
+          </w:p>
+          <w:p>
+            <w:pPr>
+              <w:spacing/>
+              <w:ind/>
+            </w:pPr>
+            <w:r>
+              <w:rPr>
+                <w:rFonts w:ascii="宋体" w:cs="SimSun" w:eastAsia="宋体" w:hAnsi="宋体"/>
+                <w:sz w:val="21"/>
+                <w:szCs w:val="22"/>
+              </w:rPr>
+              <w:t xml:space="preserve">[62] 郑登津，闻人泱泱，陈德球．制衡还是合谋：来自股权质押新视角下年报文本特征的证据[J]．会计研究，2026(6)：20-33．</w:t>
+            </w:r>
+          </w:p>
+          <w:p>
+            <w:pPr>
+              <w:spacing/>
+              <w:ind/>
+            </w:pPr>
+            <w:r>
+              <w:rPr>
+                <w:rFonts w:ascii="宋体" w:cs="SimSun" w:eastAsia="宋体" w:hAnsi="宋体"/>
+                <w:sz w:val="21"/>
+                <w:szCs w:val="22"/>
+              </w:rPr>
+              <w:t xml:space="preserve">[63] 杨国超，刘琪，王克敏．“存贷双高”企业的高现金持有之谜——基于现金操纵视角的分析与证据[J]．管理世界，2025(12)：163-178．</w:t>
             </w:r>
           </w:p>
         </w:tc>

--- a/pledge-cash/开题报告-修改稿.docx
+++ b/pledge-cash/开题报告-修改稿.docx
@@ -1957,7 +1957,7 @@
                 <w:sz w:val="21"/>
                 <w:szCs w:val="22"/>
               </w:rPr>
-              <w:t xml:space="preserve">伴随质押规模扩张与风险集中暴露，监管部门与地方政府相继出台应对措施，这为研究质押风险的经济后果提供了政策检验场景。境外研究方面，Wang和Chou（2018）考察了质押监管规则对股票交易与公司估值的影响，Guo等（2021）研究了中国市场上股权质押与股份回购限制放松之间的关系，Su和Alexiou（2023）则考察了2018年质押监管收紧的影响，发现新规实施后质押公司的股价崩盘风险与破产风险下降、融资约束得到缓解、控股股东的掏空行为受到抑制，控股股东也将更多质押资金投入上市公司。国内研究方面，连玉君和刘畅（2021）以2018年质押新规为准自然实验，发现新规在长期内降低了高质押公司的股价崩盘风险，但“一刀切”式的严格监管也使其市场价值下降，这主要源于投资者要求的风险补偿上升，而非公司财务表现恶化；毛捷和管星华（2022）以各省份分批实施的纾困计划为准自然实验，构建强度双重差分模型，发现纾困计划显著提升了上市公司市场价值，其作用机制在于抑制了控股股东的资金占用与关联交易；周孝华和王诗意（2022）从民营企业价值视角检验了纾困基金的“造血”扶持效应；刘强等（2025）进一步发现，纾困基金能够有效缓解股权质押对企业劳动收入份额的抑制作用。郑登津等（2026）则系统梳理了我国股权质押制度的演进脉络，并以2019年信息披露新规作为外生冲击开展分组检验。</w:t>
+              <w:t xml:space="preserve">伴随质押规模扩张与风险集中暴露，监管部门与地方政府相继出台应对措施，这为研究质押风险的经济后果提供了政策检验场景。境外研究方面，Wang和Chou（2018）考察了质押监管规则对股票交易与公司估值的影响，Guo等（2021）研究了中国市场上股权质押与股份回购限制放松之间的关系，Su和Alexiou（2023）则考察了2018年质押监管收紧的影响，发现新规实施后质押公司的股价崩盘风险与破产风险下降、融资约束得到缓解、控股股东的掏空行为受到抑制，控股股东也将更多质押资金投入上市公司。国内围绕2018年股票质押新规已形成一批文献：熊海芳等（2020）以新规中单只股票整体质押比例不超过50%的限制为自然实验，考察了质押比例限制对股票市场稳定的影响；连玉君和刘畅（2021）发现，新规在长期内降低了高质押公司的股价崩盘风险，但“一刀切”式的严格监管也使其市场价值下降，这主要源于投资者要求的风险补偿上升，而非公司财务表现恶化；何熙琼等（2023）发现，新规通过降低控股股东两权分离度和公司盈余管理程度，抑制了控股股东借助关联交易进行的私利侵占；梁芳凝和庞世明（2024）、孙伟艳和肖琼（2026）则发现新规显著降低了企业的盈余管理水平。纾困政策方面，毛捷和管星华（2022）以各省份分批实施的纾困计划为准自然实验，构建强度双重差分模型，发现纾困计划显著提升了上市公司市场价值，其作用机制在于抑制了控股股东的资金占用与关联交易；周孝华和王诗意（2022）从民营企业价值视角检验了纾困基金的“造血”扶持效应；刘强等（2025）进一步发现，纾困基金能够有效缓解股权质押对企业劳动收入份额的抑制作用。郑登津等（2026）则系统梳理了我国股权质押制度的演进脉络，并以2019年信息披露新规作为外生冲击开展分组检验。</w:t>
             </w:r>
           </w:p>
           <w:p>
@@ -1972,7 +1972,7 @@
                 <w:sz w:val="21"/>
                 <w:szCs w:val="22"/>
               </w:rPr>
-              <w:t xml:space="preserve">需要指出的是，上述研究或以省级纾困计划、或以信息披露规则作为识别策略；以2018年股票质押新规为外生冲击的研究则主要关注股价崩盘风险与公司价值（连玉君和刘畅，2021；Su和Alexiou，2023），尚未见有研究考察新规对企业现金持有水平的影响。</w:t>
+              <w:t xml:space="preserve">需要指出的是，上述新规研究关注的是股票市场稳定、公司价值、私利侵占与盈余管理，尚未见有研究考察新规对企业现金持有水平的影响。若新规确如何熙琼等（2023）所发现的那样抑制了控股股东的私利侵占，则在掏空渠道占主导的情形下，高质押公司的现金持有应在新规实施后相对上升，这为本文的双重差分检验提供了可检验的预测。此外，既有研究多以当期质押比例与政策时点的交乘项度量处理强度，而当期质押比例本身会受到新规的影响；本文改以新规实施前（2016—2017年）的平均质押比例度量处理强度，以避免这一问题。</w:t>
             </w:r>
           </w:p>
           <w:p>
@@ -21780,7 +21780,7 @@
                 <w:sz w:val="21"/>
                 <w:szCs w:val="22"/>
               </w:rPr>
-              <w:t xml:space="preserve">[54] 史永东，宋明勇，李凤羽，甄红线．控股股东股权质押与企业债权人利益保护——来自中国债券市场的证据[J]．经济研究，2021，56(8)：109-126．</w:t>
+              <w:t xml:space="preserve">[54] 熊海芳，谭袁月，王志强．股权质押比例限制与股票市场稳定：基于“质押新规”的自然实验[J]．财贸经济，2020，41(7)：114-129．</w:t>
             </w:r>
           </w:p>
           <w:p>
@@ -21794,7 +21794,7 @@
                 <w:sz w:val="21"/>
                 <w:szCs w:val="22"/>
               </w:rPr>
-              <w:t xml:space="preserve">[55] 杜勇，眭鑫．控股股东股权质押与实体企业金融化——基于“掏空”与控制权转移的视角[J]．会计研究，2021(2)：102-119．</w:t>
+              <w:t xml:space="preserve">[55] 史永东，宋明勇，李凤羽，甄红线．控股股东股权质押与企业债权人利益保护——来自中国债券市场的证据[J]．经济研究，2021，56(8)：109-126．</w:t>
             </w:r>
           </w:p>
           <w:p>
@@ -21808,7 +21808,7 @@
                 <w:sz w:val="21"/>
                 <w:szCs w:val="22"/>
               </w:rPr>
-              <w:t xml:space="preserve">[56] 余明桂，宋慧恬，张庆．支持型股权质押、融资约束与公司投资[J]．财会月刊，2021(12)：23-33．</w:t>
+              <w:t xml:space="preserve">[56] 杜勇，眭鑫．控股股东股权质押与实体企业金融化——基于“掏空”与控制权转移的视角[J]．会计研究，2021(2)：102-119．</w:t>
             </w:r>
           </w:p>
           <w:p>
@@ -21822,7 +21822,7 @@
                 <w:sz w:val="21"/>
                 <w:szCs w:val="22"/>
               </w:rPr>
-              <w:t xml:space="preserve">[57] 连玉君，刘畅．质押新规、股价崩盘风险与公司价值[J]．中山大学学报（社会科学版），2021，61(5)．</w:t>
+              <w:t xml:space="preserve">[57] 余明桂，宋慧恬，张庆．支持型股权质押、融资约束与公司投资[J]．财会月刊，2021(12)：23-33．</w:t>
             </w:r>
           </w:p>
           <w:p>
@@ -21836,7 +21836,7 @@
                 <w:sz w:val="21"/>
                 <w:szCs w:val="22"/>
               </w:rPr>
-              <w:t xml:space="preserve">[58] 毛捷，管星华．地方政府纾困政策的效应研究：来自上市公司的证据[J]．经济研究，2022，57(9)：82-98．</w:t>
+              <w:t xml:space="preserve">[58] 连玉君，刘畅．质押新规、股价崩盘风险与公司价值[J]．中山大学学报（社会科学版），2021，61(5)：182-196．</w:t>
             </w:r>
           </w:p>
           <w:p>
@@ -21850,7 +21850,7 @@
                 <w:sz w:val="21"/>
                 <w:szCs w:val="22"/>
               </w:rPr>
-              <w:t xml:space="preserve">[59] 周孝华，王诗意．纾困基金是否具有“造血”扶持之效？——基于民营企业价值的视角[J]．财经研究，2022，48(3)：48-63．</w:t>
+              <w:t xml:space="preserve">[59] 毛捷，管星华．地方政府纾困政策的效应研究：来自上市公司的证据[J]．经济研究，2022，57(9)：82-98．</w:t>
             </w:r>
           </w:p>
           <w:p>
@@ -21864,7 +21864,7 @@
                 <w:sz w:val="21"/>
                 <w:szCs w:val="22"/>
               </w:rPr>
-              <w:t xml:space="preserve">[60] 苏治，金昕，张永冀．控股股东股权质押风险溢出效应研究——基于私用型和公用型质押的对比分析[J]．会计研究，2023(6)：62-77．</w:t>
+              <w:t xml:space="preserve">[60] 周孝华，王诗意．纾困基金是否具有“造血”扶持之效？——基于民营企业价值的视角[J]．财经研究，2022，48(3)：48-63．</w:t>
             </w:r>
           </w:p>
           <w:p>
@@ -21878,7 +21878,7 @@
                 <w:sz w:val="21"/>
                 <w:szCs w:val="22"/>
               </w:rPr>
-              <w:t xml:space="preserve">[61] 刘强，董恬媛，韩洪灵．控股股东股权质押与企业劳动收入份额[J]．当代经济科学，2025，47(6)：59-72．</w:t>
+              <w:t xml:space="preserve">[61] 苏治，金昕，张永冀．控股股东股权质押风险溢出效应研究——基于私用型和公用型质押的对比分析[J]．会计研究，2023(6)：62-77．</w:t>
             </w:r>
           </w:p>
           <w:p>
@@ -21892,7 +21892,7 @@
                 <w:sz w:val="21"/>
                 <w:szCs w:val="22"/>
               </w:rPr>
-              <w:t xml:space="preserve">[62] 郑登津，闻人泱泱，陈德球．制衡还是合谋：来自股权质押新视角下年报文本特征的证据[J]．会计研究，2026(6)：20-33．</w:t>
+              <w:t xml:space="preserve">[62] 何熙琼，刘昊，顾湘．“股权质押新规”能抑制上市公司控股股东的私利侵占行为吗[J]．会计研究，2023(6)：99-117．</w:t>
             </w:r>
           </w:p>
           <w:p>
@@ -21906,7 +21906,63 @@
                 <w:sz w:val="21"/>
                 <w:szCs w:val="22"/>
               </w:rPr>
-              <w:t xml:space="preserve">[63] 杨国超，刘琪，王克敏．“存贷双高”企业的高现金持有之谜——基于现金操纵视角的分析与证据[J]．管理世界，2025(12)：163-178．</w:t>
+              <w:t xml:space="preserve">[63] 梁芳凝，庞世明．“质押新规”能够降低企业的盈余管理吗？[J]．中国软科学，2024(S1)：216-224．</w:t>
+            </w:r>
+          </w:p>
+          <w:p>
+            <w:pPr>
+              <w:spacing/>
+              <w:ind/>
+            </w:pPr>
+            <w:r>
+              <w:rPr>
+                <w:rFonts w:ascii="宋体" w:cs="SimSun" w:eastAsia="宋体" w:hAnsi="宋体"/>
+                <w:sz w:val="21"/>
+                <w:szCs w:val="22"/>
+              </w:rPr>
+              <w:t xml:space="preserve">[64] 刘强，董恬媛，韩洪灵．控股股东股权质押与企业劳动收入份额[J]．当代经济科学，2025，47(6)：59-72．</w:t>
+            </w:r>
+          </w:p>
+          <w:p>
+            <w:pPr>
+              <w:spacing/>
+              <w:ind/>
+            </w:pPr>
+            <w:r>
+              <w:rPr>
+                <w:rFonts w:ascii="宋体" w:cs="SimSun" w:eastAsia="宋体" w:hAnsi="宋体"/>
+                <w:sz w:val="21"/>
+                <w:szCs w:val="22"/>
+              </w:rPr>
+              <w:t xml:space="preserve">[65] 杨国超，刘琪，王克敏．“存贷双高”企业的高现金持有之谜——基于现金操纵视角的分析与证据[J]．管理世界，2025(12)：163-178．</w:t>
+            </w:r>
+          </w:p>
+          <w:p>
+            <w:pPr>
+              <w:spacing/>
+              <w:ind/>
+            </w:pPr>
+            <w:r>
+              <w:rPr>
+                <w:rFonts w:ascii="宋体" w:cs="SimSun" w:eastAsia="宋体" w:hAnsi="宋体"/>
+                <w:sz w:val="21"/>
+                <w:szCs w:val="22"/>
+              </w:rPr>
+              <w:t xml:space="preserve">[66] 郑登津，闻人泱泱，陈德球．制衡还是合谋：来自股权质押新视角下年报文本特征的证据[J]．会计研究，2026(6)：20-33．</w:t>
+            </w:r>
+          </w:p>
+          <w:p>
+            <w:pPr>
+              <w:spacing/>
+              <w:ind/>
+            </w:pPr>
+            <w:r>
+              <w:rPr>
+                <w:rFonts w:ascii="宋体" w:cs="SimSun" w:eastAsia="宋体" w:hAnsi="宋体"/>
+                <w:sz w:val="21"/>
+                <w:szCs w:val="22"/>
+              </w:rPr>
+              <w:t xml:space="preserve">[67] 孙伟艳，肖琼．“股权质押新规”能抑制企业盈余管理行为吗？[J]．财会通讯，2026(3)：83-87，92．</w:t>
             </w:r>
           </w:p>
         </w:tc>

--- a/pledge-cash/开题报告-修改稿.docx
+++ b/pledge-cash/开题报告-修改稿.docx
@@ -1799,7 +1799,7 @@
                 <w:sz w:val="21"/>
                 <w:szCs w:val="22"/>
               </w:rPr>
-              <w:t xml:space="preserve">企业现金持有的决定因素是公司金融领域长期关注的问题。权衡理论认为，企业持有现金存在交易成本与机会成本的权衡；优序融资理论则将现金视为内部资金的“蓄水池”，用以缓冲内外部融资成本差异（Opler等，1999）。这一理论脉络可追溯至委托代理理论对股东与管理层利益冲突的刻画（Jensen和Meckling，1976）以及信息不对称下的融资优序思想（Myers和Majluf，1984）。在此基础上，预防性动机理论进一步强调，当企业面临较强的外部融资约束、无法确定能否及时获得外部资金时，会主动提高现金持有水平以应对未来的不确定性冲击（Almeida等，2004）。已有研究表明，融资约束程度较高、现金流波动较大的企业往往持有更多现金（Bates等，2009；Hadlock和Pierce，2010），Su等（2020）基于中国样本进一步证实，经济政策不确定性上升会显著提高企业的预防性现金持有水平。Graham和Leary（2018）基于美国近一个世纪的数据进一步发现，近年来平均现金持有水平的上升几乎完全来自新上市公司现金政策的变化，同一公司内部的现金持有并未随之上升，这提示研究现金持有问题时需要区分公司间差异与公司内变化，并关注上市年限的影响。自Fazzari等（1988）提出投资—现金流敏感性框架以来，融资约束的测度方法不断发展，从KZ指数（Kaplan和Zingales，1997）到WW指数（Whited和Wu，2006）再到SA指数（Hadlock和Pierce，2010），鞠晓生等（2013）将SA指数应用于中国上市公司，为本文的融资约束测算提供了参照。国内学者基于中国资本市场制度背景的检验同样支持预防性动机的存在（王彦超，2009；连玉君等，2010）。</w:t>
+              <w:t xml:space="preserve">企业现金持有的决定因素是公司金融领域长期关注的问题。权衡理论认为，企业持有现金存在交易成本与机会成本的权衡；优序融资理论则将现金视为内部资金的“蓄水池”，用以缓冲内外部融资成本差异（Opler等，1999）。这一理论脉络可追溯至委托代理理论对股东与管理层利益冲突的刻画（Jensen和Meckling，1976）以及信息不对称下的融资优序思想（Myers和Majluf，1984）。在此基础上，预防性动机理论进一步强调，当企业面临较强的外部融资约束、无法确定能否及时获得外部资金时，会主动提高现金持有水平以应对未来的不确定性冲击（Almeida等，2004）。已有研究表明，融资约束程度较高、现金流波动较大的企业往往持有更多现金（Bates等，2009；Hadlock和Pierce，2010），Su等（2020）基于中国样本进一步证实，经济政策不确定性上升会显著提高企业的预防性现金持有水平。Graham和Leary（2018）基于美国近一个世纪的数据进一步发现，近年来平均现金持有水平的上升几乎完全来自新上市公司现金政策的变化，同一公司内部的现金持有并未随之上升，这提示研究现金持有问题时需要区分公司间差异与公司内变化，并关注上市年限的影响。融资约束的测度方法不断发展，从KZ指数（Kaplan和Zingales，1997）到WW指数（Whited和Wu，2006）再到SA指数（Hadlock和Pierce，2010），鞠晓生等（2013）将SA指数应用于中国上市公司，为本文的融资约束测算提供了参照。国内学者基于中国资本市场制度背景的检验同样支持预防性动机的存在（王彦超，2009；连玉君等，2010）。</w:t>
             </w:r>
           </w:p>
           <w:p>
@@ -1856,7 +1856,7 @@
                 <w:sz w:val="21"/>
                 <w:szCs w:val="22"/>
               </w:rPr>
-              <w:t xml:space="preserve">已有文献围绕股权质押经济后果的讨论，大致可以归纳为两条线索。一是治理与信息效应线：股权质押后，大股东现金流权与表决权的分离程度可能加剧，从而影响其会计政策选择与盈余管理行为（谢德仁和廖珂，2018）；质押还会强化大股东的市值管理动机，进而加大上市公司与外部资金提供者之间的信息不对称（唐玮等，2019）。二是财务风险效应线：股权质押比例上升会显著提高股价崩盘风险（谢德仁等，2016），抑制企业创新投入（李常青等，2018a），改变企业的税收规避策略（王雄元等，2018），降低企业投资效率（柯艳蓉和李玉敏，2019），还会促使控股股东通过策略性慈善捐赠等方式维护股价（胡珺等，2020）。近年的研究进一步将风险效应拓展至融资与定价层面：唐玮等（2019）发现控股股东股权质押显著提高了公司的融资约束水平；史永东等（2021）基于中国债券市场证据发现，质押通过控制权转移风险渠道显著提高了公司信用利差，说明质押风险已从股权市场传导至债权人的定价行为；但也有证据表明质押未必恶化公司的融资条件：Cheng等（2021）发现，融资约束较高是内部人进行股权质押的重要动因，而控股股东质押在次年反而可能缓解公司的融资约束；Shi等（2023）借助中国股票质押制度改革构造双重差分模型，并利用民营企业在银行信贷中受到歧视这一特征进行识别，发现融资约束是触发控股股东质押的重要原因；Hou和Lu（2024）则发现，控股股东质押公司的银行贷款利差更低、贷款期限更长。可见，质押与融资约束之间的关系本身仍有争议，这也是本文将融资约束作为边界条件而非单一渠道加以检验的原因。</w:t>
+              <w:t xml:space="preserve">已有文献围绕股权质押经济后果的讨论，大致可以归纳为两条线索。一是治理与信息效应线：股权质押后，大股东现金流权与表决权的分离程度可能加剧，从而影响其会计政策选择与盈余管理行为（谢德仁和廖珂，2018）；质押还会强化大股东的市值管理动机，进而加大上市公司与外部资金提供者之间的信息不对称（唐玮等，2019）。二是财务风险效应线：股权质押比例上升会显著提高股价崩盘风险（谢德仁等，2016），抑制企业创新投入（李常青等，2018a），改变企业的税收规避策略（王雄元等，2018），还会促使控股股东通过策略性慈善捐赠等方式维护股价（胡珺等，2020）。近年的研究进一步将风险效应拓展至融资与定价层面：唐玮等（2019）发现控股股东股权质押显著提高了公司的融资约束水平；史永东等（2021）基于中国债券市场证据发现，质押通过控制权转移风险渠道显著提高了公司信用利差，说明质押风险已从股权市场传导至债权人的定价行为。</w:t>
             </w:r>
           </w:p>
           <w:p>
@@ -1870,7 +1870,7 @@
                 <w:sz w:val="21"/>
                 <w:szCs w:val="22"/>
               </w:rPr>
-              <w:t xml:space="preserve">境外研究表明，内部人股权质押并非中国独有的现象。Chen和Hu（2007）较早基于我国台湾地区数据考察了控股股东个人杠杆与公司绩效的关系；Dou等（2019）发现美国市场上内部人以公司股票为个人贷款提供担保会损害股东财富；Chan等（2018）与Pang和Wang（2020）则分别从平仓压力和控制权转移风险的角度提供了跨市场证据。上述研究充分证明了股权质押对企业风险性决策、信息环境和融资成本的影响，但对现金持有这一防御性、流动性管理决策的关注相对有限。</w:t>
+              <w:t xml:space="preserve">境外研究表明，内部人股权质押并非中国独有的现象。Dou等（2019）发现美国市场上内部人以公司股票为个人贷款提供担保会损害股东财富；Chan等（2018）与Pang和Wang（2020）则分别从平仓压力和控制权转移风险的角度提供了跨市场证据。上述研究充分证明了股权质押对企业风险性决策、信息环境和融资成本的影响，但对现金持有这一防御性、流动性管理决策的关注相对有限。</w:t>
             </w:r>
           </w:p>
           <w:p>
@@ -1899,7 +1899,7 @@
                 <w:sz w:val="21"/>
                 <w:szCs w:val="22"/>
               </w:rPr>
-              <w:t xml:space="preserve">少数文献已经开始直接探讨股权质押与企业现金持有之间的关系，但结论尚未完全统一，主要形成两种竞争性解释。“掏空说”认为，股权质押并不转移表决权，却使大股东实际承担的现金流权风险下降，其通过资金占用、关联交易等方式侵占上市公司资源的成本随之降低，公司可支配现金相应减少（郝项超和梁琪，2009；郑国坚等，2014；李旎和郑国坚，2015）。“风险规避说”则认为，大股东出于规避控制权转移风险的考虑，反而会推动公司提高现金持有水平，以增强公司抗风险能力、稳定经营和股价表现（李常青等，2018b）；与之一致的证据还包括质押后公司倾向于减少现金股利分配（廖珂等，2018；Li等，2020），以及质押对公司股票流动性的影响（柯艳蓉等，2020）。</w:t>
+              <w:t xml:space="preserve">少数文献已经开始直接探讨股权质押与企业现金持有之间的关系，但结论尚未完全统一，主要形成两种竞争性解释。“掏空说”认为，股权质押并不转移表决权，却使大股东实际承担的现金流权风险下降，其通过资金占用、关联交易等方式侵占上市公司资源的成本随之降低，公司可支配现金相应减少（郝项超和梁琪，2009；郑国坚等，2014；李旎和郑国坚，2015）。“风险规避说”则认为，大股东出于规避控制权转移风险的考虑，反而会推动公司提高现金持有水平，以增强公司抗风险能力、稳定经营和股价表现（李常青等，2018b）；与之一致的证据还包括质押后公司倾向于减少现金股利分配（廖珂等，2018；Li等，2020）。</w:t>
             </w:r>
           </w:p>
           <w:p>
@@ -1913,7 +1913,7 @@
                 <w:sz w:val="21"/>
                 <w:szCs w:val="22"/>
               </w:rPr>
-              <w:t xml:space="preserve">近年来的研究开始尝试调和这一分歧，其中最具启发性的思路是按质押资金的投向进行区分。杜勇和眭鑫（2021）发现，控股股东股权质押会推动实体企业增持金融资产，其背后的作用渠道同时包含掏空动机与控制权转移风险规避动机，表明二者未必完全对立。余明桂等（2021）将股权质押划分为支持型与非支持型，发现只有资金投向上市公司的支持型质押才显著提高公司投资水平；苏治等（2023）以公用型与私用型的类似划分发现，私用型质押显著提高股价崩盘风险，而公用型质押则无显著影响。从资金去向的总体分布看，Pan和Qian（2024）基于中国上市公司的质押交易数据发现，为上市公司本身融资的质押交易仅占17.4%；He等（2022）的问卷调查也显示，67.3%的第一大股东将质押资金用于上市公司之外，且股东质押与其在上市公司之外的创业活动显著正相关。这提示两种机制可能在不同的质押类型与不同的企业情境下分别占据主导地位。</w:t>
+              <w:t xml:space="preserve">近年来的研究开始尝试调和这一分歧，其中最具启发性的思路是按质押资金的投向进行区分。杜勇和眭鑫（2021）发现，控股股东股权质押会推动实体企业增持金融资产，其背后的作用渠道同时包含掏空动机与控制权转移风险规避动机，表明二者未必完全对立。Pan和Qian（2024）基于中国上市公司的质押交易数据，按资金用途区分了为上市公司本身融资的质押与其他质押，发现前者仅占全部质押交易的17.4%，其融得资金约87%流入了上市公司。这提示两种机制可能在不同的质押类型与不同的企业情境下分别占据主导地位；而多数质押资金并不流入上市公司，也意味着质押本身未必带来公司现金的机械增加。</w:t>
             </w:r>
           </w:p>
           <w:p>
@@ -1957,7 +1957,7 @@
                 <w:sz w:val="21"/>
                 <w:szCs w:val="22"/>
               </w:rPr>
-              <w:t xml:space="preserve">伴随质押规模扩张与风险集中暴露，监管部门与地方政府相继出台应对措施，这为研究质押风险的经济后果提供了政策检验场景。境外研究方面，Wang和Chou（2018）考察了质押监管规则对股票交易与公司估值的影响，Guo等（2021）研究了中国市场上股权质押与股份回购限制放松之间的关系，Su和Alexiou（2023）则考察了2018年质押监管收紧的影响，发现新规实施后质押公司的股价崩盘风险与破产风险下降、融资约束得到缓解、控股股东的掏空行为受到抑制，控股股东也将更多质押资金投入上市公司。国内围绕2018年股票质押新规已形成一批文献：熊海芳等（2020）以新规中单只股票整体质押比例不超过50%的限制为自然实验，考察了质押比例限制对股票市场稳定的影响；连玉君和刘畅（2021）发现，新规在长期内降低了高质押公司的股价崩盘风险，但“一刀切”式的严格监管也使其市场价值下降，这主要源于投资者要求的风险补偿上升，而非公司财务表现恶化；何熙琼等（2023）发现，新规通过降低控股股东两权分离度和公司盈余管理程度，抑制了控股股东借助关联交易进行的私利侵占；梁芳凝和庞世明（2024）、孙伟艳和肖琼（2026）则发现新规显著降低了企业的盈余管理水平。纾困政策方面，毛捷和管星华（2022）以各省份分批实施的纾困计划为准自然实验，构建强度双重差分模型，发现纾困计划显著提升了上市公司市场价值，其作用机制在于抑制了控股股东的资金占用与关联交易；周孝华和王诗意（2022）从民营企业价值视角检验了纾困基金的“造血”扶持效应；刘强等（2025）进一步发现，纾困基金能够有效缓解股权质押对企业劳动收入份额的抑制作用。郑登津等（2026）则系统梳理了我国股权质押制度的演进脉络，并以2019年信息披露新规作为外生冲击开展分组检验。</w:t>
+              <w:t xml:space="preserve">伴随质押规模扩张与风险集中暴露，监管部门与地方政府相继出台应对措施，这为研究质押风险的经济后果提供了政策检验场景。境外研究方面，Wang和Chou（2018）考察了质押监管规则对股票交易与公司估值的影响；Su和Alexiou（2023）考察了2018年质押监管收紧的影响，发现新规实施后质押公司的股价崩盘风险与破产风险下降、融资约束得到缓解、控股股东的掏空行为受到抑制，控股股东也将更多质押资金投入上市公司。国内围绕2018年股票质押新规已形成一批文献：熊海芳等（2020）以新规中单只股票整体质押比例不超过50%的限制为自然实验，考察了质押比例限制对股票市场稳定的影响；连玉君和刘畅（2021）发现，新规在长期内降低了高质押公司的股价崩盘风险，但“一刀切”式的严格监管也使其市场价值下降，这主要源于投资者要求的风险补偿上升，而非公司财务表现恶化；何熙琼等（2023）发现，新规通过降低控股股东两权分离度和公司盈余管理程度，抑制了控股股东借助关联交易进行的私利侵占；孙伟艳和肖琼（2026）则发现新规显著降低了企业的盈余管理水平。纾困政策方面，毛捷和管星华（2022）以各省份分批实施的纾困计划为准自然实验，构建强度双重差分模型，发现纾困计划显著提升了上市公司市场价值，其作用机制在于抑制了控股股东的资金占用与关联交易。</w:t>
             </w:r>
           </w:p>
           <w:p>
@@ -2371,7 +2371,7 @@
                 <w:sz w:val="21"/>
                 <w:szCs w:val="22"/>
               </w:rPr>
-              <w:t xml:space="preserve">本文的研究方法主要包括以下四种。一是文献研究法，系统梳理股权质押经济后果与企业现金持有影响因素相关文献，定位现有研究的不足与本文的切入点。二是规范分析法，基于委托代理理论、控制权私有收益理论和预防性动机理论，构建“股权质押—控制权转移风险—现金持有”的双渠道分析框架，据此推导竞争性假设。三是实证分析法，基于CSMAR数据库构建公司—年度面板数据：采用双向固定效应模型进行基准回归，判断净效应方向；以平仓压力交乘项、控股股东资金占用回归和Faulkender和Wang（2006）的现金边际价值模型开展渠道检验，区分两种机制；以分组回归与中心化交乘项（参照温忠麟等，2005）检验融资约束与产权性质的边界作用；在内生性处理上，以公司与年度双向固定效应控制不随时间变化的公司特征与共同冲击，并加入上市年数固定效应控制新上市公司的现金持有生命周期特征；在政策评估上，以2018年股票质押新规构造处理强度双重差分模型，配合平行趋势、动态效应与安慰剂检验，以各省份分批实施的纾困计划构造交错双重差分模型作为补充，鉴于交错处理下传统双向固定效应估计量存在偏误（Goodman-Bacon，2021；de Chaisemartin和D’Haultfœuille，2020），该部分采用Callaway和Sant’Anna（2021）与Sun和Abraham（2021）的稳健估计量；此外辅以核心解释变量滞后一期与倾向得分匹配法（Rosenbaum和Rubin，1983）缓解样本选择偏差。四是比较分析法，通过对比国有企业与民营企业、高融资约束与低融资约束样本之间的差异，深化对作用机制的解释。</w:t>
+              <w:t xml:space="preserve">本文的研究方法主要包括以下四种。一是文献研究法，系统梳理股权质押经济后果与企业现金持有影响因素相关文献，定位现有研究的不足与本文的切入点。二是规范分析法，基于委托代理理论、控制权私有收益理论和预防性动机理论，构建“股权质押—控制权转移风险—现金持有”的双渠道分析框架，据此推导竞争性假设。三是实证分析法，基于CSMAR数据库构建公司—年度面板数据：采用双向固定效应模型进行基准回归，判断净效应方向；以平仓压力交乘项、控股股东资金占用回归和Faulkender和Wang（2006）的现金边际价值模型开展渠道检验，区分两种机制；以分组回归与中心化交乘项（参照温忠麟等，2005）检验融资约束与产权性质的边界作用；在内生性处理上，以公司与年度双向固定效应控制不随时间变化的公司特征与共同冲击，并加入上市年数固定效应控制新上市公司的现金持有生命周期特征；在政策评估上，以2018年股票质押新规构造处理强度双重差分模型，配合平行趋势、动态效应与安慰剂检验，以各省份分批实施的纾困计划构造交错双重差分模型作为补充，鉴于交错处理下传统双向固定效应估计量存在偏误（Goodman-Bacon，2021），该部分采用Callaway和Sant’Anna（2021）的稳健估计量；此外辅以核心解释变量滞后一期与倾向得分匹配法（Rosenbaum和Rubin，1983）缓解样本选择偏差。四是比较分析法，通过对比国有企业与民营企业、高融资约束与低融资约束样本之间的差异，深化对作用机制的解释。</w:t>
             </w:r>
           </w:p>
           <w:p>
@@ -2779,7 +2779,7 @@
                 <w:sz w:val="21"/>
                 <w:szCs w:val="22"/>
               </w:rPr>
-              <w:t xml:space="preserve">第四，被解释变量的计量可靠性问题。本文以货币资金为基础构造现金持有水平指标，而近期研究（杨国超等，2025）发现上市公司的账面现金余额未必完全真实，企业可能通过会计造假、期末临时拆借资金“摆账”以及“以贷转存”并反复质押借款等方式虚增账面现金。这一发现对本文构成直接挑战：若高质押公司的账面现金增加部分源于上述操纵行为，或源于质押融资资金投入上市公司所形成的机械关联，则所观测到的效应未必反映真实的预防性储备动机。为此，本文拟从四个方面加以应对：一是以扣除受限货币资金后的非受限现金重新计算被解释变量；二是剔除“存贷双高”样本以及因现金科目相关会计违规被证监会处罚的公司后重新回归；三是在模型中控制受限资金占比，并考察以期末账面现金为基础计算的资金收益率是否存在系统性差异；四是借鉴余明桂等（2021）与苏治等（2023）按质押资金投向的划分（资金投向取自CSMAR质押明细表，投向上市公司的记录仅约占2%，该项检验仅作补充），比较支持型（公用型）与非支持型（私用型）质押样本的差异——若仅在资金投向上市公司的样本中观测到现金增加，则说明存在机械关联，若在资金未投向上市公司的样本中同样观测到现金增加，方可支持预防性动机的解释。</w:t>
+              <w:t xml:space="preserve">第四，被解释变量的计量可靠性问题。本文以货币资金为基础构造现金持有水平指标，而近期研究（杨国超等，2025）发现上市公司的账面现金余额未必完全真实，企业可能通过会计造假、期末临时拆借资金“摆账”以及“以贷转存”并反复质押借款等方式虚增账面现金。这一发现对本文构成直接挑战：若高质押公司的账面现金增加部分源于上述操纵行为，或源于质押融资资金投入上市公司所形成的机械关联，则所观测到的效应未必反映真实的预防性储备动机。为此，本文拟从四个方面加以应对：一是以扣除受限货币资金后的非受限现金重新计算被解释变量；二是剔除“存贷双高”样本以及因现金科目相关会计违规被证监会处罚的公司后重新回归；三是在模型中控制受限资金占比，并考察以期末账面现金为基础计算的资金收益率是否存在系统性差异；四是借鉴Pan和Qian（2024）按质押资金用途的划分（资金投向取自CSMAR质押明细表，投向上市公司的记录仅约占2%，该项检验仅作补充），比较资金投向上市公司与未投向上市公司的质押样本的差异——若仅在资金投向上市公司的样本中观测到现金增加，则说明存在机械关联，若在资金未投向上市公司的样本中同样观测到现金增加，方可支持预防性动机的解释。</w:t>
             </w:r>
           </w:p>
           <w:p>
@@ -9684,7 +9684,7 @@
                       <w:rFonts w:ascii="宋体" w:hAnsi="宋体" w:eastAsia="宋体"/>
                       <w:sz w:val="18"/>
                     </w:rPr>
-                    <w:t>质押资金投向上市公司=公用型(支持型)，投向控股股东自身或第三方=私用型(非支持型)</w:t>
+                    <w:t xml:space="preserve">质押资金投向上市公司=1，投向控股股东自身或第三方=0</w:t>
                   </w:r>
                 </w:p>
               </w:tc>
@@ -9715,7 +9715,7 @@
                       <w:rFonts w:ascii="宋体" w:hAnsi="宋体" w:eastAsia="宋体"/>
                       <w:sz w:val="18"/>
                     </w:rPr>
-                    <w:t xml:space="preserve">CSMAR股东股权质押情况明细表「投向」字段（投向上市公司的记录约占2%，仅作补充检验），参照余明桂等(2021)、苏治等(2023)</w:t>
+                    <w:t xml:space="preserve">CSMAR股东股权质押情况明细表「投向」字段（投向上市公司的记录约占2%，仅作补充检验），参照Pan和Qian(2024)</w:t>
                   </w:r>
                 </w:p>
               </w:tc>
@@ -21066,7 +21066,7 @@
                 <w:sz w:val="21"/>
                 <w:szCs w:val="22"/>
               </w:rPr>
-              <w:t xml:space="preserve">[3] Fazzari S M, Hubbard R G, Petersen B C. Financing constraints and corporate investment[J]. Brookings Papers on Economic Activity, 1988, 1988(1): 141-206.</w:t>
+              <w:t xml:space="preserve">[3] Opler T, Pinkowitz L, Stulz R, Williamson R. The determinants and implications of corporate cash holdings[J]. Journal of Financial Economics, 1999, 52(1): 3-46.</w:t>
             </w:r>
           </w:p>
           <w:p>
@@ -21080,7 +21080,7 @@
                 <w:sz w:val="21"/>
                 <w:szCs w:val="22"/>
               </w:rPr>
-              <w:t xml:space="preserve">[4] Opler T, Pinkowitz L, Stulz R, Williamson R. The determinants and implications of corporate cash holdings[J]. Journal of Financial Economics, 1999, 52(1): 3-46.</w:t>
+              <w:t xml:space="preserve">[4] Almeida H, Campello M, Weisbach M S. The cash flow sensitivity of cash[J]. The Journal of Finance, 2004, 59(4): 1777-1804.</w:t>
             </w:r>
           </w:p>
           <w:p>
@@ -21094,7 +21094,7 @@
                 <w:sz w:val="21"/>
                 <w:szCs w:val="22"/>
               </w:rPr>
-              <w:t xml:space="preserve">[5] Almeida H, Campello M, Weisbach M S. The cash flow sensitivity of cash[J]. The Journal of Finance, 2004, 59(4): 1777-1804.</w:t>
+              <w:t xml:space="preserve">[5] Faulkender M, Wang R. Corporate financial policy and the value of cash[J]. The Journal of Finance, 2006, 61(4): 1957-1990.</w:t>
             </w:r>
           </w:p>
           <w:p>
@@ -21108,7 +21108,7 @@
                 <w:sz w:val="21"/>
                 <w:szCs w:val="22"/>
               </w:rPr>
-              <w:t xml:space="preserve">[6] Faulkender M, Wang R. Corporate financial policy and the value of cash[J]. The Journal of Finance, 2006, 61(4): 1957-1990.</w:t>
+              <w:t xml:space="preserve">[6] Dittmar A, Mahrt-Smith J. Corporate governance and the value of cash holdings[J]. Journal of Financial Economics, 2007, 83(3): 599-634.</w:t>
             </w:r>
           </w:p>
           <w:p>
@@ -21122,7 +21122,7 @@
                 <w:sz w:val="21"/>
                 <w:szCs w:val="22"/>
               </w:rPr>
-              <w:t xml:space="preserve">[7] Dittmar A, Mahrt-Smith J. Corporate governance and the value of cash holdings[J]. Journal of Financial Economics, 2007, 83(3): 599-634.</w:t>
+              <w:t xml:space="preserve">[7] Bates T W, Kahle K M, Stulz R M. Why do U.S. firms hold so much more cash than they used to?[J]. The Journal of Finance, 2009, 64(5): 1985-2021.</w:t>
             </w:r>
           </w:p>
           <w:p>
@@ -21136,7 +21136,7 @@
                 <w:sz w:val="21"/>
                 <w:szCs w:val="22"/>
               </w:rPr>
-              <w:t xml:space="preserve">[8] Bates T W, Kahle K M, Stulz R M. Why do U.S. firms hold so much more cash than they used to?[J]. The Journal of Finance, 2009, 64(5): 1985-2021.</w:t>
+              <w:t xml:space="preserve">[8] Ghaly M, Dang V A, Stathopoulos K. Cash holdings and labor heterogeneity: The role of skilled labor[J]. Review of Financial Studies, 2017, 30(10): 3636-3668.</w:t>
             </w:r>
           </w:p>
           <w:p>
@@ -21150,7 +21150,7 @@
                 <w:sz w:val="21"/>
                 <w:szCs w:val="22"/>
               </w:rPr>
-              <w:t xml:space="preserve">[9] Ghaly M, Dang V A, Stathopoulos K. Cash holdings and labor heterogeneity: The role of skilled labor[J]. Review of Financial Studies, 2017, 30(10): 3636-3668.</w:t>
+              <w:t xml:space="preserve">[9] Graham J R, Leary M T. The evolution of corporate cash[J]. Review of Financial Studies, 2018, 31(11): 4288-4344.</w:t>
             </w:r>
           </w:p>
           <w:p>
@@ -21164,7 +21164,7 @@
                 <w:sz w:val="21"/>
                 <w:szCs w:val="22"/>
               </w:rPr>
-              <w:t xml:space="preserve">[10] Graham J R, Leary M T. The evolution of corporate cash[J]. Review of Financial Studies, 2018, 31(11): 4288-4344.</w:t>
+              <w:t xml:space="preserve">[10] Su X, Zhou S, Xue R, et al. Does economic policy uncertainty raise corporate precautionary cash holdings? Evidence from China[J]. Accounting &amp; Finance, 2020, 60(5): 4567-4592.</w:t>
             </w:r>
           </w:p>
           <w:p>
@@ -21178,7 +21178,7 @@
                 <w:sz w:val="21"/>
                 <w:szCs w:val="22"/>
               </w:rPr>
-              <w:t xml:space="preserve">[11] Su X, Zhou S, Xue R, et al. Does economic policy uncertainty raise corporate precautionary cash holdings? Evidence from China[J]. Accounting &amp; Finance, 2020, 60(5): 4567-4592.</w:t>
+              <w:t xml:space="preserve">[11] Kaplan S N, Zingales L. Do investment-cash flow sensitivities provide useful measures of financing constraints?[J]. Quarterly Journal of Economics, 1997, 112(1): 169-215.</w:t>
             </w:r>
           </w:p>
           <w:p>
@@ -21192,7 +21192,7 @@
                 <w:sz w:val="21"/>
                 <w:szCs w:val="22"/>
               </w:rPr>
-              <w:t xml:space="preserve">[12] Kaplan S N, Zingales L. Do investment-cash flow sensitivities provide useful measures of financing constraints?[J]. Quarterly Journal of Economics, 1997, 112(1): 169-215.</w:t>
+              <w:t xml:space="preserve">[12] Whited T M, Wu G. Financial constraints risk[J]. Review of Financial Studies, 2006, 19(2): 531-559.</w:t>
             </w:r>
           </w:p>
           <w:p>
@@ -21206,7 +21206,7 @@
                 <w:sz w:val="21"/>
                 <w:szCs w:val="22"/>
               </w:rPr>
-              <w:t xml:space="preserve">[13] Whited T M, Wu G. Financial constraints risk[J]. Review of Financial Studies, 2006, 19(2): 531-559.</w:t>
+              <w:t xml:space="preserve">[13] Hadlock C J, Pierce J R. New evidence on measuring financial constraints: Moving beyond the KZ index[J]. Review of Financial Studies, 2010, 23(5): 1909-1940.</w:t>
             </w:r>
           </w:p>
           <w:p>
@@ -21220,7 +21220,7 @@
                 <w:sz w:val="21"/>
                 <w:szCs w:val="22"/>
               </w:rPr>
-              <w:t xml:space="preserve">[14] Hadlock C J, Pierce J R. New evidence on measuring financial constraints: Moving beyond the KZ index[J]. Review of Financial Studies, 2010, 23(5): 1909-1940.</w:t>
+              <w:t xml:space="preserve">[14] Rosenbaum P R, Rubin D B. The central role of the propensity score in observational studies for causal effects[J]. Biometrika, 1983, 70(1): 41-55.</w:t>
             </w:r>
           </w:p>
           <w:p>
@@ -21234,7 +21234,7 @@
                 <w:sz w:val="21"/>
                 <w:szCs w:val="22"/>
               </w:rPr>
-              <w:t xml:space="preserve">[15] Rosenbaum P R, Rubin D B. The central role of the propensity score in observational studies for causal effects[J]. Biometrika, 1983, 70(1): 41-55.</w:t>
+              <w:t xml:space="preserve">[15] Richardson S. Over-investment of free cash flow[J]. Review of Accounting Studies, 2006, 11(2-3): 159-189.</w:t>
             </w:r>
           </w:p>
           <w:p>
@@ -21248,7 +21248,7 @@
                 <w:sz w:val="21"/>
                 <w:szCs w:val="22"/>
               </w:rPr>
-              <w:t xml:space="preserve">[16] Richardson S. Over-investment of free cash flow[J]. Review of Accounting Studies, 2006, 11(2-3): 159-189.</w:t>
+              <w:t xml:space="preserve">[16] Jiang G, Lee C M C, Yue H. Tunneling through intercorporate loans: The China experience[J]. Journal of Financial Economics, 2010, 98(1): 1-20.</w:t>
             </w:r>
           </w:p>
           <w:p>
@@ -21262,7 +21262,7 @@
                 <w:sz w:val="21"/>
                 <w:szCs w:val="22"/>
               </w:rPr>
-              <w:t xml:space="preserve">[17] Jiang G, Lee C M C, Yue H. Tunneling through intercorporate loans: The China experience[J]. Journal of Financial Economics, 2010, 98(1): 1-20.</w:t>
+              <w:t xml:space="preserve">[17] Goodman-Bacon A. Difference-in-differences with variation in treatment timing[J]. Journal of Econometrics, 2021, 225(2): 254-277.</w:t>
             </w:r>
           </w:p>
           <w:p>
@@ -21276,7 +21276,7 @@
                 <w:sz w:val="21"/>
                 <w:szCs w:val="22"/>
               </w:rPr>
-              <w:t xml:space="preserve">[18] Goodman-Bacon A. Difference-in-differences with variation in treatment timing[J]. Journal of Econometrics, 2021, 225(2): 254-277.</w:t>
+              <w:t xml:space="preserve">[18] Callaway B, Sant'Anna P H C. Difference-in-differences with multiple time periods[J]. Journal of Econometrics, 2021, 225(2): 200-230.</w:t>
             </w:r>
           </w:p>
           <w:p>
@@ -21290,7 +21290,7 @@
                 <w:sz w:val="21"/>
                 <w:szCs w:val="22"/>
               </w:rPr>
-              <w:t xml:space="preserve">[19] Callaway B, Sant'Anna P H C. Difference-in-differences with multiple time periods[J]. Journal of Econometrics, 2021, 225(2): 200-230.</w:t>
+              <w:t xml:space="preserve">[19] Lind J T, Mehlum H. With or without U? The appropriate test for a U-shaped relationship[J]. Oxford Bulletin of Economics and Statistics, 2010, 72(1): 109-118.</w:t>
             </w:r>
           </w:p>
           <w:p>
@@ -21304,7 +21304,7 @@
                 <w:sz w:val="21"/>
                 <w:szCs w:val="22"/>
               </w:rPr>
-              <w:t xml:space="preserve">[20] Sun L, Abraham S. Estimating dynamic treatment effects in event studies with heterogeneous treatment effects[J]. Journal of Econometrics, 2021, 225(2): 175-199.</w:t>
+              <w:t xml:space="preserve">[20] Chan K, Chen H K, Hu S Y, Liu Y. Share pledges and margin call pressure[J]. Journal of Corporate Finance, 2018, 52: 96-117.</w:t>
             </w:r>
           </w:p>
           <w:p>
@@ -21318,7 +21318,7 @@
                 <w:sz w:val="21"/>
                 <w:szCs w:val="22"/>
               </w:rPr>
-              <w:t xml:space="preserve">[21] de Chaisemartin C, D'Haultfœuille X. Two-way fixed effects estimators with heterogeneous treatment effects[J]. American Economic Review, 2020, 110(9): 2964-2996.</w:t>
+              <w:t xml:space="preserve">[21] Wang Y C, Chou R K. The impact of share pledging regulations on stock trading and firm valuation[J]. Journal of Banking &amp; Finance, 2018, 89: 1-13.</w:t>
             </w:r>
           </w:p>
           <w:p>
@@ -21332,7 +21332,7 @@
                 <w:sz w:val="21"/>
                 <w:szCs w:val="22"/>
               </w:rPr>
-              <w:t xml:space="preserve">[22] Lind J T, Mehlum H. With or without U? The appropriate test for a U-shaped relationship[J]. Oxford Bulletin of Economics and Statistics, 2010, 72(1): 109-118.</w:t>
+              <w:t xml:space="preserve">[22] Dou Y, Masulis R W, Zein J. Shareholder wealth consequences of insider pledging of company stock as collateral for personal loans[J]. Review of Financial Studies, 2019, 32(12): 4810-4854.</w:t>
             </w:r>
           </w:p>
           <w:p>
@@ -21346,7 +21346,7 @@
                 <w:sz w:val="21"/>
                 <w:szCs w:val="22"/>
               </w:rPr>
-              <w:t xml:space="preserve">[23] Chen Y, Hu S Y. The controlling shareholder's personal leverage and firm performance[J]. Applied Economics, 2007, 39(8): 1059-1075.</w:t>
+              <w:t xml:space="preserve">[23] Pang C, Wang Y. Stock pledge, risk of losing control and corporate innovation[J]. Journal of Corporate Finance, 2020, 60: 101534.</w:t>
             </w:r>
           </w:p>
           <w:p>
@@ -21360,7 +21360,7 @@
                 <w:sz w:val="21"/>
                 <w:szCs w:val="22"/>
               </w:rPr>
-              <w:t xml:space="preserve">[24] Chan K, Chen H K, Hu S Y, Liu Y. Share pledges and margin call pressure[J]. Journal of Corporate Finance, 2018, 52: 96-117.</w:t>
+              <w:t xml:space="preserve">[24] Li W, Zhou J, Yan Z, Zhang H. Controlling shareholder share pledging and firm cash dividends[J]. Emerging Markets Review, 2020, 42: 100671.</w:t>
             </w:r>
           </w:p>
           <w:p>
@@ -21374,7 +21374,7 @@
                 <w:sz w:val="21"/>
                 <w:szCs w:val="22"/>
               </w:rPr>
-              <w:t xml:space="preserve">[25] Wang Y C, Chou R K. The impact of share pledging regulations on stock trading and firm valuation[J]. Journal of Banking &amp; Finance, 2018, 89: 1-13.</w:t>
+              <w:t xml:space="preserve">[25] Su Z, Alexiou C. Impact of share pledging by controlling shareholders on firm value in the context of China's tightened regulatory reforms[J]. Accounting &amp; Finance, 2023, 63(S2): 2847-2874.</w:t>
             </w:r>
           </w:p>
           <w:p>
@@ -21388,7 +21388,7 @@
                 <w:sz w:val="21"/>
                 <w:szCs w:val="22"/>
               </w:rPr>
-              <w:t xml:space="preserve">[26] Dou Y, Masulis R W, Zein J. Shareholder wealth consequences of insider pledging of company stock as collateral for personal loans[J]. Review of Financial Studies, 2019, 32(12): 4810-4854.</w:t>
+              <w:t xml:space="preserve">[26] Pan X, Qian M. Firm financing through insider stock pledges[J]. Review of Finance, 2024, 28(2): 621-659.</w:t>
             </w:r>
           </w:p>
           <w:p>
@@ -21402,7 +21402,7 @@
                 <w:sz w:val="21"/>
                 <w:szCs w:val="22"/>
               </w:rPr>
-              <w:t xml:space="preserve">[27] Pang C, Wang Y. Stock pledge, risk of losing control and corporate innovation[J]. Journal of Corporate Finance, 2020, 60: 101534.</w:t>
+              <w:t xml:space="preserve">[27] 郝项超，梁琪．最终控制人股权质押损害公司价值么？[J]．会计研究，2009(7)：57-63．</w:t>
             </w:r>
           </w:p>
           <w:p>
@@ -21416,7 +21416,7 @@
                 <w:sz w:val="21"/>
                 <w:szCs w:val="22"/>
               </w:rPr>
-              <w:t xml:space="preserve">[28] Li W, Zhou J, Yan Z, Zhang H. Controlling shareholder share pledging and firm cash dividends[J]. Emerging Markets Review, 2020, 42: 100671.</w:t>
+              <w:t xml:space="preserve">[28] 王彦超．融资约束、现金持有与过度投资[J]．金融研究，2009(7)：121-133．</w:t>
             </w:r>
           </w:p>
           <w:p>
@@ -21430,7 +21430,7 @@
                 <w:sz w:val="21"/>
                 <w:szCs w:val="22"/>
               </w:rPr>
-              <w:t xml:space="preserve">[29] Cheng Z, Liu Z, Sun Y. Share pledging and financial constraints in China[J]. Accounting &amp; Finance, 2021, 61(3): 4147-4189.</w:t>
+              <w:t xml:space="preserve">[29] 连玉君，彭方平，苏治．融资约束和流动性管理行为[J]．金融研究，2010(10)：158-171．</w:t>
             </w:r>
           </w:p>
           <w:p>
@@ -21444,7 +21444,7 @@
                 <w:sz w:val="21"/>
                 <w:szCs w:val="22"/>
               </w:rPr>
-              <w:t xml:space="preserve">[30] Guo Q, Kryzanowski L, Li M, et al. Share-loan pledging and relaxation of share-repurchase restrictions in China[J]. Accounting and Finance, 2021, 61(5): 5925-5964.</w:t>
+              <w:t xml:space="preserve">[30] 鞠晓生，卢荻，虞义华．融资约束、营运资本管理与企业创新可持续性[J]．经济研究，2013，48(1)：4-16．</w:t>
             </w:r>
           </w:p>
           <w:p>
@@ -21458,7 +21458,7 @@
                 <w:sz w:val="21"/>
                 <w:szCs w:val="22"/>
               </w:rPr>
-              <w:t xml:space="preserve">[31] He Z, Liu B, Zhu F. Share pledging in China: Funding listed firms or funding entrepreneurship?[R]. NBER Working Paper No. 29731, 2022.</w:t>
+              <w:t xml:space="preserve">[31] 郑国坚，林东杰，林斌．大股东股权质押、占款与企业价值[J]．管理科学学报，2014，17(9)：72-87．</w:t>
             </w:r>
           </w:p>
           <w:p>
@@ -21472,7 +21472,7 @@
                 <w:sz w:val="21"/>
                 <w:szCs w:val="22"/>
               </w:rPr>
-              <w:t xml:space="preserve">[32] Shi Y, Li J, Liu R. Financing constraints and share pledges: Evidence from the share pledge reform in China[J]. Journal of Corporate Finance, 2023, 78: 102337.</w:t>
+              <w:t xml:space="preserve">[32] 李旎，郑国坚．市值管理动机下的控股股东股权质押融资与利益侵占[J]．会计研究，2015(5)：42-49．</w:t>
             </w:r>
           </w:p>
           <w:p>
@@ -21486,7 +21486,7 @@
                 <w:sz w:val="21"/>
                 <w:szCs w:val="22"/>
               </w:rPr>
-              <w:t xml:space="preserve">[33] Su Z, Alexiou C. Impact of share pledging by controlling shareholders on firm value in the context of China's tightened regulatory reforms[J]. Accounting &amp; Finance, 2023, 63(S2): 2847-2874.</w:t>
+              <w:t xml:space="preserve">[33] 温忠麟，侯杰泰，张雷．调节效应与中介效应的比较和应用[J]．心理学报，2005，37(2)：268-274．</w:t>
             </w:r>
           </w:p>
           <w:p>
@@ -21500,7 +21500,7 @@
                 <w:sz w:val="21"/>
                 <w:szCs w:val="22"/>
               </w:rPr>
-              <w:t xml:space="preserve">[34] Pan X, Qian M. Firm financing through insider stock pledges[J]. Review of Finance, 2024, 28(2): 621-659.</w:t>
+              <w:t xml:space="preserve">[34] 谢德仁，郑登津，崔宸瑜．控股股东股权质押是潜在的“地雷”吗？——基于股价崩盘风险视角的研究[J]．管理世界，2016(5)：128-140．</w:t>
             </w:r>
           </w:p>
           <w:p>
@@ -21514,7 +21514,7 @@
                 <w:sz w:val="21"/>
                 <w:szCs w:val="22"/>
               </w:rPr>
-              <w:t xml:space="preserve">[35] Hou X, Lu X. Debtholder responses to controlling shareholders' share pledging[J]. Quarterly Review of Economics and Finance, 2024, 98: 101928.</w:t>
+              <w:t xml:space="preserve">[35] 谢德仁，廖珂．控股股东股权质押与上市公司真实盈余管理[J]．会计研究，2018(8)：21-27．</w:t>
             </w:r>
           </w:p>
           <w:p>
@@ -21528,7 +21528,7 @@
                 <w:sz w:val="21"/>
                 <w:szCs w:val="22"/>
               </w:rPr>
-              <w:t xml:space="preserve">[36] 郝项超，梁琪．最终控制人股权质押损害公司价值么？[J]．会计研究，2009(7)：57-63．</w:t>
+              <w:t xml:space="preserve">[36] 李常青，李宇坤，李茂良．控股股东股权质押与企业创新投入[J]．金融研究，2018(7)：143-157．</w:t>
             </w:r>
           </w:p>
           <w:p>
@@ -21542,7 +21542,7 @@
                 <w:sz w:val="21"/>
                 <w:szCs w:val="22"/>
               </w:rPr>
-              <w:t xml:space="preserve">[37] 王彦超．融资约束、现金持有与过度投资[J]．金融研究，2009(7)：121-133．</w:t>
+              <w:t xml:space="preserve">[37] 李常青，幸伟，李茂良．控股股东股权质押与现金持有水平——“掏空”还是“规避控制权转移风险”[J]．财贸经济，2018，39(4)：82-98．</w:t>
             </w:r>
           </w:p>
           <w:p>
@@ -21556,7 +21556,7 @@
                 <w:sz w:val="21"/>
                 <w:szCs w:val="22"/>
               </w:rPr>
-              <w:t xml:space="preserve">[38] 连玉君，彭方平，苏治．融资约束和流动性管理行为[J]．金融研究，2010(10)：158-171．</w:t>
+              <w:t xml:space="preserve">[38] 王雄元，欧阳才越，史震阳．股权质押、控制权转移风险与税收规避[J]．经济研究，2018(1)：138-152．</w:t>
             </w:r>
           </w:p>
           <w:p>
@@ -21570,7 +21570,7 @@
                 <w:sz w:val="21"/>
                 <w:szCs w:val="22"/>
               </w:rPr>
-              <w:t xml:space="preserve">[39] 鞠晓生，卢荻，虞义华．融资约束、营运资本管理与企业创新可持续性[J]．经济研究，2013，48(1)：4-16．</w:t>
+              <w:t xml:space="preserve">[39] 廖珂，崔宸瑜，谢德仁．控股股东股权质押与上市公司股利政策选择[J]．金融研究，2018(4)：172-189．</w:t>
             </w:r>
           </w:p>
           <w:p>
@@ -21584,7 +21584,7 @@
                 <w:sz w:val="21"/>
                 <w:szCs w:val="22"/>
               </w:rPr>
-              <w:t xml:space="preserve">[40] 郑国坚，林东杰，林斌．大股东股权质押、占款与企业价值[J]．管理科学学报，2014，17(9)：72-87．</w:t>
+              <w:t xml:space="preserve">[40] 唐玮，夏晓雪，姜付秀．控股股东股权质押与公司融资约束[J]．会计研究，2019(6)：51-57．</w:t>
             </w:r>
           </w:p>
           <w:p>
@@ -21598,7 +21598,7 @@
                 <w:sz w:val="21"/>
                 <w:szCs w:val="22"/>
               </w:rPr>
-              <w:t xml:space="preserve">[41] 李旎，郑国坚．市值管理动机下的控股股东股权质押融资与利益侵占[J]．会计研究，2015(5)：42-49．</w:t>
+              <w:t xml:space="preserve">[41] 胡珺，彭远怀，宋献中，周林子．控股股东股权质押与策略性慈善捐赠——控制权转移风险的视角[J]．中国工业经济，2020(2)：174-198．</w:t>
             </w:r>
           </w:p>
           <w:p>
@@ -21612,7 +21612,7 @@
                 <w:sz w:val="21"/>
                 <w:szCs w:val="22"/>
               </w:rPr>
-              <w:t xml:space="preserve">[42] 温忠麟，侯杰泰，张雷．调节效应与中介效应的比较和应用[J]．心理学报，2005，37(2)：268-274．</w:t>
+              <w:t xml:space="preserve">[42] 胡聪慧，朱菲菲，邱卉敏．股权质押、风险管理与大股东增持[J]．金融研究，2020(9)：190-206．</w:t>
             </w:r>
           </w:p>
           <w:p>
@@ -21626,7 +21626,7 @@
                 <w:sz w:val="21"/>
                 <w:szCs w:val="22"/>
               </w:rPr>
-              <w:t xml:space="preserve">[43] 谢德仁，郑登津，崔宸瑜．控股股东股权质押是潜在的“地雷”吗？——基于股价崩盘风险视角的研究[J]．管理世界，2016(5)：128-140．</w:t>
+              <w:t xml:space="preserve">[43] 熊海芳，谭袁月，王志强．股权质押比例限制与股票市场稳定：基于“质押新规”的自然实验[J]．财贸经济，2020，41(7)：114-129．</w:t>
             </w:r>
           </w:p>
           <w:p>
@@ -21640,7 +21640,7 @@
                 <w:sz w:val="21"/>
                 <w:szCs w:val="22"/>
               </w:rPr>
-              <w:t xml:space="preserve">[44] 谢德仁，廖珂．控股股东股权质押与上市公司真实盈余管理[J]．会计研究，2018(8)：21-27．</w:t>
+              <w:t xml:space="preserve">[44] 史永东，宋明勇，李凤羽，甄红线．控股股东股权质押与企业债权人利益保护——来自中国债券市场的证据[J]．经济研究，2021，56(8)：109-126．</w:t>
             </w:r>
           </w:p>
           <w:p>
@@ -21654,7 +21654,7 @@
                 <w:sz w:val="21"/>
                 <w:szCs w:val="22"/>
               </w:rPr>
-              <w:t xml:space="preserve">[45] 李常青，李宇坤，李茂良．控股股东股权质押与企业创新投入[J]．金融研究，2018(7)：143-157．</w:t>
+              <w:t xml:space="preserve">[45] 杜勇，眭鑫．控股股东股权质押与实体企业金融化——基于“掏空”与控制权转移的视角[J]．会计研究，2021(2)：102-119．</w:t>
             </w:r>
           </w:p>
           <w:p>
@@ -21668,7 +21668,7 @@
                 <w:sz w:val="21"/>
                 <w:szCs w:val="22"/>
               </w:rPr>
-              <w:t xml:space="preserve">[46] 李常青，幸伟，李茂良．控股股东股权质押与现金持有水平——“掏空”还是“规避控制权转移风险”[J]．财贸经济，2018，39(4)：82-98．</w:t>
+              <w:t xml:space="preserve">[46] 连玉君，刘畅．质押新规、股价崩盘风险与公司价值[J]．中山大学学报（社会科学版），2021，61(5)：182-196．</w:t>
             </w:r>
           </w:p>
           <w:p>
@@ -21682,7 +21682,7 @@
                 <w:sz w:val="21"/>
                 <w:szCs w:val="22"/>
               </w:rPr>
-              <w:t xml:space="preserve">[47] 王雄元，欧阳才越，史震阳．股权质押、控制权转移风险与税收规避[J]．经济研究，2018(1)：138-152．</w:t>
+              <w:t xml:space="preserve">[47] 毛捷，管星华．地方政府纾困政策的效应研究：来自上市公司的证据[J]．经济研究，2022，57(9)：82-98．</w:t>
             </w:r>
           </w:p>
           <w:p>
@@ -21696,7 +21696,7 @@
                 <w:sz w:val="21"/>
                 <w:szCs w:val="22"/>
               </w:rPr>
-              <w:t xml:space="preserve">[48] 廖珂，崔宸瑜，谢德仁．控股股东股权质押与上市公司股利政策选择[J]．金融研究，2018(4)：172-189．</w:t>
+              <w:t xml:space="preserve">[48] 何熙琼，刘昊，顾湘．“股权质押新规”能抑制上市公司控股股东的私利侵占行为吗[J]．会计研究，2023(6)：99-117．</w:t>
             </w:r>
           </w:p>
           <w:p>
@@ -21710,7 +21710,7 @@
                 <w:sz w:val="21"/>
                 <w:szCs w:val="22"/>
               </w:rPr>
-              <w:t xml:space="preserve">[49] 唐玮，夏晓雪，姜付秀．控股股东股权质押与公司融资约束[J]．会计研究，2019(6)：51-57．</w:t>
+              <w:t xml:space="preserve">[49] 杨国超，刘琪，王克敏．“存贷双高”企业的高现金持有之谜——基于现金操纵视角的分析与证据[J]．管理世界，2025(12)：163-178．</w:t>
             </w:r>
           </w:p>
           <w:p>
@@ -21724,245 +21724,7 @@
                 <w:sz w:val="21"/>
                 <w:szCs w:val="22"/>
               </w:rPr>
-              <w:t xml:space="preserve">[50] 柯艳蓉，李玉敏．控股股东股权质押、投资效率与公司期权价值[J]．经济管理，2019，41(12)：123-139．</w:t>
-            </w:r>
-          </w:p>
-          <w:p>
-            <w:pPr>
-              <w:spacing/>
-              <w:ind/>
-            </w:pPr>
-            <w:r>
-              <w:rPr>
-                <w:rFonts w:ascii="宋体" w:cs="SimSun" w:eastAsia="宋体" w:hAnsi="宋体"/>
-                <w:sz w:val="21"/>
-                <w:szCs w:val="22"/>
-              </w:rPr>
-              <w:t xml:space="preserve">[51] 胡珺，彭远怀，宋献中，周林子．控股股东股权质押与策略性慈善捐赠——控制权转移风险的视角[J]．中国工业经济，2020(2)：174-198．</w:t>
-            </w:r>
-          </w:p>
-          <w:p>
-            <w:pPr>
-              <w:spacing/>
-              <w:ind/>
-            </w:pPr>
-            <w:r>
-              <w:rPr>
-                <w:rFonts w:ascii="宋体" w:cs="SimSun" w:eastAsia="宋体" w:hAnsi="宋体"/>
-                <w:sz w:val="21"/>
-                <w:szCs w:val="22"/>
-              </w:rPr>
-              <w:t xml:space="preserve">[52] 柯艳蓉，吴晓晖，李玉敏．控股股东股权质押、股权结构与股票流动性[J]．国际金融研究，2020(7)．</w:t>
-            </w:r>
-          </w:p>
-          <w:p>
-            <w:pPr>
-              <w:spacing/>
-              <w:ind/>
-            </w:pPr>
-            <w:r>
-              <w:rPr>
-                <w:rFonts w:ascii="宋体" w:cs="SimSun" w:eastAsia="宋体" w:hAnsi="宋体"/>
-                <w:sz w:val="21"/>
-                <w:szCs w:val="22"/>
-              </w:rPr>
-              <w:t xml:space="preserve">[53] 胡聪慧，朱菲菲，邱卉敏．股权质押、风险管理与大股东增持[J]．金融研究，2020(9)：190-206．</w:t>
-            </w:r>
-          </w:p>
-          <w:p>
-            <w:pPr>
-              <w:spacing/>
-              <w:ind/>
-            </w:pPr>
-            <w:r>
-              <w:rPr>
-                <w:rFonts w:ascii="宋体" w:cs="SimSun" w:eastAsia="宋体" w:hAnsi="宋体"/>
-                <w:sz w:val="21"/>
-                <w:szCs w:val="22"/>
-              </w:rPr>
-              <w:t xml:space="preserve">[54] 熊海芳，谭袁月，王志强．股权质押比例限制与股票市场稳定：基于“质押新规”的自然实验[J]．财贸经济，2020，41(7)：114-129．</w:t>
-            </w:r>
-          </w:p>
-          <w:p>
-            <w:pPr>
-              <w:spacing/>
-              <w:ind/>
-            </w:pPr>
-            <w:r>
-              <w:rPr>
-                <w:rFonts w:ascii="宋体" w:cs="SimSun" w:eastAsia="宋体" w:hAnsi="宋体"/>
-                <w:sz w:val="21"/>
-                <w:szCs w:val="22"/>
-              </w:rPr>
-              <w:t xml:space="preserve">[55] 史永东，宋明勇，李凤羽，甄红线．控股股东股权质押与企业债权人利益保护——来自中国债券市场的证据[J]．经济研究，2021，56(8)：109-126．</w:t>
-            </w:r>
-          </w:p>
-          <w:p>
-            <w:pPr>
-              <w:spacing/>
-              <w:ind/>
-            </w:pPr>
-            <w:r>
-              <w:rPr>
-                <w:rFonts w:ascii="宋体" w:cs="SimSun" w:eastAsia="宋体" w:hAnsi="宋体"/>
-                <w:sz w:val="21"/>
-                <w:szCs w:val="22"/>
-              </w:rPr>
-              <w:t xml:space="preserve">[56] 杜勇，眭鑫．控股股东股权质押与实体企业金融化——基于“掏空”与控制权转移的视角[J]．会计研究，2021(2)：102-119．</w:t>
-            </w:r>
-          </w:p>
-          <w:p>
-            <w:pPr>
-              <w:spacing/>
-              <w:ind/>
-            </w:pPr>
-            <w:r>
-              <w:rPr>
-                <w:rFonts w:ascii="宋体" w:cs="SimSun" w:eastAsia="宋体" w:hAnsi="宋体"/>
-                <w:sz w:val="21"/>
-                <w:szCs w:val="22"/>
-              </w:rPr>
-              <w:t xml:space="preserve">[57] 余明桂，宋慧恬，张庆．支持型股权质押、融资约束与公司投资[J]．财会月刊，2021(12)：23-33．</w:t>
-            </w:r>
-          </w:p>
-          <w:p>
-            <w:pPr>
-              <w:spacing/>
-              <w:ind/>
-            </w:pPr>
-            <w:r>
-              <w:rPr>
-                <w:rFonts w:ascii="宋体" w:cs="SimSun" w:eastAsia="宋体" w:hAnsi="宋体"/>
-                <w:sz w:val="21"/>
-                <w:szCs w:val="22"/>
-              </w:rPr>
-              <w:t xml:space="preserve">[58] 连玉君，刘畅．质押新规、股价崩盘风险与公司价值[J]．中山大学学报（社会科学版），2021，61(5)：182-196．</w:t>
-            </w:r>
-          </w:p>
-          <w:p>
-            <w:pPr>
-              <w:spacing/>
-              <w:ind/>
-            </w:pPr>
-            <w:r>
-              <w:rPr>
-                <w:rFonts w:ascii="宋体" w:cs="SimSun" w:eastAsia="宋体" w:hAnsi="宋体"/>
-                <w:sz w:val="21"/>
-                <w:szCs w:val="22"/>
-              </w:rPr>
-              <w:t xml:space="preserve">[59] 毛捷，管星华．地方政府纾困政策的效应研究：来自上市公司的证据[J]．经济研究，2022，57(9)：82-98．</w:t>
-            </w:r>
-          </w:p>
-          <w:p>
-            <w:pPr>
-              <w:spacing/>
-              <w:ind/>
-            </w:pPr>
-            <w:r>
-              <w:rPr>
-                <w:rFonts w:ascii="宋体" w:cs="SimSun" w:eastAsia="宋体" w:hAnsi="宋体"/>
-                <w:sz w:val="21"/>
-                <w:szCs w:val="22"/>
-              </w:rPr>
-              <w:t xml:space="preserve">[60] 周孝华，王诗意．纾困基金是否具有“造血”扶持之效？——基于民营企业价值的视角[J]．财经研究，2022，48(3)：48-63．</w:t>
-            </w:r>
-          </w:p>
-          <w:p>
-            <w:pPr>
-              <w:spacing/>
-              <w:ind/>
-            </w:pPr>
-            <w:r>
-              <w:rPr>
-                <w:rFonts w:ascii="宋体" w:cs="SimSun" w:eastAsia="宋体" w:hAnsi="宋体"/>
-                <w:sz w:val="21"/>
-                <w:szCs w:val="22"/>
-              </w:rPr>
-              <w:t xml:space="preserve">[61] 苏治，金昕，张永冀．控股股东股权质押风险溢出效应研究——基于私用型和公用型质押的对比分析[J]．会计研究，2023(6)：62-77．</w:t>
-            </w:r>
-          </w:p>
-          <w:p>
-            <w:pPr>
-              <w:spacing/>
-              <w:ind/>
-            </w:pPr>
-            <w:r>
-              <w:rPr>
-                <w:rFonts w:ascii="宋体" w:cs="SimSun" w:eastAsia="宋体" w:hAnsi="宋体"/>
-                <w:sz w:val="21"/>
-                <w:szCs w:val="22"/>
-              </w:rPr>
-              <w:t xml:space="preserve">[62] 何熙琼，刘昊，顾湘．“股权质押新规”能抑制上市公司控股股东的私利侵占行为吗[J]．会计研究，2023(6)：99-117．</w:t>
-            </w:r>
-          </w:p>
-          <w:p>
-            <w:pPr>
-              <w:spacing/>
-              <w:ind/>
-            </w:pPr>
-            <w:r>
-              <w:rPr>
-                <w:rFonts w:ascii="宋体" w:cs="SimSun" w:eastAsia="宋体" w:hAnsi="宋体"/>
-                <w:sz w:val="21"/>
-                <w:szCs w:val="22"/>
-              </w:rPr>
-              <w:t xml:space="preserve">[63] 梁芳凝，庞世明．“质押新规”能够降低企业的盈余管理吗？[J]．中国软科学，2024(S1)：216-224．</w:t>
-            </w:r>
-          </w:p>
-          <w:p>
-            <w:pPr>
-              <w:spacing/>
-              <w:ind/>
-            </w:pPr>
-            <w:r>
-              <w:rPr>
-                <w:rFonts w:ascii="宋体" w:cs="SimSun" w:eastAsia="宋体" w:hAnsi="宋体"/>
-                <w:sz w:val="21"/>
-                <w:szCs w:val="22"/>
-              </w:rPr>
-              <w:t xml:space="preserve">[64] 刘强，董恬媛，韩洪灵．控股股东股权质押与企业劳动收入份额[J]．当代经济科学，2025，47(6)：59-72．</w:t>
-            </w:r>
-          </w:p>
-          <w:p>
-            <w:pPr>
-              <w:spacing/>
-              <w:ind/>
-            </w:pPr>
-            <w:r>
-              <w:rPr>
-                <w:rFonts w:ascii="宋体" w:cs="SimSun" w:eastAsia="宋体" w:hAnsi="宋体"/>
-                <w:sz w:val="21"/>
-                <w:szCs w:val="22"/>
-              </w:rPr>
-              <w:t xml:space="preserve">[65] 杨国超，刘琪，王克敏．“存贷双高”企业的高现金持有之谜——基于现金操纵视角的分析与证据[J]．管理世界，2025(12)：163-178．</w:t>
-            </w:r>
-          </w:p>
-          <w:p>
-            <w:pPr>
-              <w:spacing/>
-              <w:ind/>
-            </w:pPr>
-            <w:r>
-              <w:rPr>
-                <w:rFonts w:ascii="宋体" w:cs="SimSun" w:eastAsia="宋体" w:hAnsi="宋体"/>
-                <w:sz w:val="21"/>
-                <w:szCs w:val="22"/>
-              </w:rPr>
-              <w:t xml:space="preserve">[66] 郑登津，闻人泱泱，陈德球．制衡还是合谋：来自股权质押新视角下年报文本特征的证据[J]．会计研究，2026(6)：20-33．</w:t>
-            </w:r>
-          </w:p>
-          <w:p>
-            <w:pPr>
-              <w:spacing/>
-              <w:ind/>
-            </w:pPr>
-            <w:r>
-              <w:rPr>
-                <w:rFonts w:ascii="宋体" w:cs="SimSun" w:eastAsia="宋体" w:hAnsi="宋体"/>
-                <w:sz w:val="21"/>
-                <w:szCs w:val="22"/>
-              </w:rPr>
-              <w:t xml:space="preserve">[67] 孙伟艳，肖琼．“股权质押新规”能抑制企业盈余管理行为吗？[J]．财会通讯，2026(3)：83-87，92．</w:t>
+              <w:t xml:space="preserve">[50] 孙伟艳，肖琼．“股权质押新规”能抑制企业盈余管理行为吗？[J]．财会通讯，2026(3)：83-87，92．</w:t>
             </w:r>
           </w:p>
         </w:tc>

--- a/pledge-cash/开题报告-修改稿.docx
+++ b/pledge-cash/开题报告-修改稿.docx
@@ -1,6 +1,6 @@
 
 <file path=word/document.xml><?xml version="1.0" encoding="utf-8"?>
-<w:document xmlns:a="http://schemas.openxmlformats.org/drawingml/2006/main" xmlns:mc="http://schemas.openxmlformats.org/markup-compatibility/2006" xmlns:pic="http://schemas.openxmlformats.org/drawingml/2006/picture" xmlns:r="http://schemas.openxmlformats.org/officeDocument/2006/relationships" xmlns:w="http://schemas.openxmlformats.org/wordprocessingml/2006/main" xmlns:wp="http://schemas.openxmlformats.org/drawingml/2006/wordprocessingDrawing" xmlns:w14="http://schemas.microsoft.com/office/word/2010/wordml" xmlns:w15="http://schemas.microsoft.com/office/word/2012/wordml" xmlns:wp14="http://schemas.microsoft.com/office/word/2010/wordprocessingDrawing" mc:Ignorable="w14 w15 wp14">
+<w:document xmlns:m="http://schemas.openxmlformats.org/officeDocument/2006/math" xmlns:a="http://schemas.openxmlformats.org/drawingml/2006/main" xmlns:mc="http://schemas.openxmlformats.org/markup-compatibility/2006" xmlns:pic="http://schemas.openxmlformats.org/drawingml/2006/picture" xmlns:r="http://schemas.openxmlformats.org/officeDocument/2006/relationships" xmlns:w="http://schemas.openxmlformats.org/wordprocessingml/2006/main" xmlns:wp="http://schemas.openxmlformats.org/drawingml/2006/wordprocessingDrawing" xmlns:w14="http://schemas.microsoft.com/office/word/2010/wordml" xmlns:w15="http://schemas.microsoft.com/office/word/2012/wordml" xmlns:wp14="http://schemas.microsoft.com/office/word/2010/wordprocessingDrawing" mc:Ignorable="w14 w15 wp14">
   <w:body>
     <w:p>
       <w:pPr>
@@ -10902,9 +10902,486 @@
               <w:rPr>
                 <w:rFonts w:ascii="宋体" w:cs="SimSun" w:eastAsia="宋体" w:hAnsi="宋体"/>
                 <w:sz w:val="21"/>
-                <w:szCs w:val="22"/>
-              </w:rPr>
-              <w:t xml:space="preserve">模型1（基准回归）：Cash_it = β0 + β1·Pledge_it + β2·Controls_it + Year_FE + Firm_FE + ε_it</w:t>
+                <w:szCs w:val="21"/>
+              </w:rPr>
+              <w:t xml:space="preserve">模型1（基准回归）：</w:t>
+            </w:r>
+          </w:p>
+          <w:p>
+            <w:pPr>
+              <w:tabs>
+                <w:tab w:val="center" w:pos="4400"/>
+                <w:tab w:val="right" w:pos="8800"/>
+              </w:tabs>
+              <w:spacing w:before="60" w:after="60"/>
+              <w:ind w:firstLine="0"/>
+            </w:pPr>
+            <w:r>
+              <w:rPr>
+                <w:rFonts w:ascii="Times New Roman" w:hAnsi="Times New Roman" w:eastAsia="宋体"/>
+                <w:sz w:val="21"/>
+                <w:szCs w:val="21"/>
+              </w:rPr>
+              <w:tab/>
+            </w:r>
+            <m:oMath>
+              <m:sSub>
+                <m:sSubPr>
+                  <m:ctrlPr>
+                    <w:rPr>
+                      <w:rFonts w:ascii="Cambria Math" w:hAnsi="Cambria Math" w:eastAsia="宋体"/>
+                      <w:i/>
+                      <w:sz w:val="21"/>
+                      <w:szCs w:val="21"/>
+                    </w:rPr>
+                  </m:ctrlPr>
+                </m:sSubPr>
+                <m:e>
+                  <m:r>
+                    <m:rPr>
+                      <m:sty m:val="p"/>
+                    </m:rPr>
+                    <w:rPr>
+                      <w:rFonts w:ascii="Cambria Math" w:hAnsi="Cambria Math" w:eastAsia="宋体"/>
+                      <w:sz w:val="21"/>
+                      <w:szCs w:val="21"/>
+                    </w:rPr>
+                    <m:t xml:space="preserve">Cash</m:t>
+                  </m:r>
+                </m:e>
+                <m:sub>
+                  <m:r>
+                    <w:rPr>
+                      <w:rFonts w:ascii="Cambria Math" w:hAnsi="Cambria Math" w:eastAsia="宋体"/>
+                      <w:sz w:val="21"/>
+                      <w:szCs w:val="21"/>
+                    </w:rPr>
+                    <m:t xml:space="preserve">i</m:t>
+                  </m:r>
+                  <m:r>
+                    <m:rPr>
+                      <m:sty m:val="p"/>
+                    </m:rPr>
+                    <w:rPr>
+                      <w:rFonts w:ascii="Cambria Math" w:hAnsi="Cambria Math" w:eastAsia="宋体"/>
+                      <w:sz w:val="21"/>
+                      <w:szCs w:val="21"/>
+                    </w:rPr>
+                    <m:t xml:space="preserve">,</m:t>
+                  </m:r>
+                  <m:r>
+                    <w:rPr>
+                      <w:rFonts w:ascii="Cambria Math" w:hAnsi="Cambria Math" w:eastAsia="宋体"/>
+                      <w:sz w:val="21"/>
+                      <w:szCs w:val="21"/>
+                    </w:rPr>
+                    <m:t xml:space="preserve">t</m:t>
+                  </m:r>
+                </m:sub>
+              </m:sSub>
+              <m:r>
+                <m:rPr>
+                  <m:sty m:val="p"/>
+                </m:rPr>
+                <w:rPr>
+                  <w:rFonts w:ascii="Cambria Math" w:hAnsi="Cambria Math" w:eastAsia="宋体"/>
+                  <w:sz w:val="21"/>
+                  <w:szCs w:val="21"/>
+                </w:rPr>
+                <m:t xml:space="preserve"> = </m:t>
+              </m:r>
+              <m:sSub>
+                <m:sSubPr>
+                  <m:ctrlPr>
+                    <w:rPr>
+                      <w:rFonts w:ascii="Cambria Math" w:hAnsi="Cambria Math" w:eastAsia="宋体"/>
+                      <w:i/>
+                      <w:sz w:val="21"/>
+                      <w:szCs w:val="21"/>
+                    </w:rPr>
+                  </m:ctrlPr>
+                </m:sSubPr>
+                <m:e>
+                  <m:r>
+                    <w:rPr>
+                      <w:rFonts w:ascii="Cambria Math" w:hAnsi="Cambria Math" w:eastAsia="宋体"/>
+                      <w:sz w:val="21"/>
+                      <w:szCs w:val="21"/>
+                    </w:rPr>
+                    <m:t xml:space="preserve">β</m:t>
+                  </m:r>
+                </m:e>
+                <m:sub>
+                  <m:r>
+                    <m:rPr>
+                      <m:sty m:val="p"/>
+                    </m:rPr>
+                    <w:rPr>
+                      <w:rFonts w:ascii="Cambria Math" w:hAnsi="Cambria Math" w:eastAsia="宋体"/>
+                      <w:sz w:val="21"/>
+                      <w:szCs w:val="21"/>
+                    </w:rPr>
+                    <m:t xml:space="preserve">0</m:t>
+                  </m:r>
+                </m:sub>
+              </m:sSub>
+              <m:r>
+                <m:rPr>
+                  <m:sty m:val="p"/>
+                </m:rPr>
+                <w:rPr>
+                  <w:rFonts w:ascii="Cambria Math" w:hAnsi="Cambria Math" w:eastAsia="宋体"/>
+                  <w:sz w:val="21"/>
+                  <w:szCs w:val="21"/>
+                </w:rPr>
+                <m:t xml:space="preserve"> + </m:t>
+              </m:r>
+              <m:sSub>
+                <m:sSubPr>
+                  <m:ctrlPr>
+                    <w:rPr>
+                      <w:rFonts w:ascii="Cambria Math" w:hAnsi="Cambria Math" w:eastAsia="宋体"/>
+                      <w:i/>
+                      <w:sz w:val="21"/>
+                      <w:szCs w:val="21"/>
+                    </w:rPr>
+                  </m:ctrlPr>
+                </m:sSubPr>
+                <m:e>
+                  <m:r>
+                    <w:rPr>
+                      <w:rFonts w:ascii="Cambria Math" w:hAnsi="Cambria Math" w:eastAsia="宋体"/>
+                      <w:sz w:val="21"/>
+                      <w:szCs w:val="21"/>
+                    </w:rPr>
+                    <m:t xml:space="preserve">β</m:t>
+                  </m:r>
+                </m:e>
+                <m:sub>
+                  <m:r>
+                    <m:rPr>
+                      <m:sty m:val="p"/>
+                    </m:rPr>
+                    <w:rPr>
+                      <w:rFonts w:ascii="Cambria Math" w:hAnsi="Cambria Math" w:eastAsia="宋体"/>
+                      <w:sz w:val="21"/>
+                      <w:szCs w:val="21"/>
+                    </w:rPr>
+                    <m:t xml:space="preserve">1</m:t>
+                  </m:r>
+                </m:sub>
+              </m:sSub>
+              <m:sSub>
+                <m:sSubPr>
+                  <m:ctrlPr>
+                    <w:rPr>
+                      <w:rFonts w:ascii="Cambria Math" w:hAnsi="Cambria Math" w:eastAsia="宋体"/>
+                      <w:i/>
+                      <w:sz w:val="21"/>
+                      <w:szCs w:val="21"/>
+                    </w:rPr>
+                  </m:ctrlPr>
+                </m:sSubPr>
+                <m:e>
+                  <m:r>
+                    <m:rPr>
+                      <m:sty m:val="p"/>
+                    </m:rPr>
+                    <w:rPr>
+                      <w:rFonts w:ascii="Cambria Math" w:hAnsi="Cambria Math" w:eastAsia="宋体"/>
+                      <w:sz w:val="21"/>
+                      <w:szCs w:val="21"/>
+                    </w:rPr>
+                    <m:t xml:space="preserve">Pledge</m:t>
+                  </m:r>
+                </m:e>
+                <m:sub>
+                  <m:r>
+                    <w:rPr>
+                      <w:rFonts w:ascii="Cambria Math" w:hAnsi="Cambria Math" w:eastAsia="宋体"/>
+                      <w:sz w:val="21"/>
+                      <w:szCs w:val="21"/>
+                    </w:rPr>
+                    <m:t xml:space="preserve">i</m:t>
+                  </m:r>
+                  <m:r>
+                    <m:rPr>
+                      <m:sty m:val="p"/>
+                    </m:rPr>
+                    <w:rPr>
+                      <w:rFonts w:ascii="Cambria Math" w:hAnsi="Cambria Math" w:eastAsia="宋体"/>
+                      <w:sz w:val="21"/>
+                      <w:szCs w:val="21"/>
+                    </w:rPr>
+                    <m:t xml:space="preserve">,</m:t>
+                  </m:r>
+                  <m:r>
+                    <w:rPr>
+                      <w:rFonts w:ascii="Cambria Math" w:hAnsi="Cambria Math" w:eastAsia="宋体"/>
+                      <w:sz w:val="21"/>
+                      <w:szCs w:val="21"/>
+                    </w:rPr>
+                    <m:t xml:space="preserve">t</m:t>
+                  </m:r>
+                </m:sub>
+              </m:sSub>
+              <m:r>
+                <m:rPr>
+                  <m:sty m:val="p"/>
+                </m:rPr>
+                <w:rPr>
+                  <w:rFonts w:ascii="Cambria Math" w:hAnsi="Cambria Math" w:eastAsia="宋体"/>
+                  <w:sz w:val="21"/>
+                  <w:szCs w:val="21"/>
+                </w:rPr>
+                <m:t xml:space="preserve"> + </m:t>
+              </m:r>
+              <m:sSub>
+                <m:sSubPr>
+                  <m:ctrlPr>
+                    <w:rPr>
+                      <w:rFonts w:ascii="Cambria Math" w:hAnsi="Cambria Math" w:eastAsia="宋体"/>
+                      <w:i/>
+                      <w:sz w:val="21"/>
+                      <w:szCs w:val="21"/>
+                    </w:rPr>
+                  </m:ctrlPr>
+                </m:sSubPr>
+                <m:e>
+                  <m:r>
+                    <w:rPr>
+                      <w:rFonts w:ascii="Cambria Math" w:hAnsi="Cambria Math" w:eastAsia="宋体"/>
+                      <w:sz w:val="21"/>
+                      <w:szCs w:val="21"/>
+                    </w:rPr>
+                    <m:t xml:space="preserve">β</m:t>
+                  </m:r>
+                </m:e>
+                <m:sub>
+                  <m:r>
+                    <m:rPr>
+                      <m:sty m:val="p"/>
+                    </m:rPr>
+                    <w:rPr>
+                      <w:rFonts w:ascii="Cambria Math" w:hAnsi="Cambria Math" w:eastAsia="宋体"/>
+                      <w:sz w:val="21"/>
+                      <w:szCs w:val="21"/>
+                    </w:rPr>
+                    <m:t xml:space="preserve">2</m:t>
+                  </m:r>
+                </m:sub>
+              </m:sSub>
+              <m:sSub>
+                <m:sSubPr>
+                  <m:ctrlPr>
+                    <w:rPr>
+                      <w:rFonts w:ascii="Cambria Math" w:hAnsi="Cambria Math" w:eastAsia="宋体"/>
+                      <w:i/>
+                      <w:sz w:val="21"/>
+                      <w:szCs w:val="21"/>
+                    </w:rPr>
+                  </m:ctrlPr>
+                </m:sSubPr>
+                <m:e>
+                  <m:r>
+                    <m:rPr>
+                      <m:sty m:val="p"/>
+                    </m:rPr>
+                    <w:rPr>
+                      <w:rFonts w:ascii="Cambria Math" w:hAnsi="Cambria Math" w:eastAsia="宋体"/>
+                      <w:sz w:val="21"/>
+                      <w:szCs w:val="21"/>
+                    </w:rPr>
+                    <m:t xml:space="preserve">Controls</m:t>
+                  </m:r>
+                </m:e>
+                <m:sub>
+                  <m:r>
+                    <w:rPr>
+                      <w:rFonts w:ascii="Cambria Math" w:hAnsi="Cambria Math" w:eastAsia="宋体"/>
+                      <w:sz w:val="21"/>
+                      <w:szCs w:val="21"/>
+                    </w:rPr>
+                    <m:t xml:space="preserve">i</m:t>
+                  </m:r>
+                  <m:r>
+                    <m:rPr>
+                      <m:sty m:val="p"/>
+                    </m:rPr>
+                    <w:rPr>
+                      <w:rFonts w:ascii="Cambria Math" w:hAnsi="Cambria Math" w:eastAsia="宋体"/>
+                      <w:sz w:val="21"/>
+                      <w:szCs w:val="21"/>
+                    </w:rPr>
+                    <m:t xml:space="preserve">,</m:t>
+                  </m:r>
+                  <m:r>
+                    <w:rPr>
+                      <w:rFonts w:ascii="Cambria Math" w:hAnsi="Cambria Math" w:eastAsia="宋体"/>
+                      <w:sz w:val="21"/>
+                      <w:szCs w:val="21"/>
+                    </w:rPr>
+                    <m:t xml:space="preserve">t</m:t>
+                  </m:r>
+                </m:sub>
+              </m:sSub>
+              <m:r>
+                <m:rPr>
+                  <m:sty m:val="p"/>
+                </m:rPr>
+                <w:rPr>
+                  <w:rFonts w:ascii="Cambria Math" w:hAnsi="Cambria Math" w:eastAsia="宋体"/>
+                  <w:sz w:val="21"/>
+                  <w:szCs w:val="21"/>
+                </w:rPr>
+                <m:t xml:space="preserve"> + </m:t>
+              </m:r>
+              <m:sSub>
+                <m:sSubPr>
+                  <m:ctrlPr>
+                    <w:rPr>
+                      <w:rFonts w:ascii="Cambria Math" w:hAnsi="Cambria Math" w:eastAsia="宋体"/>
+                      <w:i/>
+                      <w:sz w:val="21"/>
+                      <w:szCs w:val="21"/>
+                    </w:rPr>
+                  </m:ctrlPr>
+                </m:sSubPr>
+                <m:e>
+                  <m:r>
+                    <w:rPr>
+                      <w:rFonts w:ascii="Cambria Math" w:hAnsi="Cambria Math" w:eastAsia="宋体"/>
+                      <w:sz w:val="21"/>
+                      <w:szCs w:val="21"/>
+                    </w:rPr>
+                    <m:t xml:space="preserve">λ</m:t>
+                  </m:r>
+                </m:e>
+                <m:sub>
+                  <m:r>
+                    <w:rPr>
+                      <w:rFonts w:ascii="Cambria Math" w:hAnsi="Cambria Math" w:eastAsia="宋体"/>
+                      <w:sz w:val="21"/>
+                      <w:szCs w:val="21"/>
+                    </w:rPr>
+                    <m:t xml:space="preserve">t</m:t>
+                  </m:r>
+                </m:sub>
+              </m:sSub>
+              <m:r>
+                <m:rPr>
+                  <m:sty m:val="p"/>
+                </m:rPr>
+                <w:rPr>
+                  <w:rFonts w:ascii="Cambria Math" w:hAnsi="Cambria Math" w:eastAsia="宋体"/>
+                  <w:sz w:val="21"/>
+                  <w:szCs w:val="21"/>
+                </w:rPr>
+                <m:t xml:space="preserve"> + </m:t>
+              </m:r>
+              <m:sSub>
+                <m:sSubPr>
+                  <m:ctrlPr>
+                    <w:rPr>
+                      <w:rFonts w:ascii="Cambria Math" w:hAnsi="Cambria Math" w:eastAsia="宋体"/>
+                      <w:i/>
+                      <w:sz w:val="21"/>
+                      <w:szCs w:val="21"/>
+                    </w:rPr>
+                  </m:ctrlPr>
+                </m:sSubPr>
+                <m:e>
+                  <m:r>
+                    <w:rPr>
+                      <w:rFonts w:ascii="Cambria Math" w:hAnsi="Cambria Math" w:eastAsia="宋体"/>
+                      <w:sz w:val="21"/>
+                      <w:szCs w:val="21"/>
+                    </w:rPr>
+                    <m:t xml:space="preserve">μ</m:t>
+                  </m:r>
+                </m:e>
+                <m:sub>
+                  <m:r>
+                    <w:rPr>
+                      <w:rFonts w:ascii="Cambria Math" w:hAnsi="Cambria Math" w:eastAsia="宋体"/>
+                      <w:sz w:val="21"/>
+                      <w:szCs w:val="21"/>
+                    </w:rPr>
+                    <m:t xml:space="preserve">i</m:t>
+                  </m:r>
+                </m:sub>
+              </m:sSub>
+              <m:r>
+                <m:rPr>
+                  <m:sty m:val="p"/>
+                </m:rPr>
+                <w:rPr>
+                  <w:rFonts w:ascii="Cambria Math" w:hAnsi="Cambria Math" w:eastAsia="宋体"/>
+                  <w:sz w:val="21"/>
+                  <w:szCs w:val="21"/>
+                </w:rPr>
+                <m:t xml:space="preserve"> + </m:t>
+              </m:r>
+              <m:sSub>
+                <m:sSubPr>
+                  <m:ctrlPr>
+                    <w:rPr>
+                      <w:rFonts w:ascii="Cambria Math" w:hAnsi="Cambria Math" w:eastAsia="宋体"/>
+                      <w:i/>
+                      <w:sz w:val="21"/>
+                      <w:szCs w:val="21"/>
+                    </w:rPr>
+                  </m:ctrlPr>
+                </m:sSubPr>
+                <m:e>
+                  <m:r>
+                    <w:rPr>
+                      <w:rFonts w:ascii="Cambria Math" w:hAnsi="Cambria Math" w:eastAsia="宋体"/>
+                      <w:sz w:val="21"/>
+                      <w:szCs w:val="21"/>
+                    </w:rPr>
+                    <m:t xml:space="preserve">ε</m:t>
+                  </m:r>
+                </m:e>
+                <m:sub>
+                  <m:r>
+                    <w:rPr>
+                      <w:rFonts w:ascii="Cambria Math" w:hAnsi="Cambria Math" w:eastAsia="宋体"/>
+                      <w:sz w:val="21"/>
+                      <w:szCs w:val="21"/>
+                    </w:rPr>
+                    <m:t xml:space="preserve">i</m:t>
+                  </m:r>
+                  <m:r>
+                    <m:rPr>
+                      <m:sty m:val="p"/>
+                    </m:rPr>
+                    <w:rPr>
+                      <w:rFonts w:ascii="Cambria Math" w:hAnsi="Cambria Math" w:eastAsia="宋体"/>
+                      <w:sz w:val="21"/>
+                      <w:szCs w:val="21"/>
+                    </w:rPr>
+                    <m:t xml:space="preserve">,</m:t>
+                  </m:r>
+                  <m:r>
+                    <w:rPr>
+                      <w:rFonts w:ascii="Cambria Math" w:hAnsi="Cambria Math" w:eastAsia="宋体"/>
+                      <w:sz w:val="21"/>
+                      <w:szCs w:val="21"/>
+                    </w:rPr>
+                    <m:t xml:space="preserve">t</m:t>
+                  </m:r>
+                </m:sub>
+              </m:sSub>
+            </m:oMath>
+            <w:r>
+              <w:rPr>
+                <w:rFonts w:ascii="Times New Roman" w:hAnsi="Times New Roman" w:eastAsia="宋体"/>
+                <w:sz w:val="21"/>
+                <w:szCs w:val="21"/>
+              </w:rPr>
+              <w:tab/>
+              <w:t>(1)</w:t>
             </w:r>
           </w:p>
           <w:p>
@@ -10916,9 +11393,793 @@
               <w:rPr>
                 <w:rFonts w:ascii="宋体" w:cs="SimSun" w:eastAsia="宋体" w:hAnsi="宋体"/>
                 <w:sz w:val="21"/>
-                <w:szCs w:val="22"/>
-              </w:rPr>
-              <w:t xml:space="preserve">模型2（边界条件）：Cash_it = β0 + β1·Pledge_it + β2·Pledge_it×HighFC_i,t−1 + β3·HighFC_i,t−1 + β4·Controls_it + Year_FE + Firm_FE + ε_it</w:t>
+                <w:szCs w:val="21"/>
+              </w:rPr>
+              <w:t xml:space="preserve">模型2（边界条件）：</w:t>
+            </w:r>
+          </w:p>
+          <w:p>
+            <w:pPr>
+              <w:tabs>
+                <w:tab w:val="center" w:pos="4400"/>
+                <w:tab w:val="right" w:pos="8800"/>
+              </w:tabs>
+              <w:spacing w:before="60" w:after="60"/>
+              <w:ind w:firstLine="0"/>
+            </w:pPr>
+            <w:r>
+              <w:rPr>
+                <w:rFonts w:ascii="Times New Roman" w:hAnsi="Times New Roman" w:eastAsia="宋体"/>
+                <w:sz w:val="21"/>
+                <w:szCs w:val="21"/>
+              </w:rPr>
+              <w:tab/>
+            </w:r>
+            <m:oMath>
+              <m:sSub>
+                <m:sSubPr>
+                  <m:ctrlPr>
+                    <w:rPr>
+                      <w:rFonts w:ascii="Cambria Math" w:hAnsi="Cambria Math" w:eastAsia="宋体"/>
+                      <w:i/>
+                      <w:sz w:val="21"/>
+                      <w:szCs w:val="21"/>
+                    </w:rPr>
+                  </m:ctrlPr>
+                </m:sSubPr>
+                <m:e>
+                  <m:r>
+                    <m:rPr>
+                      <m:sty m:val="p"/>
+                    </m:rPr>
+                    <w:rPr>
+                      <w:rFonts w:ascii="Cambria Math" w:hAnsi="Cambria Math" w:eastAsia="宋体"/>
+                      <w:sz w:val="21"/>
+                      <w:szCs w:val="21"/>
+                    </w:rPr>
+                    <m:t xml:space="preserve">Cash</m:t>
+                  </m:r>
+                </m:e>
+                <m:sub>
+                  <m:r>
+                    <w:rPr>
+                      <w:rFonts w:ascii="Cambria Math" w:hAnsi="Cambria Math" w:eastAsia="宋体"/>
+                      <w:sz w:val="21"/>
+                      <w:szCs w:val="21"/>
+                    </w:rPr>
+                    <m:t xml:space="preserve">i</m:t>
+                  </m:r>
+                  <m:r>
+                    <m:rPr>
+                      <m:sty m:val="p"/>
+                    </m:rPr>
+                    <w:rPr>
+                      <w:rFonts w:ascii="Cambria Math" w:hAnsi="Cambria Math" w:eastAsia="宋体"/>
+                      <w:sz w:val="21"/>
+                      <w:szCs w:val="21"/>
+                    </w:rPr>
+                    <m:t xml:space="preserve">,</m:t>
+                  </m:r>
+                  <m:r>
+                    <w:rPr>
+                      <w:rFonts w:ascii="Cambria Math" w:hAnsi="Cambria Math" w:eastAsia="宋体"/>
+                      <w:sz w:val="21"/>
+                      <w:szCs w:val="21"/>
+                    </w:rPr>
+                    <m:t xml:space="preserve">t</m:t>
+                  </m:r>
+                </m:sub>
+              </m:sSub>
+              <m:r>
+                <m:rPr>
+                  <m:sty m:val="p"/>
+                </m:rPr>
+                <w:rPr>
+                  <w:rFonts w:ascii="Cambria Math" w:hAnsi="Cambria Math" w:eastAsia="宋体"/>
+                  <w:sz w:val="21"/>
+                  <w:szCs w:val="21"/>
+                </w:rPr>
+                <m:t xml:space="preserve"> = </m:t>
+              </m:r>
+              <m:sSub>
+                <m:sSubPr>
+                  <m:ctrlPr>
+                    <w:rPr>
+                      <w:rFonts w:ascii="Cambria Math" w:hAnsi="Cambria Math" w:eastAsia="宋体"/>
+                      <w:i/>
+                      <w:sz w:val="21"/>
+                      <w:szCs w:val="21"/>
+                    </w:rPr>
+                  </m:ctrlPr>
+                </m:sSubPr>
+                <m:e>
+                  <m:r>
+                    <w:rPr>
+                      <w:rFonts w:ascii="Cambria Math" w:hAnsi="Cambria Math" w:eastAsia="宋体"/>
+                      <w:sz w:val="21"/>
+                      <w:szCs w:val="21"/>
+                    </w:rPr>
+                    <m:t xml:space="preserve">β</m:t>
+                  </m:r>
+                </m:e>
+                <m:sub>
+                  <m:r>
+                    <m:rPr>
+                      <m:sty m:val="p"/>
+                    </m:rPr>
+                    <w:rPr>
+                      <w:rFonts w:ascii="Cambria Math" w:hAnsi="Cambria Math" w:eastAsia="宋体"/>
+                      <w:sz w:val="21"/>
+                      <w:szCs w:val="21"/>
+                    </w:rPr>
+                    <m:t xml:space="preserve">0</m:t>
+                  </m:r>
+                </m:sub>
+              </m:sSub>
+              <m:r>
+                <m:rPr>
+                  <m:sty m:val="p"/>
+                </m:rPr>
+                <w:rPr>
+                  <w:rFonts w:ascii="Cambria Math" w:hAnsi="Cambria Math" w:eastAsia="宋体"/>
+                  <w:sz w:val="21"/>
+                  <w:szCs w:val="21"/>
+                </w:rPr>
+                <m:t xml:space="preserve"> + </m:t>
+              </m:r>
+              <m:sSub>
+                <m:sSubPr>
+                  <m:ctrlPr>
+                    <w:rPr>
+                      <w:rFonts w:ascii="Cambria Math" w:hAnsi="Cambria Math" w:eastAsia="宋体"/>
+                      <w:i/>
+                      <w:sz w:val="21"/>
+                      <w:szCs w:val="21"/>
+                    </w:rPr>
+                  </m:ctrlPr>
+                </m:sSubPr>
+                <m:e>
+                  <m:r>
+                    <w:rPr>
+                      <w:rFonts w:ascii="Cambria Math" w:hAnsi="Cambria Math" w:eastAsia="宋体"/>
+                      <w:sz w:val="21"/>
+                      <w:szCs w:val="21"/>
+                    </w:rPr>
+                    <m:t xml:space="preserve">β</m:t>
+                  </m:r>
+                </m:e>
+                <m:sub>
+                  <m:r>
+                    <m:rPr>
+                      <m:sty m:val="p"/>
+                    </m:rPr>
+                    <w:rPr>
+                      <w:rFonts w:ascii="Cambria Math" w:hAnsi="Cambria Math" w:eastAsia="宋体"/>
+                      <w:sz w:val="21"/>
+                      <w:szCs w:val="21"/>
+                    </w:rPr>
+                    <m:t xml:space="preserve">1</m:t>
+                  </m:r>
+                </m:sub>
+              </m:sSub>
+              <m:sSub>
+                <m:sSubPr>
+                  <m:ctrlPr>
+                    <w:rPr>
+                      <w:rFonts w:ascii="Cambria Math" w:hAnsi="Cambria Math" w:eastAsia="宋体"/>
+                      <w:i/>
+                      <w:sz w:val="21"/>
+                      <w:szCs w:val="21"/>
+                    </w:rPr>
+                  </m:ctrlPr>
+                </m:sSubPr>
+                <m:e>
+                  <m:r>
+                    <m:rPr>
+                      <m:sty m:val="p"/>
+                    </m:rPr>
+                    <w:rPr>
+                      <w:rFonts w:ascii="Cambria Math" w:hAnsi="Cambria Math" w:eastAsia="宋体"/>
+                      <w:sz w:val="21"/>
+                      <w:szCs w:val="21"/>
+                    </w:rPr>
+                    <m:t xml:space="preserve">Pledge</m:t>
+                  </m:r>
+                </m:e>
+                <m:sub>
+                  <m:r>
+                    <w:rPr>
+                      <w:rFonts w:ascii="Cambria Math" w:hAnsi="Cambria Math" w:eastAsia="宋体"/>
+                      <w:sz w:val="21"/>
+                      <w:szCs w:val="21"/>
+                    </w:rPr>
+                    <m:t xml:space="preserve">i</m:t>
+                  </m:r>
+                  <m:r>
+                    <m:rPr>
+                      <m:sty m:val="p"/>
+                    </m:rPr>
+                    <w:rPr>
+                      <w:rFonts w:ascii="Cambria Math" w:hAnsi="Cambria Math" w:eastAsia="宋体"/>
+                      <w:sz w:val="21"/>
+                      <w:szCs w:val="21"/>
+                    </w:rPr>
+                    <m:t xml:space="preserve">,</m:t>
+                  </m:r>
+                  <m:r>
+                    <w:rPr>
+                      <w:rFonts w:ascii="Cambria Math" w:hAnsi="Cambria Math" w:eastAsia="宋体"/>
+                      <w:sz w:val="21"/>
+                      <w:szCs w:val="21"/>
+                    </w:rPr>
+                    <m:t xml:space="preserve">t</m:t>
+                  </m:r>
+                </m:sub>
+              </m:sSub>
+              <m:r>
+                <m:rPr>
+                  <m:sty m:val="p"/>
+                </m:rPr>
+                <w:rPr>
+                  <w:rFonts w:ascii="Cambria Math" w:hAnsi="Cambria Math" w:eastAsia="宋体"/>
+                  <w:sz w:val="21"/>
+                  <w:szCs w:val="21"/>
+                </w:rPr>
+                <m:t xml:space="preserve"> + </m:t>
+              </m:r>
+              <m:sSub>
+                <m:sSubPr>
+                  <m:ctrlPr>
+                    <w:rPr>
+                      <w:rFonts w:ascii="Cambria Math" w:hAnsi="Cambria Math" w:eastAsia="宋体"/>
+                      <w:i/>
+                      <w:sz w:val="21"/>
+                      <w:szCs w:val="21"/>
+                    </w:rPr>
+                  </m:ctrlPr>
+                </m:sSubPr>
+                <m:e>
+                  <m:r>
+                    <w:rPr>
+                      <w:rFonts w:ascii="Cambria Math" w:hAnsi="Cambria Math" w:eastAsia="宋体"/>
+                      <w:sz w:val="21"/>
+                      <w:szCs w:val="21"/>
+                    </w:rPr>
+                    <m:t xml:space="preserve">β</m:t>
+                  </m:r>
+                </m:e>
+                <m:sub>
+                  <m:r>
+                    <m:rPr>
+                      <m:sty m:val="p"/>
+                    </m:rPr>
+                    <w:rPr>
+                      <w:rFonts w:ascii="Cambria Math" w:hAnsi="Cambria Math" w:eastAsia="宋体"/>
+                      <w:sz w:val="21"/>
+                      <w:szCs w:val="21"/>
+                    </w:rPr>
+                    <m:t xml:space="preserve">2</m:t>
+                  </m:r>
+                </m:sub>
+              </m:sSub>
+              <m:sSub>
+                <m:sSubPr>
+                  <m:ctrlPr>
+                    <w:rPr>
+                      <w:rFonts w:ascii="Cambria Math" w:hAnsi="Cambria Math" w:eastAsia="宋体"/>
+                      <w:i/>
+                      <w:sz w:val="21"/>
+                      <w:szCs w:val="21"/>
+                    </w:rPr>
+                  </m:ctrlPr>
+                </m:sSubPr>
+                <m:e>
+                  <m:r>
+                    <m:rPr>
+                      <m:sty m:val="p"/>
+                    </m:rPr>
+                    <w:rPr>
+                      <w:rFonts w:ascii="Cambria Math" w:hAnsi="Cambria Math" w:eastAsia="宋体"/>
+                      <w:sz w:val="21"/>
+                      <w:szCs w:val="21"/>
+                    </w:rPr>
+                    <m:t xml:space="preserve">Pledge</m:t>
+                  </m:r>
+                </m:e>
+                <m:sub>
+                  <m:r>
+                    <w:rPr>
+                      <w:rFonts w:ascii="Cambria Math" w:hAnsi="Cambria Math" w:eastAsia="宋体"/>
+                      <w:sz w:val="21"/>
+                      <w:szCs w:val="21"/>
+                    </w:rPr>
+                    <m:t xml:space="preserve">i</m:t>
+                  </m:r>
+                  <m:r>
+                    <m:rPr>
+                      <m:sty m:val="p"/>
+                    </m:rPr>
+                    <w:rPr>
+                      <w:rFonts w:ascii="Cambria Math" w:hAnsi="Cambria Math" w:eastAsia="宋体"/>
+                      <w:sz w:val="21"/>
+                      <w:szCs w:val="21"/>
+                    </w:rPr>
+                    <m:t xml:space="preserve">,</m:t>
+                  </m:r>
+                  <m:r>
+                    <w:rPr>
+                      <w:rFonts w:ascii="Cambria Math" w:hAnsi="Cambria Math" w:eastAsia="宋体"/>
+                      <w:sz w:val="21"/>
+                      <w:szCs w:val="21"/>
+                    </w:rPr>
+                    <m:t xml:space="preserve">t</m:t>
+                  </m:r>
+                </m:sub>
+              </m:sSub>
+              <m:r>
+                <m:rPr>
+                  <m:sty m:val="p"/>
+                </m:rPr>
+                <w:rPr>
+                  <w:rFonts w:ascii="Cambria Math" w:hAnsi="Cambria Math" w:eastAsia="宋体"/>
+                  <w:sz w:val="21"/>
+                  <w:szCs w:val="21"/>
+                </w:rPr>
+                <m:t xml:space="preserve"> × </m:t>
+              </m:r>
+              <m:sSub>
+                <m:sSubPr>
+                  <m:ctrlPr>
+                    <w:rPr>
+                      <w:rFonts w:ascii="Cambria Math" w:hAnsi="Cambria Math" w:eastAsia="宋体"/>
+                      <w:i/>
+                      <w:sz w:val="21"/>
+                      <w:szCs w:val="21"/>
+                    </w:rPr>
+                  </m:ctrlPr>
+                </m:sSubPr>
+                <m:e>
+                  <m:r>
+                    <m:rPr>
+                      <m:sty m:val="p"/>
+                    </m:rPr>
+                    <w:rPr>
+                      <w:rFonts w:ascii="Cambria Math" w:hAnsi="Cambria Math" w:eastAsia="宋体"/>
+                      <w:sz w:val="21"/>
+                      <w:szCs w:val="21"/>
+                    </w:rPr>
+                    <m:t xml:space="preserve">HighFC</m:t>
+                  </m:r>
+                </m:e>
+                <m:sub>
+                  <m:r>
+                    <w:rPr>
+                      <w:rFonts w:ascii="Cambria Math" w:hAnsi="Cambria Math" w:eastAsia="宋体"/>
+                      <w:sz w:val="21"/>
+                      <w:szCs w:val="21"/>
+                    </w:rPr>
+                    <m:t xml:space="preserve">i</m:t>
+                  </m:r>
+                  <m:r>
+                    <m:rPr>
+                      <m:sty m:val="p"/>
+                    </m:rPr>
+                    <w:rPr>
+                      <w:rFonts w:ascii="Cambria Math" w:hAnsi="Cambria Math" w:eastAsia="宋体"/>
+                      <w:sz w:val="21"/>
+                      <w:szCs w:val="21"/>
+                    </w:rPr>
+                    <m:t xml:space="preserve">,</m:t>
+                  </m:r>
+                  <m:r>
+                    <w:rPr>
+                      <w:rFonts w:ascii="Cambria Math" w:hAnsi="Cambria Math" w:eastAsia="宋体"/>
+                      <w:sz w:val="21"/>
+                      <w:szCs w:val="21"/>
+                    </w:rPr>
+                    <m:t xml:space="preserve">t</m:t>
+                  </m:r>
+                  <m:r>
+                    <m:rPr>
+                      <m:sty m:val="p"/>
+                    </m:rPr>
+                    <w:rPr>
+                      <w:rFonts w:ascii="Cambria Math" w:hAnsi="Cambria Math" w:eastAsia="宋体"/>
+                      <w:sz w:val="21"/>
+                      <w:szCs w:val="21"/>
+                    </w:rPr>
+                    <m:t xml:space="preserve">−1</m:t>
+                  </m:r>
+                </m:sub>
+              </m:sSub>
+            </m:oMath>
+          </w:p>
+          <w:p>
+            <w:pPr>
+              <w:tabs>
+                <w:tab w:val="center" w:pos="4400"/>
+                <w:tab w:val="right" w:pos="8800"/>
+              </w:tabs>
+              <w:spacing w:before="60" w:after="60"/>
+              <w:ind w:firstLine="0"/>
+            </w:pPr>
+            <w:r>
+              <w:rPr>
+                <w:rFonts w:ascii="Times New Roman" w:hAnsi="Times New Roman" w:eastAsia="宋体"/>
+                <w:sz w:val="21"/>
+                <w:szCs w:val="21"/>
+              </w:rPr>
+              <w:tab/>
+            </w:r>
+            <m:oMath>
+              <m:r>
+                <m:rPr>
+                  <m:sty m:val="p"/>
+                </m:rPr>
+                <w:rPr>
+                  <w:rFonts w:ascii="Cambria Math" w:hAnsi="Cambria Math" w:eastAsia="宋体"/>
+                  <w:sz w:val="21"/>
+                  <w:szCs w:val="21"/>
+                </w:rPr>
+                <m:t xml:space="preserve"> + </m:t>
+              </m:r>
+              <m:sSub>
+                <m:sSubPr>
+                  <m:ctrlPr>
+                    <w:rPr>
+                      <w:rFonts w:ascii="Cambria Math" w:hAnsi="Cambria Math" w:eastAsia="宋体"/>
+                      <w:i/>
+                      <w:sz w:val="21"/>
+                      <w:szCs w:val="21"/>
+                    </w:rPr>
+                  </m:ctrlPr>
+                </m:sSubPr>
+                <m:e>
+                  <m:r>
+                    <w:rPr>
+                      <w:rFonts w:ascii="Cambria Math" w:hAnsi="Cambria Math" w:eastAsia="宋体"/>
+                      <w:sz w:val="21"/>
+                      <w:szCs w:val="21"/>
+                    </w:rPr>
+                    <m:t xml:space="preserve">β</m:t>
+                  </m:r>
+                </m:e>
+                <m:sub>
+                  <m:r>
+                    <m:rPr>
+                      <m:sty m:val="p"/>
+                    </m:rPr>
+                    <w:rPr>
+                      <w:rFonts w:ascii="Cambria Math" w:hAnsi="Cambria Math" w:eastAsia="宋体"/>
+                      <w:sz w:val="21"/>
+                      <w:szCs w:val="21"/>
+                    </w:rPr>
+                    <m:t xml:space="preserve">3</m:t>
+                  </m:r>
+                </m:sub>
+              </m:sSub>
+              <m:sSub>
+                <m:sSubPr>
+                  <m:ctrlPr>
+                    <w:rPr>
+                      <w:rFonts w:ascii="Cambria Math" w:hAnsi="Cambria Math" w:eastAsia="宋体"/>
+                      <w:i/>
+                      <w:sz w:val="21"/>
+                      <w:szCs w:val="21"/>
+                    </w:rPr>
+                  </m:ctrlPr>
+                </m:sSubPr>
+                <m:e>
+                  <m:r>
+                    <m:rPr>
+                      <m:sty m:val="p"/>
+                    </m:rPr>
+                    <w:rPr>
+                      <w:rFonts w:ascii="Cambria Math" w:hAnsi="Cambria Math" w:eastAsia="宋体"/>
+                      <w:sz w:val="21"/>
+                      <w:szCs w:val="21"/>
+                    </w:rPr>
+                    <m:t xml:space="preserve">HighFC</m:t>
+                  </m:r>
+                </m:e>
+                <m:sub>
+                  <m:r>
+                    <w:rPr>
+                      <w:rFonts w:ascii="Cambria Math" w:hAnsi="Cambria Math" w:eastAsia="宋体"/>
+                      <w:sz w:val="21"/>
+                      <w:szCs w:val="21"/>
+                    </w:rPr>
+                    <m:t xml:space="preserve">i</m:t>
+                  </m:r>
+                  <m:r>
+                    <m:rPr>
+                      <m:sty m:val="p"/>
+                    </m:rPr>
+                    <w:rPr>
+                      <w:rFonts w:ascii="Cambria Math" w:hAnsi="Cambria Math" w:eastAsia="宋体"/>
+                      <w:sz w:val="21"/>
+                      <w:szCs w:val="21"/>
+                    </w:rPr>
+                    <m:t xml:space="preserve">,</m:t>
+                  </m:r>
+                  <m:r>
+                    <w:rPr>
+                      <w:rFonts w:ascii="Cambria Math" w:hAnsi="Cambria Math" w:eastAsia="宋体"/>
+                      <w:sz w:val="21"/>
+                      <w:szCs w:val="21"/>
+                    </w:rPr>
+                    <m:t xml:space="preserve">t</m:t>
+                  </m:r>
+                  <m:r>
+                    <m:rPr>
+                      <m:sty m:val="p"/>
+                    </m:rPr>
+                    <w:rPr>
+                      <w:rFonts w:ascii="Cambria Math" w:hAnsi="Cambria Math" w:eastAsia="宋体"/>
+                      <w:sz w:val="21"/>
+                      <w:szCs w:val="21"/>
+                    </w:rPr>
+                    <m:t xml:space="preserve">−1</m:t>
+                  </m:r>
+                </m:sub>
+              </m:sSub>
+              <m:r>
+                <m:rPr>
+                  <m:sty m:val="p"/>
+                </m:rPr>
+                <w:rPr>
+                  <w:rFonts w:ascii="Cambria Math" w:hAnsi="Cambria Math" w:eastAsia="宋体"/>
+                  <w:sz w:val="21"/>
+                  <w:szCs w:val="21"/>
+                </w:rPr>
+                <m:t xml:space="preserve"> + </m:t>
+              </m:r>
+              <m:sSub>
+                <m:sSubPr>
+                  <m:ctrlPr>
+                    <w:rPr>
+                      <w:rFonts w:ascii="Cambria Math" w:hAnsi="Cambria Math" w:eastAsia="宋体"/>
+                      <w:i/>
+                      <w:sz w:val="21"/>
+                      <w:szCs w:val="21"/>
+                    </w:rPr>
+                  </m:ctrlPr>
+                </m:sSubPr>
+                <m:e>
+                  <m:r>
+                    <w:rPr>
+                      <w:rFonts w:ascii="Cambria Math" w:hAnsi="Cambria Math" w:eastAsia="宋体"/>
+                      <w:sz w:val="21"/>
+                      <w:szCs w:val="21"/>
+                    </w:rPr>
+                    <m:t xml:space="preserve">β</m:t>
+                  </m:r>
+                </m:e>
+                <m:sub>
+                  <m:r>
+                    <m:rPr>
+                      <m:sty m:val="p"/>
+                    </m:rPr>
+                    <w:rPr>
+                      <w:rFonts w:ascii="Cambria Math" w:hAnsi="Cambria Math" w:eastAsia="宋体"/>
+                      <w:sz w:val="21"/>
+                      <w:szCs w:val="21"/>
+                    </w:rPr>
+                    <m:t xml:space="preserve">4</m:t>
+                  </m:r>
+                </m:sub>
+              </m:sSub>
+              <m:sSub>
+                <m:sSubPr>
+                  <m:ctrlPr>
+                    <w:rPr>
+                      <w:rFonts w:ascii="Cambria Math" w:hAnsi="Cambria Math" w:eastAsia="宋体"/>
+                      <w:i/>
+                      <w:sz w:val="21"/>
+                      <w:szCs w:val="21"/>
+                    </w:rPr>
+                  </m:ctrlPr>
+                </m:sSubPr>
+                <m:e>
+                  <m:r>
+                    <m:rPr>
+                      <m:sty m:val="p"/>
+                    </m:rPr>
+                    <w:rPr>
+                      <w:rFonts w:ascii="Cambria Math" w:hAnsi="Cambria Math" w:eastAsia="宋体"/>
+                      <w:sz w:val="21"/>
+                      <w:szCs w:val="21"/>
+                    </w:rPr>
+                    <m:t xml:space="preserve">Controls</m:t>
+                  </m:r>
+                </m:e>
+                <m:sub>
+                  <m:r>
+                    <w:rPr>
+                      <w:rFonts w:ascii="Cambria Math" w:hAnsi="Cambria Math" w:eastAsia="宋体"/>
+                      <w:sz w:val="21"/>
+                      <w:szCs w:val="21"/>
+                    </w:rPr>
+                    <m:t xml:space="preserve">i</m:t>
+                  </m:r>
+                  <m:r>
+                    <m:rPr>
+                      <m:sty m:val="p"/>
+                    </m:rPr>
+                    <w:rPr>
+                      <w:rFonts w:ascii="Cambria Math" w:hAnsi="Cambria Math" w:eastAsia="宋体"/>
+                      <w:sz w:val="21"/>
+                      <w:szCs w:val="21"/>
+                    </w:rPr>
+                    <m:t xml:space="preserve">,</m:t>
+                  </m:r>
+                  <m:r>
+                    <w:rPr>
+                      <w:rFonts w:ascii="Cambria Math" w:hAnsi="Cambria Math" w:eastAsia="宋体"/>
+                      <w:sz w:val="21"/>
+                      <w:szCs w:val="21"/>
+                    </w:rPr>
+                    <m:t xml:space="preserve">t</m:t>
+                  </m:r>
+                </m:sub>
+              </m:sSub>
+              <m:r>
+                <m:rPr>
+                  <m:sty m:val="p"/>
+                </m:rPr>
+                <w:rPr>
+                  <w:rFonts w:ascii="Cambria Math" w:hAnsi="Cambria Math" w:eastAsia="宋体"/>
+                  <w:sz w:val="21"/>
+                  <w:szCs w:val="21"/>
+                </w:rPr>
+                <m:t xml:space="preserve"> + </m:t>
+              </m:r>
+              <m:sSub>
+                <m:sSubPr>
+                  <m:ctrlPr>
+                    <w:rPr>
+                      <w:rFonts w:ascii="Cambria Math" w:hAnsi="Cambria Math" w:eastAsia="宋体"/>
+                      <w:i/>
+                      <w:sz w:val="21"/>
+                      <w:szCs w:val="21"/>
+                    </w:rPr>
+                  </m:ctrlPr>
+                </m:sSubPr>
+                <m:e>
+                  <m:r>
+                    <w:rPr>
+                      <w:rFonts w:ascii="Cambria Math" w:hAnsi="Cambria Math" w:eastAsia="宋体"/>
+                      <w:sz w:val="21"/>
+                      <w:szCs w:val="21"/>
+                    </w:rPr>
+                    <m:t xml:space="preserve">λ</m:t>
+                  </m:r>
+                </m:e>
+                <m:sub>
+                  <m:r>
+                    <w:rPr>
+                      <w:rFonts w:ascii="Cambria Math" w:hAnsi="Cambria Math" w:eastAsia="宋体"/>
+                      <w:sz w:val="21"/>
+                      <w:szCs w:val="21"/>
+                    </w:rPr>
+                    <m:t xml:space="preserve">t</m:t>
+                  </m:r>
+                </m:sub>
+              </m:sSub>
+              <m:r>
+                <m:rPr>
+                  <m:sty m:val="p"/>
+                </m:rPr>
+                <w:rPr>
+                  <w:rFonts w:ascii="Cambria Math" w:hAnsi="Cambria Math" w:eastAsia="宋体"/>
+                  <w:sz w:val="21"/>
+                  <w:szCs w:val="21"/>
+                </w:rPr>
+                <m:t xml:space="preserve"> + </m:t>
+              </m:r>
+              <m:sSub>
+                <m:sSubPr>
+                  <m:ctrlPr>
+                    <w:rPr>
+                      <w:rFonts w:ascii="Cambria Math" w:hAnsi="Cambria Math" w:eastAsia="宋体"/>
+                      <w:i/>
+                      <w:sz w:val="21"/>
+                      <w:szCs w:val="21"/>
+                    </w:rPr>
+                  </m:ctrlPr>
+                </m:sSubPr>
+                <m:e>
+                  <m:r>
+                    <w:rPr>
+                      <w:rFonts w:ascii="Cambria Math" w:hAnsi="Cambria Math" w:eastAsia="宋体"/>
+                      <w:sz w:val="21"/>
+                      <w:szCs w:val="21"/>
+                    </w:rPr>
+                    <m:t xml:space="preserve">μ</m:t>
+                  </m:r>
+                </m:e>
+                <m:sub>
+                  <m:r>
+                    <w:rPr>
+                      <w:rFonts w:ascii="Cambria Math" w:hAnsi="Cambria Math" w:eastAsia="宋体"/>
+                      <w:sz w:val="21"/>
+                      <w:szCs w:val="21"/>
+                    </w:rPr>
+                    <m:t xml:space="preserve">i</m:t>
+                  </m:r>
+                </m:sub>
+              </m:sSub>
+              <m:r>
+                <m:rPr>
+                  <m:sty m:val="p"/>
+                </m:rPr>
+                <w:rPr>
+                  <w:rFonts w:ascii="Cambria Math" w:hAnsi="Cambria Math" w:eastAsia="宋体"/>
+                  <w:sz w:val="21"/>
+                  <w:szCs w:val="21"/>
+                </w:rPr>
+                <m:t xml:space="preserve"> + </m:t>
+              </m:r>
+              <m:sSub>
+                <m:sSubPr>
+                  <m:ctrlPr>
+                    <w:rPr>
+                      <w:rFonts w:ascii="Cambria Math" w:hAnsi="Cambria Math" w:eastAsia="宋体"/>
+                      <w:i/>
+                      <w:sz w:val="21"/>
+                      <w:szCs w:val="21"/>
+                    </w:rPr>
+                  </m:ctrlPr>
+                </m:sSubPr>
+                <m:e>
+                  <m:r>
+                    <w:rPr>
+                      <w:rFonts w:ascii="Cambria Math" w:hAnsi="Cambria Math" w:eastAsia="宋体"/>
+                      <w:sz w:val="21"/>
+                      <w:szCs w:val="21"/>
+                    </w:rPr>
+                    <m:t xml:space="preserve">ε</m:t>
+                  </m:r>
+                </m:e>
+                <m:sub>
+                  <m:r>
+                    <w:rPr>
+                      <w:rFonts w:ascii="Cambria Math" w:hAnsi="Cambria Math" w:eastAsia="宋体"/>
+                      <w:sz w:val="21"/>
+                      <w:szCs w:val="21"/>
+                    </w:rPr>
+                    <m:t xml:space="preserve">i</m:t>
+                  </m:r>
+                  <m:r>
+                    <m:rPr>
+                      <m:sty m:val="p"/>
+                    </m:rPr>
+                    <w:rPr>
+                      <w:rFonts w:ascii="Cambria Math" w:hAnsi="Cambria Math" w:eastAsia="宋体"/>
+                      <w:sz w:val="21"/>
+                      <w:szCs w:val="21"/>
+                    </w:rPr>
+                    <m:t xml:space="preserve">,</m:t>
+                  </m:r>
+                  <m:r>
+                    <w:rPr>
+                      <w:rFonts w:ascii="Cambria Math" w:hAnsi="Cambria Math" w:eastAsia="宋体"/>
+                      <w:sz w:val="21"/>
+                      <w:szCs w:val="21"/>
+                    </w:rPr>
+                    <m:t xml:space="preserve">t</m:t>
+                  </m:r>
+                </m:sub>
+              </m:sSub>
+            </m:oMath>
+            <w:r>
+              <w:rPr>
+                <w:rFonts w:ascii="Times New Roman" w:hAnsi="Times New Roman" w:eastAsia="宋体"/>
+                <w:sz w:val="21"/>
+                <w:szCs w:val="21"/>
+              </w:rPr>
+              <w:tab/>
+              <w:t>(2)</w:t>
             </w:r>
           </w:p>
           <w:p>
@@ -10930,9 +12191,513 @@
               <w:rPr>
                 <w:rFonts w:ascii="宋体" w:cs="SimSun" w:eastAsia="宋体" w:hAnsi="宋体"/>
                 <w:sz w:val="21"/>
-                <w:szCs w:val="22"/>
-              </w:rPr>
-              <w:t xml:space="preserve">模型3（DID，以2018年股票质押新规为政策冲击）：Cash_it = β0 + β1·PledgePre_i×Post_t + β2·Controls_it + Year_FE + Firm_FE + ε_it</w:t>
+                <w:szCs w:val="21"/>
+              </w:rPr>
+              <w:t xml:space="preserve">模型3（DID，以2018年股票质押新规为政策冲击）：</w:t>
+            </w:r>
+          </w:p>
+          <w:p>
+            <w:pPr>
+              <w:tabs>
+                <w:tab w:val="center" w:pos="4400"/>
+                <w:tab w:val="right" w:pos="8800"/>
+              </w:tabs>
+              <w:spacing w:before="60" w:after="60"/>
+              <w:ind w:firstLine="0"/>
+            </w:pPr>
+            <w:r>
+              <w:rPr>
+                <w:rFonts w:ascii="Times New Roman" w:hAnsi="Times New Roman" w:eastAsia="宋体"/>
+                <w:sz w:val="21"/>
+                <w:szCs w:val="21"/>
+              </w:rPr>
+              <w:tab/>
+            </w:r>
+            <m:oMath>
+              <m:sSub>
+                <m:sSubPr>
+                  <m:ctrlPr>
+                    <w:rPr>
+                      <w:rFonts w:ascii="Cambria Math" w:hAnsi="Cambria Math" w:eastAsia="宋体"/>
+                      <w:i/>
+                      <w:sz w:val="21"/>
+                      <w:szCs w:val="21"/>
+                    </w:rPr>
+                  </m:ctrlPr>
+                </m:sSubPr>
+                <m:e>
+                  <m:r>
+                    <m:rPr>
+                      <m:sty m:val="p"/>
+                    </m:rPr>
+                    <w:rPr>
+                      <w:rFonts w:ascii="Cambria Math" w:hAnsi="Cambria Math" w:eastAsia="宋体"/>
+                      <w:sz w:val="21"/>
+                      <w:szCs w:val="21"/>
+                    </w:rPr>
+                    <m:t xml:space="preserve">Cash</m:t>
+                  </m:r>
+                </m:e>
+                <m:sub>
+                  <m:r>
+                    <w:rPr>
+                      <w:rFonts w:ascii="Cambria Math" w:hAnsi="Cambria Math" w:eastAsia="宋体"/>
+                      <w:sz w:val="21"/>
+                      <w:szCs w:val="21"/>
+                    </w:rPr>
+                    <m:t xml:space="preserve">i</m:t>
+                  </m:r>
+                  <m:r>
+                    <m:rPr>
+                      <m:sty m:val="p"/>
+                    </m:rPr>
+                    <w:rPr>
+                      <w:rFonts w:ascii="Cambria Math" w:hAnsi="Cambria Math" w:eastAsia="宋体"/>
+                      <w:sz w:val="21"/>
+                      <w:szCs w:val="21"/>
+                    </w:rPr>
+                    <m:t xml:space="preserve">,</m:t>
+                  </m:r>
+                  <m:r>
+                    <w:rPr>
+                      <w:rFonts w:ascii="Cambria Math" w:hAnsi="Cambria Math" w:eastAsia="宋体"/>
+                      <w:sz w:val="21"/>
+                      <w:szCs w:val="21"/>
+                    </w:rPr>
+                    <m:t xml:space="preserve">t</m:t>
+                  </m:r>
+                </m:sub>
+              </m:sSub>
+              <m:r>
+                <m:rPr>
+                  <m:sty m:val="p"/>
+                </m:rPr>
+                <w:rPr>
+                  <w:rFonts w:ascii="Cambria Math" w:hAnsi="Cambria Math" w:eastAsia="宋体"/>
+                  <w:sz w:val="21"/>
+                  <w:szCs w:val="21"/>
+                </w:rPr>
+                <m:t xml:space="preserve"> = </m:t>
+              </m:r>
+              <m:sSub>
+                <m:sSubPr>
+                  <m:ctrlPr>
+                    <w:rPr>
+                      <w:rFonts w:ascii="Cambria Math" w:hAnsi="Cambria Math" w:eastAsia="宋体"/>
+                      <w:i/>
+                      <w:sz w:val="21"/>
+                      <w:szCs w:val="21"/>
+                    </w:rPr>
+                  </m:ctrlPr>
+                </m:sSubPr>
+                <m:e>
+                  <m:r>
+                    <w:rPr>
+                      <w:rFonts w:ascii="Cambria Math" w:hAnsi="Cambria Math" w:eastAsia="宋体"/>
+                      <w:sz w:val="21"/>
+                      <w:szCs w:val="21"/>
+                    </w:rPr>
+                    <m:t xml:space="preserve">β</m:t>
+                  </m:r>
+                </m:e>
+                <m:sub>
+                  <m:r>
+                    <m:rPr>
+                      <m:sty m:val="p"/>
+                    </m:rPr>
+                    <w:rPr>
+                      <w:rFonts w:ascii="Cambria Math" w:hAnsi="Cambria Math" w:eastAsia="宋体"/>
+                      <w:sz w:val="21"/>
+                      <w:szCs w:val="21"/>
+                    </w:rPr>
+                    <m:t xml:space="preserve">0</m:t>
+                  </m:r>
+                </m:sub>
+              </m:sSub>
+              <m:r>
+                <m:rPr>
+                  <m:sty m:val="p"/>
+                </m:rPr>
+                <w:rPr>
+                  <w:rFonts w:ascii="Cambria Math" w:hAnsi="Cambria Math" w:eastAsia="宋体"/>
+                  <w:sz w:val="21"/>
+                  <w:szCs w:val="21"/>
+                </w:rPr>
+                <m:t xml:space="preserve"> + </m:t>
+              </m:r>
+              <m:sSub>
+                <m:sSubPr>
+                  <m:ctrlPr>
+                    <w:rPr>
+                      <w:rFonts w:ascii="Cambria Math" w:hAnsi="Cambria Math" w:eastAsia="宋体"/>
+                      <w:i/>
+                      <w:sz w:val="21"/>
+                      <w:szCs w:val="21"/>
+                    </w:rPr>
+                  </m:ctrlPr>
+                </m:sSubPr>
+                <m:e>
+                  <m:r>
+                    <w:rPr>
+                      <w:rFonts w:ascii="Cambria Math" w:hAnsi="Cambria Math" w:eastAsia="宋体"/>
+                      <w:sz w:val="21"/>
+                      <w:szCs w:val="21"/>
+                    </w:rPr>
+                    <m:t xml:space="preserve">β</m:t>
+                  </m:r>
+                </m:e>
+                <m:sub>
+                  <m:r>
+                    <m:rPr>
+                      <m:sty m:val="p"/>
+                    </m:rPr>
+                    <w:rPr>
+                      <w:rFonts w:ascii="Cambria Math" w:hAnsi="Cambria Math" w:eastAsia="宋体"/>
+                      <w:sz w:val="21"/>
+                      <w:szCs w:val="21"/>
+                    </w:rPr>
+                    <m:t xml:space="preserve">1</m:t>
+                  </m:r>
+                </m:sub>
+              </m:sSub>
+              <m:sSub>
+                <m:sSubPr>
+                  <m:ctrlPr>
+                    <w:rPr>
+                      <w:rFonts w:ascii="Cambria Math" w:hAnsi="Cambria Math" w:eastAsia="宋体"/>
+                      <w:i/>
+                      <w:sz w:val="21"/>
+                      <w:szCs w:val="21"/>
+                    </w:rPr>
+                  </m:ctrlPr>
+                </m:sSubPr>
+                <m:e>
+                  <m:r>
+                    <m:rPr>
+                      <m:sty m:val="p"/>
+                    </m:rPr>
+                    <w:rPr>
+                      <w:rFonts w:ascii="Cambria Math" w:hAnsi="Cambria Math" w:eastAsia="宋体"/>
+                      <w:sz w:val="21"/>
+                      <w:szCs w:val="21"/>
+                    </w:rPr>
+                    <m:t xml:space="preserve">PledgePre</m:t>
+                  </m:r>
+                </m:e>
+                <m:sub>
+                  <m:r>
+                    <w:rPr>
+                      <w:rFonts w:ascii="Cambria Math" w:hAnsi="Cambria Math" w:eastAsia="宋体"/>
+                      <w:sz w:val="21"/>
+                      <w:szCs w:val="21"/>
+                    </w:rPr>
+                    <m:t xml:space="preserve">i</m:t>
+                  </m:r>
+                </m:sub>
+              </m:sSub>
+              <m:r>
+                <m:rPr>
+                  <m:sty m:val="p"/>
+                </m:rPr>
+                <w:rPr>
+                  <w:rFonts w:ascii="Cambria Math" w:hAnsi="Cambria Math" w:eastAsia="宋体"/>
+                  <w:sz w:val="21"/>
+                  <w:szCs w:val="21"/>
+                </w:rPr>
+                <m:t xml:space="preserve"> × </m:t>
+              </m:r>
+              <m:sSub>
+                <m:sSubPr>
+                  <m:ctrlPr>
+                    <w:rPr>
+                      <w:rFonts w:ascii="Cambria Math" w:hAnsi="Cambria Math" w:eastAsia="宋体"/>
+                      <w:i/>
+                      <w:sz w:val="21"/>
+                      <w:szCs w:val="21"/>
+                    </w:rPr>
+                  </m:ctrlPr>
+                </m:sSubPr>
+                <m:e>
+                  <m:r>
+                    <m:rPr>
+                      <m:sty m:val="p"/>
+                    </m:rPr>
+                    <w:rPr>
+                      <w:rFonts w:ascii="Cambria Math" w:hAnsi="Cambria Math" w:eastAsia="宋体"/>
+                      <w:sz w:val="21"/>
+                      <w:szCs w:val="21"/>
+                    </w:rPr>
+                    <m:t xml:space="preserve">Post</m:t>
+                  </m:r>
+                </m:e>
+                <m:sub>
+                  <m:r>
+                    <w:rPr>
+                      <w:rFonts w:ascii="Cambria Math" w:hAnsi="Cambria Math" w:eastAsia="宋体"/>
+                      <w:sz w:val="21"/>
+                      <w:szCs w:val="21"/>
+                    </w:rPr>
+                    <m:t xml:space="preserve">t</m:t>
+                  </m:r>
+                </m:sub>
+              </m:sSub>
+              <m:r>
+                <m:rPr>
+                  <m:sty m:val="p"/>
+                </m:rPr>
+                <w:rPr>
+                  <w:rFonts w:ascii="Cambria Math" w:hAnsi="Cambria Math" w:eastAsia="宋体"/>
+                  <w:sz w:val="21"/>
+                  <w:szCs w:val="21"/>
+                </w:rPr>
+                <m:t xml:space="preserve"> + </m:t>
+              </m:r>
+              <m:sSub>
+                <m:sSubPr>
+                  <m:ctrlPr>
+                    <w:rPr>
+                      <w:rFonts w:ascii="Cambria Math" w:hAnsi="Cambria Math" w:eastAsia="宋体"/>
+                      <w:i/>
+                      <w:sz w:val="21"/>
+                      <w:szCs w:val="21"/>
+                    </w:rPr>
+                  </m:ctrlPr>
+                </m:sSubPr>
+                <m:e>
+                  <m:r>
+                    <w:rPr>
+                      <w:rFonts w:ascii="Cambria Math" w:hAnsi="Cambria Math" w:eastAsia="宋体"/>
+                      <w:sz w:val="21"/>
+                      <w:szCs w:val="21"/>
+                    </w:rPr>
+                    <m:t xml:space="preserve">β</m:t>
+                  </m:r>
+                </m:e>
+                <m:sub>
+                  <m:r>
+                    <m:rPr>
+                      <m:sty m:val="p"/>
+                    </m:rPr>
+                    <w:rPr>
+                      <w:rFonts w:ascii="Cambria Math" w:hAnsi="Cambria Math" w:eastAsia="宋体"/>
+                      <w:sz w:val="21"/>
+                      <w:szCs w:val="21"/>
+                    </w:rPr>
+                    <m:t xml:space="preserve">2</m:t>
+                  </m:r>
+                </m:sub>
+              </m:sSub>
+              <m:sSub>
+                <m:sSubPr>
+                  <m:ctrlPr>
+                    <w:rPr>
+                      <w:rFonts w:ascii="Cambria Math" w:hAnsi="Cambria Math" w:eastAsia="宋体"/>
+                      <w:i/>
+                      <w:sz w:val="21"/>
+                      <w:szCs w:val="21"/>
+                    </w:rPr>
+                  </m:ctrlPr>
+                </m:sSubPr>
+                <m:e>
+                  <m:r>
+                    <m:rPr>
+                      <m:sty m:val="p"/>
+                    </m:rPr>
+                    <w:rPr>
+                      <w:rFonts w:ascii="Cambria Math" w:hAnsi="Cambria Math" w:eastAsia="宋体"/>
+                      <w:sz w:val="21"/>
+                      <w:szCs w:val="21"/>
+                    </w:rPr>
+                    <m:t xml:space="preserve">Controls</m:t>
+                  </m:r>
+                </m:e>
+                <m:sub>
+                  <m:r>
+                    <w:rPr>
+                      <w:rFonts w:ascii="Cambria Math" w:hAnsi="Cambria Math" w:eastAsia="宋体"/>
+                      <w:sz w:val="21"/>
+                      <w:szCs w:val="21"/>
+                    </w:rPr>
+                    <m:t xml:space="preserve">i</m:t>
+                  </m:r>
+                  <m:r>
+                    <m:rPr>
+                      <m:sty m:val="p"/>
+                    </m:rPr>
+                    <w:rPr>
+                      <w:rFonts w:ascii="Cambria Math" w:hAnsi="Cambria Math" w:eastAsia="宋体"/>
+                      <w:sz w:val="21"/>
+                      <w:szCs w:val="21"/>
+                    </w:rPr>
+                    <m:t xml:space="preserve">,</m:t>
+                  </m:r>
+                  <m:r>
+                    <w:rPr>
+                      <w:rFonts w:ascii="Cambria Math" w:hAnsi="Cambria Math" w:eastAsia="宋体"/>
+                      <w:sz w:val="21"/>
+                      <w:szCs w:val="21"/>
+                    </w:rPr>
+                    <m:t xml:space="preserve">t</m:t>
+                  </m:r>
+                </m:sub>
+              </m:sSub>
+              <m:r>
+                <m:rPr>
+                  <m:sty m:val="p"/>
+                </m:rPr>
+                <w:rPr>
+                  <w:rFonts w:ascii="Cambria Math" w:hAnsi="Cambria Math" w:eastAsia="宋体"/>
+                  <w:sz w:val="21"/>
+                  <w:szCs w:val="21"/>
+                </w:rPr>
+                <m:t xml:space="preserve"> + </m:t>
+              </m:r>
+              <m:sSub>
+                <m:sSubPr>
+                  <m:ctrlPr>
+                    <w:rPr>
+                      <w:rFonts w:ascii="Cambria Math" w:hAnsi="Cambria Math" w:eastAsia="宋体"/>
+                      <w:i/>
+                      <w:sz w:val="21"/>
+                      <w:szCs w:val="21"/>
+                    </w:rPr>
+                  </m:ctrlPr>
+                </m:sSubPr>
+                <m:e>
+                  <m:r>
+                    <w:rPr>
+                      <w:rFonts w:ascii="Cambria Math" w:hAnsi="Cambria Math" w:eastAsia="宋体"/>
+                      <w:sz w:val="21"/>
+                      <w:szCs w:val="21"/>
+                    </w:rPr>
+                    <m:t xml:space="preserve">λ</m:t>
+                  </m:r>
+                </m:e>
+                <m:sub>
+                  <m:r>
+                    <w:rPr>
+                      <w:rFonts w:ascii="Cambria Math" w:hAnsi="Cambria Math" w:eastAsia="宋体"/>
+                      <w:sz w:val="21"/>
+                      <w:szCs w:val="21"/>
+                    </w:rPr>
+                    <m:t xml:space="preserve">t</m:t>
+                  </m:r>
+                </m:sub>
+              </m:sSub>
+              <m:r>
+                <m:rPr>
+                  <m:sty m:val="p"/>
+                </m:rPr>
+                <w:rPr>
+                  <w:rFonts w:ascii="Cambria Math" w:hAnsi="Cambria Math" w:eastAsia="宋体"/>
+                  <w:sz w:val="21"/>
+                  <w:szCs w:val="21"/>
+                </w:rPr>
+                <m:t xml:space="preserve"> + </m:t>
+              </m:r>
+              <m:sSub>
+                <m:sSubPr>
+                  <m:ctrlPr>
+                    <w:rPr>
+                      <w:rFonts w:ascii="Cambria Math" w:hAnsi="Cambria Math" w:eastAsia="宋体"/>
+                      <w:i/>
+                      <w:sz w:val="21"/>
+                      <w:szCs w:val="21"/>
+                    </w:rPr>
+                  </m:ctrlPr>
+                </m:sSubPr>
+                <m:e>
+                  <m:r>
+                    <w:rPr>
+                      <w:rFonts w:ascii="Cambria Math" w:hAnsi="Cambria Math" w:eastAsia="宋体"/>
+                      <w:sz w:val="21"/>
+                      <w:szCs w:val="21"/>
+                    </w:rPr>
+                    <m:t xml:space="preserve">μ</m:t>
+                  </m:r>
+                </m:e>
+                <m:sub>
+                  <m:r>
+                    <w:rPr>
+                      <w:rFonts w:ascii="Cambria Math" w:hAnsi="Cambria Math" w:eastAsia="宋体"/>
+                      <w:sz w:val="21"/>
+                      <w:szCs w:val="21"/>
+                    </w:rPr>
+                    <m:t xml:space="preserve">i</m:t>
+                  </m:r>
+                </m:sub>
+              </m:sSub>
+              <m:r>
+                <m:rPr>
+                  <m:sty m:val="p"/>
+                </m:rPr>
+                <w:rPr>
+                  <w:rFonts w:ascii="Cambria Math" w:hAnsi="Cambria Math" w:eastAsia="宋体"/>
+                  <w:sz w:val="21"/>
+                  <w:szCs w:val="21"/>
+                </w:rPr>
+                <m:t xml:space="preserve"> + </m:t>
+              </m:r>
+              <m:sSub>
+                <m:sSubPr>
+                  <m:ctrlPr>
+                    <w:rPr>
+                      <w:rFonts w:ascii="Cambria Math" w:hAnsi="Cambria Math" w:eastAsia="宋体"/>
+                      <w:i/>
+                      <w:sz w:val="21"/>
+                      <w:szCs w:val="21"/>
+                    </w:rPr>
+                  </m:ctrlPr>
+                </m:sSubPr>
+                <m:e>
+                  <m:r>
+                    <w:rPr>
+                      <w:rFonts w:ascii="Cambria Math" w:hAnsi="Cambria Math" w:eastAsia="宋体"/>
+                      <w:sz w:val="21"/>
+                      <w:szCs w:val="21"/>
+                    </w:rPr>
+                    <m:t xml:space="preserve">ε</m:t>
+                  </m:r>
+                </m:e>
+                <m:sub>
+                  <m:r>
+                    <w:rPr>
+                      <w:rFonts w:ascii="Cambria Math" w:hAnsi="Cambria Math" w:eastAsia="宋体"/>
+                      <w:sz w:val="21"/>
+                      <w:szCs w:val="21"/>
+                    </w:rPr>
+                    <m:t xml:space="preserve">i</m:t>
+                  </m:r>
+                  <m:r>
+                    <m:rPr>
+                      <m:sty m:val="p"/>
+                    </m:rPr>
+                    <w:rPr>
+                      <w:rFonts w:ascii="Cambria Math" w:hAnsi="Cambria Math" w:eastAsia="宋体"/>
+                      <w:sz w:val="21"/>
+                      <w:szCs w:val="21"/>
+                    </w:rPr>
+                    <m:t xml:space="preserve">,</m:t>
+                  </m:r>
+                  <m:r>
+                    <w:rPr>
+                      <w:rFonts w:ascii="Cambria Math" w:hAnsi="Cambria Math" w:eastAsia="宋体"/>
+                      <w:sz w:val="21"/>
+                      <w:szCs w:val="21"/>
+                    </w:rPr>
+                    <m:t xml:space="preserve">t</m:t>
+                  </m:r>
+                </m:sub>
+              </m:sSub>
+            </m:oMath>
+            <w:r>
+              <w:rPr>
+                <w:rFonts w:ascii="Times New Roman" w:hAnsi="Times New Roman" w:eastAsia="宋体"/>
+                <w:sz w:val="21"/>
+                <w:szCs w:val="21"/>
+              </w:rPr>
+              <w:tab/>
+              <w:t>(3)</w:t>
             </w:r>
           </w:p>
           <w:p>
@@ -10944,9 +12709,1015 @@
               <w:rPr>
                 <w:rFonts w:ascii="宋体" w:cs="SimSun" w:eastAsia="宋体" w:hAnsi="宋体"/>
                 <w:sz w:val="21"/>
-                <w:szCs w:val="22"/>
-              </w:rPr>
-              <w:t xml:space="preserve">模型4（现金边际价值，参照Faulkender和Wang，2006）：r_it − R_it^B = γ0 + γ1·ΔC_it/M_i,t−1 + γ2·(ΔC_it/M_i,t−1)×Pledge_it + γ3·Pledge_it + γ4·Controls_it + Year_FE + Firm_FE + ε_it</w:t>
+                <w:szCs w:val="21"/>
+              </w:rPr>
+              <w:t xml:space="preserve">模型4（现金边际价值，参照Faulkender和Wang，2006）：</w:t>
+            </w:r>
+          </w:p>
+          <w:p>
+            <w:pPr>
+              <w:tabs>
+                <w:tab w:val="center" w:pos="4400"/>
+                <w:tab w:val="right" w:pos="8800"/>
+              </w:tabs>
+              <w:spacing w:before="60" w:after="60"/>
+              <w:ind w:firstLine="0"/>
+            </w:pPr>
+            <w:r>
+              <w:rPr>
+                <w:rFonts w:ascii="Times New Roman" w:hAnsi="Times New Roman" w:eastAsia="宋体"/>
+                <w:sz w:val="21"/>
+                <w:szCs w:val="21"/>
+              </w:rPr>
+              <w:tab/>
+            </w:r>
+            <m:oMath>
+              <m:sSub>
+                <m:sSubPr>
+                  <m:ctrlPr>
+                    <w:rPr>
+                      <w:rFonts w:ascii="Cambria Math" w:hAnsi="Cambria Math" w:eastAsia="宋体"/>
+                      <w:i/>
+                      <w:sz w:val="21"/>
+                      <w:szCs w:val="21"/>
+                    </w:rPr>
+                  </m:ctrlPr>
+                </m:sSubPr>
+                <m:e>
+                  <m:r>
+                    <w:rPr>
+                      <w:rFonts w:ascii="Cambria Math" w:hAnsi="Cambria Math" w:eastAsia="宋体"/>
+                      <w:sz w:val="21"/>
+                      <w:szCs w:val="21"/>
+                    </w:rPr>
+                    <m:t xml:space="preserve">r</m:t>
+                  </m:r>
+                </m:e>
+                <m:sub>
+                  <m:r>
+                    <w:rPr>
+                      <w:rFonts w:ascii="Cambria Math" w:hAnsi="Cambria Math" w:eastAsia="宋体"/>
+                      <w:sz w:val="21"/>
+                      <w:szCs w:val="21"/>
+                    </w:rPr>
+                    <m:t xml:space="preserve">i</m:t>
+                  </m:r>
+                  <m:r>
+                    <m:rPr>
+                      <m:sty m:val="p"/>
+                    </m:rPr>
+                    <w:rPr>
+                      <w:rFonts w:ascii="Cambria Math" w:hAnsi="Cambria Math" w:eastAsia="宋体"/>
+                      <w:sz w:val="21"/>
+                      <w:szCs w:val="21"/>
+                    </w:rPr>
+                    <m:t xml:space="preserve">,</m:t>
+                  </m:r>
+                  <m:r>
+                    <w:rPr>
+                      <w:rFonts w:ascii="Cambria Math" w:hAnsi="Cambria Math" w:eastAsia="宋体"/>
+                      <w:sz w:val="21"/>
+                      <w:szCs w:val="21"/>
+                    </w:rPr>
+                    <m:t xml:space="preserve">t</m:t>
+                  </m:r>
+                </m:sub>
+              </m:sSub>
+              <m:r>
+                <m:rPr>
+                  <m:sty m:val="p"/>
+                </m:rPr>
+                <w:rPr>
+                  <w:rFonts w:ascii="Cambria Math" w:hAnsi="Cambria Math" w:eastAsia="宋体"/>
+                  <w:sz w:val="21"/>
+                  <w:szCs w:val="21"/>
+                </w:rPr>
+                <m:t xml:space="preserve"> − </m:t>
+              </m:r>
+              <m:sSubSup>
+                <m:sSubSupPr>
+                  <m:ctrlPr>
+                    <w:rPr>
+                      <w:rFonts w:ascii="Cambria Math" w:hAnsi="Cambria Math" w:eastAsia="宋体"/>
+                      <w:i/>
+                      <w:sz w:val="21"/>
+                      <w:szCs w:val="21"/>
+                    </w:rPr>
+                  </m:ctrlPr>
+                </m:sSubSupPr>
+                <m:e>
+                  <m:r>
+                    <w:rPr>
+                      <w:rFonts w:ascii="Cambria Math" w:hAnsi="Cambria Math" w:eastAsia="宋体"/>
+                      <w:sz w:val="21"/>
+                      <w:szCs w:val="21"/>
+                    </w:rPr>
+                    <m:t xml:space="preserve">R</m:t>
+                  </m:r>
+                </m:e>
+                <m:sub>
+                  <m:r>
+                    <w:rPr>
+                      <w:rFonts w:ascii="Cambria Math" w:hAnsi="Cambria Math" w:eastAsia="宋体"/>
+                      <w:sz w:val="21"/>
+                      <w:szCs w:val="21"/>
+                    </w:rPr>
+                    <m:t xml:space="preserve">i</m:t>
+                  </m:r>
+                  <m:r>
+                    <m:rPr>
+                      <m:sty m:val="p"/>
+                    </m:rPr>
+                    <w:rPr>
+                      <w:rFonts w:ascii="Cambria Math" w:hAnsi="Cambria Math" w:eastAsia="宋体"/>
+                      <w:sz w:val="21"/>
+                      <w:szCs w:val="21"/>
+                    </w:rPr>
+                    <m:t xml:space="preserve">,</m:t>
+                  </m:r>
+                  <m:r>
+                    <w:rPr>
+                      <w:rFonts w:ascii="Cambria Math" w:hAnsi="Cambria Math" w:eastAsia="宋体"/>
+                      <w:sz w:val="21"/>
+                      <w:szCs w:val="21"/>
+                    </w:rPr>
+                    <m:t xml:space="preserve">t</m:t>
+                  </m:r>
+                </m:sub>
+                <m:sup>
+                  <m:r>
+                    <m:rPr>
+                      <m:sty m:val="p"/>
+                    </m:rPr>
+                    <w:rPr>
+                      <w:rFonts w:ascii="Cambria Math" w:hAnsi="Cambria Math" w:eastAsia="宋体"/>
+                      <w:sz w:val="21"/>
+                      <w:szCs w:val="21"/>
+                    </w:rPr>
+                    <m:t xml:space="preserve">B</m:t>
+                  </m:r>
+                </m:sup>
+              </m:sSubSup>
+              <m:r>
+                <m:rPr>
+                  <m:sty m:val="p"/>
+                </m:rPr>
+                <w:rPr>
+                  <w:rFonts w:ascii="Cambria Math" w:hAnsi="Cambria Math" w:eastAsia="宋体"/>
+                  <w:sz w:val="21"/>
+                  <w:szCs w:val="21"/>
+                </w:rPr>
+                <m:t xml:space="preserve"> = </m:t>
+              </m:r>
+              <m:sSub>
+                <m:sSubPr>
+                  <m:ctrlPr>
+                    <w:rPr>
+                      <w:rFonts w:ascii="Cambria Math" w:hAnsi="Cambria Math" w:eastAsia="宋体"/>
+                      <w:i/>
+                      <w:sz w:val="21"/>
+                      <w:szCs w:val="21"/>
+                    </w:rPr>
+                  </m:ctrlPr>
+                </m:sSubPr>
+                <m:e>
+                  <m:r>
+                    <w:rPr>
+                      <w:rFonts w:ascii="Cambria Math" w:hAnsi="Cambria Math" w:eastAsia="宋体"/>
+                      <w:sz w:val="21"/>
+                      <w:szCs w:val="21"/>
+                    </w:rPr>
+                    <m:t xml:space="preserve">γ</m:t>
+                  </m:r>
+                </m:e>
+                <m:sub>
+                  <m:r>
+                    <m:rPr>
+                      <m:sty m:val="p"/>
+                    </m:rPr>
+                    <w:rPr>
+                      <w:rFonts w:ascii="Cambria Math" w:hAnsi="Cambria Math" w:eastAsia="宋体"/>
+                      <w:sz w:val="21"/>
+                      <w:szCs w:val="21"/>
+                    </w:rPr>
+                    <m:t xml:space="preserve">0</m:t>
+                  </m:r>
+                </m:sub>
+              </m:sSub>
+              <m:r>
+                <m:rPr>
+                  <m:sty m:val="p"/>
+                </m:rPr>
+                <w:rPr>
+                  <w:rFonts w:ascii="Cambria Math" w:hAnsi="Cambria Math" w:eastAsia="宋体"/>
+                  <w:sz w:val="21"/>
+                  <w:szCs w:val="21"/>
+                </w:rPr>
+                <m:t xml:space="preserve"> + </m:t>
+              </m:r>
+              <m:sSub>
+                <m:sSubPr>
+                  <m:ctrlPr>
+                    <w:rPr>
+                      <w:rFonts w:ascii="Cambria Math" w:hAnsi="Cambria Math" w:eastAsia="宋体"/>
+                      <w:i/>
+                      <w:sz w:val="21"/>
+                      <w:szCs w:val="21"/>
+                    </w:rPr>
+                  </m:ctrlPr>
+                </m:sSubPr>
+                <m:e>
+                  <m:r>
+                    <w:rPr>
+                      <w:rFonts w:ascii="Cambria Math" w:hAnsi="Cambria Math" w:eastAsia="宋体"/>
+                      <w:sz w:val="21"/>
+                      <w:szCs w:val="21"/>
+                    </w:rPr>
+                    <m:t xml:space="preserve">γ</m:t>
+                  </m:r>
+                </m:e>
+                <m:sub>
+                  <m:r>
+                    <m:rPr>
+                      <m:sty m:val="p"/>
+                    </m:rPr>
+                    <w:rPr>
+                      <w:rFonts w:ascii="Cambria Math" w:hAnsi="Cambria Math" w:eastAsia="宋体"/>
+                      <w:sz w:val="21"/>
+                      <w:szCs w:val="21"/>
+                    </w:rPr>
+                    <m:t xml:space="preserve">1</m:t>
+                  </m:r>
+                </m:sub>
+              </m:sSub>
+              <m:f>
+                <m:fPr>
+                  <m:ctrlPr>
+                    <w:rPr>
+                      <w:rFonts w:ascii="Cambria Math" w:hAnsi="Cambria Math" w:eastAsia="宋体"/>
+                      <w:i/>
+                      <w:sz w:val="21"/>
+                      <w:szCs w:val="21"/>
+                    </w:rPr>
+                  </m:ctrlPr>
+                </m:fPr>
+                <m:num>
+                  <m:r>
+                    <m:rPr>
+                      <m:sty m:val="p"/>
+                    </m:rPr>
+                    <w:rPr>
+                      <w:rFonts w:ascii="Cambria Math" w:hAnsi="Cambria Math" w:eastAsia="宋体"/>
+                      <w:sz w:val="21"/>
+                      <w:szCs w:val="21"/>
+                    </w:rPr>
+                    <m:t xml:space="preserve">Δ</m:t>
+                  </m:r>
+                  <m:sSub>
+                    <m:sSubPr>
+                      <m:ctrlPr>
+                        <w:rPr>
+                          <w:rFonts w:ascii="Cambria Math" w:hAnsi="Cambria Math" w:eastAsia="宋体"/>
+                          <w:i/>
+                          <w:sz w:val="21"/>
+                          <w:szCs w:val="21"/>
+                        </w:rPr>
+                      </m:ctrlPr>
+                    </m:sSubPr>
+                    <m:e>
+                      <m:r>
+                        <w:rPr>
+                          <w:rFonts w:ascii="Cambria Math" w:hAnsi="Cambria Math" w:eastAsia="宋体"/>
+                          <w:sz w:val="21"/>
+                          <w:szCs w:val="21"/>
+                        </w:rPr>
+                        <m:t xml:space="preserve">C</m:t>
+                      </m:r>
+                    </m:e>
+                    <m:sub>
+                      <m:r>
+                        <w:rPr>
+                          <w:rFonts w:ascii="Cambria Math" w:hAnsi="Cambria Math" w:eastAsia="宋体"/>
+                          <w:sz w:val="21"/>
+                          <w:szCs w:val="21"/>
+                        </w:rPr>
+                        <m:t xml:space="preserve">i</m:t>
+                      </m:r>
+                      <m:r>
+                        <m:rPr>
+                          <m:sty m:val="p"/>
+                        </m:rPr>
+                        <w:rPr>
+                          <w:rFonts w:ascii="Cambria Math" w:hAnsi="Cambria Math" w:eastAsia="宋体"/>
+                          <w:sz w:val="21"/>
+                          <w:szCs w:val="21"/>
+                        </w:rPr>
+                        <m:t xml:space="preserve">,</m:t>
+                      </m:r>
+                      <m:r>
+                        <w:rPr>
+                          <w:rFonts w:ascii="Cambria Math" w:hAnsi="Cambria Math" w:eastAsia="宋体"/>
+                          <w:sz w:val="21"/>
+                          <w:szCs w:val="21"/>
+                        </w:rPr>
+                        <m:t xml:space="preserve">t</m:t>
+                      </m:r>
+                    </m:sub>
+                  </m:sSub>
+                </m:num>
+                <m:den>
+                  <m:sSub>
+                    <m:sSubPr>
+                      <m:ctrlPr>
+                        <w:rPr>
+                          <w:rFonts w:ascii="Cambria Math" w:hAnsi="Cambria Math" w:eastAsia="宋体"/>
+                          <w:i/>
+                          <w:sz w:val="21"/>
+                          <w:szCs w:val="21"/>
+                        </w:rPr>
+                      </m:ctrlPr>
+                    </m:sSubPr>
+                    <m:e>
+                      <m:r>
+                        <w:rPr>
+                          <w:rFonts w:ascii="Cambria Math" w:hAnsi="Cambria Math" w:eastAsia="宋体"/>
+                          <w:sz w:val="21"/>
+                          <w:szCs w:val="21"/>
+                        </w:rPr>
+                        <m:t xml:space="preserve">M</m:t>
+                      </m:r>
+                    </m:e>
+                    <m:sub>
+                      <m:r>
+                        <w:rPr>
+                          <w:rFonts w:ascii="Cambria Math" w:hAnsi="Cambria Math" w:eastAsia="宋体"/>
+                          <w:sz w:val="21"/>
+                          <w:szCs w:val="21"/>
+                        </w:rPr>
+                        <m:t xml:space="preserve">i</m:t>
+                      </m:r>
+                      <m:r>
+                        <m:rPr>
+                          <m:sty m:val="p"/>
+                        </m:rPr>
+                        <w:rPr>
+                          <w:rFonts w:ascii="Cambria Math" w:hAnsi="Cambria Math" w:eastAsia="宋体"/>
+                          <w:sz w:val="21"/>
+                          <w:szCs w:val="21"/>
+                        </w:rPr>
+                        <m:t xml:space="preserve">,</m:t>
+                      </m:r>
+                      <m:r>
+                        <w:rPr>
+                          <w:rFonts w:ascii="Cambria Math" w:hAnsi="Cambria Math" w:eastAsia="宋体"/>
+                          <w:sz w:val="21"/>
+                          <w:szCs w:val="21"/>
+                        </w:rPr>
+                        <m:t xml:space="preserve">t</m:t>
+                      </m:r>
+                      <m:r>
+                        <m:rPr>
+                          <m:sty m:val="p"/>
+                        </m:rPr>
+                        <w:rPr>
+                          <w:rFonts w:ascii="Cambria Math" w:hAnsi="Cambria Math" w:eastAsia="宋体"/>
+                          <w:sz w:val="21"/>
+                          <w:szCs w:val="21"/>
+                        </w:rPr>
+                        <m:t xml:space="preserve">−1</m:t>
+                      </m:r>
+                    </m:sub>
+                  </m:sSub>
+                </m:den>
+              </m:f>
+              <m:r>
+                <m:rPr>
+                  <m:sty m:val="p"/>
+                </m:rPr>
+                <w:rPr>
+                  <w:rFonts w:ascii="Cambria Math" w:hAnsi="Cambria Math" w:eastAsia="宋体"/>
+                  <w:sz w:val="21"/>
+                  <w:szCs w:val="21"/>
+                </w:rPr>
+                <m:t xml:space="preserve"> + </m:t>
+              </m:r>
+              <m:sSub>
+                <m:sSubPr>
+                  <m:ctrlPr>
+                    <w:rPr>
+                      <w:rFonts w:ascii="Cambria Math" w:hAnsi="Cambria Math" w:eastAsia="宋体"/>
+                      <w:i/>
+                      <w:sz w:val="21"/>
+                      <w:szCs w:val="21"/>
+                    </w:rPr>
+                  </m:ctrlPr>
+                </m:sSubPr>
+                <m:e>
+                  <m:r>
+                    <w:rPr>
+                      <w:rFonts w:ascii="Cambria Math" w:hAnsi="Cambria Math" w:eastAsia="宋体"/>
+                      <w:sz w:val="21"/>
+                      <w:szCs w:val="21"/>
+                    </w:rPr>
+                    <m:t xml:space="preserve">γ</m:t>
+                  </m:r>
+                </m:e>
+                <m:sub>
+                  <m:r>
+                    <m:rPr>
+                      <m:sty m:val="p"/>
+                    </m:rPr>
+                    <w:rPr>
+                      <w:rFonts w:ascii="Cambria Math" w:hAnsi="Cambria Math" w:eastAsia="宋体"/>
+                      <w:sz w:val="21"/>
+                      <w:szCs w:val="21"/>
+                    </w:rPr>
+                    <m:t xml:space="preserve">2</m:t>
+                  </m:r>
+                </m:sub>
+              </m:sSub>
+              <m:f>
+                <m:fPr>
+                  <m:ctrlPr>
+                    <w:rPr>
+                      <w:rFonts w:ascii="Cambria Math" w:hAnsi="Cambria Math" w:eastAsia="宋体"/>
+                      <w:i/>
+                      <w:sz w:val="21"/>
+                      <w:szCs w:val="21"/>
+                    </w:rPr>
+                  </m:ctrlPr>
+                </m:fPr>
+                <m:num>
+                  <m:r>
+                    <m:rPr>
+                      <m:sty m:val="p"/>
+                    </m:rPr>
+                    <w:rPr>
+                      <w:rFonts w:ascii="Cambria Math" w:hAnsi="Cambria Math" w:eastAsia="宋体"/>
+                      <w:sz w:val="21"/>
+                      <w:szCs w:val="21"/>
+                    </w:rPr>
+                    <m:t xml:space="preserve">Δ</m:t>
+                  </m:r>
+                  <m:sSub>
+                    <m:sSubPr>
+                      <m:ctrlPr>
+                        <w:rPr>
+                          <w:rFonts w:ascii="Cambria Math" w:hAnsi="Cambria Math" w:eastAsia="宋体"/>
+                          <w:i/>
+                          <w:sz w:val="21"/>
+                          <w:szCs w:val="21"/>
+                        </w:rPr>
+                      </m:ctrlPr>
+                    </m:sSubPr>
+                    <m:e>
+                      <m:r>
+                        <w:rPr>
+                          <w:rFonts w:ascii="Cambria Math" w:hAnsi="Cambria Math" w:eastAsia="宋体"/>
+                          <w:sz w:val="21"/>
+                          <w:szCs w:val="21"/>
+                        </w:rPr>
+                        <m:t xml:space="preserve">C</m:t>
+                      </m:r>
+                    </m:e>
+                    <m:sub>
+                      <m:r>
+                        <w:rPr>
+                          <w:rFonts w:ascii="Cambria Math" w:hAnsi="Cambria Math" w:eastAsia="宋体"/>
+                          <w:sz w:val="21"/>
+                          <w:szCs w:val="21"/>
+                        </w:rPr>
+                        <m:t xml:space="preserve">i</m:t>
+                      </m:r>
+                      <m:r>
+                        <m:rPr>
+                          <m:sty m:val="p"/>
+                        </m:rPr>
+                        <w:rPr>
+                          <w:rFonts w:ascii="Cambria Math" w:hAnsi="Cambria Math" w:eastAsia="宋体"/>
+                          <w:sz w:val="21"/>
+                          <w:szCs w:val="21"/>
+                        </w:rPr>
+                        <m:t xml:space="preserve">,</m:t>
+                      </m:r>
+                      <m:r>
+                        <w:rPr>
+                          <w:rFonts w:ascii="Cambria Math" w:hAnsi="Cambria Math" w:eastAsia="宋体"/>
+                          <w:sz w:val="21"/>
+                          <w:szCs w:val="21"/>
+                        </w:rPr>
+                        <m:t xml:space="preserve">t</m:t>
+                      </m:r>
+                    </m:sub>
+                  </m:sSub>
+                </m:num>
+                <m:den>
+                  <m:sSub>
+                    <m:sSubPr>
+                      <m:ctrlPr>
+                        <w:rPr>
+                          <w:rFonts w:ascii="Cambria Math" w:hAnsi="Cambria Math" w:eastAsia="宋体"/>
+                          <w:i/>
+                          <w:sz w:val="21"/>
+                          <w:szCs w:val="21"/>
+                        </w:rPr>
+                      </m:ctrlPr>
+                    </m:sSubPr>
+                    <m:e>
+                      <m:r>
+                        <w:rPr>
+                          <w:rFonts w:ascii="Cambria Math" w:hAnsi="Cambria Math" w:eastAsia="宋体"/>
+                          <w:sz w:val="21"/>
+                          <w:szCs w:val="21"/>
+                        </w:rPr>
+                        <m:t xml:space="preserve">M</m:t>
+                      </m:r>
+                    </m:e>
+                    <m:sub>
+                      <m:r>
+                        <w:rPr>
+                          <w:rFonts w:ascii="Cambria Math" w:hAnsi="Cambria Math" w:eastAsia="宋体"/>
+                          <w:sz w:val="21"/>
+                          <w:szCs w:val="21"/>
+                        </w:rPr>
+                        <m:t xml:space="preserve">i</m:t>
+                      </m:r>
+                      <m:r>
+                        <m:rPr>
+                          <m:sty m:val="p"/>
+                        </m:rPr>
+                        <w:rPr>
+                          <w:rFonts w:ascii="Cambria Math" w:hAnsi="Cambria Math" w:eastAsia="宋体"/>
+                          <w:sz w:val="21"/>
+                          <w:szCs w:val="21"/>
+                        </w:rPr>
+                        <m:t xml:space="preserve">,</m:t>
+                      </m:r>
+                      <m:r>
+                        <w:rPr>
+                          <w:rFonts w:ascii="Cambria Math" w:hAnsi="Cambria Math" w:eastAsia="宋体"/>
+                          <w:sz w:val="21"/>
+                          <w:szCs w:val="21"/>
+                        </w:rPr>
+                        <m:t xml:space="preserve">t</m:t>
+                      </m:r>
+                      <m:r>
+                        <m:rPr>
+                          <m:sty m:val="p"/>
+                        </m:rPr>
+                        <w:rPr>
+                          <w:rFonts w:ascii="Cambria Math" w:hAnsi="Cambria Math" w:eastAsia="宋体"/>
+                          <w:sz w:val="21"/>
+                          <w:szCs w:val="21"/>
+                        </w:rPr>
+                        <m:t xml:space="preserve">−1</m:t>
+                      </m:r>
+                    </m:sub>
+                  </m:sSub>
+                </m:den>
+              </m:f>
+              <m:r>
+                <m:rPr>
+                  <m:sty m:val="p"/>
+                </m:rPr>
+                <w:rPr>
+                  <w:rFonts w:ascii="Cambria Math" w:hAnsi="Cambria Math" w:eastAsia="宋体"/>
+                  <w:sz w:val="21"/>
+                  <w:szCs w:val="21"/>
+                </w:rPr>
+                <m:t xml:space="preserve"> × </m:t>
+              </m:r>
+              <m:sSub>
+                <m:sSubPr>
+                  <m:ctrlPr>
+                    <w:rPr>
+                      <w:rFonts w:ascii="Cambria Math" w:hAnsi="Cambria Math" w:eastAsia="宋体"/>
+                      <w:i/>
+                      <w:sz w:val="21"/>
+                      <w:szCs w:val="21"/>
+                    </w:rPr>
+                  </m:ctrlPr>
+                </m:sSubPr>
+                <m:e>
+                  <m:r>
+                    <m:rPr>
+                      <m:sty m:val="p"/>
+                    </m:rPr>
+                    <w:rPr>
+                      <w:rFonts w:ascii="Cambria Math" w:hAnsi="Cambria Math" w:eastAsia="宋体"/>
+                      <w:sz w:val="21"/>
+                      <w:szCs w:val="21"/>
+                    </w:rPr>
+                    <m:t xml:space="preserve">Pledge</m:t>
+                  </m:r>
+                </m:e>
+                <m:sub>
+                  <m:r>
+                    <w:rPr>
+                      <w:rFonts w:ascii="Cambria Math" w:hAnsi="Cambria Math" w:eastAsia="宋体"/>
+                      <w:sz w:val="21"/>
+                      <w:szCs w:val="21"/>
+                    </w:rPr>
+                    <m:t xml:space="preserve">i</m:t>
+                  </m:r>
+                  <m:r>
+                    <m:rPr>
+                      <m:sty m:val="p"/>
+                    </m:rPr>
+                    <w:rPr>
+                      <w:rFonts w:ascii="Cambria Math" w:hAnsi="Cambria Math" w:eastAsia="宋体"/>
+                      <w:sz w:val="21"/>
+                      <w:szCs w:val="21"/>
+                    </w:rPr>
+                    <m:t xml:space="preserve">,</m:t>
+                  </m:r>
+                  <m:r>
+                    <w:rPr>
+                      <w:rFonts w:ascii="Cambria Math" w:hAnsi="Cambria Math" w:eastAsia="宋体"/>
+                      <w:sz w:val="21"/>
+                      <w:szCs w:val="21"/>
+                    </w:rPr>
+                    <m:t xml:space="preserve">t</m:t>
+                  </m:r>
+                </m:sub>
+              </m:sSub>
+            </m:oMath>
+          </w:p>
+          <w:p>
+            <w:pPr>
+              <w:tabs>
+                <w:tab w:val="center" w:pos="4400"/>
+                <w:tab w:val="right" w:pos="8800"/>
+              </w:tabs>
+              <w:spacing w:before="60" w:after="60"/>
+              <w:ind w:firstLine="0"/>
+            </w:pPr>
+            <w:r>
+              <w:rPr>
+                <w:rFonts w:ascii="Times New Roman" w:hAnsi="Times New Roman" w:eastAsia="宋体"/>
+                <w:sz w:val="21"/>
+                <w:szCs w:val="21"/>
+              </w:rPr>
+              <w:tab/>
+            </w:r>
+            <m:oMath>
+              <m:r>
+                <m:rPr>
+                  <m:sty m:val="p"/>
+                </m:rPr>
+                <w:rPr>
+                  <w:rFonts w:ascii="Cambria Math" w:hAnsi="Cambria Math" w:eastAsia="宋体"/>
+                  <w:sz w:val="21"/>
+                  <w:szCs w:val="21"/>
+                </w:rPr>
+                <m:t xml:space="preserve"> + </m:t>
+              </m:r>
+              <m:sSub>
+                <m:sSubPr>
+                  <m:ctrlPr>
+                    <w:rPr>
+                      <w:rFonts w:ascii="Cambria Math" w:hAnsi="Cambria Math" w:eastAsia="宋体"/>
+                      <w:i/>
+                      <w:sz w:val="21"/>
+                      <w:szCs w:val="21"/>
+                    </w:rPr>
+                  </m:ctrlPr>
+                </m:sSubPr>
+                <m:e>
+                  <m:r>
+                    <w:rPr>
+                      <w:rFonts w:ascii="Cambria Math" w:hAnsi="Cambria Math" w:eastAsia="宋体"/>
+                      <w:sz w:val="21"/>
+                      <w:szCs w:val="21"/>
+                    </w:rPr>
+                    <m:t xml:space="preserve">γ</m:t>
+                  </m:r>
+                </m:e>
+                <m:sub>
+                  <m:r>
+                    <m:rPr>
+                      <m:sty m:val="p"/>
+                    </m:rPr>
+                    <w:rPr>
+                      <w:rFonts w:ascii="Cambria Math" w:hAnsi="Cambria Math" w:eastAsia="宋体"/>
+                      <w:sz w:val="21"/>
+                      <w:szCs w:val="21"/>
+                    </w:rPr>
+                    <m:t xml:space="preserve">3</m:t>
+                  </m:r>
+                </m:sub>
+              </m:sSub>
+              <m:sSub>
+                <m:sSubPr>
+                  <m:ctrlPr>
+                    <w:rPr>
+                      <w:rFonts w:ascii="Cambria Math" w:hAnsi="Cambria Math" w:eastAsia="宋体"/>
+                      <w:i/>
+                      <w:sz w:val="21"/>
+                      <w:szCs w:val="21"/>
+                    </w:rPr>
+                  </m:ctrlPr>
+                </m:sSubPr>
+                <m:e>
+                  <m:r>
+                    <m:rPr>
+                      <m:sty m:val="p"/>
+                    </m:rPr>
+                    <w:rPr>
+                      <w:rFonts w:ascii="Cambria Math" w:hAnsi="Cambria Math" w:eastAsia="宋体"/>
+                      <w:sz w:val="21"/>
+                      <w:szCs w:val="21"/>
+                    </w:rPr>
+                    <m:t xml:space="preserve">Pledge</m:t>
+                  </m:r>
+                </m:e>
+                <m:sub>
+                  <m:r>
+                    <w:rPr>
+                      <w:rFonts w:ascii="Cambria Math" w:hAnsi="Cambria Math" w:eastAsia="宋体"/>
+                      <w:sz w:val="21"/>
+                      <w:szCs w:val="21"/>
+                    </w:rPr>
+                    <m:t xml:space="preserve">i</m:t>
+                  </m:r>
+                  <m:r>
+                    <m:rPr>
+                      <m:sty m:val="p"/>
+                    </m:rPr>
+                    <w:rPr>
+                      <w:rFonts w:ascii="Cambria Math" w:hAnsi="Cambria Math" w:eastAsia="宋体"/>
+                      <w:sz w:val="21"/>
+                      <w:szCs w:val="21"/>
+                    </w:rPr>
+                    <m:t xml:space="preserve">,</m:t>
+                  </m:r>
+                  <m:r>
+                    <w:rPr>
+                      <w:rFonts w:ascii="Cambria Math" w:hAnsi="Cambria Math" w:eastAsia="宋体"/>
+                      <w:sz w:val="21"/>
+                      <w:szCs w:val="21"/>
+                    </w:rPr>
+                    <m:t xml:space="preserve">t</m:t>
+                  </m:r>
+                </m:sub>
+              </m:sSub>
+              <m:r>
+                <m:rPr>
+                  <m:sty m:val="p"/>
+                </m:rPr>
+                <w:rPr>
+                  <w:rFonts w:ascii="Cambria Math" w:hAnsi="Cambria Math" w:eastAsia="宋体"/>
+                  <w:sz w:val="21"/>
+                  <w:szCs w:val="21"/>
+                </w:rPr>
+                <m:t xml:space="preserve"> + </m:t>
+              </m:r>
+              <m:sSub>
+                <m:sSubPr>
+                  <m:ctrlPr>
+                    <w:rPr>
+                      <w:rFonts w:ascii="Cambria Math" w:hAnsi="Cambria Math" w:eastAsia="宋体"/>
+                      <w:i/>
+                      <w:sz w:val="21"/>
+                      <w:szCs w:val="21"/>
+                    </w:rPr>
+                  </m:ctrlPr>
+                </m:sSubPr>
+                <m:e>
+                  <m:r>
+                    <w:rPr>
+                      <w:rFonts w:ascii="Cambria Math" w:hAnsi="Cambria Math" w:eastAsia="宋体"/>
+                      <w:sz w:val="21"/>
+                      <w:szCs w:val="21"/>
+                    </w:rPr>
+                    <m:t xml:space="preserve">γ</m:t>
+                  </m:r>
+                </m:e>
+                <m:sub>
+                  <m:r>
+                    <m:rPr>
+                      <m:sty m:val="p"/>
+                    </m:rPr>
+                    <w:rPr>
+                      <w:rFonts w:ascii="Cambria Math" w:hAnsi="Cambria Math" w:eastAsia="宋体"/>
+                      <w:sz w:val="21"/>
+                      <w:szCs w:val="21"/>
+                    </w:rPr>
+                    <m:t xml:space="preserve">4</m:t>
+                  </m:r>
+                </m:sub>
+              </m:sSub>
+              <m:sSub>
+                <m:sSubPr>
+                  <m:ctrlPr>
+                    <w:rPr>
+                      <w:rFonts w:ascii="Cambria Math" w:hAnsi="Cambria Math" w:eastAsia="宋体"/>
+                      <w:i/>
+                      <w:sz w:val="21"/>
+                      <w:szCs w:val="21"/>
+                    </w:rPr>
+                  </m:ctrlPr>
+                </m:sSubPr>
+                <m:e>
+                  <m:r>
+                    <m:rPr>
+                      <m:sty m:val="p"/>
+                    </m:rPr>
+                    <w:rPr>
+                      <w:rFonts w:ascii="Cambria Math" w:hAnsi="Cambria Math" w:eastAsia="宋体"/>
+                      <w:sz w:val="21"/>
+                      <w:szCs w:val="21"/>
+                    </w:rPr>
+                    <m:t xml:space="preserve">Controls</m:t>
+                  </m:r>
+                </m:e>
+                <m:sub>
+                  <m:r>
+                    <w:rPr>
+                      <w:rFonts w:ascii="Cambria Math" w:hAnsi="Cambria Math" w:eastAsia="宋体"/>
+                      <w:sz w:val="21"/>
+                      <w:szCs w:val="21"/>
+                    </w:rPr>
+                    <m:t xml:space="preserve">i</m:t>
+                  </m:r>
+                  <m:r>
+                    <m:rPr>
+                      <m:sty m:val="p"/>
+                    </m:rPr>
+                    <w:rPr>
+                      <w:rFonts w:ascii="Cambria Math" w:hAnsi="Cambria Math" w:eastAsia="宋体"/>
+                      <w:sz w:val="21"/>
+                      <w:szCs w:val="21"/>
+                    </w:rPr>
+                    <m:t xml:space="preserve">,</m:t>
+                  </m:r>
+                  <m:r>
+                    <w:rPr>
+                      <w:rFonts w:ascii="Cambria Math" w:hAnsi="Cambria Math" w:eastAsia="宋体"/>
+                      <w:sz w:val="21"/>
+                      <w:szCs w:val="21"/>
+                    </w:rPr>
+                    <m:t xml:space="preserve">t</m:t>
+                  </m:r>
+                </m:sub>
+              </m:sSub>
+              <m:r>
+                <m:rPr>
+                  <m:sty m:val="p"/>
+                </m:rPr>
+                <w:rPr>
+                  <w:rFonts w:ascii="Cambria Math" w:hAnsi="Cambria Math" w:eastAsia="宋体"/>
+                  <w:sz w:val="21"/>
+                  <w:szCs w:val="21"/>
+                </w:rPr>
+                <m:t xml:space="preserve"> + </m:t>
+              </m:r>
+              <m:sSub>
+                <m:sSubPr>
+                  <m:ctrlPr>
+                    <w:rPr>
+                      <w:rFonts w:ascii="Cambria Math" w:hAnsi="Cambria Math" w:eastAsia="宋体"/>
+                      <w:i/>
+                      <w:sz w:val="21"/>
+                      <w:szCs w:val="21"/>
+                    </w:rPr>
+                  </m:ctrlPr>
+                </m:sSubPr>
+                <m:e>
+                  <m:r>
+                    <w:rPr>
+                      <w:rFonts w:ascii="Cambria Math" w:hAnsi="Cambria Math" w:eastAsia="宋体"/>
+                      <w:sz w:val="21"/>
+                      <w:szCs w:val="21"/>
+                    </w:rPr>
+                    <m:t xml:space="preserve">λ</m:t>
+                  </m:r>
+                </m:e>
+                <m:sub>
+                  <m:r>
+                    <w:rPr>
+                      <w:rFonts w:ascii="Cambria Math" w:hAnsi="Cambria Math" w:eastAsia="宋体"/>
+                      <w:sz w:val="21"/>
+                      <w:szCs w:val="21"/>
+                    </w:rPr>
+                    <m:t xml:space="preserve">t</m:t>
+                  </m:r>
+                </m:sub>
+              </m:sSub>
+              <m:r>
+                <m:rPr>
+                  <m:sty m:val="p"/>
+                </m:rPr>
+                <w:rPr>
+                  <w:rFonts w:ascii="Cambria Math" w:hAnsi="Cambria Math" w:eastAsia="宋体"/>
+                  <w:sz w:val="21"/>
+                  <w:szCs w:val="21"/>
+                </w:rPr>
+                <m:t xml:space="preserve"> + </m:t>
+              </m:r>
+              <m:sSub>
+                <m:sSubPr>
+                  <m:ctrlPr>
+                    <w:rPr>
+                      <w:rFonts w:ascii="Cambria Math" w:hAnsi="Cambria Math" w:eastAsia="宋体"/>
+                      <w:i/>
+                      <w:sz w:val="21"/>
+                      <w:szCs w:val="21"/>
+                    </w:rPr>
+                  </m:ctrlPr>
+                </m:sSubPr>
+                <m:e>
+                  <m:r>
+                    <w:rPr>
+                      <w:rFonts w:ascii="Cambria Math" w:hAnsi="Cambria Math" w:eastAsia="宋体"/>
+                      <w:sz w:val="21"/>
+                      <w:szCs w:val="21"/>
+                    </w:rPr>
+                    <m:t xml:space="preserve">μ</m:t>
+                  </m:r>
+                </m:e>
+                <m:sub>
+                  <m:r>
+                    <w:rPr>
+                      <w:rFonts w:ascii="Cambria Math" w:hAnsi="Cambria Math" w:eastAsia="宋体"/>
+                      <w:sz w:val="21"/>
+                      <w:szCs w:val="21"/>
+                    </w:rPr>
+                    <m:t xml:space="preserve">i</m:t>
+                  </m:r>
+                </m:sub>
+              </m:sSub>
+              <m:r>
+                <m:rPr>
+                  <m:sty m:val="p"/>
+                </m:rPr>
+                <w:rPr>
+                  <w:rFonts w:ascii="Cambria Math" w:hAnsi="Cambria Math" w:eastAsia="宋体"/>
+                  <w:sz w:val="21"/>
+                  <w:szCs w:val="21"/>
+                </w:rPr>
+                <m:t xml:space="preserve"> + </m:t>
+              </m:r>
+              <m:sSub>
+                <m:sSubPr>
+                  <m:ctrlPr>
+                    <w:rPr>
+                      <w:rFonts w:ascii="Cambria Math" w:hAnsi="Cambria Math" w:eastAsia="宋体"/>
+                      <w:i/>
+                      <w:sz w:val="21"/>
+                      <w:szCs w:val="21"/>
+                    </w:rPr>
+                  </m:ctrlPr>
+                </m:sSubPr>
+                <m:e>
+                  <m:r>
+                    <w:rPr>
+                      <w:rFonts w:ascii="Cambria Math" w:hAnsi="Cambria Math" w:eastAsia="宋体"/>
+                      <w:sz w:val="21"/>
+                      <w:szCs w:val="21"/>
+                    </w:rPr>
+                    <m:t xml:space="preserve">ε</m:t>
+                  </m:r>
+                </m:e>
+                <m:sub>
+                  <m:r>
+                    <w:rPr>
+                      <w:rFonts w:ascii="Cambria Math" w:hAnsi="Cambria Math" w:eastAsia="宋体"/>
+                      <w:sz w:val="21"/>
+                      <w:szCs w:val="21"/>
+                    </w:rPr>
+                    <m:t xml:space="preserve">i</m:t>
+                  </m:r>
+                  <m:r>
+                    <m:rPr>
+                      <m:sty m:val="p"/>
+                    </m:rPr>
+                    <w:rPr>
+                      <w:rFonts w:ascii="Cambria Math" w:hAnsi="Cambria Math" w:eastAsia="宋体"/>
+                      <w:sz w:val="21"/>
+                      <w:szCs w:val="21"/>
+                    </w:rPr>
+                    <m:t xml:space="preserve">,</m:t>
+                  </m:r>
+                  <m:r>
+                    <w:rPr>
+                      <w:rFonts w:ascii="Cambria Math" w:hAnsi="Cambria Math" w:eastAsia="宋体"/>
+                      <w:sz w:val="21"/>
+                      <w:szCs w:val="21"/>
+                    </w:rPr>
+                    <m:t xml:space="preserve">t</m:t>
+                  </m:r>
+                </m:sub>
+              </m:sSub>
+            </m:oMath>
+            <w:r>
+              <w:rPr>
+                <w:rFonts w:ascii="Times New Roman" w:hAnsi="Times New Roman" w:eastAsia="宋体"/>
+                <w:sz w:val="21"/>
+                <w:szCs w:val="21"/>
+              </w:rPr>
+              <w:tab/>
+              <w:t>(4)</w:t>
             </w:r>
           </w:p>
           <w:p>
@@ -10958,9 +13729,205 @@
               <w:rPr>
                 <w:rFonts w:ascii="宋体" w:cs="SimSun" w:eastAsia="宋体" w:hAnsi="宋体"/>
                 <w:sz w:val="21"/>
-                <w:szCs w:val="22"/>
-              </w:rPr>
-              <w:t xml:space="preserve">其中，i 表示公司，t 表示年度。Cash 为企业现金持有水平，Pledge 为大股东股权质押比例，HighFC 为滞后一期SA指数高于当年中位数的虚拟变量，PledgePre 为2016—2017年大股东平均质押比例，Post 为2018年及以后年度的虚拟变量；Controls 为公司规模、杠杆率、盈利能力、营业收入增长率、成长机会（Tobin Q）、现金流水平、现金流波动性、净营运资本、上市年限、股权集中度等控制变量，资本支出与现金股利因可能受质押影响而不进入基准控制变量；Year_FE 与 Firm_FE 分别为年度与公司固定效应，ε 为随机扰动项；所有回归的标准误在公司层面聚类。模型1中 Pledge 的系数 β1 反映质押对现金持有的净效应，显著为正表明风险规避渠道占优（H1a），显著为负则表明掏空渠道占优（H1b）。H2a 通过在模型1中加入 Pledge×Pressure 交乘项检验，H2b 以控股股东资金占用 OREC 为被解释变量检验，并结合模型4中 γ2 的符号共同判断：γ2 不显著为负支持 H2a，显著为负支持 H2b。模型2中交乘项系数 β2 用于检验 H3，其符号预期与 β1 一致；H4 以 Pledge×SOE 交乘项检验组间差异，并同时报告按产权性质分组的回归结果。模型3中 PledgePre×Post 的系数 β1 反映2018年股票质押新规的政策冲击效应，配合平行趋势检验、动态效应检验与安慰剂检验，并以质押比例和平仓压力为被解释变量检验新规的“第一阶段”影响。模型4中 r_it − R_it^B 为按规模与账面市值比分组调整的股票年度超额收益，ΔC 为现金变动，M 为上年末股权市值，其余控制变量按 Faulkender和Wang（2006）设定。</w:t>
+                <w:szCs w:val="21"/>
+              </w:rPr>
+              <w:t xml:space="preserve">其中，i 表示公司，t 表示年度。Cash 为企业现金持有水平，Pledge 为大股东股权质押比例，HighFC 为滞后一期SA指数高于当年中位数的虚拟变量，PledgePre 为2016—2017年大股东平均质押比例，Post 为2018年及以后年度的虚拟变量；Controls 为公司规模、杠杆率、盈利能力、营业收入增长率、成长机会（Tobin Q）、现金流水平、现金流波动性、净营运资本、上市年限、股权集中度等控制变量，资本支出与现金股利因可能受质押影响而不进入基准控制变量；λ</w:t>
+            </w:r>
+            <w:r>
+              <w:rPr>
+                <w:rFonts w:ascii="宋体" w:cs="SimSun" w:eastAsia="宋体" w:hAnsi="宋体"/>
+                <w:sz w:val="21"/>
+                <w:szCs w:val="21"/>
+                <w:vertAlign w:val="subscript"/>
+              </w:rPr>
+              <w:t xml:space="preserve">t</w:t>
+            </w:r>
+            <w:r>
+              <w:rPr>
+                <w:rFonts w:ascii="宋体" w:cs="SimSun" w:eastAsia="宋体" w:hAnsi="宋体"/>
+                <w:sz w:val="21"/>
+                <w:szCs w:val="21"/>
+              </w:rPr>
+              <w:t xml:space="preserve"> 与 μ</w:t>
+            </w:r>
+            <w:r>
+              <w:rPr>
+                <w:rFonts w:ascii="宋体" w:cs="SimSun" w:eastAsia="宋体" w:hAnsi="宋体"/>
+                <w:sz w:val="21"/>
+                <w:szCs w:val="21"/>
+                <w:vertAlign w:val="subscript"/>
+              </w:rPr>
+              <w:t xml:space="preserve">i</w:t>
+            </w:r>
+            <w:r>
+              <w:rPr>
+                <w:rFonts w:ascii="宋体" w:cs="SimSun" w:eastAsia="宋体" w:hAnsi="宋体"/>
+                <w:sz w:val="21"/>
+                <w:szCs w:val="21"/>
+              </w:rPr>
+              <w:t xml:space="preserve"> 分别为年度与公司固定效应，ε</w:t>
+            </w:r>
+            <w:r>
+              <w:rPr>
+                <w:rFonts w:ascii="宋体" w:cs="SimSun" w:eastAsia="宋体" w:hAnsi="宋体"/>
+                <w:sz w:val="21"/>
+                <w:szCs w:val="21"/>
+                <w:vertAlign w:val="subscript"/>
+              </w:rPr>
+              <w:t xml:space="preserve">i,t</w:t>
+            </w:r>
+            <w:r>
+              <w:rPr>
+                <w:rFonts w:ascii="宋体" w:cs="SimSun" w:eastAsia="宋体" w:hAnsi="宋体"/>
+                <w:sz w:val="21"/>
+                <w:szCs w:val="21"/>
+              </w:rPr>
+              <w:t xml:space="preserve"> 为随机扰动项；所有回归的标准误在公司层面聚类。模型1中 Pledge 的系数 β</w:t>
+            </w:r>
+            <w:r>
+              <w:rPr>
+                <w:rFonts w:ascii="宋体" w:cs="SimSun" w:eastAsia="宋体" w:hAnsi="宋体"/>
+                <w:sz w:val="21"/>
+                <w:szCs w:val="21"/>
+                <w:vertAlign w:val="subscript"/>
+              </w:rPr>
+              <w:t xml:space="preserve">1</w:t>
+            </w:r>
+            <w:r>
+              <w:rPr>
+                <w:rFonts w:ascii="宋体" w:cs="SimSun" w:eastAsia="宋体" w:hAnsi="宋体"/>
+                <w:sz w:val="21"/>
+                <w:szCs w:val="21"/>
+              </w:rPr>
+              <w:t xml:space="preserve"> 反映质押对现金持有的净效应，显著为正表明风险规避渠道占优（H1a），显著为负则表明掏空渠道占优（H1b）。H2a 通过在模型1中加入 Pledge×Pressure 交乘项检验，H2b 以控股股东资金占用 OREC 为被解释变量检验，并结合模型4中 γ</w:t>
+            </w:r>
+            <w:r>
+              <w:rPr>
+                <w:rFonts w:ascii="宋体" w:cs="SimSun" w:eastAsia="宋体" w:hAnsi="宋体"/>
+                <w:sz w:val="21"/>
+                <w:szCs w:val="21"/>
+                <w:vertAlign w:val="subscript"/>
+              </w:rPr>
+              <w:t xml:space="preserve">2</w:t>
+            </w:r>
+            <w:r>
+              <w:rPr>
+                <w:rFonts w:ascii="宋体" w:cs="SimSun" w:eastAsia="宋体" w:hAnsi="宋体"/>
+                <w:sz w:val="21"/>
+                <w:szCs w:val="21"/>
+              </w:rPr>
+              <w:t xml:space="preserve"> 的符号共同判断：γ</w:t>
+            </w:r>
+            <w:r>
+              <w:rPr>
+                <w:rFonts w:ascii="宋体" w:cs="SimSun" w:eastAsia="宋体" w:hAnsi="宋体"/>
+                <w:sz w:val="21"/>
+                <w:szCs w:val="21"/>
+                <w:vertAlign w:val="subscript"/>
+              </w:rPr>
+              <w:t xml:space="preserve">2</w:t>
+            </w:r>
+            <w:r>
+              <w:rPr>
+                <w:rFonts w:ascii="宋体" w:cs="SimSun" w:eastAsia="宋体" w:hAnsi="宋体"/>
+                <w:sz w:val="21"/>
+                <w:szCs w:val="21"/>
+              </w:rPr>
+              <w:t xml:space="preserve"> 不显著为负支持 H2a，显著为负支持 H2b。模型2中交乘项系数 β</w:t>
+            </w:r>
+            <w:r>
+              <w:rPr>
+                <w:rFonts w:ascii="宋体" w:cs="SimSun" w:eastAsia="宋体" w:hAnsi="宋体"/>
+                <w:sz w:val="21"/>
+                <w:szCs w:val="21"/>
+                <w:vertAlign w:val="subscript"/>
+              </w:rPr>
+              <w:t xml:space="preserve">2</w:t>
+            </w:r>
+            <w:r>
+              <w:rPr>
+                <w:rFonts w:ascii="宋体" w:cs="SimSun" w:eastAsia="宋体" w:hAnsi="宋体"/>
+                <w:sz w:val="21"/>
+                <w:szCs w:val="21"/>
+              </w:rPr>
+              <w:t xml:space="preserve"> 用于检验 H3，其符号预期与 β</w:t>
+            </w:r>
+            <w:r>
+              <w:rPr>
+                <w:rFonts w:ascii="宋体" w:cs="SimSun" w:eastAsia="宋体" w:hAnsi="宋体"/>
+                <w:sz w:val="21"/>
+                <w:szCs w:val="21"/>
+                <w:vertAlign w:val="subscript"/>
+              </w:rPr>
+              <w:t xml:space="preserve">1</w:t>
+            </w:r>
+            <w:r>
+              <w:rPr>
+                <w:rFonts w:ascii="宋体" w:cs="SimSun" w:eastAsia="宋体" w:hAnsi="宋体"/>
+                <w:sz w:val="21"/>
+                <w:szCs w:val="21"/>
+              </w:rPr>
+              <w:t xml:space="preserve"> 一致；H4 以 Pledge×SOE 交乘项检验组间差异，并同时报告按产权性质分组的回归结果。模型3中 PledgePre×Post 的系数 β</w:t>
+            </w:r>
+            <w:r>
+              <w:rPr>
+                <w:rFonts w:ascii="宋体" w:cs="SimSun" w:eastAsia="宋体" w:hAnsi="宋体"/>
+                <w:sz w:val="21"/>
+                <w:szCs w:val="21"/>
+                <w:vertAlign w:val="subscript"/>
+              </w:rPr>
+              <w:t xml:space="preserve">1</w:t>
+            </w:r>
+            <w:r>
+              <w:rPr>
+                <w:rFonts w:ascii="宋体" w:cs="SimSun" w:eastAsia="宋体" w:hAnsi="宋体"/>
+                <w:sz w:val="21"/>
+                <w:szCs w:val="21"/>
+              </w:rPr>
+              <w:t xml:space="preserve"> 反映2018年股票质押新规的政策冲击效应，配合平行趋势检验、动态效应检验与安慰剂检验，并以质押比例和平仓压力为被解释变量检验新规的“第一阶段”影响。模型4中 r</w:t>
+            </w:r>
+            <w:r>
+              <w:rPr>
+                <w:rFonts w:ascii="宋体" w:cs="SimSun" w:eastAsia="宋体" w:hAnsi="宋体"/>
+                <w:sz w:val="21"/>
+                <w:szCs w:val="21"/>
+                <w:vertAlign w:val="subscript"/>
+              </w:rPr>
+              <w:t xml:space="preserve">i,t</w:t>
+            </w:r>
+            <w:r>
+              <w:rPr>
+                <w:rFonts w:ascii="宋体" w:cs="SimSun" w:eastAsia="宋体" w:hAnsi="宋体"/>
+                <w:sz w:val="21"/>
+                <w:szCs w:val="21"/>
+              </w:rPr>
+              <w:t xml:space="preserve"> − R</w:t>
+            </w:r>
+            <w:r>
+              <w:rPr>
+                <w:rFonts w:ascii="宋体" w:cs="SimSun" w:eastAsia="宋体" w:hAnsi="宋体"/>
+                <w:sz w:val="21"/>
+                <w:szCs w:val="21"/>
+                <w:vertAlign w:val="subscript"/>
+              </w:rPr>
+              <w:t xml:space="preserve">i,t</w:t>
+            </w:r>
+            <w:r>
+              <w:rPr>
+                <w:rFonts w:ascii="宋体" w:cs="SimSun" w:eastAsia="宋体" w:hAnsi="宋体"/>
+                <w:sz w:val="21"/>
+                <w:szCs w:val="21"/>
+                <w:vertAlign w:val="superscript"/>
+              </w:rPr>
+              <w:t xml:space="preserve">B</w:t>
+            </w:r>
+            <w:r>
+              <w:rPr>
+                <w:rFonts w:ascii="宋体" w:cs="SimSun" w:eastAsia="宋体" w:hAnsi="宋体"/>
+                <w:sz w:val="21"/>
+                <w:szCs w:val="21"/>
+              </w:rPr>
+              <w:t xml:space="preserve"> 为按规模与账面市值比分组调整的股票年度超额收益，ΔC 为现金变动，M 为上年末股权市值，其余控制变量按 Faulkender和Wang（2006）设定。</w:t>
             </w:r>
           </w:p>
           <w:p>

--- a/pledge-cash/开题报告-修改稿.docx
+++ b/pledge-cash/开题报告-修改稿.docx
@@ -1785,7 +1785,7 @@
                 <w:sz w:val="21"/>
                 <w:szCs w:val="22"/>
               </w:rPr>
-              <w:t xml:space="preserve">1. 融资约束、外生风险与企业现金持有</w:t>
+              <w:t xml:space="preserve">1．融资约束、外生风险与企业现金持有</w:t>
             </w:r>
           </w:p>
           <w:p>
@@ -1842,7 +1842,7 @@
                 <w:sz w:val="21"/>
                 <w:szCs w:val="22"/>
               </w:rPr>
-              <w:t xml:space="preserve">2. 股权质押的经济后果：治理效应与风险效应</w:t>
+              <w:t xml:space="preserve">2．股权质押的经济后果：治理效应与风险效应</w:t>
             </w:r>
           </w:p>
           <w:p>
@@ -1885,7 +1885,7 @@
                 <w:sz w:val="21"/>
                 <w:szCs w:val="22"/>
               </w:rPr>
-              <w:t xml:space="preserve">3. 股权质押与企业现金持有：掏空说与风险规避说的分歧</w:t>
+              <w:t xml:space="preserve">3．股权质押与企业现金持有：掏空说与风险规避说的分歧</w:t>
             </w:r>
           </w:p>
           <w:p>
@@ -1942,7 +1942,7 @@
                 <w:sz w:val="21"/>
                 <w:szCs w:val="22"/>
               </w:rPr>
-              <w:t xml:space="preserve">4. 股权质押风险的监管应对与纾困政策</w:t>
+              <w:t xml:space="preserve">4．股权质押风险的监管应对与纾困政策</w:t>
             </w:r>
           </w:p>
           <w:p>
@@ -1953,7 +1953,6 @@
             <w:r>
               <w:rPr>
                 <w:rFonts w:ascii="宋体" w:cs="SimSun" w:eastAsia="宋体" w:hAnsi="宋体"/>
-                <w:b/>
                 <w:sz w:val="21"/>
                 <w:szCs w:val="22"/>
               </w:rPr>
@@ -1968,7 +1967,6 @@
             <w:r>
               <w:rPr>
                 <w:rFonts w:ascii="宋体" w:cs="SimSun" w:eastAsia="宋体" w:hAnsi="宋体"/>
-                <w:b/>
                 <w:sz w:val="21"/>
                 <w:szCs w:val="22"/>
               </w:rPr>
@@ -1987,7 +1985,7 @@
                 <w:sz w:val="21"/>
                 <w:szCs w:val="22"/>
               </w:rPr>
-              <w:t xml:space="preserve">5. 文献评述与本文边际贡献</w:t>
+              <w:t xml:space="preserve">5．文献评述与本文边际贡献</w:t>
             </w:r>
           </w:p>
           <w:p>
@@ -2008,12 +2006,8 @@
       </w:tr>
     </w:tbl>
     <w:p>
-      <w:r>
-        <w:br w:type="page"/>
-      </w:r>
-    </w:p>
-    <w:p>
       <w:pPr>
+        <w:pageBreakBefore/>
         <w:spacing w:line="300" w:lineRule="auto"/>
       </w:pPr>
       <w:r>
@@ -2116,7 +2110,7 @@
                 <w:sz w:val="21"/>
                 <w:szCs w:val="22"/>
               </w:rPr>
-              <w:t xml:space="preserve">1. 股权质押与企业现金持有水平</w:t>
+              <w:t xml:space="preserve">1．股权质押与企业现金持有水平</w:t>
             </w:r>
           </w:p>
           <w:p>
@@ -2215,7 +2209,7 @@
                 <w:sz w:val="21"/>
                 <w:szCs w:val="22"/>
               </w:rPr>
-              <w:t xml:space="preserve">2. 区分两种机制的渠道检验</w:t>
+              <w:t xml:space="preserve">2．区分两种机制的渠道检验</w:t>
             </w:r>
           </w:p>
           <w:p>
@@ -2286,7 +2280,7 @@
                 <w:sz w:val="21"/>
                 <w:szCs w:val="22"/>
               </w:rPr>
-              <w:t xml:space="preserve">3. 边界条件：融资约束与产权性质</w:t>
+              <w:t xml:space="preserve">3．边界条件：融资约束与产权性质</w:t>
             </w:r>
           </w:p>
           <w:p>
@@ -2660,12 +2654,8 @@
       </w:tr>
     </w:tbl>
     <w:p>
-      <w:r>
-        <w:br w:type="page"/>
-      </w:r>
-    </w:p>
-    <w:p>
       <w:pPr>
+        <w:pageBreakBefore/>
         <w:spacing w:line="300" w:lineRule="auto"/>
       </w:pPr>
       <w:r>
@@ -2800,12 +2790,8 @@
       </w:tr>
     </w:tbl>
     <w:p>
-      <w:r>
-        <w:br w:type="page"/>
-      </w:r>
-    </w:p>
-    <w:p>
       <w:pPr>
+        <w:pageBreakBefore/>
         <w:spacing w:line="300" w:lineRule="auto"/>
       </w:pPr>
       <w:r>
@@ -2904,7 +2890,7 @@
                 <w:sz w:val="21"/>
                 <w:szCs w:val="22"/>
               </w:rPr>
-              <w:t xml:space="preserve">① 大股东股权质押数据：CSMAR「股东股权质押统计表」（逐次变动记录）与「股东股权质押情况明细表」（逐笔交易记录，含起始日期、质权人类型与资金投向），结合「十大股东文件」识别第一大股东及其持股数；</w:t>
+              <w:t xml:space="preserve">① 大股东股权质押数据：CSMAR“股东股权质押统计表”（逐次变动记录）与“股东股权质押情况明细表”（逐笔交易记录，含起始日期、质权人类型与资金投向），结合“十大股东文件”识别第一大股东及其持股数；</w:t>
             </w:r>
           </w:p>
           <w:p>
@@ -2918,7 +2904,7 @@
                 <w:sz w:val="21"/>
                 <w:szCs w:val="22"/>
               </w:rPr>
-              <w:t xml:space="preserve">② 公司财务数据：总资产、总负债、货币资金、流动资产与流动负债、其他应收款与其他应付款、经营活动现金流、资本支出、净利润、营业总收入等，来源CSMAR「公司研究系列—财务报表」（合并报表、年报）；</w:t>
+              <w:t xml:space="preserve">② 公司财务数据：总资产、总负债、货币资金、流动资产与流动负债、其他应收款与其他应付款、经营活动现金流、资本支出、净利润、营业总收入等，来源CSMAR“公司研究系列—财务报表”（合并报表、年报）；</w:t>
             </w:r>
           </w:p>
           <w:p>
@@ -2932,7 +2918,7 @@
                 <w:sz w:val="21"/>
                 <w:szCs w:val="22"/>
               </w:rPr>
-              <w:t xml:space="preserve">③ 公司治理数据：第一大股东持股比例、产权性质，来源CSMAR「股东研究」十大股东文件与股权性质文件；</w:t>
+              <w:t xml:space="preserve">③ 公司治理数据：第一大股东持股比例、产权性质，来源CSMAR“股东研究”十大股东文件与股权性质文件；</w:t>
             </w:r>
           </w:p>
           <w:p>
@@ -2981,7 +2967,9 @@
           </w:p>
           <w:p>
             <w:pPr>
+              <w:keepNext/>
               <w:spacing/>
+              <w:jc w:val="center"/>
             </w:pPr>
             <w:r>
               <w:rPr>
@@ -3013,6 +3001,10 @@
               <w:gridCol w:w="1500"/>
             </w:tblGrid>
             <w:tr>
+              <w:trPr>
+                <w:cantSplit/>
+                <w:tblHeader/>
+              </w:trPr>
               <w:tc>
                 <w:tcPr>
                   <w:tcW w:type="dxa" w:w="2400"/>
@@ -3151,6 +3143,9 @@
               </w:tc>
             </w:tr>
             <w:tr>
+              <w:trPr>
+                <w:cantSplit/>
+              </w:trPr>
               <w:tc>
                 <w:tcPr>
                   <w:tcW w:type="dxa" w:w="2400"/>
@@ -3209,7 +3204,7 @@
                       <w:sz w:val="21"/>
                       <w:szCs w:val="21"/>
                     </w:rPr>
-                    <w:t xml:space="preserve">CSMAR「股东研究—十大股东」「公司研究—股权质押」子库</w:t>
+                    <w:t xml:space="preserve">CSMAR“股东研究—十大股东”“公司研究—股权质押”子库</w:t>
                   </w:r>
                 </w:p>
               </w:tc>
@@ -3240,7 +3235,7 @@
                       <w:sz w:val="21"/>
                       <w:szCs w:val="21"/>
                     </w:rPr>
-                    <w:t xml:space="preserve">从国泰安（CSMAR）数据库导出质押统计表、明细表与十大股东文件，按「股票代码—年度」构造年末质押比例</w:t>
+                    <w:t xml:space="preserve">从国泰安（CSMAR）数据库导出质押统计表、明细表与十大股东文件，按“股票代码—年度”构造年末质押比例</w:t>
                   </w:r>
                 </w:p>
               </w:tc>
@@ -3277,6 +3272,9 @@
               </w:tc>
             </w:tr>
             <w:tr>
+              <w:trPr>
+                <w:cantSplit/>
+              </w:trPr>
               <w:tc>
                 <w:tcPr>
                   <w:tcW w:type="dxa" w:w="2400"/>
@@ -3335,7 +3333,7 @@
                       <w:sz w:val="21"/>
                       <w:szCs w:val="21"/>
                     </w:rPr>
-                    <w:t xml:space="preserve">CSMAR「公司研究系列—财务报表」</w:t>
+                    <w:t xml:space="preserve">CSMAR“公司研究系列—财务报表”</w:t>
                   </w:r>
                 </w:p>
               </w:tc>
@@ -3366,7 +3364,7 @@
                       <w:sz w:val="21"/>
                       <w:szCs w:val="21"/>
                     </w:rPr>
-                    <w:t xml:space="preserve">导出合并报表年报数据，按「股票代码—年度」整理</w:t>
+                    <w:t xml:space="preserve">导出合并报表年报数据，按“股票代码—年度”整理</w:t>
                   </w:r>
                 </w:p>
               </w:tc>
@@ -3403,6 +3401,9 @@
               </w:tc>
             </w:tr>
             <w:tr>
+              <w:trPr>
+                <w:cantSplit/>
+              </w:trPr>
               <w:tc>
                 <w:tcPr>
                   <w:tcW w:type="dxa" w:w="2400"/>
@@ -3461,7 +3462,7 @@
                       <w:sz w:val="21"/>
                       <w:szCs w:val="21"/>
                     </w:rPr>
-                    <w:t xml:space="preserve">CSMAR「股东研究—十大股东」「股权性质」</w:t>
+                    <w:t xml:space="preserve">CSMAR“股东研究—十大股东”“股权性质”</w:t>
                   </w:r>
                 </w:p>
               </w:tc>
@@ -3492,7 +3493,7 @@
                       <w:sz w:val="21"/>
                       <w:szCs w:val="21"/>
                     </w:rPr>
-                    <w:t xml:space="preserve">导出后与财务数据按「股票代码—年度」匹配</w:t>
+                    <w:t xml:space="preserve">导出后与财务数据按“股票代码—年度”匹配</w:t>
                   </w:r>
                 </w:p>
               </w:tc>
@@ -3529,6 +3530,9 @@
               </w:tc>
             </w:tr>
             <w:tr>
+              <w:trPr>
+                <w:cantSplit/>
+              </w:trPr>
               <w:tc>
                 <w:tcPr>
                   <w:tcW w:type="dxa" w:w="2400"/>
@@ -3587,7 +3591,7 @@
                       <w:sz w:val="21"/>
                       <w:szCs w:val="21"/>
                     </w:rPr>
-                    <w:t xml:space="preserve">CSMAR「股票市场交易数据库」（年、月个股回报率）与「因子研究」（三因子）</w:t>
+                    <w:t xml:space="preserve">CSMAR“股票市场交易数据库”（年、月个股回报率）与“因子研究”（三因子）</w:t>
                   </w:r>
                 </w:p>
               </w:tc>
@@ -3655,6 +3659,9 @@
               </w:tc>
             </w:tr>
             <w:tr>
+              <w:trPr>
+                <w:cantSplit/>
+              </w:trPr>
               <w:tc>
                 <w:tcPr>
                   <w:tcW w:type="dxa" w:w="2400"/>
@@ -3713,7 +3720,7 @@
                       <w:sz w:val="21"/>
                       <w:szCs w:val="21"/>
                     </w:rPr>
-                    <w:t xml:space="preserve">CSMAR「公司文件」（证监会2012版行业分类、注册地省份）</w:t>
+                    <w:t xml:space="preserve">CSMAR“公司文件”（证监会2012版行业分类、注册地省份）</w:t>
                   </w:r>
                 </w:p>
               </w:tc>
@@ -3781,6 +3788,9 @@
               </w:tc>
             </w:tr>
             <w:tr>
+              <w:trPr>
+                <w:cantSplit/>
+              </w:trPr>
               <w:tc>
                 <w:tcPr>
                   <w:tcW w:type="dxa" w:w="2400"/>
@@ -3907,6 +3917,9 @@
               </w:tc>
             </w:tr>
             <w:tr>
+              <w:trPr>
+                <w:cantSplit/>
+              </w:trPr>
               <w:tc>
                 <w:tcPr>
                   <w:tcW w:type="dxa" w:w="2400"/>
@@ -4060,7 +4073,7 @@
                 <w:sz w:val="21"/>
                 <w:szCs w:val="22"/>
               </w:rPr>
-              <w:t xml:space="preserve">第 1 步：对「股东股权质押统计表」中每一出质方按变动日期累加「数量增减」，在「质押笔数」为零时归零，得到任意时点的未解押质押股数；取每年12月31日前的最后一条记录作为年末余额，按股东名称匹配「十大股东文件」中的第一大股东，除以其持股数得到Pledge，并生成Pledge_Dum与占总股本口径的Pledge_Ratio2；另以「股东股权质押情况明细表」逐笔剩余质押数量加总构造稳健性口径；</w:t>
+              <w:t xml:space="preserve">第 1 步：对“股东股权质押统计表”中每一出质方按变动日期累加“数量增减”，在“质押笔数”为零时归零，得到任意时点的未解押质押股数；取每年12月31日前的最后一条记录作为年末余额，按股东名称匹配“十大股东文件”中的第一大股东，除以其持股数得到Pledge，并生成Pledge_Dum与占总股本口径的Pledge_Ratio2；另以“股东股权质押情况明细表”逐笔剩余质押数量加总构造稳健性口径；</w:t>
             </w:r>
           </w:p>
           <w:p>
@@ -4074,7 +4087,7 @@
                 <w:sz w:val="21"/>
                 <w:szCs w:val="22"/>
               </w:rPr>
-              <w:t xml:space="preserve">第 2 步：导出同期公司财务、治理与市场交易数据，整理为「公司—年度」面板；</w:t>
+              <w:t xml:space="preserve">第 2 步：导出同期公司财务、治理与市场交易数据，整理为“公司—年度”面板；</w:t>
             </w:r>
           </w:p>
           <w:p>
@@ -4088,7 +4101,7 @@
                 <w:sz w:val="21"/>
                 <w:szCs w:val="22"/>
               </w:rPr>
-              <w:t xml:space="preserve">第 3 步：以「股票代码＋会计年度」为主键 merge 质押数据与财务、治理、市场数据，剔除金融业、ST／*ST、资不抵债及主要变量缺失的样本；</w:t>
+              <w:t xml:space="preserve">第 3 步：以“股票代码＋会计年度”为主键 merge 质押数据与财务、治理、市场数据，剔除金融业、ST／*ST、资不抵债及主要变量缺失的样本；</w:t>
             </w:r>
           </w:p>
           <w:p>
@@ -4144,7 +4157,7 @@
                 <w:sz w:val="21"/>
                 <w:szCs w:val="22"/>
               </w:rPr>
-              <w:t xml:space="preserve">截至目前，第 1—4 步与基准回归已经完成，KZ／WW 指数、PSM 匹配样本与 DID 变量将在后续检验中构造；受限货币资金、利息收入与研发投入等拓展检验所需数据将在后续补充下载。现已形成2007—2025年沪深A股非金融上市公司的公司—年度面板，样本共50,961个观测、5,161家公司。质押比例的构造经过两项交叉验证：统计表口径与明细表口径的相关系数为0.96，95%的公司—年度差异在5个百分点以内；由此得到的「是否质押」与十大股东文件中的质押标识一致率约为95%。</w:t>
+              <w:t xml:space="preserve">截至目前，第 1—4 步与基准回归已经完成，KZ／WW 指数、PSM 匹配样本与 DID 变量将在后续检验中构造；受限货币资金、利息收入与研发投入等拓展检验所需数据将在后续补充下载。现已形成2007—2025年沪深A股非金融上市公司的公司—年度面板，样本共50,961个观测、5,161家公司。质押比例的构造经过两项交叉验证：统计表口径与明细表口径的相关系数为0.96，95%的公司—年度差异在5个百分点以内；由此得到的“是否质押”与十大股东文件中的质押标识一致率约为95%。</w:t>
             </w:r>
           </w:p>
           <w:p>
@@ -4178,7 +4191,9 @@
           </w:p>
           <w:p>
             <w:pPr>
+              <w:keepNext/>
               <w:spacing/>
+              <w:jc w:val="center"/>
             </w:pPr>
             <w:r>
               <w:rPr>
@@ -4205,12 +4220,16 @@
             </w:tblPr>
             <w:tblGrid>
               <w:gridCol w:w="1300"/>
-              <w:gridCol w:w="1900"/>
-              <w:gridCol w:w="1100"/>
-              <w:gridCol w:w="3200"/>
+              <w:gridCol w:w="1700"/>
+              <w:gridCol w:w="1500"/>
+              <w:gridCol w:w="3000"/>
               <w:gridCol w:w="1500"/>
             </w:tblGrid>
             <w:tr>
+              <w:trPr>
+                <w:cantSplit/>
+                <w:tblHeader/>
+              </w:trPr>
               <w:tc>
                 <w:tcPr>
                   <w:tcW w:type="dxa" w:w="1300"/>
@@ -4247,7 +4266,7 @@
               </w:tc>
               <w:tc>
                 <w:tcPr>
-                  <w:tcW w:type="dxa" w:w="1900"/>
+                  <w:tcW w:type="dxa" w:w="1700"/>
                   <w:tcBorders>
                     <w:top w:val="single" w:color="000000" w:sz="4"/>
                     <w:left w:val="single" w:color="000000" w:sz="4"/>
@@ -4281,7 +4300,7 @@
               </w:tc>
               <w:tc>
                 <w:tcPr>
-                  <w:tcW w:type="dxa" w:w="1100"/>
+                  <w:tcW w:type="dxa" w:w="1500"/>
                   <w:tcBorders>
                     <w:top w:val="single" w:color="000000" w:sz="4"/>
                     <w:left w:val="single" w:color="000000" w:sz="4"/>
@@ -4315,7 +4334,7 @@
               </w:tc>
               <w:tc>
                 <w:tcPr>
-                  <w:tcW w:type="dxa" w:w="3200"/>
+                  <w:tcW w:type="dxa" w:w="3000"/>
                   <w:tcBorders>
                     <w:top w:val="single" w:color="000000" w:sz="4"/>
                     <w:left w:val="single" w:color="000000" w:sz="4"/>
@@ -4383,6 +4402,9 @@
               </w:tc>
             </w:tr>
             <w:tr>
+              <w:trPr>
+                <w:cantSplit/>
+              </w:trPr>
               <w:tc>
                 <w:tcPr>
                   <w:tcW w:type="dxa" w:w="1300"/>
@@ -4416,7 +4438,7 @@
               </w:tc>
               <w:tc>
                 <w:tcPr>
-                  <w:tcW w:type="dxa" w:w="1900"/>
+                  <w:tcW w:type="dxa" w:w="1700"/>
                   <w:tcBorders>
                     <w:top w:val="single" w:color="000000" w:sz="4"/>
                     <w:left w:val="single" w:color="000000" w:sz="4"/>
@@ -4447,7 +4469,7 @@
               </w:tc>
               <w:tc>
                 <w:tcPr>
-                  <w:tcW w:type="dxa" w:w="1100"/>
+                  <w:tcW w:type="dxa" w:w="1500"/>
                   <w:tcBorders>
                     <w:top w:val="single" w:color="000000" w:sz="4"/>
                     <w:left w:val="single" w:color="000000" w:sz="4"/>
@@ -4478,7 +4500,7 @@
               </w:tc>
               <w:tc>
                 <w:tcPr>
-                  <w:tcW w:type="dxa" w:w="3200"/>
+                  <w:tcW w:type="dxa" w:w="3000"/>
                   <w:tcBorders>
                     <w:top w:val="single" w:color="000000" w:sz="4"/>
                     <w:left w:val="single" w:color="000000" w:sz="4"/>
@@ -4540,6 +4562,9 @@
               </w:tc>
             </w:tr>
             <w:tr>
+              <w:trPr>
+                <w:cantSplit/>
+              </w:trPr>
               <w:tc>
                 <w:tcPr>
                   <w:tcW w:type="dxa" w:w="1300"/>
@@ -4573,7 +4598,7 @@
               </w:tc>
               <w:tc>
                 <w:tcPr>
-                  <w:tcW w:type="dxa" w:w="1900"/>
+                  <w:tcW w:type="dxa" w:w="1700"/>
                   <w:tcBorders>
                     <w:top w:val="single" w:color="000000" w:sz="4"/>
                     <w:left w:val="single" w:color="000000" w:sz="4"/>
@@ -4604,7 +4629,7 @@
               </w:tc>
               <w:tc>
                 <w:tcPr>
-                  <w:tcW w:type="dxa" w:w="1100"/>
+                  <w:tcW w:type="dxa" w:w="1500"/>
                   <w:tcBorders>
                     <w:top w:val="single" w:color="000000" w:sz="4"/>
                     <w:left w:val="single" w:color="000000" w:sz="4"/>
@@ -4635,7 +4660,7 @@
               </w:tc>
               <w:tc>
                 <w:tcPr>
-                  <w:tcW w:type="dxa" w:w="3200"/>
+                  <w:tcW w:type="dxa" w:w="3000"/>
                   <w:tcBorders>
                     <w:top w:val="single" w:color="000000" w:sz="4"/>
                     <w:left w:val="single" w:color="000000" w:sz="4"/>
@@ -4697,6 +4722,9 @@
               </w:tc>
             </w:tr>
             <w:tr>
+              <w:trPr>
+                <w:cantSplit/>
+              </w:trPr>
               <w:tc>
                 <w:tcPr>
                   <w:tcW w:type="dxa" w:w="1300"/>
@@ -4718,106 +4746,44 @@
                   <w:pPr>
                     <w:spacing w:after="40" w:line="300"/>
                   </w:pPr>
-                  <w:r>
-                    <w:rPr>
-                      <w:rFonts w:ascii="SimSun" w:cs="SimSun" w:eastAsia="SimSun" w:hAnsi="SimSun"/>
-                      <w:sz w:val="21"/>
-                      <w:szCs w:val="21"/>
-                    </w:rPr>
-                    <w:t xml:space="preserve">解释变量</w:t>
-                  </w:r>
-                </w:p>
-              </w:tc>
-              <w:tc>
-                <w:tcPr>
-                  <w:tcW w:type="dxa" w:w="1900"/>
-                  <w:tcBorders>
-                    <w:top w:val="single" w:color="000000" w:sz="4"/>
-                    <w:left w:val="single" w:color="000000" w:sz="4"/>
-                    <w:bottom w:val="single" w:color="000000" w:sz="4"/>
-                    <w:right w:val="single" w:color="000000" w:sz="4"/>
-                  </w:tcBorders>
-                  <w:tcMar>
-                    <w:top w:type="dxa" w:w="80"/>
-                    <w:left w:type="dxa" w:w="100"/>
-                    <w:bottom w:type="dxa" w:w="80"/>
-                    <w:right w:type="dxa" w:w="100"/>
-                  </w:tcMar>
-                  <w:vAlign w:val="center"/>
-                </w:tcPr>
-                <w:p>
-                  <w:pPr>
-                    <w:spacing w:after="40" w:line="300"/>
-                  </w:pPr>
-                  <w:r>
-                    <w:rPr>
-                      <w:rFonts w:ascii="SimSun" w:cs="SimSun" w:eastAsia="SimSun" w:hAnsi="SimSun"/>
-                      <w:sz w:val="21"/>
-                      <w:szCs w:val="21"/>
-                    </w:rPr>
-                    <w:t xml:space="preserve">股权质押比例</w:t>
-                  </w:r>
-                </w:p>
-              </w:tc>
-              <w:tc>
-                <w:tcPr>
-                  <w:tcW w:type="dxa" w:w="1100"/>
-                  <w:tcBorders>
-                    <w:top w:val="single" w:color="000000" w:sz="4"/>
-                    <w:left w:val="single" w:color="000000" w:sz="4"/>
-                    <w:bottom w:val="single" w:color="000000" w:sz="4"/>
-                    <w:right w:val="single" w:color="000000" w:sz="4"/>
-                  </w:tcBorders>
-                  <w:tcMar>
-                    <w:top w:type="dxa" w:w="80"/>
-                    <w:left w:type="dxa" w:w="100"/>
-                    <w:bottom w:type="dxa" w:w="80"/>
-                    <w:right w:type="dxa" w:w="100"/>
-                  </w:tcMar>
-                  <w:vAlign w:val="center"/>
-                </w:tcPr>
-                <w:p>
-                  <w:pPr>
-                    <w:spacing w:after="40" w:line="300"/>
-                  </w:pPr>
-                  <w:r>
-                    <w:rPr>
-                      <w:rFonts w:ascii="SimSun" w:cs="SimSun" w:eastAsia="SimSun" w:hAnsi="SimSun"/>
-                      <w:sz w:val="21"/>
-                      <w:szCs w:val="21"/>
-                    </w:rPr>
-                    <w:t xml:space="preserve">Pledge</w:t>
-                  </w:r>
-                </w:p>
-              </w:tc>
-              <w:tc>
-                <w:tcPr>
-                  <w:tcW w:type="dxa" w:w="3200"/>
-                  <w:tcBorders>
-                    <w:top w:val="single" w:color="000000" w:sz="4"/>
-                    <w:left w:val="single" w:color="000000" w:sz="4"/>
-                    <w:bottom w:val="single" w:color="000000" w:sz="4"/>
-                    <w:right w:val="single" w:color="000000" w:sz="4"/>
-                  </w:tcBorders>
-                  <w:tcMar>
-                    <w:top w:type="dxa" w:w="80"/>
-                    <w:left w:type="dxa" w:w="100"/>
-                    <w:bottom w:type="dxa" w:w="80"/>
-                    <w:right w:type="dxa" w:w="100"/>
-                  </w:tcMar>
-                  <w:vAlign w:val="center"/>
-                </w:tcPr>
-                <w:p>
-                  <w:pPr>
-                    <w:spacing w:after="40" w:line="300"/>
-                  </w:pPr>
-                  <w:r>
-                    <w:rPr>
-                      <w:rFonts w:ascii="SimSun" w:cs="SimSun" w:eastAsia="SimSun" w:hAnsi="SimSun"/>
-                      <w:sz w:val="21"/>
-                      <w:szCs w:val="21"/>
-                    </w:rPr>
-                    <w:t xml:space="preserve">大股东质押股数/其持股总数</w:t>
+                  <w:r/>
+                  <w:r>
+                    <w:rPr>
+                      <w:rFonts w:ascii="宋体" w:hAnsi="宋体" w:eastAsia="宋体"/>
+                      <w:sz w:val="21"/>
+                    </w:rPr>
+                    <w:t>被解释变量（替代）</w:t>
+                  </w:r>
+                </w:p>
+              </w:tc>
+              <w:tc>
+                <w:tcPr>
+                  <w:tcW w:type="dxa" w:w="1700"/>
+                  <w:tcBorders>
+                    <w:top w:val="single" w:color="000000" w:sz="4"/>
+                    <w:left w:val="single" w:color="000000" w:sz="4"/>
+                    <w:bottom w:val="single" w:color="000000" w:sz="4"/>
+                    <w:right w:val="single" w:color="000000" w:sz="4"/>
+                  </w:tcBorders>
+                  <w:tcMar>
+                    <w:top w:type="dxa" w:w="80"/>
+                    <w:left w:type="dxa" w:w="100"/>
+                    <w:bottom w:type="dxa" w:w="80"/>
+                    <w:right w:type="dxa" w:w="100"/>
+                  </w:tcMar>
+                  <w:vAlign w:val="center"/>
+                </w:tcPr>
+                <w:p>
+                  <w:pPr>
+                    <w:spacing w:after="40" w:line="300"/>
+                  </w:pPr>
+                  <w:r/>
+                  <w:r>
+                    <w:rPr>
+                      <w:rFonts w:ascii="宋体" w:hAnsi="宋体" w:eastAsia="宋体"/>
+                      <w:sz w:val="21"/>
+                    </w:rPr>
+                    <w:t>非受限现金持有</w:t>
                   </w:r>
                 </w:p>
               </w:tc>
@@ -4842,18 +4808,83 @@
                   <w:pPr>
                     <w:spacing w:after="40" w:line="300"/>
                   </w:pPr>
-                  <w:r>
-                    <w:rPr>
-                      <w:rFonts w:ascii="SimSun" w:cs="SimSun" w:eastAsia="SimSun" w:hAnsi="SimSun"/>
-                      <w:sz w:val="21"/>
-                      <w:szCs w:val="21"/>
-                    </w:rPr>
-                    <w:t xml:space="preserve">CSMAR股权质押库</w:t>
+                  <w:r/>
+                  <w:r>
+                    <w:rPr>
+                      <w:rFonts w:ascii="宋体" w:hAnsi="宋体" w:eastAsia="宋体"/>
+                      <w:sz w:val="21"/>
+                    </w:rPr>
+                    <w:t>Cash3</w:t>
+                  </w:r>
+                </w:p>
+              </w:tc>
+              <w:tc>
+                <w:tcPr>
+                  <w:tcW w:type="dxa" w:w="3000"/>
+                  <w:tcBorders>
+                    <w:top w:val="single" w:color="000000" w:sz="4"/>
+                    <w:left w:val="single" w:color="000000" w:sz="4"/>
+                    <w:bottom w:val="single" w:color="000000" w:sz="4"/>
+                    <w:right w:val="single" w:color="000000" w:sz="4"/>
+                  </w:tcBorders>
+                  <w:tcMar>
+                    <w:top w:type="dxa" w:w="80"/>
+                    <w:left w:type="dxa" w:w="100"/>
+                    <w:bottom w:type="dxa" w:w="80"/>
+                    <w:right w:type="dxa" w:w="100"/>
+                  </w:tcMar>
+                  <w:vAlign w:val="center"/>
+                </w:tcPr>
+                <w:p>
+                  <w:pPr>
+                    <w:spacing w:after="40" w:line="300"/>
+                  </w:pPr>
+                  <w:r/>
+                  <w:r>
+                    <w:rPr>
+                      <w:rFonts w:ascii="宋体" w:hAnsi="宋体" w:eastAsia="宋体"/>
+                      <w:sz w:val="21"/>
+                    </w:rPr>
+                    <w:t>（货币资金－所有权受限的货币资金）/（总资产－货币资金）</w:t>
+                  </w:r>
+                </w:p>
+              </w:tc>
+              <w:tc>
+                <w:tcPr>
+                  <w:tcW w:type="dxa" w:w="1500"/>
+                  <w:tcBorders>
+                    <w:top w:val="single" w:color="000000" w:sz="4"/>
+                    <w:left w:val="single" w:color="000000" w:sz="4"/>
+                    <w:bottom w:val="single" w:color="000000" w:sz="4"/>
+                    <w:right w:val="single" w:color="000000" w:sz="4"/>
+                  </w:tcBorders>
+                  <w:tcMar>
+                    <w:top w:type="dxa" w:w="80"/>
+                    <w:left w:type="dxa" w:w="100"/>
+                    <w:bottom w:type="dxa" w:w="80"/>
+                    <w:right w:type="dxa" w:w="100"/>
+                  </w:tcMar>
+                  <w:vAlign w:val="center"/>
+                </w:tcPr>
+                <w:p>
+                  <w:pPr>
+                    <w:spacing w:after="40" w:line="300"/>
+                  </w:pPr>
+                  <w:r/>
+                  <w:r>
+                    <w:rPr>
+                      <w:rFonts w:ascii="宋体" w:hAnsi="宋体" w:eastAsia="宋体"/>
+                      <w:sz w:val="21"/>
+                    </w:rPr>
+                    <w:t>CSMAR，被解释变量计量可靠性检验用</w:t>
                   </w:r>
                 </w:p>
               </w:tc>
             </w:tr>
             <w:tr>
+              <w:trPr>
+                <w:cantSplit/>
+              </w:trPr>
               <w:tc>
                 <w:tcPr>
                   <w:tcW w:type="dxa" w:w="1300"/>
@@ -4881,100 +4912,100 @@
                       <w:sz w:val="21"/>
                       <w:szCs w:val="21"/>
                     </w:rPr>
-                    <w:t xml:space="preserve">解释变量（替代）</w:t>
-                  </w:r>
-                </w:p>
-              </w:tc>
-              <w:tc>
-                <w:tcPr>
-                  <w:tcW w:type="dxa" w:w="1900"/>
-                  <w:tcBorders>
-                    <w:top w:val="single" w:color="000000" w:sz="4"/>
-                    <w:left w:val="single" w:color="000000" w:sz="4"/>
-                    <w:bottom w:val="single" w:color="000000" w:sz="4"/>
-                    <w:right w:val="single" w:color="000000" w:sz="4"/>
-                  </w:tcBorders>
-                  <w:tcMar>
-                    <w:top w:type="dxa" w:w="80"/>
-                    <w:left w:type="dxa" w:w="100"/>
-                    <w:bottom w:type="dxa" w:w="80"/>
-                    <w:right w:type="dxa" w:w="100"/>
-                  </w:tcMar>
-                  <w:vAlign w:val="center"/>
-                </w:tcPr>
-                <w:p>
-                  <w:pPr>
-                    <w:spacing w:after="40" w:line="300"/>
-                  </w:pPr>
-                  <w:r>
-                    <w:rPr>
-                      <w:rFonts w:ascii="SimSun" w:cs="SimSun" w:eastAsia="SimSun" w:hAnsi="SimSun"/>
-                      <w:sz w:val="21"/>
-                      <w:szCs w:val="21"/>
-                    </w:rPr>
-                    <w:t xml:space="preserve">是否存在质押</w:t>
-                  </w:r>
-                </w:p>
-              </w:tc>
-              <w:tc>
-                <w:tcPr>
-                  <w:tcW w:type="dxa" w:w="1100"/>
-                  <w:tcBorders>
-                    <w:top w:val="single" w:color="000000" w:sz="4"/>
-                    <w:left w:val="single" w:color="000000" w:sz="4"/>
-                    <w:bottom w:val="single" w:color="000000" w:sz="4"/>
-                    <w:right w:val="single" w:color="000000" w:sz="4"/>
-                  </w:tcBorders>
-                  <w:tcMar>
-                    <w:top w:type="dxa" w:w="80"/>
-                    <w:left w:type="dxa" w:w="100"/>
-                    <w:bottom w:type="dxa" w:w="80"/>
-                    <w:right w:type="dxa" w:w="100"/>
-                  </w:tcMar>
-                  <w:vAlign w:val="center"/>
-                </w:tcPr>
-                <w:p>
-                  <w:pPr>
-                    <w:spacing w:after="40" w:line="300"/>
-                  </w:pPr>
-                  <w:r>
-                    <w:rPr>
-                      <w:rFonts w:ascii="SimSun" w:cs="SimSun" w:eastAsia="SimSun" w:hAnsi="SimSun"/>
-                      <w:sz w:val="21"/>
-                      <w:szCs w:val="21"/>
-                    </w:rPr>
-                    <w:t xml:space="preserve">Pledge_Dum</w:t>
-                  </w:r>
-                </w:p>
-              </w:tc>
-              <w:tc>
-                <w:tcPr>
-                  <w:tcW w:type="dxa" w:w="3200"/>
-                  <w:tcBorders>
-                    <w:top w:val="single" w:color="000000" w:sz="4"/>
-                    <w:left w:val="single" w:color="000000" w:sz="4"/>
-                    <w:bottom w:val="single" w:color="000000" w:sz="4"/>
-                    <w:right w:val="single" w:color="000000" w:sz="4"/>
-                  </w:tcBorders>
-                  <w:tcMar>
-                    <w:top w:type="dxa" w:w="80"/>
-                    <w:left w:type="dxa" w:w="100"/>
-                    <w:bottom w:type="dxa" w:w="80"/>
-                    <w:right w:type="dxa" w:w="100"/>
-                  </w:tcMar>
-                  <w:vAlign w:val="center"/>
-                </w:tcPr>
-                <w:p>
-                  <w:pPr>
-                    <w:spacing w:after="40" w:line="300"/>
-                  </w:pPr>
-                  <w:r>
-                    <w:rPr>
-                      <w:rFonts w:ascii="SimSun" w:cs="SimSun" w:eastAsia="SimSun" w:hAnsi="SimSun"/>
-                      <w:sz w:val="21"/>
-                      <w:szCs w:val="21"/>
-                    </w:rPr>
-                    <w:t xml:space="preserve">年末大股东存在股权质押=1，否则=0</w:t>
+                    <w:t xml:space="preserve">解释变量</w:t>
+                  </w:r>
+                </w:p>
+              </w:tc>
+              <w:tc>
+                <w:tcPr>
+                  <w:tcW w:type="dxa" w:w="1700"/>
+                  <w:tcBorders>
+                    <w:top w:val="single" w:color="000000" w:sz="4"/>
+                    <w:left w:val="single" w:color="000000" w:sz="4"/>
+                    <w:bottom w:val="single" w:color="000000" w:sz="4"/>
+                    <w:right w:val="single" w:color="000000" w:sz="4"/>
+                  </w:tcBorders>
+                  <w:tcMar>
+                    <w:top w:type="dxa" w:w="80"/>
+                    <w:left w:type="dxa" w:w="100"/>
+                    <w:bottom w:type="dxa" w:w="80"/>
+                    <w:right w:type="dxa" w:w="100"/>
+                  </w:tcMar>
+                  <w:vAlign w:val="center"/>
+                </w:tcPr>
+                <w:p>
+                  <w:pPr>
+                    <w:spacing w:after="40" w:line="300"/>
+                  </w:pPr>
+                  <w:r>
+                    <w:rPr>
+                      <w:rFonts w:ascii="SimSun" w:cs="SimSun" w:eastAsia="SimSun" w:hAnsi="SimSun"/>
+                      <w:sz w:val="21"/>
+                      <w:szCs w:val="21"/>
+                    </w:rPr>
+                    <w:t xml:space="preserve">股权质押比例</w:t>
+                  </w:r>
+                </w:p>
+              </w:tc>
+              <w:tc>
+                <w:tcPr>
+                  <w:tcW w:type="dxa" w:w="1500"/>
+                  <w:tcBorders>
+                    <w:top w:val="single" w:color="000000" w:sz="4"/>
+                    <w:left w:val="single" w:color="000000" w:sz="4"/>
+                    <w:bottom w:val="single" w:color="000000" w:sz="4"/>
+                    <w:right w:val="single" w:color="000000" w:sz="4"/>
+                  </w:tcBorders>
+                  <w:tcMar>
+                    <w:top w:type="dxa" w:w="80"/>
+                    <w:left w:type="dxa" w:w="100"/>
+                    <w:bottom w:type="dxa" w:w="80"/>
+                    <w:right w:type="dxa" w:w="100"/>
+                  </w:tcMar>
+                  <w:vAlign w:val="center"/>
+                </w:tcPr>
+                <w:p>
+                  <w:pPr>
+                    <w:spacing w:after="40" w:line="300"/>
+                  </w:pPr>
+                  <w:r>
+                    <w:rPr>
+                      <w:rFonts w:ascii="SimSun" w:cs="SimSun" w:eastAsia="SimSun" w:hAnsi="SimSun"/>
+                      <w:sz w:val="21"/>
+                      <w:szCs w:val="21"/>
+                    </w:rPr>
+                    <w:t xml:space="preserve">Pledge</w:t>
+                  </w:r>
+                </w:p>
+              </w:tc>
+              <w:tc>
+                <w:tcPr>
+                  <w:tcW w:type="dxa" w:w="3000"/>
+                  <w:tcBorders>
+                    <w:top w:val="single" w:color="000000" w:sz="4"/>
+                    <w:left w:val="single" w:color="000000" w:sz="4"/>
+                    <w:bottom w:val="single" w:color="000000" w:sz="4"/>
+                    <w:right w:val="single" w:color="000000" w:sz="4"/>
+                  </w:tcBorders>
+                  <w:tcMar>
+                    <w:top w:type="dxa" w:w="80"/>
+                    <w:left w:type="dxa" w:w="100"/>
+                    <w:bottom w:type="dxa" w:w="80"/>
+                    <w:right w:type="dxa" w:w="100"/>
+                  </w:tcMar>
+                  <w:vAlign w:val="center"/>
+                </w:tcPr>
+                <w:p>
+                  <w:pPr>
+                    <w:spacing w:after="40" w:line="300"/>
+                  </w:pPr>
+                  <w:r>
+                    <w:rPr>
+                      <w:rFonts w:ascii="SimSun" w:cs="SimSun" w:eastAsia="SimSun" w:hAnsi="SimSun"/>
+                      <w:sz w:val="21"/>
+                      <w:szCs w:val="21"/>
+                    </w:rPr>
+                    <w:t xml:space="preserve">大股东质押股数/其持股总数</w:t>
                   </w:r>
                 </w:p>
               </w:tc>
@@ -5011,6 +5042,9 @@
               </w:tc>
             </w:tr>
             <w:tr>
+              <w:trPr>
+                <w:cantSplit/>
+              </w:trPr>
               <w:tc>
                 <w:tcPr>
                   <w:tcW w:type="dxa" w:w="1300"/>
@@ -5044,94 +5078,94 @@
               </w:tc>
               <w:tc>
                 <w:tcPr>
-                  <w:tcW w:type="dxa" w:w="1900"/>
-                  <w:tcBorders>
-                    <w:top w:val="single" w:color="000000" w:sz="4"/>
-                    <w:left w:val="single" w:color="000000" w:sz="4"/>
-                    <w:bottom w:val="single" w:color="000000" w:sz="4"/>
-                    <w:right w:val="single" w:color="000000" w:sz="4"/>
-                  </w:tcBorders>
-                  <w:tcMar>
-                    <w:top w:type="dxa" w:w="80"/>
-                    <w:left w:type="dxa" w:w="100"/>
-                    <w:bottom w:type="dxa" w:w="80"/>
-                    <w:right w:type="dxa" w:w="100"/>
-                  </w:tcMar>
-                  <w:vAlign w:val="center"/>
-                </w:tcPr>
-                <w:p>
-                  <w:pPr>
-                    <w:spacing w:after="40" w:line="300"/>
-                  </w:pPr>
-                  <w:r>
-                    <w:rPr>
-                      <w:rFonts w:ascii="SimSun" w:cs="SimSun" w:eastAsia="SimSun" w:hAnsi="SimSun"/>
-                      <w:sz w:val="21"/>
-                      <w:szCs w:val="21"/>
-                    </w:rPr>
-                    <w:t xml:space="preserve">质押强度</w:t>
-                  </w:r>
-                </w:p>
-              </w:tc>
-              <w:tc>
-                <w:tcPr>
-                  <w:tcW w:type="dxa" w:w="1100"/>
-                  <w:tcBorders>
-                    <w:top w:val="single" w:color="000000" w:sz="4"/>
-                    <w:left w:val="single" w:color="000000" w:sz="4"/>
-                    <w:bottom w:val="single" w:color="000000" w:sz="4"/>
-                    <w:right w:val="single" w:color="000000" w:sz="4"/>
-                  </w:tcBorders>
-                  <w:tcMar>
-                    <w:top w:type="dxa" w:w="80"/>
-                    <w:left w:type="dxa" w:w="100"/>
-                    <w:bottom w:type="dxa" w:w="80"/>
-                    <w:right w:type="dxa" w:w="100"/>
-                  </w:tcMar>
-                  <w:vAlign w:val="center"/>
-                </w:tcPr>
-                <w:p>
-                  <w:pPr>
-                    <w:spacing w:after="40" w:line="300"/>
-                  </w:pPr>
-                  <w:r>
-                    <w:rPr>
-                      <w:rFonts w:ascii="SimSun" w:cs="SimSun" w:eastAsia="SimSun" w:hAnsi="SimSun"/>
-                      <w:sz w:val="21"/>
-                      <w:szCs w:val="21"/>
-                    </w:rPr>
-                    <w:t xml:space="preserve">Pledge_Ratio2</w:t>
-                  </w:r>
-                </w:p>
-              </w:tc>
-              <w:tc>
-                <w:tcPr>
-                  <w:tcW w:type="dxa" w:w="3200"/>
-                  <w:tcBorders>
-                    <w:top w:val="single" w:color="000000" w:sz="4"/>
-                    <w:left w:val="single" w:color="000000" w:sz="4"/>
-                    <w:bottom w:val="single" w:color="000000" w:sz="4"/>
-                    <w:right w:val="single" w:color="000000" w:sz="4"/>
-                  </w:tcBorders>
-                  <w:tcMar>
-                    <w:top w:type="dxa" w:w="80"/>
-                    <w:left w:type="dxa" w:w="100"/>
-                    <w:bottom w:type="dxa" w:w="80"/>
-                    <w:right w:type="dxa" w:w="100"/>
-                  </w:tcMar>
-                  <w:vAlign w:val="center"/>
-                </w:tcPr>
-                <w:p>
-                  <w:pPr>
-                    <w:spacing w:after="40" w:line="300"/>
-                  </w:pPr>
-                  <w:r>
-                    <w:rPr>
-                      <w:rFonts w:ascii="SimSun" w:cs="SimSun" w:eastAsia="SimSun" w:hAnsi="SimSun"/>
-                      <w:sz w:val="21"/>
-                      <w:szCs w:val="21"/>
-                    </w:rPr>
-                    <w:t xml:space="preserve">大股东质押股数/公司总股本</w:t>
+                  <w:tcW w:type="dxa" w:w="1700"/>
+                  <w:tcBorders>
+                    <w:top w:val="single" w:color="000000" w:sz="4"/>
+                    <w:left w:val="single" w:color="000000" w:sz="4"/>
+                    <w:bottom w:val="single" w:color="000000" w:sz="4"/>
+                    <w:right w:val="single" w:color="000000" w:sz="4"/>
+                  </w:tcBorders>
+                  <w:tcMar>
+                    <w:top w:type="dxa" w:w="80"/>
+                    <w:left w:type="dxa" w:w="100"/>
+                    <w:bottom w:type="dxa" w:w="80"/>
+                    <w:right w:type="dxa" w:w="100"/>
+                  </w:tcMar>
+                  <w:vAlign w:val="center"/>
+                </w:tcPr>
+                <w:p>
+                  <w:pPr>
+                    <w:spacing w:after="40" w:line="300"/>
+                  </w:pPr>
+                  <w:r>
+                    <w:rPr>
+                      <w:rFonts w:ascii="SimSun" w:cs="SimSun" w:eastAsia="SimSun" w:hAnsi="SimSun"/>
+                      <w:sz w:val="21"/>
+                      <w:szCs w:val="21"/>
+                    </w:rPr>
+                    <w:t xml:space="preserve">是否存在质押</w:t>
+                  </w:r>
+                </w:p>
+              </w:tc>
+              <w:tc>
+                <w:tcPr>
+                  <w:tcW w:type="dxa" w:w="1500"/>
+                  <w:tcBorders>
+                    <w:top w:val="single" w:color="000000" w:sz="4"/>
+                    <w:left w:val="single" w:color="000000" w:sz="4"/>
+                    <w:bottom w:val="single" w:color="000000" w:sz="4"/>
+                    <w:right w:val="single" w:color="000000" w:sz="4"/>
+                  </w:tcBorders>
+                  <w:tcMar>
+                    <w:top w:type="dxa" w:w="80"/>
+                    <w:left w:type="dxa" w:w="100"/>
+                    <w:bottom w:type="dxa" w:w="80"/>
+                    <w:right w:type="dxa" w:w="100"/>
+                  </w:tcMar>
+                  <w:vAlign w:val="center"/>
+                </w:tcPr>
+                <w:p>
+                  <w:pPr>
+                    <w:spacing w:after="40" w:line="300"/>
+                  </w:pPr>
+                  <w:r>
+                    <w:rPr>
+                      <w:rFonts w:ascii="SimSun" w:cs="SimSun" w:eastAsia="SimSun" w:hAnsi="SimSun"/>
+                      <w:sz w:val="21"/>
+                      <w:szCs w:val="21"/>
+                    </w:rPr>
+                    <w:t xml:space="preserve">Pledge_Dum</w:t>
+                  </w:r>
+                </w:p>
+              </w:tc>
+              <w:tc>
+                <w:tcPr>
+                  <w:tcW w:type="dxa" w:w="3000"/>
+                  <w:tcBorders>
+                    <w:top w:val="single" w:color="000000" w:sz="4"/>
+                    <w:left w:val="single" w:color="000000" w:sz="4"/>
+                    <w:bottom w:val="single" w:color="000000" w:sz="4"/>
+                    <w:right w:val="single" w:color="000000" w:sz="4"/>
+                  </w:tcBorders>
+                  <w:tcMar>
+                    <w:top w:type="dxa" w:w="80"/>
+                    <w:left w:type="dxa" w:w="100"/>
+                    <w:bottom w:type="dxa" w:w="80"/>
+                    <w:right w:type="dxa" w:w="100"/>
+                  </w:tcMar>
+                  <w:vAlign w:val="center"/>
+                </w:tcPr>
+                <w:p>
+                  <w:pPr>
+                    <w:spacing w:after="40" w:line="300"/>
+                  </w:pPr>
+                  <w:r>
+                    <w:rPr>
+                      <w:rFonts w:ascii="SimSun" w:cs="SimSun" w:eastAsia="SimSun" w:hAnsi="SimSun"/>
+                      <w:sz w:val="21"/>
+                      <w:szCs w:val="21"/>
+                    </w:rPr>
+                    <w:t xml:space="preserve">年末大股东存在股权质押=1，否则=0</w:t>
                   </w:r>
                 </w:p>
               </w:tc>
@@ -5168,6 +5202,9 @@
               </w:tc>
             </w:tr>
             <w:tr>
+              <w:trPr>
+                <w:cantSplit/>
+              </w:trPr>
               <w:tc>
                 <w:tcPr>
                   <w:tcW w:type="dxa" w:w="1300"/>
@@ -5195,100 +5232,38 @@
                       <w:sz w:val="21"/>
                       <w:szCs w:val="21"/>
                     </w:rPr>
-                    <w:t xml:space="preserve">调节变量</w:t>
-                  </w:r>
-                </w:p>
-              </w:tc>
-              <w:tc>
-                <w:tcPr>
-                  <w:tcW w:type="dxa" w:w="1900"/>
-                  <w:tcBorders>
-                    <w:top w:val="single" w:color="000000" w:sz="4"/>
-                    <w:left w:val="single" w:color="000000" w:sz="4"/>
-                    <w:bottom w:val="single" w:color="000000" w:sz="4"/>
-                    <w:right w:val="single" w:color="000000" w:sz="4"/>
-                  </w:tcBorders>
-                  <w:tcMar>
-                    <w:top w:type="dxa" w:w="80"/>
-                    <w:left w:type="dxa" w:w="100"/>
-                    <w:bottom w:type="dxa" w:w="80"/>
-                    <w:right w:type="dxa" w:w="100"/>
-                  </w:tcMar>
-                  <w:vAlign w:val="center"/>
-                </w:tcPr>
-                <w:p>
-                  <w:pPr>
-                    <w:spacing w:after="40" w:line="300"/>
-                  </w:pPr>
-                  <w:r>
-                    <w:rPr>
-                      <w:rFonts w:ascii="SimSun" w:cs="SimSun" w:eastAsia="SimSun" w:hAnsi="SimSun"/>
-                      <w:sz w:val="21"/>
-                      <w:szCs w:val="21"/>
-                    </w:rPr>
-                    <w:t xml:space="preserve">融资约束</w:t>
-                  </w:r>
-                </w:p>
-              </w:tc>
-              <w:tc>
-                <w:tcPr>
-                  <w:tcW w:type="dxa" w:w="1100"/>
-                  <w:tcBorders>
-                    <w:top w:val="single" w:color="000000" w:sz="4"/>
-                    <w:left w:val="single" w:color="000000" w:sz="4"/>
-                    <w:bottom w:val="single" w:color="000000" w:sz="4"/>
-                    <w:right w:val="single" w:color="000000" w:sz="4"/>
-                  </w:tcBorders>
-                  <w:tcMar>
-                    <w:top w:type="dxa" w:w="80"/>
-                    <w:left w:type="dxa" w:w="100"/>
-                    <w:bottom w:type="dxa" w:w="80"/>
-                    <w:right w:type="dxa" w:w="100"/>
-                  </w:tcMar>
-                  <w:vAlign w:val="center"/>
-                </w:tcPr>
-                <w:p>
-                  <w:pPr>
-                    <w:spacing w:after="40" w:line="300"/>
-                  </w:pPr>
-                  <w:r>
-                    <w:rPr>
-                      <w:rFonts w:ascii="SimSun" w:cs="SimSun" w:eastAsia="SimSun" w:hAnsi="SimSun"/>
-                      <w:sz w:val="21"/>
-                      <w:szCs w:val="21"/>
-                    </w:rPr>
-                    <w:t xml:space="preserve">SA</w:t>
-                  </w:r>
-                </w:p>
-              </w:tc>
-              <w:tc>
-                <w:tcPr>
-                  <w:tcW w:type="dxa" w:w="3200"/>
-                  <w:tcBorders>
-                    <w:top w:val="single" w:color="000000" w:sz="4"/>
-                    <w:left w:val="single" w:color="000000" w:sz="4"/>
-                    <w:bottom w:val="single" w:color="000000" w:sz="4"/>
-                    <w:right w:val="single" w:color="000000" w:sz="4"/>
-                  </w:tcBorders>
-                  <w:tcMar>
-                    <w:top w:type="dxa" w:w="80"/>
-                    <w:left w:type="dxa" w:w="100"/>
-                    <w:bottom w:type="dxa" w:w="80"/>
-                    <w:right w:type="dxa" w:w="100"/>
-                  </w:tcMar>
-                  <w:vAlign w:val="center"/>
-                </w:tcPr>
-                <w:p>
-                  <w:pPr>
-                    <w:spacing w:after="40" w:line="300"/>
-                  </w:pPr>
-                  <w:r>
-                    <w:rPr>
-                      <w:rFonts w:ascii="SimSun" w:cs="SimSun" w:eastAsia="SimSun" w:hAnsi="SimSun"/>
-                      <w:sz w:val="21"/>
-                      <w:szCs w:val="21"/>
-                    </w:rPr>
-                    <w:t xml:space="preserve">SA=-0.737×Size+0.043×Size²-0.040×Age（Size、Age按原文截尾，保留原始符号，数值越大融资约束越强）</w:t>
+                    <w:t xml:space="preserve">解释变量（替代）</w:t>
+                  </w:r>
+                </w:p>
+              </w:tc>
+              <w:tc>
+                <w:tcPr>
+                  <w:tcW w:type="dxa" w:w="1700"/>
+                  <w:tcBorders>
+                    <w:top w:val="single" w:color="000000" w:sz="4"/>
+                    <w:left w:val="single" w:color="000000" w:sz="4"/>
+                    <w:bottom w:val="single" w:color="000000" w:sz="4"/>
+                    <w:right w:val="single" w:color="000000" w:sz="4"/>
+                  </w:tcBorders>
+                  <w:tcMar>
+                    <w:top w:type="dxa" w:w="80"/>
+                    <w:left w:type="dxa" w:w="100"/>
+                    <w:bottom w:type="dxa" w:w="80"/>
+                    <w:right w:type="dxa" w:w="100"/>
+                  </w:tcMar>
+                  <w:vAlign w:val="center"/>
+                </w:tcPr>
+                <w:p>
+                  <w:pPr>
+                    <w:spacing w:after="40" w:line="300"/>
+                  </w:pPr>
+                  <w:r>
+                    <w:rPr>
+                      <w:rFonts w:ascii="SimSun" w:cs="SimSun" w:eastAsia="SimSun" w:hAnsi="SimSun"/>
+                      <w:sz w:val="21"/>
+                      <w:szCs w:val="21"/>
+                    </w:rPr>
+                    <w:t xml:space="preserve">质押强度</w:t>
                   </w:r>
                 </w:p>
               </w:tc>
@@ -5313,18 +5288,83 @@
                   <w:pPr>
                     <w:spacing w:after="40" w:line="300"/>
                   </w:pPr>
-                  <w:r/>
-                  <w:r>
-                    <w:rPr>
-                      <w:rFonts w:ascii="宋体" w:hAnsi="宋体" w:eastAsia="宋体"/>
-                      <w:sz w:val="21"/>
-                    </w:rPr>
-                    <w:t xml:space="preserve">自行计算，公式参照Hadlock和Pierce(2010)、鞠晓生等(2013)；检验H3时以滞后一期SA在年度内分组，DID部分以2016—2017年均值固定分组（唐玮等，2019）</w:t>
+                  <w:r>
+                    <w:rPr>
+                      <w:rFonts w:ascii="SimSun" w:cs="SimSun" w:eastAsia="SimSun" w:hAnsi="SimSun"/>
+                      <w:sz w:val="21"/>
+                      <w:szCs w:val="21"/>
+                    </w:rPr>
+                    <w:t xml:space="preserve">Pledge_Ratio2</w:t>
+                  </w:r>
+                </w:p>
+              </w:tc>
+              <w:tc>
+                <w:tcPr>
+                  <w:tcW w:type="dxa" w:w="3000"/>
+                  <w:tcBorders>
+                    <w:top w:val="single" w:color="000000" w:sz="4"/>
+                    <w:left w:val="single" w:color="000000" w:sz="4"/>
+                    <w:bottom w:val="single" w:color="000000" w:sz="4"/>
+                    <w:right w:val="single" w:color="000000" w:sz="4"/>
+                  </w:tcBorders>
+                  <w:tcMar>
+                    <w:top w:type="dxa" w:w="80"/>
+                    <w:left w:type="dxa" w:w="100"/>
+                    <w:bottom w:type="dxa" w:w="80"/>
+                    <w:right w:type="dxa" w:w="100"/>
+                  </w:tcMar>
+                  <w:vAlign w:val="center"/>
+                </w:tcPr>
+                <w:p>
+                  <w:pPr>
+                    <w:spacing w:after="40" w:line="300"/>
+                  </w:pPr>
+                  <w:r>
+                    <w:rPr>
+                      <w:rFonts w:ascii="SimSun" w:cs="SimSun" w:eastAsia="SimSun" w:hAnsi="SimSun"/>
+                      <w:sz w:val="21"/>
+                      <w:szCs w:val="21"/>
+                    </w:rPr>
+                    <w:t xml:space="preserve">大股东质押股数/公司总股本</w:t>
+                  </w:r>
+                </w:p>
+              </w:tc>
+              <w:tc>
+                <w:tcPr>
+                  <w:tcW w:type="dxa" w:w="1500"/>
+                  <w:tcBorders>
+                    <w:top w:val="single" w:color="000000" w:sz="4"/>
+                    <w:left w:val="single" w:color="000000" w:sz="4"/>
+                    <w:bottom w:val="single" w:color="000000" w:sz="4"/>
+                    <w:right w:val="single" w:color="000000" w:sz="4"/>
+                  </w:tcBorders>
+                  <w:tcMar>
+                    <w:top w:type="dxa" w:w="80"/>
+                    <w:left w:type="dxa" w:w="100"/>
+                    <w:bottom w:type="dxa" w:w="80"/>
+                    <w:right w:type="dxa" w:w="100"/>
+                  </w:tcMar>
+                  <w:vAlign w:val="center"/>
+                </w:tcPr>
+                <w:p>
+                  <w:pPr>
+                    <w:spacing w:after="40" w:line="300"/>
+                  </w:pPr>
+                  <w:r>
+                    <w:rPr>
+                      <w:rFonts w:ascii="SimSun" w:cs="SimSun" w:eastAsia="SimSun" w:hAnsi="SimSun"/>
+                      <w:sz w:val="21"/>
+                      <w:szCs w:val="21"/>
+                    </w:rPr>
+                    <w:t xml:space="preserve">CSMAR股权质押库</w:t>
                   </w:r>
                 </w:p>
               </w:tc>
             </w:tr>
             <w:tr>
+              <w:trPr>
+                <w:cantSplit/>
+              </w:trPr>
               <w:tc>
                 <w:tcPr>
                   <w:tcW w:type="dxa" w:w="1300"/>
@@ -5352,13 +5392,13 @@
                       <w:sz w:val="21"/>
                       <w:szCs w:val="21"/>
                     </w:rPr>
-                    <w:t xml:space="preserve">调节变量（替代）</w:t>
-                  </w:r>
-                </w:p>
-              </w:tc>
-              <w:tc>
-                <w:tcPr>
-                  <w:tcW w:type="dxa" w:w="1900"/>
+                    <w:t xml:space="preserve">调节变量</w:t>
+                  </w:r>
+                </w:p>
+              </w:tc>
+              <w:tc>
+                <w:tcPr>
+                  <w:tcW w:type="dxa" w:w="1700"/>
                   <w:tcBorders>
                     <w:top w:val="single" w:color="000000" w:sz="4"/>
                     <w:left w:val="single" w:color="000000" w:sz="4"/>
@@ -5389,68 +5429,6 @@
               </w:tc>
               <w:tc>
                 <w:tcPr>
-                  <w:tcW w:type="dxa" w:w="1100"/>
-                  <w:tcBorders>
-                    <w:top w:val="single" w:color="000000" w:sz="4"/>
-                    <w:left w:val="single" w:color="000000" w:sz="4"/>
-                    <w:bottom w:val="single" w:color="000000" w:sz="4"/>
-                    <w:right w:val="single" w:color="000000" w:sz="4"/>
-                  </w:tcBorders>
-                  <w:tcMar>
-                    <w:top w:type="dxa" w:w="80"/>
-                    <w:left w:type="dxa" w:w="100"/>
-                    <w:bottom w:type="dxa" w:w="80"/>
-                    <w:right w:type="dxa" w:w="100"/>
-                  </w:tcMar>
-                  <w:vAlign w:val="center"/>
-                </w:tcPr>
-                <w:p>
-                  <w:pPr>
-                    <w:spacing w:after="40" w:line="300"/>
-                  </w:pPr>
-                  <w:r>
-                    <w:rPr>
-                      <w:rFonts w:ascii="SimSun" w:cs="SimSun" w:eastAsia="SimSun" w:hAnsi="SimSun"/>
-                      <w:sz w:val="21"/>
-                      <w:szCs w:val="21"/>
-                    </w:rPr>
-                    <w:t xml:space="preserve">KZ／WW</w:t>
-                  </w:r>
-                </w:p>
-              </w:tc>
-              <w:tc>
-                <w:tcPr>
-                  <w:tcW w:type="dxa" w:w="3200"/>
-                  <w:tcBorders>
-                    <w:top w:val="single" w:color="000000" w:sz="4"/>
-                    <w:left w:val="single" w:color="000000" w:sz="4"/>
-                    <w:bottom w:val="single" w:color="000000" w:sz="4"/>
-                    <w:right w:val="single" w:color="000000" w:sz="4"/>
-                  </w:tcBorders>
-                  <w:tcMar>
-                    <w:top w:type="dxa" w:w="80"/>
-                    <w:left w:type="dxa" w:w="100"/>
-                    <w:bottom w:type="dxa" w:w="80"/>
-                    <w:right w:type="dxa" w:w="100"/>
-                  </w:tcMar>
-                  <w:vAlign w:val="center"/>
-                </w:tcPr>
-                <w:p>
-                  <w:pPr>
-                    <w:spacing w:after="40" w:line="300"/>
-                  </w:pPr>
-                  <w:r>
-                    <w:rPr>
-                      <w:rFonts w:ascii="SimSun" w:cs="SimSun" w:eastAsia="SimSun" w:hAnsi="SimSun"/>
-                      <w:sz w:val="21"/>
-                      <w:szCs w:val="21"/>
-                    </w:rPr>
-                    <w:t xml:space="preserve">KZ：Kaplan和Zingales(1997)五变量排序打分法，基于中国样本重新估计系数；WW：Whited和Wu(2006)六变量指数</w:t>
-                  </w:r>
-                </w:p>
-              </w:tc>
-              <w:tc>
-                <w:tcPr>
                   <w:tcW w:type="dxa" w:w="1500"/>
                   <w:tcBorders>
                     <w:top w:val="single" w:color="000000" w:sz="4"/>
@@ -5476,12 +5454,77 @@
                       <w:sz w:val="21"/>
                       <w:szCs w:val="21"/>
                     </w:rPr>
-                    <w:t xml:space="preserve">自行计算，稳健性检验用</w:t>
+                    <w:t xml:space="preserve">SA</w:t>
+                  </w:r>
+                </w:p>
+              </w:tc>
+              <w:tc>
+                <w:tcPr>
+                  <w:tcW w:type="dxa" w:w="3000"/>
+                  <w:tcBorders>
+                    <w:top w:val="single" w:color="000000" w:sz="4"/>
+                    <w:left w:val="single" w:color="000000" w:sz="4"/>
+                    <w:bottom w:val="single" w:color="000000" w:sz="4"/>
+                    <w:right w:val="single" w:color="000000" w:sz="4"/>
+                  </w:tcBorders>
+                  <w:tcMar>
+                    <w:top w:type="dxa" w:w="80"/>
+                    <w:left w:type="dxa" w:w="100"/>
+                    <w:bottom w:type="dxa" w:w="80"/>
+                    <w:right w:type="dxa" w:w="100"/>
+                  </w:tcMar>
+                  <w:vAlign w:val="center"/>
+                </w:tcPr>
+                <w:p>
+                  <w:pPr>
+                    <w:spacing w:after="40" w:line="300"/>
+                  </w:pPr>
+                  <w:r>
+                    <w:rPr>
+                      <w:rFonts w:ascii="SimSun" w:cs="SimSun" w:eastAsia="SimSun" w:hAnsi="SimSun"/>
+                      <w:sz w:val="21"/>
+                      <w:szCs w:val="21"/>
+                    </w:rPr>
+                    <w:t xml:space="preserve">SA=−0.737×Size+0.043×Size²−0.040×Age（Size、Age按原文截尾，保留原始符号，数值越大融资约束越强）；检验H3时以滞后一期SA在年度内分组，DID部分以2016—2017年均值固定分组（唐玮等，2019）</w:t>
+                  </w:r>
+                </w:p>
+              </w:tc>
+              <w:tc>
+                <w:tcPr>
+                  <w:tcW w:type="dxa" w:w="1500"/>
+                  <w:tcBorders>
+                    <w:top w:val="single" w:color="000000" w:sz="4"/>
+                    <w:left w:val="single" w:color="000000" w:sz="4"/>
+                    <w:bottom w:val="single" w:color="000000" w:sz="4"/>
+                    <w:right w:val="single" w:color="000000" w:sz="4"/>
+                  </w:tcBorders>
+                  <w:tcMar>
+                    <w:top w:type="dxa" w:w="80"/>
+                    <w:left w:type="dxa" w:w="100"/>
+                    <w:bottom w:type="dxa" w:w="80"/>
+                    <w:right w:type="dxa" w:w="100"/>
+                  </w:tcMar>
+                  <w:vAlign w:val="center"/>
+                </w:tcPr>
+                <w:p>
+                  <w:pPr>
+                    <w:spacing w:after="40" w:line="300"/>
+                  </w:pPr>
+                  <w:r/>
+                  <w:r>
+                    <w:rPr>
+                      <w:rFonts w:ascii="宋体" w:hAnsi="宋体" w:eastAsia="宋体"/>
+                      <w:sz w:val="21"/>
+                    </w:rPr>
+                    <w:t xml:space="preserve">自行计算，参照Hadlock和Pierce（2010）、鞠晓生等（2013）</w:t>
                   </w:r>
                 </w:p>
               </w:tc>
             </w:tr>
             <w:tr>
+              <w:trPr>
+                <w:cantSplit/>
+              </w:trPr>
               <w:tc>
                 <w:tcPr>
                   <w:tcW w:type="dxa" w:w="1300"/>
@@ -5509,100 +5552,38 @@
                       <w:sz w:val="21"/>
                       <w:szCs w:val="21"/>
                     </w:rPr>
-                    <w:t xml:space="preserve">政策变量</w:t>
-                  </w:r>
-                </w:p>
-              </w:tc>
-              <w:tc>
-                <w:tcPr>
-                  <w:tcW w:type="dxa" w:w="1900"/>
-                  <w:tcBorders>
-                    <w:top w:val="single" w:color="000000" w:sz="4"/>
-                    <w:left w:val="single" w:color="000000" w:sz="4"/>
-                    <w:bottom w:val="single" w:color="000000" w:sz="4"/>
-                    <w:right w:val="single" w:color="000000" w:sz="4"/>
-                  </w:tcBorders>
-                  <w:tcMar>
-                    <w:top w:type="dxa" w:w="80"/>
-                    <w:left w:type="dxa" w:w="100"/>
-                    <w:bottom w:type="dxa" w:w="80"/>
-                    <w:right w:type="dxa" w:w="100"/>
-                  </w:tcMar>
-                  <w:vAlign w:val="center"/>
-                </w:tcPr>
-                <w:p>
-                  <w:pPr>
-                    <w:spacing w:after="40" w:line="300"/>
-                  </w:pPr>
-                  <w:r>
-                    <w:rPr>
-                      <w:rFonts w:ascii="SimSun" w:cs="SimSun" w:eastAsia="SimSun" w:hAnsi="SimSun"/>
-                      <w:sz w:val="21"/>
-                      <w:szCs w:val="21"/>
-                    </w:rPr>
-                    <w:t xml:space="preserve">处理强度</w:t>
-                  </w:r>
-                </w:p>
-              </w:tc>
-              <w:tc>
-                <w:tcPr>
-                  <w:tcW w:type="dxa" w:w="1100"/>
-                  <w:tcBorders>
-                    <w:top w:val="single" w:color="000000" w:sz="4"/>
-                    <w:left w:val="single" w:color="000000" w:sz="4"/>
-                    <w:bottom w:val="single" w:color="000000" w:sz="4"/>
-                    <w:right w:val="single" w:color="000000" w:sz="4"/>
-                  </w:tcBorders>
-                  <w:tcMar>
-                    <w:top w:type="dxa" w:w="80"/>
-                    <w:left w:type="dxa" w:w="100"/>
-                    <w:bottom w:type="dxa" w:w="80"/>
-                    <w:right w:type="dxa" w:w="100"/>
-                  </w:tcMar>
-                  <w:vAlign w:val="center"/>
-                </w:tcPr>
-                <w:p>
-                  <w:pPr>
-                    <w:spacing w:after="40" w:line="300"/>
-                  </w:pPr>
-                  <w:r>
-                    <w:rPr>
-                      <w:rFonts w:ascii="SimSun" w:cs="SimSun" w:eastAsia="SimSun" w:hAnsi="SimSun"/>
-                      <w:sz w:val="21"/>
-                      <w:szCs w:val="21"/>
-                    </w:rPr>
-                    <w:t xml:space="preserve">PledgePre</w:t>
-                  </w:r>
-                </w:p>
-              </w:tc>
-              <w:tc>
-                <w:tcPr>
-                  <w:tcW w:type="dxa" w:w="3200"/>
-                  <w:tcBorders>
-                    <w:top w:val="single" w:color="000000" w:sz="4"/>
-                    <w:left w:val="single" w:color="000000" w:sz="4"/>
-                    <w:bottom w:val="single" w:color="000000" w:sz="4"/>
-                    <w:right w:val="single" w:color="000000" w:sz="4"/>
-                  </w:tcBorders>
-                  <w:tcMar>
-                    <w:top w:type="dxa" w:w="80"/>
-                    <w:left w:type="dxa" w:w="100"/>
-                    <w:bottom w:type="dxa" w:w="80"/>
-                    <w:right w:type="dxa" w:w="100"/>
-                  </w:tcMar>
-                  <w:vAlign w:val="center"/>
-                </w:tcPr>
-                <w:p>
-                  <w:pPr>
-                    <w:spacing w:after="40" w:line="300"/>
-                  </w:pPr>
-                  <w:r>
-                    <w:rPr>
-                      <w:rFonts w:ascii="SimSun" w:cs="SimSun" w:eastAsia="SimSun" w:hAnsi="SimSun"/>
-                      <w:sz w:val="21"/>
-                      <w:szCs w:val="21"/>
-                    </w:rPr>
-                    <w:t xml:space="preserve">新规实施前（2016—2017年）大股东平均质押比例（连续变量）；稳健性检验中以是否高于样本中位数定义二值变量Treat</w:t>
+                    <w:t xml:space="preserve">调节变量（替代）</w:t>
+                  </w:r>
+                </w:p>
+              </w:tc>
+              <w:tc>
+                <w:tcPr>
+                  <w:tcW w:type="dxa" w:w="1700"/>
+                  <w:tcBorders>
+                    <w:top w:val="single" w:color="000000" w:sz="4"/>
+                    <w:left w:val="single" w:color="000000" w:sz="4"/>
+                    <w:bottom w:val="single" w:color="000000" w:sz="4"/>
+                    <w:right w:val="single" w:color="000000" w:sz="4"/>
+                  </w:tcBorders>
+                  <w:tcMar>
+                    <w:top w:type="dxa" w:w="80"/>
+                    <w:left w:type="dxa" w:w="100"/>
+                    <w:bottom w:type="dxa" w:w="80"/>
+                    <w:right w:type="dxa" w:w="100"/>
+                  </w:tcMar>
+                  <w:vAlign w:val="center"/>
+                </w:tcPr>
+                <w:p>
+                  <w:pPr>
+                    <w:spacing w:after="40" w:line="300"/>
+                  </w:pPr>
+                  <w:r>
+                    <w:rPr>
+                      <w:rFonts w:ascii="SimSun" w:cs="SimSun" w:eastAsia="SimSun" w:hAnsi="SimSun"/>
+                      <w:sz w:val="21"/>
+                      <w:szCs w:val="21"/>
+                    </w:rPr>
+                    <w:t xml:space="preserve">融资约束</w:t>
                   </w:r>
                 </w:p>
               </w:tc>
@@ -5633,12 +5614,77 @@
                       <w:sz w:val="21"/>
                       <w:szCs w:val="21"/>
                     </w:rPr>
-                    <w:t xml:space="preserve">自行构造</w:t>
+                    <w:t xml:space="preserve">KZ／WW</w:t>
+                  </w:r>
+                </w:p>
+              </w:tc>
+              <w:tc>
+                <w:tcPr>
+                  <w:tcW w:type="dxa" w:w="3000"/>
+                  <w:tcBorders>
+                    <w:top w:val="single" w:color="000000" w:sz="4"/>
+                    <w:left w:val="single" w:color="000000" w:sz="4"/>
+                    <w:bottom w:val="single" w:color="000000" w:sz="4"/>
+                    <w:right w:val="single" w:color="000000" w:sz="4"/>
+                  </w:tcBorders>
+                  <w:tcMar>
+                    <w:top w:type="dxa" w:w="80"/>
+                    <w:left w:type="dxa" w:w="100"/>
+                    <w:bottom w:type="dxa" w:w="80"/>
+                    <w:right w:type="dxa" w:w="100"/>
+                  </w:tcMar>
+                  <w:vAlign w:val="center"/>
+                </w:tcPr>
+                <w:p>
+                  <w:pPr>
+                    <w:spacing w:after="40" w:line="300"/>
+                  </w:pPr>
+                  <w:r>
+                    <w:rPr>
+                      <w:rFonts w:ascii="SimSun" w:cs="SimSun" w:eastAsia="SimSun" w:hAnsi="SimSun"/>
+                      <w:sz w:val="21"/>
+                      <w:szCs w:val="21"/>
+                    </w:rPr>
+                    <w:t xml:space="preserve">KZ：Kaplan和Zingales（1997）五变量排序打分法，基于中国样本重新估计系数；WW：Whited和Wu（2006）六变量指数</w:t>
+                  </w:r>
+                </w:p>
+              </w:tc>
+              <w:tc>
+                <w:tcPr>
+                  <w:tcW w:type="dxa" w:w="1500"/>
+                  <w:tcBorders>
+                    <w:top w:val="single" w:color="000000" w:sz="4"/>
+                    <w:left w:val="single" w:color="000000" w:sz="4"/>
+                    <w:bottom w:val="single" w:color="000000" w:sz="4"/>
+                    <w:right w:val="single" w:color="000000" w:sz="4"/>
+                  </w:tcBorders>
+                  <w:tcMar>
+                    <w:top w:type="dxa" w:w="80"/>
+                    <w:left w:type="dxa" w:w="100"/>
+                    <w:bottom w:type="dxa" w:w="80"/>
+                    <w:right w:type="dxa" w:w="100"/>
+                  </w:tcMar>
+                  <w:vAlign w:val="center"/>
+                </w:tcPr>
+                <w:p>
+                  <w:pPr>
+                    <w:spacing w:after="40" w:line="300"/>
+                  </w:pPr>
+                  <w:r>
+                    <w:rPr>
+                      <w:rFonts w:ascii="SimSun" w:cs="SimSun" w:eastAsia="SimSun" w:hAnsi="SimSun"/>
+                      <w:sz w:val="21"/>
+                      <w:szCs w:val="21"/>
+                    </w:rPr>
+                    <w:t xml:space="preserve">自行计算，稳健性检验用</w:t>
                   </w:r>
                 </w:p>
               </w:tc>
             </w:tr>
             <w:tr>
+              <w:trPr>
+                <w:cantSplit/>
+              </w:trPr>
               <w:tc>
                 <w:tcPr>
                   <w:tcW w:type="dxa" w:w="1300"/>
@@ -5660,106 +5706,44 @@
                   <w:pPr>
                     <w:spacing w:after="40" w:line="300"/>
                   </w:pPr>
-                  <w:r>
-                    <w:rPr>
-                      <w:rFonts w:ascii="SimSun" w:cs="SimSun" w:eastAsia="SimSun" w:hAnsi="SimSun"/>
-                      <w:sz w:val="21"/>
-                      <w:szCs w:val="21"/>
-                    </w:rPr>
-                    <w:t xml:space="preserve">政策变量</w:t>
-                  </w:r>
-                </w:p>
-              </w:tc>
-              <w:tc>
-                <w:tcPr>
-                  <w:tcW w:type="dxa" w:w="1900"/>
-                  <w:tcBorders>
-                    <w:top w:val="single" w:color="000000" w:sz="4"/>
-                    <w:left w:val="single" w:color="000000" w:sz="4"/>
-                    <w:bottom w:val="single" w:color="000000" w:sz="4"/>
-                    <w:right w:val="single" w:color="000000" w:sz="4"/>
-                  </w:tcBorders>
-                  <w:tcMar>
-                    <w:top w:type="dxa" w:w="80"/>
-                    <w:left w:type="dxa" w:w="100"/>
-                    <w:bottom w:type="dxa" w:w="80"/>
-                    <w:right w:type="dxa" w:w="100"/>
-                  </w:tcMar>
-                  <w:vAlign w:val="center"/>
-                </w:tcPr>
-                <w:p>
-                  <w:pPr>
-                    <w:spacing w:after="40" w:line="300"/>
-                  </w:pPr>
-                  <w:r>
-                    <w:rPr>
-                      <w:rFonts w:ascii="SimSun" w:cs="SimSun" w:eastAsia="SimSun" w:hAnsi="SimSun"/>
-                      <w:sz w:val="21"/>
-                      <w:szCs w:val="21"/>
-                    </w:rPr>
-                    <w:t xml:space="preserve">政策时点虚拟变量</w:t>
-                  </w:r>
-                </w:p>
-              </w:tc>
-              <w:tc>
-                <w:tcPr>
-                  <w:tcW w:type="dxa" w:w="1100"/>
-                  <w:tcBorders>
-                    <w:top w:val="single" w:color="000000" w:sz="4"/>
-                    <w:left w:val="single" w:color="000000" w:sz="4"/>
-                    <w:bottom w:val="single" w:color="000000" w:sz="4"/>
-                    <w:right w:val="single" w:color="000000" w:sz="4"/>
-                  </w:tcBorders>
-                  <w:tcMar>
-                    <w:top w:type="dxa" w:w="80"/>
-                    <w:left w:type="dxa" w:w="100"/>
-                    <w:bottom w:type="dxa" w:w="80"/>
-                    <w:right w:type="dxa" w:w="100"/>
-                  </w:tcMar>
-                  <w:vAlign w:val="center"/>
-                </w:tcPr>
-                <w:p>
-                  <w:pPr>
-                    <w:spacing w:after="40" w:line="300"/>
-                  </w:pPr>
-                  <w:r>
-                    <w:rPr>
-                      <w:rFonts w:ascii="SimSun" w:cs="SimSun" w:eastAsia="SimSun" w:hAnsi="SimSun"/>
-                      <w:sz w:val="21"/>
-                      <w:szCs w:val="21"/>
-                    </w:rPr>
-                    <w:t xml:space="preserve">Post</w:t>
-                  </w:r>
-                </w:p>
-              </w:tc>
-              <w:tc>
-                <w:tcPr>
-                  <w:tcW w:type="dxa" w:w="3200"/>
-                  <w:tcBorders>
-                    <w:top w:val="single" w:color="000000" w:sz="4"/>
-                    <w:left w:val="single" w:color="000000" w:sz="4"/>
-                    <w:bottom w:val="single" w:color="000000" w:sz="4"/>
-                    <w:right w:val="single" w:color="000000" w:sz="4"/>
-                  </w:tcBorders>
-                  <w:tcMar>
-                    <w:top w:type="dxa" w:w="80"/>
-                    <w:left w:type="dxa" w:w="100"/>
-                    <w:bottom w:type="dxa" w:w="80"/>
-                    <w:right w:type="dxa" w:w="100"/>
-                  </w:tcMar>
-                  <w:vAlign w:val="center"/>
-                </w:tcPr>
-                <w:p>
-                  <w:pPr>
-                    <w:spacing w:after="40" w:line="300"/>
-                  </w:pPr>
-                  <w:r>
-                    <w:rPr>
-                      <w:rFonts w:ascii="SimSun" w:cs="SimSun" w:eastAsia="SimSun" w:hAnsi="SimSun"/>
-                      <w:sz w:val="21"/>
-                      <w:szCs w:val="21"/>
-                    </w:rPr>
-                    <w:t xml:space="preserve">观测年度≥2018年=1，否则=0</w:t>
+                  <w:r/>
+                  <w:r>
+                    <w:rPr>
+                      <w:rFonts w:ascii="宋体" w:hAnsi="宋体" w:eastAsia="宋体"/>
+                      <w:sz w:val="21"/>
+                    </w:rPr>
+                    <w:t>机制变量</w:t>
+                  </w:r>
+                </w:p>
+              </w:tc>
+              <w:tc>
+                <w:tcPr>
+                  <w:tcW w:type="dxa" w:w="1700"/>
+                  <w:tcBorders>
+                    <w:top w:val="single" w:color="000000" w:sz="4"/>
+                    <w:left w:val="single" w:color="000000" w:sz="4"/>
+                    <w:bottom w:val="single" w:color="000000" w:sz="4"/>
+                    <w:right w:val="single" w:color="000000" w:sz="4"/>
+                  </w:tcBorders>
+                  <w:tcMar>
+                    <w:top w:type="dxa" w:w="80"/>
+                    <w:left w:type="dxa" w:w="100"/>
+                    <w:bottom w:type="dxa" w:w="80"/>
+                    <w:right w:type="dxa" w:w="100"/>
+                  </w:tcMar>
+                  <w:vAlign w:val="center"/>
+                </w:tcPr>
+                <w:p>
+                  <w:pPr>
+                    <w:spacing w:after="40" w:line="300"/>
+                  </w:pPr>
+                  <w:r/>
+                  <w:r>
+                    <w:rPr>
+                      <w:rFonts w:ascii="宋体" w:hAnsi="宋体" w:eastAsia="宋体"/>
+                      <w:sz w:val="21"/>
+                    </w:rPr>
+                    <w:t>控股股东资金净占用</w:t>
                   </w:r>
                 </w:p>
               </w:tc>
@@ -5784,18 +5768,83 @@
                   <w:pPr>
                     <w:spacing w:after="40" w:line="300"/>
                   </w:pPr>
-                  <w:r>
-                    <w:rPr>
-                      <w:rFonts w:ascii="SimSun" w:cs="SimSun" w:eastAsia="SimSun" w:hAnsi="SimSun"/>
-                      <w:sz w:val="21"/>
-                      <w:szCs w:val="21"/>
-                    </w:rPr>
-                    <w:t xml:space="preserve">自行构造</w:t>
+                  <w:r/>
+                  <w:r>
+                    <w:rPr>
+                      <w:rFonts w:ascii="宋体" w:hAnsi="宋体" w:eastAsia="宋体"/>
+                      <w:sz w:val="21"/>
+                    </w:rPr>
+                    <w:t>OREC</w:t>
+                  </w:r>
+                </w:p>
+              </w:tc>
+              <w:tc>
+                <w:tcPr>
+                  <w:tcW w:type="dxa" w:w="3000"/>
+                  <w:tcBorders>
+                    <w:top w:val="single" w:color="000000" w:sz="4"/>
+                    <w:left w:val="single" w:color="000000" w:sz="4"/>
+                    <w:bottom w:val="single" w:color="000000" w:sz="4"/>
+                    <w:right w:val="single" w:color="000000" w:sz="4"/>
+                  </w:tcBorders>
+                  <w:tcMar>
+                    <w:top w:type="dxa" w:w="80"/>
+                    <w:left w:type="dxa" w:w="100"/>
+                    <w:bottom w:type="dxa" w:w="80"/>
+                    <w:right w:type="dxa" w:w="100"/>
+                  </w:tcMar>
+                  <w:vAlign w:val="center"/>
+                </w:tcPr>
+                <w:p>
+                  <w:pPr>
+                    <w:spacing w:after="40" w:line="300"/>
+                  </w:pPr>
+                  <w:r/>
+                  <w:r>
+                    <w:rPr>
+                      <w:rFonts w:ascii="宋体" w:hAnsi="宋体" w:eastAsia="宋体"/>
+                      <w:sz w:val="21"/>
+                    </w:rPr>
+                    <w:t>（其他应收款－其他应付款）/总资产，再减去同行业同年度均值</w:t>
+                  </w:r>
+                </w:p>
+              </w:tc>
+              <w:tc>
+                <w:tcPr>
+                  <w:tcW w:type="dxa" w:w="1500"/>
+                  <w:tcBorders>
+                    <w:top w:val="single" w:color="000000" w:sz="4"/>
+                    <w:left w:val="single" w:color="000000" w:sz="4"/>
+                    <w:bottom w:val="single" w:color="000000" w:sz="4"/>
+                    <w:right w:val="single" w:color="000000" w:sz="4"/>
+                  </w:tcBorders>
+                  <w:tcMar>
+                    <w:top w:type="dxa" w:w="80"/>
+                    <w:left w:type="dxa" w:w="100"/>
+                    <w:bottom w:type="dxa" w:w="80"/>
+                    <w:right w:type="dxa" w:w="100"/>
+                  </w:tcMar>
+                  <w:vAlign w:val="center"/>
+                </w:tcPr>
+                <w:p>
+                  <w:pPr>
+                    <w:spacing w:after="40" w:line="300"/>
+                  </w:pPr>
+                  <w:r/>
+                  <w:r>
+                    <w:rPr>
+                      <w:rFonts w:ascii="宋体" w:hAnsi="宋体" w:eastAsia="宋体"/>
+                      <w:sz w:val="21"/>
+                    </w:rPr>
+                    <w:t>CSMAR，参照Jiang等（2010）、毛捷和管星华（2022）</w:t>
                   </w:r>
                 </w:p>
               </w:tc>
             </w:tr>
             <w:tr>
+              <w:trPr>
+                <w:cantSplit/>
+              </w:trPr>
               <w:tc>
                 <w:tcPr>
                   <w:tcW w:type="dxa" w:w="1300"/>
@@ -5817,106 +5866,44 @@
                   <w:pPr>
                     <w:spacing w:after="40" w:line="300"/>
                   </w:pPr>
-                  <w:r>
-                    <w:rPr>
-                      <w:rFonts w:ascii="SimSun" w:cs="SimSun" w:eastAsia="SimSun" w:hAnsi="SimSun"/>
-                      <w:sz w:val="21"/>
-                      <w:szCs w:val="21"/>
-                    </w:rPr>
-                    <w:t xml:space="preserve">政策变量</w:t>
-                  </w:r>
-                </w:p>
-              </w:tc>
-              <w:tc>
-                <w:tcPr>
-                  <w:tcW w:type="dxa" w:w="1900"/>
-                  <w:tcBorders>
-                    <w:top w:val="single" w:color="000000" w:sz="4"/>
-                    <w:left w:val="single" w:color="000000" w:sz="4"/>
-                    <w:bottom w:val="single" w:color="000000" w:sz="4"/>
-                    <w:right w:val="single" w:color="000000" w:sz="4"/>
-                  </w:tcBorders>
-                  <w:tcMar>
-                    <w:top w:type="dxa" w:w="80"/>
-                    <w:left w:type="dxa" w:w="100"/>
-                    <w:bottom w:type="dxa" w:w="80"/>
-                    <w:right w:type="dxa" w:w="100"/>
-                  </w:tcMar>
-                  <w:vAlign w:val="center"/>
-                </w:tcPr>
-                <w:p>
-                  <w:pPr>
-                    <w:spacing w:after="40" w:line="300"/>
-                  </w:pPr>
-                  <w:r>
-                    <w:rPr>
-                      <w:rFonts w:ascii="SimSun" w:cs="SimSun" w:eastAsia="SimSun" w:hAnsi="SimSun"/>
-                      <w:sz w:val="21"/>
-                      <w:szCs w:val="21"/>
-                    </w:rPr>
-                    <w:t xml:space="preserve">双重差分项</w:t>
-                  </w:r>
-                </w:p>
-              </w:tc>
-              <w:tc>
-                <w:tcPr>
-                  <w:tcW w:type="dxa" w:w="1100"/>
-                  <w:tcBorders>
-                    <w:top w:val="single" w:color="000000" w:sz="4"/>
-                    <w:left w:val="single" w:color="000000" w:sz="4"/>
-                    <w:bottom w:val="single" w:color="000000" w:sz="4"/>
-                    <w:right w:val="single" w:color="000000" w:sz="4"/>
-                  </w:tcBorders>
-                  <w:tcMar>
-                    <w:top w:type="dxa" w:w="80"/>
-                    <w:left w:type="dxa" w:w="100"/>
-                    <w:bottom w:type="dxa" w:w="80"/>
-                    <w:right w:type="dxa" w:w="100"/>
-                  </w:tcMar>
-                  <w:vAlign w:val="center"/>
-                </w:tcPr>
-                <w:p>
-                  <w:pPr>
-                    <w:spacing w:after="40" w:line="300"/>
-                  </w:pPr>
-                  <w:r>
-                    <w:rPr>
-                      <w:rFonts w:ascii="SimSun" w:cs="SimSun" w:eastAsia="SimSun" w:hAnsi="SimSun"/>
-                      <w:sz w:val="21"/>
-                      <w:szCs w:val="21"/>
-                    </w:rPr>
-                    <w:t xml:space="preserve">PledgePre×Post</w:t>
-                  </w:r>
-                </w:p>
-              </w:tc>
-              <w:tc>
-                <w:tcPr>
-                  <w:tcW w:type="dxa" w:w="3200"/>
-                  <w:tcBorders>
-                    <w:top w:val="single" w:color="000000" w:sz="4"/>
-                    <w:left w:val="single" w:color="000000" w:sz="4"/>
-                    <w:bottom w:val="single" w:color="000000" w:sz="4"/>
-                    <w:right w:val="single" w:color="000000" w:sz="4"/>
-                  </w:tcBorders>
-                  <w:tcMar>
-                    <w:top w:type="dxa" w:w="80"/>
-                    <w:left w:type="dxa" w:w="100"/>
-                    <w:bottom w:type="dxa" w:w="80"/>
-                    <w:right w:type="dxa" w:w="100"/>
-                  </w:tcMar>
-                  <w:vAlign w:val="center"/>
-                </w:tcPr>
-                <w:p>
-                  <w:pPr>
-                    <w:spacing w:after="40" w:line="300"/>
-                  </w:pPr>
-                  <w:r>
-                    <w:rPr>
-                      <w:rFonts w:ascii="SimSun" w:cs="SimSun" w:eastAsia="SimSun" w:hAnsi="SimSun"/>
-                      <w:sz w:val="21"/>
-                      <w:szCs w:val="21"/>
-                    </w:rPr>
-                    <w:t xml:space="preserve">处理强度与政策时点虚拟变量的交乘项</w:t>
+                  <w:r/>
+                  <w:r>
+                    <w:rPr>
+                      <w:rFonts w:ascii="宋体" w:hAnsi="宋体" w:eastAsia="宋体"/>
+                      <w:sz w:val="21"/>
+                    </w:rPr>
+                    <w:t>机制变量</w:t>
+                  </w:r>
+                </w:p>
+              </w:tc>
+              <w:tc>
+                <w:tcPr>
+                  <w:tcW w:type="dxa" w:w="1700"/>
+                  <w:tcBorders>
+                    <w:top w:val="single" w:color="000000" w:sz="4"/>
+                    <w:left w:val="single" w:color="000000" w:sz="4"/>
+                    <w:bottom w:val="single" w:color="000000" w:sz="4"/>
+                    <w:right w:val="single" w:color="000000" w:sz="4"/>
+                  </w:tcBorders>
+                  <w:tcMar>
+                    <w:top w:type="dxa" w:w="80"/>
+                    <w:left w:type="dxa" w:w="100"/>
+                    <w:bottom w:type="dxa" w:w="80"/>
+                    <w:right w:type="dxa" w:w="100"/>
+                  </w:tcMar>
+                  <w:vAlign w:val="center"/>
+                </w:tcPr>
+                <w:p>
+                  <w:pPr>
+                    <w:spacing w:after="40" w:line="300"/>
+                  </w:pPr>
+                  <w:r/>
+                  <w:r>
+                    <w:rPr>
+                      <w:rFonts w:ascii="宋体" w:hAnsi="宋体" w:eastAsia="宋体"/>
+                      <w:sz w:val="21"/>
+                    </w:rPr>
+                    <w:t>质押预警压力</w:t>
                   </w:r>
                 </w:p>
               </w:tc>
@@ -5941,18 +5928,83 @@
                   <w:pPr>
                     <w:spacing w:after="40" w:line="300"/>
                   </w:pPr>
-                  <w:r>
-                    <w:rPr>
-                      <w:rFonts w:ascii="SimSun" w:cs="SimSun" w:eastAsia="SimSun" w:hAnsi="SimSun"/>
-                      <w:sz w:val="21"/>
-                      <w:szCs w:val="21"/>
-                    </w:rPr>
-                    <w:t xml:space="preserve">自行构造</w:t>
+                  <w:r/>
+                  <w:r>
+                    <w:rPr>
+                      <w:rFonts w:ascii="宋体" w:hAnsi="宋体" w:eastAsia="宋体"/>
+                      <w:sz w:val="21"/>
+                    </w:rPr>
+                    <w:t>Pressure</w:t>
+                  </w:r>
+                </w:p>
+              </w:tc>
+              <w:tc>
+                <w:tcPr>
+                  <w:tcW w:type="dxa" w:w="3000"/>
+                  <w:tcBorders>
+                    <w:top w:val="single" w:color="000000" w:sz="4"/>
+                    <w:left w:val="single" w:color="000000" w:sz="4"/>
+                    <w:bottom w:val="single" w:color="000000" w:sz="4"/>
+                    <w:right w:val="single" w:color="000000" w:sz="4"/>
+                  </w:tcBorders>
+                  <w:tcMar>
+                    <w:top w:type="dxa" w:w="80"/>
+                    <w:left w:type="dxa" w:w="100"/>
+                    <w:bottom w:type="dxa" w:w="80"/>
+                    <w:right w:type="dxa" w:w="100"/>
+                  </w:tcMar>
+                  <w:vAlign w:val="center"/>
+                </w:tcPr>
+                <w:p>
+                  <w:pPr>
+                    <w:spacing w:after="40" w:line="300"/>
+                  </w:pPr>
+                  <w:r/>
+                  <w:r>
+                    <w:rPr>
+                      <w:rFonts w:ascii="宋体" w:hAnsi="宋体" w:eastAsia="宋体"/>
+                      <w:sz w:val="21"/>
+                    </w:rPr>
+                    <w:t xml:space="preserve">对第一大股东每笔年末未解押的质押，以考虑现金红利再投资的月回报率构造股价指数，判断当年股价是否跌破预警价格（假设质押率40%、年利率10%、预警线160%）；取触及预警线的质押股数占其全部未解押质押股数的比例</w:t>
+                  </w:r>
+                </w:p>
+              </w:tc>
+              <w:tc>
+                <w:tcPr>
+                  <w:tcW w:type="dxa" w:w="1500"/>
+                  <w:tcBorders>
+                    <w:top w:val="single" w:color="000000" w:sz="4"/>
+                    <w:left w:val="single" w:color="000000" w:sz="4"/>
+                    <w:bottom w:val="single" w:color="000000" w:sz="4"/>
+                    <w:right w:val="single" w:color="000000" w:sz="4"/>
+                  </w:tcBorders>
+                  <w:tcMar>
+                    <w:top w:type="dxa" w:w="80"/>
+                    <w:left w:type="dxa" w:w="100"/>
+                    <w:bottom w:type="dxa" w:w="80"/>
+                    <w:right w:type="dxa" w:w="100"/>
+                  </w:tcMar>
+                  <w:vAlign w:val="center"/>
+                </w:tcPr>
+                <w:p>
+                  <w:pPr>
+                    <w:spacing w:after="40" w:line="300"/>
+                  </w:pPr>
+                  <w:r/>
+                  <w:r>
+                    <w:rPr>
+                      <w:rFonts w:ascii="宋体" w:hAnsi="宋体" w:eastAsia="宋体"/>
+                      <w:sz w:val="21"/>
+                    </w:rPr>
+                    <w:t>自行计算，参照胡聪慧等（2020）</w:t>
                   </w:r>
                 </w:p>
               </w:tc>
             </w:tr>
             <w:tr>
+              <w:trPr>
+                <w:cantSplit/>
+              </w:trPr>
               <w:tc>
                 <w:tcPr>
                   <w:tcW w:type="dxa" w:w="1300"/>
@@ -5974,106 +6026,44 @@
                   <w:pPr>
                     <w:spacing w:after="40" w:line="300"/>
                   </w:pPr>
-                  <w:r>
-                    <w:rPr>
-                      <w:rFonts w:ascii="SimSun" w:cs="SimSun" w:eastAsia="SimSun" w:hAnsi="SimSun"/>
-                      <w:sz w:val="21"/>
-                      <w:szCs w:val="21"/>
-                    </w:rPr>
-                    <w:t xml:space="preserve">工具变量（辅助检验）</w:t>
-                  </w:r>
-                </w:p>
-              </w:tc>
-              <w:tc>
-                <w:tcPr>
-                  <w:tcW w:type="dxa" w:w="1900"/>
-                  <w:tcBorders>
-                    <w:top w:val="single" w:color="000000" w:sz="4"/>
-                    <w:left w:val="single" w:color="000000" w:sz="4"/>
-                    <w:bottom w:val="single" w:color="000000" w:sz="4"/>
-                    <w:right w:val="single" w:color="000000" w:sz="4"/>
-                  </w:tcBorders>
-                  <w:tcMar>
-                    <w:top w:type="dxa" w:w="80"/>
-                    <w:left w:type="dxa" w:w="100"/>
-                    <w:bottom w:type="dxa" w:w="80"/>
-                    <w:right w:type="dxa" w:w="100"/>
-                  </w:tcMar>
-                  <w:vAlign w:val="center"/>
-                </w:tcPr>
-                <w:p>
-                  <w:pPr>
-                    <w:spacing w:after="40" w:line="300"/>
-                  </w:pPr>
-                  <w:r>
-                    <w:rPr>
-                      <w:rFonts w:ascii="SimSun" w:cs="SimSun" w:eastAsia="SimSun" w:hAnsi="SimSun"/>
-                      <w:sz w:val="21"/>
-                      <w:szCs w:val="21"/>
-                    </w:rPr>
-                    <w:t xml:space="preserve">同业平均质押比例</w:t>
-                  </w:r>
-                </w:p>
-              </w:tc>
-              <w:tc>
-                <w:tcPr>
-                  <w:tcW w:type="dxa" w:w="1100"/>
-                  <w:tcBorders>
-                    <w:top w:val="single" w:color="000000" w:sz="4"/>
-                    <w:left w:val="single" w:color="000000" w:sz="4"/>
-                    <w:bottom w:val="single" w:color="000000" w:sz="4"/>
-                    <w:right w:val="single" w:color="000000" w:sz="4"/>
-                  </w:tcBorders>
-                  <w:tcMar>
-                    <w:top w:type="dxa" w:w="80"/>
-                    <w:left w:type="dxa" w:w="100"/>
-                    <w:bottom w:type="dxa" w:w="80"/>
-                    <w:right w:type="dxa" w:w="100"/>
-                  </w:tcMar>
-                  <w:vAlign w:val="center"/>
-                </w:tcPr>
-                <w:p>
-                  <w:pPr>
-                    <w:spacing w:after="40" w:line="300"/>
-                  </w:pPr>
-                  <w:r>
-                    <w:rPr>
-                      <w:rFonts w:ascii="SimSun" w:cs="SimSun" w:eastAsia="SimSun" w:hAnsi="SimSun"/>
-                      <w:sz w:val="21"/>
-                      <w:szCs w:val="21"/>
-                    </w:rPr>
-                    <w:t xml:space="preserve">IV_Pledge</w:t>
-                  </w:r>
-                </w:p>
-              </w:tc>
-              <w:tc>
-                <w:tcPr>
-                  <w:tcW w:type="dxa" w:w="3200"/>
-                  <w:tcBorders>
-                    <w:top w:val="single" w:color="000000" w:sz="4"/>
-                    <w:left w:val="single" w:color="000000" w:sz="4"/>
-                    <w:bottom w:val="single" w:color="000000" w:sz="4"/>
-                    <w:right w:val="single" w:color="000000" w:sz="4"/>
-                  </w:tcBorders>
-                  <w:tcMar>
-                    <w:top w:type="dxa" w:w="80"/>
-                    <w:left w:type="dxa" w:w="100"/>
-                    <w:bottom w:type="dxa" w:w="80"/>
-                    <w:right w:type="dxa" w:w="100"/>
-                  </w:tcMar>
-                  <w:vAlign w:val="center"/>
-                </w:tcPr>
-                <w:p>
-                  <w:pPr>
-                    <w:spacing w:after="40" w:line="300"/>
-                  </w:pPr>
-                  <w:r>
-                    <w:rPr>
-                      <w:rFonts w:ascii="SimSun" w:cs="SimSun" w:eastAsia="SimSun" w:hAnsi="SimSun"/>
-                      <w:sz w:val="21"/>
-                      <w:szCs w:val="21"/>
-                    </w:rPr>
-                    <w:t xml:space="preserve">同行业同年度（剔除本公司）大股东股权质押比例均值；因排他性约束较弱，仅作辅助性检验，报告Kleibergen-Paap统计量</w:t>
+                  <w:r/>
+                  <w:r>
+                    <w:rPr>
+                      <w:rFonts w:ascii="宋体" w:hAnsi="宋体" w:eastAsia="宋体"/>
+                      <w:sz w:val="21"/>
+                    </w:rPr>
+                    <w:t>机制变量</w:t>
+                  </w:r>
+                </w:p>
+              </w:tc>
+              <w:tc>
+                <w:tcPr>
+                  <w:tcW w:type="dxa" w:w="1700"/>
+                  <w:tcBorders>
+                    <w:top w:val="single" w:color="000000" w:sz="4"/>
+                    <w:left w:val="single" w:color="000000" w:sz="4"/>
+                    <w:bottom w:val="single" w:color="000000" w:sz="4"/>
+                    <w:right w:val="single" w:color="000000" w:sz="4"/>
+                  </w:tcBorders>
+                  <w:tcMar>
+                    <w:top w:type="dxa" w:w="80"/>
+                    <w:left w:type="dxa" w:w="100"/>
+                    <w:bottom w:type="dxa" w:w="80"/>
+                    <w:right w:type="dxa" w:w="100"/>
+                  </w:tcMar>
+                  <w:vAlign w:val="center"/>
+                </w:tcPr>
+                <w:p>
+                  <w:pPr>
+                    <w:spacing w:after="40" w:line="300"/>
+                  </w:pPr>
+                  <w:r/>
+                  <w:r>
+                    <w:rPr>
+                      <w:rFonts w:ascii="宋体" w:hAnsi="宋体" w:eastAsia="宋体"/>
+                      <w:sz w:val="21"/>
+                    </w:rPr>
+                    <w:t>受限资金占比</w:t>
                   </w:r>
                 </w:p>
               </w:tc>
@@ -6098,18 +6088,83 @@
                   <w:pPr>
                     <w:spacing w:after="40" w:line="300"/>
                   </w:pPr>
-                  <w:r>
-                    <w:rPr>
-                      <w:rFonts w:ascii="SimSun" w:cs="SimSun" w:eastAsia="SimSun" w:hAnsi="SimSun"/>
-                      <w:sz w:val="21"/>
-                      <w:szCs w:val="21"/>
-                    </w:rPr>
-                    <w:t xml:space="preserve">自行计算</w:t>
+                  <w:r/>
+                  <w:r>
+                    <w:rPr>
+                      <w:rFonts w:ascii="宋体" w:hAnsi="宋体" w:eastAsia="宋体"/>
+                      <w:sz w:val="21"/>
+                    </w:rPr>
+                    <w:t>RestCash</w:t>
+                  </w:r>
+                </w:p>
+              </w:tc>
+              <w:tc>
+                <w:tcPr>
+                  <w:tcW w:type="dxa" w:w="3000"/>
+                  <w:tcBorders>
+                    <w:top w:val="single" w:color="000000" w:sz="4"/>
+                    <w:left w:val="single" w:color="000000" w:sz="4"/>
+                    <w:bottom w:val="single" w:color="000000" w:sz="4"/>
+                    <w:right w:val="single" w:color="000000" w:sz="4"/>
+                  </w:tcBorders>
+                  <w:tcMar>
+                    <w:top w:type="dxa" w:w="80"/>
+                    <w:left w:type="dxa" w:w="100"/>
+                    <w:bottom w:type="dxa" w:w="80"/>
+                    <w:right w:type="dxa" w:w="100"/>
+                  </w:tcMar>
+                  <w:vAlign w:val="center"/>
+                </w:tcPr>
+                <w:p>
+                  <w:pPr>
+                    <w:spacing w:after="40" w:line="300"/>
+                  </w:pPr>
+                  <w:r/>
+                  <w:r>
+                    <w:rPr>
+                      <w:rFonts w:ascii="宋体" w:hAnsi="宋体" w:eastAsia="宋体"/>
+                      <w:sz w:val="21"/>
+                    </w:rPr>
+                    <w:t>所有权受到限制的货币资金/货币资金</w:t>
+                  </w:r>
+                </w:p>
+              </w:tc>
+              <w:tc>
+                <w:tcPr>
+                  <w:tcW w:type="dxa" w:w="1500"/>
+                  <w:tcBorders>
+                    <w:top w:val="single" w:color="000000" w:sz="4"/>
+                    <w:left w:val="single" w:color="000000" w:sz="4"/>
+                    <w:bottom w:val="single" w:color="000000" w:sz="4"/>
+                    <w:right w:val="single" w:color="000000" w:sz="4"/>
+                  </w:tcBorders>
+                  <w:tcMar>
+                    <w:top w:type="dxa" w:w="80"/>
+                    <w:left w:type="dxa" w:w="100"/>
+                    <w:bottom w:type="dxa" w:w="80"/>
+                    <w:right w:type="dxa" w:w="100"/>
+                  </w:tcMar>
+                  <w:vAlign w:val="center"/>
+                </w:tcPr>
+                <w:p>
+                  <w:pPr>
+                    <w:spacing w:after="40" w:line="300"/>
+                  </w:pPr>
+                  <w:r/>
+                  <w:r>
+                    <w:rPr>
+                      <w:rFonts w:ascii="宋体" w:hAnsi="宋体" w:eastAsia="宋体"/>
+                      <w:sz w:val="21"/>
+                    </w:rPr>
+                    <w:t>CSMAR，计量可靠性检验用</w:t>
                   </w:r>
                 </w:p>
               </w:tc>
             </w:tr>
             <w:tr>
+              <w:trPr>
+                <w:cantSplit/>
+              </w:trPr>
               <w:tc>
                 <w:tcPr>
                   <w:tcW w:type="dxa" w:w="1300"/>
@@ -6131,106 +6186,44 @@
                   <w:pPr>
                     <w:spacing w:after="40" w:line="300"/>
                   </w:pPr>
-                  <w:r>
-                    <w:rPr>
-                      <w:rFonts w:ascii="SimSun" w:cs="SimSun" w:eastAsia="SimSun" w:hAnsi="SimSun"/>
-                      <w:sz w:val="21"/>
-                      <w:szCs w:val="21"/>
-                    </w:rPr>
-                    <w:t xml:space="preserve">控制变量</w:t>
-                  </w:r>
-                </w:p>
-              </w:tc>
-              <w:tc>
-                <w:tcPr>
-                  <w:tcW w:type="dxa" w:w="1900"/>
-                  <w:tcBorders>
-                    <w:top w:val="single" w:color="000000" w:sz="4"/>
-                    <w:left w:val="single" w:color="000000" w:sz="4"/>
-                    <w:bottom w:val="single" w:color="000000" w:sz="4"/>
-                    <w:right w:val="single" w:color="000000" w:sz="4"/>
-                  </w:tcBorders>
-                  <w:tcMar>
-                    <w:top w:type="dxa" w:w="80"/>
-                    <w:left w:type="dxa" w:w="100"/>
-                    <w:bottom w:type="dxa" w:w="80"/>
-                    <w:right w:type="dxa" w:w="100"/>
-                  </w:tcMar>
-                  <w:vAlign w:val="center"/>
-                </w:tcPr>
-                <w:p>
-                  <w:pPr>
-                    <w:spacing w:after="40" w:line="300"/>
-                  </w:pPr>
-                  <w:r>
-                    <w:rPr>
-                      <w:rFonts w:ascii="SimSun" w:cs="SimSun" w:eastAsia="SimSun" w:hAnsi="SimSun"/>
-                      <w:sz w:val="21"/>
-                      <w:szCs w:val="21"/>
-                    </w:rPr>
-                    <w:t xml:space="preserve">公司规模</w:t>
-                  </w:r>
-                </w:p>
-              </w:tc>
-              <w:tc>
-                <w:tcPr>
-                  <w:tcW w:type="dxa" w:w="1100"/>
-                  <w:tcBorders>
-                    <w:top w:val="single" w:color="000000" w:sz="4"/>
-                    <w:left w:val="single" w:color="000000" w:sz="4"/>
-                    <w:bottom w:val="single" w:color="000000" w:sz="4"/>
-                    <w:right w:val="single" w:color="000000" w:sz="4"/>
-                  </w:tcBorders>
-                  <w:tcMar>
-                    <w:top w:type="dxa" w:w="80"/>
-                    <w:left w:type="dxa" w:w="100"/>
-                    <w:bottom w:type="dxa" w:w="80"/>
-                    <w:right w:type="dxa" w:w="100"/>
-                  </w:tcMar>
-                  <w:vAlign w:val="center"/>
-                </w:tcPr>
-                <w:p>
-                  <w:pPr>
-                    <w:spacing w:after="40" w:line="300"/>
-                  </w:pPr>
-                  <w:r>
-                    <w:rPr>
-                      <w:rFonts w:ascii="SimSun" w:cs="SimSun" w:eastAsia="SimSun" w:hAnsi="SimSun"/>
-                      <w:sz w:val="21"/>
-                      <w:szCs w:val="21"/>
-                    </w:rPr>
-                    <w:t xml:space="preserve">Size</w:t>
-                  </w:r>
-                </w:p>
-              </w:tc>
-              <w:tc>
-                <w:tcPr>
-                  <w:tcW w:type="dxa" w:w="3200"/>
-                  <w:tcBorders>
-                    <w:top w:val="single" w:color="000000" w:sz="4"/>
-                    <w:left w:val="single" w:color="000000" w:sz="4"/>
-                    <w:bottom w:val="single" w:color="000000" w:sz="4"/>
-                    <w:right w:val="single" w:color="000000" w:sz="4"/>
-                  </w:tcBorders>
-                  <w:tcMar>
-                    <w:top w:type="dxa" w:w="80"/>
-                    <w:left w:type="dxa" w:w="100"/>
-                    <w:bottom w:type="dxa" w:w="80"/>
-                    <w:right w:type="dxa" w:w="100"/>
-                  </w:tcMar>
-                  <w:vAlign w:val="center"/>
-                </w:tcPr>
-                <w:p>
-                  <w:pPr>
-                    <w:spacing w:after="40" w:line="300"/>
-                  </w:pPr>
-                  <w:r>
-                    <w:rPr>
-                      <w:rFonts w:ascii="SimSun" w:cs="SimSun" w:eastAsia="SimSun" w:hAnsi="SimSun"/>
-                      <w:sz w:val="21"/>
-                      <w:szCs w:val="21"/>
-                    </w:rPr>
-                    <w:t xml:space="preserve">总资产取自然对数</w:t>
+                  <w:r/>
+                  <w:r>
+                    <w:rPr>
+                      <w:rFonts w:ascii="宋体" w:hAnsi="宋体" w:eastAsia="宋体"/>
+                      <w:sz w:val="21"/>
+                    </w:rPr>
+                    <w:t>机制变量</w:t>
+                  </w:r>
+                </w:p>
+              </w:tc>
+              <w:tc>
+                <w:tcPr>
+                  <w:tcW w:type="dxa" w:w="1700"/>
+                  <w:tcBorders>
+                    <w:top w:val="single" w:color="000000" w:sz="4"/>
+                    <w:left w:val="single" w:color="000000" w:sz="4"/>
+                    <w:bottom w:val="single" w:color="000000" w:sz="4"/>
+                    <w:right w:val="single" w:color="000000" w:sz="4"/>
+                  </w:tcBorders>
+                  <w:tcMar>
+                    <w:top w:type="dxa" w:w="80"/>
+                    <w:left w:type="dxa" w:w="100"/>
+                    <w:bottom w:type="dxa" w:w="80"/>
+                    <w:right w:type="dxa" w:w="100"/>
+                  </w:tcMar>
+                  <w:vAlign w:val="center"/>
+                </w:tcPr>
+                <w:p>
+                  <w:pPr>
+                    <w:spacing w:after="40" w:line="300"/>
+                  </w:pPr>
+                  <w:r/>
+                  <w:r>
+                    <w:rPr>
+                      <w:rFonts w:ascii="宋体" w:hAnsi="宋体" w:eastAsia="宋体"/>
+                      <w:sz w:val="21"/>
+                    </w:rPr>
+                    <w:t>资金收益率</w:t>
                   </w:r>
                 </w:p>
               </w:tc>
@@ -6255,18 +6248,83 @@
                   <w:pPr>
                     <w:spacing w:after="40" w:line="300"/>
                   </w:pPr>
-                  <w:r>
-                    <w:rPr>
-                      <w:rFonts w:ascii="SimSun" w:cs="SimSun" w:eastAsia="SimSun" w:hAnsi="SimSun"/>
-                      <w:sz w:val="21"/>
-                      <w:szCs w:val="21"/>
-                    </w:rPr>
-                    <w:t xml:space="preserve">CSMAR</w:t>
+                  <w:r/>
+                  <w:r>
+                    <w:rPr>
+                      <w:rFonts w:ascii="宋体" w:hAnsi="宋体" w:eastAsia="宋体"/>
+                      <w:sz w:val="21"/>
+                    </w:rPr>
+                    <w:t>CashRet</w:t>
+                  </w:r>
+                </w:p>
+              </w:tc>
+              <w:tc>
+                <w:tcPr>
+                  <w:tcW w:type="dxa" w:w="3000"/>
+                  <w:tcBorders>
+                    <w:top w:val="single" w:color="000000" w:sz="4"/>
+                    <w:left w:val="single" w:color="000000" w:sz="4"/>
+                    <w:bottom w:val="single" w:color="000000" w:sz="4"/>
+                    <w:right w:val="single" w:color="000000" w:sz="4"/>
+                  </w:tcBorders>
+                  <w:tcMar>
+                    <w:top w:type="dxa" w:w="80"/>
+                    <w:left w:type="dxa" w:w="100"/>
+                    <w:bottom w:type="dxa" w:w="80"/>
+                    <w:right w:type="dxa" w:w="100"/>
+                  </w:tcMar>
+                  <w:vAlign w:val="center"/>
+                </w:tcPr>
+                <w:p>
+                  <w:pPr>
+                    <w:spacing w:after="40" w:line="300"/>
+                  </w:pPr>
+                  <w:r/>
+                  <w:r>
+                    <w:rPr>
+                      <w:rFonts w:ascii="宋体" w:hAnsi="宋体" w:eastAsia="宋体"/>
+                      <w:sz w:val="21"/>
+                    </w:rPr>
+                    <w:t>利息收入/期末货币资金余额</w:t>
+                  </w:r>
+                </w:p>
+              </w:tc>
+              <w:tc>
+                <w:tcPr>
+                  <w:tcW w:type="dxa" w:w="1500"/>
+                  <w:tcBorders>
+                    <w:top w:val="single" w:color="000000" w:sz="4"/>
+                    <w:left w:val="single" w:color="000000" w:sz="4"/>
+                    <w:bottom w:val="single" w:color="000000" w:sz="4"/>
+                    <w:right w:val="single" w:color="000000" w:sz="4"/>
+                  </w:tcBorders>
+                  <w:tcMar>
+                    <w:top w:type="dxa" w:w="80"/>
+                    <w:left w:type="dxa" w:w="100"/>
+                    <w:bottom w:type="dxa" w:w="80"/>
+                    <w:right w:type="dxa" w:w="100"/>
+                  </w:tcMar>
+                  <w:vAlign w:val="center"/>
+                </w:tcPr>
+                <w:p>
+                  <w:pPr>
+                    <w:spacing w:after="40" w:line="300"/>
+                  </w:pPr>
+                  <w:r/>
+                  <w:r>
+                    <w:rPr>
+                      <w:rFonts w:ascii="宋体" w:hAnsi="宋体" w:eastAsia="宋体"/>
+                      <w:sz w:val="21"/>
+                    </w:rPr>
+                    <w:t>CSMAR，计量可靠性检验用</w:t>
                   </w:r>
                 </w:p>
               </w:tc>
             </w:tr>
             <w:tr>
+              <w:trPr>
+                <w:cantSplit/>
+              </w:trPr>
               <w:tc>
                 <w:tcPr>
                   <w:tcW w:type="dxa" w:w="1300"/>
@@ -6288,106 +6346,44 @@
                   <w:pPr>
                     <w:spacing w:after="40" w:line="300"/>
                   </w:pPr>
-                  <w:r>
-                    <w:rPr>
-                      <w:rFonts w:ascii="SimSun" w:cs="SimSun" w:eastAsia="SimSun" w:hAnsi="SimSun"/>
-                      <w:sz w:val="21"/>
-                      <w:szCs w:val="21"/>
-                    </w:rPr>
-                    <w:t xml:space="preserve">控制变量</w:t>
-                  </w:r>
-                </w:p>
-              </w:tc>
-              <w:tc>
-                <w:tcPr>
-                  <w:tcW w:type="dxa" w:w="1900"/>
-                  <w:tcBorders>
-                    <w:top w:val="single" w:color="000000" w:sz="4"/>
-                    <w:left w:val="single" w:color="000000" w:sz="4"/>
-                    <w:bottom w:val="single" w:color="000000" w:sz="4"/>
-                    <w:right w:val="single" w:color="000000" w:sz="4"/>
-                  </w:tcBorders>
-                  <w:tcMar>
-                    <w:top w:type="dxa" w:w="80"/>
-                    <w:left w:type="dxa" w:w="100"/>
-                    <w:bottom w:type="dxa" w:w="80"/>
-                    <w:right w:type="dxa" w:w="100"/>
-                  </w:tcMar>
-                  <w:vAlign w:val="center"/>
-                </w:tcPr>
-                <w:p>
-                  <w:pPr>
-                    <w:spacing w:after="40" w:line="300"/>
-                  </w:pPr>
-                  <w:r>
-                    <w:rPr>
-                      <w:rFonts w:ascii="SimSun" w:cs="SimSun" w:eastAsia="SimSun" w:hAnsi="SimSun"/>
-                      <w:sz w:val="21"/>
-                      <w:szCs w:val="21"/>
-                    </w:rPr>
-                    <w:t xml:space="preserve">杠杆率</w:t>
-                  </w:r>
-                </w:p>
-              </w:tc>
-              <w:tc>
-                <w:tcPr>
-                  <w:tcW w:type="dxa" w:w="1100"/>
-                  <w:tcBorders>
-                    <w:top w:val="single" w:color="000000" w:sz="4"/>
-                    <w:left w:val="single" w:color="000000" w:sz="4"/>
-                    <w:bottom w:val="single" w:color="000000" w:sz="4"/>
-                    <w:right w:val="single" w:color="000000" w:sz="4"/>
-                  </w:tcBorders>
-                  <w:tcMar>
-                    <w:top w:type="dxa" w:w="80"/>
-                    <w:left w:type="dxa" w:w="100"/>
-                    <w:bottom w:type="dxa" w:w="80"/>
-                    <w:right w:type="dxa" w:w="100"/>
-                  </w:tcMar>
-                  <w:vAlign w:val="center"/>
-                </w:tcPr>
-                <w:p>
-                  <w:pPr>
-                    <w:spacing w:after="40" w:line="300"/>
-                  </w:pPr>
-                  <w:r>
-                    <w:rPr>
-                      <w:rFonts w:ascii="SimSun" w:cs="SimSun" w:eastAsia="SimSun" w:hAnsi="SimSun"/>
-                      <w:sz w:val="21"/>
-                      <w:szCs w:val="21"/>
-                    </w:rPr>
-                    <w:t xml:space="preserve">Lev</w:t>
-                  </w:r>
-                </w:p>
-              </w:tc>
-              <w:tc>
-                <w:tcPr>
-                  <w:tcW w:type="dxa" w:w="3200"/>
-                  <w:tcBorders>
-                    <w:top w:val="single" w:color="000000" w:sz="4"/>
-                    <w:left w:val="single" w:color="000000" w:sz="4"/>
-                    <w:bottom w:val="single" w:color="000000" w:sz="4"/>
-                    <w:right w:val="single" w:color="000000" w:sz="4"/>
-                  </w:tcBorders>
-                  <w:tcMar>
-                    <w:top w:type="dxa" w:w="80"/>
-                    <w:left w:type="dxa" w:w="100"/>
-                    <w:bottom w:type="dxa" w:w="80"/>
-                    <w:right w:type="dxa" w:w="100"/>
-                  </w:tcMar>
-                  <w:vAlign w:val="center"/>
-                </w:tcPr>
-                <w:p>
-                  <w:pPr>
-                    <w:spacing w:after="40" w:line="300"/>
-                  </w:pPr>
-                  <w:r>
-                    <w:rPr>
-                      <w:rFonts w:ascii="SimSun" w:cs="SimSun" w:eastAsia="SimSun" w:hAnsi="SimSun"/>
-                      <w:sz w:val="21"/>
-                      <w:szCs w:val="21"/>
-                    </w:rPr>
-                    <w:t xml:space="preserve">总负债/总资产</w:t>
+                  <w:r/>
+                  <w:r>
+                    <w:rPr>
+                      <w:rFonts w:ascii="宋体" w:hAnsi="宋体" w:eastAsia="宋体"/>
+                      <w:sz w:val="21"/>
+                    </w:rPr>
+                    <w:t>机制变量</w:t>
+                  </w:r>
+                </w:p>
+              </w:tc>
+              <w:tc>
+                <w:tcPr>
+                  <w:tcW w:type="dxa" w:w="1700"/>
+                  <w:tcBorders>
+                    <w:top w:val="single" w:color="000000" w:sz="4"/>
+                    <w:left w:val="single" w:color="000000" w:sz="4"/>
+                    <w:bottom w:val="single" w:color="000000" w:sz="4"/>
+                    <w:right w:val="single" w:color="000000" w:sz="4"/>
+                  </w:tcBorders>
+                  <w:tcMar>
+                    <w:top w:type="dxa" w:w="80"/>
+                    <w:left w:type="dxa" w:w="100"/>
+                    <w:bottom w:type="dxa" w:w="80"/>
+                    <w:right w:type="dxa" w:w="100"/>
+                  </w:tcMar>
+                  <w:vAlign w:val="center"/>
+                </w:tcPr>
+                <w:p>
+                  <w:pPr>
+                    <w:spacing w:after="40" w:line="300"/>
+                  </w:pPr>
+                  <w:r/>
+                  <w:r>
+                    <w:rPr>
+                      <w:rFonts w:ascii="宋体" w:hAnsi="宋体" w:eastAsia="宋体"/>
+                      <w:sz w:val="21"/>
+                    </w:rPr>
+                    <w:t>研发投入强度</w:t>
                   </w:r>
                 </w:p>
               </w:tc>
@@ -6412,18 +6408,83 @@
                   <w:pPr>
                     <w:spacing w:after="40" w:line="300"/>
                   </w:pPr>
-                  <w:r>
-                    <w:rPr>
-                      <w:rFonts w:ascii="SimSun" w:cs="SimSun" w:eastAsia="SimSun" w:hAnsi="SimSun"/>
-                      <w:sz w:val="21"/>
-                      <w:szCs w:val="21"/>
-                    </w:rPr>
-                    <w:t xml:space="preserve">CSMAR</w:t>
+                  <w:r/>
+                  <w:r>
+                    <w:rPr>
+                      <w:rFonts w:ascii="宋体" w:hAnsi="宋体" w:eastAsia="宋体"/>
+                      <w:sz w:val="21"/>
+                    </w:rPr>
+                    <w:t>RD</w:t>
+                  </w:r>
+                </w:p>
+              </w:tc>
+              <w:tc>
+                <w:tcPr>
+                  <w:tcW w:type="dxa" w:w="3000"/>
+                  <w:tcBorders>
+                    <w:top w:val="single" w:color="000000" w:sz="4"/>
+                    <w:left w:val="single" w:color="000000" w:sz="4"/>
+                    <w:bottom w:val="single" w:color="000000" w:sz="4"/>
+                    <w:right w:val="single" w:color="000000" w:sz="4"/>
+                  </w:tcBorders>
+                  <w:tcMar>
+                    <w:top w:type="dxa" w:w="80"/>
+                    <w:left w:type="dxa" w:w="100"/>
+                    <w:bottom w:type="dxa" w:w="80"/>
+                    <w:right w:type="dxa" w:w="100"/>
+                  </w:tcMar>
+                  <w:vAlign w:val="center"/>
+                </w:tcPr>
+                <w:p>
+                  <w:pPr>
+                    <w:spacing w:after="40" w:line="300"/>
+                  </w:pPr>
+                  <w:r/>
+                  <w:r>
+                    <w:rPr>
+                      <w:rFonts w:ascii="宋体" w:hAnsi="宋体" w:eastAsia="宋体"/>
+                      <w:sz w:val="21"/>
+                    </w:rPr>
+                    <w:t>研发支出/总资产</w:t>
+                  </w:r>
+                </w:p>
+              </w:tc>
+              <w:tc>
+                <w:tcPr>
+                  <w:tcW w:type="dxa" w:w="1500"/>
+                  <w:tcBorders>
+                    <w:top w:val="single" w:color="000000" w:sz="4"/>
+                    <w:left w:val="single" w:color="000000" w:sz="4"/>
+                    <w:bottom w:val="single" w:color="000000" w:sz="4"/>
+                    <w:right w:val="single" w:color="000000" w:sz="4"/>
+                  </w:tcBorders>
+                  <w:tcMar>
+                    <w:top w:type="dxa" w:w="80"/>
+                    <w:left w:type="dxa" w:w="100"/>
+                    <w:bottom w:type="dxa" w:w="80"/>
+                    <w:right w:type="dxa" w:w="100"/>
+                  </w:tcMar>
+                  <w:vAlign w:val="center"/>
+                </w:tcPr>
+                <w:p>
+                  <w:pPr>
+                    <w:spacing w:after="40" w:line="300"/>
+                  </w:pPr>
+                  <w:r/>
+                  <w:r>
+                    <w:rPr>
+                      <w:rFonts w:ascii="宋体" w:hAnsi="宋体" w:eastAsia="宋体"/>
+                      <w:sz w:val="21"/>
+                    </w:rPr>
+                    <w:t>CSMAR，投资挤出检验用</w:t>
                   </w:r>
                 </w:p>
               </w:tc>
             </w:tr>
             <w:tr>
+              <w:trPr>
+                <w:cantSplit/>
+              </w:trPr>
               <w:tc>
                 <w:tcPr>
                   <w:tcW w:type="dxa" w:w="1300"/>
@@ -6445,106 +6506,44 @@
                   <w:pPr>
                     <w:spacing w:after="40" w:line="300"/>
                   </w:pPr>
-                  <w:r>
-                    <w:rPr>
-                      <w:rFonts w:ascii="SimSun" w:cs="SimSun" w:eastAsia="SimSun" w:hAnsi="SimSun"/>
-                      <w:sz w:val="21"/>
-                      <w:szCs w:val="21"/>
-                    </w:rPr>
-                    <w:t xml:space="preserve">控制变量</w:t>
-                  </w:r>
-                </w:p>
-              </w:tc>
-              <w:tc>
-                <w:tcPr>
-                  <w:tcW w:type="dxa" w:w="1900"/>
-                  <w:tcBorders>
-                    <w:top w:val="single" w:color="000000" w:sz="4"/>
-                    <w:left w:val="single" w:color="000000" w:sz="4"/>
-                    <w:bottom w:val="single" w:color="000000" w:sz="4"/>
-                    <w:right w:val="single" w:color="000000" w:sz="4"/>
-                  </w:tcBorders>
-                  <w:tcMar>
-                    <w:top w:type="dxa" w:w="80"/>
-                    <w:left w:type="dxa" w:w="100"/>
-                    <w:bottom w:type="dxa" w:w="80"/>
-                    <w:right w:type="dxa" w:w="100"/>
-                  </w:tcMar>
-                  <w:vAlign w:val="center"/>
-                </w:tcPr>
-                <w:p>
-                  <w:pPr>
-                    <w:spacing w:after="40" w:line="300"/>
-                  </w:pPr>
-                  <w:r>
-                    <w:rPr>
-                      <w:rFonts w:ascii="SimSun" w:cs="SimSun" w:eastAsia="SimSun" w:hAnsi="SimSun"/>
-                      <w:sz w:val="21"/>
-                      <w:szCs w:val="21"/>
-                    </w:rPr>
-                    <w:t xml:space="preserve">盈利能力</w:t>
-                  </w:r>
-                </w:p>
-              </w:tc>
-              <w:tc>
-                <w:tcPr>
-                  <w:tcW w:type="dxa" w:w="1100"/>
-                  <w:tcBorders>
-                    <w:top w:val="single" w:color="000000" w:sz="4"/>
-                    <w:left w:val="single" w:color="000000" w:sz="4"/>
-                    <w:bottom w:val="single" w:color="000000" w:sz="4"/>
-                    <w:right w:val="single" w:color="000000" w:sz="4"/>
-                  </w:tcBorders>
-                  <w:tcMar>
-                    <w:top w:type="dxa" w:w="80"/>
-                    <w:left w:type="dxa" w:w="100"/>
-                    <w:bottom w:type="dxa" w:w="80"/>
-                    <w:right w:type="dxa" w:w="100"/>
-                  </w:tcMar>
-                  <w:vAlign w:val="center"/>
-                </w:tcPr>
-                <w:p>
-                  <w:pPr>
-                    <w:spacing w:after="40" w:line="300"/>
-                  </w:pPr>
-                  <w:r>
-                    <w:rPr>
-                      <w:rFonts w:ascii="SimSun" w:cs="SimSun" w:eastAsia="SimSun" w:hAnsi="SimSun"/>
-                      <w:sz w:val="21"/>
-                      <w:szCs w:val="21"/>
-                    </w:rPr>
-                    <w:t xml:space="preserve">ROA</w:t>
-                  </w:r>
-                </w:p>
-              </w:tc>
-              <w:tc>
-                <w:tcPr>
-                  <w:tcW w:type="dxa" w:w="3200"/>
-                  <w:tcBorders>
-                    <w:top w:val="single" w:color="000000" w:sz="4"/>
-                    <w:left w:val="single" w:color="000000" w:sz="4"/>
-                    <w:bottom w:val="single" w:color="000000" w:sz="4"/>
-                    <w:right w:val="single" w:color="000000" w:sz="4"/>
-                  </w:tcBorders>
-                  <w:tcMar>
-                    <w:top w:type="dxa" w:w="80"/>
-                    <w:left w:type="dxa" w:w="100"/>
-                    <w:bottom w:type="dxa" w:w="80"/>
-                    <w:right w:type="dxa" w:w="100"/>
-                  </w:tcMar>
-                  <w:vAlign w:val="center"/>
-                </w:tcPr>
-                <w:p>
-                  <w:pPr>
-                    <w:spacing w:after="40" w:line="300"/>
-                  </w:pPr>
-                  <w:r>
-                    <w:rPr>
-                      <w:rFonts w:ascii="SimSun" w:cs="SimSun" w:eastAsia="SimSun" w:hAnsi="SimSun"/>
-                      <w:sz w:val="21"/>
-                      <w:szCs w:val="21"/>
-                    </w:rPr>
-                    <w:t xml:space="preserve">净利润/总资产</w:t>
+                  <w:r/>
+                  <w:r>
+                    <w:rPr>
+                      <w:rFonts w:ascii="宋体" w:hAnsi="宋体" w:eastAsia="宋体"/>
+                      <w:sz w:val="21"/>
+                    </w:rPr>
+                    <w:t xml:space="preserve">机制变量</w:t>
+                  </w:r>
+                </w:p>
+              </w:tc>
+              <w:tc>
+                <w:tcPr>
+                  <w:tcW w:type="dxa" w:w="1700"/>
+                  <w:tcBorders>
+                    <w:top w:val="single" w:color="000000" w:sz="4"/>
+                    <w:left w:val="single" w:color="000000" w:sz="4"/>
+                    <w:bottom w:val="single" w:color="000000" w:sz="4"/>
+                    <w:right w:val="single" w:color="000000" w:sz="4"/>
+                  </w:tcBorders>
+                  <w:tcMar>
+                    <w:top w:type="dxa" w:w="80"/>
+                    <w:left w:type="dxa" w:w="100"/>
+                    <w:bottom w:type="dxa" w:w="80"/>
+                    <w:right w:type="dxa" w:w="100"/>
+                  </w:tcMar>
+                  <w:vAlign w:val="center"/>
+                </w:tcPr>
+                <w:p>
+                  <w:pPr>
+                    <w:spacing w:after="40" w:line="300"/>
+                  </w:pPr>
+                  <w:r/>
+                  <w:r>
+                    <w:rPr>
+                      <w:rFonts w:ascii="宋体" w:hAnsi="宋体" w:eastAsia="宋体"/>
+                      <w:sz w:val="21"/>
+                    </w:rPr>
+                    <w:t xml:space="preserve">现金边际价值</w:t>
                   </w:r>
                 </w:p>
               </w:tc>
@@ -6569,18 +6568,83 @@
                   <w:pPr>
                     <w:spacing w:after="40" w:line="300"/>
                   </w:pPr>
-                  <w:r>
-                    <w:rPr>
-                      <w:rFonts w:ascii="SimSun" w:cs="SimSun" w:eastAsia="SimSun" w:hAnsi="SimSun"/>
-                      <w:sz w:val="21"/>
-                      <w:szCs w:val="21"/>
-                    </w:rPr>
-                    <w:t xml:space="preserve">CSMAR</w:t>
+                  <w:r/>
+                  <w:r>
+                    <w:rPr>
+                      <w:rFonts w:ascii="宋体" w:hAnsi="宋体" w:eastAsia="宋体"/>
+                      <w:sz w:val="21"/>
+                    </w:rPr>
+                    <w:t xml:space="preserve">ΔC×Pledge</w:t>
+                  </w:r>
+                </w:p>
+              </w:tc>
+              <w:tc>
+                <w:tcPr>
+                  <w:tcW w:type="dxa" w:w="3000"/>
+                  <w:tcBorders>
+                    <w:top w:val="single" w:color="000000" w:sz="4"/>
+                    <w:left w:val="single" w:color="000000" w:sz="4"/>
+                    <w:bottom w:val="single" w:color="000000" w:sz="4"/>
+                    <w:right w:val="single" w:color="000000" w:sz="4"/>
+                  </w:tcBorders>
+                  <w:tcMar>
+                    <w:top w:type="dxa" w:w="80"/>
+                    <w:left w:type="dxa" w:w="100"/>
+                    <w:bottom w:type="dxa" w:w="80"/>
+                    <w:right w:type="dxa" w:w="100"/>
+                  </w:tcMar>
+                  <w:vAlign w:val="center"/>
+                </w:tcPr>
+                <w:p>
+                  <w:pPr>
+                    <w:spacing w:after="40" w:line="300"/>
+                  </w:pPr>
+                  <w:r/>
+                  <w:r>
+                    <w:rPr>
+                      <w:rFonts w:ascii="宋体" w:hAnsi="宋体" w:eastAsia="宋体"/>
+                      <w:sz w:val="21"/>
+                    </w:rPr>
+                    <w:t xml:space="preserve">Faulkender和Wang（2006）模型中，股票年度超额收益（基准收益为按规模与账面市值比构造的25个组合收益，稳健性检验改用三因子）对现金变动ΔC/M(t−1)回归，考察其与Pledge交乘项的系数；用于H2检验</w:t>
+                  </w:r>
+                </w:p>
+              </w:tc>
+              <w:tc>
+                <w:tcPr>
+                  <w:tcW w:type="dxa" w:w="1500"/>
+                  <w:tcBorders>
+                    <w:top w:val="single" w:color="000000" w:sz="4"/>
+                    <w:left w:val="single" w:color="000000" w:sz="4"/>
+                    <w:bottom w:val="single" w:color="000000" w:sz="4"/>
+                    <w:right w:val="single" w:color="000000" w:sz="4"/>
+                  </w:tcBorders>
+                  <w:tcMar>
+                    <w:top w:type="dxa" w:w="80"/>
+                    <w:left w:type="dxa" w:w="100"/>
+                    <w:bottom w:type="dxa" w:w="80"/>
+                    <w:right w:type="dxa" w:w="100"/>
+                  </w:tcMar>
+                  <w:vAlign w:val="center"/>
+                </w:tcPr>
+                <w:p>
+                  <w:pPr>
+                    <w:spacing w:after="40" w:line="300"/>
+                  </w:pPr>
+                  <w:r/>
+                  <w:r>
+                    <w:rPr>
+                      <w:rFonts w:ascii="宋体" w:hAnsi="宋体" w:eastAsia="宋体"/>
+                      <w:sz w:val="21"/>
+                    </w:rPr>
+                    <w:t xml:space="preserve">CSMAR月个股回报率、因子研究</w:t>
                   </w:r>
                 </w:p>
               </w:tc>
             </w:tr>
             <w:tr>
+              <w:trPr>
+                <w:cantSplit/>
+              </w:trPr>
               <w:tc>
                 <w:tcPr>
                   <w:tcW w:type="dxa" w:w="1300"/>
@@ -6608,100 +6672,100 @@
                       <w:sz w:val="21"/>
                       <w:szCs w:val="21"/>
                     </w:rPr>
-                    <w:t xml:space="preserve">控制变量</w:t>
-                  </w:r>
-                </w:p>
-              </w:tc>
-              <w:tc>
-                <w:tcPr>
-                  <w:tcW w:type="dxa" w:w="1900"/>
-                  <w:tcBorders>
-                    <w:top w:val="single" w:color="000000" w:sz="4"/>
-                    <w:left w:val="single" w:color="000000" w:sz="4"/>
-                    <w:bottom w:val="single" w:color="000000" w:sz="4"/>
-                    <w:right w:val="single" w:color="000000" w:sz="4"/>
-                  </w:tcBorders>
-                  <w:tcMar>
-                    <w:top w:type="dxa" w:w="80"/>
-                    <w:left w:type="dxa" w:w="100"/>
-                    <w:bottom w:type="dxa" w:w="80"/>
-                    <w:right w:type="dxa" w:w="100"/>
-                  </w:tcMar>
-                  <w:vAlign w:val="center"/>
-                </w:tcPr>
-                <w:p>
-                  <w:pPr>
-                    <w:spacing w:after="40" w:line="300"/>
-                  </w:pPr>
-                  <w:r>
-                    <w:rPr>
-                      <w:rFonts w:ascii="SimSun" w:cs="SimSun" w:eastAsia="SimSun" w:hAnsi="SimSun"/>
-                      <w:sz w:val="21"/>
-                      <w:szCs w:val="21"/>
-                    </w:rPr>
-                    <w:t xml:space="preserve">成长性</w:t>
-                  </w:r>
-                </w:p>
-              </w:tc>
-              <w:tc>
-                <w:tcPr>
-                  <w:tcW w:type="dxa" w:w="1100"/>
-                  <w:tcBorders>
-                    <w:top w:val="single" w:color="000000" w:sz="4"/>
-                    <w:left w:val="single" w:color="000000" w:sz="4"/>
-                    <w:bottom w:val="single" w:color="000000" w:sz="4"/>
-                    <w:right w:val="single" w:color="000000" w:sz="4"/>
-                  </w:tcBorders>
-                  <w:tcMar>
-                    <w:top w:type="dxa" w:w="80"/>
-                    <w:left w:type="dxa" w:w="100"/>
-                    <w:bottom w:type="dxa" w:w="80"/>
-                    <w:right w:type="dxa" w:w="100"/>
-                  </w:tcMar>
-                  <w:vAlign w:val="center"/>
-                </w:tcPr>
-                <w:p>
-                  <w:pPr>
-                    <w:spacing w:after="40" w:line="300"/>
-                  </w:pPr>
-                  <w:r>
-                    <w:rPr>
-                      <w:rFonts w:ascii="SimSun" w:cs="SimSun" w:eastAsia="SimSun" w:hAnsi="SimSun"/>
-                      <w:sz w:val="21"/>
-                      <w:szCs w:val="21"/>
-                    </w:rPr>
-                    <w:t xml:space="preserve">Growth</w:t>
-                  </w:r>
-                </w:p>
-              </w:tc>
-              <w:tc>
-                <w:tcPr>
-                  <w:tcW w:type="dxa" w:w="3200"/>
-                  <w:tcBorders>
-                    <w:top w:val="single" w:color="000000" w:sz="4"/>
-                    <w:left w:val="single" w:color="000000" w:sz="4"/>
-                    <w:bottom w:val="single" w:color="000000" w:sz="4"/>
-                    <w:right w:val="single" w:color="000000" w:sz="4"/>
-                  </w:tcBorders>
-                  <w:tcMar>
-                    <w:top w:type="dxa" w:w="80"/>
-                    <w:left w:type="dxa" w:w="100"/>
-                    <w:bottom w:type="dxa" w:w="80"/>
-                    <w:right w:type="dxa" w:w="100"/>
-                  </w:tcMar>
-                  <w:vAlign w:val="center"/>
-                </w:tcPr>
-                <w:p>
-                  <w:pPr>
-                    <w:spacing w:after="40" w:line="300"/>
-                  </w:pPr>
-                  <w:r>
-                    <w:rPr>
-                      <w:rFonts w:ascii="SimSun" w:cs="SimSun" w:eastAsia="SimSun" w:hAnsi="SimSun"/>
-                      <w:sz w:val="21"/>
-                      <w:szCs w:val="21"/>
-                    </w:rPr>
-                    <w:t xml:space="preserve">营业收入增长率</w:t>
+                    <w:t xml:space="preserve">分组变量</w:t>
+                  </w:r>
+                </w:p>
+              </w:tc>
+              <w:tc>
+                <w:tcPr>
+                  <w:tcW w:type="dxa" w:w="1700"/>
+                  <w:tcBorders>
+                    <w:top w:val="single" w:color="000000" w:sz="4"/>
+                    <w:left w:val="single" w:color="000000" w:sz="4"/>
+                    <w:bottom w:val="single" w:color="000000" w:sz="4"/>
+                    <w:right w:val="single" w:color="000000" w:sz="4"/>
+                  </w:tcBorders>
+                  <w:tcMar>
+                    <w:top w:type="dxa" w:w="80"/>
+                    <w:left w:type="dxa" w:w="100"/>
+                    <w:bottom w:type="dxa" w:w="80"/>
+                    <w:right w:type="dxa" w:w="100"/>
+                  </w:tcMar>
+                  <w:vAlign w:val="center"/>
+                </w:tcPr>
+                <w:p>
+                  <w:pPr>
+                    <w:spacing w:after="40" w:line="300"/>
+                  </w:pPr>
+                  <w:r>
+                    <w:rPr>
+                      <w:rFonts w:ascii="SimSun" w:cs="SimSun" w:eastAsia="SimSun" w:hAnsi="SimSun"/>
+                      <w:sz w:val="21"/>
+                      <w:szCs w:val="21"/>
+                    </w:rPr>
+                    <w:t xml:space="preserve">产权性质</w:t>
+                  </w:r>
+                </w:p>
+              </w:tc>
+              <w:tc>
+                <w:tcPr>
+                  <w:tcW w:type="dxa" w:w="1500"/>
+                  <w:tcBorders>
+                    <w:top w:val="single" w:color="000000" w:sz="4"/>
+                    <w:left w:val="single" w:color="000000" w:sz="4"/>
+                    <w:bottom w:val="single" w:color="000000" w:sz="4"/>
+                    <w:right w:val="single" w:color="000000" w:sz="4"/>
+                  </w:tcBorders>
+                  <w:tcMar>
+                    <w:top w:type="dxa" w:w="80"/>
+                    <w:left w:type="dxa" w:w="100"/>
+                    <w:bottom w:type="dxa" w:w="80"/>
+                    <w:right w:type="dxa" w:w="100"/>
+                  </w:tcMar>
+                  <w:vAlign w:val="center"/>
+                </w:tcPr>
+                <w:p>
+                  <w:pPr>
+                    <w:spacing w:after="40" w:line="300"/>
+                  </w:pPr>
+                  <w:r>
+                    <w:rPr>
+                      <w:rFonts w:ascii="SimSun" w:cs="SimSun" w:eastAsia="SimSun" w:hAnsi="SimSun"/>
+                      <w:sz w:val="21"/>
+                      <w:szCs w:val="21"/>
+                    </w:rPr>
+                    <w:t xml:space="preserve">SOE</w:t>
+                  </w:r>
+                </w:p>
+              </w:tc>
+              <w:tc>
+                <w:tcPr>
+                  <w:tcW w:type="dxa" w:w="3000"/>
+                  <w:tcBorders>
+                    <w:top w:val="single" w:color="000000" w:sz="4"/>
+                    <w:left w:val="single" w:color="000000" w:sz="4"/>
+                    <w:bottom w:val="single" w:color="000000" w:sz="4"/>
+                    <w:right w:val="single" w:color="000000" w:sz="4"/>
+                  </w:tcBorders>
+                  <w:tcMar>
+                    <w:top w:type="dxa" w:w="80"/>
+                    <w:left w:type="dxa" w:w="100"/>
+                    <w:bottom w:type="dxa" w:w="80"/>
+                    <w:right w:type="dxa" w:w="100"/>
+                  </w:tcMar>
+                  <w:vAlign w:val="center"/>
+                </w:tcPr>
+                <w:p>
+                  <w:pPr>
+                    <w:spacing w:after="40" w:line="300"/>
+                  </w:pPr>
+                  <w:r>
+                    <w:rPr>
+                      <w:rFonts w:ascii="SimSun" w:cs="SimSun" w:eastAsia="SimSun" w:hAnsi="SimSun"/>
+                      <w:sz w:val="21"/>
+                      <w:szCs w:val="21"/>
+                    </w:rPr>
+                    <w:t xml:space="preserve">国有企业=1，非国有企业=0；多数公司不随时间变化，被公司固定效应吸收，主要用于H4分组</w:t>
                   </w:r>
                 </w:p>
               </w:tc>
@@ -6738,6 +6802,9 @@
               </w:tc>
             </w:tr>
             <w:tr>
+              <w:trPr>
+                <w:cantSplit/>
+              </w:trPr>
               <w:tc>
                 <w:tcPr>
                   <w:tcW w:type="dxa" w:w="1300"/>
@@ -6759,106 +6826,44 @@
                   <w:pPr>
                     <w:spacing w:after="40" w:line="300"/>
                   </w:pPr>
-                  <w:r>
-                    <w:rPr>
-                      <w:rFonts w:ascii="SimSun" w:cs="SimSun" w:eastAsia="SimSun" w:hAnsi="SimSun"/>
-                      <w:sz w:val="21"/>
-                      <w:szCs w:val="21"/>
-                    </w:rPr>
-                    <w:t xml:space="preserve">控制变量</w:t>
-                  </w:r>
-                </w:p>
-              </w:tc>
-              <w:tc>
-                <w:tcPr>
-                  <w:tcW w:type="dxa" w:w="1900"/>
-                  <w:tcBorders>
-                    <w:top w:val="single" w:color="000000" w:sz="4"/>
-                    <w:left w:val="single" w:color="000000" w:sz="4"/>
-                    <w:bottom w:val="single" w:color="000000" w:sz="4"/>
-                    <w:right w:val="single" w:color="000000" w:sz="4"/>
-                  </w:tcBorders>
-                  <w:tcMar>
-                    <w:top w:type="dxa" w:w="80"/>
-                    <w:left w:type="dxa" w:w="100"/>
-                    <w:bottom w:type="dxa" w:w="80"/>
-                    <w:right w:type="dxa" w:w="100"/>
-                  </w:tcMar>
-                  <w:vAlign w:val="center"/>
-                </w:tcPr>
-                <w:p>
-                  <w:pPr>
-                    <w:spacing w:after="40" w:line="300"/>
-                  </w:pPr>
-                  <w:r>
-                    <w:rPr>
-                      <w:rFonts w:ascii="SimSun" w:cs="SimSun" w:eastAsia="SimSun" w:hAnsi="SimSun"/>
-                      <w:sz w:val="21"/>
-                      <w:szCs w:val="21"/>
-                    </w:rPr>
-                    <w:t xml:space="preserve">成长机会</w:t>
-                  </w:r>
-                </w:p>
-              </w:tc>
-              <w:tc>
-                <w:tcPr>
-                  <w:tcW w:type="dxa" w:w="1100"/>
-                  <w:tcBorders>
-                    <w:top w:val="single" w:color="000000" w:sz="4"/>
-                    <w:left w:val="single" w:color="000000" w:sz="4"/>
-                    <w:bottom w:val="single" w:color="000000" w:sz="4"/>
-                    <w:right w:val="single" w:color="000000" w:sz="4"/>
-                  </w:tcBorders>
-                  <w:tcMar>
-                    <w:top w:type="dxa" w:w="80"/>
-                    <w:left w:type="dxa" w:w="100"/>
-                    <w:bottom w:type="dxa" w:w="80"/>
-                    <w:right w:type="dxa" w:w="100"/>
-                  </w:tcMar>
-                  <w:vAlign w:val="center"/>
-                </w:tcPr>
-                <w:p>
-                  <w:pPr>
-                    <w:spacing w:after="40" w:line="300"/>
-                  </w:pPr>
-                  <w:r>
-                    <w:rPr>
-                      <w:rFonts w:ascii="SimSun" w:cs="SimSun" w:eastAsia="SimSun" w:hAnsi="SimSun"/>
-                      <w:sz w:val="21"/>
-                      <w:szCs w:val="21"/>
-                    </w:rPr>
-                    <w:t xml:space="preserve">TobinQ</w:t>
-                  </w:r>
-                </w:p>
-              </w:tc>
-              <w:tc>
-                <w:tcPr>
-                  <w:tcW w:type="dxa" w:w="3200"/>
-                  <w:tcBorders>
-                    <w:top w:val="single" w:color="000000" w:sz="4"/>
-                    <w:left w:val="single" w:color="000000" w:sz="4"/>
-                    <w:bottom w:val="single" w:color="000000" w:sz="4"/>
-                    <w:right w:val="single" w:color="000000" w:sz="4"/>
-                  </w:tcBorders>
-                  <w:tcMar>
-                    <w:top w:type="dxa" w:w="80"/>
-                    <w:left w:type="dxa" w:w="100"/>
-                    <w:bottom w:type="dxa" w:w="80"/>
-                    <w:right w:type="dxa" w:w="100"/>
-                  </w:tcMar>
-                  <w:vAlign w:val="center"/>
-                </w:tcPr>
-                <w:p>
-                  <w:pPr>
-                    <w:spacing w:after="40" w:line="300"/>
-                  </w:pPr>
-                  <w:r>
-                    <w:rPr>
-                      <w:rFonts w:ascii="SimSun" w:cs="SimSun" w:eastAsia="SimSun" w:hAnsi="SimSun"/>
-                      <w:sz w:val="21"/>
-                      <w:szCs w:val="21"/>
-                    </w:rPr>
-                    <w:t xml:space="preserve">（股权市值＋负债账面价值）/总资产</w:t>
+                  <w:r/>
+                  <w:r>
+                    <w:rPr>
+                      <w:rFonts w:ascii="宋体" w:hAnsi="宋体" w:eastAsia="宋体"/>
+                      <w:sz w:val="21"/>
+                    </w:rPr>
+                    <w:t>分组变量</w:t>
+                  </w:r>
+                </w:p>
+              </w:tc>
+              <w:tc>
+                <w:tcPr>
+                  <w:tcW w:type="dxa" w:w="1700"/>
+                  <w:tcBorders>
+                    <w:top w:val="single" w:color="000000" w:sz="4"/>
+                    <w:left w:val="single" w:color="000000" w:sz="4"/>
+                    <w:bottom w:val="single" w:color="000000" w:sz="4"/>
+                    <w:right w:val="single" w:color="000000" w:sz="4"/>
+                  </w:tcBorders>
+                  <w:tcMar>
+                    <w:top w:type="dxa" w:w="80"/>
+                    <w:left w:type="dxa" w:w="100"/>
+                    <w:bottom w:type="dxa" w:w="80"/>
+                    <w:right w:type="dxa" w:w="100"/>
+                  </w:tcMar>
+                  <w:vAlign w:val="center"/>
+                </w:tcPr>
+                <w:p>
+                  <w:pPr>
+                    <w:spacing w:after="40" w:line="300"/>
+                  </w:pPr>
+                  <w:r/>
+                  <w:r>
+                    <w:rPr>
+                      <w:rFonts w:ascii="宋体" w:hAnsi="宋体" w:eastAsia="宋体"/>
+                      <w:sz w:val="21"/>
+                    </w:rPr>
+                    <w:t>质押资金投向</w:t>
                   </w:r>
                 </w:p>
               </w:tc>
@@ -6883,18 +6888,83 @@
                   <w:pPr>
                     <w:spacing w:after="40" w:line="300"/>
                   </w:pPr>
-                  <w:r>
-                    <w:rPr>
-                      <w:rFonts w:ascii="SimSun" w:cs="SimSun" w:eastAsia="SimSun" w:hAnsi="SimSun"/>
-                      <w:sz w:val="21"/>
-                      <w:szCs w:val="21"/>
-                    </w:rPr>
-                    <w:t xml:space="preserve">CSMAR</w:t>
+                  <w:r/>
+                  <w:r>
+                    <w:rPr>
+                      <w:rFonts w:ascii="宋体" w:hAnsi="宋体" w:eastAsia="宋体"/>
+                      <w:sz w:val="21"/>
+                    </w:rPr>
+                    <w:t>PledgeUse</w:t>
+                  </w:r>
+                </w:p>
+              </w:tc>
+              <w:tc>
+                <w:tcPr>
+                  <w:tcW w:type="dxa" w:w="3000"/>
+                  <w:tcBorders>
+                    <w:top w:val="single" w:color="000000" w:sz="4"/>
+                    <w:left w:val="single" w:color="000000" w:sz="4"/>
+                    <w:bottom w:val="single" w:color="000000" w:sz="4"/>
+                    <w:right w:val="single" w:color="000000" w:sz="4"/>
+                  </w:tcBorders>
+                  <w:tcMar>
+                    <w:top w:type="dxa" w:w="80"/>
+                    <w:left w:type="dxa" w:w="100"/>
+                    <w:bottom w:type="dxa" w:w="80"/>
+                    <w:right w:type="dxa" w:w="100"/>
+                  </w:tcMar>
+                  <w:vAlign w:val="center"/>
+                </w:tcPr>
+                <w:p>
+                  <w:pPr>
+                    <w:spacing w:after="40" w:line="300"/>
+                  </w:pPr>
+                  <w:r/>
+                  <w:r>
+                    <w:rPr>
+                      <w:rFonts w:ascii="宋体" w:hAnsi="宋体" w:eastAsia="宋体"/>
+                      <w:sz w:val="21"/>
+                    </w:rPr>
+                    <w:t xml:space="preserve">质押资金投向上市公司=1，投向控股股东自身或第三方=0；投向上市公司的记录约占2%，仅作补充检验</w:t>
+                  </w:r>
+                </w:p>
+              </w:tc>
+              <w:tc>
+                <w:tcPr>
+                  <w:tcW w:type="dxa" w:w="1500"/>
+                  <w:tcBorders>
+                    <w:top w:val="single" w:color="000000" w:sz="4"/>
+                    <w:left w:val="single" w:color="000000" w:sz="4"/>
+                    <w:bottom w:val="single" w:color="000000" w:sz="4"/>
+                    <w:right w:val="single" w:color="000000" w:sz="4"/>
+                  </w:tcBorders>
+                  <w:tcMar>
+                    <w:top w:type="dxa" w:w="80"/>
+                    <w:left w:type="dxa" w:w="100"/>
+                    <w:bottom w:type="dxa" w:w="80"/>
+                    <w:right w:type="dxa" w:w="100"/>
+                  </w:tcMar>
+                  <w:vAlign w:val="center"/>
+                </w:tcPr>
+                <w:p>
+                  <w:pPr>
+                    <w:spacing w:after="40" w:line="300"/>
+                  </w:pPr>
+                  <w:r/>
+                  <w:r>
+                    <w:rPr>
+                      <w:rFonts w:ascii="宋体" w:hAnsi="宋体" w:eastAsia="宋体"/>
+                      <w:sz w:val="21"/>
+                    </w:rPr>
+                    <w:t xml:space="preserve">CSMAR质押明细表“投向”字段，参照Pan和Qian（2024）</w:t>
                   </w:r>
                 </w:p>
               </w:tc>
             </w:tr>
             <w:tr>
+              <w:trPr>
+                <w:cantSplit/>
+              </w:trPr>
               <w:tc>
                 <w:tcPr>
                   <w:tcW w:type="dxa" w:w="1300"/>
@@ -6922,100 +6992,38 @@
                       <w:sz w:val="21"/>
                       <w:szCs w:val="21"/>
                     </w:rPr>
-                    <w:t xml:space="preserve">控制变量</w:t>
-                  </w:r>
-                </w:p>
-              </w:tc>
-              <w:tc>
-                <w:tcPr>
-                  <w:tcW w:type="dxa" w:w="1900"/>
-                  <w:tcBorders>
-                    <w:top w:val="single" w:color="000000" w:sz="4"/>
-                    <w:left w:val="single" w:color="000000" w:sz="4"/>
-                    <w:bottom w:val="single" w:color="000000" w:sz="4"/>
-                    <w:right w:val="single" w:color="000000" w:sz="4"/>
-                  </w:tcBorders>
-                  <w:tcMar>
-                    <w:top w:type="dxa" w:w="80"/>
-                    <w:left w:type="dxa" w:w="100"/>
-                    <w:bottom w:type="dxa" w:w="80"/>
-                    <w:right w:type="dxa" w:w="100"/>
-                  </w:tcMar>
-                  <w:vAlign w:val="center"/>
-                </w:tcPr>
-                <w:p>
-                  <w:pPr>
-                    <w:spacing w:after="40" w:line="300"/>
-                  </w:pPr>
-                  <w:r>
-                    <w:rPr>
-                      <w:rFonts w:ascii="SimSun" w:cs="SimSun" w:eastAsia="SimSun" w:hAnsi="SimSun"/>
-                      <w:sz w:val="21"/>
-                      <w:szCs w:val="21"/>
-                    </w:rPr>
-                    <w:t xml:space="preserve">现金流水平</w:t>
-                  </w:r>
-                </w:p>
-              </w:tc>
-              <w:tc>
-                <w:tcPr>
-                  <w:tcW w:type="dxa" w:w="1100"/>
-                  <w:tcBorders>
-                    <w:top w:val="single" w:color="000000" w:sz="4"/>
-                    <w:left w:val="single" w:color="000000" w:sz="4"/>
-                    <w:bottom w:val="single" w:color="000000" w:sz="4"/>
-                    <w:right w:val="single" w:color="000000" w:sz="4"/>
-                  </w:tcBorders>
-                  <w:tcMar>
-                    <w:top w:type="dxa" w:w="80"/>
-                    <w:left w:type="dxa" w:w="100"/>
-                    <w:bottom w:type="dxa" w:w="80"/>
-                    <w:right w:type="dxa" w:w="100"/>
-                  </w:tcMar>
-                  <w:vAlign w:val="center"/>
-                </w:tcPr>
-                <w:p>
-                  <w:pPr>
-                    <w:spacing w:after="40" w:line="300"/>
-                  </w:pPr>
-                  <w:r>
-                    <w:rPr>
-                      <w:rFonts w:ascii="SimSun" w:cs="SimSun" w:eastAsia="SimSun" w:hAnsi="SimSun"/>
-                      <w:sz w:val="21"/>
-                      <w:szCs w:val="21"/>
-                    </w:rPr>
-                    <w:t xml:space="preserve">CF</w:t>
-                  </w:r>
-                </w:p>
-              </w:tc>
-              <w:tc>
-                <w:tcPr>
-                  <w:tcW w:type="dxa" w:w="3200"/>
-                  <w:tcBorders>
-                    <w:top w:val="single" w:color="000000" w:sz="4"/>
-                    <w:left w:val="single" w:color="000000" w:sz="4"/>
-                    <w:bottom w:val="single" w:color="000000" w:sz="4"/>
-                    <w:right w:val="single" w:color="000000" w:sz="4"/>
-                  </w:tcBorders>
-                  <w:tcMar>
-                    <w:top w:type="dxa" w:w="80"/>
-                    <w:left w:type="dxa" w:w="100"/>
-                    <w:bottom w:type="dxa" w:w="80"/>
-                    <w:right w:type="dxa" w:w="100"/>
-                  </w:tcMar>
-                  <w:vAlign w:val="center"/>
-                </w:tcPr>
-                <w:p>
-                  <w:pPr>
-                    <w:spacing w:after="40" w:line="300"/>
-                  </w:pPr>
-                  <w:r>
-                    <w:rPr>
-                      <w:rFonts w:ascii="SimSun" w:cs="SimSun" w:eastAsia="SimSun" w:hAnsi="SimSun"/>
-                      <w:sz w:val="21"/>
-                      <w:szCs w:val="21"/>
-                    </w:rPr>
-                    <w:t xml:space="preserve">经营活动现金流净额/总资产</w:t>
+                    <w:t xml:space="preserve">政策变量</w:t>
+                  </w:r>
+                </w:p>
+              </w:tc>
+              <w:tc>
+                <w:tcPr>
+                  <w:tcW w:type="dxa" w:w="1700"/>
+                  <w:tcBorders>
+                    <w:top w:val="single" w:color="000000" w:sz="4"/>
+                    <w:left w:val="single" w:color="000000" w:sz="4"/>
+                    <w:bottom w:val="single" w:color="000000" w:sz="4"/>
+                    <w:right w:val="single" w:color="000000" w:sz="4"/>
+                  </w:tcBorders>
+                  <w:tcMar>
+                    <w:top w:type="dxa" w:w="80"/>
+                    <w:left w:type="dxa" w:w="100"/>
+                    <w:bottom w:type="dxa" w:w="80"/>
+                    <w:right w:type="dxa" w:w="100"/>
+                  </w:tcMar>
+                  <w:vAlign w:val="center"/>
+                </w:tcPr>
+                <w:p>
+                  <w:pPr>
+                    <w:spacing w:after="40" w:line="300"/>
+                  </w:pPr>
+                  <w:r>
+                    <w:rPr>
+                      <w:rFonts w:ascii="SimSun" w:cs="SimSun" w:eastAsia="SimSun" w:hAnsi="SimSun"/>
+                      <w:sz w:val="21"/>
+                      <w:szCs w:val="21"/>
+                    </w:rPr>
+                    <w:t xml:space="preserve">处理强度</w:t>
                   </w:r>
                 </w:p>
               </w:tc>
@@ -7046,12 +7054,77 @@
                       <w:sz w:val="21"/>
                       <w:szCs w:val="21"/>
                     </w:rPr>
-                    <w:t xml:space="preserve">CSMAR</w:t>
+                    <w:t xml:space="preserve">PledgePre</w:t>
+                  </w:r>
+                </w:p>
+              </w:tc>
+              <w:tc>
+                <w:tcPr>
+                  <w:tcW w:type="dxa" w:w="3000"/>
+                  <w:tcBorders>
+                    <w:top w:val="single" w:color="000000" w:sz="4"/>
+                    <w:left w:val="single" w:color="000000" w:sz="4"/>
+                    <w:bottom w:val="single" w:color="000000" w:sz="4"/>
+                    <w:right w:val="single" w:color="000000" w:sz="4"/>
+                  </w:tcBorders>
+                  <w:tcMar>
+                    <w:top w:type="dxa" w:w="80"/>
+                    <w:left w:type="dxa" w:w="100"/>
+                    <w:bottom w:type="dxa" w:w="80"/>
+                    <w:right w:type="dxa" w:w="100"/>
+                  </w:tcMar>
+                  <w:vAlign w:val="center"/>
+                </w:tcPr>
+                <w:p>
+                  <w:pPr>
+                    <w:spacing w:after="40" w:line="300"/>
+                  </w:pPr>
+                  <w:r>
+                    <w:rPr>
+                      <w:rFonts w:ascii="SimSun" w:cs="SimSun" w:eastAsia="SimSun" w:hAnsi="SimSun"/>
+                      <w:sz w:val="21"/>
+                      <w:szCs w:val="21"/>
+                    </w:rPr>
+                    <w:t xml:space="preserve">新规实施前（2016—2017年）大股东平均质押比例（连续变量）；稳健性检验中以是否高于样本中位数定义二值变量Treat</w:t>
+                  </w:r>
+                </w:p>
+              </w:tc>
+              <w:tc>
+                <w:tcPr>
+                  <w:tcW w:type="dxa" w:w="1500"/>
+                  <w:tcBorders>
+                    <w:top w:val="single" w:color="000000" w:sz="4"/>
+                    <w:left w:val="single" w:color="000000" w:sz="4"/>
+                    <w:bottom w:val="single" w:color="000000" w:sz="4"/>
+                    <w:right w:val="single" w:color="000000" w:sz="4"/>
+                  </w:tcBorders>
+                  <w:tcMar>
+                    <w:top w:type="dxa" w:w="80"/>
+                    <w:left w:type="dxa" w:w="100"/>
+                    <w:bottom w:type="dxa" w:w="80"/>
+                    <w:right w:type="dxa" w:w="100"/>
+                  </w:tcMar>
+                  <w:vAlign w:val="center"/>
+                </w:tcPr>
+                <w:p>
+                  <w:pPr>
+                    <w:spacing w:after="40" w:line="300"/>
+                  </w:pPr>
+                  <w:r>
+                    <w:rPr>
+                      <w:rFonts w:ascii="SimSun" w:cs="SimSun" w:eastAsia="SimSun" w:hAnsi="SimSun"/>
+                      <w:sz w:val="21"/>
+                      <w:szCs w:val="21"/>
+                    </w:rPr>
+                    <w:t xml:space="preserve">自行构造</w:t>
                   </w:r>
                 </w:p>
               </w:tc>
             </w:tr>
             <w:tr>
+              <w:trPr>
+                <w:cantSplit/>
+              </w:trPr>
               <w:tc>
                 <w:tcPr>
                   <w:tcW w:type="dxa" w:w="1300"/>
@@ -7079,100 +7152,38 @@
                       <w:sz w:val="21"/>
                       <w:szCs w:val="21"/>
                     </w:rPr>
-                    <w:t xml:space="preserve">控制变量</w:t>
-                  </w:r>
-                </w:p>
-              </w:tc>
-              <w:tc>
-                <w:tcPr>
-                  <w:tcW w:type="dxa" w:w="1900"/>
-                  <w:tcBorders>
-                    <w:top w:val="single" w:color="000000" w:sz="4"/>
-                    <w:left w:val="single" w:color="000000" w:sz="4"/>
-                    <w:bottom w:val="single" w:color="000000" w:sz="4"/>
-                    <w:right w:val="single" w:color="000000" w:sz="4"/>
-                  </w:tcBorders>
-                  <w:tcMar>
-                    <w:top w:type="dxa" w:w="80"/>
-                    <w:left w:type="dxa" w:w="100"/>
-                    <w:bottom w:type="dxa" w:w="80"/>
-                    <w:right w:type="dxa" w:w="100"/>
-                  </w:tcMar>
-                  <w:vAlign w:val="center"/>
-                </w:tcPr>
-                <w:p>
-                  <w:pPr>
-                    <w:spacing w:after="40" w:line="300"/>
-                  </w:pPr>
-                  <w:r>
-                    <w:rPr>
-                      <w:rFonts w:ascii="SimSun" w:cs="SimSun" w:eastAsia="SimSun" w:hAnsi="SimSun"/>
-                      <w:sz w:val="21"/>
-                      <w:szCs w:val="21"/>
-                    </w:rPr>
-                    <w:t xml:space="preserve">现金流波动性</w:t>
-                  </w:r>
-                </w:p>
-              </w:tc>
-              <w:tc>
-                <w:tcPr>
-                  <w:tcW w:type="dxa" w:w="1100"/>
-                  <w:tcBorders>
-                    <w:top w:val="single" w:color="000000" w:sz="4"/>
-                    <w:left w:val="single" w:color="000000" w:sz="4"/>
-                    <w:bottom w:val="single" w:color="000000" w:sz="4"/>
-                    <w:right w:val="single" w:color="000000" w:sz="4"/>
-                  </w:tcBorders>
-                  <w:tcMar>
-                    <w:top w:type="dxa" w:w="80"/>
-                    <w:left w:type="dxa" w:w="100"/>
-                    <w:bottom w:type="dxa" w:w="80"/>
-                    <w:right w:type="dxa" w:w="100"/>
-                  </w:tcMar>
-                  <w:vAlign w:val="center"/>
-                </w:tcPr>
-                <w:p>
-                  <w:pPr>
-                    <w:spacing w:after="40" w:line="300"/>
-                  </w:pPr>
-                  <w:r>
-                    <w:rPr>
-                      <w:rFonts w:ascii="SimSun" w:cs="SimSun" w:eastAsia="SimSun" w:hAnsi="SimSun"/>
-                      <w:sz w:val="21"/>
-                      <w:szCs w:val="21"/>
-                    </w:rPr>
-                    <w:t xml:space="preserve">CFVol</w:t>
-                  </w:r>
-                </w:p>
-              </w:tc>
-              <w:tc>
-                <w:tcPr>
-                  <w:tcW w:type="dxa" w:w="3200"/>
-                  <w:tcBorders>
-                    <w:top w:val="single" w:color="000000" w:sz="4"/>
-                    <w:left w:val="single" w:color="000000" w:sz="4"/>
-                    <w:bottom w:val="single" w:color="000000" w:sz="4"/>
-                    <w:right w:val="single" w:color="000000" w:sz="4"/>
-                  </w:tcBorders>
-                  <w:tcMar>
-                    <w:top w:type="dxa" w:w="80"/>
-                    <w:left w:type="dxa" w:w="100"/>
-                    <w:bottom w:type="dxa" w:w="80"/>
-                    <w:right w:type="dxa" w:w="100"/>
-                  </w:tcMar>
-                  <w:vAlign w:val="center"/>
-                </w:tcPr>
-                <w:p>
-                  <w:pPr>
-                    <w:spacing w:after="40" w:line="300"/>
-                  </w:pPr>
-                  <w:r>
-                    <w:rPr>
-                      <w:rFonts w:ascii="SimSun" w:cs="SimSun" w:eastAsia="SimSun" w:hAnsi="SimSun"/>
-                      <w:sz w:val="21"/>
-                      <w:szCs w:val="21"/>
-                    </w:rPr>
-                    <w:t xml:space="preserve">经营现金流3年滚动标准差</w:t>
+                    <w:t xml:space="preserve">政策变量</w:t>
+                  </w:r>
+                </w:p>
+              </w:tc>
+              <w:tc>
+                <w:tcPr>
+                  <w:tcW w:type="dxa" w:w="1700"/>
+                  <w:tcBorders>
+                    <w:top w:val="single" w:color="000000" w:sz="4"/>
+                    <w:left w:val="single" w:color="000000" w:sz="4"/>
+                    <w:bottom w:val="single" w:color="000000" w:sz="4"/>
+                    <w:right w:val="single" w:color="000000" w:sz="4"/>
+                  </w:tcBorders>
+                  <w:tcMar>
+                    <w:top w:type="dxa" w:w="80"/>
+                    <w:left w:type="dxa" w:w="100"/>
+                    <w:bottom w:type="dxa" w:w="80"/>
+                    <w:right w:type="dxa" w:w="100"/>
+                  </w:tcMar>
+                  <w:vAlign w:val="center"/>
+                </w:tcPr>
+                <w:p>
+                  <w:pPr>
+                    <w:spacing w:after="40" w:line="300"/>
+                  </w:pPr>
+                  <w:r>
+                    <w:rPr>
+                      <w:rFonts w:ascii="SimSun" w:cs="SimSun" w:eastAsia="SimSun" w:hAnsi="SimSun"/>
+                      <w:sz w:val="21"/>
+                      <w:szCs w:val="21"/>
+                    </w:rPr>
+                    <w:t xml:space="preserve">政策时点虚拟变量</w:t>
                   </w:r>
                 </w:p>
               </w:tc>
@@ -7203,12 +7214,77 @@
                       <w:sz w:val="21"/>
                       <w:szCs w:val="21"/>
                     </w:rPr>
-                    <w:t xml:space="preserve">CSMAR</w:t>
+                    <w:t xml:space="preserve">Post</w:t>
+                  </w:r>
+                </w:p>
+              </w:tc>
+              <w:tc>
+                <w:tcPr>
+                  <w:tcW w:type="dxa" w:w="3000"/>
+                  <w:tcBorders>
+                    <w:top w:val="single" w:color="000000" w:sz="4"/>
+                    <w:left w:val="single" w:color="000000" w:sz="4"/>
+                    <w:bottom w:val="single" w:color="000000" w:sz="4"/>
+                    <w:right w:val="single" w:color="000000" w:sz="4"/>
+                  </w:tcBorders>
+                  <w:tcMar>
+                    <w:top w:type="dxa" w:w="80"/>
+                    <w:left w:type="dxa" w:w="100"/>
+                    <w:bottom w:type="dxa" w:w="80"/>
+                    <w:right w:type="dxa" w:w="100"/>
+                  </w:tcMar>
+                  <w:vAlign w:val="center"/>
+                </w:tcPr>
+                <w:p>
+                  <w:pPr>
+                    <w:spacing w:after="40" w:line="300"/>
+                  </w:pPr>
+                  <w:r>
+                    <w:rPr>
+                      <w:rFonts w:ascii="SimSun" w:cs="SimSun" w:eastAsia="SimSun" w:hAnsi="SimSun"/>
+                      <w:sz w:val="21"/>
+                      <w:szCs w:val="21"/>
+                    </w:rPr>
+                    <w:t xml:space="preserve">观测年度≥2018年=1，否则=0</w:t>
+                  </w:r>
+                </w:p>
+              </w:tc>
+              <w:tc>
+                <w:tcPr>
+                  <w:tcW w:type="dxa" w:w="1500"/>
+                  <w:tcBorders>
+                    <w:top w:val="single" w:color="000000" w:sz="4"/>
+                    <w:left w:val="single" w:color="000000" w:sz="4"/>
+                    <w:bottom w:val="single" w:color="000000" w:sz="4"/>
+                    <w:right w:val="single" w:color="000000" w:sz="4"/>
+                  </w:tcBorders>
+                  <w:tcMar>
+                    <w:top w:type="dxa" w:w="80"/>
+                    <w:left w:type="dxa" w:w="100"/>
+                    <w:bottom w:type="dxa" w:w="80"/>
+                    <w:right w:type="dxa" w:w="100"/>
+                  </w:tcMar>
+                  <w:vAlign w:val="center"/>
+                </w:tcPr>
+                <w:p>
+                  <w:pPr>
+                    <w:spacing w:after="40" w:line="300"/>
+                  </w:pPr>
+                  <w:r>
+                    <w:rPr>
+                      <w:rFonts w:ascii="SimSun" w:cs="SimSun" w:eastAsia="SimSun" w:hAnsi="SimSun"/>
+                      <w:sz w:val="21"/>
+                      <w:szCs w:val="21"/>
+                    </w:rPr>
+                    <w:t xml:space="preserve">自行构造</w:t>
                   </w:r>
                 </w:p>
               </w:tc>
             </w:tr>
             <w:tr>
+              <w:trPr>
+                <w:cantSplit/>
+              </w:trPr>
               <w:tc>
                 <w:tcPr>
                   <w:tcW w:type="dxa" w:w="1300"/>
@@ -7236,100 +7312,38 @@
                       <w:sz w:val="21"/>
                       <w:szCs w:val="21"/>
                     </w:rPr>
-                    <w:t xml:space="preserve">拓展变量</w:t>
-                  </w:r>
-                </w:p>
-              </w:tc>
-              <w:tc>
-                <w:tcPr>
-                  <w:tcW w:type="dxa" w:w="1900"/>
-                  <w:tcBorders>
-                    <w:top w:val="single" w:color="000000" w:sz="4"/>
-                    <w:left w:val="single" w:color="000000" w:sz="4"/>
-                    <w:bottom w:val="single" w:color="000000" w:sz="4"/>
-                    <w:right w:val="single" w:color="000000" w:sz="4"/>
-                  </w:tcBorders>
-                  <w:tcMar>
-                    <w:top w:type="dxa" w:w="80"/>
-                    <w:left w:type="dxa" w:w="100"/>
-                    <w:bottom w:type="dxa" w:w="80"/>
-                    <w:right w:type="dxa" w:w="100"/>
-                  </w:tcMar>
-                  <w:vAlign w:val="center"/>
-                </w:tcPr>
-                <w:p>
-                  <w:pPr>
-                    <w:spacing w:after="40" w:line="300"/>
-                  </w:pPr>
-                  <w:r>
-                    <w:rPr>
-                      <w:rFonts w:ascii="SimSun" w:cs="SimSun" w:eastAsia="SimSun" w:hAnsi="SimSun"/>
-                      <w:sz w:val="21"/>
-                      <w:szCs w:val="21"/>
-                    </w:rPr>
-                    <w:t xml:space="preserve">资本支出</w:t>
-                  </w:r>
-                </w:p>
-              </w:tc>
-              <w:tc>
-                <w:tcPr>
-                  <w:tcW w:type="dxa" w:w="1100"/>
-                  <w:tcBorders>
-                    <w:top w:val="single" w:color="000000" w:sz="4"/>
-                    <w:left w:val="single" w:color="000000" w:sz="4"/>
-                    <w:bottom w:val="single" w:color="000000" w:sz="4"/>
-                    <w:right w:val="single" w:color="000000" w:sz="4"/>
-                  </w:tcBorders>
-                  <w:tcMar>
-                    <w:top w:type="dxa" w:w="80"/>
-                    <w:left w:type="dxa" w:w="100"/>
-                    <w:bottom w:type="dxa" w:w="80"/>
-                    <w:right w:type="dxa" w:w="100"/>
-                  </w:tcMar>
-                  <w:vAlign w:val="center"/>
-                </w:tcPr>
-                <w:p>
-                  <w:pPr>
-                    <w:spacing w:after="40" w:line="300"/>
-                  </w:pPr>
-                  <w:r>
-                    <w:rPr>
-                      <w:rFonts w:ascii="SimSun" w:cs="SimSun" w:eastAsia="SimSun" w:hAnsi="SimSun"/>
-                      <w:sz w:val="21"/>
-                      <w:szCs w:val="21"/>
-                    </w:rPr>
-                    <w:t xml:space="preserve">Capex</w:t>
-                  </w:r>
-                </w:p>
-              </w:tc>
-              <w:tc>
-                <w:tcPr>
-                  <w:tcW w:type="dxa" w:w="3200"/>
-                  <w:tcBorders>
-                    <w:top w:val="single" w:color="000000" w:sz="4"/>
-                    <w:left w:val="single" w:color="000000" w:sz="4"/>
-                    <w:bottom w:val="single" w:color="000000" w:sz="4"/>
-                    <w:right w:val="single" w:color="000000" w:sz="4"/>
-                  </w:tcBorders>
-                  <w:tcMar>
-                    <w:top w:type="dxa" w:w="80"/>
-                    <w:left w:type="dxa" w:w="100"/>
-                    <w:bottom w:type="dxa" w:w="80"/>
-                    <w:right w:type="dxa" w:w="100"/>
-                  </w:tcMar>
-                  <w:vAlign w:val="center"/>
-                </w:tcPr>
-                <w:p>
-                  <w:pPr>
-                    <w:spacing w:after="40" w:line="300"/>
-                  </w:pPr>
-                  <w:r>
-                    <w:rPr>
-                      <w:rFonts w:ascii="SimSun" w:cs="SimSun" w:eastAsia="SimSun" w:hAnsi="SimSun"/>
-                      <w:sz w:val="21"/>
-                      <w:szCs w:val="21"/>
-                    </w:rPr>
-                    <w:t xml:space="preserve">购建固定资产、无形资产等支付的现金/总资产；作为投资挤出检验的被解释变量，不进入基准控制变量</w:t>
+                    <w:t xml:space="preserve">政策变量</w:t>
+                  </w:r>
+                </w:p>
+              </w:tc>
+              <w:tc>
+                <w:tcPr>
+                  <w:tcW w:type="dxa" w:w="1700"/>
+                  <w:tcBorders>
+                    <w:top w:val="single" w:color="000000" w:sz="4"/>
+                    <w:left w:val="single" w:color="000000" w:sz="4"/>
+                    <w:bottom w:val="single" w:color="000000" w:sz="4"/>
+                    <w:right w:val="single" w:color="000000" w:sz="4"/>
+                  </w:tcBorders>
+                  <w:tcMar>
+                    <w:top w:type="dxa" w:w="80"/>
+                    <w:left w:type="dxa" w:w="100"/>
+                    <w:bottom w:type="dxa" w:w="80"/>
+                    <w:right w:type="dxa" w:w="100"/>
+                  </w:tcMar>
+                  <w:vAlign w:val="center"/>
+                </w:tcPr>
+                <w:p>
+                  <w:pPr>
+                    <w:spacing w:after="40" w:line="300"/>
+                  </w:pPr>
+                  <w:r>
+                    <w:rPr>
+                      <w:rFonts w:ascii="SimSun" w:cs="SimSun" w:eastAsia="SimSun" w:hAnsi="SimSun"/>
+                      <w:sz w:val="21"/>
+                      <w:szCs w:val="21"/>
+                    </w:rPr>
+                    <w:t xml:space="preserve">双重差分项</w:t>
                   </w:r>
                 </w:p>
               </w:tc>
@@ -7360,12 +7374,77 @@
                       <w:sz w:val="21"/>
                       <w:szCs w:val="21"/>
                     </w:rPr>
-                    <w:t xml:space="preserve">CSMAR</w:t>
+                    <w:t xml:space="preserve">PledgePre×Post</w:t>
+                  </w:r>
+                </w:p>
+              </w:tc>
+              <w:tc>
+                <w:tcPr>
+                  <w:tcW w:type="dxa" w:w="3000"/>
+                  <w:tcBorders>
+                    <w:top w:val="single" w:color="000000" w:sz="4"/>
+                    <w:left w:val="single" w:color="000000" w:sz="4"/>
+                    <w:bottom w:val="single" w:color="000000" w:sz="4"/>
+                    <w:right w:val="single" w:color="000000" w:sz="4"/>
+                  </w:tcBorders>
+                  <w:tcMar>
+                    <w:top w:type="dxa" w:w="80"/>
+                    <w:left w:type="dxa" w:w="100"/>
+                    <w:bottom w:type="dxa" w:w="80"/>
+                    <w:right w:type="dxa" w:w="100"/>
+                  </w:tcMar>
+                  <w:vAlign w:val="center"/>
+                </w:tcPr>
+                <w:p>
+                  <w:pPr>
+                    <w:spacing w:after="40" w:line="300"/>
+                  </w:pPr>
+                  <w:r>
+                    <w:rPr>
+                      <w:rFonts w:ascii="SimSun" w:cs="SimSun" w:eastAsia="SimSun" w:hAnsi="SimSun"/>
+                      <w:sz w:val="21"/>
+                      <w:szCs w:val="21"/>
+                    </w:rPr>
+                    <w:t xml:space="preserve">处理强度与政策时点虚拟变量的交乘项</w:t>
+                  </w:r>
+                </w:p>
+              </w:tc>
+              <w:tc>
+                <w:tcPr>
+                  <w:tcW w:type="dxa" w:w="1500"/>
+                  <w:tcBorders>
+                    <w:top w:val="single" w:color="000000" w:sz="4"/>
+                    <w:left w:val="single" w:color="000000" w:sz="4"/>
+                    <w:bottom w:val="single" w:color="000000" w:sz="4"/>
+                    <w:right w:val="single" w:color="000000" w:sz="4"/>
+                  </w:tcBorders>
+                  <w:tcMar>
+                    <w:top w:type="dxa" w:w="80"/>
+                    <w:left w:type="dxa" w:w="100"/>
+                    <w:bottom w:type="dxa" w:w="80"/>
+                    <w:right w:type="dxa" w:w="100"/>
+                  </w:tcMar>
+                  <w:vAlign w:val="center"/>
+                </w:tcPr>
+                <w:p>
+                  <w:pPr>
+                    <w:spacing w:after="40" w:line="300"/>
+                  </w:pPr>
+                  <w:r>
+                    <w:rPr>
+                      <w:rFonts w:ascii="SimSun" w:cs="SimSun" w:eastAsia="SimSun" w:hAnsi="SimSun"/>
+                      <w:sz w:val="21"/>
+                      <w:szCs w:val="21"/>
+                    </w:rPr>
+                    <w:t xml:space="preserve">自行构造</w:t>
                   </w:r>
                 </w:p>
               </w:tc>
             </w:tr>
             <w:tr>
+              <w:trPr>
+                <w:cantSplit/>
+              </w:trPr>
               <w:tc>
                 <w:tcPr>
                   <w:tcW w:type="dxa" w:w="1300"/>
@@ -7387,106 +7466,44 @@
                   <w:pPr>
                     <w:spacing w:after="40" w:line="300"/>
                   </w:pPr>
-                  <w:r>
-                    <w:rPr>
-                      <w:rFonts w:ascii="SimSun" w:cs="SimSun" w:eastAsia="SimSun" w:hAnsi="SimSun"/>
-                      <w:sz w:val="21"/>
-                      <w:szCs w:val="21"/>
-                    </w:rPr>
-                    <w:t xml:space="preserve">控制变量</w:t>
-                  </w:r>
-                </w:p>
-              </w:tc>
-              <w:tc>
-                <w:tcPr>
-                  <w:tcW w:type="dxa" w:w="1900"/>
-                  <w:tcBorders>
-                    <w:top w:val="single" w:color="000000" w:sz="4"/>
-                    <w:left w:val="single" w:color="000000" w:sz="4"/>
-                    <w:bottom w:val="single" w:color="000000" w:sz="4"/>
-                    <w:right w:val="single" w:color="000000" w:sz="4"/>
-                  </w:tcBorders>
-                  <w:tcMar>
-                    <w:top w:type="dxa" w:w="80"/>
-                    <w:left w:type="dxa" w:w="100"/>
-                    <w:bottom w:type="dxa" w:w="80"/>
-                    <w:right w:type="dxa" w:w="100"/>
-                  </w:tcMar>
-                  <w:vAlign w:val="center"/>
-                </w:tcPr>
-                <w:p>
-                  <w:pPr>
-                    <w:spacing w:after="40" w:line="300"/>
-                  </w:pPr>
-                  <w:r>
-                    <w:rPr>
-                      <w:rFonts w:ascii="SimSun" w:cs="SimSun" w:eastAsia="SimSun" w:hAnsi="SimSun"/>
-                      <w:sz w:val="21"/>
-                      <w:szCs w:val="21"/>
-                    </w:rPr>
-                    <w:t xml:space="preserve">净营运资本</w:t>
-                  </w:r>
-                </w:p>
-              </w:tc>
-              <w:tc>
-                <w:tcPr>
-                  <w:tcW w:type="dxa" w:w="1100"/>
-                  <w:tcBorders>
-                    <w:top w:val="single" w:color="000000" w:sz="4"/>
-                    <w:left w:val="single" w:color="000000" w:sz="4"/>
-                    <w:bottom w:val="single" w:color="000000" w:sz="4"/>
-                    <w:right w:val="single" w:color="000000" w:sz="4"/>
-                  </w:tcBorders>
-                  <w:tcMar>
-                    <w:top w:type="dxa" w:w="80"/>
-                    <w:left w:type="dxa" w:w="100"/>
-                    <w:bottom w:type="dxa" w:w="80"/>
-                    <w:right w:type="dxa" w:w="100"/>
-                  </w:tcMar>
-                  <w:vAlign w:val="center"/>
-                </w:tcPr>
-                <w:p>
-                  <w:pPr>
-                    <w:spacing w:after="40" w:line="300"/>
-                  </w:pPr>
-                  <w:r>
-                    <w:rPr>
-                      <w:rFonts w:ascii="SimSun" w:cs="SimSun" w:eastAsia="SimSun" w:hAnsi="SimSun"/>
-                      <w:sz w:val="21"/>
-                      <w:szCs w:val="21"/>
-                    </w:rPr>
-                    <w:t xml:space="preserve">NWC</w:t>
-                  </w:r>
-                </w:p>
-              </w:tc>
-              <w:tc>
-                <w:tcPr>
-                  <w:tcW w:type="dxa" w:w="3200"/>
-                  <w:tcBorders>
-                    <w:top w:val="single" w:color="000000" w:sz="4"/>
-                    <w:left w:val="single" w:color="000000" w:sz="4"/>
-                    <w:bottom w:val="single" w:color="000000" w:sz="4"/>
-                    <w:right w:val="single" w:color="000000" w:sz="4"/>
-                  </w:tcBorders>
-                  <w:tcMar>
-                    <w:top w:type="dxa" w:w="80"/>
-                    <w:left w:type="dxa" w:w="100"/>
-                    <w:bottom w:type="dxa" w:w="80"/>
-                    <w:right w:type="dxa" w:w="100"/>
-                  </w:tcMar>
-                  <w:vAlign w:val="center"/>
-                </w:tcPr>
-                <w:p>
-                  <w:pPr>
-                    <w:spacing w:after="40" w:line="300"/>
-                  </w:pPr>
-                  <w:r>
-                    <w:rPr>
-                      <w:rFonts w:ascii="SimSun" w:cs="SimSun" w:eastAsia="SimSun" w:hAnsi="SimSun"/>
-                      <w:sz w:val="21"/>
-                      <w:szCs w:val="21"/>
-                    </w:rPr>
-                    <w:t xml:space="preserve">（流动资产－流动负债－货币资金）/总资产</w:t>
+                  <w:r/>
+                  <w:r>
+                    <w:rPr>
+                      <w:rFonts w:ascii="宋体" w:hAnsi="宋体" w:eastAsia="宋体"/>
+                      <w:sz w:val="21"/>
+                    </w:rPr>
+                    <w:t>政策变量</w:t>
+                  </w:r>
+                </w:p>
+              </w:tc>
+              <w:tc>
+                <w:tcPr>
+                  <w:tcW w:type="dxa" w:w="1700"/>
+                  <w:tcBorders>
+                    <w:top w:val="single" w:color="000000" w:sz="4"/>
+                    <w:left w:val="single" w:color="000000" w:sz="4"/>
+                    <w:bottom w:val="single" w:color="000000" w:sz="4"/>
+                    <w:right w:val="single" w:color="000000" w:sz="4"/>
+                  </w:tcBorders>
+                  <w:tcMar>
+                    <w:top w:type="dxa" w:w="80"/>
+                    <w:left w:type="dxa" w:w="100"/>
+                    <w:bottom w:type="dxa" w:w="80"/>
+                    <w:right w:type="dxa" w:w="100"/>
+                  </w:tcMar>
+                  <w:vAlign w:val="center"/>
+                </w:tcPr>
+                <w:p>
+                  <w:pPr>
+                    <w:spacing w:after="40" w:line="300"/>
+                  </w:pPr>
+                  <w:r/>
+                  <w:r>
+                    <w:rPr>
+                      <w:rFonts w:ascii="宋体" w:hAnsi="宋体" w:eastAsia="宋体"/>
+                      <w:sz w:val="21"/>
+                    </w:rPr>
+                    <w:t>纾困计划实施</w:t>
                   </w:r>
                 </w:p>
               </w:tc>
@@ -7511,18 +7528,83 @@
                   <w:pPr>
                     <w:spacing w:after="40" w:line="300"/>
                   </w:pPr>
-                  <w:r>
-                    <w:rPr>
-                      <w:rFonts w:ascii="SimSun" w:cs="SimSun" w:eastAsia="SimSun" w:hAnsi="SimSun"/>
-                      <w:sz w:val="21"/>
-                      <w:szCs w:val="21"/>
-                    </w:rPr>
-                    <w:t xml:space="preserve">CSMAR</w:t>
+                  <w:r/>
+                  <w:r>
+                    <w:rPr>
+                      <w:rFonts w:ascii="宋体" w:hAnsi="宋体" w:eastAsia="宋体"/>
+                      <w:sz w:val="21"/>
+                    </w:rPr>
+                    <w:t>Relief</w:t>
+                  </w:r>
+                </w:p>
+              </w:tc>
+              <w:tc>
+                <w:tcPr>
+                  <w:tcW w:type="dxa" w:w="3000"/>
+                  <w:tcBorders>
+                    <w:top w:val="single" w:color="000000" w:sz="4"/>
+                    <w:left w:val="single" w:color="000000" w:sz="4"/>
+                    <w:bottom w:val="single" w:color="000000" w:sz="4"/>
+                    <w:right w:val="single" w:color="000000" w:sz="4"/>
+                  </w:tcBorders>
+                  <w:tcMar>
+                    <w:top w:type="dxa" w:w="80"/>
+                    <w:left w:type="dxa" w:w="100"/>
+                    <w:bottom w:type="dxa" w:w="80"/>
+                    <w:right w:type="dxa" w:w="100"/>
+                  </w:tcMar>
+                  <w:vAlign w:val="center"/>
+                </w:tcPr>
+                <w:p>
+                  <w:pPr>
+                    <w:spacing w:after="40" w:line="300"/>
+                  </w:pPr>
+                  <w:r/>
+                  <w:r>
+                    <w:rPr>
+                      <w:rFonts w:ascii="宋体" w:hAnsi="宋体" w:eastAsia="宋体"/>
+                      <w:sz w:val="21"/>
+                    </w:rPr>
+                    <w:t xml:space="preserve">公司注册地所属省份在t年已设立地方政府纾困基金=1，否则=0；未设立省份为海南、贵州、云南、甘肃、青海、西藏（毛捷和管星华，2022）</w:t>
+                  </w:r>
+                </w:p>
+              </w:tc>
+              <w:tc>
+                <w:tcPr>
+                  <w:tcW w:type="dxa" w:w="1500"/>
+                  <w:tcBorders>
+                    <w:top w:val="single" w:color="000000" w:sz="4"/>
+                    <w:left w:val="single" w:color="000000" w:sz="4"/>
+                    <w:bottom w:val="single" w:color="000000" w:sz="4"/>
+                    <w:right w:val="single" w:color="000000" w:sz="4"/>
+                  </w:tcBorders>
+                  <w:tcMar>
+                    <w:top w:type="dxa" w:w="80"/>
+                    <w:left w:type="dxa" w:w="100"/>
+                    <w:bottom w:type="dxa" w:w="80"/>
+                    <w:right w:type="dxa" w:w="100"/>
+                  </w:tcMar>
+                  <w:vAlign w:val="center"/>
+                </w:tcPr>
+                <w:p>
+                  <w:pPr>
+                    <w:spacing w:after="40" w:line="300"/>
+                  </w:pPr>
+                  <w:r/>
+                  <w:r>
+                    <w:rPr>
+                      <w:rFonts w:ascii="宋体" w:hAnsi="宋体" w:eastAsia="宋体"/>
+                      <w:sz w:val="21"/>
+                    </w:rPr>
+                    <w:t>各省政府网站，参照毛捷和管星华（2022）</w:t>
                   </w:r>
                 </w:p>
               </w:tc>
             </w:tr>
             <w:tr>
+              <w:trPr>
+                <w:cantSplit/>
+              </w:trPr>
               <w:tc>
                 <w:tcPr>
                   <w:tcW w:type="dxa" w:w="1300"/>
@@ -7544,106 +7626,44 @@
                   <w:pPr>
                     <w:spacing w:after="40" w:line="300"/>
                   </w:pPr>
-                  <w:r>
-                    <w:rPr>
-                      <w:rFonts w:ascii="SimSun" w:cs="SimSun" w:eastAsia="SimSun" w:hAnsi="SimSun"/>
-                      <w:sz w:val="21"/>
-                      <w:szCs w:val="21"/>
-                    </w:rPr>
-                    <w:t xml:space="preserve">拓展变量</w:t>
-                  </w:r>
-                </w:p>
-              </w:tc>
-              <w:tc>
-                <w:tcPr>
-                  <w:tcW w:type="dxa" w:w="1900"/>
-                  <w:tcBorders>
-                    <w:top w:val="single" w:color="000000" w:sz="4"/>
-                    <w:left w:val="single" w:color="000000" w:sz="4"/>
-                    <w:bottom w:val="single" w:color="000000" w:sz="4"/>
-                    <w:right w:val="single" w:color="000000" w:sz="4"/>
-                  </w:tcBorders>
-                  <w:tcMar>
-                    <w:top w:type="dxa" w:w="80"/>
-                    <w:left w:type="dxa" w:w="100"/>
-                    <w:bottom w:type="dxa" w:w="80"/>
-                    <w:right w:type="dxa" w:w="100"/>
-                  </w:tcMar>
-                  <w:vAlign w:val="center"/>
-                </w:tcPr>
-                <w:p>
-                  <w:pPr>
-                    <w:spacing w:after="40" w:line="300"/>
-                  </w:pPr>
-                  <w:r>
-                    <w:rPr>
-                      <w:rFonts w:ascii="SimSun" w:cs="SimSun" w:eastAsia="SimSun" w:hAnsi="SimSun"/>
-                      <w:sz w:val="21"/>
-                      <w:szCs w:val="21"/>
-                    </w:rPr>
-                    <w:t xml:space="preserve">股利支付</w:t>
-                  </w:r>
-                </w:p>
-              </w:tc>
-              <w:tc>
-                <w:tcPr>
-                  <w:tcW w:type="dxa" w:w="1100"/>
-                  <w:tcBorders>
-                    <w:top w:val="single" w:color="000000" w:sz="4"/>
-                    <w:left w:val="single" w:color="000000" w:sz="4"/>
-                    <w:bottom w:val="single" w:color="000000" w:sz="4"/>
-                    <w:right w:val="single" w:color="000000" w:sz="4"/>
-                  </w:tcBorders>
-                  <w:tcMar>
-                    <w:top w:type="dxa" w:w="80"/>
-                    <w:left w:type="dxa" w:w="100"/>
-                    <w:bottom w:type="dxa" w:w="80"/>
-                    <w:right w:type="dxa" w:w="100"/>
-                  </w:tcMar>
-                  <w:vAlign w:val="center"/>
-                </w:tcPr>
-                <w:p>
-                  <w:pPr>
-                    <w:spacing w:after="40" w:line="300"/>
-                  </w:pPr>
-                  <w:r>
-                    <w:rPr>
-                      <w:rFonts w:ascii="SimSun" w:cs="SimSun" w:eastAsia="SimSun" w:hAnsi="SimSun"/>
-                      <w:sz w:val="21"/>
-                      <w:szCs w:val="21"/>
-                    </w:rPr>
-                    <w:t xml:space="preserve">Div</w:t>
-                  </w:r>
-                </w:p>
-              </w:tc>
-              <w:tc>
-                <w:tcPr>
-                  <w:tcW w:type="dxa" w:w="3200"/>
-                  <w:tcBorders>
-                    <w:top w:val="single" w:color="000000" w:sz="4"/>
-                    <w:left w:val="single" w:color="000000" w:sz="4"/>
-                    <w:bottom w:val="single" w:color="000000" w:sz="4"/>
-                    <w:right w:val="single" w:color="000000" w:sz="4"/>
-                  </w:tcBorders>
-                  <w:tcMar>
-                    <w:top w:type="dxa" w:w="80"/>
-                    <w:left w:type="dxa" w:w="100"/>
-                    <w:bottom w:type="dxa" w:w="80"/>
-                    <w:right w:type="dxa" w:w="100"/>
-                  </w:tcMar>
-                  <w:vAlign w:val="center"/>
-                </w:tcPr>
-                <w:p>
-                  <w:pPr>
-                    <w:spacing w:after="40" w:line="300"/>
-                  </w:pPr>
-                  <w:r>
-                    <w:rPr>
-                      <w:rFonts w:ascii="SimSun" w:cs="SimSun" w:eastAsia="SimSun" w:hAnsi="SimSun"/>
-                      <w:sz w:val="21"/>
-                      <w:szCs w:val="21"/>
-                    </w:rPr>
-                    <w:t xml:space="preserve">当年支付现金股利=1，否则=0；质押可能影响分红政策（廖珂等，2018），不进入基准控制变量，仅在稳健性检验中加入</w:t>
+                  <w:r/>
+                  <w:r>
+                    <w:rPr>
+                      <w:rFonts w:ascii="宋体" w:hAnsi="宋体" w:eastAsia="宋体"/>
+                      <w:sz w:val="21"/>
+                    </w:rPr>
+                    <w:t>政策变量</w:t>
+                  </w:r>
+                </w:p>
+              </w:tc>
+              <w:tc>
+                <w:tcPr>
+                  <w:tcW w:type="dxa" w:w="1700"/>
+                  <w:tcBorders>
+                    <w:top w:val="single" w:color="000000" w:sz="4"/>
+                    <w:left w:val="single" w:color="000000" w:sz="4"/>
+                    <w:bottom w:val="single" w:color="000000" w:sz="4"/>
+                    <w:right w:val="single" w:color="000000" w:sz="4"/>
+                  </w:tcBorders>
+                  <w:tcMar>
+                    <w:top w:type="dxa" w:w="80"/>
+                    <w:left w:type="dxa" w:w="100"/>
+                    <w:bottom w:type="dxa" w:w="80"/>
+                    <w:right w:type="dxa" w:w="100"/>
+                  </w:tcMar>
+                  <w:vAlign w:val="center"/>
+                </w:tcPr>
+                <w:p>
+                  <w:pPr>
+                    <w:spacing w:after="40" w:line="300"/>
+                  </w:pPr>
+                  <w:r/>
+                  <w:r>
+                    <w:rPr>
+                      <w:rFonts w:ascii="宋体" w:hAnsi="宋体" w:eastAsia="宋体"/>
+                      <w:sz w:val="21"/>
+                    </w:rPr>
+                    <w:t>纾困力度</w:t>
                   </w:r>
                 </w:p>
               </w:tc>
@@ -7668,18 +7688,83 @@
                   <w:pPr>
                     <w:spacing w:after="40" w:line="300"/>
                   </w:pPr>
-                  <w:r>
-                    <w:rPr>
-                      <w:rFonts w:ascii="SimSun" w:cs="SimSun" w:eastAsia="SimSun" w:hAnsi="SimSun"/>
-                      <w:sz w:val="21"/>
-                      <w:szCs w:val="21"/>
-                    </w:rPr>
-                    <w:t xml:space="preserve">CSMAR</w:t>
+                  <w:r/>
+                  <w:r>
+                    <w:rPr>
+                      <w:rFonts w:ascii="宋体" w:hAnsi="宋体" w:eastAsia="宋体"/>
+                      <w:sz w:val="21"/>
+                    </w:rPr>
+                    <w:t>ReliefInt</w:t>
+                  </w:r>
+                </w:p>
+              </w:tc>
+              <w:tc>
+                <w:tcPr>
+                  <w:tcW w:type="dxa" w:w="3000"/>
+                  <w:tcBorders>
+                    <w:top w:val="single" w:color="000000" w:sz="4"/>
+                    <w:left w:val="single" w:color="000000" w:sz="4"/>
+                    <w:bottom w:val="single" w:color="000000" w:sz="4"/>
+                    <w:right w:val="single" w:color="000000" w:sz="4"/>
+                  </w:tcBorders>
+                  <w:tcMar>
+                    <w:top w:type="dxa" w:w="80"/>
+                    <w:left w:type="dxa" w:w="100"/>
+                    <w:bottom w:type="dxa" w:w="80"/>
+                    <w:right w:type="dxa" w:w="100"/>
+                  </w:tcMar>
+                  <w:vAlign w:val="center"/>
+                </w:tcPr>
+                <w:p>
+                  <w:pPr>
+                    <w:spacing w:after="40" w:line="300"/>
+                  </w:pPr>
+                  <w:r/>
+                  <w:r>
+                    <w:rPr>
+                      <w:rFonts w:ascii="宋体" w:hAnsi="宋体" w:eastAsia="宋体"/>
+                      <w:sz w:val="21"/>
+                    </w:rPr>
+                    <w:t>省份纾困实施前上市公司平均质押比例×纾困实施时点虚拟变量</w:t>
+                  </w:r>
+                </w:p>
+              </w:tc>
+              <w:tc>
+                <w:tcPr>
+                  <w:tcW w:type="dxa" w:w="1500"/>
+                  <w:tcBorders>
+                    <w:top w:val="single" w:color="000000" w:sz="4"/>
+                    <w:left w:val="single" w:color="000000" w:sz="4"/>
+                    <w:bottom w:val="single" w:color="000000" w:sz="4"/>
+                    <w:right w:val="single" w:color="000000" w:sz="4"/>
+                  </w:tcBorders>
+                  <w:tcMar>
+                    <w:top w:type="dxa" w:w="80"/>
+                    <w:left w:type="dxa" w:w="100"/>
+                    <w:bottom w:type="dxa" w:w="80"/>
+                    <w:right w:type="dxa" w:w="100"/>
+                  </w:tcMar>
+                  <w:vAlign w:val="center"/>
+                </w:tcPr>
+                <w:p>
+                  <w:pPr>
+                    <w:spacing w:after="40" w:line="300"/>
+                  </w:pPr>
+                  <w:r/>
+                  <w:r>
+                    <w:rPr>
+                      <w:rFonts w:ascii="宋体" w:hAnsi="宋体" w:eastAsia="宋体"/>
+                      <w:sz w:val="21"/>
+                    </w:rPr>
+                    <w:t>自行构造</w:t>
                   </w:r>
                 </w:p>
               </w:tc>
             </w:tr>
             <w:tr>
+              <w:trPr>
+                <w:cantSplit/>
+              </w:trPr>
               <w:tc>
                 <w:tcPr>
                   <w:tcW w:type="dxa" w:w="1300"/>
@@ -7707,100 +7792,38 @@
                       <w:sz w:val="21"/>
                       <w:szCs w:val="21"/>
                     </w:rPr>
-                    <w:t xml:space="preserve">控制变量</w:t>
-                  </w:r>
-                </w:p>
-              </w:tc>
-              <w:tc>
-                <w:tcPr>
-                  <w:tcW w:type="dxa" w:w="1900"/>
-                  <w:tcBorders>
-                    <w:top w:val="single" w:color="000000" w:sz="4"/>
-                    <w:left w:val="single" w:color="000000" w:sz="4"/>
-                    <w:bottom w:val="single" w:color="000000" w:sz="4"/>
-                    <w:right w:val="single" w:color="000000" w:sz="4"/>
-                  </w:tcBorders>
-                  <w:tcMar>
-                    <w:top w:type="dxa" w:w="80"/>
-                    <w:left w:type="dxa" w:w="100"/>
-                    <w:bottom w:type="dxa" w:w="80"/>
-                    <w:right w:type="dxa" w:w="100"/>
-                  </w:tcMar>
-                  <w:vAlign w:val="center"/>
-                </w:tcPr>
-                <w:p>
-                  <w:pPr>
-                    <w:spacing w:after="40" w:line="300"/>
-                  </w:pPr>
-                  <w:r>
-                    <w:rPr>
-                      <w:rFonts w:ascii="SimSun" w:cs="SimSun" w:eastAsia="SimSun" w:hAnsi="SimSun"/>
-                      <w:sz w:val="21"/>
-                      <w:szCs w:val="21"/>
-                    </w:rPr>
-                    <w:t xml:space="preserve">上市年限</w:t>
-                  </w:r>
-                </w:p>
-              </w:tc>
-              <w:tc>
-                <w:tcPr>
-                  <w:tcW w:type="dxa" w:w="1100"/>
-                  <w:tcBorders>
-                    <w:top w:val="single" w:color="000000" w:sz="4"/>
-                    <w:left w:val="single" w:color="000000" w:sz="4"/>
-                    <w:bottom w:val="single" w:color="000000" w:sz="4"/>
-                    <w:right w:val="single" w:color="000000" w:sz="4"/>
-                  </w:tcBorders>
-                  <w:tcMar>
-                    <w:top w:type="dxa" w:w="80"/>
-                    <w:left w:type="dxa" w:w="100"/>
-                    <w:bottom w:type="dxa" w:w="80"/>
-                    <w:right w:type="dxa" w:w="100"/>
-                  </w:tcMar>
-                  <w:vAlign w:val="center"/>
-                </w:tcPr>
-                <w:p>
-                  <w:pPr>
-                    <w:spacing w:after="40" w:line="300"/>
-                  </w:pPr>
-                  <w:r>
-                    <w:rPr>
-                      <w:rFonts w:ascii="SimSun" w:cs="SimSun" w:eastAsia="SimSun" w:hAnsi="SimSun"/>
-                      <w:sz w:val="21"/>
-                      <w:szCs w:val="21"/>
-                    </w:rPr>
-                    <w:t xml:space="preserve">Age</w:t>
-                  </w:r>
-                </w:p>
-              </w:tc>
-              <w:tc>
-                <w:tcPr>
-                  <w:tcW w:type="dxa" w:w="3200"/>
-                  <w:tcBorders>
-                    <w:top w:val="single" w:color="000000" w:sz="4"/>
-                    <w:left w:val="single" w:color="000000" w:sz="4"/>
-                    <w:bottom w:val="single" w:color="000000" w:sz="4"/>
-                    <w:right w:val="single" w:color="000000" w:sz="4"/>
-                  </w:tcBorders>
-                  <w:tcMar>
-                    <w:top w:type="dxa" w:w="80"/>
-                    <w:left w:type="dxa" w:w="100"/>
-                    <w:bottom w:type="dxa" w:w="80"/>
-                    <w:right w:type="dxa" w:w="100"/>
-                  </w:tcMar>
-                  <w:vAlign w:val="center"/>
-                </w:tcPr>
-                <w:p>
-                  <w:pPr>
-                    <w:spacing w:after="40" w:line="300"/>
-                  </w:pPr>
-                  <w:r>
-                    <w:rPr>
-                      <w:rFonts w:ascii="SimSun" w:cs="SimSun" w:eastAsia="SimSun" w:hAnsi="SimSun"/>
-                      <w:sz w:val="21"/>
-                      <w:szCs w:val="21"/>
-                    </w:rPr>
-                    <w:t xml:space="preserve">ln(观测年度－上市年度＋1)</w:t>
+                    <w:t xml:space="preserve">工具变量（辅助检验）</w:t>
+                  </w:r>
+                </w:p>
+              </w:tc>
+              <w:tc>
+                <w:tcPr>
+                  <w:tcW w:type="dxa" w:w="1700"/>
+                  <w:tcBorders>
+                    <w:top w:val="single" w:color="000000" w:sz="4"/>
+                    <w:left w:val="single" w:color="000000" w:sz="4"/>
+                    <w:bottom w:val="single" w:color="000000" w:sz="4"/>
+                    <w:right w:val="single" w:color="000000" w:sz="4"/>
+                  </w:tcBorders>
+                  <w:tcMar>
+                    <w:top w:type="dxa" w:w="80"/>
+                    <w:left w:type="dxa" w:w="100"/>
+                    <w:bottom w:type="dxa" w:w="80"/>
+                    <w:right w:type="dxa" w:w="100"/>
+                  </w:tcMar>
+                  <w:vAlign w:val="center"/>
+                </w:tcPr>
+                <w:p>
+                  <w:pPr>
+                    <w:spacing w:after="40" w:line="300"/>
+                  </w:pPr>
+                  <w:r>
+                    <w:rPr>
+                      <w:rFonts w:ascii="SimSun" w:cs="SimSun" w:eastAsia="SimSun" w:hAnsi="SimSun"/>
+                      <w:sz w:val="21"/>
+                      <w:szCs w:val="21"/>
+                    </w:rPr>
+                    <w:t xml:space="preserve">同业平均质押比例</w:t>
                   </w:r>
                 </w:p>
               </w:tc>
@@ -7831,12 +7854,77 @@
                       <w:sz w:val="21"/>
                       <w:szCs w:val="21"/>
                     </w:rPr>
-                    <w:t xml:space="preserve">CSMAR</w:t>
+                    <w:t xml:space="preserve">IV_Pledge</w:t>
+                  </w:r>
+                </w:p>
+              </w:tc>
+              <w:tc>
+                <w:tcPr>
+                  <w:tcW w:type="dxa" w:w="3000"/>
+                  <w:tcBorders>
+                    <w:top w:val="single" w:color="000000" w:sz="4"/>
+                    <w:left w:val="single" w:color="000000" w:sz="4"/>
+                    <w:bottom w:val="single" w:color="000000" w:sz="4"/>
+                    <w:right w:val="single" w:color="000000" w:sz="4"/>
+                  </w:tcBorders>
+                  <w:tcMar>
+                    <w:top w:type="dxa" w:w="80"/>
+                    <w:left w:type="dxa" w:w="100"/>
+                    <w:bottom w:type="dxa" w:w="80"/>
+                    <w:right w:type="dxa" w:w="100"/>
+                  </w:tcMar>
+                  <w:vAlign w:val="center"/>
+                </w:tcPr>
+                <w:p>
+                  <w:pPr>
+                    <w:spacing w:after="40" w:line="300"/>
+                  </w:pPr>
+                  <w:r>
+                    <w:rPr>
+                      <w:rFonts w:ascii="SimSun" w:cs="SimSun" w:eastAsia="SimSun" w:hAnsi="SimSun"/>
+                      <w:sz w:val="21"/>
+                      <w:szCs w:val="21"/>
+                    </w:rPr>
+                    <w:t xml:space="preserve">同行业同年度（剔除本公司）大股东股权质押比例均值；因排他性约束较弱，仅作辅助性检验，报告Kleibergen-Paap统计量</w:t>
+                  </w:r>
+                </w:p>
+              </w:tc>
+              <w:tc>
+                <w:tcPr>
+                  <w:tcW w:type="dxa" w:w="1500"/>
+                  <w:tcBorders>
+                    <w:top w:val="single" w:color="000000" w:sz="4"/>
+                    <w:left w:val="single" w:color="000000" w:sz="4"/>
+                    <w:bottom w:val="single" w:color="000000" w:sz="4"/>
+                    <w:right w:val="single" w:color="000000" w:sz="4"/>
+                  </w:tcBorders>
+                  <w:tcMar>
+                    <w:top w:type="dxa" w:w="80"/>
+                    <w:left w:type="dxa" w:w="100"/>
+                    <w:bottom w:type="dxa" w:w="80"/>
+                    <w:right w:type="dxa" w:w="100"/>
+                  </w:tcMar>
+                  <w:vAlign w:val="center"/>
+                </w:tcPr>
+                <w:p>
+                  <w:pPr>
+                    <w:spacing w:after="40" w:line="300"/>
+                  </w:pPr>
+                  <w:r>
+                    <w:rPr>
+                      <w:rFonts w:ascii="SimSun" w:cs="SimSun" w:eastAsia="SimSun" w:hAnsi="SimSun"/>
+                      <w:sz w:val="21"/>
+                      <w:szCs w:val="21"/>
+                    </w:rPr>
+                    <w:t xml:space="preserve">自行计算</w:t>
                   </w:r>
                 </w:p>
               </w:tc>
             </w:tr>
             <w:tr>
+              <w:trPr>
+                <w:cantSplit/>
+              </w:trPr>
               <w:tc>
                 <w:tcPr>
                   <w:tcW w:type="dxa" w:w="1300"/>
@@ -7870,94 +7958,94 @@
               </w:tc>
               <w:tc>
                 <w:tcPr>
-                  <w:tcW w:type="dxa" w:w="1900"/>
-                  <w:tcBorders>
-                    <w:top w:val="single" w:color="000000" w:sz="4"/>
-                    <w:left w:val="single" w:color="000000" w:sz="4"/>
-                    <w:bottom w:val="single" w:color="000000" w:sz="4"/>
-                    <w:right w:val="single" w:color="000000" w:sz="4"/>
-                  </w:tcBorders>
-                  <w:tcMar>
-                    <w:top w:type="dxa" w:w="80"/>
-                    <w:left w:type="dxa" w:w="100"/>
-                    <w:bottom w:type="dxa" w:w="80"/>
-                    <w:right w:type="dxa" w:w="100"/>
-                  </w:tcMar>
-                  <w:vAlign w:val="center"/>
-                </w:tcPr>
-                <w:p>
-                  <w:pPr>
-                    <w:spacing w:after="40" w:line="300"/>
-                  </w:pPr>
-                  <w:r>
-                    <w:rPr>
-                      <w:rFonts w:ascii="SimSun" w:cs="SimSun" w:eastAsia="SimSun" w:hAnsi="SimSun"/>
-                      <w:sz w:val="21"/>
-                      <w:szCs w:val="21"/>
-                    </w:rPr>
-                    <w:t xml:space="preserve">股权集中度</w:t>
-                  </w:r>
-                </w:p>
-              </w:tc>
-              <w:tc>
-                <w:tcPr>
-                  <w:tcW w:type="dxa" w:w="1100"/>
-                  <w:tcBorders>
-                    <w:top w:val="single" w:color="000000" w:sz="4"/>
-                    <w:left w:val="single" w:color="000000" w:sz="4"/>
-                    <w:bottom w:val="single" w:color="000000" w:sz="4"/>
-                    <w:right w:val="single" w:color="000000" w:sz="4"/>
-                  </w:tcBorders>
-                  <w:tcMar>
-                    <w:top w:type="dxa" w:w="80"/>
-                    <w:left w:type="dxa" w:w="100"/>
-                    <w:bottom w:type="dxa" w:w="80"/>
-                    <w:right w:type="dxa" w:w="100"/>
-                  </w:tcMar>
-                  <w:vAlign w:val="center"/>
-                </w:tcPr>
-                <w:p>
-                  <w:pPr>
-                    <w:spacing w:after="40" w:line="300"/>
-                  </w:pPr>
-                  <w:r>
-                    <w:rPr>
-                      <w:rFonts w:ascii="SimSun" w:cs="SimSun" w:eastAsia="SimSun" w:hAnsi="SimSun"/>
-                      <w:sz w:val="21"/>
-                      <w:szCs w:val="21"/>
-                    </w:rPr>
-                    <w:t xml:space="preserve">Top1</w:t>
-                  </w:r>
-                </w:p>
-              </w:tc>
-              <w:tc>
-                <w:tcPr>
-                  <w:tcW w:type="dxa" w:w="3200"/>
-                  <w:tcBorders>
-                    <w:top w:val="single" w:color="000000" w:sz="4"/>
-                    <w:left w:val="single" w:color="000000" w:sz="4"/>
-                    <w:bottom w:val="single" w:color="000000" w:sz="4"/>
-                    <w:right w:val="single" w:color="000000" w:sz="4"/>
-                  </w:tcBorders>
-                  <w:tcMar>
-                    <w:top w:type="dxa" w:w="80"/>
-                    <w:left w:type="dxa" w:w="100"/>
-                    <w:bottom w:type="dxa" w:w="80"/>
-                    <w:right w:type="dxa" w:w="100"/>
-                  </w:tcMar>
-                  <w:vAlign w:val="center"/>
-                </w:tcPr>
-                <w:p>
-                  <w:pPr>
-                    <w:spacing w:after="40" w:line="300"/>
-                  </w:pPr>
-                  <w:r>
-                    <w:rPr>
-                      <w:rFonts w:ascii="SimSun" w:cs="SimSun" w:eastAsia="SimSun" w:hAnsi="SimSun"/>
-                      <w:sz w:val="21"/>
-                      <w:szCs w:val="21"/>
-                    </w:rPr>
-                    <w:t xml:space="preserve">第一大股东持股比例</w:t>
+                  <w:tcW w:type="dxa" w:w="1700"/>
+                  <w:tcBorders>
+                    <w:top w:val="single" w:color="000000" w:sz="4"/>
+                    <w:left w:val="single" w:color="000000" w:sz="4"/>
+                    <w:bottom w:val="single" w:color="000000" w:sz="4"/>
+                    <w:right w:val="single" w:color="000000" w:sz="4"/>
+                  </w:tcBorders>
+                  <w:tcMar>
+                    <w:top w:type="dxa" w:w="80"/>
+                    <w:left w:type="dxa" w:w="100"/>
+                    <w:bottom w:type="dxa" w:w="80"/>
+                    <w:right w:type="dxa" w:w="100"/>
+                  </w:tcMar>
+                  <w:vAlign w:val="center"/>
+                </w:tcPr>
+                <w:p>
+                  <w:pPr>
+                    <w:spacing w:after="40" w:line="300"/>
+                  </w:pPr>
+                  <w:r>
+                    <w:rPr>
+                      <w:rFonts w:ascii="SimSun" w:cs="SimSun" w:eastAsia="SimSun" w:hAnsi="SimSun"/>
+                      <w:sz w:val="21"/>
+                      <w:szCs w:val="21"/>
+                    </w:rPr>
+                    <w:t xml:space="preserve">公司规模</w:t>
+                  </w:r>
+                </w:p>
+              </w:tc>
+              <w:tc>
+                <w:tcPr>
+                  <w:tcW w:type="dxa" w:w="1500"/>
+                  <w:tcBorders>
+                    <w:top w:val="single" w:color="000000" w:sz="4"/>
+                    <w:left w:val="single" w:color="000000" w:sz="4"/>
+                    <w:bottom w:val="single" w:color="000000" w:sz="4"/>
+                    <w:right w:val="single" w:color="000000" w:sz="4"/>
+                  </w:tcBorders>
+                  <w:tcMar>
+                    <w:top w:type="dxa" w:w="80"/>
+                    <w:left w:type="dxa" w:w="100"/>
+                    <w:bottom w:type="dxa" w:w="80"/>
+                    <w:right w:type="dxa" w:w="100"/>
+                  </w:tcMar>
+                  <w:vAlign w:val="center"/>
+                </w:tcPr>
+                <w:p>
+                  <w:pPr>
+                    <w:spacing w:after="40" w:line="300"/>
+                  </w:pPr>
+                  <w:r>
+                    <w:rPr>
+                      <w:rFonts w:ascii="SimSun" w:cs="SimSun" w:eastAsia="SimSun" w:hAnsi="SimSun"/>
+                      <w:sz w:val="21"/>
+                      <w:szCs w:val="21"/>
+                    </w:rPr>
+                    <w:t xml:space="preserve">Size</w:t>
+                  </w:r>
+                </w:p>
+              </w:tc>
+              <w:tc>
+                <w:tcPr>
+                  <w:tcW w:type="dxa" w:w="3000"/>
+                  <w:tcBorders>
+                    <w:top w:val="single" w:color="000000" w:sz="4"/>
+                    <w:left w:val="single" w:color="000000" w:sz="4"/>
+                    <w:bottom w:val="single" w:color="000000" w:sz="4"/>
+                    <w:right w:val="single" w:color="000000" w:sz="4"/>
+                  </w:tcBorders>
+                  <w:tcMar>
+                    <w:top w:type="dxa" w:w="80"/>
+                    <w:left w:type="dxa" w:w="100"/>
+                    <w:bottom w:type="dxa" w:w="80"/>
+                    <w:right w:type="dxa" w:w="100"/>
+                  </w:tcMar>
+                  <w:vAlign w:val="center"/>
+                </w:tcPr>
+                <w:p>
+                  <w:pPr>
+                    <w:spacing w:after="40" w:line="300"/>
+                  </w:pPr>
+                  <w:r>
+                    <w:rPr>
+                      <w:rFonts w:ascii="SimSun" w:cs="SimSun" w:eastAsia="SimSun" w:hAnsi="SimSun"/>
+                      <w:sz w:val="21"/>
+                      <w:szCs w:val="21"/>
+                    </w:rPr>
+                    <w:t xml:space="preserve">总资产取自然对数</w:t>
                   </w:r>
                 </w:p>
               </w:tc>
@@ -7994,6 +8082,9 @@
               </w:tc>
             </w:tr>
             <w:tr>
+              <w:trPr>
+                <w:cantSplit/>
+              </w:trPr>
               <w:tc>
                 <w:tcPr>
                   <w:tcW w:type="dxa" w:w="1300"/>
@@ -8021,100 +8112,100 @@
                       <w:sz w:val="21"/>
                       <w:szCs w:val="21"/>
                     </w:rPr>
-                    <w:t xml:space="preserve">分组变量</w:t>
-                  </w:r>
-                </w:p>
-              </w:tc>
-              <w:tc>
-                <w:tcPr>
-                  <w:tcW w:type="dxa" w:w="1900"/>
-                  <w:tcBorders>
-                    <w:top w:val="single" w:color="000000" w:sz="4"/>
-                    <w:left w:val="single" w:color="000000" w:sz="4"/>
-                    <w:bottom w:val="single" w:color="000000" w:sz="4"/>
-                    <w:right w:val="single" w:color="000000" w:sz="4"/>
-                  </w:tcBorders>
-                  <w:tcMar>
-                    <w:top w:type="dxa" w:w="80"/>
-                    <w:left w:type="dxa" w:w="100"/>
-                    <w:bottom w:type="dxa" w:w="80"/>
-                    <w:right w:type="dxa" w:w="100"/>
-                  </w:tcMar>
-                  <w:vAlign w:val="center"/>
-                </w:tcPr>
-                <w:p>
-                  <w:pPr>
-                    <w:spacing w:after="40" w:line="300"/>
-                  </w:pPr>
-                  <w:r>
-                    <w:rPr>
-                      <w:rFonts w:ascii="SimSun" w:cs="SimSun" w:eastAsia="SimSun" w:hAnsi="SimSun"/>
-                      <w:sz w:val="21"/>
-                      <w:szCs w:val="21"/>
-                    </w:rPr>
-                    <w:t xml:space="preserve">产权性质</w:t>
-                  </w:r>
-                </w:p>
-              </w:tc>
-              <w:tc>
-                <w:tcPr>
-                  <w:tcW w:type="dxa" w:w="1100"/>
-                  <w:tcBorders>
-                    <w:top w:val="single" w:color="000000" w:sz="4"/>
-                    <w:left w:val="single" w:color="000000" w:sz="4"/>
-                    <w:bottom w:val="single" w:color="000000" w:sz="4"/>
-                    <w:right w:val="single" w:color="000000" w:sz="4"/>
-                  </w:tcBorders>
-                  <w:tcMar>
-                    <w:top w:type="dxa" w:w="80"/>
-                    <w:left w:type="dxa" w:w="100"/>
-                    <w:bottom w:type="dxa" w:w="80"/>
-                    <w:right w:type="dxa" w:w="100"/>
-                  </w:tcMar>
-                  <w:vAlign w:val="center"/>
-                </w:tcPr>
-                <w:p>
-                  <w:pPr>
-                    <w:spacing w:after="40" w:line="300"/>
-                  </w:pPr>
-                  <w:r>
-                    <w:rPr>
-                      <w:rFonts w:ascii="SimSun" w:cs="SimSun" w:eastAsia="SimSun" w:hAnsi="SimSun"/>
-                      <w:sz w:val="21"/>
-                      <w:szCs w:val="21"/>
-                    </w:rPr>
-                    <w:t xml:space="preserve">SOE</w:t>
-                  </w:r>
-                </w:p>
-              </w:tc>
-              <w:tc>
-                <w:tcPr>
-                  <w:tcW w:type="dxa" w:w="3200"/>
-                  <w:tcBorders>
-                    <w:top w:val="single" w:color="000000" w:sz="4"/>
-                    <w:left w:val="single" w:color="000000" w:sz="4"/>
-                    <w:bottom w:val="single" w:color="000000" w:sz="4"/>
-                    <w:right w:val="single" w:color="000000" w:sz="4"/>
-                  </w:tcBorders>
-                  <w:tcMar>
-                    <w:top w:type="dxa" w:w="80"/>
-                    <w:left w:type="dxa" w:w="100"/>
-                    <w:bottom w:type="dxa" w:w="80"/>
-                    <w:right w:type="dxa" w:w="100"/>
-                  </w:tcMar>
-                  <w:vAlign w:val="center"/>
-                </w:tcPr>
-                <w:p>
-                  <w:pPr>
-                    <w:spacing w:after="40" w:line="300"/>
-                  </w:pPr>
-                  <w:r>
-                    <w:rPr>
-                      <w:rFonts w:ascii="SimSun" w:cs="SimSun" w:eastAsia="SimSun" w:hAnsi="SimSun"/>
-                      <w:sz w:val="21"/>
-                      <w:szCs w:val="21"/>
-                    </w:rPr>
-                    <w:t xml:space="preserve">国有企业=1，非国有企业=0；多数公司不随时间变化，被公司固定效应吸收，主要用于H4分组</w:t>
+                    <w:t xml:space="preserve">控制变量</w:t>
+                  </w:r>
+                </w:p>
+              </w:tc>
+              <w:tc>
+                <w:tcPr>
+                  <w:tcW w:type="dxa" w:w="1700"/>
+                  <w:tcBorders>
+                    <w:top w:val="single" w:color="000000" w:sz="4"/>
+                    <w:left w:val="single" w:color="000000" w:sz="4"/>
+                    <w:bottom w:val="single" w:color="000000" w:sz="4"/>
+                    <w:right w:val="single" w:color="000000" w:sz="4"/>
+                  </w:tcBorders>
+                  <w:tcMar>
+                    <w:top w:type="dxa" w:w="80"/>
+                    <w:left w:type="dxa" w:w="100"/>
+                    <w:bottom w:type="dxa" w:w="80"/>
+                    <w:right w:type="dxa" w:w="100"/>
+                  </w:tcMar>
+                  <w:vAlign w:val="center"/>
+                </w:tcPr>
+                <w:p>
+                  <w:pPr>
+                    <w:spacing w:after="40" w:line="300"/>
+                  </w:pPr>
+                  <w:r>
+                    <w:rPr>
+                      <w:rFonts w:ascii="SimSun" w:cs="SimSun" w:eastAsia="SimSun" w:hAnsi="SimSun"/>
+                      <w:sz w:val="21"/>
+                      <w:szCs w:val="21"/>
+                    </w:rPr>
+                    <w:t xml:space="preserve">杠杆率</w:t>
+                  </w:r>
+                </w:p>
+              </w:tc>
+              <w:tc>
+                <w:tcPr>
+                  <w:tcW w:type="dxa" w:w="1500"/>
+                  <w:tcBorders>
+                    <w:top w:val="single" w:color="000000" w:sz="4"/>
+                    <w:left w:val="single" w:color="000000" w:sz="4"/>
+                    <w:bottom w:val="single" w:color="000000" w:sz="4"/>
+                    <w:right w:val="single" w:color="000000" w:sz="4"/>
+                  </w:tcBorders>
+                  <w:tcMar>
+                    <w:top w:type="dxa" w:w="80"/>
+                    <w:left w:type="dxa" w:w="100"/>
+                    <w:bottom w:type="dxa" w:w="80"/>
+                    <w:right w:type="dxa" w:w="100"/>
+                  </w:tcMar>
+                  <w:vAlign w:val="center"/>
+                </w:tcPr>
+                <w:p>
+                  <w:pPr>
+                    <w:spacing w:after="40" w:line="300"/>
+                  </w:pPr>
+                  <w:r>
+                    <w:rPr>
+                      <w:rFonts w:ascii="SimSun" w:cs="SimSun" w:eastAsia="SimSun" w:hAnsi="SimSun"/>
+                      <w:sz w:val="21"/>
+                      <w:szCs w:val="21"/>
+                    </w:rPr>
+                    <w:t xml:space="preserve">Lev</w:t>
+                  </w:r>
+                </w:p>
+              </w:tc>
+              <w:tc>
+                <w:tcPr>
+                  <w:tcW w:type="dxa" w:w="3000"/>
+                  <w:tcBorders>
+                    <w:top w:val="single" w:color="000000" w:sz="4"/>
+                    <w:left w:val="single" w:color="000000" w:sz="4"/>
+                    <w:bottom w:val="single" w:color="000000" w:sz="4"/>
+                    <w:right w:val="single" w:color="000000" w:sz="4"/>
+                  </w:tcBorders>
+                  <w:tcMar>
+                    <w:top w:type="dxa" w:w="80"/>
+                    <w:left w:type="dxa" w:w="100"/>
+                    <w:bottom w:type="dxa" w:w="80"/>
+                    <w:right w:type="dxa" w:w="100"/>
+                  </w:tcMar>
+                  <w:vAlign w:val="center"/>
+                </w:tcPr>
+                <w:p>
+                  <w:pPr>
+                    <w:spacing w:after="40" w:line="300"/>
+                  </w:pPr>
+                  <w:r>
+                    <w:rPr>
+                      <w:rFonts w:ascii="SimSun" w:cs="SimSun" w:eastAsia="SimSun" w:hAnsi="SimSun"/>
+                      <w:sz w:val="21"/>
+                      <w:szCs w:val="21"/>
+                    </w:rPr>
+                    <w:t xml:space="preserve">总负债/总资产</w:t>
                   </w:r>
                 </w:p>
               </w:tc>
@@ -8151,6 +8242,9 @@
               </w:tc>
             </w:tr>
             <w:tr>
+              <w:trPr>
+                <w:cantSplit/>
+              </w:trPr>
               <w:tc>
                 <w:tcPr>
                   <w:tcW w:type="dxa" w:w="1300"/>
@@ -8172,106 +8266,44 @@
                   <w:pPr>
                     <w:spacing w:after="40" w:line="300"/>
                   </w:pPr>
-                  <w:r/>
-                  <w:r>
-                    <w:rPr>
-                      <w:rFonts w:ascii="宋体" w:hAnsi="宋体" w:eastAsia="宋体"/>
-                      <w:sz w:val="18"/>
-                    </w:rPr>
-                    <w:t>被解释变量（替代）</w:t>
-                  </w:r>
-                </w:p>
-              </w:tc>
-              <w:tc>
-                <w:tcPr>
-                  <w:tcW w:type="dxa" w:w="1900"/>
-                  <w:tcBorders>
-                    <w:top w:val="single" w:color="000000" w:sz="4"/>
-                    <w:left w:val="single" w:color="000000" w:sz="4"/>
-                    <w:bottom w:val="single" w:color="000000" w:sz="4"/>
-                    <w:right w:val="single" w:color="000000" w:sz="4"/>
-                  </w:tcBorders>
-                  <w:tcMar>
-                    <w:top w:type="dxa" w:w="80"/>
-                    <w:left w:type="dxa" w:w="100"/>
-                    <w:bottom w:type="dxa" w:w="80"/>
-                    <w:right w:type="dxa" w:w="100"/>
-                  </w:tcMar>
-                  <w:vAlign w:val="center"/>
-                </w:tcPr>
-                <w:p>
-                  <w:pPr>
-                    <w:spacing w:after="40" w:line="300"/>
-                  </w:pPr>
-                  <w:r/>
-                  <w:r>
-                    <w:rPr>
-                      <w:rFonts w:ascii="宋体" w:hAnsi="宋体" w:eastAsia="宋体"/>
-                      <w:sz w:val="18"/>
-                    </w:rPr>
-                    <w:t>非受限现金持有</w:t>
-                  </w:r>
-                </w:p>
-              </w:tc>
-              <w:tc>
-                <w:tcPr>
-                  <w:tcW w:type="dxa" w:w="1100"/>
-                  <w:tcBorders>
-                    <w:top w:val="single" w:color="000000" w:sz="4"/>
-                    <w:left w:val="single" w:color="000000" w:sz="4"/>
-                    <w:bottom w:val="single" w:color="000000" w:sz="4"/>
-                    <w:right w:val="single" w:color="000000" w:sz="4"/>
-                  </w:tcBorders>
-                  <w:tcMar>
-                    <w:top w:type="dxa" w:w="80"/>
-                    <w:left w:type="dxa" w:w="100"/>
-                    <w:bottom w:type="dxa" w:w="80"/>
-                    <w:right w:type="dxa" w:w="100"/>
-                  </w:tcMar>
-                  <w:vAlign w:val="center"/>
-                </w:tcPr>
-                <w:p>
-                  <w:pPr>
-                    <w:spacing w:after="40" w:line="300"/>
-                  </w:pPr>
-                  <w:r/>
-                  <w:r>
-                    <w:rPr>
-                      <w:rFonts w:ascii="宋体" w:hAnsi="宋体" w:eastAsia="宋体"/>
-                      <w:sz w:val="18"/>
-                    </w:rPr>
-                    <w:t>Cash3</w:t>
-                  </w:r>
-                </w:p>
-              </w:tc>
-              <w:tc>
-                <w:tcPr>
-                  <w:tcW w:type="dxa" w:w="3200"/>
-                  <w:tcBorders>
-                    <w:top w:val="single" w:color="000000" w:sz="4"/>
-                    <w:left w:val="single" w:color="000000" w:sz="4"/>
-                    <w:bottom w:val="single" w:color="000000" w:sz="4"/>
-                    <w:right w:val="single" w:color="000000" w:sz="4"/>
-                  </w:tcBorders>
-                  <w:tcMar>
-                    <w:top w:type="dxa" w:w="80"/>
-                    <w:left w:type="dxa" w:w="100"/>
-                    <w:bottom w:type="dxa" w:w="80"/>
-                    <w:right w:type="dxa" w:w="100"/>
-                  </w:tcMar>
-                  <w:vAlign w:val="center"/>
-                </w:tcPr>
-                <w:p>
-                  <w:pPr>
-                    <w:spacing w:after="40" w:line="300"/>
-                  </w:pPr>
-                  <w:r/>
-                  <w:r>
-                    <w:rPr>
-                      <w:rFonts w:ascii="宋体" w:hAnsi="宋体" w:eastAsia="宋体"/>
-                      <w:sz w:val="18"/>
-                    </w:rPr>
-                    <w:t>（货币资金－所有权受限的货币资金）/（总资产－货币资金）</w:t>
+                  <w:r>
+                    <w:rPr>
+                      <w:rFonts w:ascii="SimSun" w:cs="SimSun" w:eastAsia="SimSun" w:hAnsi="SimSun"/>
+                      <w:sz w:val="21"/>
+                      <w:szCs w:val="21"/>
+                    </w:rPr>
+                    <w:t xml:space="preserve">控制变量</w:t>
+                  </w:r>
+                </w:p>
+              </w:tc>
+              <w:tc>
+                <w:tcPr>
+                  <w:tcW w:type="dxa" w:w="1700"/>
+                  <w:tcBorders>
+                    <w:top w:val="single" w:color="000000" w:sz="4"/>
+                    <w:left w:val="single" w:color="000000" w:sz="4"/>
+                    <w:bottom w:val="single" w:color="000000" w:sz="4"/>
+                    <w:right w:val="single" w:color="000000" w:sz="4"/>
+                  </w:tcBorders>
+                  <w:tcMar>
+                    <w:top w:type="dxa" w:w="80"/>
+                    <w:left w:type="dxa" w:w="100"/>
+                    <w:bottom w:type="dxa" w:w="80"/>
+                    <w:right w:type="dxa" w:w="100"/>
+                  </w:tcMar>
+                  <w:vAlign w:val="center"/>
+                </w:tcPr>
+                <w:p>
+                  <w:pPr>
+                    <w:spacing w:after="40" w:line="300"/>
+                  </w:pPr>
+                  <w:r>
+                    <w:rPr>
+                      <w:rFonts w:ascii="SimSun" w:cs="SimSun" w:eastAsia="SimSun" w:hAnsi="SimSun"/>
+                      <w:sz w:val="21"/>
+                      <w:szCs w:val="21"/>
+                    </w:rPr>
+                    <w:t xml:space="preserve">盈利能力</w:t>
                   </w:r>
                 </w:p>
               </w:tc>
@@ -8296,18 +8328,83 @@
                   <w:pPr>
                     <w:spacing w:after="40" w:line="300"/>
                   </w:pPr>
-                  <w:r/>
-                  <w:r>
-                    <w:rPr>
-                      <w:rFonts w:ascii="宋体" w:hAnsi="宋体" w:eastAsia="宋体"/>
-                      <w:sz w:val="18"/>
-                    </w:rPr>
-                    <w:t>CSMAR，被解释变量计量可靠性检验用</w:t>
+                  <w:r>
+                    <w:rPr>
+                      <w:rFonts w:ascii="SimSun" w:cs="SimSun" w:eastAsia="SimSun" w:hAnsi="SimSun"/>
+                      <w:sz w:val="21"/>
+                      <w:szCs w:val="21"/>
+                    </w:rPr>
+                    <w:t xml:space="preserve">ROA</w:t>
+                  </w:r>
+                </w:p>
+              </w:tc>
+              <w:tc>
+                <w:tcPr>
+                  <w:tcW w:type="dxa" w:w="3000"/>
+                  <w:tcBorders>
+                    <w:top w:val="single" w:color="000000" w:sz="4"/>
+                    <w:left w:val="single" w:color="000000" w:sz="4"/>
+                    <w:bottom w:val="single" w:color="000000" w:sz="4"/>
+                    <w:right w:val="single" w:color="000000" w:sz="4"/>
+                  </w:tcBorders>
+                  <w:tcMar>
+                    <w:top w:type="dxa" w:w="80"/>
+                    <w:left w:type="dxa" w:w="100"/>
+                    <w:bottom w:type="dxa" w:w="80"/>
+                    <w:right w:type="dxa" w:w="100"/>
+                  </w:tcMar>
+                  <w:vAlign w:val="center"/>
+                </w:tcPr>
+                <w:p>
+                  <w:pPr>
+                    <w:spacing w:after="40" w:line="300"/>
+                  </w:pPr>
+                  <w:r>
+                    <w:rPr>
+                      <w:rFonts w:ascii="SimSun" w:cs="SimSun" w:eastAsia="SimSun" w:hAnsi="SimSun"/>
+                      <w:sz w:val="21"/>
+                      <w:szCs w:val="21"/>
+                    </w:rPr>
+                    <w:t xml:space="preserve">净利润/总资产</w:t>
+                  </w:r>
+                </w:p>
+              </w:tc>
+              <w:tc>
+                <w:tcPr>
+                  <w:tcW w:type="dxa" w:w="1500"/>
+                  <w:tcBorders>
+                    <w:top w:val="single" w:color="000000" w:sz="4"/>
+                    <w:left w:val="single" w:color="000000" w:sz="4"/>
+                    <w:bottom w:val="single" w:color="000000" w:sz="4"/>
+                    <w:right w:val="single" w:color="000000" w:sz="4"/>
+                  </w:tcBorders>
+                  <w:tcMar>
+                    <w:top w:type="dxa" w:w="80"/>
+                    <w:left w:type="dxa" w:w="100"/>
+                    <w:bottom w:type="dxa" w:w="80"/>
+                    <w:right w:type="dxa" w:w="100"/>
+                  </w:tcMar>
+                  <w:vAlign w:val="center"/>
+                </w:tcPr>
+                <w:p>
+                  <w:pPr>
+                    <w:spacing w:after="40" w:line="300"/>
+                  </w:pPr>
+                  <w:r>
+                    <w:rPr>
+                      <w:rFonts w:ascii="SimSun" w:cs="SimSun" w:eastAsia="SimSun" w:hAnsi="SimSun"/>
+                      <w:sz w:val="21"/>
+                      <w:szCs w:val="21"/>
+                    </w:rPr>
+                    <w:t xml:space="preserve">CSMAR</w:t>
                   </w:r>
                 </w:p>
               </w:tc>
             </w:tr>
             <w:tr>
+              <w:trPr>
+                <w:cantSplit/>
+              </w:trPr>
               <w:tc>
                 <w:tcPr>
                   <w:tcW w:type="dxa" w:w="1300"/>
@@ -8329,106 +8426,44 @@
                   <w:pPr>
                     <w:spacing w:after="40" w:line="300"/>
                   </w:pPr>
-                  <w:r/>
-                  <w:r>
-                    <w:rPr>
-                      <w:rFonts w:ascii="宋体" w:hAnsi="宋体" w:eastAsia="宋体"/>
-                      <w:sz w:val="18"/>
-                    </w:rPr>
-                    <w:t>机制变量</w:t>
-                  </w:r>
-                </w:p>
-              </w:tc>
-              <w:tc>
-                <w:tcPr>
-                  <w:tcW w:type="dxa" w:w="1900"/>
-                  <w:tcBorders>
-                    <w:top w:val="single" w:color="000000" w:sz="4"/>
-                    <w:left w:val="single" w:color="000000" w:sz="4"/>
-                    <w:bottom w:val="single" w:color="000000" w:sz="4"/>
-                    <w:right w:val="single" w:color="000000" w:sz="4"/>
-                  </w:tcBorders>
-                  <w:tcMar>
-                    <w:top w:type="dxa" w:w="80"/>
-                    <w:left w:type="dxa" w:w="100"/>
-                    <w:bottom w:type="dxa" w:w="80"/>
-                    <w:right w:type="dxa" w:w="100"/>
-                  </w:tcMar>
-                  <w:vAlign w:val="center"/>
-                </w:tcPr>
-                <w:p>
-                  <w:pPr>
-                    <w:spacing w:after="40" w:line="300"/>
-                  </w:pPr>
-                  <w:r/>
-                  <w:r>
-                    <w:rPr>
-                      <w:rFonts w:ascii="宋体" w:hAnsi="宋体" w:eastAsia="宋体"/>
-                      <w:sz w:val="18"/>
-                    </w:rPr>
-                    <w:t>控股股东资金净占用</w:t>
-                  </w:r>
-                </w:p>
-              </w:tc>
-              <w:tc>
-                <w:tcPr>
-                  <w:tcW w:type="dxa" w:w="1100"/>
-                  <w:tcBorders>
-                    <w:top w:val="single" w:color="000000" w:sz="4"/>
-                    <w:left w:val="single" w:color="000000" w:sz="4"/>
-                    <w:bottom w:val="single" w:color="000000" w:sz="4"/>
-                    <w:right w:val="single" w:color="000000" w:sz="4"/>
-                  </w:tcBorders>
-                  <w:tcMar>
-                    <w:top w:type="dxa" w:w="80"/>
-                    <w:left w:type="dxa" w:w="100"/>
-                    <w:bottom w:type="dxa" w:w="80"/>
-                    <w:right w:type="dxa" w:w="100"/>
-                  </w:tcMar>
-                  <w:vAlign w:val="center"/>
-                </w:tcPr>
-                <w:p>
-                  <w:pPr>
-                    <w:spacing w:after="40" w:line="300"/>
-                  </w:pPr>
-                  <w:r/>
-                  <w:r>
-                    <w:rPr>
-                      <w:rFonts w:ascii="宋体" w:hAnsi="宋体" w:eastAsia="宋体"/>
-                      <w:sz w:val="18"/>
-                    </w:rPr>
-                    <w:t>OREC</w:t>
-                  </w:r>
-                </w:p>
-              </w:tc>
-              <w:tc>
-                <w:tcPr>
-                  <w:tcW w:type="dxa" w:w="3200"/>
-                  <w:tcBorders>
-                    <w:top w:val="single" w:color="000000" w:sz="4"/>
-                    <w:left w:val="single" w:color="000000" w:sz="4"/>
-                    <w:bottom w:val="single" w:color="000000" w:sz="4"/>
-                    <w:right w:val="single" w:color="000000" w:sz="4"/>
-                  </w:tcBorders>
-                  <w:tcMar>
-                    <w:top w:type="dxa" w:w="80"/>
-                    <w:left w:type="dxa" w:w="100"/>
-                    <w:bottom w:type="dxa" w:w="80"/>
-                    <w:right w:type="dxa" w:w="100"/>
-                  </w:tcMar>
-                  <w:vAlign w:val="center"/>
-                </w:tcPr>
-                <w:p>
-                  <w:pPr>
-                    <w:spacing w:after="40" w:line="300"/>
-                  </w:pPr>
-                  <w:r/>
-                  <w:r>
-                    <w:rPr>
-                      <w:rFonts w:ascii="宋体" w:hAnsi="宋体" w:eastAsia="宋体"/>
-                      <w:sz w:val="18"/>
-                    </w:rPr>
-                    <w:t>（其他应收款－其他应付款）/总资产，再减去同行业同年度均值</w:t>
+                  <w:r>
+                    <w:rPr>
+                      <w:rFonts w:ascii="SimSun" w:cs="SimSun" w:eastAsia="SimSun" w:hAnsi="SimSun"/>
+                      <w:sz w:val="21"/>
+                      <w:szCs w:val="21"/>
+                    </w:rPr>
+                    <w:t xml:space="preserve">控制变量</w:t>
+                  </w:r>
+                </w:p>
+              </w:tc>
+              <w:tc>
+                <w:tcPr>
+                  <w:tcW w:type="dxa" w:w="1700"/>
+                  <w:tcBorders>
+                    <w:top w:val="single" w:color="000000" w:sz="4"/>
+                    <w:left w:val="single" w:color="000000" w:sz="4"/>
+                    <w:bottom w:val="single" w:color="000000" w:sz="4"/>
+                    <w:right w:val="single" w:color="000000" w:sz="4"/>
+                  </w:tcBorders>
+                  <w:tcMar>
+                    <w:top w:type="dxa" w:w="80"/>
+                    <w:left w:type="dxa" w:w="100"/>
+                    <w:bottom w:type="dxa" w:w="80"/>
+                    <w:right w:type="dxa" w:w="100"/>
+                  </w:tcMar>
+                  <w:vAlign w:val="center"/>
+                </w:tcPr>
+                <w:p>
+                  <w:pPr>
+                    <w:spacing w:after="40" w:line="300"/>
+                  </w:pPr>
+                  <w:r>
+                    <w:rPr>
+                      <w:rFonts w:ascii="SimSun" w:cs="SimSun" w:eastAsia="SimSun" w:hAnsi="SimSun"/>
+                      <w:sz w:val="21"/>
+                      <w:szCs w:val="21"/>
+                    </w:rPr>
+                    <w:t xml:space="preserve">成长性</w:t>
                   </w:r>
                 </w:p>
               </w:tc>
@@ -8453,18 +8488,83 @@
                   <w:pPr>
                     <w:spacing w:after="40" w:line="300"/>
                   </w:pPr>
-                  <w:r/>
-                  <w:r>
-                    <w:rPr>
-                      <w:rFonts w:ascii="宋体" w:hAnsi="宋体" w:eastAsia="宋体"/>
-                      <w:sz w:val="18"/>
-                    </w:rPr>
-                    <w:t>CSMAR，参照Jiang等(2010)、毛捷和管星华(2022)</w:t>
+                  <w:r>
+                    <w:rPr>
+                      <w:rFonts w:ascii="SimSun" w:cs="SimSun" w:eastAsia="SimSun" w:hAnsi="SimSun"/>
+                      <w:sz w:val="21"/>
+                      <w:szCs w:val="21"/>
+                    </w:rPr>
+                    <w:t xml:space="preserve">Growth</w:t>
+                  </w:r>
+                </w:p>
+              </w:tc>
+              <w:tc>
+                <w:tcPr>
+                  <w:tcW w:type="dxa" w:w="3000"/>
+                  <w:tcBorders>
+                    <w:top w:val="single" w:color="000000" w:sz="4"/>
+                    <w:left w:val="single" w:color="000000" w:sz="4"/>
+                    <w:bottom w:val="single" w:color="000000" w:sz="4"/>
+                    <w:right w:val="single" w:color="000000" w:sz="4"/>
+                  </w:tcBorders>
+                  <w:tcMar>
+                    <w:top w:type="dxa" w:w="80"/>
+                    <w:left w:type="dxa" w:w="100"/>
+                    <w:bottom w:type="dxa" w:w="80"/>
+                    <w:right w:type="dxa" w:w="100"/>
+                  </w:tcMar>
+                  <w:vAlign w:val="center"/>
+                </w:tcPr>
+                <w:p>
+                  <w:pPr>
+                    <w:spacing w:after="40" w:line="300"/>
+                  </w:pPr>
+                  <w:r>
+                    <w:rPr>
+                      <w:rFonts w:ascii="SimSun" w:cs="SimSun" w:eastAsia="SimSun" w:hAnsi="SimSun"/>
+                      <w:sz w:val="21"/>
+                      <w:szCs w:val="21"/>
+                    </w:rPr>
+                    <w:t xml:space="preserve">营业收入增长率</w:t>
+                  </w:r>
+                </w:p>
+              </w:tc>
+              <w:tc>
+                <w:tcPr>
+                  <w:tcW w:type="dxa" w:w="1500"/>
+                  <w:tcBorders>
+                    <w:top w:val="single" w:color="000000" w:sz="4"/>
+                    <w:left w:val="single" w:color="000000" w:sz="4"/>
+                    <w:bottom w:val="single" w:color="000000" w:sz="4"/>
+                    <w:right w:val="single" w:color="000000" w:sz="4"/>
+                  </w:tcBorders>
+                  <w:tcMar>
+                    <w:top w:type="dxa" w:w="80"/>
+                    <w:left w:type="dxa" w:w="100"/>
+                    <w:bottom w:type="dxa" w:w="80"/>
+                    <w:right w:type="dxa" w:w="100"/>
+                  </w:tcMar>
+                  <w:vAlign w:val="center"/>
+                </w:tcPr>
+                <w:p>
+                  <w:pPr>
+                    <w:spacing w:after="40" w:line="300"/>
+                  </w:pPr>
+                  <w:r>
+                    <w:rPr>
+                      <w:rFonts w:ascii="SimSun" w:cs="SimSun" w:eastAsia="SimSun" w:hAnsi="SimSun"/>
+                      <w:sz w:val="21"/>
+                      <w:szCs w:val="21"/>
+                    </w:rPr>
+                    <w:t xml:space="preserve">CSMAR</w:t>
                   </w:r>
                 </w:p>
               </w:tc>
             </w:tr>
             <w:tr>
+              <w:trPr>
+                <w:cantSplit/>
+              </w:trPr>
               <w:tc>
                 <w:tcPr>
                   <w:tcW w:type="dxa" w:w="1300"/>
@@ -8486,106 +8586,44 @@
                   <w:pPr>
                     <w:spacing w:after="40" w:line="300"/>
                   </w:pPr>
-                  <w:r/>
-                  <w:r>
-                    <w:rPr>
-                      <w:rFonts w:ascii="宋体" w:hAnsi="宋体" w:eastAsia="宋体"/>
-                      <w:sz w:val="18"/>
-                    </w:rPr>
-                    <w:t>机制变量</w:t>
-                  </w:r>
-                </w:p>
-              </w:tc>
-              <w:tc>
-                <w:tcPr>
-                  <w:tcW w:type="dxa" w:w="1900"/>
-                  <w:tcBorders>
-                    <w:top w:val="single" w:color="000000" w:sz="4"/>
-                    <w:left w:val="single" w:color="000000" w:sz="4"/>
-                    <w:bottom w:val="single" w:color="000000" w:sz="4"/>
-                    <w:right w:val="single" w:color="000000" w:sz="4"/>
-                  </w:tcBorders>
-                  <w:tcMar>
-                    <w:top w:type="dxa" w:w="80"/>
-                    <w:left w:type="dxa" w:w="100"/>
-                    <w:bottom w:type="dxa" w:w="80"/>
-                    <w:right w:type="dxa" w:w="100"/>
-                  </w:tcMar>
-                  <w:vAlign w:val="center"/>
-                </w:tcPr>
-                <w:p>
-                  <w:pPr>
-                    <w:spacing w:after="40" w:line="300"/>
-                  </w:pPr>
-                  <w:r/>
-                  <w:r>
-                    <w:rPr>
-                      <w:rFonts w:ascii="宋体" w:hAnsi="宋体" w:eastAsia="宋体"/>
-                      <w:sz w:val="18"/>
-                    </w:rPr>
-                    <w:t>质押预警压力</w:t>
-                  </w:r>
-                </w:p>
-              </w:tc>
-              <w:tc>
-                <w:tcPr>
-                  <w:tcW w:type="dxa" w:w="1100"/>
-                  <w:tcBorders>
-                    <w:top w:val="single" w:color="000000" w:sz="4"/>
-                    <w:left w:val="single" w:color="000000" w:sz="4"/>
-                    <w:bottom w:val="single" w:color="000000" w:sz="4"/>
-                    <w:right w:val="single" w:color="000000" w:sz="4"/>
-                  </w:tcBorders>
-                  <w:tcMar>
-                    <w:top w:type="dxa" w:w="80"/>
-                    <w:left w:type="dxa" w:w="100"/>
-                    <w:bottom w:type="dxa" w:w="80"/>
-                    <w:right w:type="dxa" w:w="100"/>
-                  </w:tcMar>
-                  <w:vAlign w:val="center"/>
-                </w:tcPr>
-                <w:p>
-                  <w:pPr>
-                    <w:spacing w:after="40" w:line="300"/>
-                  </w:pPr>
-                  <w:r/>
-                  <w:r>
-                    <w:rPr>
-                      <w:rFonts w:ascii="宋体" w:hAnsi="宋体" w:eastAsia="宋体"/>
-                      <w:sz w:val="18"/>
-                    </w:rPr>
-                    <w:t>Pressure</w:t>
-                  </w:r>
-                </w:p>
-              </w:tc>
-              <w:tc>
-                <w:tcPr>
-                  <w:tcW w:type="dxa" w:w="3200"/>
-                  <w:tcBorders>
-                    <w:top w:val="single" w:color="000000" w:sz="4"/>
-                    <w:left w:val="single" w:color="000000" w:sz="4"/>
-                    <w:bottom w:val="single" w:color="000000" w:sz="4"/>
-                    <w:right w:val="single" w:color="000000" w:sz="4"/>
-                  </w:tcBorders>
-                  <w:tcMar>
-                    <w:top w:type="dxa" w:w="80"/>
-                    <w:left w:type="dxa" w:w="100"/>
-                    <w:bottom w:type="dxa" w:w="80"/>
-                    <w:right w:type="dxa" w:w="100"/>
-                  </w:tcMar>
-                  <w:vAlign w:val="center"/>
-                </w:tcPr>
-                <w:p>
-                  <w:pPr>
-                    <w:spacing w:after="40" w:line="300"/>
-                  </w:pPr>
-                  <w:r/>
-                  <w:r>
-                    <w:rPr>
-                      <w:rFonts w:ascii="宋体" w:hAnsi="宋体" w:eastAsia="宋体"/>
-                      <w:sz w:val="18"/>
-                    </w:rPr>
-                    <w:t xml:space="preserve">对第一大股东每笔年末未解押的质押，以考虑现金红利再投资的月回报率构造股价指数，判断当年股价是否跌破预警价格（假设质押率40%、年利率10%、预警线160%）；取触及预警线的质押股数占其全部未解押质押股数的比例</w:t>
+                  <w:r>
+                    <w:rPr>
+                      <w:rFonts w:ascii="SimSun" w:cs="SimSun" w:eastAsia="SimSun" w:hAnsi="SimSun"/>
+                      <w:sz w:val="21"/>
+                      <w:szCs w:val="21"/>
+                    </w:rPr>
+                    <w:t xml:space="preserve">控制变量</w:t>
+                  </w:r>
+                </w:p>
+              </w:tc>
+              <w:tc>
+                <w:tcPr>
+                  <w:tcW w:type="dxa" w:w="1700"/>
+                  <w:tcBorders>
+                    <w:top w:val="single" w:color="000000" w:sz="4"/>
+                    <w:left w:val="single" w:color="000000" w:sz="4"/>
+                    <w:bottom w:val="single" w:color="000000" w:sz="4"/>
+                    <w:right w:val="single" w:color="000000" w:sz="4"/>
+                  </w:tcBorders>
+                  <w:tcMar>
+                    <w:top w:type="dxa" w:w="80"/>
+                    <w:left w:type="dxa" w:w="100"/>
+                    <w:bottom w:type="dxa" w:w="80"/>
+                    <w:right w:type="dxa" w:w="100"/>
+                  </w:tcMar>
+                  <w:vAlign w:val="center"/>
+                </w:tcPr>
+                <w:p>
+                  <w:pPr>
+                    <w:spacing w:after="40" w:line="300"/>
+                  </w:pPr>
+                  <w:r>
+                    <w:rPr>
+                      <w:rFonts w:ascii="SimSun" w:cs="SimSun" w:eastAsia="SimSun" w:hAnsi="SimSun"/>
+                      <w:sz w:val="21"/>
+                      <w:szCs w:val="21"/>
+                    </w:rPr>
+                    <w:t xml:space="preserve">成长机会</w:t>
                   </w:r>
                 </w:p>
               </w:tc>
@@ -8610,18 +8648,83 @@
                   <w:pPr>
                     <w:spacing w:after="40" w:line="300"/>
                   </w:pPr>
-                  <w:r/>
-                  <w:r>
-                    <w:rPr>
-                      <w:rFonts w:ascii="宋体" w:hAnsi="宋体" w:eastAsia="宋体"/>
-                      <w:sz w:val="18"/>
-                    </w:rPr>
-                    <w:t>自行计算，参照胡聪慧等(2020)</w:t>
+                  <w:r>
+                    <w:rPr>
+                      <w:rFonts w:ascii="SimSun" w:cs="SimSun" w:eastAsia="SimSun" w:hAnsi="SimSun"/>
+                      <w:sz w:val="21"/>
+                      <w:szCs w:val="21"/>
+                    </w:rPr>
+                    <w:t xml:space="preserve">TobinQ</w:t>
+                  </w:r>
+                </w:p>
+              </w:tc>
+              <w:tc>
+                <w:tcPr>
+                  <w:tcW w:type="dxa" w:w="3000"/>
+                  <w:tcBorders>
+                    <w:top w:val="single" w:color="000000" w:sz="4"/>
+                    <w:left w:val="single" w:color="000000" w:sz="4"/>
+                    <w:bottom w:val="single" w:color="000000" w:sz="4"/>
+                    <w:right w:val="single" w:color="000000" w:sz="4"/>
+                  </w:tcBorders>
+                  <w:tcMar>
+                    <w:top w:type="dxa" w:w="80"/>
+                    <w:left w:type="dxa" w:w="100"/>
+                    <w:bottom w:type="dxa" w:w="80"/>
+                    <w:right w:type="dxa" w:w="100"/>
+                  </w:tcMar>
+                  <w:vAlign w:val="center"/>
+                </w:tcPr>
+                <w:p>
+                  <w:pPr>
+                    <w:spacing w:after="40" w:line="300"/>
+                  </w:pPr>
+                  <w:r>
+                    <w:rPr>
+                      <w:rFonts w:ascii="SimSun" w:cs="SimSun" w:eastAsia="SimSun" w:hAnsi="SimSun"/>
+                      <w:sz w:val="21"/>
+                      <w:szCs w:val="21"/>
+                    </w:rPr>
+                    <w:t xml:space="preserve">（股权市值＋负债账面价值）/总资产</w:t>
+                  </w:r>
+                </w:p>
+              </w:tc>
+              <w:tc>
+                <w:tcPr>
+                  <w:tcW w:type="dxa" w:w="1500"/>
+                  <w:tcBorders>
+                    <w:top w:val="single" w:color="000000" w:sz="4"/>
+                    <w:left w:val="single" w:color="000000" w:sz="4"/>
+                    <w:bottom w:val="single" w:color="000000" w:sz="4"/>
+                    <w:right w:val="single" w:color="000000" w:sz="4"/>
+                  </w:tcBorders>
+                  <w:tcMar>
+                    <w:top w:type="dxa" w:w="80"/>
+                    <w:left w:type="dxa" w:w="100"/>
+                    <w:bottom w:type="dxa" w:w="80"/>
+                    <w:right w:type="dxa" w:w="100"/>
+                  </w:tcMar>
+                  <w:vAlign w:val="center"/>
+                </w:tcPr>
+                <w:p>
+                  <w:pPr>
+                    <w:spacing w:after="40" w:line="300"/>
+                  </w:pPr>
+                  <w:r>
+                    <w:rPr>
+                      <w:rFonts w:ascii="SimSun" w:cs="SimSun" w:eastAsia="SimSun" w:hAnsi="SimSun"/>
+                      <w:sz w:val="21"/>
+                      <w:szCs w:val="21"/>
+                    </w:rPr>
+                    <w:t xml:space="preserve">CSMAR</w:t>
                   </w:r>
                 </w:p>
               </w:tc>
             </w:tr>
             <w:tr>
+              <w:trPr>
+                <w:cantSplit/>
+              </w:trPr>
               <w:tc>
                 <w:tcPr>
                   <w:tcW w:type="dxa" w:w="1300"/>
@@ -8643,106 +8746,44 @@
                   <w:pPr>
                     <w:spacing w:after="40" w:line="300"/>
                   </w:pPr>
-                  <w:r/>
-                  <w:r>
-                    <w:rPr>
-                      <w:rFonts w:ascii="宋体" w:hAnsi="宋体" w:eastAsia="宋体"/>
-                      <w:sz w:val="18"/>
-                    </w:rPr>
-                    <w:t>机制变量</w:t>
-                  </w:r>
-                </w:p>
-              </w:tc>
-              <w:tc>
-                <w:tcPr>
-                  <w:tcW w:type="dxa" w:w="1900"/>
-                  <w:tcBorders>
-                    <w:top w:val="single" w:color="000000" w:sz="4"/>
-                    <w:left w:val="single" w:color="000000" w:sz="4"/>
-                    <w:bottom w:val="single" w:color="000000" w:sz="4"/>
-                    <w:right w:val="single" w:color="000000" w:sz="4"/>
-                  </w:tcBorders>
-                  <w:tcMar>
-                    <w:top w:type="dxa" w:w="80"/>
-                    <w:left w:type="dxa" w:w="100"/>
-                    <w:bottom w:type="dxa" w:w="80"/>
-                    <w:right w:type="dxa" w:w="100"/>
-                  </w:tcMar>
-                  <w:vAlign w:val="center"/>
-                </w:tcPr>
-                <w:p>
-                  <w:pPr>
-                    <w:spacing w:after="40" w:line="300"/>
-                  </w:pPr>
-                  <w:r/>
-                  <w:r>
-                    <w:rPr>
-                      <w:rFonts w:ascii="宋体" w:hAnsi="宋体" w:eastAsia="宋体"/>
-                      <w:sz w:val="18"/>
-                    </w:rPr>
-                    <w:t>受限资金占比</w:t>
-                  </w:r>
-                </w:p>
-              </w:tc>
-              <w:tc>
-                <w:tcPr>
-                  <w:tcW w:type="dxa" w:w="1100"/>
-                  <w:tcBorders>
-                    <w:top w:val="single" w:color="000000" w:sz="4"/>
-                    <w:left w:val="single" w:color="000000" w:sz="4"/>
-                    <w:bottom w:val="single" w:color="000000" w:sz="4"/>
-                    <w:right w:val="single" w:color="000000" w:sz="4"/>
-                  </w:tcBorders>
-                  <w:tcMar>
-                    <w:top w:type="dxa" w:w="80"/>
-                    <w:left w:type="dxa" w:w="100"/>
-                    <w:bottom w:type="dxa" w:w="80"/>
-                    <w:right w:type="dxa" w:w="100"/>
-                  </w:tcMar>
-                  <w:vAlign w:val="center"/>
-                </w:tcPr>
-                <w:p>
-                  <w:pPr>
-                    <w:spacing w:after="40" w:line="300"/>
-                  </w:pPr>
-                  <w:r/>
-                  <w:r>
-                    <w:rPr>
-                      <w:rFonts w:ascii="宋体" w:hAnsi="宋体" w:eastAsia="宋体"/>
-                      <w:sz w:val="18"/>
-                    </w:rPr>
-                    <w:t>RestCash</w:t>
-                  </w:r>
-                </w:p>
-              </w:tc>
-              <w:tc>
-                <w:tcPr>
-                  <w:tcW w:type="dxa" w:w="3200"/>
-                  <w:tcBorders>
-                    <w:top w:val="single" w:color="000000" w:sz="4"/>
-                    <w:left w:val="single" w:color="000000" w:sz="4"/>
-                    <w:bottom w:val="single" w:color="000000" w:sz="4"/>
-                    <w:right w:val="single" w:color="000000" w:sz="4"/>
-                  </w:tcBorders>
-                  <w:tcMar>
-                    <w:top w:type="dxa" w:w="80"/>
-                    <w:left w:type="dxa" w:w="100"/>
-                    <w:bottom w:type="dxa" w:w="80"/>
-                    <w:right w:type="dxa" w:w="100"/>
-                  </w:tcMar>
-                  <w:vAlign w:val="center"/>
-                </w:tcPr>
-                <w:p>
-                  <w:pPr>
-                    <w:spacing w:after="40" w:line="300"/>
-                  </w:pPr>
-                  <w:r/>
-                  <w:r>
-                    <w:rPr>
-                      <w:rFonts w:ascii="宋体" w:hAnsi="宋体" w:eastAsia="宋体"/>
-                      <w:sz w:val="18"/>
-                    </w:rPr>
-                    <w:t>所有权受到限制的货币资金/货币资金</w:t>
+                  <w:r>
+                    <w:rPr>
+                      <w:rFonts w:ascii="SimSun" w:cs="SimSun" w:eastAsia="SimSun" w:hAnsi="SimSun"/>
+                      <w:sz w:val="21"/>
+                      <w:szCs w:val="21"/>
+                    </w:rPr>
+                    <w:t xml:space="preserve">控制变量</w:t>
+                  </w:r>
+                </w:p>
+              </w:tc>
+              <w:tc>
+                <w:tcPr>
+                  <w:tcW w:type="dxa" w:w="1700"/>
+                  <w:tcBorders>
+                    <w:top w:val="single" w:color="000000" w:sz="4"/>
+                    <w:left w:val="single" w:color="000000" w:sz="4"/>
+                    <w:bottom w:val="single" w:color="000000" w:sz="4"/>
+                    <w:right w:val="single" w:color="000000" w:sz="4"/>
+                  </w:tcBorders>
+                  <w:tcMar>
+                    <w:top w:type="dxa" w:w="80"/>
+                    <w:left w:type="dxa" w:w="100"/>
+                    <w:bottom w:type="dxa" w:w="80"/>
+                    <w:right w:type="dxa" w:w="100"/>
+                  </w:tcMar>
+                  <w:vAlign w:val="center"/>
+                </w:tcPr>
+                <w:p>
+                  <w:pPr>
+                    <w:spacing w:after="40" w:line="300"/>
+                  </w:pPr>
+                  <w:r>
+                    <w:rPr>
+                      <w:rFonts w:ascii="SimSun" w:cs="SimSun" w:eastAsia="SimSun" w:hAnsi="SimSun"/>
+                      <w:sz w:val="21"/>
+                      <w:szCs w:val="21"/>
+                    </w:rPr>
+                    <w:t xml:space="preserve">现金流水平</w:t>
                   </w:r>
                 </w:p>
               </w:tc>
@@ -8767,18 +8808,83 @@
                   <w:pPr>
                     <w:spacing w:after="40" w:line="300"/>
                   </w:pPr>
-                  <w:r/>
-                  <w:r>
-                    <w:rPr>
-                      <w:rFonts w:ascii="宋体" w:hAnsi="宋体" w:eastAsia="宋体"/>
-                      <w:sz w:val="18"/>
-                    </w:rPr>
-                    <w:t>CSMAR，计量可靠性检验用</w:t>
+                  <w:r>
+                    <w:rPr>
+                      <w:rFonts w:ascii="SimSun" w:cs="SimSun" w:eastAsia="SimSun" w:hAnsi="SimSun"/>
+                      <w:sz w:val="21"/>
+                      <w:szCs w:val="21"/>
+                    </w:rPr>
+                    <w:t xml:space="preserve">CF</w:t>
+                  </w:r>
+                </w:p>
+              </w:tc>
+              <w:tc>
+                <w:tcPr>
+                  <w:tcW w:type="dxa" w:w="3000"/>
+                  <w:tcBorders>
+                    <w:top w:val="single" w:color="000000" w:sz="4"/>
+                    <w:left w:val="single" w:color="000000" w:sz="4"/>
+                    <w:bottom w:val="single" w:color="000000" w:sz="4"/>
+                    <w:right w:val="single" w:color="000000" w:sz="4"/>
+                  </w:tcBorders>
+                  <w:tcMar>
+                    <w:top w:type="dxa" w:w="80"/>
+                    <w:left w:type="dxa" w:w="100"/>
+                    <w:bottom w:type="dxa" w:w="80"/>
+                    <w:right w:type="dxa" w:w="100"/>
+                  </w:tcMar>
+                  <w:vAlign w:val="center"/>
+                </w:tcPr>
+                <w:p>
+                  <w:pPr>
+                    <w:spacing w:after="40" w:line="300"/>
+                  </w:pPr>
+                  <w:r>
+                    <w:rPr>
+                      <w:rFonts w:ascii="SimSun" w:cs="SimSun" w:eastAsia="SimSun" w:hAnsi="SimSun"/>
+                      <w:sz w:val="21"/>
+                      <w:szCs w:val="21"/>
+                    </w:rPr>
+                    <w:t xml:space="preserve">经营活动现金流净额/总资产</w:t>
+                  </w:r>
+                </w:p>
+              </w:tc>
+              <w:tc>
+                <w:tcPr>
+                  <w:tcW w:type="dxa" w:w="1500"/>
+                  <w:tcBorders>
+                    <w:top w:val="single" w:color="000000" w:sz="4"/>
+                    <w:left w:val="single" w:color="000000" w:sz="4"/>
+                    <w:bottom w:val="single" w:color="000000" w:sz="4"/>
+                    <w:right w:val="single" w:color="000000" w:sz="4"/>
+                  </w:tcBorders>
+                  <w:tcMar>
+                    <w:top w:type="dxa" w:w="80"/>
+                    <w:left w:type="dxa" w:w="100"/>
+                    <w:bottom w:type="dxa" w:w="80"/>
+                    <w:right w:type="dxa" w:w="100"/>
+                  </w:tcMar>
+                  <w:vAlign w:val="center"/>
+                </w:tcPr>
+                <w:p>
+                  <w:pPr>
+                    <w:spacing w:after="40" w:line="300"/>
+                  </w:pPr>
+                  <w:r>
+                    <w:rPr>
+                      <w:rFonts w:ascii="SimSun" w:cs="SimSun" w:eastAsia="SimSun" w:hAnsi="SimSun"/>
+                      <w:sz w:val="21"/>
+                      <w:szCs w:val="21"/>
+                    </w:rPr>
+                    <w:t xml:space="preserve">CSMAR</w:t>
                   </w:r>
                 </w:p>
               </w:tc>
             </w:tr>
             <w:tr>
+              <w:trPr>
+                <w:cantSplit/>
+              </w:trPr>
               <w:tc>
                 <w:tcPr>
                   <w:tcW w:type="dxa" w:w="1300"/>
@@ -8800,106 +8906,44 @@
                   <w:pPr>
                     <w:spacing w:after="40" w:line="300"/>
                   </w:pPr>
-                  <w:r/>
-                  <w:r>
-                    <w:rPr>
-                      <w:rFonts w:ascii="宋体" w:hAnsi="宋体" w:eastAsia="宋体"/>
-                      <w:sz w:val="18"/>
-                    </w:rPr>
-                    <w:t>机制变量</w:t>
-                  </w:r>
-                </w:p>
-              </w:tc>
-              <w:tc>
-                <w:tcPr>
-                  <w:tcW w:type="dxa" w:w="1900"/>
-                  <w:tcBorders>
-                    <w:top w:val="single" w:color="000000" w:sz="4"/>
-                    <w:left w:val="single" w:color="000000" w:sz="4"/>
-                    <w:bottom w:val="single" w:color="000000" w:sz="4"/>
-                    <w:right w:val="single" w:color="000000" w:sz="4"/>
-                  </w:tcBorders>
-                  <w:tcMar>
-                    <w:top w:type="dxa" w:w="80"/>
-                    <w:left w:type="dxa" w:w="100"/>
-                    <w:bottom w:type="dxa" w:w="80"/>
-                    <w:right w:type="dxa" w:w="100"/>
-                  </w:tcMar>
-                  <w:vAlign w:val="center"/>
-                </w:tcPr>
-                <w:p>
-                  <w:pPr>
-                    <w:spacing w:after="40" w:line="300"/>
-                  </w:pPr>
-                  <w:r/>
-                  <w:r>
-                    <w:rPr>
-                      <w:rFonts w:ascii="宋体" w:hAnsi="宋体" w:eastAsia="宋体"/>
-                      <w:sz w:val="18"/>
-                    </w:rPr>
-                    <w:t>资金收益率</w:t>
-                  </w:r>
-                </w:p>
-              </w:tc>
-              <w:tc>
-                <w:tcPr>
-                  <w:tcW w:type="dxa" w:w="1100"/>
-                  <w:tcBorders>
-                    <w:top w:val="single" w:color="000000" w:sz="4"/>
-                    <w:left w:val="single" w:color="000000" w:sz="4"/>
-                    <w:bottom w:val="single" w:color="000000" w:sz="4"/>
-                    <w:right w:val="single" w:color="000000" w:sz="4"/>
-                  </w:tcBorders>
-                  <w:tcMar>
-                    <w:top w:type="dxa" w:w="80"/>
-                    <w:left w:type="dxa" w:w="100"/>
-                    <w:bottom w:type="dxa" w:w="80"/>
-                    <w:right w:type="dxa" w:w="100"/>
-                  </w:tcMar>
-                  <w:vAlign w:val="center"/>
-                </w:tcPr>
-                <w:p>
-                  <w:pPr>
-                    <w:spacing w:after="40" w:line="300"/>
-                  </w:pPr>
-                  <w:r/>
-                  <w:r>
-                    <w:rPr>
-                      <w:rFonts w:ascii="宋体" w:hAnsi="宋体" w:eastAsia="宋体"/>
-                      <w:sz w:val="18"/>
-                    </w:rPr>
-                    <w:t>CashRet</w:t>
-                  </w:r>
-                </w:p>
-              </w:tc>
-              <w:tc>
-                <w:tcPr>
-                  <w:tcW w:type="dxa" w:w="3200"/>
-                  <w:tcBorders>
-                    <w:top w:val="single" w:color="000000" w:sz="4"/>
-                    <w:left w:val="single" w:color="000000" w:sz="4"/>
-                    <w:bottom w:val="single" w:color="000000" w:sz="4"/>
-                    <w:right w:val="single" w:color="000000" w:sz="4"/>
-                  </w:tcBorders>
-                  <w:tcMar>
-                    <w:top w:type="dxa" w:w="80"/>
-                    <w:left w:type="dxa" w:w="100"/>
-                    <w:bottom w:type="dxa" w:w="80"/>
-                    <w:right w:type="dxa" w:w="100"/>
-                  </w:tcMar>
-                  <w:vAlign w:val="center"/>
-                </w:tcPr>
-                <w:p>
-                  <w:pPr>
-                    <w:spacing w:after="40" w:line="300"/>
-                  </w:pPr>
-                  <w:r/>
-                  <w:r>
-                    <w:rPr>
-                      <w:rFonts w:ascii="宋体" w:hAnsi="宋体" w:eastAsia="宋体"/>
-                      <w:sz w:val="18"/>
-                    </w:rPr>
-                    <w:t>利息收入/期末货币资金余额</w:t>
+                  <w:r>
+                    <w:rPr>
+                      <w:rFonts w:ascii="SimSun" w:cs="SimSun" w:eastAsia="SimSun" w:hAnsi="SimSun"/>
+                      <w:sz w:val="21"/>
+                      <w:szCs w:val="21"/>
+                    </w:rPr>
+                    <w:t xml:space="preserve">控制变量</w:t>
+                  </w:r>
+                </w:p>
+              </w:tc>
+              <w:tc>
+                <w:tcPr>
+                  <w:tcW w:type="dxa" w:w="1700"/>
+                  <w:tcBorders>
+                    <w:top w:val="single" w:color="000000" w:sz="4"/>
+                    <w:left w:val="single" w:color="000000" w:sz="4"/>
+                    <w:bottom w:val="single" w:color="000000" w:sz="4"/>
+                    <w:right w:val="single" w:color="000000" w:sz="4"/>
+                  </w:tcBorders>
+                  <w:tcMar>
+                    <w:top w:type="dxa" w:w="80"/>
+                    <w:left w:type="dxa" w:w="100"/>
+                    <w:bottom w:type="dxa" w:w="80"/>
+                    <w:right w:type="dxa" w:w="100"/>
+                  </w:tcMar>
+                  <w:vAlign w:val="center"/>
+                </w:tcPr>
+                <w:p>
+                  <w:pPr>
+                    <w:spacing w:after="40" w:line="300"/>
+                  </w:pPr>
+                  <w:r>
+                    <w:rPr>
+                      <w:rFonts w:ascii="SimSun" w:cs="SimSun" w:eastAsia="SimSun" w:hAnsi="SimSun"/>
+                      <w:sz w:val="21"/>
+                      <w:szCs w:val="21"/>
+                    </w:rPr>
+                    <w:t xml:space="preserve">现金流波动性</w:t>
                   </w:r>
                 </w:p>
               </w:tc>
@@ -8924,18 +8968,83 @@
                   <w:pPr>
                     <w:spacing w:after="40" w:line="300"/>
                   </w:pPr>
-                  <w:r/>
-                  <w:r>
-                    <w:rPr>
-                      <w:rFonts w:ascii="宋体" w:hAnsi="宋体" w:eastAsia="宋体"/>
-                      <w:sz w:val="18"/>
-                    </w:rPr>
-                    <w:t>CSMAR，计量可靠性检验用</w:t>
+                  <w:r>
+                    <w:rPr>
+                      <w:rFonts w:ascii="SimSun" w:cs="SimSun" w:eastAsia="SimSun" w:hAnsi="SimSun"/>
+                      <w:sz w:val="21"/>
+                      <w:szCs w:val="21"/>
+                    </w:rPr>
+                    <w:t xml:space="preserve">CFVol</w:t>
+                  </w:r>
+                </w:p>
+              </w:tc>
+              <w:tc>
+                <w:tcPr>
+                  <w:tcW w:type="dxa" w:w="3000"/>
+                  <w:tcBorders>
+                    <w:top w:val="single" w:color="000000" w:sz="4"/>
+                    <w:left w:val="single" w:color="000000" w:sz="4"/>
+                    <w:bottom w:val="single" w:color="000000" w:sz="4"/>
+                    <w:right w:val="single" w:color="000000" w:sz="4"/>
+                  </w:tcBorders>
+                  <w:tcMar>
+                    <w:top w:type="dxa" w:w="80"/>
+                    <w:left w:type="dxa" w:w="100"/>
+                    <w:bottom w:type="dxa" w:w="80"/>
+                    <w:right w:type="dxa" w:w="100"/>
+                  </w:tcMar>
+                  <w:vAlign w:val="center"/>
+                </w:tcPr>
+                <w:p>
+                  <w:pPr>
+                    <w:spacing w:after="40" w:line="300"/>
+                  </w:pPr>
+                  <w:r>
+                    <w:rPr>
+                      <w:rFonts w:ascii="SimSun" w:cs="SimSun" w:eastAsia="SimSun" w:hAnsi="SimSun"/>
+                      <w:sz w:val="21"/>
+                      <w:szCs w:val="21"/>
+                    </w:rPr>
+                    <w:t xml:space="preserve">经营现金流3年滚动标准差</w:t>
+                  </w:r>
+                </w:p>
+              </w:tc>
+              <w:tc>
+                <w:tcPr>
+                  <w:tcW w:type="dxa" w:w="1500"/>
+                  <w:tcBorders>
+                    <w:top w:val="single" w:color="000000" w:sz="4"/>
+                    <w:left w:val="single" w:color="000000" w:sz="4"/>
+                    <w:bottom w:val="single" w:color="000000" w:sz="4"/>
+                    <w:right w:val="single" w:color="000000" w:sz="4"/>
+                  </w:tcBorders>
+                  <w:tcMar>
+                    <w:top w:type="dxa" w:w="80"/>
+                    <w:left w:type="dxa" w:w="100"/>
+                    <w:bottom w:type="dxa" w:w="80"/>
+                    <w:right w:type="dxa" w:w="100"/>
+                  </w:tcMar>
+                  <w:vAlign w:val="center"/>
+                </w:tcPr>
+                <w:p>
+                  <w:pPr>
+                    <w:spacing w:after="40" w:line="300"/>
+                  </w:pPr>
+                  <w:r>
+                    <w:rPr>
+                      <w:rFonts w:ascii="SimSun" w:cs="SimSun" w:eastAsia="SimSun" w:hAnsi="SimSun"/>
+                      <w:sz w:val="21"/>
+                      <w:szCs w:val="21"/>
+                    </w:rPr>
+                    <w:t xml:space="preserve">CSMAR</w:t>
                   </w:r>
                 </w:p>
               </w:tc>
             </w:tr>
             <w:tr>
+              <w:trPr>
+                <w:cantSplit/>
+              </w:trPr>
               <w:tc>
                 <w:tcPr>
                   <w:tcW w:type="dxa" w:w="1300"/>
@@ -8957,106 +9066,44 @@
                   <w:pPr>
                     <w:spacing w:after="40" w:line="300"/>
                   </w:pPr>
-                  <w:r/>
-                  <w:r>
-                    <w:rPr>
-                      <w:rFonts w:ascii="宋体" w:hAnsi="宋体" w:eastAsia="宋体"/>
-                      <w:sz w:val="18"/>
-                    </w:rPr>
-                    <w:t>机制变量</w:t>
-                  </w:r>
-                </w:p>
-              </w:tc>
-              <w:tc>
-                <w:tcPr>
-                  <w:tcW w:type="dxa" w:w="1900"/>
-                  <w:tcBorders>
-                    <w:top w:val="single" w:color="000000" w:sz="4"/>
-                    <w:left w:val="single" w:color="000000" w:sz="4"/>
-                    <w:bottom w:val="single" w:color="000000" w:sz="4"/>
-                    <w:right w:val="single" w:color="000000" w:sz="4"/>
-                  </w:tcBorders>
-                  <w:tcMar>
-                    <w:top w:type="dxa" w:w="80"/>
-                    <w:left w:type="dxa" w:w="100"/>
-                    <w:bottom w:type="dxa" w:w="80"/>
-                    <w:right w:type="dxa" w:w="100"/>
-                  </w:tcMar>
-                  <w:vAlign w:val="center"/>
-                </w:tcPr>
-                <w:p>
-                  <w:pPr>
-                    <w:spacing w:after="40" w:line="300"/>
-                  </w:pPr>
-                  <w:r/>
-                  <w:r>
-                    <w:rPr>
-                      <w:rFonts w:ascii="宋体" w:hAnsi="宋体" w:eastAsia="宋体"/>
-                      <w:sz w:val="18"/>
-                    </w:rPr>
-                    <w:t>研发投入强度</w:t>
-                  </w:r>
-                </w:p>
-              </w:tc>
-              <w:tc>
-                <w:tcPr>
-                  <w:tcW w:type="dxa" w:w="1100"/>
-                  <w:tcBorders>
-                    <w:top w:val="single" w:color="000000" w:sz="4"/>
-                    <w:left w:val="single" w:color="000000" w:sz="4"/>
-                    <w:bottom w:val="single" w:color="000000" w:sz="4"/>
-                    <w:right w:val="single" w:color="000000" w:sz="4"/>
-                  </w:tcBorders>
-                  <w:tcMar>
-                    <w:top w:type="dxa" w:w="80"/>
-                    <w:left w:type="dxa" w:w="100"/>
-                    <w:bottom w:type="dxa" w:w="80"/>
-                    <w:right w:type="dxa" w:w="100"/>
-                  </w:tcMar>
-                  <w:vAlign w:val="center"/>
-                </w:tcPr>
-                <w:p>
-                  <w:pPr>
-                    <w:spacing w:after="40" w:line="300"/>
-                  </w:pPr>
-                  <w:r/>
-                  <w:r>
-                    <w:rPr>
-                      <w:rFonts w:ascii="宋体" w:hAnsi="宋体" w:eastAsia="宋体"/>
-                      <w:sz w:val="18"/>
-                    </w:rPr>
-                    <w:t>RD</w:t>
-                  </w:r>
-                </w:p>
-              </w:tc>
-              <w:tc>
-                <w:tcPr>
-                  <w:tcW w:type="dxa" w:w="3200"/>
-                  <w:tcBorders>
-                    <w:top w:val="single" w:color="000000" w:sz="4"/>
-                    <w:left w:val="single" w:color="000000" w:sz="4"/>
-                    <w:bottom w:val="single" w:color="000000" w:sz="4"/>
-                    <w:right w:val="single" w:color="000000" w:sz="4"/>
-                  </w:tcBorders>
-                  <w:tcMar>
-                    <w:top w:type="dxa" w:w="80"/>
-                    <w:left w:type="dxa" w:w="100"/>
-                    <w:bottom w:type="dxa" w:w="80"/>
-                    <w:right w:type="dxa" w:w="100"/>
-                  </w:tcMar>
-                  <w:vAlign w:val="center"/>
-                </w:tcPr>
-                <w:p>
-                  <w:pPr>
-                    <w:spacing w:after="40" w:line="300"/>
-                  </w:pPr>
-                  <w:r/>
-                  <w:r>
-                    <w:rPr>
-                      <w:rFonts w:ascii="宋体" w:hAnsi="宋体" w:eastAsia="宋体"/>
-                      <w:sz w:val="18"/>
-                    </w:rPr>
-                    <w:t>研发支出/总资产</w:t>
+                  <w:r>
+                    <w:rPr>
+                      <w:rFonts w:ascii="SimSun" w:cs="SimSun" w:eastAsia="SimSun" w:hAnsi="SimSun"/>
+                      <w:sz w:val="21"/>
+                      <w:szCs w:val="21"/>
+                    </w:rPr>
+                    <w:t xml:space="preserve">控制变量</w:t>
+                  </w:r>
+                </w:p>
+              </w:tc>
+              <w:tc>
+                <w:tcPr>
+                  <w:tcW w:type="dxa" w:w="1700"/>
+                  <w:tcBorders>
+                    <w:top w:val="single" w:color="000000" w:sz="4"/>
+                    <w:left w:val="single" w:color="000000" w:sz="4"/>
+                    <w:bottom w:val="single" w:color="000000" w:sz="4"/>
+                    <w:right w:val="single" w:color="000000" w:sz="4"/>
+                  </w:tcBorders>
+                  <w:tcMar>
+                    <w:top w:type="dxa" w:w="80"/>
+                    <w:left w:type="dxa" w:w="100"/>
+                    <w:bottom w:type="dxa" w:w="80"/>
+                    <w:right w:type="dxa" w:w="100"/>
+                  </w:tcMar>
+                  <w:vAlign w:val="center"/>
+                </w:tcPr>
+                <w:p>
+                  <w:pPr>
+                    <w:spacing w:after="40" w:line="300"/>
+                  </w:pPr>
+                  <w:r>
+                    <w:rPr>
+                      <w:rFonts w:ascii="SimSun" w:cs="SimSun" w:eastAsia="SimSun" w:hAnsi="SimSun"/>
+                      <w:sz w:val="21"/>
+                      <w:szCs w:val="21"/>
+                    </w:rPr>
+                    <w:t xml:space="preserve">净营运资本</w:t>
                   </w:r>
                 </w:p>
               </w:tc>
@@ -9081,18 +9128,83 @@
                   <w:pPr>
                     <w:spacing w:after="40" w:line="300"/>
                   </w:pPr>
-                  <w:r/>
-                  <w:r>
-                    <w:rPr>
-                      <w:rFonts w:ascii="宋体" w:hAnsi="宋体" w:eastAsia="宋体"/>
-                      <w:sz w:val="18"/>
-                    </w:rPr>
-                    <w:t>CSMAR，投资挤出检验用</w:t>
+                  <w:r>
+                    <w:rPr>
+                      <w:rFonts w:ascii="SimSun" w:cs="SimSun" w:eastAsia="SimSun" w:hAnsi="SimSun"/>
+                      <w:sz w:val="21"/>
+                      <w:szCs w:val="21"/>
+                    </w:rPr>
+                    <w:t xml:space="preserve">NWC</w:t>
+                  </w:r>
+                </w:p>
+              </w:tc>
+              <w:tc>
+                <w:tcPr>
+                  <w:tcW w:type="dxa" w:w="3000"/>
+                  <w:tcBorders>
+                    <w:top w:val="single" w:color="000000" w:sz="4"/>
+                    <w:left w:val="single" w:color="000000" w:sz="4"/>
+                    <w:bottom w:val="single" w:color="000000" w:sz="4"/>
+                    <w:right w:val="single" w:color="000000" w:sz="4"/>
+                  </w:tcBorders>
+                  <w:tcMar>
+                    <w:top w:type="dxa" w:w="80"/>
+                    <w:left w:type="dxa" w:w="100"/>
+                    <w:bottom w:type="dxa" w:w="80"/>
+                    <w:right w:type="dxa" w:w="100"/>
+                  </w:tcMar>
+                  <w:vAlign w:val="center"/>
+                </w:tcPr>
+                <w:p>
+                  <w:pPr>
+                    <w:spacing w:after="40" w:line="300"/>
+                  </w:pPr>
+                  <w:r>
+                    <w:rPr>
+                      <w:rFonts w:ascii="SimSun" w:cs="SimSun" w:eastAsia="SimSun" w:hAnsi="SimSun"/>
+                      <w:sz w:val="21"/>
+                      <w:szCs w:val="21"/>
+                    </w:rPr>
+                    <w:t xml:space="preserve">（流动资产－流动负债－货币资金）/总资产</w:t>
+                  </w:r>
+                </w:p>
+              </w:tc>
+              <w:tc>
+                <w:tcPr>
+                  <w:tcW w:type="dxa" w:w="1500"/>
+                  <w:tcBorders>
+                    <w:top w:val="single" w:color="000000" w:sz="4"/>
+                    <w:left w:val="single" w:color="000000" w:sz="4"/>
+                    <w:bottom w:val="single" w:color="000000" w:sz="4"/>
+                    <w:right w:val="single" w:color="000000" w:sz="4"/>
+                  </w:tcBorders>
+                  <w:tcMar>
+                    <w:top w:type="dxa" w:w="80"/>
+                    <w:left w:type="dxa" w:w="100"/>
+                    <w:bottom w:type="dxa" w:w="80"/>
+                    <w:right w:type="dxa" w:w="100"/>
+                  </w:tcMar>
+                  <w:vAlign w:val="center"/>
+                </w:tcPr>
+                <w:p>
+                  <w:pPr>
+                    <w:spacing w:after="40" w:line="300"/>
+                  </w:pPr>
+                  <w:r>
+                    <w:rPr>
+                      <w:rFonts w:ascii="SimSun" w:cs="SimSun" w:eastAsia="SimSun" w:hAnsi="SimSun"/>
+                      <w:sz w:val="21"/>
+                      <w:szCs w:val="21"/>
+                    </w:rPr>
+                    <w:t xml:space="preserve">CSMAR</w:t>
                   </w:r>
                 </w:p>
               </w:tc>
             </w:tr>
             <w:tr>
+              <w:trPr>
+                <w:cantSplit/>
+              </w:trPr>
               <w:tc>
                 <w:tcPr>
                   <w:tcW w:type="dxa" w:w="1300"/>
@@ -9114,106 +9226,44 @@
                   <w:pPr>
                     <w:spacing w:after="40" w:line="300"/>
                   </w:pPr>
-                  <w:r/>
-                  <w:r>
-                    <w:rPr>
-                      <w:rFonts w:ascii="宋体" w:hAnsi="宋体" w:eastAsia="宋体"/>
-                      <w:sz w:val="18"/>
-                    </w:rPr>
-                    <w:t xml:space="preserve">机制变量</w:t>
-                  </w:r>
-                </w:p>
-              </w:tc>
-              <w:tc>
-                <w:tcPr>
-                  <w:tcW w:type="dxa" w:w="1900"/>
-                  <w:tcBorders>
-                    <w:top w:val="single" w:color="000000" w:sz="4"/>
-                    <w:left w:val="single" w:color="000000" w:sz="4"/>
-                    <w:bottom w:val="single" w:color="000000" w:sz="4"/>
-                    <w:right w:val="single" w:color="000000" w:sz="4"/>
-                  </w:tcBorders>
-                  <w:tcMar>
-                    <w:top w:type="dxa" w:w="80"/>
-                    <w:left w:type="dxa" w:w="100"/>
-                    <w:bottom w:type="dxa" w:w="80"/>
-                    <w:right w:type="dxa" w:w="100"/>
-                  </w:tcMar>
-                  <w:vAlign w:val="center"/>
-                </w:tcPr>
-                <w:p>
-                  <w:pPr>
-                    <w:spacing w:after="40" w:line="300"/>
-                  </w:pPr>
-                  <w:r/>
-                  <w:r>
-                    <w:rPr>
-                      <w:rFonts w:ascii="宋体" w:hAnsi="宋体" w:eastAsia="宋体"/>
-                      <w:sz w:val="18"/>
-                    </w:rPr>
-                    <w:t xml:space="preserve">现金边际价值</w:t>
-                  </w:r>
-                </w:p>
-              </w:tc>
-              <w:tc>
-                <w:tcPr>
-                  <w:tcW w:type="dxa" w:w="1100"/>
-                  <w:tcBorders>
-                    <w:top w:val="single" w:color="000000" w:sz="4"/>
-                    <w:left w:val="single" w:color="000000" w:sz="4"/>
-                    <w:bottom w:val="single" w:color="000000" w:sz="4"/>
-                    <w:right w:val="single" w:color="000000" w:sz="4"/>
-                  </w:tcBorders>
-                  <w:tcMar>
-                    <w:top w:type="dxa" w:w="80"/>
-                    <w:left w:type="dxa" w:w="100"/>
-                    <w:bottom w:type="dxa" w:w="80"/>
-                    <w:right w:type="dxa" w:w="100"/>
-                  </w:tcMar>
-                  <w:vAlign w:val="center"/>
-                </w:tcPr>
-                <w:p>
-                  <w:pPr>
-                    <w:spacing w:after="40" w:line="300"/>
-                  </w:pPr>
-                  <w:r/>
-                  <w:r>
-                    <w:rPr>
-                      <w:rFonts w:ascii="宋体" w:hAnsi="宋体" w:eastAsia="宋体"/>
-                      <w:sz w:val="18"/>
-                    </w:rPr>
-                    <w:t xml:space="preserve">ΔC×Pledge</w:t>
-                  </w:r>
-                </w:p>
-              </w:tc>
-              <w:tc>
-                <w:tcPr>
-                  <w:tcW w:type="dxa" w:w="3200"/>
-                  <w:tcBorders>
-                    <w:top w:val="single" w:color="000000" w:sz="4"/>
-                    <w:left w:val="single" w:color="000000" w:sz="4"/>
-                    <w:bottom w:val="single" w:color="000000" w:sz="4"/>
-                    <w:right w:val="single" w:color="000000" w:sz="4"/>
-                  </w:tcBorders>
-                  <w:tcMar>
-                    <w:top w:type="dxa" w:w="80"/>
-                    <w:left w:type="dxa" w:w="100"/>
-                    <w:bottom w:type="dxa" w:w="80"/>
-                    <w:right w:type="dxa" w:w="100"/>
-                  </w:tcMar>
-                  <w:vAlign w:val="center"/>
-                </w:tcPr>
-                <w:p>
-                  <w:pPr>
-                    <w:spacing w:after="40" w:line="300"/>
-                  </w:pPr>
-                  <w:r/>
-                  <w:r>
-                    <w:rPr>
-                      <w:rFonts w:ascii="宋体" w:hAnsi="宋体" w:eastAsia="宋体"/>
-                      <w:sz w:val="18"/>
-                    </w:rPr>
-                    <w:t xml:space="preserve">Faulkender和Wang(2006)模型中股票年度超额收益对现金变动ΔC/M(t−1)回归，考察其与Pledge交乘项的系数</w:t>
+                  <w:r>
+                    <w:rPr>
+                      <w:rFonts w:ascii="SimSun" w:cs="SimSun" w:eastAsia="SimSun" w:hAnsi="SimSun"/>
+                      <w:sz w:val="21"/>
+                      <w:szCs w:val="21"/>
+                    </w:rPr>
+                    <w:t xml:space="preserve">控制变量</w:t>
+                  </w:r>
+                </w:p>
+              </w:tc>
+              <w:tc>
+                <w:tcPr>
+                  <w:tcW w:type="dxa" w:w="1700"/>
+                  <w:tcBorders>
+                    <w:top w:val="single" w:color="000000" w:sz="4"/>
+                    <w:left w:val="single" w:color="000000" w:sz="4"/>
+                    <w:bottom w:val="single" w:color="000000" w:sz="4"/>
+                    <w:right w:val="single" w:color="000000" w:sz="4"/>
+                  </w:tcBorders>
+                  <w:tcMar>
+                    <w:top w:type="dxa" w:w="80"/>
+                    <w:left w:type="dxa" w:w="100"/>
+                    <w:bottom w:type="dxa" w:w="80"/>
+                    <w:right w:type="dxa" w:w="100"/>
+                  </w:tcMar>
+                  <w:vAlign w:val="center"/>
+                </w:tcPr>
+                <w:p>
+                  <w:pPr>
+                    <w:spacing w:after="40" w:line="300"/>
+                  </w:pPr>
+                  <w:r>
+                    <w:rPr>
+                      <w:rFonts w:ascii="SimSun" w:cs="SimSun" w:eastAsia="SimSun" w:hAnsi="SimSun"/>
+                      <w:sz w:val="21"/>
+                      <w:szCs w:val="21"/>
+                    </w:rPr>
+                    <w:t xml:space="preserve">上市年限</w:t>
                   </w:r>
                 </w:p>
               </w:tc>
@@ -9238,18 +9288,83 @@
                   <w:pPr>
                     <w:spacing w:after="40" w:line="300"/>
                   </w:pPr>
-                  <w:r/>
-                  <w:r>
-                    <w:rPr>
-                      <w:rFonts w:ascii="宋体" w:hAnsi="宋体" w:eastAsia="宋体"/>
-                      <w:sz w:val="18"/>
-                    </w:rPr>
-                    <w:t xml:space="preserve">CSMAR月个股回报率文件；基准收益为按规模与账面市值比构造的25个组合收益，三因子（CSMAR因子研究）作稳健性检验；H2检验用</w:t>
+                  <w:r>
+                    <w:rPr>
+                      <w:rFonts w:ascii="SimSun" w:cs="SimSun" w:eastAsia="SimSun" w:hAnsi="SimSun"/>
+                      <w:sz w:val="21"/>
+                      <w:szCs w:val="21"/>
+                    </w:rPr>
+                    <w:t xml:space="preserve">Age</w:t>
+                  </w:r>
+                </w:p>
+              </w:tc>
+              <w:tc>
+                <w:tcPr>
+                  <w:tcW w:type="dxa" w:w="3000"/>
+                  <w:tcBorders>
+                    <w:top w:val="single" w:color="000000" w:sz="4"/>
+                    <w:left w:val="single" w:color="000000" w:sz="4"/>
+                    <w:bottom w:val="single" w:color="000000" w:sz="4"/>
+                    <w:right w:val="single" w:color="000000" w:sz="4"/>
+                  </w:tcBorders>
+                  <w:tcMar>
+                    <w:top w:type="dxa" w:w="80"/>
+                    <w:left w:type="dxa" w:w="100"/>
+                    <w:bottom w:type="dxa" w:w="80"/>
+                    <w:right w:type="dxa" w:w="100"/>
+                  </w:tcMar>
+                  <w:vAlign w:val="center"/>
+                </w:tcPr>
+                <w:p>
+                  <w:pPr>
+                    <w:spacing w:after="40" w:line="300"/>
+                  </w:pPr>
+                  <w:r>
+                    <w:rPr>
+                      <w:rFonts w:ascii="SimSun" w:cs="SimSun" w:eastAsia="SimSun" w:hAnsi="SimSun"/>
+                      <w:sz w:val="21"/>
+                      <w:szCs w:val="21"/>
+                    </w:rPr>
+                    <w:t xml:space="preserve">ln(观测年度－上市年度＋1)</w:t>
+                  </w:r>
+                </w:p>
+              </w:tc>
+              <w:tc>
+                <w:tcPr>
+                  <w:tcW w:type="dxa" w:w="1500"/>
+                  <w:tcBorders>
+                    <w:top w:val="single" w:color="000000" w:sz="4"/>
+                    <w:left w:val="single" w:color="000000" w:sz="4"/>
+                    <w:bottom w:val="single" w:color="000000" w:sz="4"/>
+                    <w:right w:val="single" w:color="000000" w:sz="4"/>
+                  </w:tcBorders>
+                  <w:tcMar>
+                    <w:top w:type="dxa" w:w="80"/>
+                    <w:left w:type="dxa" w:w="100"/>
+                    <w:bottom w:type="dxa" w:w="80"/>
+                    <w:right w:type="dxa" w:w="100"/>
+                  </w:tcMar>
+                  <w:vAlign w:val="center"/>
+                </w:tcPr>
+                <w:p>
+                  <w:pPr>
+                    <w:spacing w:after="40" w:line="300"/>
+                  </w:pPr>
+                  <w:r>
+                    <w:rPr>
+                      <w:rFonts w:ascii="SimSun" w:cs="SimSun" w:eastAsia="SimSun" w:hAnsi="SimSun"/>
+                      <w:sz w:val="21"/>
+                      <w:szCs w:val="21"/>
+                    </w:rPr>
+                    <w:t xml:space="preserve">CSMAR</w:t>
                   </w:r>
                 </w:p>
               </w:tc>
             </w:tr>
             <w:tr>
+              <w:trPr>
+                <w:cantSplit/>
+              </w:trPr>
               <w:tc>
                 <w:tcPr>
                   <w:tcW w:type="dxa" w:w="1300"/>
@@ -9271,106 +9386,44 @@
                   <w:pPr>
                     <w:spacing w:after="40" w:line="300"/>
                   </w:pPr>
-                  <w:r/>
-                  <w:r>
-                    <w:rPr>
-                      <w:rFonts w:ascii="宋体" w:hAnsi="宋体" w:eastAsia="宋体"/>
-                      <w:sz w:val="18"/>
-                    </w:rPr>
-                    <w:t>政策变量</w:t>
-                  </w:r>
-                </w:p>
-              </w:tc>
-              <w:tc>
-                <w:tcPr>
-                  <w:tcW w:type="dxa" w:w="1900"/>
-                  <w:tcBorders>
-                    <w:top w:val="single" w:color="000000" w:sz="4"/>
-                    <w:left w:val="single" w:color="000000" w:sz="4"/>
-                    <w:bottom w:val="single" w:color="000000" w:sz="4"/>
-                    <w:right w:val="single" w:color="000000" w:sz="4"/>
-                  </w:tcBorders>
-                  <w:tcMar>
-                    <w:top w:type="dxa" w:w="80"/>
-                    <w:left w:type="dxa" w:w="100"/>
-                    <w:bottom w:type="dxa" w:w="80"/>
-                    <w:right w:type="dxa" w:w="100"/>
-                  </w:tcMar>
-                  <w:vAlign w:val="center"/>
-                </w:tcPr>
-                <w:p>
-                  <w:pPr>
-                    <w:spacing w:after="40" w:line="300"/>
-                  </w:pPr>
-                  <w:r/>
-                  <w:r>
-                    <w:rPr>
-                      <w:rFonts w:ascii="宋体" w:hAnsi="宋体" w:eastAsia="宋体"/>
-                      <w:sz w:val="18"/>
-                    </w:rPr>
-                    <w:t>纾困计划实施</w:t>
-                  </w:r>
-                </w:p>
-              </w:tc>
-              <w:tc>
-                <w:tcPr>
-                  <w:tcW w:type="dxa" w:w="1100"/>
-                  <w:tcBorders>
-                    <w:top w:val="single" w:color="000000" w:sz="4"/>
-                    <w:left w:val="single" w:color="000000" w:sz="4"/>
-                    <w:bottom w:val="single" w:color="000000" w:sz="4"/>
-                    <w:right w:val="single" w:color="000000" w:sz="4"/>
-                  </w:tcBorders>
-                  <w:tcMar>
-                    <w:top w:type="dxa" w:w="80"/>
-                    <w:left w:type="dxa" w:w="100"/>
-                    <w:bottom w:type="dxa" w:w="80"/>
-                    <w:right w:type="dxa" w:w="100"/>
-                  </w:tcMar>
-                  <w:vAlign w:val="center"/>
-                </w:tcPr>
-                <w:p>
-                  <w:pPr>
-                    <w:spacing w:after="40" w:line="300"/>
-                  </w:pPr>
-                  <w:r/>
-                  <w:r>
-                    <w:rPr>
-                      <w:rFonts w:ascii="宋体" w:hAnsi="宋体" w:eastAsia="宋体"/>
-                      <w:sz w:val="18"/>
-                    </w:rPr>
-                    <w:t>Relief</w:t>
-                  </w:r>
-                </w:p>
-              </w:tc>
-              <w:tc>
-                <w:tcPr>
-                  <w:tcW w:type="dxa" w:w="3200"/>
-                  <w:tcBorders>
-                    <w:top w:val="single" w:color="000000" w:sz="4"/>
-                    <w:left w:val="single" w:color="000000" w:sz="4"/>
-                    <w:bottom w:val="single" w:color="000000" w:sz="4"/>
-                    <w:right w:val="single" w:color="000000" w:sz="4"/>
-                  </w:tcBorders>
-                  <w:tcMar>
-                    <w:top w:type="dxa" w:w="80"/>
-                    <w:left w:type="dxa" w:w="100"/>
-                    <w:bottom w:type="dxa" w:w="80"/>
-                    <w:right w:type="dxa" w:w="100"/>
-                  </w:tcMar>
-                  <w:vAlign w:val="center"/>
-                </w:tcPr>
-                <w:p>
-                  <w:pPr>
-                    <w:spacing w:after="40" w:line="300"/>
-                  </w:pPr>
-                  <w:r/>
-                  <w:r>
-                    <w:rPr>
-                      <w:rFonts w:ascii="宋体" w:hAnsi="宋体" w:eastAsia="宋体"/>
-                      <w:sz w:val="18"/>
-                    </w:rPr>
-                    <w:t xml:space="preserve">公司注册地所属省份在t年已设立地方政府纾困基金=1，否则=0；未设立省份为海南、贵州、云南、甘肃、青海、西藏（毛捷和管星华，2022）</w:t>
+                  <w:r>
+                    <w:rPr>
+                      <w:rFonts w:ascii="SimSun" w:cs="SimSun" w:eastAsia="SimSun" w:hAnsi="SimSun"/>
+                      <w:sz w:val="21"/>
+                      <w:szCs w:val="21"/>
+                    </w:rPr>
+                    <w:t xml:space="preserve">控制变量</w:t>
+                  </w:r>
+                </w:p>
+              </w:tc>
+              <w:tc>
+                <w:tcPr>
+                  <w:tcW w:type="dxa" w:w="1700"/>
+                  <w:tcBorders>
+                    <w:top w:val="single" w:color="000000" w:sz="4"/>
+                    <w:left w:val="single" w:color="000000" w:sz="4"/>
+                    <w:bottom w:val="single" w:color="000000" w:sz="4"/>
+                    <w:right w:val="single" w:color="000000" w:sz="4"/>
+                  </w:tcBorders>
+                  <w:tcMar>
+                    <w:top w:type="dxa" w:w="80"/>
+                    <w:left w:type="dxa" w:w="100"/>
+                    <w:bottom w:type="dxa" w:w="80"/>
+                    <w:right w:type="dxa" w:w="100"/>
+                  </w:tcMar>
+                  <w:vAlign w:val="center"/>
+                </w:tcPr>
+                <w:p>
+                  <w:pPr>
+                    <w:spacing w:after="40" w:line="300"/>
+                  </w:pPr>
+                  <w:r>
+                    <w:rPr>
+                      <w:rFonts w:ascii="SimSun" w:cs="SimSun" w:eastAsia="SimSun" w:hAnsi="SimSun"/>
+                      <w:sz w:val="21"/>
+                      <w:szCs w:val="21"/>
+                    </w:rPr>
+                    <w:t xml:space="preserve">股权集中度</w:t>
                   </w:r>
                 </w:p>
               </w:tc>
@@ -9395,18 +9448,83 @@
                   <w:pPr>
                     <w:spacing w:after="40" w:line="300"/>
                   </w:pPr>
-                  <w:r/>
-                  <w:r>
-                    <w:rPr>
-                      <w:rFonts w:ascii="宋体" w:hAnsi="宋体" w:eastAsia="宋体"/>
-                      <w:sz w:val="18"/>
-                    </w:rPr>
-                    <w:t>各省政府网站，参照毛捷和管星华(2022)</w:t>
+                  <w:r>
+                    <w:rPr>
+                      <w:rFonts w:ascii="SimSun" w:cs="SimSun" w:eastAsia="SimSun" w:hAnsi="SimSun"/>
+                      <w:sz w:val="21"/>
+                      <w:szCs w:val="21"/>
+                    </w:rPr>
+                    <w:t xml:space="preserve">Top1</w:t>
+                  </w:r>
+                </w:p>
+              </w:tc>
+              <w:tc>
+                <w:tcPr>
+                  <w:tcW w:type="dxa" w:w="3000"/>
+                  <w:tcBorders>
+                    <w:top w:val="single" w:color="000000" w:sz="4"/>
+                    <w:left w:val="single" w:color="000000" w:sz="4"/>
+                    <w:bottom w:val="single" w:color="000000" w:sz="4"/>
+                    <w:right w:val="single" w:color="000000" w:sz="4"/>
+                  </w:tcBorders>
+                  <w:tcMar>
+                    <w:top w:type="dxa" w:w="80"/>
+                    <w:left w:type="dxa" w:w="100"/>
+                    <w:bottom w:type="dxa" w:w="80"/>
+                    <w:right w:type="dxa" w:w="100"/>
+                  </w:tcMar>
+                  <w:vAlign w:val="center"/>
+                </w:tcPr>
+                <w:p>
+                  <w:pPr>
+                    <w:spacing w:after="40" w:line="300"/>
+                  </w:pPr>
+                  <w:r>
+                    <w:rPr>
+                      <w:rFonts w:ascii="SimSun" w:cs="SimSun" w:eastAsia="SimSun" w:hAnsi="SimSun"/>
+                      <w:sz w:val="21"/>
+                      <w:szCs w:val="21"/>
+                    </w:rPr>
+                    <w:t xml:space="preserve">第一大股东持股比例</w:t>
+                  </w:r>
+                </w:p>
+              </w:tc>
+              <w:tc>
+                <w:tcPr>
+                  <w:tcW w:type="dxa" w:w="1500"/>
+                  <w:tcBorders>
+                    <w:top w:val="single" w:color="000000" w:sz="4"/>
+                    <w:left w:val="single" w:color="000000" w:sz="4"/>
+                    <w:bottom w:val="single" w:color="000000" w:sz="4"/>
+                    <w:right w:val="single" w:color="000000" w:sz="4"/>
+                  </w:tcBorders>
+                  <w:tcMar>
+                    <w:top w:type="dxa" w:w="80"/>
+                    <w:left w:type="dxa" w:w="100"/>
+                    <w:bottom w:type="dxa" w:w="80"/>
+                    <w:right w:type="dxa" w:w="100"/>
+                  </w:tcMar>
+                  <w:vAlign w:val="center"/>
+                </w:tcPr>
+                <w:p>
+                  <w:pPr>
+                    <w:spacing w:after="40" w:line="300"/>
+                  </w:pPr>
+                  <w:r>
+                    <w:rPr>
+                      <w:rFonts w:ascii="SimSun" w:cs="SimSun" w:eastAsia="SimSun" w:hAnsi="SimSun"/>
+                      <w:sz w:val="21"/>
+                      <w:szCs w:val="21"/>
+                    </w:rPr>
+                    <w:t xml:space="preserve">CSMAR</w:t>
                   </w:r>
                 </w:p>
               </w:tc>
             </w:tr>
             <w:tr>
+              <w:trPr>
+                <w:cantSplit/>
+              </w:trPr>
               <w:tc>
                 <w:tcPr>
                   <w:tcW w:type="dxa" w:w="1300"/>
@@ -9428,106 +9546,44 @@
                   <w:pPr>
                     <w:spacing w:after="40" w:line="300"/>
                   </w:pPr>
-                  <w:r/>
-                  <w:r>
-                    <w:rPr>
-                      <w:rFonts w:ascii="宋体" w:hAnsi="宋体" w:eastAsia="宋体"/>
-                      <w:sz w:val="18"/>
-                    </w:rPr>
-                    <w:t>政策变量</w:t>
-                  </w:r>
-                </w:p>
-              </w:tc>
-              <w:tc>
-                <w:tcPr>
-                  <w:tcW w:type="dxa" w:w="1900"/>
-                  <w:tcBorders>
-                    <w:top w:val="single" w:color="000000" w:sz="4"/>
-                    <w:left w:val="single" w:color="000000" w:sz="4"/>
-                    <w:bottom w:val="single" w:color="000000" w:sz="4"/>
-                    <w:right w:val="single" w:color="000000" w:sz="4"/>
-                  </w:tcBorders>
-                  <w:tcMar>
-                    <w:top w:type="dxa" w:w="80"/>
-                    <w:left w:type="dxa" w:w="100"/>
-                    <w:bottom w:type="dxa" w:w="80"/>
-                    <w:right w:type="dxa" w:w="100"/>
-                  </w:tcMar>
-                  <w:vAlign w:val="center"/>
-                </w:tcPr>
-                <w:p>
-                  <w:pPr>
-                    <w:spacing w:after="40" w:line="300"/>
-                  </w:pPr>
-                  <w:r/>
-                  <w:r>
-                    <w:rPr>
-                      <w:rFonts w:ascii="宋体" w:hAnsi="宋体" w:eastAsia="宋体"/>
-                      <w:sz w:val="18"/>
-                    </w:rPr>
-                    <w:t>纾困力度</w:t>
-                  </w:r>
-                </w:p>
-              </w:tc>
-              <w:tc>
-                <w:tcPr>
-                  <w:tcW w:type="dxa" w:w="1100"/>
-                  <w:tcBorders>
-                    <w:top w:val="single" w:color="000000" w:sz="4"/>
-                    <w:left w:val="single" w:color="000000" w:sz="4"/>
-                    <w:bottom w:val="single" w:color="000000" w:sz="4"/>
-                    <w:right w:val="single" w:color="000000" w:sz="4"/>
-                  </w:tcBorders>
-                  <w:tcMar>
-                    <w:top w:type="dxa" w:w="80"/>
-                    <w:left w:type="dxa" w:w="100"/>
-                    <w:bottom w:type="dxa" w:w="80"/>
-                    <w:right w:type="dxa" w:w="100"/>
-                  </w:tcMar>
-                  <w:vAlign w:val="center"/>
-                </w:tcPr>
-                <w:p>
-                  <w:pPr>
-                    <w:spacing w:after="40" w:line="300"/>
-                  </w:pPr>
-                  <w:r/>
-                  <w:r>
-                    <w:rPr>
-                      <w:rFonts w:ascii="宋体" w:hAnsi="宋体" w:eastAsia="宋体"/>
-                      <w:sz w:val="18"/>
-                    </w:rPr>
-                    <w:t>ReliefInt</w:t>
-                  </w:r>
-                </w:p>
-              </w:tc>
-              <w:tc>
-                <w:tcPr>
-                  <w:tcW w:type="dxa" w:w="3200"/>
-                  <w:tcBorders>
-                    <w:top w:val="single" w:color="000000" w:sz="4"/>
-                    <w:left w:val="single" w:color="000000" w:sz="4"/>
-                    <w:bottom w:val="single" w:color="000000" w:sz="4"/>
-                    <w:right w:val="single" w:color="000000" w:sz="4"/>
-                  </w:tcBorders>
-                  <w:tcMar>
-                    <w:top w:type="dxa" w:w="80"/>
-                    <w:left w:type="dxa" w:w="100"/>
-                    <w:bottom w:type="dxa" w:w="80"/>
-                    <w:right w:type="dxa" w:w="100"/>
-                  </w:tcMar>
-                  <w:vAlign w:val="center"/>
-                </w:tcPr>
-                <w:p>
-                  <w:pPr>
-                    <w:spacing w:after="40" w:line="300"/>
-                  </w:pPr>
-                  <w:r/>
-                  <w:r>
-                    <w:rPr>
-                      <w:rFonts w:ascii="宋体" w:hAnsi="宋体" w:eastAsia="宋体"/>
-                      <w:sz w:val="18"/>
-                    </w:rPr>
-                    <w:t>省份纾困实施前上市公司平均质押比例×纾困实施时点虚拟变量</w:t>
+                  <w:r>
+                    <w:rPr>
+                      <w:rFonts w:ascii="SimSun" w:cs="SimSun" w:eastAsia="SimSun" w:hAnsi="SimSun"/>
+                      <w:sz w:val="21"/>
+                      <w:szCs w:val="21"/>
+                    </w:rPr>
+                    <w:t xml:space="preserve">拓展变量</w:t>
+                  </w:r>
+                </w:p>
+              </w:tc>
+              <w:tc>
+                <w:tcPr>
+                  <w:tcW w:type="dxa" w:w="1700"/>
+                  <w:tcBorders>
+                    <w:top w:val="single" w:color="000000" w:sz="4"/>
+                    <w:left w:val="single" w:color="000000" w:sz="4"/>
+                    <w:bottom w:val="single" w:color="000000" w:sz="4"/>
+                    <w:right w:val="single" w:color="000000" w:sz="4"/>
+                  </w:tcBorders>
+                  <w:tcMar>
+                    <w:top w:type="dxa" w:w="80"/>
+                    <w:left w:type="dxa" w:w="100"/>
+                    <w:bottom w:type="dxa" w:w="80"/>
+                    <w:right w:type="dxa" w:w="100"/>
+                  </w:tcMar>
+                  <w:vAlign w:val="center"/>
+                </w:tcPr>
+                <w:p>
+                  <w:pPr>
+                    <w:spacing w:after="40" w:line="300"/>
+                  </w:pPr>
+                  <w:r>
+                    <w:rPr>
+                      <w:rFonts w:ascii="SimSun" w:cs="SimSun" w:eastAsia="SimSun" w:hAnsi="SimSun"/>
+                      <w:sz w:val="21"/>
+                      <w:szCs w:val="21"/>
+                    </w:rPr>
+                    <w:t xml:space="preserve">资本支出</w:t>
                   </w:r>
                 </w:p>
               </w:tc>
@@ -9552,18 +9608,83 @@
                   <w:pPr>
                     <w:spacing w:after="40" w:line="300"/>
                   </w:pPr>
-                  <w:r/>
-                  <w:r>
-                    <w:rPr>
-                      <w:rFonts w:ascii="宋体" w:hAnsi="宋体" w:eastAsia="宋体"/>
-                      <w:sz w:val="18"/>
-                    </w:rPr>
-                    <w:t>自行构造</w:t>
+                  <w:r>
+                    <w:rPr>
+                      <w:rFonts w:ascii="SimSun" w:cs="SimSun" w:eastAsia="SimSun" w:hAnsi="SimSun"/>
+                      <w:sz w:val="21"/>
+                      <w:szCs w:val="21"/>
+                    </w:rPr>
+                    <w:t xml:space="preserve">Capex</w:t>
+                  </w:r>
+                </w:p>
+              </w:tc>
+              <w:tc>
+                <w:tcPr>
+                  <w:tcW w:type="dxa" w:w="3000"/>
+                  <w:tcBorders>
+                    <w:top w:val="single" w:color="000000" w:sz="4"/>
+                    <w:left w:val="single" w:color="000000" w:sz="4"/>
+                    <w:bottom w:val="single" w:color="000000" w:sz="4"/>
+                    <w:right w:val="single" w:color="000000" w:sz="4"/>
+                  </w:tcBorders>
+                  <w:tcMar>
+                    <w:top w:type="dxa" w:w="80"/>
+                    <w:left w:type="dxa" w:w="100"/>
+                    <w:bottom w:type="dxa" w:w="80"/>
+                    <w:right w:type="dxa" w:w="100"/>
+                  </w:tcMar>
+                  <w:vAlign w:val="center"/>
+                </w:tcPr>
+                <w:p>
+                  <w:pPr>
+                    <w:spacing w:after="40" w:line="300"/>
+                  </w:pPr>
+                  <w:r>
+                    <w:rPr>
+                      <w:rFonts w:ascii="SimSun" w:cs="SimSun" w:eastAsia="SimSun" w:hAnsi="SimSun"/>
+                      <w:sz w:val="21"/>
+                      <w:szCs w:val="21"/>
+                    </w:rPr>
+                    <w:t xml:space="preserve">购建固定资产、无形资产等支付的现金/总资产；作为投资挤出检验的被解释变量，不进入基准控制变量</w:t>
+                  </w:r>
+                </w:p>
+              </w:tc>
+              <w:tc>
+                <w:tcPr>
+                  <w:tcW w:type="dxa" w:w="1500"/>
+                  <w:tcBorders>
+                    <w:top w:val="single" w:color="000000" w:sz="4"/>
+                    <w:left w:val="single" w:color="000000" w:sz="4"/>
+                    <w:bottom w:val="single" w:color="000000" w:sz="4"/>
+                    <w:right w:val="single" w:color="000000" w:sz="4"/>
+                  </w:tcBorders>
+                  <w:tcMar>
+                    <w:top w:type="dxa" w:w="80"/>
+                    <w:left w:type="dxa" w:w="100"/>
+                    <w:bottom w:type="dxa" w:w="80"/>
+                    <w:right w:type="dxa" w:w="100"/>
+                  </w:tcMar>
+                  <w:vAlign w:val="center"/>
+                </w:tcPr>
+                <w:p>
+                  <w:pPr>
+                    <w:spacing w:after="40" w:line="300"/>
+                  </w:pPr>
+                  <w:r>
+                    <w:rPr>
+                      <w:rFonts w:ascii="SimSun" w:cs="SimSun" w:eastAsia="SimSun" w:hAnsi="SimSun"/>
+                      <w:sz w:val="21"/>
+                      <w:szCs w:val="21"/>
+                    </w:rPr>
+                    <w:t xml:space="preserve">CSMAR</w:t>
                   </w:r>
                 </w:p>
               </w:tc>
             </w:tr>
             <w:tr>
+              <w:trPr>
+                <w:cantSplit/>
+              </w:trPr>
               <w:tc>
                 <w:tcPr>
                   <w:tcW w:type="dxa" w:w="1300"/>
@@ -9585,106 +9706,44 @@
                   <w:pPr>
                     <w:spacing w:after="40" w:line="300"/>
                   </w:pPr>
-                  <w:r/>
-                  <w:r>
-                    <w:rPr>
-                      <w:rFonts w:ascii="宋体" w:hAnsi="宋体" w:eastAsia="宋体"/>
-                      <w:sz w:val="18"/>
-                    </w:rPr>
-                    <w:t>分组变量</w:t>
-                  </w:r>
-                </w:p>
-              </w:tc>
-              <w:tc>
-                <w:tcPr>
-                  <w:tcW w:type="dxa" w:w="1900"/>
-                  <w:tcBorders>
-                    <w:top w:val="single" w:color="000000" w:sz="4"/>
-                    <w:left w:val="single" w:color="000000" w:sz="4"/>
-                    <w:bottom w:val="single" w:color="000000" w:sz="4"/>
-                    <w:right w:val="single" w:color="000000" w:sz="4"/>
-                  </w:tcBorders>
-                  <w:tcMar>
-                    <w:top w:type="dxa" w:w="80"/>
-                    <w:left w:type="dxa" w:w="100"/>
-                    <w:bottom w:type="dxa" w:w="80"/>
-                    <w:right w:type="dxa" w:w="100"/>
-                  </w:tcMar>
-                  <w:vAlign w:val="center"/>
-                </w:tcPr>
-                <w:p>
-                  <w:pPr>
-                    <w:spacing w:after="40" w:line="300"/>
-                  </w:pPr>
-                  <w:r/>
-                  <w:r>
-                    <w:rPr>
-                      <w:rFonts w:ascii="宋体" w:hAnsi="宋体" w:eastAsia="宋体"/>
-                      <w:sz w:val="18"/>
-                    </w:rPr>
-                    <w:t>质押资金投向</w:t>
-                  </w:r>
-                </w:p>
-              </w:tc>
-              <w:tc>
-                <w:tcPr>
-                  <w:tcW w:type="dxa" w:w="1100"/>
-                  <w:tcBorders>
-                    <w:top w:val="single" w:color="000000" w:sz="4"/>
-                    <w:left w:val="single" w:color="000000" w:sz="4"/>
-                    <w:bottom w:val="single" w:color="000000" w:sz="4"/>
-                    <w:right w:val="single" w:color="000000" w:sz="4"/>
-                  </w:tcBorders>
-                  <w:tcMar>
-                    <w:top w:type="dxa" w:w="80"/>
-                    <w:left w:type="dxa" w:w="100"/>
-                    <w:bottom w:type="dxa" w:w="80"/>
-                    <w:right w:type="dxa" w:w="100"/>
-                  </w:tcMar>
-                  <w:vAlign w:val="center"/>
-                </w:tcPr>
-                <w:p>
-                  <w:pPr>
-                    <w:spacing w:after="40" w:line="300"/>
-                  </w:pPr>
-                  <w:r/>
-                  <w:r>
-                    <w:rPr>
-                      <w:rFonts w:ascii="宋体" w:hAnsi="宋体" w:eastAsia="宋体"/>
-                      <w:sz w:val="18"/>
-                    </w:rPr>
-                    <w:t>PledgeUse</w:t>
-                  </w:r>
-                </w:p>
-              </w:tc>
-              <w:tc>
-                <w:tcPr>
-                  <w:tcW w:type="dxa" w:w="3200"/>
-                  <w:tcBorders>
-                    <w:top w:val="single" w:color="000000" w:sz="4"/>
-                    <w:left w:val="single" w:color="000000" w:sz="4"/>
-                    <w:bottom w:val="single" w:color="000000" w:sz="4"/>
-                    <w:right w:val="single" w:color="000000" w:sz="4"/>
-                  </w:tcBorders>
-                  <w:tcMar>
-                    <w:top w:type="dxa" w:w="80"/>
-                    <w:left w:type="dxa" w:w="100"/>
-                    <w:bottom w:type="dxa" w:w="80"/>
-                    <w:right w:type="dxa" w:w="100"/>
-                  </w:tcMar>
-                  <w:vAlign w:val="center"/>
-                </w:tcPr>
-                <w:p>
-                  <w:pPr>
-                    <w:spacing w:after="40" w:line="300"/>
-                  </w:pPr>
-                  <w:r/>
-                  <w:r>
-                    <w:rPr>
-                      <w:rFonts w:ascii="宋体" w:hAnsi="宋体" w:eastAsia="宋体"/>
-                      <w:sz w:val="18"/>
-                    </w:rPr>
-                    <w:t xml:space="preserve">质押资金投向上市公司=1，投向控股股东自身或第三方=0</w:t>
+                  <w:r>
+                    <w:rPr>
+                      <w:rFonts w:ascii="SimSun" w:cs="SimSun" w:eastAsia="SimSun" w:hAnsi="SimSun"/>
+                      <w:sz w:val="21"/>
+                      <w:szCs w:val="21"/>
+                    </w:rPr>
+                    <w:t xml:space="preserve">拓展变量</w:t>
+                  </w:r>
+                </w:p>
+              </w:tc>
+              <w:tc>
+                <w:tcPr>
+                  <w:tcW w:type="dxa" w:w="1700"/>
+                  <w:tcBorders>
+                    <w:top w:val="single" w:color="000000" w:sz="4"/>
+                    <w:left w:val="single" w:color="000000" w:sz="4"/>
+                    <w:bottom w:val="single" w:color="000000" w:sz="4"/>
+                    <w:right w:val="single" w:color="000000" w:sz="4"/>
+                  </w:tcBorders>
+                  <w:tcMar>
+                    <w:top w:type="dxa" w:w="80"/>
+                    <w:left w:type="dxa" w:w="100"/>
+                    <w:bottom w:type="dxa" w:w="80"/>
+                    <w:right w:type="dxa" w:w="100"/>
+                  </w:tcMar>
+                  <w:vAlign w:val="center"/>
+                </w:tcPr>
+                <w:p>
+                  <w:pPr>
+                    <w:spacing w:after="40" w:line="300"/>
+                  </w:pPr>
+                  <w:r>
+                    <w:rPr>
+                      <w:rFonts w:ascii="SimSun" w:cs="SimSun" w:eastAsia="SimSun" w:hAnsi="SimSun"/>
+                      <w:sz w:val="21"/>
+                      <w:szCs w:val="21"/>
+                    </w:rPr>
+                    <w:t xml:space="preserve">股利支付</w:t>
                   </w:r>
                 </w:p>
               </w:tc>
@@ -9709,18 +9768,83 @@
                   <w:pPr>
                     <w:spacing w:after="40" w:line="300"/>
                   </w:pPr>
-                  <w:r/>
-                  <w:r>
-                    <w:rPr>
-                      <w:rFonts w:ascii="宋体" w:hAnsi="宋体" w:eastAsia="宋体"/>
-                      <w:sz w:val="18"/>
-                    </w:rPr>
-                    <w:t xml:space="preserve">CSMAR股东股权质押情况明细表「投向」字段（投向上市公司的记录约占2%，仅作补充检验），参照Pan和Qian(2024)</w:t>
+                  <w:r>
+                    <w:rPr>
+                      <w:rFonts w:ascii="SimSun" w:cs="SimSun" w:eastAsia="SimSun" w:hAnsi="SimSun"/>
+                      <w:sz w:val="21"/>
+                      <w:szCs w:val="21"/>
+                    </w:rPr>
+                    <w:t xml:space="preserve">Div</w:t>
+                  </w:r>
+                </w:p>
+              </w:tc>
+              <w:tc>
+                <w:tcPr>
+                  <w:tcW w:type="dxa" w:w="3000"/>
+                  <w:tcBorders>
+                    <w:top w:val="single" w:color="000000" w:sz="4"/>
+                    <w:left w:val="single" w:color="000000" w:sz="4"/>
+                    <w:bottom w:val="single" w:color="000000" w:sz="4"/>
+                    <w:right w:val="single" w:color="000000" w:sz="4"/>
+                  </w:tcBorders>
+                  <w:tcMar>
+                    <w:top w:type="dxa" w:w="80"/>
+                    <w:left w:type="dxa" w:w="100"/>
+                    <w:bottom w:type="dxa" w:w="80"/>
+                    <w:right w:type="dxa" w:w="100"/>
+                  </w:tcMar>
+                  <w:vAlign w:val="center"/>
+                </w:tcPr>
+                <w:p>
+                  <w:pPr>
+                    <w:spacing w:after="40" w:line="300"/>
+                  </w:pPr>
+                  <w:r>
+                    <w:rPr>
+                      <w:rFonts w:ascii="SimSun" w:cs="SimSun" w:eastAsia="SimSun" w:hAnsi="SimSun"/>
+                      <w:sz w:val="21"/>
+                      <w:szCs w:val="21"/>
+                    </w:rPr>
+                    <w:t xml:space="preserve">当年支付现金股利=1，否则=0；质押可能影响分红政策（廖珂等，2018），不进入基准控制变量，仅在稳健性检验中加入</w:t>
+                  </w:r>
+                </w:p>
+              </w:tc>
+              <w:tc>
+                <w:tcPr>
+                  <w:tcW w:type="dxa" w:w="1500"/>
+                  <w:tcBorders>
+                    <w:top w:val="single" w:color="000000" w:sz="4"/>
+                    <w:left w:val="single" w:color="000000" w:sz="4"/>
+                    <w:bottom w:val="single" w:color="000000" w:sz="4"/>
+                    <w:right w:val="single" w:color="000000" w:sz="4"/>
+                  </w:tcBorders>
+                  <w:tcMar>
+                    <w:top w:type="dxa" w:w="80"/>
+                    <w:left w:type="dxa" w:w="100"/>
+                    <w:bottom w:type="dxa" w:w="80"/>
+                    <w:right w:type="dxa" w:w="100"/>
+                  </w:tcMar>
+                  <w:vAlign w:val="center"/>
+                </w:tcPr>
+                <w:p>
+                  <w:pPr>
+                    <w:spacing w:after="40" w:line="300"/>
+                  </w:pPr>
+                  <w:r>
+                    <w:rPr>
+                      <w:rFonts w:ascii="SimSun" w:cs="SimSun" w:eastAsia="SimSun" w:hAnsi="SimSun"/>
+                      <w:sz w:val="21"/>
+                      <w:szCs w:val="21"/>
+                    </w:rPr>
+                    <w:t xml:space="preserve">CSMAR</w:t>
                   </w:r>
                 </w:p>
               </w:tc>
             </w:tr>
             <w:tr>
+              <w:trPr>
+                <w:cantSplit/>
+              </w:trPr>
               <w:tc>
                 <w:tcPr>
                   <w:tcW w:type="dxa" w:w="1300"/>
@@ -9754,7 +9878,7 @@
               </w:tc>
               <w:tc>
                 <w:tcPr>
-                  <w:tcW w:type="dxa" w:w="1900"/>
+                  <w:tcW w:type="dxa" w:w="1700"/>
                   <w:tcBorders>
                     <w:top w:val="single" w:color="000000" w:sz="4"/>
                     <w:left w:val="single" w:color="000000" w:sz="4"/>
@@ -9785,38 +9909,64 @@
               </w:tc>
               <w:tc>
                 <w:tcPr>
-                  <w:tcW w:type="dxa" w:w="1100"/>
-                  <w:tcBorders>
-                    <w:top w:val="single" w:color="000000" w:sz="4"/>
-                    <w:left w:val="single" w:color="000000" w:sz="4"/>
-                    <w:bottom w:val="single" w:color="000000" w:sz="4"/>
-                    <w:right w:val="single" w:color="000000" w:sz="4"/>
-                  </w:tcBorders>
-                  <w:tcMar>
-                    <w:top w:type="dxa" w:w="80"/>
-                    <w:left w:type="dxa" w:w="100"/>
-                    <w:bottom w:type="dxa" w:w="80"/>
-                    <w:right w:type="dxa" w:w="100"/>
-                  </w:tcMar>
-                  <w:vAlign w:val="center"/>
-                </w:tcPr>
-                <w:p>
-                  <w:pPr>
-                    <w:spacing w:after="40" w:line="300"/>
-                  </w:pPr>
-                  <w:r>
-                    <w:rPr>
-                      <w:rFonts w:ascii="SimSun" w:cs="SimSun" w:eastAsia="SimSun" w:hAnsi="SimSun"/>
-                      <w:sz w:val="21"/>
-                      <w:szCs w:val="21"/>
-                    </w:rPr>
-                    <w:t xml:space="preserve">Year FE, Firm FE</w:t>
-                  </w:r>
-                </w:p>
-              </w:tc>
-              <w:tc>
-                <w:tcPr>
-                  <w:tcW w:type="dxa" w:w="3200"/>
+                  <w:tcW w:type="dxa" w:w="1500"/>
+                  <w:tcBorders>
+                    <w:top w:val="single" w:color="000000" w:sz="4"/>
+                    <w:left w:val="single" w:color="000000" w:sz="4"/>
+                    <w:bottom w:val="single" w:color="000000" w:sz="4"/>
+                    <w:right w:val="single" w:color="000000" w:sz="4"/>
+                  </w:tcBorders>
+                  <w:tcMar>
+                    <w:top w:type="dxa" w:w="80"/>
+                    <w:left w:type="dxa" w:w="100"/>
+                    <w:bottom w:type="dxa" w:w="80"/>
+                    <w:right w:type="dxa" w:w="100"/>
+                  </w:tcMar>
+                  <w:vAlign w:val="center"/>
+                </w:tcPr>
+                <w:p>
+                  <w:pPr>
+                    <w:spacing w:after="40" w:line="300"/>
+                  </w:pPr>
+                  <w:r>
+                    <w:rPr>
+                      <w:rFonts w:ascii="SimSun" w:cs="SimSun" w:eastAsia="SimSun" w:hAnsi="SimSun"/>
+                      <w:sz w:val="21"/>
+                      <w:szCs w:val="21"/>
+                    </w:rPr>
+                    <w:t xml:space="preserve">λ</w:t>
+                  </w:r>
+                  <w:r>
+                    <w:rPr>
+                      <w:rFonts w:ascii="SimSun" w:cs="SimSun" w:eastAsia="SimSun" w:hAnsi="SimSun"/>
+                      <w:sz w:val="21"/>
+                      <w:szCs w:val="21"/>
+                      <w:vertAlign w:val="subscript"/>
+                    </w:rPr>
+                    <w:t xml:space="preserve">t</w:t>
+                  </w:r>
+                  <w:r>
+                    <w:rPr>
+                      <w:rFonts w:ascii="SimSun" w:cs="SimSun" w:eastAsia="SimSun" w:hAnsi="SimSun"/>
+                      <w:sz w:val="21"/>
+                      <w:szCs w:val="21"/>
+                    </w:rPr>
+                    <w:t xml:space="preserve">、μ</w:t>
+                  </w:r>
+                  <w:r>
+                    <w:rPr>
+                      <w:rFonts w:ascii="SimSun" w:cs="SimSun" w:eastAsia="SimSun" w:hAnsi="SimSun"/>
+                      <w:sz w:val="21"/>
+                      <w:szCs w:val="21"/>
+                      <w:vertAlign w:val="subscript"/>
+                    </w:rPr>
+                    <w:t xml:space="preserve">i</w:t>
+                  </w:r>
+                </w:p>
+              </w:tc>
+              <w:tc>
+                <w:tcPr>
+                  <w:tcW w:type="dxa" w:w="3000"/>
                   <w:tcBorders>
                     <w:top w:val="single" w:color="000000" w:sz="4"/>
                     <w:left w:val="single" w:color="000000" w:sz="4"/>
@@ -9878,6 +10028,9 @@
               </w:tc>
             </w:tr>
             <w:tr>
+              <w:trPr>
+                <w:cantSplit/>
+              </w:trPr>
               <w:tc>
                 <w:tcPr>
                   <w:tcW w:type="dxa" w:w="1300"/>
@@ -9911,7 +10064,7 @@
               </w:tc>
               <w:tc>
                 <w:tcPr>
-                  <w:tcW w:type="dxa" w:w="1900"/>
+                  <w:tcW w:type="dxa" w:w="1700"/>
                   <w:tcBorders>
                     <w:top w:val="single" w:color="000000" w:sz="4"/>
                     <w:left w:val="single" w:color="000000" w:sz="4"/>
@@ -9942,7 +10095,7 @@
               </w:tc>
               <w:tc>
                 <w:tcPr>
-                  <w:tcW w:type="dxa" w:w="1100"/>
+                  <w:tcW w:type="dxa" w:w="1500"/>
                   <w:tcBorders>
                     <w:top w:val="single" w:color="000000" w:sz="4"/>
                     <w:left w:val="single" w:color="000000" w:sz="4"/>
@@ -9973,7 +10126,7 @@
               </w:tc>
               <w:tc>
                 <w:tcPr>
-                  <w:tcW w:type="dxa" w:w="3200"/>
+                  <w:tcW w:type="dxa" w:w="3000"/>
                   <w:tcBorders>
                     <w:top w:val="single" w:color="000000" w:sz="4"/>
                     <w:left w:val="single" w:color="000000" w:sz="4"/>
@@ -10050,7 +10203,9 @@
           </w:p>
           <w:p>
             <w:pPr>
+              <w:keepNext/>
               <w:spacing/>
+              <w:jc w:val="center"/>
             </w:pPr>
             <w:r>
               <w:rPr>
@@ -10081,6 +10236,10 @@
               <w:gridCol w:w="4000"/>
             </w:tblGrid>
             <w:tr>
+              <w:trPr>
+                <w:cantSplit/>
+                <w:tblHeader/>
+              </w:trPr>
               <w:tc>
                 <w:tcPr>
                   <w:tcW w:type="dxa" w:w="1500"/>
@@ -10185,6 +10344,9 @@
               </w:tc>
             </w:tr>
             <w:tr>
+              <w:trPr>
+                <w:cantSplit/>
+              </w:trPr>
               <w:tc>
                 <w:tcPr>
                   <w:tcW w:type="dxa" w:w="1500"/>
@@ -10243,7 +10405,7 @@
                       <w:sz w:val="21"/>
                       <w:szCs w:val="21"/>
                     </w:rPr>
-                    <w:t xml:space="preserve">Hadlock 和 Pierce (2010), Review of Financial Studies 23(5): 1909-1940；中国样本的系数沿用与检验见鞠晓生等(2013)《经济研究》第1期</w:t>
+                    <w:t xml:space="preserve">Hadlock和Pierce（2010），Review of Financial Studies 23(5): 1909-1940；中国样本的系数沿用与检验见鞠晓生等（2013）《经济研究》第1期</w:t>
                   </w:r>
                 </w:p>
               </w:tc>
@@ -10280,6 +10442,9 @@
               </w:tc>
             </w:tr>
             <w:tr>
+              <w:trPr>
+                <w:cantSplit/>
+              </w:trPr>
               <w:tc>
                 <w:tcPr>
                   <w:tcW w:type="dxa" w:w="1500"/>
@@ -10338,7 +10503,7 @@
                       <w:sz w:val="21"/>
                       <w:szCs w:val="21"/>
                     </w:rPr>
-                    <w:t xml:space="preserve">Kaplan 和 Zingales (1997), Quarterly Journal of Economics 112(1): 169-215</w:t>
+                    <w:t xml:space="preserve">Kaplan和Zingales（1997），Quarterly Journal of Economics 112(1): 169-215</w:t>
                   </w:r>
                 </w:p>
               </w:tc>
@@ -10375,6 +10540,9 @@
               </w:tc>
             </w:tr>
             <w:tr>
+              <w:trPr>
+                <w:cantSplit/>
+              </w:trPr>
               <w:tc>
                 <w:tcPr>
                   <w:tcW w:type="dxa" w:w="1500"/>
@@ -10433,7 +10601,7 @@
                       <w:sz w:val="21"/>
                       <w:szCs w:val="21"/>
                     </w:rPr>
-                    <w:t xml:space="preserve">Whited 和 Wu (2006), Review of Financial Studies 19(2): 531-559</w:t>
+                    <w:t xml:space="preserve">Whited和Wu（2006），Review of Financial Studies 19(2): 531-559</w:t>
                   </w:r>
                 </w:p>
               </w:tc>
@@ -10470,6 +10638,9 @@
               </w:tc>
             </w:tr>
             <w:tr>
+              <w:trPr>
+                <w:cantSplit/>
+              </w:trPr>
               <w:tc>
                 <w:tcPr>
                   <w:tcW w:type="dxa" w:w="1500"/>
@@ -10528,7 +10699,7 @@
                       <w:sz w:val="21"/>
                       <w:szCs w:val="21"/>
                     </w:rPr>
-                    <w:t xml:space="preserve">Opler 等(1999)；Bates 等(2009)</w:t>
+                    <w:t xml:space="preserve">Opler等（1999）；Bates等（2009）</w:t>
                   </w:r>
                 </w:p>
               </w:tc>
@@ -10559,12 +10730,15 @@
                       <w:sz w:val="21"/>
                       <w:szCs w:val="21"/>
                     </w:rPr>
-                    <w:t xml:space="preserve">以「货币资金/(总资产－货币资金)」的净资产口径为主、总资产口径为辅，两种口径互为稳健性检验</w:t>
+                    <w:t xml:space="preserve">以“货币资金/(总资产－货币资金)”的净资产口径为主、总资产口径为辅，两种口径互为稳健性检验</w:t>
                   </w:r>
                 </w:p>
               </w:tc>
             </w:tr>
             <w:tr>
+              <w:trPr>
+                <w:cantSplit/>
+              </w:trPr>
               <w:tc>
                 <w:tcPr>
                   <w:tcW w:type="dxa" w:w="1500"/>
@@ -10623,7 +10797,7 @@
                       <w:sz w:val="21"/>
                       <w:szCs w:val="21"/>
                     </w:rPr>
-                    <w:t xml:space="preserve">谢德仁等(2016)《管理世界》；李常青等(2018b)《财贸经济》</w:t>
+                    <w:t xml:space="preserve">谢德仁等（2016）《管理世界》；李常青等（2018b）《财贸经济》</w:t>
                   </w:r>
                 </w:p>
               </w:tc>
@@ -10660,6 +10834,9 @@
               </w:tc>
             </w:tr>
             <w:tr>
+              <w:trPr>
+                <w:cantSplit/>
+              </w:trPr>
               <w:tc>
                 <w:tcPr>
                   <w:tcW w:type="dxa" w:w="1500"/>
@@ -10718,7 +10895,7 @@
                       <w:sz w:val="21"/>
                       <w:szCs w:val="21"/>
                     </w:rPr>
-                    <w:t xml:space="preserve">温忠麟等(2005)《心理学报》</w:t>
+                    <w:t xml:space="preserve">温忠麟等（2005）《心理学报》</w:t>
                   </w:r>
                 </w:p>
               </w:tc>
@@ -10755,6 +10932,9 @@
               </w:tc>
             </w:tr>
             <w:tr>
+              <w:trPr>
+                <w:cantSplit/>
+              </w:trPr>
               <w:tc>
                 <w:tcPr>
                   <w:tcW w:type="dxa" w:w="1500"/>
@@ -10813,7 +10993,7 @@
                       <w:sz w:val="21"/>
                       <w:szCs w:val="21"/>
                     </w:rPr>
-                    <w:t xml:space="preserve">Rosenbaum 和 Rubin (1983), Biometrika 70(1): 41-55</w:t>
+                    <w:t xml:space="preserve">Rosenbaum和Rubin（1983），Biometrika 70(1): 41-55</w:t>
                   </w:r>
                 </w:p>
               </w:tc>
@@ -10861,7 +11041,7 @@
                 <w:sz w:val="21"/>
                 <w:szCs w:val="22"/>
               </w:rPr>
-              <w:t xml:space="preserve">注：上述文献均已列入第六项「主要参考文献」。</w:t>
+              <w:t xml:space="preserve">注：上述文献均已列入第六项“主要参考文献”。</w:t>
             </w:r>
           </w:p>
           <w:p>
@@ -13932,7 +14112,9 @@
           </w:p>
           <w:p>
             <w:pPr>
+              <w:keepNext/>
               <w:spacing/>
+              <w:jc w:val="center"/>
             </w:pPr>
             <w:r>
               <w:rPr>
@@ -13967,6 +14149,10 @@
               <w:gridCol w:w="1200"/>
             </w:tblGrid>
             <w:tr>
+              <w:trPr>
+                <w:cantSplit/>
+                <w:tblHeader/>
+              </w:trPr>
               <w:tc>
                 <w:tcPr>
                   <w:tcW w:type="dxa" w:w="1600"/>
@@ -14207,6 +14393,9 @@
               </w:tc>
             </w:tr>
             <w:tr>
+              <w:trPr>
+                <w:cantSplit/>
+              </w:trPr>
               <w:tc>
                 <w:tcPr>
                   <w:tcW w:type="dxa" w:w="1600"/>
@@ -14432,6 +14621,9 @@
               </w:tc>
             </w:tr>
             <w:tr>
+              <w:trPr>
+                <w:cantSplit/>
+              </w:trPr>
               <w:tc>
                 <w:tcPr>
                   <w:tcW w:type="dxa" w:w="1600"/>
@@ -14657,6 +14849,9 @@
               </w:tc>
             </w:tr>
             <w:tr>
+              <w:trPr>
+                <w:cantSplit/>
+              </w:trPr>
               <w:tc>
                 <w:tcPr>
                   <w:tcW w:type="dxa" w:w="1600"/>
@@ -14882,6 +15077,9 @@
               </w:tc>
             </w:tr>
             <w:tr>
+              <w:trPr>
+                <w:cantSplit/>
+              </w:trPr>
               <w:tc>
                 <w:tcPr>
                   <w:tcW w:type="dxa" w:w="1600"/>
@@ -15107,6 +15305,9 @@
               </w:tc>
             </w:tr>
             <w:tr>
+              <w:trPr>
+                <w:cantSplit/>
+              </w:trPr>
               <w:tc>
                 <w:tcPr>
                   <w:tcW w:type="dxa" w:w="1600"/>
@@ -15332,6 +15533,9 @@
               </w:tc>
             </w:tr>
             <w:tr>
+              <w:trPr>
+                <w:cantSplit/>
+              </w:trPr>
               <w:tc>
                 <w:tcPr>
                   <w:tcW w:type="dxa" w:w="1600"/>
@@ -15557,6 +15761,9 @@
               </w:tc>
             </w:tr>
             <w:tr>
+              <w:trPr>
+                <w:cantSplit/>
+              </w:trPr>
               <w:tc>
                 <w:tcPr>
                   <w:tcW w:type="dxa" w:w="1600"/>
@@ -15782,6 +15989,9 @@
               </w:tc>
             </w:tr>
             <w:tr>
+              <w:trPr>
+                <w:cantSplit/>
+              </w:trPr>
               <w:tc>
                 <w:tcPr>
                   <w:tcW w:type="dxa" w:w="1600"/>
@@ -16007,6 +16217,9 @@
               </w:tc>
             </w:tr>
             <w:tr>
+              <w:trPr>
+                <w:cantSplit/>
+              </w:trPr>
               <w:tc>
                 <w:tcPr>
                   <w:tcW w:type="dxa" w:w="1600"/>
@@ -16232,6 +16445,9 @@
               </w:tc>
             </w:tr>
             <w:tr>
+              <w:trPr>
+                <w:cantSplit/>
+              </w:trPr>
               <w:tc>
                 <w:tcPr>
                   <w:tcW w:type="dxa" w:w="1600"/>
@@ -16457,6 +16673,9 @@
               </w:tc>
             </w:tr>
             <w:tr>
+              <w:trPr>
+                <w:cantSplit/>
+              </w:trPr>
               <w:tc>
                 <w:tcPr>
                   <w:tcW w:type="dxa" w:w="1600"/>
@@ -16682,6 +16901,9 @@
               </w:tc>
             </w:tr>
             <w:tr>
+              <w:trPr>
+                <w:cantSplit/>
+              </w:trPr>
               <w:tc>
                 <w:tcPr>
                   <w:tcW w:type="dxa" w:w="1600"/>
@@ -16907,6 +17129,9 @@
               </w:tc>
             </w:tr>
             <w:tr>
+              <w:trPr>
+                <w:cantSplit/>
+              </w:trPr>
               <w:tc>
                 <w:tcPr>
                   <w:tcW w:type="dxa" w:w="1600"/>
@@ -17132,6 +17357,9 @@
               </w:tc>
             </w:tr>
             <w:tr>
+              <w:trPr>
+                <w:cantSplit/>
+              </w:trPr>
               <w:tc>
                 <w:tcPr>
                   <w:tcW w:type="dxa" w:w="1600"/>
@@ -17373,7 +17601,9 @@
           </w:p>
           <w:p>
             <w:pPr>
+              <w:keepNext/>
               <w:spacing/>
+              <w:jc w:val="center"/>
             </w:pPr>
             <w:r>
               <w:rPr>
@@ -17399,15 +17629,19 @@
               </w:tblBorders>
             </w:tblPr>
             <w:tblGrid>
-              <w:gridCol w:w="2000"/>
-              <w:gridCol w:w="1400"/>
-              <w:gridCol w:w="1200"/>
-              <w:gridCol w:w="4400"/>
+              <w:gridCol w:w="1600"/>
+              <w:gridCol w:w="2300"/>
+              <w:gridCol w:w="1100"/>
+              <w:gridCol w:w="4000"/>
             </w:tblGrid>
             <w:tr>
-              <w:tc>
-                <w:tcPr>
-                  <w:tcW w:type="dxa" w:w="2000"/>
+              <w:trPr>
+                <w:cantSplit/>
+                <w:tblHeader/>
+              </w:trPr>
+              <w:tc>
+                <w:tcPr>
+                  <w:tcW w:type="dxa" w:w="1600"/>
                   <w:tcBorders>
                     <w:top w:val="single" w:color="000000" w:sz="4"/>
                     <w:left w:val="single" w:color="000000" w:sz="4"/>
@@ -17441,7 +17675,7 @@
               </w:tc>
               <w:tc>
                 <w:tcPr>
-                  <w:tcW w:type="dxa" w:w="1400"/>
+                  <w:tcW w:type="dxa" w:w="2300"/>
                   <w:tcBorders>
                     <w:top w:val="single" w:color="000000" w:sz="4"/>
                     <w:left w:val="single" w:color="000000" w:sz="4"/>
@@ -17475,7 +17709,7 @@
               </w:tc>
               <w:tc>
                 <w:tcPr>
-                  <w:tcW w:type="dxa" w:w="1200"/>
+                  <w:tcW w:type="dxa" w:w="1100"/>
                   <w:tcBorders>
                     <w:top w:val="single" w:color="000000" w:sz="4"/>
                     <w:left w:val="single" w:color="000000" w:sz="4"/>
@@ -17509,7 +17743,7 @@
               </w:tc>
               <w:tc>
                 <w:tcPr>
-                  <w:tcW w:type="dxa" w:w="4400"/>
+                  <w:tcW w:type="dxa" w:w="4000"/>
                   <w:tcBorders>
                     <w:top w:val="single" w:color="000000" w:sz="4"/>
                     <w:left w:val="single" w:color="000000" w:sz="4"/>
@@ -17543,9 +17777,12 @@
               </w:tc>
             </w:tr>
             <w:tr>
-              <w:tc>
-                <w:tcPr>
-                  <w:tcW w:type="dxa" w:w="2000"/>
+              <w:trPr>
+                <w:cantSplit/>
+              </w:trPr>
+              <w:tc>
+                <w:tcPr>
+                  <w:tcW w:type="dxa" w:w="1600"/>
                   <w:tcBorders>
                     <w:top w:val="single" w:color="000000" w:sz="4"/>
                     <w:left w:val="single" w:color="000000" w:sz="4"/>
@@ -17576,7 +17813,7 @@
               </w:tc>
               <w:tc>
                 <w:tcPr>
-                  <w:tcW w:type="dxa" w:w="1400"/>
+                  <w:tcW w:type="dxa" w:w="2300"/>
                   <w:tcBorders>
                     <w:top w:val="single" w:color="000000" w:sz="4"/>
                     <w:left w:val="single" w:color="000000" w:sz="4"/>
@@ -17607,7 +17844,7 @@
               </w:tc>
               <w:tc>
                 <w:tcPr>
-                  <w:tcW w:type="dxa" w:w="1200"/>
+                  <w:tcW w:type="dxa" w:w="1100"/>
                   <w:tcBorders>
                     <w:top w:val="single" w:color="000000" w:sz="4"/>
                     <w:left w:val="single" w:color="000000" w:sz="4"/>
@@ -17638,7 +17875,7 @@
               </w:tc>
               <w:tc>
                 <w:tcPr>
-                  <w:tcW w:type="dxa" w:w="4400"/>
+                  <w:tcW w:type="dxa" w:w="4000"/>
                   <w:tcBorders>
                     <w:top w:val="single" w:color="000000" w:sz="4"/>
                     <w:left w:val="single" w:color="000000" w:sz="4"/>
@@ -17669,9 +17906,12 @@
               </w:tc>
             </w:tr>
             <w:tr>
-              <w:tc>
-                <w:tcPr>
-                  <w:tcW w:type="dxa" w:w="2000"/>
+              <w:trPr>
+                <w:cantSplit/>
+              </w:trPr>
+              <w:tc>
+                <w:tcPr>
+                  <w:tcW w:type="dxa" w:w="1600"/>
                   <w:tcBorders>
                     <w:top w:val="single" w:color="000000" w:sz="4"/>
                     <w:left w:val="single" w:color="000000" w:sz="4"/>
@@ -17702,7 +17942,7 @@
               </w:tc>
               <w:tc>
                 <w:tcPr>
-                  <w:tcW w:type="dxa" w:w="1400"/>
+                  <w:tcW w:type="dxa" w:w="2300"/>
                   <w:tcBorders>
                     <w:top w:val="single" w:color="000000" w:sz="4"/>
                     <w:left w:val="single" w:color="000000" w:sz="4"/>
@@ -17733,7 +17973,7 @@
               </w:tc>
               <w:tc>
                 <w:tcPr>
-                  <w:tcW w:type="dxa" w:w="1200"/>
+                  <w:tcW w:type="dxa" w:w="1100"/>
                   <w:tcBorders>
                     <w:top w:val="single" w:color="000000" w:sz="4"/>
                     <w:left w:val="single" w:color="000000" w:sz="4"/>
@@ -17764,7 +18004,7 @@
               </w:tc>
               <w:tc>
                 <w:tcPr>
-                  <w:tcW w:type="dxa" w:w="4400"/>
+                  <w:tcW w:type="dxa" w:w="4000"/>
                   <w:tcBorders>
                     <w:top w:val="single" w:color="000000" w:sz="4"/>
                     <w:left w:val="single" w:color="000000" w:sz="4"/>
@@ -17795,9 +18035,12 @@
               </w:tc>
             </w:tr>
             <w:tr>
-              <w:tc>
-                <w:tcPr>
-                  <w:tcW w:type="dxa" w:w="2000"/>
+              <w:trPr>
+                <w:cantSplit/>
+              </w:trPr>
+              <w:tc>
+                <w:tcPr>
+                  <w:tcW w:type="dxa" w:w="1600"/>
                   <w:tcBorders>
                     <w:top w:val="single" w:color="000000" w:sz="4"/>
                     <w:left w:val="single" w:color="000000" w:sz="4"/>
@@ -17828,7 +18071,7 @@
               </w:tc>
               <w:tc>
                 <w:tcPr>
-                  <w:tcW w:type="dxa" w:w="1400"/>
+                  <w:tcW w:type="dxa" w:w="2300"/>
                   <w:tcBorders>
                     <w:top w:val="single" w:color="000000" w:sz="4"/>
                     <w:left w:val="single" w:color="000000" w:sz="4"/>
@@ -17859,7 +18102,7 @@
               </w:tc>
               <w:tc>
                 <w:tcPr>
-                  <w:tcW w:type="dxa" w:w="1200"/>
+                  <w:tcW w:type="dxa" w:w="1100"/>
                   <w:tcBorders>
                     <w:top w:val="single" w:color="000000" w:sz="4"/>
                     <w:left w:val="single" w:color="000000" w:sz="4"/>
@@ -17890,7 +18133,7 @@
               </w:tc>
               <w:tc>
                 <w:tcPr>
-                  <w:tcW w:type="dxa" w:w="4400"/>
+                  <w:tcW w:type="dxa" w:w="4000"/>
                   <w:tcBorders>
                     <w:top w:val="single" w:color="000000" w:sz="4"/>
                     <w:left w:val="single" w:color="000000" w:sz="4"/>
@@ -17921,9 +18164,12 @@
               </w:tc>
             </w:tr>
             <w:tr>
-              <w:tc>
-                <w:tcPr>
-                  <w:tcW w:type="dxa" w:w="2000"/>
+              <w:trPr>
+                <w:cantSplit/>
+              </w:trPr>
+              <w:tc>
+                <w:tcPr>
+                  <w:tcW w:type="dxa" w:w="1600"/>
                   <w:tcBorders>
                     <w:top w:val="single" w:color="000000" w:sz="4"/>
                     <w:left w:val="single" w:color="000000" w:sz="4"/>
@@ -17954,7 +18200,7 @@
               </w:tc>
               <w:tc>
                 <w:tcPr>
-                  <w:tcW w:type="dxa" w:w="1400"/>
+                  <w:tcW w:type="dxa" w:w="2300"/>
                   <w:tcBorders>
                     <w:top w:val="single" w:color="000000" w:sz="4"/>
                     <w:left w:val="single" w:color="000000" w:sz="4"/>
@@ -17985,7 +18231,7 @@
               </w:tc>
               <w:tc>
                 <w:tcPr>
-                  <w:tcW w:type="dxa" w:w="1200"/>
+                  <w:tcW w:type="dxa" w:w="1100"/>
                   <w:tcBorders>
                     <w:top w:val="single" w:color="000000" w:sz="4"/>
                     <w:left w:val="single" w:color="000000" w:sz="4"/>
@@ -18016,7 +18262,7 @@
               </w:tc>
               <w:tc>
                 <w:tcPr>
-                  <w:tcW w:type="dxa" w:w="4400"/>
+                  <w:tcW w:type="dxa" w:w="4000"/>
                   <w:tcBorders>
                     <w:top w:val="single" w:color="000000" w:sz="4"/>
                     <w:left w:val="single" w:color="000000" w:sz="4"/>
@@ -18047,9 +18293,12 @@
               </w:tc>
             </w:tr>
             <w:tr>
-              <w:tc>
-                <w:tcPr>
-                  <w:tcW w:type="dxa" w:w="2000"/>
+              <w:trPr>
+                <w:cantSplit/>
+              </w:trPr>
+              <w:tc>
+                <w:tcPr>
+                  <w:tcW w:type="dxa" w:w="1600"/>
                   <w:tcBorders>
                     <w:top w:val="single" w:color="000000" w:sz="4"/>
                     <w:left w:val="single" w:color="000000" w:sz="4"/>
@@ -18080,7 +18329,7 @@
               </w:tc>
               <w:tc>
                 <w:tcPr>
-                  <w:tcW w:type="dxa" w:w="1400"/>
+                  <w:tcW w:type="dxa" w:w="2300"/>
                   <w:tcBorders>
                     <w:top w:val="single" w:color="000000" w:sz="4"/>
                     <w:left w:val="single" w:color="000000" w:sz="4"/>
@@ -18111,7 +18360,7 @@
               </w:tc>
               <w:tc>
                 <w:tcPr>
-                  <w:tcW w:type="dxa" w:w="1200"/>
+                  <w:tcW w:type="dxa" w:w="1100"/>
                   <w:tcBorders>
                     <w:top w:val="single" w:color="000000" w:sz="4"/>
                     <w:left w:val="single" w:color="000000" w:sz="4"/>
@@ -18142,7 +18391,7 @@
               </w:tc>
               <w:tc>
                 <w:tcPr>
-                  <w:tcW w:type="dxa" w:w="4400"/>
+                  <w:tcW w:type="dxa" w:w="4000"/>
                   <w:tcBorders>
                     <w:top w:val="single" w:color="000000" w:sz="4"/>
                     <w:left w:val="single" w:color="000000" w:sz="4"/>
@@ -18173,9 +18422,12 @@
               </w:tc>
             </w:tr>
             <w:tr>
-              <w:tc>
-                <w:tcPr>
-                  <w:tcW w:type="dxa" w:w="2000"/>
+              <w:trPr>
+                <w:cantSplit/>
+              </w:trPr>
+              <w:tc>
+                <w:tcPr>
+                  <w:tcW w:type="dxa" w:w="1600"/>
                   <w:tcBorders>
                     <w:top w:val="single" w:color="000000" w:sz="4"/>
                     <w:left w:val="single" w:color="000000" w:sz="4"/>
@@ -18206,7 +18458,7 @@
               </w:tc>
               <w:tc>
                 <w:tcPr>
-                  <w:tcW w:type="dxa" w:w="1400"/>
+                  <w:tcW w:type="dxa" w:w="2300"/>
                   <w:tcBorders>
                     <w:top w:val="single" w:color="000000" w:sz="4"/>
                     <w:left w:val="single" w:color="000000" w:sz="4"/>
@@ -18237,7 +18489,7 @@
               </w:tc>
               <w:tc>
                 <w:tcPr>
-                  <w:tcW w:type="dxa" w:w="1200"/>
+                  <w:tcW w:type="dxa" w:w="1100"/>
                   <w:tcBorders>
                     <w:top w:val="single" w:color="000000" w:sz="4"/>
                     <w:left w:val="single" w:color="000000" w:sz="4"/>
@@ -18268,7 +18520,7 @@
               </w:tc>
               <w:tc>
                 <w:tcPr>
-                  <w:tcW w:type="dxa" w:w="4400"/>
+                  <w:tcW w:type="dxa" w:w="4000"/>
                   <w:tcBorders>
                     <w:top w:val="single" w:color="000000" w:sz="4"/>
                     <w:left w:val="single" w:color="000000" w:sz="4"/>
@@ -18299,9 +18551,12 @@
               </w:tc>
             </w:tr>
             <w:tr>
-              <w:tc>
-                <w:tcPr>
-                  <w:tcW w:type="dxa" w:w="2000"/>
+              <w:trPr>
+                <w:cantSplit/>
+              </w:trPr>
+              <w:tc>
+                <w:tcPr>
+                  <w:tcW w:type="dxa" w:w="1600"/>
                   <w:tcBorders>
                     <w:top w:val="single" w:color="000000" w:sz="4"/>
                     <w:left w:val="single" w:color="000000" w:sz="4"/>
@@ -18332,7 +18587,7 @@
               </w:tc>
               <w:tc>
                 <w:tcPr>
-                  <w:tcW w:type="dxa" w:w="1400"/>
+                  <w:tcW w:type="dxa" w:w="2300"/>
                   <w:tcBorders>
                     <w:top w:val="single" w:color="000000" w:sz="4"/>
                     <w:left w:val="single" w:color="000000" w:sz="4"/>
@@ -18363,7 +18618,7 @@
               </w:tc>
               <w:tc>
                 <w:tcPr>
-                  <w:tcW w:type="dxa" w:w="1200"/>
+                  <w:tcW w:type="dxa" w:w="1100"/>
                   <w:tcBorders>
                     <w:top w:val="single" w:color="000000" w:sz="4"/>
                     <w:left w:val="single" w:color="000000" w:sz="4"/>
@@ -18394,7 +18649,7 @@
               </w:tc>
               <w:tc>
                 <w:tcPr>
-                  <w:tcW w:type="dxa" w:w="4400"/>
+                  <w:tcW w:type="dxa" w:w="4000"/>
                   <w:tcBorders>
                     <w:top w:val="single" w:color="000000" w:sz="4"/>
                     <w:left w:val="single" w:color="000000" w:sz="4"/>
@@ -18425,9 +18680,12 @@
               </w:tc>
             </w:tr>
             <w:tr>
-              <w:tc>
-                <w:tcPr>
-                  <w:tcW w:type="dxa" w:w="2000"/>
+              <w:trPr>
+                <w:cantSplit/>
+              </w:trPr>
+              <w:tc>
+                <w:tcPr>
+                  <w:tcW w:type="dxa" w:w="1600"/>
                   <w:tcBorders>
                     <w:top w:val="single" w:color="000000" w:sz="4"/>
                     <w:left w:val="single" w:color="000000" w:sz="4"/>
@@ -18458,7 +18716,7 @@
               </w:tc>
               <w:tc>
                 <w:tcPr>
-                  <w:tcW w:type="dxa" w:w="1400"/>
+                  <w:tcW w:type="dxa" w:w="2300"/>
                   <w:tcBorders>
                     <w:top w:val="single" w:color="000000" w:sz="4"/>
                     <w:left w:val="single" w:color="000000" w:sz="4"/>
@@ -18489,7 +18747,7 @@
               </w:tc>
               <w:tc>
                 <w:tcPr>
-                  <w:tcW w:type="dxa" w:w="1200"/>
+                  <w:tcW w:type="dxa" w:w="1100"/>
                   <w:tcBorders>
                     <w:top w:val="single" w:color="000000" w:sz="4"/>
                     <w:left w:val="single" w:color="000000" w:sz="4"/>
@@ -18520,7 +18778,7 @@
               </w:tc>
               <w:tc>
                 <w:tcPr>
-                  <w:tcW w:type="dxa" w:w="4400"/>
+                  <w:tcW w:type="dxa" w:w="4000"/>
                   <w:tcBorders>
                     <w:top w:val="single" w:color="000000" w:sz="4"/>
                     <w:left w:val="single" w:color="000000" w:sz="4"/>
@@ -18551,9 +18809,12 @@
               </w:tc>
             </w:tr>
             <w:tr>
-              <w:tc>
-                <w:tcPr>
-                  <w:tcW w:type="dxa" w:w="2000"/>
+              <w:trPr>
+                <w:cantSplit/>
+              </w:trPr>
+              <w:tc>
+                <w:tcPr>
+                  <w:tcW w:type="dxa" w:w="1600"/>
                   <w:tcBorders>
                     <w:top w:val="single" w:color="000000" w:sz="4"/>
                     <w:left w:val="single" w:color="000000" w:sz="4"/>
@@ -18584,7 +18845,7 @@
               </w:tc>
               <w:tc>
                 <w:tcPr>
-                  <w:tcW w:type="dxa" w:w="1400"/>
+                  <w:tcW w:type="dxa" w:w="2300"/>
                   <w:tcBorders>
                     <w:top w:val="single" w:color="000000" w:sz="4"/>
                     <w:left w:val="single" w:color="000000" w:sz="4"/>
@@ -18615,7 +18876,7 @@
               </w:tc>
               <w:tc>
                 <w:tcPr>
-                  <w:tcW w:type="dxa" w:w="1200"/>
+                  <w:tcW w:type="dxa" w:w="1100"/>
                   <w:tcBorders>
                     <w:top w:val="single" w:color="000000" w:sz="4"/>
                     <w:left w:val="single" w:color="000000" w:sz="4"/>
@@ -18646,7 +18907,7 @@
               </w:tc>
               <w:tc>
                 <w:tcPr>
-                  <w:tcW w:type="dxa" w:w="4400"/>
+                  <w:tcW w:type="dxa" w:w="4000"/>
                   <w:tcBorders>
                     <w:top w:val="single" w:color="000000" w:sz="4"/>
                     <w:left w:val="single" w:color="000000" w:sz="4"/>
@@ -18677,9 +18938,12 @@
               </w:tc>
             </w:tr>
             <w:tr>
-              <w:tc>
-                <w:tcPr>
-                  <w:tcW w:type="dxa" w:w="2000"/>
+              <w:trPr>
+                <w:cantSplit/>
+              </w:trPr>
+              <w:tc>
+                <w:tcPr>
+                  <w:tcW w:type="dxa" w:w="1600"/>
                   <w:tcBorders>
                     <w:top w:val="single" w:color="000000" w:sz="4"/>
                     <w:left w:val="single" w:color="000000" w:sz="4"/>
@@ -18710,7 +18974,7 @@
               </w:tc>
               <w:tc>
                 <w:tcPr>
-                  <w:tcW w:type="dxa" w:w="1400"/>
+                  <w:tcW w:type="dxa" w:w="2300"/>
                   <w:tcBorders>
                     <w:top w:val="single" w:color="000000" w:sz="4"/>
                     <w:left w:val="single" w:color="000000" w:sz="4"/>
@@ -18741,7 +19005,7 @@
               </w:tc>
               <w:tc>
                 <w:tcPr>
-                  <w:tcW w:type="dxa" w:w="1200"/>
+                  <w:tcW w:type="dxa" w:w="1100"/>
                   <w:tcBorders>
                     <w:top w:val="single" w:color="000000" w:sz="4"/>
                     <w:left w:val="single" w:color="000000" w:sz="4"/>
@@ -18772,7 +19036,7 @@
               </w:tc>
               <w:tc>
                 <w:tcPr>
-                  <w:tcW w:type="dxa" w:w="4400"/>
+                  <w:tcW w:type="dxa" w:w="4000"/>
                   <w:tcBorders>
                     <w:top w:val="single" w:color="000000" w:sz="4"/>
                     <w:left w:val="single" w:color="000000" w:sz="4"/>
@@ -18803,9 +19067,12 @@
               </w:tc>
             </w:tr>
             <w:tr>
-              <w:tc>
-                <w:tcPr>
-                  <w:tcW w:type="dxa" w:w="2000"/>
+              <w:trPr>
+                <w:cantSplit/>
+              </w:trPr>
+              <w:tc>
+                <w:tcPr>
+                  <w:tcW w:type="dxa" w:w="1600"/>
                   <w:tcBorders>
                     <w:top w:val="single" w:color="000000" w:sz="4"/>
                     <w:left w:val="single" w:color="000000" w:sz="4"/>
@@ -18836,7 +19103,7 @@
               </w:tc>
               <w:tc>
                 <w:tcPr>
-                  <w:tcW w:type="dxa" w:w="1400"/>
+                  <w:tcW w:type="dxa" w:w="2300"/>
                   <w:tcBorders>
                     <w:top w:val="single" w:color="000000" w:sz="4"/>
                     <w:left w:val="single" w:color="000000" w:sz="4"/>
@@ -18867,7 +19134,7 @@
               </w:tc>
               <w:tc>
                 <w:tcPr>
-                  <w:tcW w:type="dxa" w:w="1200"/>
+                  <w:tcW w:type="dxa" w:w="1100"/>
                   <w:tcBorders>
                     <w:top w:val="single" w:color="000000" w:sz="4"/>
                     <w:left w:val="single" w:color="000000" w:sz="4"/>
@@ -18898,7 +19165,7 @@
               </w:tc>
               <w:tc>
                 <w:tcPr>
-                  <w:tcW w:type="dxa" w:w="4400"/>
+                  <w:tcW w:type="dxa" w:w="4000"/>
                   <w:tcBorders>
                     <w:top w:val="single" w:color="000000" w:sz="4"/>
                     <w:left w:val="single" w:color="000000" w:sz="4"/>
@@ -18929,9 +19196,12 @@
               </w:tc>
             </w:tr>
             <w:tr>
-              <w:tc>
-                <w:tcPr>
-                  <w:tcW w:type="dxa" w:w="2000"/>
+              <w:trPr>
+                <w:cantSplit/>
+              </w:trPr>
+              <w:tc>
+                <w:tcPr>
+                  <w:tcW w:type="dxa" w:w="1600"/>
                   <w:tcBorders>
                     <w:top w:val="single" w:color="000000" w:sz="4"/>
                     <w:left w:val="single" w:color="000000" w:sz="4"/>
@@ -18962,7 +19232,7 @@
               </w:tc>
               <w:tc>
                 <w:tcPr>
-                  <w:tcW w:type="dxa" w:w="1400"/>
+                  <w:tcW w:type="dxa" w:w="2300"/>
                   <w:tcBorders>
                     <w:top w:val="single" w:color="000000" w:sz="4"/>
                     <w:left w:val="single" w:color="000000" w:sz="4"/>
@@ -18993,7 +19263,7 @@
               </w:tc>
               <w:tc>
                 <w:tcPr>
-                  <w:tcW w:type="dxa" w:w="1200"/>
+                  <w:tcW w:type="dxa" w:w="1100"/>
                   <w:tcBorders>
                     <w:top w:val="single" w:color="000000" w:sz="4"/>
                     <w:left w:val="single" w:color="000000" w:sz="4"/>
@@ -19024,7 +19294,7 @@
               </w:tc>
               <w:tc>
                 <w:tcPr>
-                  <w:tcW w:type="dxa" w:w="4400"/>
+                  <w:tcW w:type="dxa" w:w="4000"/>
                   <w:tcBorders>
                     <w:top w:val="single" w:color="000000" w:sz="4"/>
                     <w:left w:val="single" w:color="000000" w:sz="4"/>
@@ -19101,7 +19371,9 @@
           </w:p>
           <w:p>
             <w:pPr>
+              <w:keepNext/>
               <w:spacing/>
+              <w:jc w:val="center"/>
             </w:pPr>
             <w:r>
               <w:rPr>
@@ -19127,6 +19399,10 @@
               <w:gridCol w:w="1700"/>
             </w:tblGrid>
             <w:tr>
+              <w:trPr>
+                <w:cantSplit/>
+                <w:tblHeader/>
+              </w:trPr>
               <w:tc>
                 <w:tcPr>
                   <w:tcW w:type="dxa" w:w="2200"/>
@@ -19304,6 +19580,9 @@
               </w:tc>
             </w:tr>
             <w:tr>
+              <w:trPr>
+                <w:cantSplit/>
+              </w:trPr>
               <w:tc>
                 <w:tcPr>
                   <w:tcW w:type="dxa" w:w="2200"/>
@@ -19466,6 +19745,9 @@
               </w:tc>
             </w:tr>
             <w:tr>
+              <w:trPr>
+                <w:cantSplit/>
+              </w:trPr>
               <w:tc>
                 <w:tcPr>
                   <w:tcW w:type="dxa" w:w="2200"/>
@@ -19628,6 +19910,9 @@
               </w:tc>
             </w:tr>
             <w:tr>
+              <w:trPr>
+                <w:cantSplit/>
+              </w:trPr>
               <w:tc>
                 <w:tcPr>
                   <w:tcW w:type="dxa" w:w="2200"/>
@@ -19790,6 +20075,9 @@
               </w:tc>
             </w:tr>
             <w:tr>
+              <w:trPr>
+                <w:cantSplit/>
+              </w:trPr>
               <w:tc>
                 <w:tcPr>
                   <w:tcW w:type="dxa" w:w="2200"/>
@@ -19952,6 +20240,9 @@
               </w:tc>
             </w:tr>
             <w:tr>
+              <w:trPr>
+                <w:cantSplit/>
+              </w:trPr>
               <w:tc>
                 <w:tcPr>
                   <w:tcW w:type="dxa" w:w="2200"/>
@@ -20114,6 +20405,9 @@
               </w:tc>
             </w:tr>
             <w:tr>
+              <w:trPr>
+                <w:cantSplit/>
+              </w:trPr>
               <w:tc>
                 <w:tcPr>
                   <w:tcW w:type="dxa" w:w="2200"/>
@@ -20276,6 +20570,9 @@
               </w:tc>
             </w:tr>
             <w:tr>
+              <w:trPr>
+                <w:cantSplit/>
+              </w:trPr>
               <w:tc>
                 <w:tcPr>
                   <w:tcW w:type="dxa" w:w="2200"/>
@@ -20438,6 +20735,9 @@
               </w:tc>
             </w:tr>
             <w:tr>
+              <w:trPr>
+                <w:cantSplit/>
+              </w:trPr>
               <w:tc>
                 <w:tcPr>
                   <w:tcW w:type="dxa" w:w="2200"/>
@@ -20600,6 +20900,9 @@
               </w:tc>
             </w:tr>
             <w:tr>
+              <w:trPr>
+                <w:cantSplit/>
+              </w:trPr>
               <w:tc>
                 <w:tcPr>
                   <w:tcW w:type="dxa" w:w="2200"/>
@@ -20792,7 +21095,9 @@
           </w:p>
           <w:p>
             <w:pPr>
+              <w:keepNext/>
               <w:spacing/>
+              <w:jc w:val="center"/>
             </w:pPr>
             <w:r>
               <w:rPr>
@@ -20818,6 +21123,10 @@
               <w:gridCol w:w="1700"/>
             </w:tblGrid>
             <w:tr>
+              <w:trPr>
+                <w:cantSplit/>
+                <w:tblHeader/>
+              </w:trPr>
               <w:tc>
                 <w:tcPr>
                   <w:tcW w:type="dxa" w:w="2200"/>
@@ -20995,6 +21304,9 @@
               </w:tc>
             </w:tr>
             <w:tr>
+              <w:trPr>
+                <w:cantSplit/>
+              </w:trPr>
               <w:tc>
                 <w:tcPr>
                   <w:tcW w:type="dxa" w:w="2200"/>
@@ -21157,6 +21469,9 @@
               </w:tc>
             </w:tr>
             <w:tr>
+              <w:trPr>
+                <w:cantSplit/>
+              </w:trPr>
               <w:tc>
                 <w:tcPr>
                   <w:tcW w:type="dxa" w:w="2200"/>
@@ -21319,6 +21634,9 @@
               </w:tc>
             </w:tr>
             <w:tr>
+              <w:trPr>
+                <w:cantSplit/>
+              </w:trPr>
               <w:tc>
                 <w:tcPr>
                   <w:tcW w:type="dxa" w:w="2200"/>
@@ -21481,6 +21799,9 @@
               </w:tc>
             </w:tr>
             <w:tr>
+              <w:trPr>
+                <w:cantSplit/>
+              </w:trPr>
               <w:tc>
                 <w:tcPr>
                   <w:tcW w:type="dxa" w:w="2200"/>
@@ -21643,6 +21964,9 @@
               </w:tc>
             </w:tr>
             <w:tr>
+              <w:trPr>
+                <w:cantSplit/>
+              </w:trPr>
               <w:tc>
                 <w:tcPr>
                   <w:tcW w:type="dxa" w:w="2200"/>
@@ -21805,6 +22129,9 @@
               </w:tc>
             </w:tr>
             <w:tr>
+              <w:trPr>
+                <w:cantSplit/>
+              </w:trPr>
               <w:tc>
                 <w:tcPr>
                   <w:tcW w:type="dxa" w:w="2200"/>
@@ -21967,6 +22294,9 @@
               </w:tc>
             </w:tr>
             <w:tr>
+              <w:trPr>
+                <w:cantSplit/>
+              </w:trPr>
               <w:tc>
                 <w:tcPr>
                   <w:tcW w:type="dxa" w:w="2200"/>
@@ -22129,6 +22459,9 @@
               </w:tc>
             </w:tr>
             <w:tr>
+              <w:trPr>
+                <w:cantSplit/>
+              </w:trPr>
               <w:tc>
                 <w:tcPr>
                   <w:tcW w:type="dxa" w:w="2200"/>
@@ -22291,6 +22624,9 @@
               </w:tc>
             </w:tr>
             <w:tr>
+              <w:trPr>
+                <w:cantSplit/>
+              </w:trPr>
               <w:tc>
                 <w:tcPr>
                   <w:tcW w:type="dxa" w:w="2200"/>
@@ -22453,6 +22789,9 @@
               </w:tc>
             </w:tr>
             <w:tr>
+              <w:trPr>
+                <w:cantSplit/>
+              </w:trPr>
               <w:tc>
                 <w:tcPr>
                   <w:tcW w:type="dxa" w:w="2200"/>
@@ -22615,6 +22954,9 @@
               </w:tc>
             </w:tr>
             <w:tr>
+              <w:trPr>
+                <w:cantSplit/>
+              </w:trPr>
               <w:tc>
                 <w:tcPr>
                   <w:tcW w:type="dxa" w:w="2200"/>
@@ -22777,6 +23119,9 @@
               </w:tc>
             </w:tr>
             <w:tr>
+              <w:trPr>
+                <w:cantSplit/>
+              </w:trPr>
               <w:tc>
                 <w:tcPr>
                   <w:tcW w:type="dxa" w:w="2200"/>
@@ -22939,6 +23284,9 @@
               </w:tc>
             </w:tr>
             <w:tr>
+              <w:trPr>
+                <w:cantSplit/>
+              </w:trPr>
               <w:tc>
                 <w:tcPr>
                   <w:tcW w:type="dxa" w:w="2200"/>
@@ -23129,29 +23477,12 @@
               <w:t xml:space="preserve">上述结果仅为初步估计。渠道检验、边界条件、2018年股票质押新规双重差分以及稳健性与内生性检验将在后续研究中完成。</w:t>
             </w:r>
           </w:p>
-          <w:p>
-            <w:pPr>
-              <w:spacing w:after="120" w:line="360"/>
-            </w:pPr>
-            <w:r>
-              <w:rPr>
-                <w:rFonts w:ascii="SimSun" w:cs="SimSun" w:eastAsia="SimSun" w:hAnsi="SimSun"/>
-                <w:sz w:val="22"/>
-                <w:szCs w:val="22"/>
-              </w:rPr>
-              <w:t xml:space="preserve"/>
-            </w:r>
-          </w:p>
         </w:tc>
       </w:tr>
     </w:tbl>
     <w:p>
-      <w:r>
-        <w:br w:type="page"/>
-      </w:r>
-    </w:p>
-    <w:p>
       <w:pPr>
+        <w:pageBreakBefore/>
         <w:spacing w:line="300" w:lineRule="auto"/>
       </w:pPr>
       <w:r>
@@ -23226,7 +23557,9 @@
           </w:p>
           <w:p>
             <w:pPr>
+              <w:keepNext/>
               <w:spacing/>
+              <w:jc w:val="center"/>
             </w:pPr>
             <w:r>
               <w:rPr>
@@ -23257,6 +23590,10 @@
               <w:gridCol w:w="100"/>
             </w:tblGrid>
             <w:tr>
+              <w:trPr>
+                <w:cantSplit/>
+                <w:tblHeader/>
+              </w:trPr>
               <w:tc>
                 <w:tcPr>
                   <w:tcW w:type="dxa" w:w="1400"/>
@@ -23282,8 +23619,8 @@
                   <w:r>
                     <w:rPr>
                       <w:rFonts w:ascii="SimSun" w:cs="SimSun" w:eastAsia="SimSun" w:hAnsi="SimSun"/>
-                      <w:sz w:val="22"/>
-                      <w:szCs w:val="22"/>
+                      <w:sz w:val="21"/>
+                      <w:szCs w:val="21"/>
                     </w:rPr>
                     <w:t xml:space="preserve">阶段</w:t>
                   </w:r>
@@ -23314,8 +23651,8 @@
                   <w:r>
                     <w:rPr>
                       <w:rFonts w:ascii="SimSun" w:cs="SimSun" w:eastAsia="SimSun" w:hAnsi="SimSun"/>
-                      <w:sz w:val="22"/>
-                      <w:szCs w:val="22"/>
+                      <w:sz w:val="21"/>
+                      <w:szCs w:val="21"/>
                     </w:rPr>
                     <w:t xml:space="preserve">时间</w:t>
                   </w:r>
@@ -23346,8 +23683,8 @@
                   <w:r>
                     <w:rPr>
                       <w:rFonts w:ascii="SimSun" w:cs="SimSun" w:eastAsia="SimSun" w:hAnsi="SimSun"/>
-                      <w:sz w:val="22"/>
-                      <w:szCs w:val="22"/>
+                      <w:sz w:val="21"/>
+                      <w:szCs w:val="21"/>
                     </w:rPr>
                     <w:t xml:space="preserve">任务</w:t>
                   </w:r>
@@ -23355,6 +23692,9 @@
               </w:tc>
             </w:tr>
             <w:tr>
+              <w:trPr>
+                <w:cantSplit/>
+              </w:trPr>
               <w:tc>
                 <w:tcPr>
                   <w:tcW w:type="dxa" w:w="1400"/>
@@ -23379,8 +23719,8 @@
                   <w:r>
                     <w:rPr>
                       <w:rFonts w:ascii="SimSun" w:cs="SimSun" w:eastAsia="SimSun" w:hAnsi="SimSun"/>
-                      <w:sz w:val="22"/>
-                      <w:szCs w:val="22"/>
+                      <w:sz w:val="21"/>
+                      <w:szCs w:val="21"/>
                     </w:rPr>
                     <w:t xml:space="preserve">第一阶段</w:t>
                   </w:r>
@@ -23410,8 +23750,8 @@
                   <w:r>
                     <w:rPr>
                       <w:rFonts w:ascii="SimSun" w:cs="SimSun" w:eastAsia="SimSun" w:hAnsi="SimSun"/>
-                      <w:sz w:val="22"/>
-                      <w:szCs w:val="22"/>
+                      <w:sz w:val="21"/>
+                      <w:szCs w:val="21"/>
                     </w:rPr>
                     <w:t xml:space="preserve">开题后第1—2周</w:t>
                   </w:r>
@@ -23441,8 +23781,8 @@
                   <w:r>
                     <w:rPr>
                       <w:rFonts w:ascii="SimSun" w:cs="SimSun" w:eastAsia="SimSun" w:hAnsi="SimSun"/>
-                      <w:sz w:val="22"/>
-                      <w:szCs w:val="22"/>
+                      <w:sz w:val="21"/>
+                      <w:szCs w:val="21"/>
                     </w:rPr>
                     <w:t xml:space="preserve">数据下载、清洗与匹配；完成基准预回归（已完成）</w:t>
                   </w:r>
@@ -23450,6 +23790,9 @@
               </w:tc>
             </w:tr>
             <w:tr>
+              <w:trPr>
+                <w:cantSplit/>
+              </w:trPr>
               <w:tc>
                 <w:tcPr>
                   <w:tcW w:type="dxa" w:w="1400"/>
@@ -23474,8 +23817,8 @@
                   <w:r>
                     <w:rPr>
                       <w:rFonts w:ascii="SimSun" w:cs="SimSun" w:eastAsia="SimSun" w:hAnsi="SimSun"/>
-                      <w:sz w:val="22"/>
-                      <w:szCs w:val="22"/>
+                      <w:sz w:val="21"/>
+                      <w:szCs w:val="21"/>
                     </w:rPr>
                     <w:t xml:space="preserve">第二阶段</w:t>
                   </w:r>
@@ -23505,8 +23848,8 @@
                   <w:r>
                     <w:rPr>
                       <w:rFonts w:ascii="SimSun" w:cs="SimSun" w:eastAsia="SimSun" w:hAnsi="SimSun"/>
-                      <w:sz w:val="22"/>
-                      <w:szCs w:val="22"/>
+                      <w:sz w:val="21"/>
+                      <w:szCs w:val="21"/>
                     </w:rPr>
                     <w:t xml:space="preserve">第3—5周</w:t>
                   </w:r>
@@ -23536,8 +23879,8 @@
                   <w:r>
                     <w:rPr>
                       <w:rFonts w:ascii="SimSun" w:cs="SimSun" w:eastAsia="SimSun" w:hAnsi="SimSun"/>
-                      <w:sz w:val="22"/>
-                      <w:szCs w:val="22"/>
+                      <w:sz w:val="21"/>
+                      <w:szCs w:val="21"/>
                     </w:rPr>
                     <w:t xml:space="preserve">数据清洗、变量测算（含SA截尾、平仓压力测算）、描述性统计</w:t>
                   </w:r>
@@ -23545,6 +23888,9 @@
               </w:tc>
             </w:tr>
             <w:tr>
+              <w:trPr>
+                <w:cantSplit/>
+              </w:trPr>
               <w:tc>
                 <w:tcPr>
                   <w:tcW w:type="dxa" w:w="1400"/>
@@ -23569,8 +23915,8 @@
                   <w:r>
                     <w:rPr>
                       <w:rFonts w:ascii="SimSun" w:cs="SimSun" w:eastAsia="SimSun" w:hAnsi="SimSun"/>
-                      <w:sz w:val="22"/>
-                      <w:szCs w:val="22"/>
+                      <w:sz w:val="21"/>
+                      <w:szCs w:val="21"/>
                     </w:rPr>
                     <w:t xml:space="preserve">第三阶段</w:t>
                   </w:r>
@@ -23600,8 +23946,8 @@
                   <w:r>
                     <w:rPr>
                       <w:rFonts w:ascii="SimSun" w:cs="SimSun" w:eastAsia="SimSun" w:hAnsi="SimSun"/>
-                      <w:sz w:val="22"/>
-                      <w:szCs w:val="22"/>
+                      <w:sz w:val="21"/>
+                      <w:szCs w:val="21"/>
                     </w:rPr>
                     <w:t xml:space="preserve">第6—8周</w:t>
                   </w:r>
@@ -23631,8 +23977,8 @@
                   <w:r>
                     <w:rPr>
                       <w:rFonts w:ascii="SimSun" w:cs="SimSun" w:eastAsia="SimSun" w:hAnsi="SimSun"/>
-                      <w:sz w:val="22"/>
-                      <w:szCs w:val="22"/>
+                      <w:sz w:val="21"/>
+                      <w:szCs w:val="21"/>
                     </w:rPr>
                     <w:t xml:space="preserve">基准回归、渠道检验（平仓压力、资金占用、现金边际价值）、边界条件检验</w:t>
                   </w:r>
@@ -23640,6 +23986,9 @@
               </w:tc>
             </w:tr>
             <w:tr>
+              <w:trPr>
+                <w:cantSplit/>
+              </w:trPr>
               <w:tc>
                 <w:tcPr>
                   <w:tcW w:type="dxa" w:w="1400"/>
@@ -23664,8 +24013,8 @@
                   <w:r>
                     <w:rPr>
                       <w:rFonts w:ascii="SimSun" w:cs="SimSun" w:eastAsia="SimSun" w:hAnsi="SimSun"/>
-                      <w:sz w:val="22"/>
-                      <w:szCs w:val="22"/>
+                      <w:sz w:val="21"/>
+                      <w:szCs w:val="21"/>
                     </w:rPr>
                     <w:t xml:space="preserve">第四阶段</w:t>
                   </w:r>
@@ -23695,8 +24044,8 @@
                   <w:r>
                     <w:rPr>
                       <w:rFonts w:ascii="SimSun" w:cs="SimSun" w:eastAsia="SimSun" w:hAnsi="SimSun"/>
-                      <w:sz w:val="22"/>
-                      <w:szCs w:val="22"/>
+                      <w:sz w:val="21"/>
+                      <w:szCs w:val="21"/>
                     </w:rPr>
                     <w:t xml:space="preserve">第9—10周</w:t>
                   </w:r>
@@ -23726,8 +24075,8 @@
                   <w:r>
                     <w:rPr>
                       <w:rFonts w:ascii="SimSun" w:cs="SimSun" w:eastAsia="SimSun" w:hAnsi="SimSun"/>
-                      <w:sz w:val="22"/>
-                      <w:szCs w:val="22"/>
+                      <w:sz w:val="21"/>
+                      <w:szCs w:val="21"/>
                     </w:rPr>
                     <w:t xml:space="preserve">2018年新规DID、纾困补充检验、现金可靠性检验、PSM与滞后一期等稳健性检验</w:t>
                   </w:r>
@@ -23735,6 +24084,9 @@
               </w:tc>
             </w:tr>
             <w:tr>
+              <w:trPr>
+                <w:cantSplit/>
+              </w:trPr>
               <w:tc>
                 <w:tcPr>
                   <w:tcW w:type="dxa" w:w="1400"/>
@@ -23759,8 +24111,8 @@
                   <w:r>
                     <w:rPr>
                       <w:rFonts w:ascii="SimSun" w:cs="SimSun" w:eastAsia="SimSun" w:hAnsi="SimSun"/>
-                      <w:sz w:val="22"/>
-                      <w:szCs w:val="22"/>
+                      <w:sz w:val="21"/>
+                      <w:szCs w:val="21"/>
                     </w:rPr>
                     <w:t xml:space="preserve">第五阶段</w:t>
                   </w:r>
@@ -23790,8 +24142,8 @@
                   <w:r>
                     <w:rPr>
                       <w:rFonts w:ascii="SimSun" w:cs="SimSun" w:eastAsia="SimSun" w:hAnsi="SimSun"/>
-                      <w:sz w:val="22"/>
-                      <w:szCs w:val="22"/>
+                      <w:sz w:val="21"/>
+                      <w:szCs w:val="21"/>
                     </w:rPr>
                     <w:t xml:space="preserve">第11—13周</w:t>
                   </w:r>
@@ -23821,8 +24173,8 @@
                   <w:r>
                     <w:rPr>
                       <w:rFonts w:ascii="SimSun" w:cs="SimSun" w:eastAsia="SimSun" w:hAnsi="SimSun"/>
-                      <w:sz w:val="22"/>
-                      <w:szCs w:val="22"/>
+                      <w:sz w:val="21"/>
+                      <w:szCs w:val="21"/>
                     </w:rPr>
                     <w:t xml:space="preserve">论文初稿撰写</w:t>
                   </w:r>
@@ -23830,6 +24182,9 @@
               </w:tc>
             </w:tr>
             <w:tr>
+              <w:trPr>
+                <w:cantSplit/>
+              </w:trPr>
               <w:tc>
                 <w:tcPr>
                   <w:tcW w:type="dxa" w:w="1400"/>
@@ -23854,8 +24209,8 @@
                   <w:r>
                     <w:rPr>
                       <w:rFonts w:ascii="SimSun" w:cs="SimSun" w:eastAsia="SimSun" w:hAnsi="SimSun"/>
-                      <w:sz w:val="22"/>
-                      <w:szCs w:val="22"/>
+                      <w:sz w:val="21"/>
+                      <w:szCs w:val="21"/>
                     </w:rPr>
                     <w:t xml:space="preserve">第六阶段</w:t>
                   </w:r>
@@ -23885,8 +24240,8 @@
                   <w:r>
                     <w:rPr>
                       <w:rFonts w:ascii="SimSun" w:cs="SimSun" w:eastAsia="SimSun" w:hAnsi="SimSun"/>
-                      <w:sz w:val="22"/>
-                      <w:szCs w:val="22"/>
+                      <w:sz w:val="21"/>
+                      <w:szCs w:val="21"/>
                     </w:rPr>
                     <w:t xml:space="preserve">第14—16周</w:t>
                   </w:r>
@@ -23916,8 +24271,8 @@
                   <w:r>
                     <w:rPr>
                       <w:rFonts w:ascii="SimSun" w:cs="SimSun" w:eastAsia="SimSun" w:hAnsi="SimSun"/>
-                      <w:sz w:val="22"/>
-                      <w:szCs w:val="22"/>
+                      <w:sz w:val="21"/>
+                      <w:szCs w:val="21"/>
                     </w:rPr>
                     <w:t xml:space="preserve">导师修改反馈、定稿</w:t>
                   </w:r>
@@ -23942,12 +24297,8 @@
       </w:tr>
     </w:tbl>
     <w:p>
-      <w:r>
-        <w:br w:type="page"/>
-      </w:r>
-    </w:p>
-    <w:p>
       <w:pPr>
+        <w:pageBreakBefore/>
         <w:spacing w:line="300" w:lineRule="auto"/>
       </w:pPr>
       <w:r>
@@ -24698,12 +25049,8 @@
       </w:tr>
     </w:tbl>
     <w:p>
-      <w:r>
-        <w:br w:type="page"/>
-      </w:r>
-    </w:p>
-    <w:p>
       <w:pPr>
+        <w:pageBreakBefore/>
         <w:spacing w:line="300" w:lineRule="auto"/>
       </w:pPr>
       <w:r>
@@ -24796,12 +25143,8 @@
       </w:r>
     </w:p>
     <w:p>
-      <w:r>
-        <w:br w:type="page"/>
-      </w:r>
-    </w:p>
-    <w:p>
       <w:pPr>
+        <w:pageBreakBefore/>
         <w:spacing w:line="300" w:lineRule="auto"/>
       </w:pPr>
       <w:r>

--- a/pledge-cash/开题报告-修改稿.docx
+++ b/pledge-cash/开题报告-修改稿.docx
@@ -1654,7 +1654,7 @@
                 <w:sz w:val="21"/>
                 <w:szCs w:val="22"/>
               </w:rPr>
-              <w:t xml:space="preserve">需要看到，李常青等（2018b）已直接检验了控股股东股权质押与现金持有水平的关系，基于2013—2015年季度数据发现二者呈U型关系：质押比例较低时以“掏空”为主，现金持有下降；质押比例超过约55%后以规避控制权转移风险为主，现金持有上升。但该结论来自混合截面回归，未控制公司固定效应，U型的上升段究竟反映同一公司质押加深后的行为变化，还是高质押公司与其他公司之间的固有差异，尚未得到区分；此外，2018年股票质押新规实施与纾困政策推出之后，质押风险的形成与化解方式均已发生明显变化，既有结论在新的制度环境下是否依然成立尚待检验。基于此，本文在将样本延伸至2025年的基础上，重点从三个方面推进：一是借助平仓压力、控股股东资金占用与现金边际价值等能够区分两种机制的渠道检验，识别风险规避与掏空是否同时存在；二是以融资约束程度与产权性质刻画效应的边界条件；三是借助2018年股票质押新规，评估监管政策对质押风险传导的实际效果。</w:t>
+              <w:t xml:space="preserve">需要看到，李常青等（2018b）已直接检验了控股股东股权质押与现金持有水平的关系，基于2013—2015年季度数据发现二者呈U型关系：质押比例较低时以“掏空”为主，现金持有下降；质押比例超过约55%后以规避控制权转移风险为主，现金持有上升。但该文的主回归为混合截面回归，U型的判断依据平方项是否显著；其稳健性检验虽报告控制公司固定效应后结果一致，但未对U型两端的斜率进行检验。U型的上升段究竟反映同一公司质押加深后的行为变化，还是高质押公司与其他公司之间的固有差异，仍有待更严格的检验；此外，2018年股票质押新规实施与纾困政策推出之后，质押风险的形成与化解方式均已发生明显变化，既有结论在新的制度环境下是否依然成立尚待检验。基于此，本文在将样本延伸至2025年的基础上，重点从三个方面推进：一是借助平仓压力、控股股东资金占用与现金边际价值等能够区分两种机制的渠道检验，识别风险规避与掏空是否同时存在；二是以融资约束程度与产权性质刻画效应的边界条件；三是借助2018年股票质押新规，评估监管政策对质押风险传导的实际效果。</w:t>
             </w:r>
           </w:p>
           <w:p>
@@ -1999,7 +1999,7 @@
                 <w:sz w:val="21"/>
                 <w:szCs w:val="22"/>
               </w:rPr>
-              <w:t xml:space="preserve">综上，现有文献从不同视角验证了股权质押的经济后果，也从多个理论视角探讨了企业现金持有的动因。李常青等（2018b）虽已发现股权质押与现金持有呈U型关系，但其识别依赖混合截面回归中的平方项，未区分公司间差异与公司内变化，样本亦未覆盖2018年质押新规实施之后的制度环境。本文尝试在这一交叉领域进行补充，边际贡献主要体现在四个方面：第一，将样本延伸至2007—2025年，覆盖质押规模扩张、2018年风险集中暴露与其后规范化三个阶段，检验既有结论在新制度环境下的适用性；第二，在控制公司固定效应的条件下重新检验既有文献发现的U型关系，区分公司间差异与公司内变化；同时以平仓压力、控股股东资金占用和现金边际价值（Faulkender和Wang，2006）构造能够区分风险规避与掏空的渠道检验，并以融资约束程度和产权性质刻画效应的边界条件；第三，在政策评估上，以2018年股票质押新规构造处理强度双重差分模型，检验新规是否压降了质押规模、是否改变了质押风险向公司现金政策的传导，并以省级纾困计划构造的交错双重差分模型作为补充；第四，针对账面现金可能被操纵这一新近发现（杨国超等，2025），采用非受限货币资金口径、剔除“存贷双高”样本等方式检验被解释变量的可靠性，并进一步检验质押是否通过现金储备渠道挤出企业投资支出，将质押风险的传导链条延伸至实体经营层面。</w:t>
+              <w:t xml:space="preserve">综上，现有文献从不同视角验证了股权质押的经济后果，也从多个理论视角探讨了企业现金持有的动因。李常青等（2018b）虽已发现股权质押与现金持有呈U型关系，但其主回归为混合截面回归，U型的判断依据平方项是否显著，未对U型两端的斜率进行检验，样本亦未覆盖2018年质押新规实施之后的制度环境。本文尝试在这一交叉领域进行补充，边际贡献主要体现在四个方面：第一，将样本延伸至2007—2025年，覆盖质押规模扩张、2018年风险集中暴露与其后规范化三个阶段，检验既有结论在新制度环境下的适用性；第二，在控制公司固定效应的条件下，采用Lind和Mehlum（2010）的U型检验重新检验既有文献发现的U型关系，区分公司间差异与公司内变化；同时以平仓压力、控股股东资金占用和现金边际价值（Faulkender和Wang，2006）构造能够区分风险规避与掏空的渠道检验，并以融资约束程度和产权性质刻画效应的边界条件；第三，在政策评估上，以2018年股票质押新规构造处理强度双重差分模型，检验新规是否压降了质押规模、是否改变了质押风险向公司现金政策的传导，并以省级纾困计划构造的交错双重差分模型作为补充；第四，针对账面现金可能被操纵这一新近发现（杨国超等，2025），采用非受限货币资金口径、剔除“存贷双高”样本等方式检验被解释变量的可靠性，并进一步检验质押是否通过现金储备渠道挤出企业投资支出，将质押风险的传导链条延伸至实体经营层面。</w:t>
             </w:r>
           </w:p>
         </w:tc>
@@ -4157,7 +4157,7 @@
                 <w:sz w:val="21"/>
                 <w:szCs w:val="22"/>
               </w:rPr>
-              <w:t xml:space="preserve">截至目前，第 1—4 步与基准回归已经完成，KZ／WW 指数、PSM 匹配样本与 DID 变量将在后续检验中构造；受限货币资金、利息收入与研发投入等拓展检验所需数据将在后续补充下载。现已形成2007—2025年沪深A股非金融上市公司的公司—年度面板，样本共50,961个观测、5,161家公司。质押比例的构造经过两项交叉验证：统计表口径与明细表口径的相关系数为0.96，95%的公司—年度差异在5个百分点以内；由此得到的“是否质押”与十大股东文件中的质押标识一致率约为95%。</w:t>
+              <w:t xml:space="preserve">截至目前，第 1—5 步已经完成，基准回归、U型关系复现、渠道检验、边界条件与2018年新规双重差分的初步估计也已完成（见表6—表8）；KZ／WW 指数与 PSM 匹配样本将在后续检验中构造；受限货币资金、利息收入与研发投入等拓展检验所需数据将在后续补充下载。现已形成2007—2025年沪深A股非金融上市公司的公司—年度面板，样本共50,961个观测、5,161家公司。质押比例的构造经过两项交叉验证：统计表口径与明细表口径的相关系数为0.96，95%的公司—年度差异在5个百分点以内；由此得到的“是否质押”与十大股东文件中的质押标识一致率约为95%。</w:t>
             </w:r>
           </w:p>
           <w:p>
@@ -11070,7 +11070,7 @@
                 <w:sz w:val="21"/>
                 <w:szCs w:val="22"/>
               </w:rPr>
-              <w:t xml:space="preserve">本部分的模型设定与检验顺序已经确定，数据已完成下载、清洗、匹配与变量测算。主要变量的描述性统计见表4，各变量的预期作用方向见表5，初步回归结果见表6、表7。模型设定如下：</w:t>
+              <w:t xml:space="preserve">本部分的模型设定与检验顺序已经确定，数据已完成下载、清洗、匹配与变量测算。主要变量的描述性统计见表4，各变量的预期作用方向见表5，初步回归结果见表6—表8。模型设定如下：</w:t>
             </w:r>
           </w:p>
           <w:p>
@@ -21090,7 +21090,7 @@
                 <w:sz w:val="21"/>
                 <w:szCs w:val="22"/>
               </w:rPr>
-              <w:t xml:space="preserve">李常青等（2018b）基于2013—2015年季度数据发现，控股股东股权质押比例与现金持有呈U型关系。为便于比较，表7列(1)、(2)沿用其混合回归口径，列(3)、(4)进一步控制公司固定效应。结果显示，按原文口径可以复现U型关系，拐点约为0.53，与原文报告的约55%基本一致；但控制公司固定效应后，平方项在2013—2015年样本中不再显著，全样本中U型右端的斜率亦不显著，U型检验不成立（Lind和Mehlum，2010）。这意味着既有文献发现的U型上升段可能主要反映高质押公司与其他公司之间的固有差异，而非同一公司质押加深后增持现金的行为，这一问题将在正文中进一步检验。</w:t>
+              <w:t xml:space="preserve">李常青等（2018b）基于2013—2015年季度数据发现，控股股东股权质押比例与现金持有呈U型关系。为便于比较，表7列(1)、(2)沿用其混合回归口径，列(3)、(4)进一步控制公司固定效应。结果显示，按原文口径可以复现U型关系，拐点约为0.53，与原文报告的约55%基本一致；但控制公司固定效应后，平方项在2013—2015年样本中不再显著，全样本中平方项虽仍显著为正，按平方项显著性的标准仍可判定为U型，但U型右端（质押比例为1处）的斜率不显著（t=1.04），U型检验不成立（Lind和Mehlum，2010），曲线表现为先降后趋平而非再次上升；在上市满3年、满5年的样本中，U型同样不成立。需要说明的是，原文稳健性检验中报告控制公司固定效应后结果与主回归一致，但未报告具体系数及U型两端斜率的检验，两者差异可能与原文采用季度数据有关。这意味着既有文献发现的U型上升段可能主要反映高质押公司与其他公司之间的固有差异，而非同一公司质押加深后增持现金的行为，这一问题将在正文中进一步检验。</w:t>
             </w:r>
           </w:p>
           <w:p>
@@ -23474,7 +23474,2406 @@
                 <w:sz w:val="21"/>
                 <w:szCs w:val="22"/>
               </w:rPr>
-              <w:t xml:space="preserve">上述结果仅为初步估计。渠道检验、边界条件、2018年股票质押新规双重差分以及稳健性与内生性检验将在后续研究中完成。</w:t>
+              <w:t xml:space="preserve">表8汇总了机制检验（即前文的渠道检验）、异质性分析（即边界条件检验）、稳健性检验与2018年股票质押新规双重差分的初步结果。机制检验方面，平仓压力的系数显著为负，且在上市满5年的成熟公司中同样成立，即越接近预警线现金持有越少，与风险规避渠道的预测相反；控股股东资金占用的证据较弱，仅民营企业中高质押公司的现金边际价值显著较低，为掏空渠道提供了部分支持。异质性分析方面，负向关系在融资约束较强的公司中更为明显（H3），产权性质的差异不显著（H4），分时期看负向关系主要出现在2016年以后。稳健性方面，替换质押比例的度量方式后结论不变；但剔除上市后前3年的观测或仅保留上市满5年的公司后，基准系数不再显著，说明负向关系主要来自上市初期的公司；在成熟公司样本中，U型关系同样不成立。2018年新规显著压降了高质押公司的质押比例，但现金持有未随之显著变化。</w:t>
+            </w:r>
+          </w:p>
+          <w:p>
+            <w:pPr>
+              <w:keepNext/>
+              <w:spacing/>
+              <w:jc w:val="center"/>
+            </w:pPr>
+            <w:r>
+              <w:rPr>
+                <w:rFonts w:ascii="宋体" w:cs="SimSun" w:eastAsia="宋体" w:hAnsi="宋体"/>
+                <w:b/>
+                <w:bCs/>
+                <w:sz w:val="21"/>
+                <w:szCs w:val="22"/>
+              </w:rPr>
+              <w:t xml:space="preserve">表8　机制检验、异质性分析与稳健性检验的初步结果</w:t>
+            </w:r>
+          </w:p>
+          <w:tbl>
+            <w:tblPr>
+              <w:tblW w:type="dxa" w:w="9000"/>
+              <w:tblBorders>
+                <w:top w:val="single" w:color="auto" w:sz="4"/>
+                <w:left w:val="single" w:color="auto" w:sz="4"/>
+                <w:bottom w:val="single" w:color="auto" w:sz="4"/>
+                <w:right w:val="single" w:color="auto" w:sz="4"/>
+                <w:insideH w:val="single" w:color="auto" w:sz="4"/>
+                <w:insideV w:val="single" w:color="auto" w:sz="4"/>
+              </w:tblBorders>
+            </w:tblPr>
+            <w:tblGrid>
+              <w:gridCol w:w="1700"/>
+              <w:gridCol w:w="2900"/>
+              <w:gridCol w:w="1400"/>
+              <w:gridCol w:w="3000"/>
+            </w:tblGrid>
+            <w:tr>
+              <w:trPr>
+                <w:cantSplit/>
+                <w:tblHeader/>
+              </w:trPr>
+              <w:tc>
+                <w:tcPr>
+                  <w:tcW w:type="dxa" w:w="1700"/>
+                  <w:tcBorders>
+                    <w:top w:val="single" w:color="000000" w:sz="4"/>
+                    <w:left w:val="single" w:color="000000" w:sz="4"/>
+                    <w:bottom w:val="single" w:color="000000" w:sz="4"/>
+                    <w:right w:val="single" w:color="000000" w:sz="4"/>
+                  </w:tcBorders>
+                  <w:shd w:fill="F2F2F2" w:val="clear"/>
+                  <w:tcMar>
+                    <w:top w:type="dxa" w:w="80"/>
+                    <w:left w:type="dxa" w:w="100"/>
+                    <w:bottom w:type="dxa" w:w="80"/>
+                    <w:right w:type="dxa" w:w="100"/>
+                  </w:tcMar>
+                  <w:vAlign w:val="center"/>
+                </w:tcPr>
+                <w:p>
+                  <w:pPr>
+                    <w:spacing w:after="40" w:line="300"/>
+                  </w:pPr>
+                  <w:r>
+                    <w:rPr>
+                      <w:rFonts w:ascii="SimSun" w:cs="SimSun" w:eastAsia="SimSun" w:hAnsi="SimSun"/>
+                      <w:b/>
+                      <w:bCs/>
+                      <w:sz w:val="21"/>
+                      <w:szCs w:val="21"/>
+                    </w:rPr>
+                    <w:t xml:space="preserve">检验内容</w:t>
+                  </w:r>
+                </w:p>
+              </w:tc>
+              <w:tc>
+                <w:tcPr>
+                  <w:tcW w:type="dxa" w:w="2900"/>
+                  <w:tcBorders>
+                    <w:top w:val="single" w:color="000000" w:sz="4"/>
+                    <w:left w:val="single" w:color="000000" w:sz="4"/>
+                    <w:bottom w:val="single" w:color="000000" w:sz="4"/>
+                    <w:right w:val="single" w:color="000000" w:sz="4"/>
+                  </w:tcBorders>
+                  <w:shd w:fill="F2F2F2" w:val="clear"/>
+                  <w:tcMar>
+                    <w:top w:type="dxa" w:w="80"/>
+                    <w:left w:type="dxa" w:w="100"/>
+                    <w:bottom w:type="dxa" w:w="80"/>
+                    <w:right w:type="dxa" w:w="100"/>
+                  </w:tcMar>
+                  <w:vAlign w:val="center"/>
+                </w:tcPr>
+                <w:p>
+                  <w:pPr>
+                    <w:spacing w:after="40" w:line="300"/>
+                  </w:pPr>
+                  <w:r>
+                    <w:rPr>
+                      <w:rFonts w:ascii="SimSun" w:cs="SimSun" w:eastAsia="SimSun" w:hAnsi="SimSun"/>
+                      <w:b/>
+                      <w:bCs/>
+                      <w:sz w:val="21"/>
+                      <w:szCs w:val="21"/>
+                    </w:rPr>
+                    <w:t xml:space="preserve">设定</w:t>
+                  </w:r>
+                </w:p>
+              </w:tc>
+              <w:tc>
+                <w:tcPr>
+                  <w:tcW w:type="dxa" w:w="1400"/>
+                  <w:tcBorders>
+                    <w:top w:val="single" w:color="000000" w:sz="4"/>
+                    <w:left w:val="single" w:color="000000" w:sz="4"/>
+                    <w:bottom w:val="single" w:color="000000" w:sz="4"/>
+                    <w:right w:val="single" w:color="000000" w:sz="4"/>
+                  </w:tcBorders>
+                  <w:shd w:fill="F2F2F2" w:val="clear"/>
+                  <w:tcMar>
+                    <w:top w:type="dxa" w:w="80"/>
+                    <w:left w:type="dxa" w:w="100"/>
+                    <w:bottom w:type="dxa" w:w="80"/>
+                    <w:right w:type="dxa" w:w="100"/>
+                  </w:tcMar>
+                  <w:vAlign w:val="center"/>
+                </w:tcPr>
+                <w:p>
+                  <w:pPr>
+                    <w:spacing w:after="40" w:line="300"/>
+                  </w:pPr>
+                  <w:r>
+                    <w:rPr>
+                      <w:rFonts w:ascii="SimSun" w:cs="SimSun" w:eastAsia="SimSun" w:hAnsi="SimSun"/>
+                      <w:b/>
+                      <w:bCs/>
+                      <w:sz w:val="21"/>
+                      <w:szCs w:val="21"/>
+                    </w:rPr>
+                    <w:t xml:space="preserve">系数</w:t>
+                  </w:r>
+                </w:p>
+              </w:tc>
+              <w:tc>
+                <w:tcPr>
+                  <w:tcW w:type="dxa" w:w="3000"/>
+                  <w:tcBorders>
+                    <w:top w:val="single" w:color="000000" w:sz="4"/>
+                    <w:left w:val="single" w:color="000000" w:sz="4"/>
+                    <w:bottom w:val="single" w:color="000000" w:sz="4"/>
+                    <w:right w:val="single" w:color="000000" w:sz="4"/>
+                  </w:tcBorders>
+                  <w:shd w:fill="F2F2F2" w:val="clear"/>
+                  <w:tcMar>
+                    <w:top w:type="dxa" w:w="80"/>
+                    <w:left w:type="dxa" w:w="100"/>
+                    <w:bottom w:type="dxa" w:w="80"/>
+                    <w:right w:type="dxa" w:w="100"/>
+                  </w:tcMar>
+                  <w:vAlign w:val="center"/>
+                </w:tcPr>
+                <w:p>
+                  <w:pPr>
+                    <w:spacing w:after="40" w:line="300"/>
+                  </w:pPr>
+                  <w:r>
+                    <w:rPr>
+                      <w:rFonts w:ascii="SimSun" w:cs="SimSun" w:eastAsia="SimSun" w:hAnsi="SimSun"/>
+                      <w:b/>
+                      <w:bCs/>
+                      <w:sz w:val="21"/>
+                      <w:szCs w:val="21"/>
+                    </w:rPr>
+                    <w:t xml:space="preserve">说明</w:t>
+                  </w:r>
+                </w:p>
+              </w:tc>
+            </w:tr>
+            <w:tr>
+              <w:trPr>
+                <w:cantSplit/>
+              </w:trPr>
+              <w:tc>
+                <w:tcPr>
+                  <w:tcW w:type="dxa" w:w="1700"/>
+                  <w:tcBorders>
+                    <w:top w:val="single" w:color="000000" w:sz="4"/>
+                    <w:left w:val="single" w:color="000000" w:sz="4"/>
+                    <w:bottom w:val="single" w:color="000000" w:sz="4"/>
+                    <w:right w:val="single" w:color="000000" w:sz="4"/>
+                  </w:tcBorders>
+                  <w:tcMar>
+                    <w:top w:type="dxa" w:w="80"/>
+                    <w:left w:type="dxa" w:w="100"/>
+                    <w:bottom w:type="dxa" w:w="80"/>
+                    <w:right w:type="dxa" w:w="100"/>
+                  </w:tcMar>
+                  <w:vAlign w:val="center"/>
+                </w:tcPr>
+                <w:p>
+                  <w:pPr>
+                    <w:spacing w:after="40" w:line="300"/>
+                  </w:pPr>
+                  <w:r>
+                    <w:rPr>
+                      <w:rFonts w:ascii="SimSun" w:cs="SimSun" w:eastAsia="SimSun" w:hAnsi="SimSun"/>
+                      <w:sz w:val="21"/>
+                      <w:szCs w:val="21"/>
+                    </w:rPr>
+                    <w:t xml:space="preserve">机制检验（H2a：风险规避渠道）</w:t>
+                  </w:r>
+                </w:p>
+              </w:tc>
+              <w:tc>
+                <w:tcPr>
+                  <w:tcW w:type="dxa" w:w="2900"/>
+                  <w:tcBorders>
+                    <w:top w:val="single" w:color="000000" w:sz="4"/>
+                    <w:left w:val="single" w:color="000000" w:sz="4"/>
+                    <w:bottom w:val="single" w:color="000000" w:sz="4"/>
+                    <w:right w:val="single" w:color="000000" w:sz="4"/>
+                  </w:tcBorders>
+                  <w:tcMar>
+                    <w:top w:type="dxa" w:w="80"/>
+                    <w:left w:type="dxa" w:w="100"/>
+                    <w:bottom w:type="dxa" w:w="80"/>
+                    <w:right w:type="dxa" w:w="100"/>
+                  </w:tcMar>
+                  <w:vAlign w:val="center"/>
+                </w:tcPr>
+                <w:p>
+                  <w:pPr>
+                    <w:spacing w:after="40" w:line="300"/>
+                  </w:pPr>
+                  <w:r>
+                    <w:rPr>
+                      <w:rFonts w:ascii="SimSun" w:cs="SimSun" w:eastAsia="SimSun" w:hAnsi="SimSun"/>
+                      <w:sz w:val="21"/>
+                      <w:szCs w:val="21"/>
+                    </w:rPr>
+                    <w:t xml:space="preserve">平仓压力Pressure，全样本</w:t>
+                  </w:r>
+                </w:p>
+              </w:tc>
+              <w:tc>
+                <w:tcPr>
+                  <w:tcW w:type="dxa" w:w="1400"/>
+                  <w:tcBorders>
+                    <w:top w:val="single" w:color="000000" w:sz="4"/>
+                    <w:left w:val="single" w:color="000000" w:sz="4"/>
+                    <w:bottom w:val="single" w:color="000000" w:sz="4"/>
+                    <w:right w:val="single" w:color="000000" w:sz="4"/>
+                  </w:tcBorders>
+                  <w:tcMar>
+                    <w:top w:type="dxa" w:w="80"/>
+                    <w:left w:type="dxa" w:w="100"/>
+                    <w:bottom w:type="dxa" w:w="80"/>
+                    <w:right w:type="dxa" w:w="100"/>
+                  </w:tcMar>
+                  <w:vAlign w:val="center"/>
+                </w:tcPr>
+                <w:p>
+                  <w:pPr>
+                    <w:spacing w:after="40" w:line="300"/>
+                  </w:pPr>
+                  <w:r>
+                    <w:rPr>
+                      <w:rFonts w:ascii="SimSun" w:cs="SimSun" w:eastAsia="SimSun" w:hAnsi="SimSun"/>
+                      <w:sz w:val="21"/>
+                      <w:szCs w:val="21"/>
+                    </w:rPr>
+                    <w:t xml:space="preserve">-0.0140***</w:t>
+                  </w:r>
+                </w:p>
+              </w:tc>
+              <w:tc>
+                <w:tcPr>
+                  <w:tcW w:type="dxa" w:w="3000"/>
+                  <w:tcBorders>
+                    <w:top w:val="single" w:color="000000" w:sz="4"/>
+                    <w:left w:val="single" w:color="000000" w:sz="4"/>
+                    <w:bottom w:val="single" w:color="000000" w:sz="4"/>
+                    <w:right w:val="single" w:color="000000" w:sz="4"/>
+                  </w:tcBorders>
+                  <w:tcMar>
+                    <w:top w:type="dxa" w:w="80"/>
+                    <w:left w:type="dxa" w:w="100"/>
+                    <w:bottom w:type="dxa" w:w="80"/>
+                    <w:right w:type="dxa" w:w="100"/>
+                  </w:tcMar>
+                  <w:vAlign w:val="center"/>
+                </w:tcPr>
+                <w:p>
+                  <w:pPr>
+                    <w:spacing w:after="40" w:line="300"/>
+                  </w:pPr>
+                  <w:r>
+                    <w:rPr>
+                      <w:rFonts w:ascii="SimSun" w:cs="SimSun" w:eastAsia="SimSun" w:hAnsi="SimSun"/>
+                      <w:sz w:val="21"/>
+                      <w:szCs w:val="21"/>
+                    </w:rPr>
+                    <w:t xml:space="preserve">越接近预警线现金越少，与风险规避渠道的预测相反</w:t>
+                  </w:r>
+                </w:p>
+              </w:tc>
+            </w:tr>
+            <w:tr>
+              <w:trPr>
+                <w:cantSplit/>
+              </w:trPr>
+              <w:tc>
+                <w:tcPr>
+                  <w:tcW w:type="dxa" w:w="1700"/>
+                  <w:tcBorders>
+                    <w:top w:val="single" w:color="000000" w:sz="4"/>
+                    <w:left w:val="single" w:color="000000" w:sz="4"/>
+                    <w:bottom w:val="single" w:color="000000" w:sz="4"/>
+                    <w:right w:val="single" w:color="000000" w:sz="4"/>
+                  </w:tcBorders>
+                  <w:tcMar>
+                    <w:top w:type="dxa" w:w="80"/>
+                    <w:left w:type="dxa" w:w="100"/>
+                    <w:bottom w:type="dxa" w:w="80"/>
+                    <w:right w:type="dxa" w:w="100"/>
+                  </w:tcMar>
+                  <w:vAlign w:val="center"/>
+                </w:tcPr>
+                <w:p>
+                  <w:pPr>
+                    <w:spacing w:after="40" w:line="300"/>
+                  </w:pPr>
+                  <w:r>
+                    <w:rPr>
+                      <w:rFonts w:ascii="SimSun" w:cs="SimSun" w:eastAsia="SimSun" w:hAnsi="SimSun"/>
+                      <w:sz w:val="21"/>
+                      <w:szCs w:val="21"/>
+                    </w:rPr>
+                    <w:t xml:space="preserve"/>
+                  </w:r>
+                </w:p>
+              </w:tc>
+              <w:tc>
+                <w:tcPr>
+                  <w:tcW w:type="dxa" w:w="2900"/>
+                  <w:tcBorders>
+                    <w:top w:val="single" w:color="000000" w:sz="4"/>
+                    <w:left w:val="single" w:color="000000" w:sz="4"/>
+                    <w:bottom w:val="single" w:color="000000" w:sz="4"/>
+                    <w:right w:val="single" w:color="000000" w:sz="4"/>
+                  </w:tcBorders>
+                  <w:tcMar>
+                    <w:top w:type="dxa" w:w="80"/>
+                    <w:left w:type="dxa" w:w="100"/>
+                    <w:bottom w:type="dxa" w:w="80"/>
+                    <w:right w:type="dxa" w:w="100"/>
+                  </w:tcMar>
+                  <w:vAlign w:val="center"/>
+                </w:tcPr>
+                <w:p>
+                  <w:pPr>
+                    <w:spacing w:after="40" w:line="300"/>
+                  </w:pPr>
+                  <w:r>
+                    <w:rPr>
+                      <w:rFonts w:ascii="SimSun" w:cs="SimSun" w:eastAsia="SimSun" w:hAnsi="SimSun"/>
+                      <w:sz w:val="21"/>
+                      <w:szCs w:val="21"/>
+                    </w:rPr>
+                    <w:t xml:space="preserve">平仓压力Pressure，质押公司子样本</w:t>
+                  </w:r>
+                </w:p>
+              </w:tc>
+              <w:tc>
+                <w:tcPr>
+                  <w:tcW w:type="dxa" w:w="1400"/>
+                  <w:tcBorders>
+                    <w:top w:val="single" w:color="000000" w:sz="4"/>
+                    <w:left w:val="single" w:color="000000" w:sz="4"/>
+                    <w:bottom w:val="single" w:color="000000" w:sz="4"/>
+                    <w:right w:val="single" w:color="000000" w:sz="4"/>
+                  </w:tcBorders>
+                  <w:tcMar>
+                    <w:top w:type="dxa" w:w="80"/>
+                    <w:left w:type="dxa" w:w="100"/>
+                    <w:bottom w:type="dxa" w:w="80"/>
+                    <w:right w:type="dxa" w:w="100"/>
+                  </w:tcMar>
+                  <w:vAlign w:val="center"/>
+                </w:tcPr>
+                <w:p>
+                  <w:pPr>
+                    <w:spacing w:after="40" w:line="300"/>
+                  </w:pPr>
+                  <w:r>
+                    <w:rPr>
+                      <w:rFonts w:ascii="SimSun" w:cs="SimSun" w:eastAsia="SimSun" w:hAnsi="SimSun"/>
+                      <w:sz w:val="21"/>
+                      <w:szCs w:val="21"/>
+                    </w:rPr>
+                    <w:t xml:space="preserve">-0.0084*</w:t>
+                  </w:r>
+                </w:p>
+              </w:tc>
+              <w:tc>
+                <w:tcPr>
+                  <w:tcW w:type="dxa" w:w="3000"/>
+                  <w:tcBorders>
+                    <w:top w:val="single" w:color="000000" w:sz="4"/>
+                    <w:left w:val="single" w:color="000000" w:sz="4"/>
+                    <w:bottom w:val="single" w:color="000000" w:sz="4"/>
+                    <w:right w:val="single" w:color="000000" w:sz="4"/>
+                  </w:tcBorders>
+                  <w:tcMar>
+                    <w:top w:type="dxa" w:w="80"/>
+                    <w:left w:type="dxa" w:w="100"/>
+                    <w:bottom w:type="dxa" w:w="80"/>
+                    <w:right w:type="dxa" w:w="100"/>
+                  </w:tcMar>
+                  <w:vAlign w:val="center"/>
+                </w:tcPr>
+                <w:p>
+                  <w:pPr>
+                    <w:spacing w:after="40" w:line="300"/>
+                  </w:pPr>
+                  <w:r>
+                    <w:rPr>
+                      <w:rFonts w:ascii="SimSun" w:cs="SimSun" w:eastAsia="SimSun" w:hAnsi="SimSun"/>
+                      <w:sz w:val="21"/>
+                      <w:szCs w:val="21"/>
+                    </w:rPr>
+                    <w:t xml:space="preserve"/>
+                  </w:r>
+                </w:p>
+              </w:tc>
+            </w:tr>
+            <w:tr>
+              <w:trPr>
+                <w:cantSplit/>
+              </w:trPr>
+              <w:tc>
+                <w:tcPr>
+                  <w:tcW w:type="dxa" w:w="1700"/>
+                  <w:tcBorders>
+                    <w:top w:val="single" w:color="000000" w:sz="4"/>
+                    <w:left w:val="single" w:color="000000" w:sz="4"/>
+                    <w:bottom w:val="single" w:color="000000" w:sz="4"/>
+                    <w:right w:val="single" w:color="000000" w:sz="4"/>
+                  </w:tcBorders>
+                  <w:tcMar>
+                    <w:top w:type="dxa" w:w="80"/>
+                    <w:left w:type="dxa" w:w="100"/>
+                    <w:bottom w:type="dxa" w:w="80"/>
+                    <w:right w:type="dxa" w:w="100"/>
+                  </w:tcMar>
+                  <w:vAlign w:val="center"/>
+                </w:tcPr>
+                <w:p>
+                  <w:pPr>
+                    <w:spacing w:after="40" w:line="300"/>
+                  </w:pPr>
+                  <w:r>
+                    <w:rPr>
+                      <w:rFonts w:ascii="SimSun" w:cs="SimSun" w:eastAsia="SimSun" w:hAnsi="SimSun"/>
+                      <w:sz w:val="21"/>
+                      <w:szCs w:val="21"/>
+                    </w:rPr>
+                    <w:t xml:space="preserve"/>
+                  </w:r>
+                </w:p>
+              </w:tc>
+              <w:tc>
+                <w:tcPr>
+                  <w:tcW w:type="dxa" w:w="2900"/>
+                  <w:tcBorders>
+                    <w:top w:val="single" w:color="000000" w:sz="4"/>
+                    <w:left w:val="single" w:color="000000" w:sz="4"/>
+                    <w:bottom w:val="single" w:color="000000" w:sz="4"/>
+                    <w:right w:val="single" w:color="000000" w:sz="4"/>
+                  </w:tcBorders>
+                  <w:tcMar>
+                    <w:top w:type="dxa" w:w="80"/>
+                    <w:left w:type="dxa" w:w="100"/>
+                    <w:bottom w:type="dxa" w:w="80"/>
+                    <w:right w:type="dxa" w:w="100"/>
+                  </w:tcMar>
+                  <w:vAlign w:val="center"/>
+                </w:tcPr>
+                <w:p>
+                  <w:pPr>
+                    <w:spacing w:after="40" w:line="300"/>
+                  </w:pPr>
+                  <w:r>
+                    <w:rPr>
+                      <w:rFonts w:ascii="SimSun" w:cs="SimSun" w:eastAsia="SimSun" w:hAnsi="SimSun"/>
+                      <w:sz w:val="21"/>
+                      <w:szCs w:val="21"/>
+                    </w:rPr>
+                    <w:t xml:space="preserve">平仓压力Pressure，上市满5年样本</w:t>
+                  </w:r>
+                </w:p>
+              </w:tc>
+              <w:tc>
+                <w:tcPr>
+                  <w:tcW w:type="dxa" w:w="1400"/>
+                  <w:tcBorders>
+                    <w:top w:val="single" w:color="000000" w:sz="4"/>
+                    <w:left w:val="single" w:color="000000" w:sz="4"/>
+                    <w:bottom w:val="single" w:color="000000" w:sz="4"/>
+                    <w:right w:val="single" w:color="000000" w:sz="4"/>
+                  </w:tcBorders>
+                  <w:tcMar>
+                    <w:top w:type="dxa" w:w="80"/>
+                    <w:left w:type="dxa" w:w="100"/>
+                    <w:bottom w:type="dxa" w:w="80"/>
+                    <w:right w:type="dxa" w:w="100"/>
+                  </w:tcMar>
+                  <w:vAlign w:val="center"/>
+                </w:tcPr>
+                <w:p>
+                  <w:pPr>
+                    <w:spacing w:after="40" w:line="300"/>
+                  </w:pPr>
+                  <w:r>
+                    <w:rPr>
+                      <w:rFonts w:ascii="SimSun" w:cs="SimSun" w:eastAsia="SimSun" w:hAnsi="SimSun"/>
+                      <w:sz w:val="21"/>
+                      <w:szCs w:val="21"/>
+                    </w:rPr>
+                    <w:t xml:space="preserve">-0.0141***</w:t>
+                  </w:r>
+                </w:p>
+              </w:tc>
+              <w:tc>
+                <w:tcPr>
+                  <w:tcW w:type="dxa" w:w="3000"/>
+                  <w:tcBorders>
+                    <w:top w:val="single" w:color="000000" w:sz="4"/>
+                    <w:left w:val="single" w:color="000000" w:sz="4"/>
+                    <w:bottom w:val="single" w:color="000000" w:sz="4"/>
+                    <w:right w:val="single" w:color="000000" w:sz="4"/>
+                  </w:tcBorders>
+                  <w:tcMar>
+                    <w:top w:type="dxa" w:w="80"/>
+                    <w:left w:type="dxa" w:w="100"/>
+                    <w:bottom w:type="dxa" w:w="80"/>
+                    <w:right w:type="dxa" w:w="100"/>
+                  </w:tcMar>
+                  <w:vAlign w:val="center"/>
+                </w:tcPr>
+                <w:p>
+                  <w:pPr>
+                    <w:spacing w:after="40" w:line="300"/>
+                  </w:pPr>
+                  <w:r>
+                    <w:rPr>
+                      <w:rFonts w:ascii="SimSun" w:cs="SimSun" w:eastAsia="SimSun" w:hAnsi="SimSun"/>
+                      <w:sz w:val="21"/>
+                      <w:szCs w:val="21"/>
+                    </w:rPr>
+                    <w:t xml:space="preserve">成熟公司中同样成立</w:t>
+                  </w:r>
+                </w:p>
+              </w:tc>
+            </w:tr>
+            <w:tr>
+              <w:trPr>
+                <w:cantSplit/>
+              </w:trPr>
+              <w:tc>
+                <w:tcPr>
+                  <w:tcW w:type="dxa" w:w="1700"/>
+                  <w:tcBorders>
+                    <w:top w:val="single" w:color="000000" w:sz="4"/>
+                    <w:left w:val="single" w:color="000000" w:sz="4"/>
+                    <w:bottom w:val="single" w:color="000000" w:sz="4"/>
+                    <w:right w:val="single" w:color="000000" w:sz="4"/>
+                  </w:tcBorders>
+                  <w:tcMar>
+                    <w:top w:type="dxa" w:w="80"/>
+                    <w:left w:type="dxa" w:w="100"/>
+                    <w:bottom w:type="dxa" w:w="80"/>
+                    <w:right w:type="dxa" w:w="100"/>
+                  </w:tcMar>
+                  <w:vAlign w:val="center"/>
+                </w:tcPr>
+                <w:p>
+                  <w:pPr>
+                    <w:spacing w:after="40" w:line="300"/>
+                  </w:pPr>
+                  <w:r>
+                    <w:rPr>
+                      <w:rFonts w:ascii="SimSun" w:cs="SimSun" w:eastAsia="SimSun" w:hAnsi="SimSun"/>
+                      <w:sz w:val="21"/>
+                      <w:szCs w:val="21"/>
+                    </w:rPr>
+                    <w:t xml:space="preserve">机制检验（H2b：掏空渠道）</w:t>
+                  </w:r>
+                </w:p>
+              </w:tc>
+              <w:tc>
+                <w:tcPr>
+                  <w:tcW w:type="dxa" w:w="2900"/>
+                  <w:tcBorders>
+                    <w:top w:val="single" w:color="000000" w:sz="4"/>
+                    <w:left w:val="single" w:color="000000" w:sz="4"/>
+                    <w:bottom w:val="single" w:color="000000" w:sz="4"/>
+                    <w:right w:val="single" w:color="000000" w:sz="4"/>
+                  </w:tcBorders>
+                  <w:tcMar>
+                    <w:top w:type="dxa" w:w="80"/>
+                    <w:left w:type="dxa" w:w="100"/>
+                    <w:bottom w:type="dxa" w:w="80"/>
+                    <w:right w:type="dxa" w:w="100"/>
+                  </w:tcMar>
+                  <w:vAlign w:val="center"/>
+                </w:tcPr>
+                <w:p>
+                  <w:pPr>
+                    <w:spacing w:after="40" w:line="300"/>
+                  </w:pPr>
+                  <w:r>
+                    <w:rPr>
+                      <w:rFonts w:ascii="SimSun" w:cs="SimSun" w:eastAsia="SimSun" w:hAnsi="SimSun"/>
+                      <w:sz w:val="21"/>
+                      <w:szCs w:val="21"/>
+                    </w:rPr>
+                    <w:t xml:space="preserve">资金占用OREC（行业调整）</w:t>
+                  </w:r>
+                </w:p>
+              </w:tc>
+              <w:tc>
+                <w:tcPr>
+                  <w:tcW w:type="dxa" w:w="1400"/>
+                  <w:tcBorders>
+                    <w:top w:val="single" w:color="000000" w:sz="4"/>
+                    <w:left w:val="single" w:color="000000" w:sz="4"/>
+                    <w:bottom w:val="single" w:color="000000" w:sz="4"/>
+                    <w:right w:val="single" w:color="000000" w:sz="4"/>
+                  </w:tcBorders>
+                  <w:tcMar>
+                    <w:top w:type="dxa" w:w="80"/>
+                    <w:left w:type="dxa" w:w="100"/>
+                    <w:bottom w:type="dxa" w:w="80"/>
+                    <w:right w:type="dxa" w:w="100"/>
+                  </w:tcMar>
+                  <w:vAlign w:val="center"/>
+                </w:tcPr>
+                <w:p>
+                  <w:pPr>
+                    <w:spacing w:after="40" w:line="300"/>
+                  </w:pPr>
+                  <w:r>
+                    <w:rPr>
+                      <w:rFonts w:ascii="SimSun" w:cs="SimSun" w:eastAsia="SimSun" w:hAnsi="SimSun"/>
+                      <w:sz w:val="21"/>
+                      <w:szCs w:val="21"/>
+                    </w:rPr>
+                    <w:t xml:space="preserve">+0.0012</w:t>
+                  </w:r>
+                </w:p>
+              </w:tc>
+              <w:tc>
+                <w:tcPr>
+                  <w:tcW w:type="dxa" w:w="3000"/>
+                  <w:tcBorders>
+                    <w:top w:val="single" w:color="000000" w:sz="4"/>
+                    <w:left w:val="single" w:color="000000" w:sz="4"/>
+                    <w:bottom w:val="single" w:color="000000" w:sz="4"/>
+                    <w:right w:val="single" w:color="000000" w:sz="4"/>
+                  </w:tcBorders>
+                  <w:tcMar>
+                    <w:top w:type="dxa" w:w="80"/>
+                    <w:left w:type="dxa" w:w="100"/>
+                    <w:bottom w:type="dxa" w:w="80"/>
+                    <w:right w:type="dxa" w:w="100"/>
+                  </w:tcMar>
+                  <w:vAlign w:val="center"/>
+                </w:tcPr>
+                <w:p>
+                  <w:pPr>
+                    <w:spacing w:after="40" w:line="300"/>
+                  </w:pPr>
+                  <w:r>
+                    <w:rPr>
+                      <w:rFonts w:ascii="SimSun" w:cs="SimSun" w:eastAsia="SimSun" w:hAnsi="SimSun"/>
+                      <w:sz w:val="21"/>
+                      <w:szCs w:val="21"/>
+                    </w:rPr>
+                    <w:t xml:space="preserve">不显著，资金占用证据较弱</w:t>
+                  </w:r>
+                </w:p>
+              </w:tc>
+            </w:tr>
+            <w:tr>
+              <w:trPr>
+                <w:cantSplit/>
+              </w:trPr>
+              <w:tc>
+                <w:tcPr>
+                  <w:tcW w:type="dxa" w:w="1700"/>
+                  <w:tcBorders>
+                    <w:top w:val="single" w:color="000000" w:sz="4"/>
+                    <w:left w:val="single" w:color="000000" w:sz="4"/>
+                    <w:bottom w:val="single" w:color="000000" w:sz="4"/>
+                    <w:right w:val="single" w:color="000000" w:sz="4"/>
+                  </w:tcBorders>
+                  <w:tcMar>
+                    <w:top w:type="dxa" w:w="80"/>
+                    <w:left w:type="dxa" w:w="100"/>
+                    <w:bottom w:type="dxa" w:w="80"/>
+                    <w:right w:type="dxa" w:w="100"/>
+                  </w:tcMar>
+                  <w:vAlign w:val="center"/>
+                </w:tcPr>
+                <w:p>
+                  <w:pPr>
+                    <w:spacing w:after="40" w:line="300"/>
+                  </w:pPr>
+                  <w:r>
+                    <w:rPr>
+                      <w:rFonts w:ascii="SimSun" w:cs="SimSun" w:eastAsia="SimSun" w:hAnsi="SimSun"/>
+                      <w:sz w:val="21"/>
+                      <w:szCs w:val="21"/>
+                    </w:rPr>
+                    <w:t xml:space="preserve"/>
+                  </w:r>
+                </w:p>
+              </w:tc>
+              <w:tc>
+                <w:tcPr>
+                  <w:tcW w:type="dxa" w:w="2900"/>
+                  <w:tcBorders>
+                    <w:top w:val="single" w:color="000000" w:sz="4"/>
+                    <w:left w:val="single" w:color="000000" w:sz="4"/>
+                    <w:bottom w:val="single" w:color="000000" w:sz="4"/>
+                    <w:right w:val="single" w:color="000000" w:sz="4"/>
+                  </w:tcBorders>
+                  <w:tcMar>
+                    <w:top w:type="dxa" w:w="80"/>
+                    <w:left w:type="dxa" w:w="100"/>
+                    <w:bottom w:type="dxa" w:w="80"/>
+                    <w:right w:type="dxa" w:w="100"/>
+                  </w:tcMar>
+                  <w:vAlign w:val="center"/>
+                </w:tcPr>
+                <w:p>
+                  <w:pPr>
+                    <w:spacing w:after="40" w:line="300"/>
+                  </w:pPr>
+                  <w:r>
+                    <w:rPr>
+                      <w:rFonts w:ascii="SimSun" w:cs="SimSun" w:eastAsia="SimSun" w:hAnsi="SimSun"/>
+                      <w:sz w:val="21"/>
+                      <w:szCs w:val="21"/>
+                    </w:rPr>
+                    <w:t xml:space="preserve">其他应收款/总资产</w:t>
+                  </w:r>
+                </w:p>
+              </w:tc>
+              <w:tc>
+                <w:tcPr>
+                  <w:tcW w:type="dxa" w:w="1400"/>
+                  <w:tcBorders>
+                    <w:top w:val="single" w:color="000000" w:sz="4"/>
+                    <w:left w:val="single" w:color="000000" w:sz="4"/>
+                    <w:bottom w:val="single" w:color="000000" w:sz="4"/>
+                    <w:right w:val="single" w:color="000000" w:sz="4"/>
+                  </w:tcBorders>
+                  <w:tcMar>
+                    <w:top w:type="dxa" w:w="80"/>
+                    <w:left w:type="dxa" w:w="100"/>
+                    <w:bottom w:type="dxa" w:w="80"/>
+                    <w:right w:type="dxa" w:w="100"/>
+                  </w:tcMar>
+                  <w:vAlign w:val="center"/>
+                </w:tcPr>
+                <w:p>
+                  <w:pPr>
+                    <w:spacing w:after="40" w:line="300"/>
+                  </w:pPr>
+                  <w:r>
+                    <w:rPr>
+                      <w:rFonts w:ascii="SimSun" w:cs="SimSun" w:eastAsia="SimSun" w:hAnsi="SimSun"/>
+                      <w:sz w:val="21"/>
+                      <w:szCs w:val="21"/>
+                    </w:rPr>
+                    <w:t xml:space="preserve">+0.0014*</w:t>
+                  </w:r>
+                </w:p>
+              </w:tc>
+              <w:tc>
+                <w:tcPr>
+                  <w:tcW w:type="dxa" w:w="3000"/>
+                  <w:tcBorders>
+                    <w:top w:val="single" w:color="000000" w:sz="4"/>
+                    <w:left w:val="single" w:color="000000" w:sz="4"/>
+                    <w:bottom w:val="single" w:color="000000" w:sz="4"/>
+                    <w:right w:val="single" w:color="000000" w:sz="4"/>
+                  </w:tcBorders>
+                  <w:tcMar>
+                    <w:top w:type="dxa" w:w="80"/>
+                    <w:left w:type="dxa" w:w="100"/>
+                    <w:bottom w:type="dxa" w:w="80"/>
+                    <w:right w:type="dxa" w:w="100"/>
+                  </w:tcMar>
+                  <w:vAlign w:val="center"/>
+                </w:tcPr>
+                <w:p>
+                  <w:pPr>
+                    <w:spacing w:after="40" w:line="300"/>
+                  </w:pPr>
+                  <w:r>
+                    <w:rPr>
+                      <w:rFonts w:ascii="SimSun" w:cs="SimSun" w:eastAsia="SimSun" w:hAnsi="SimSun"/>
+                      <w:sz w:val="21"/>
+                      <w:szCs w:val="21"/>
+                    </w:rPr>
+                    <w:t xml:space="preserve">弱支持</w:t>
+                  </w:r>
+                </w:p>
+              </w:tc>
+            </w:tr>
+            <w:tr>
+              <w:trPr>
+                <w:cantSplit/>
+              </w:trPr>
+              <w:tc>
+                <w:tcPr>
+                  <w:tcW w:type="dxa" w:w="1700"/>
+                  <w:tcBorders>
+                    <w:top w:val="single" w:color="000000" w:sz="4"/>
+                    <w:left w:val="single" w:color="000000" w:sz="4"/>
+                    <w:bottom w:val="single" w:color="000000" w:sz="4"/>
+                    <w:right w:val="single" w:color="000000" w:sz="4"/>
+                  </w:tcBorders>
+                  <w:tcMar>
+                    <w:top w:type="dxa" w:w="80"/>
+                    <w:left w:type="dxa" w:w="100"/>
+                    <w:bottom w:type="dxa" w:w="80"/>
+                    <w:right w:type="dxa" w:w="100"/>
+                  </w:tcMar>
+                  <w:vAlign w:val="center"/>
+                </w:tcPr>
+                <w:p>
+                  <w:pPr>
+                    <w:spacing w:after="40" w:line="300"/>
+                  </w:pPr>
+                  <w:r>
+                    <w:rPr>
+                      <w:rFonts w:ascii="SimSun" w:cs="SimSun" w:eastAsia="SimSun" w:hAnsi="SimSun"/>
+                      <w:sz w:val="21"/>
+                      <w:szCs w:val="21"/>
+                    </w:rPr>
+                    <w:t xml:space="preserve"/>
+                  </w:r>
+                </w:p>
+              </w:tc>
+              <w:tc>
+                <w:tcPr>
+                  <w:tcW w:type="dxa" w:w="2900"/>
+                  <w:tcBorders>
+                    <w:top w:val="single" w:color="000000" w:sz="4"/>
+                    <w:left w:val="single" w:color="000000" w:sz="4"/>
+                    <w:bottom w:val="single" w:color="000000" w:sz="4"/>
+                    <w:right w:val="single" w:color="000000" w:sz="4"/>
+                  </w:tcBorders>
+                  <w:tcMar>
+                    <w:top w:type="dxa" w:w="80"/>
+                    <w:left w:type="dxa" w:w="100"/>
+                    <w:bottom w:type="dxa" w:w="80"/>
+                    <w:right w:type="dxa" w:w="100"/>
+                  </w:tcMar>
+                  <w:vAlign w:val="center"/>
+                </w:tcPr>
+                <w:p>
+                  <w:pPr>
+                    <w:spacing w:after="40" w:line="300"/>
+                  </w:pPr>
+                  <w:r>
+                    <w:rPr>
+                      <w:rFonts w:ascii="SimSun" w:cs="SimSun" w:eastAsia="SimSun" w:hAnsi="SimSun"/>
+                      <w:sz w:val="21"/>
+                      <w:szCs w:val="21"/>
+                    </w:rPr>
+                    <w:t xml:space="preserve">现金边际价值ΔC/M×Pledge，民营企业</w:t>
+                  </w:r>
+                </w:p>
+              </w:tc>
+              <w:tc>
+                <w:tcPr>
+                  <w:tcW w:type="dxa" w:w="1400"/>
+                  <w:tcBorders>
+                    <w:top w:val="single" w:color="000000" w:sz="4"/>
+                    <w:left w:val="single" w:color="000000" w:sz="4"/>
+                    <w:bottom w:val="single" w:color="000000" w:sz="4"/>
+                    <w:right w:val="single" w:color="000000" w:sz="4"/>
+                  </w:tcBorders>
+                  <w:tcMar>
+                    <w:top w:type="dxa" w:w="80"/>
+                    <w:left w:type="dxa" w:w="100"/>
+                    <w:bottom w:type="dxa" w:w="80"/>
+                    <w:right w:type="dxa" w:w="100"/>
+                  </w:tcMar>
+                  <w:vAlign w:val="center"/>
+                </w:tcPr>
+                <w:p>
+                  <w:pPr>
+                    <w:spacing w:after="40" w:line="300"/>
+                  </w:pPr>
+                  <w:r>
+                    <w:rPr>
+                      <w:rFonts w:ascii="SimSun" w:cs="SimSun" w:eastAsia="SimSun" w:hAnsi="SimSun"/>
+                      <w:sz w:val="21"/>
+                      <w:szCs w:val="21"/>
+                    </w:rPr>
+                    <w:t xml:space="preserve">-0.225**</w:t>
+                  </w:r>
+                </w:p>
+              </w:tc>
+              <w:tc>
+                <w:tcPr>
+                  <w:tcW w:type="dxa" w:w="3000"/>
+                  <w:tcBorders>
+                    <w:top w:val="single" w:color="000000" w:sz="4"/>
+                    <w:left w:val="single" w:color="000000" w:sz="4"/>
+                    <w:bottom w:val="single" w:color="000000" w:sz="4"/>
+                    <w:right w:val="single" w:color="000000" w:sz="4"/>
+                  </w:tcBorders>
+                  <w:tcMar>
+                    <w:top w:type="dxa" w:w="80"/>
+                    <w:left w:type="dxa" w:w="100"/>
+                    <w:bottom w:type="dxa" w:w="80"/>
+                    <w:right w:type="dxa" w:w="100"/>
+                  </w:tcMar>
+                  <w:vAlign w:val="center"/>
+                </w:tcPr>
+                <w:p>
+                  <w:pPr>
+                    <w:spacing w:after="40" w:line="300"/>
+                  </w:pPr>
+                  <w:r>
+                    <w:rPr>
+                      <w:rFonts w:ascii="SimSun" w:cs="SimSun" w:eastAsia="SimSun" w:hAnsi="SimSun"/>
+                      <w:sz w:val="21"/>
+                      <w:szCs w:val="21"/>
+                    </w:rPr>
+                    <w:t xml:space="preserve">民营高质押公司的现金被市场折价</w:t>
+                  </w:r>
+                </w:p>
+              </w:tc>
+            </w:tr>
+            <w:tr>
+              <w:trPr>
+                <w:cantSplit/>
+              </w:trPr>
+              <w:tc>
+                <w:tcPr>
+                  <w:tcW w:type="dxa" w:w="1700"/>
+                  <w:tcBorders>
+                    <w:top w:val="single" w:color="000000" w:sz="4"/>
+                    <w:left w:val="single" w:color="000000" w:sz="4"/>
+                    <w:bottom w:val="single" w:color="000000" w:sz="4"/>
+                    <w:right w:val="single" w:color="000000" w:sz="4"/>
+                  </w:tcBorders>
+                  <w:tcMar>
+                    <w:top w:type="dxa" w:w="80"/>
+                    <w:left w:type="dxa" w:w="100"/>
+                    <w:bottom w:type="dxa" w:w="80"/>
+                    <w:right w:type="dxa" w:w="100"/>
+                  </w:tcMar>
+                  <w:vAlign w:val="center"/>
+                </w:tcPr>
+                <w:p>
+                  <w:pPr>
+                    <w:spacing w:after="40" w:line="300"/>
+                  </w:pPr>
+                  <w:r>
+                    <w:rPr>
+                      <w:rFonts w:ascii="SimSun" w:cs="SimSun" w:eastAsia="SimSun" w:hAnsi="SimSun"/>
+                      <w:sz w:val="21"/>
+                      <w:szCs w:val="21"/>
+                    </w:rPr>
+                    <w:t xml:space="preserve"/>
+                  </w:r>
+                </w:p>
+              </w:tc>
+              <w:tc>
+                <w:tcPr>
+                  <w:tcW w:type="dxa" w:w="2900"/>
+                  <w:tcBorders>
+                    <w:top w:val="single" w:color="000000" w:sz="4"/>
+                    <w:left w:val="single" w:color="000000" w:sz="4"/>
+                    <w:bottom w:val="single" w:color="000000" w:sz="4"/>
+                    <w:right w:val="single" w:color="000000" w:sz="4"/>
+                  </w:tcBorders>
+                  <w:tcMar>
+                    <w:top w:type="dxa" w:w="80"/>
+                    <w:left w:type="dxa" w:w="100"/>
+                    <w:bottom w:type="dxa" w:w="80"/>
+                    <w:right w:type="dxa" w:w="100"/>
+                  </w:tcMar>
+                  <w:vAlign w:val="center"/>
+                </w:tcPr>
+                <w:p>
+                  <w:pPr>
+                    <w:spacing w:after="40" w:line="300"/>
+                  </w:pPr>
+                  <w:r>
+                    <w:rPr>
+                      <w:rFonts w:ascii="SimSun" w:cs="SimSun" w:eastAsia="SimSun" w:hAnsi="SimSun"/>
+                      <w:sz w:val="21"/>
+                      <w:szCs w:val="21"/>
+                    </w:rPr>
+                    <w:t xml:space="preserve">现金边际价值ΔC/M×Pledge，全样本</w:t>
+                  </w:r>
+                </w:p>
+              </w:tc>
+              <w:tc>
+                <w:tcPr>
+                  <w:tcW w:type="dxa" w:w="1400"/>
+                  <w:tcBorders>
+                    <w:top w:val="single" w:color="000000" w:sz="4"/>
+                    <w:left w:val="single" w:color="000000" w:sz="4"/>
+                    <w:bottom w:val="single" w:color="000000" w:sz="4"/>
+                    <w:right w:val="single" w:color="000000" w:sz="4"/>
+                  </w:tcBorders>
+                  <w:tcMar>
+                    <w:top w:type="dxa" w:w="80"/>
+                    <w:left w:type="dxa" w:w="100"/>
+                    <w:bottom w:type="dxa" w:w="80"/>
+                    <w:right w:type="dxa" w:w="100"/>
+                  </w:tcMar>
+                  <w:vAlign w:val="center"/>
+                </w:tcPr>
+                <w:p>
+                  <w:pPr>
+                    <w:spacing w:after="40" w:line="300"/>
+                  </w:pPr>
+                  <w:r>
+                    <w:rPr>
+                      <w:rFonts w:ascii="SimSun" w:cs="SimSun" w:eastAsia="SimSun" w:hAnsi="SimSun"/>
+                      <w:sz w:val="21"/>
+                      <w:szCs w:val="21"/>
+                    </w:rPr>
+                    <w:t xml:space="preserve">-0.059</w:t>
+                  </w:r>
+                </w:p>
+              </w:tc>
+              <w:tc>
+                <w:tcPr>
+                  <w:tcW w:type="dxa" w:w="3000"/>
+                  <w:tcBorders>
+                    <w:top w:val="single" w:color="000000" w:sz="4"/>
+                    <w:left w:val="single" w:color="000000" w:sz="4"/>
+                    <w:bottom w:val="single" w:color="000000" w:sz="4"/>
+                    <w:right w:val="single" w:color="000000" w:sz="4"/>
+                  </w:tcBorders>
+                  <w:tcMar>
+                    <w:top w:type="dxa" w:w="80"/>
+                    <w:left w:type="dxa" w:w="100"/>
+                    <w:bottom w:type="dxa" w:w="80"/>
+                    <w:right w:type="dxa" w:w="100"/>
+                  </w:tcMar>
+                  <w:vAlign w:val="center"/>
+                </w:tcPr>
+                <w:p>
+                  <w:pPr>
+                    <w:spacing w:after="40" w:line="300"/>
+                  </w:pPr>
+                  <w:r>
+                    <w:rPr>
+                      <w:rFonts w:ascii="SimSun" w:cs="SimSun" w:eastAsia="SimSun" w:hAnsi="SimSun"/>
+                      <w:sz w:val="21"/>
+                      <w:szCs w:val="21"/>
+                    </w:rPr>
+                    <w:t xml:space="preserve">不显著</w:t>
+                  </w:r>
+                </w:p>
+              </w:tc>
+            </w:tr>
+            <w:tr>
+              <w:trPr>
+                <w:cantSplit/>
+              </w:trPr>
+              <w:tc>
+                <w:tcPr>
+                  <w:tcW w:type="dxa" w:w="1700"/>
+                  <w:tcBorders>
+                    <w:top w:val="single" w:color="000000" w:sz="4"/>
+                    <w:left w:val="single" w:color="000000" w:sz="4"/>
+                    <w:bottom w:val="single" w:color="000000" w:sz="4"/>
+                    <w:right w:val="single" w:color="000000" w:sz="4"/>
+                  </w:tcBorders>
+                  <w:tcMar>
+                    <w:top w:type="dxa" w:w="80"/>
+                    <w:left w:type="dxa" w:w="100"/>
+                    <w:bottom w:type="dxa" w:w="80"/>
+                    <w:right w:type="dxa" w:w="100"/>
+                  </w:tcMar>
+                  <w:vAlign w:val="center"/>
+                </w:tcPr>
+                <w:p>
+                  <w:pPr>
+                    <w:spacing w:after="40" w:line="300"/>
+                  </w:pPr>
+                  <w:r>
+                    <w:rPr>
+                      <w:rFonts w:ascii="SimSun" w:cs="SimSun" w:eastAsia="SimSun" w:hAnsi="SimSun"/>
+                      <w:sz w:val="21"/>
+                      <w:szCs w:val="21"/>
+                    </w:rPr>
+                    <w:t xml:space="preserve">异质性分析</w:t>
+                  </w:r>
+                </w:p>
+              </w:tc>
+              <w:tc>
+                <w:tcPr>
+                  <w:tcW w:type="dxa" w:w="2900"/>
+                  <w:tcBorders>
+                    <w:top w:val="single" w:color="000000" w:sz="4"/>
+                    <w:left w:val="single" w:color="000000" w:sz="4"/>
+                    <w:bottom w:val="single" w:color="000000" w:sz="4"/>
+                    <w:right w:val="single" w:color="000000" w:sz="4"/>
+                  </w:tcBorders>
+                  <w:tcMar>
+                    <w:top w:type="dxa" w:w="80"/>
+                    <w:left w:type="dxa" w:w="100"/>
+                    <w:bottom w:type="dxa" w:w="80"/>
+                    <w:right w:type="dxa" w:w="100"/>
+                  </w:tcMar>
+                  <w:vAlign w:val="center"/>
+                </w:tcPr>
+                <w:p>
+                  <w:pPr>
+                    <w:spacing w:after="40" w:line="300"/>
+                  </w:pPr>
+                  <w:r>
+                    <w:rPr>
+                      <w:rFonts w:ascii="SimSun" w:cs="SimSun" w:eastAsia="SimSun" w:hAnsi="SimSun"/>
+                      <w:sz w:val="21"/>
+                      <w:szCs w:val="21"/>
+                    </w:rPr>
+                    <w:t xml:space="preserve">H3：Pledge×HighFC（滞后一期）</w:t>
+                  </w:r>
+                </w:p>
+              </w:tc>
+              <w:tc>
+                <w:tcPr>
+                  <w:tcW w:type="dxa" w:w="1400"/>
+                  <w:tcBorders>
+                    <w:top w:val="single" w:color="000000" w:sz="4"/>
+                    <w:left w:val="single" w:color="000000" w:sz="4"/>
+                    <w:bottom w:val="single" w:color="000000" w:sz="4"/>
+                    <w:right w:val="single" w:color="000000" w:sz="4"/>
+                  </w:tcBorders>
+                  <w:tcMar>
+                    <w:top w:type="dxa" w:w="80"/>
+                    <w:left w:type="dxa" w:w="100"/>
+                    <w:bottom w:type="dxa" w:w="80"/>
+                    <w:right w:type="dxa" w:w="100"/>
+                  </w:tcMar>
+                  <w:vAlign w:val="center"/>
+                </w:tcPr>
+                <w:p>
+                  <w:pPr>
+                    <w:spacing w:after="40" w:line="300"/>
+                  </w:pPr>
+                  <w:r>
+                    <w:rPr>
+                      <w:rFonts w:ascii="SimSun" w:cs="SimSun" w:eastAsia="SimSun" w:hAnsi="SimSun"/>
+                      <w:sz w:val="21"/>
+                      <w:szCs w:val="21"/>
+                    </w:rPr>
+                    <w:t xml:space="preserve">-0.0331***</w:t>
+                  </w:r>
+                </w:p>
+              </w:tc>
+              <w:tc>
+                <w:tcPr>
+                  <w:tcW w:type="dxa" w:w="3000"/>
+                  <w:tcBorders>
+                    <w:top w:val="single" w:color="000000" w:sz="4"/>
+                    <w:left w:val="single" w:color="000000" w:sz="4"/>
+                    <w:bottom w:val="single" w:color="000000" w:sz="4"/>
+                    <w:right w:val="single" w:color="000000" w:sz="4"/>
+                  </w:tcBorders>
+                  <w:tcMar>
+                    <w:top w:type="dxa" w:w="80"/>
+                    <w:left w:type="dxa" w:w="100"/>
+                    <w:bottom w:type="dxa" w:w="80"/>
+                    <w:right w:type="dxa" w:w="100"/>
+                  </w:tcMar>
+                  <w:vAlign w:val="center"/>
+                </w:tcPr>
+                <w:p>
+                  <w:pPr>
+                    <w:spacing w:after="40" w:line="300"/>
+                  </w:pPr>
+                  <w:r>
+                    <w:rPr>
+                      <w:rFonts w:ascii="SimSun" w:cs="SimSun" w:eastAsia="SimSun" w:hAnsi="SimSun"/>
+                      <w:sz w:val="21"/>
+                      <w:szCs w:val="21"/>
+                    </w:rPr>
+                    <w:t xml:space="preserve">融资约束强的公司负向关系更明显；SA指数主要由上市年限决定，需与上市初期效应结合解读</w:t>
+                  </w:r>
+                </w:p>
+              </w:tc>
+            </w:tr>
+            <w:tr>
+              <w:trPr>
+                <w:cantSplit/>
+              </w:trPr>
+              <w:tc>
+                <w:tcPr>
+                  <w:tcW w:type="dxa" w:w="1700"/>
+                  <w:tcBorders>
+                    <w:top w:val="single" w:color="000000" w:sz="4"/>
+                    <w:left w:val="single" w:color="000000" w:sz="4"/>
+                    <w:bottom w:val="single" w:color="000000" w:sz="4"/>
+                    <w:right w:val="single" w:color="000000" w:sz="4"/>
+                  </w:tcBorders>
+                  <w:tcMar>
+                    <w:top w:type="dxa" w:w="80"/>
+                    <w:left w:type="dxa" w:w="100"/>
+                    <w:bottom w:type="dxa" w:w="80"/>
+                    <w:right w:type="dxa" w:w="100"/>
+                  </w:tcMar>
+                  <w:vAlign w:val="center"/>
+                </w:tcPr>
+                <w:p>
+                  <w:pPr>
+                    <w:spacing w:after="40" w:line="300"/>
+                  </w:pPr>
+                  <w:r>
+                    <w:rPr>
+                      <w:rFonts w:ascii="SimSun" w:cs="SimSun" w:eastAsia="SimSun" w:hAnsi="SimSun"/>
+                      <w:sz w:val="21"/>
+                      <w:szCs w:val="21"/>
+                    </w:rPr>
+                    <w:t xml:space="preserve"/>
+                  </w:r>
+                </w:p>
+              </w:tc>
+              <w:tc>
+                <w:tcPr>
+                  <w:tcW w:type="dxa" w:w="2900"/>
+                  <w:tcBorders>
+                    <w:top w:val="single" w:color="000000" w:sz="4"/>
+                    <w:left w:val="single" w:color="000000" w:sz="4"/>
+                    <w:bottom w:val="single" w:color="000000" w:sz="4"/>
+                    <w:right w:val="single" w:color="000000" w:sz="4"/>
+                  </w:tcBorders>
+                  <w:tcMar>
+                    <w:top w:type="dxa" w:w="80"/>
+                    <w:left w:type="dxa" w:w="100"/>
+                    <w:bottom w:type="dxa" w:w="80"/>
+                    <w:right w:type="dxa" w:w="100"/>
+                  </w:tcMar>
+                  <w:vAlign w:val="center"/>
+                </w:tcPr>
+                <w:p>
+                  <w:pPr>
+                    <w:spacing w:after="40" w:line="300"/>
+                  </w:pPr>
+                  <w:r>
+                    <w:rPr>
+                      <w:rFonts w:ascii="SimSun" w:cs="SimSun" w:eastAsia="SimSun" w:hAnsi="SimSun"/>
+                      <w:sz w:val="21"/>
+                      <w:szCs w:val="21"/>
+                    </w:rPr>
+                    <w:t xml:space="preserve">H4：Pledge×SOE</w:t>
+                  </w:r>
+                </w:p>
+              </w:tc>
+              <w:tc>
+                <w:tcPr>
+                  <w:tcW w:type="dxa" w:w="1400"/>
+                  <w:tcBorders>
+                    <w:top w:val="single" w:color="000000" w:sz="4"/>
+                    <w:left w:val="single" w:color="000000" w:sz="4"/>
+                    <w:bottom w:val="single" w:color="000000" w:sz="4"/>
+                    <w:right w:val="single" w:color="000000" w:sz="4"/>
+                  </w:tcBorders>
+                  <w:tcMar>
+                    <w:top w:type="dxa" w:w="80"/>
+                    <w:left w:type="dxa" w:w="100"/>
+                    <w:bottom w:type="dxa" w:w="80"/>
+                    <w:right w:type="dxa" w:w="100"/>
+                  </w:tcMar>
+                  <w:vAlign w:val="center"/>
+                </w:tcPr>
+                <w:p>
+                  <w:pPr>
+                    <w:spacing w:after="40" w:line="300"/>
+                  </w:pPr>
+                  <w:r>
+                    <w:rPr>
+                      <w:rFonts w:ascii="SimSun" w:cs="SimSun" w:eastAsia="SimSun" w:hAnsi="SimSun"/>
+                      <w:sz w:val="21"/>
+                      <w:szCs w:val="21"/>
+                    </w:rPr>
+                    <w:t xml:space="preserve">+0.0054</w:t>
+                  </w:r>
+                </w:p>
+              </w:tc>
+              <w:tc>
+                <w:tcPr>
+                  <w:tcW w:type="dxa" w:w="3000"/>
+                  <w:tcBorders>
+                    <w:top w:val="single" w:color="000000" w:sz="4"/>
+                    <w:left w:val="single" w:color="000000" w:sz="4"/>
+                    <w:bottom w:val="single" w:color="000000" w:sz="4"/>
+                    <w:right w:val="single" w:color="000000" w:sz="4"/>
+                  </w:tcBorders>
+                  <w:tcMar>
+                    <w:top w:type="dxa" w:w="80"/>
+                    <w:left w:type="dxa" w:w="100"/>
+                    <w:bottom w:type="dxa" w:w="80"/>
+                    <w:right w:type="dxa" w:w="100"/>
+                  </w:tcMar>
+                  <w:vAlign w:val="center"/>
+                </w:tcPr>
+                <w:p>
+                  <w:pPr>
+                    <w:spacing w:after="40" w:line="300"/>
+                  </w:pPr>
+                  <w:r>
+                    <w:rPr>
+                      <w:rFonts w:ascii="SimSun" w:cs="SimSun" w:eastAsia="SimSun" w:hAnsi="SimSun"/>
+                      <w:sz w:val="21"/>
+                      <w:szCs w:val="21"/>
+                    </w:rPr>
+                    <w:t xml:space="preserve">不显著</w:t>
+                  </w:r>
+                </w:p>
+              </w:tc>
+            </w:tr>
+            <w:tr>
+              <w:trPr>
+                <w:cantSplit/>
+              </w:trPr>
+              <w:tc>
+                <w:tcPr>
+                  <w:tcW w:type="dxa" w:w="1700"/>
+                  <w:tcBorders>
+                    <w:top w:val="single" w:color="000000" w:sz="4"/>
+                    <w:left w:val="single" w:color="000000" w:sz="4"/>
+                    <w:bottom w:val="single" w:color="000000" w:sz="4"/>
+                    <w:right w:val="single" w:color="000000" w:sz="4"/>
+                  </w:tcBorders>
+                  <w:tcMar>
+                    <w:top w:type="dxa" w:w="80"/>
+                    <w:left w:type="dxa" w:w="100"/>
+                    <w:bottom w:type="dxa" w:w="80"/>
+                    <w:right w:type="dxa" w:w="100"/>
+                  </w:tcMar>
+                  <w:vAlign w:val="center"/>
+                </w:tcPr>
+                <w:p>
+                  <w:pPr>
+                    <w:spacing w:after="40" w:line="300"/>
+                  </w:pPr>
+                  <w:r>
+                    <w:rPr>
+                      <w:rFonts w:ascii="SimSun" w:cs="SimSun" w:eastAsia="SimSun" w:hAnsi="SimSun"/>
+                      <w:sz w:val="21"/>
+                      <w:szCs w:val="21"/>
+                    </w:rPr>
+                    <w:t xml:space="preserve"/>
+                  </w:r>
+                </w:p>
+              </w:tc>
+              <w:tc>
+                <w:tcPr>
+                  <w:tcW w:type="dxa" w:w="2900"/>
+                  <w:tcBorders>
+                    <w:top w:val="single" w:color="000000" w:sz="4"/>
+                    <w:left w:val="single" w:color="000000" w:sz="4"/>
+                    <w:bottom w:val="single" w:color="000000" w:sz="4"/>
+                    <w:right w:val="single" w:color="000000" w:sz="4"/>
+                  </w:tcBorders>
+                  <w:tcMar>
+                    <w:top w:type="dxa" w:w="80"/>
+                    <w:left w:type="dxa" w:w="100"/>
+                    <w:bottom w:type="dxa" w:w="80"/>
+                    <w:right w:type="dxa" w:w="100"/>
+                  </w:tcMar>
+                  <w:vAlign w:val="center"/>
+                </w:tcPr>
+                <w:p>
+                  <w:pPr>
+                    <w:spacing w:after="40" w:line="300"/>
+                  </w:pPr>
+                  <w:r>
+                    <w:rPr>
+                      <w:rFonts w:ascii="SimSun" w:cs="SimSun" w:eastAsia="SimSun" w:hAnsi="SimSun"/>
+                      <w:sz w:val="21"/>
+                      <w:szCs w:val="21"/>
+                    </w:rPr>
+                    <w:t xml:space="preserve">分时期：2007—2015年</w:t>
+                  </w:r>
+                </w:p>
+              </w:tc>
+              <w:tc>
+                <w:tcPr>
+                  <w:tcW w:type="dxa" w:w="1400"/>
+                  <w:tcBorders>
+                    <w:top w:val="single" w:color="000000" w:sz="4"/>
+                    <w:left w:val="single" w:color="000000" w:sz="4"/>
+                    <w:bottom w:val="single" w:color="000000" w:sz="4"/>
+                    <w:right w:val="single" w:color="000000" w:sz="4"/>
+                  </w:tcBorders>
+                  <w:tcMar>
+                    <w:top w:type="dxa" w:w="80"/>
+                    <w:left w:type="dxa" w:w="100"/>
+                    <w:bottom w:type="dxa" w:w="80"/>
+                    <w:right w:type="dxa" w:w="100"/>
+                  </w:tcMar>
+                  <w:vAlign w:val="center"/>
+                </w:tcPr>
+                <w:p>
+                  <w:pPr>
+                    <w:spacing w:after="40" w:line="300"/>
+                  </w:pPr>
+                  <w:r>
+                    <w:rPr>
+                      <w:rFonts w:ascii="SimSun" w:cs="SimSun" w:eastAsia="SimSun" w:hAnsi="SimSun"/>
+                      <w:sz w:val="21"/>
+                      <w:szCs w:val="21"/>
+                    </w:rPr>
+                    <w:t xml:space="preserve">+0.0036</w:t>
+                  </w:r>
+                </w:p>
+              </w:tc>
+              <w:tc>
+                <w:tcPr>
+                  <w:tcW w:type="dxa" w:w="3000"/>
+                  <w:tcBorders>
+                    <w:top w:val="single" w:color="000000" w:sz="4"/>
+                    <w:left w:val="single" w:color="000000" w:sz="4"/>
+                    <w:bottom w:val="single" w:color="000000" w:sz="4"/>
+                    <w:right w:val="single" w:color="000000" w:sz="4"/>
+                  </w:tcBorders>
+                  <w:tcMar>
+                    <w:top w:type="dxa" w:w="80"/>
+                    <w:left w:type="dxa" w:w="100"/>
+                    <w:bottom w:type="dxa" w:w="80"/>
+                    <w:right w:type="dxa" w:w="100"/>
+                  </w:tcMar>
+                  <w:vAlign w:val="center"/>
+                </w:tcPr>
+                <w:p>
+                  <w:pPr>
+                    <w:spacing w:after="40" w:line="300"/>
+                  </w:pPr>
+                  <w:r>
+                    <w:rPr>
+                      <w:rFonts w:ascii="SimSun" w:cs="SimSun" w:eastAsia="SimSun" w:hAnsi="SimSun"/>
+                      <w:sz w:val="21"/>
+                      <w:szCs w:val="21"/>
+                    </w:rPr>
+                    <w:t xml:space="preserve">不显著</w:t>
+                  </w:r>
+                </w:p>
+              </w:tc>
+            </w:tr>
+            <w:tr>
+              <w:trPr>
+                <w:cantSplit/>
+              </w:trPr>
+              <w:tc>
+                <w:tcPr>
+                  <w:tcW w:type="dxa" w:w="1700"/>
+                  <w:tcBorders>
+                    <w:top w:val="single" w:color="000000" w:sz="4"/>
+                    <w:left w:val="single" w:color="000000" w:sz="4"/>
+                    <w:bottom w:val="single" w:color="000000" w:sz="4"/>
+                    <w:right w:val="single" w:color="000000" w:sz="4"/>
+                  </w:tcBorders>
+                  <w:tcMar>
+                    <w:top w:type="dxa" w:w="80"/>
+                    <w:left w:type="dxa" w:w="100"/>
+                    <w:bottom w:type="dxa" w:w="80"/>
+                    <w:right w:type="dxa" w:w="100"/>
+                  </w:tcMar>
+                  <w:vAlign w:val="center"/>
+                </w:tcPr>
+                <w:p>
+                  <w:pPr>
+                    <w:spacing w:after="40" w:line="300"/>
+                  </w:pPr>
+                  <w:r>
+                    <w:rPr>
+                      <w:rFonts w:ascii="SimSun" w:cs="SimSun" w:eastAsia="SimSun" w:hAnsi="SimSun"/>
+                      <w:sz w:val="21"/>
+                      <w:szCs w:val="21"/>
+                    </w:rPr>
+                    <w:t xml:space="preserve"/>
+                  </w:r>
+                </w:p>
+              </w:tc>
+              <w:tc>
+                <w:tcPr>
+                  <w:tcW w:type="dxa" w:w="2900"/>
+                  <w:tcBorders>
+                    <w:top w:val="single" w:color="000000" w:sz="4"/>
+                    <w:left w:val="single" w:color="000000" w:sz="4"/>
+                    <w:bottom w:val="single" w:color="000000" w:sz="4"/>
+                    <w:right w:val="single" w:color="000000" w:sz="4"/>
+                  </w:tcBorders>
+                  <w:tcMar>
+                    <w:top w:type="dxa" w:w="80"/>
+                    <w:left w:type="dxa" w:w="100"/>
+                    <w:bottom w:type="dxa" w:w="80"/>
+                    <w:right w:type="dxa" w:w="100"/>
+                  </w:tcMar>
+                  <w:vAlign w:val="center"/>
+                </w:tcPr>
+                <w:p>
+                  <w:pPr>
+                    <w:spacing w:after="40" w:line="300"/>
+                  </w:pPr>
+                  <w:r>
+                    <w:rPr>
+                      <w:rFonts w:ascii="SimSun" w:cs="SimSun" w:eastAsia="SimSun" w:hAnsi="SimSun"/>
+                      <w:sz w:val="21"/>
+                      <w:szCs w:val="21"/>
+                    </w:rPr>
+                    <w:t xml:space="preserve">分时期：2016—2025年</w:t>
+                  </w:r>
+                </w:p>
+              </w:tc>
+              <w:tc>
+                <w:tcPr>
+                  <w:tcW w:type="dxa" w:w="1400"/>
+                  <w:tcBorders>
+                    <w:top w:val="single" w:color="000000" w:sz="4"/>
+                    <w:left w:val="single" w:color="000000" w:sz="4"/>
+                    <w:bottom w:val="single" w:color="000000" w:sz="4"/>
+                    <w:right w:val="single" w:color="000000" w:sz="4"/>
+                  </w:tcBorders>
+                  <w:tcMar>
+                    <w:top w:type="dxa" w:w="80"/>
+                    <w:left w:type="dxa" w:w="100"/>
+                    <w:bottom w:type="dxa" w:w="80"/>
+                    <w:right w:type="dxa" w:w="100"/>
+                  </w:tcMar>
+                  <w:vAlign w:val="center"/>
+                </w:tcPr>
+                <w:p>
+                  <w:pPr>
+                    <w:spacing w:after="40" w:line="300"/>
+                  </w:pPr>
+                  <w:r>
+                    <w:rPr>
+                      <w:rFonts w:ascii="SimSun" w:cs="SimSun" w:eastAsia="SimSun" w:hAnsi="SimSun"/>
+                      <w:sz w:val="21"/>
+                      <w:szCs w:val="21"/>
+                    </w:rPr>
+                    <w:t xml:space="preserve">-0.0123*</w:t>
+                  </w:r>
+                </w:p>
+              </w:tc>
+              <w:tc>
+                <w:tcPr>
+                  <w:tcW w:type="dxa" w:w="3000"/>
+                  <w:tcBorders>
+                    <w:top w:val="single" w:color="000000" w:sz="4"/>
+                    <w:left w:val="single" w:color="000000" w:sz="4"/>
+                    <w:bottom w:val="single" w:color="000000" w:sz="4"/>
+                    <w:right w:val="single" w:color="000000" w:sz="4"/>
+                  </w:tcBorders>
+                  <w:tcMar>
+                    <w:top w:type="dxa" w:w="80"/>
+                    <w:left w:type="dxa" w:w="100"/>
+                    <w:bottom w:type="dxa" w:w="80"/>
+                    <w:right w:type="dxa" w:w="100"/>
+                  </w:tcMar>
+                  <w:vAlign w:val="center"/>
+                </w:tcPr>
+                <w:p>
+                  <w:pPr>
+                    <w:spacing w:after="40" w:line="300"/>
+                  </w:pPr>
+                  <w:r>
+                    <w:rPr>
+                      <w:rFonts w:ascii="SimSun" w:cs="SimSun" w:eastAsia="SimSun" w:hAnsi="SimSun"/>
+                      <w:sz w:val="21"/>
+                      <w:szCs w:val="21"/>
+                    </w:rPr>
+                    <w:t xml:space="preserve">风险暴露期负向关系更明显</w:t>
+                  </w:r>
+                </w:p>
+              </w:tc>
+            </w:tr>
+            <w:tr>
+              <w:trPr>
+                <w:cantSplit/>
+              </w:trPr>
+              <w:tc>
+                <w:tcPr>
+                  <w:tcW w:type="dxa" w:w="1700"/>
+                  <w:tcBorders>
+                    <w:top w:val="single" w:color="000000" w:sz="4"/>
+                    <w:left w:val="single" w:color="000000" w:sz="4"/>
+                    <w:bottom w:val="single" w:color="000000" w:sz="4"/>
+                    <w:right w:val="single" w:color="000000" w:sz="4"/>
+                  </w:tcBorders>
+                  <w:tcMar>
+                    <w:top w:type="dxa" w:w="80"/>
+                    <w:left w:type="dxa" w:w="100"/>
+                    <w:bottom w:type="dxa" w:w="80"/>
+                    <w:right w:type="dxa" w:w="100"/>
+                  </w:tcMar>
+                  <w:vAlign w:val="center"/>
+                </w:tcPr>
+                <w:p>
+                  <w:pPr>
+                    <w:spacing w:after="40" w:line="300"/>
+                  </w:pPr>
+                  <w:r>
+                    <w:rPr>
+                      <w:rFonts w:ascii="SimSun" w:cs="SimSun" w:eastAsia="SimSun" w:hAnsi="SimSun"/>
+                      <w:sz w:val="21"/>
+                      <w:szCs w:val="21"/>
+                    </w:rPr>
+                    <w:t xml:space="preserve">稳健性检验</w:t>
+                  </w:r>
+                </w:p>
+              </w:tc>
+              <w:tc>
+                <w:tcPr>
+                  <w:tcW w:type="dxa" w:w="2900"/>
+                  <w:tcBorders>
+                    <w:top w:val="single" w:color="000000" w:sz="4"/>
+                    <w:left w:val="single" w:color="000000" w:sz="4"/>
+                    <w:bottom w:val="single" w:color="000000" w:sz="4"/>
+                    <w:right w:val="single" w:color="000000" w:sz="4"/>
+                  </w:tcBorders>
+                  <w:tcMar>
+                    <w:top w:type="dxa" w:w="80"/>
+                    <w:left w:type="dxa" w:w="100"/>
+                    <w:bottom w:type="dxa" w:w="80"/>
+                    <w:right w:type="dxa" w:w="100"/>
+                  </w:tcMar>
+                  <w:vAlign w:val="center"/>
+                </w:tcPr>
+                <w:p>
+                  <w:pPr>
+                    <w:spacing w:after="40" w:line="300"/>
+                  </w:pPr>
+                  <w:r>
+                    <w:rPr>
+                      <w:rFonts w:ascii="SimSun" w:cs="SimSun" w:eastAsia="SimSun" w:hAnsi="SimSun"/>
+                      <w:sz w:val="21"/>
+                      <w:szCs w:val="21"/>
+                    </w:rPr>
+                    <w:t xml:space="preserve">替换质押度量（是否质押、滞后一期、明细表口径、占总股本、控股股东口径）</w:t>
+                  </w:r>
+                </w:p>
+              </w:tc>
+              <w:tc>
+                <w:tcPr>
+                  <w:tcW w:type="dxa" w:w="1400"/>
+                  <w:tcBorders>
+                    <w:top w:val="single" w:color="000000" w:sz="4"/>
+                    <w:left w:val="single" w:color="000000" w:sz="4"/>
+                    <w:bottom w:val="single" w:color="000000" w:sz="4"/>
+                    <w:right w:val="single" w:color="000000" w:sz="4"/>
+                  </w:tcBorders>
+                  <w:tcMar>
+                    <w:top w:type="dxa" w:w="80"/>
+                    <w:left w:type="dxa" w:w="100"/>
+                    <w:bottom w:type="dxa" w:w="80"/>
+                    <w:right w:type="dxa" w:w="100"/>
+                  </w:tcMar>
+                  <w:vAlign w:val="center"/>
+                </w:tcPr>
+                <w:p>
+                  <w:pPr>
+                    <w:spacing w:after="40" w:line="300"/>
+                  </w:pPr>
+                  <w:r>
+                    <w:rPr>
+                      <w:rFonts w:ascii="SimSun" w:cs="SimSun" w:eastAsia="SimSun" w:hAnsi="SimSun"/>
+                      <w:sz w:val="21"/>
+                      <w:szCs w:val="21"/>
+                    </w:rPr>
+                    <w:t xml:space="preserve">-0.0145***至-0.0441**</w:t>
+                  </w:r>
+                </w:p>
+              </w:tc>
+              <w:tc>
+                <w:tcPr>
+                  <w:tcW w:type="dxa" w:w="3000"/>
+                  <w:tcBorders>
+                    <w:top w:val="single" w:color="000000" w:sz="4"/>
+                    <w:left w:val="single" w:color="000000" w:sz="4"/>
+                    <w:bottom w:val="single" w:color="000000" w:sz="4"/>
+                    <w:right w:val="single" w:color="000000" w:sz="4"/>
+                  </w:tcBorders>
+                  <w:tcMar>
+                    <w:top w:type="dxa" w:w="80"/>
+                    <w:left w:type="dxa" w:w="100"/>
+                    <w:bottom w:type="dxa" w:w="80"/>
+                    <w:right w:type="dxa" w:w="100"/>
+                  </w:tcMar>
+                  <w:vAlign w:val="center"/>
+                </w:tcPr>
+                <w:p>
+                  <w:pPr>
+                    <w:spacing w:after="40" w:line="300"/>
+                  </w:pPr>
+                  <w:r>
+                    <w:rPr>
+                      <w:rFonts w:ascii="SimSun" w:cs="SimSun" w:eastAsia="SimSun" w:hAnsi="SimSun"/>
+                      <w:sz w:val="21"/>
+                      <w:szCs w:val="21"/>
+                    </w:rPr>
+                    <w:t xml:space="preserve">均显著为负</w:t>
+                  </w:r>
+                </w:p>
+              </w:tc>
+            </w:tr>
+            <w:tr>
+              <w:trPr>
+                <w:cantSplit/>
+              </w:trPr>
+              <w:tc>
+                <w:tcPr>
+                  <w:tcW w:type="dxa" w:w="1700"/>
+                  <w:tcBorders>
+                    <w:top w:val="single" w:color="000000" w:sz="4"/>
+                    <w:left w:val="single" w:color="000000" w:sz="4"/>
+                    <w:bottom w:val="single" w:color="000000" w:sz="4"/>
+                    <w:right w:val="single" w:color="000000" w:sz="4"/>
+                  </w:tcBorders>
+                  <w:tcMar>
+                    <w:top w:type="dxa" w:w="80"/>
+                    <w:left w:type="dxa" w:w="100"/>
+                    <w:bottom w:type="dxa" w:w="80"/>
+                    <w:right w:type="dxa" w:w="100"/>
+                  </w:tcMar>
+                  <w:vAlign w:val="center"/>
+                </w:tcPr>
+                <w:p>
+                  <w:pPr>
+                    <w:spacing w:after="40" w:line="300"/>
+                  </w:pPr>
+                  <w:r>
+                    <w:rPr>
+                      <w:rFonts w:ascii="SimSun" w:cs="SimSun" w:eastAsia="SimSun" w:hAnsi="SimSun"/>
+                      <w:sz w:val="21"/>
+                      <w:szCs w:val="21"/>
+                    </w:rPr>
+                    <w:t xml:space="preserve"/>
+                  </w:r>
+                </w:p>
+              </w:tc>
+              <w:tc>
+                <w:tcPr>
+                  <w:tcW w:type="dxa" w:w="2900"/>
+                  <w:tcBorders>
+                    <w:top w:val="single" w:color="000000" w:sz="4"/>
+                    <w:left w:val="single" w:color="000000" w:sz="4"/>
+                    <w:bottom w:val="single" w:color="000000" w:sz="4"/>
+                    <w:right w:val="single" w:color="000000" w:sz="4"/>
+                  </w:tcBorders>
+                  <w:tcMar>
+                    <w:top w:type="dxa" w:w="80"/>
+                    <w:left w:type="dxa" w:w="100"/>
+                    <w:bottom w:type="dxa" w:w="80"/>
+                    <w:right w:type="dxa" w:w="100"/>
+                  </w:tcMar>
+                  <w:vAlign w:val="center"/>
+                </w:tcPr>
+                <w:p>
+                  <w:pPr>
+                    <w:spacing w:after="40" w:line="300"/>
+                  </w:pPr>
+                  <w:r>
+                    <w:rPr>
+                      <w:rFonts w:ascii="SimSun" w:cs="SimSun" w:eastAsia="SimSun" w:hAnsi="SimSun"/>
+                      <w:sz w:val="21"/>
+                      <w:szCs w:val="21"/>
+                    </w:rPr>
+                    <w:t xml:space="preserve">剔除样本：删除每家公司上市后前3年的观测，控制上市年数固定效应</w:t>
+                  </w:r>
+                </w:p>
+              </w:tc>
+              <w:tc>
+                <w:tcPr>
+                  <w:tcW w:type="dxa" w:w="1400"/>
+                  <w:tcBorders>
+                    <w:top w:val="single" w:color="000000" w:sz="4"/>
+                    <w:left w:val="single" w:color="000000" w:sz="4"/>
+                    <w:bottom w:val="single" w:color="000000" w:sz="4"/>
+                    <w:right w:val="single" w:color="000000" w:sz="4"/>
+                  </w:tcBorders>
+                  <w:tcMar>
+                    <w:top w:type="dxa" w:w="80"/>
+                    <w:left w:type="dxa" w:w="100"/>
+                    <w:bottom w:type="dxa" w:w="80"/>
+                    <w:right w:type="dxa" w:w="100"/>
+                  </w:tcMar>
+                  <w:vAlign w:val="center"/>
+                </w:tcPr>
+                <w:p>
+                  <w:pPr>
+                    <w:spacing w:after="40" w:line="300"/>
+                  </w:pPr>
+                  <w:r>
+                    <w:rPr>
+                      <w:rFonts w:ascii="SimSun" w:cs="SimSun" w:eastAsia="SimSun" w:hAnsi="SimSun"/>
+                      <w:sz w:val="21"/>
+                      <w:szCs w:val="21"/>
+                    </w:rPr>
+                    <w:t xml:space="preserve">-0.0082</w:t>
+                  </w:r>
+                </w:p>
+              </w:tc>
+              <w:tc>
+                <w:tcPr>
+                  <w:tcW w:type="dxa" w:w="3000"/>
+                  <w:tcBorders>
+                    <w:top w:val="single" w:color="000000" w:sz="4"/>
+                    <w:left w:val="single" w:color="000000" w:sz="4"/>
+                    <w:bottom w:val="single" w:color="000000" w:sz="4"/>
+                    <w:right w:val="single" w:color="000000" w:sz="4"/>
+                  </w:tcBorders>
+                  <w:tcMar>
+                    <w:top w:type="dxa" w:w="80"/>
+                    <w:left w:type="dxa" w:w="100"/>
+                    <w:bottom w:type="dxa" w:w="80"/>
+                    <w:right w:type="dxa" w:w="100"/>
+                  </w:tcMar>
+                  <w:vAlign w:val="center"/>
+                </w:tcPr>
+                <w:p>
+                  <w:pPr>
+                    <w:spacing w:after="40" w:line="300"/>
+                  </w:pPr>
+                  <w:r>
+                    <w:rPr>
+                      <w:rFonts w:ascii="SimSun" w:cs="SimSun" w:eastAsia="SimSun" w:hAnsi="SimSun"/>
+                      <w:sz w:val="21"/>
+                      <w:szCs w:val="21"/>
+                    </w:rPr>
+                    <w:t xml:space="preserve">不显著，负向关系主要来自上市初期公司</w:t>
+                  </w:r>
+                </w:p>
+              </w:tc>
+            </w:tr>
+            <w:tr>
+              <w:trPr>
+                <w:cantSplit/>
+              </w:trPr>
+              <w:tc>
+                <w:tcPr>
+                  <w:tcW w:type="dxa" w:w="1700"/>
+                  <w:tcBorders>
+                    <w:top w:val="single" w:color="000000" w:sz="4"/>
+                    <w:left w:val="single" w:color="000000" w:sz="4"/>
+                    <w:bottom w:val="single" w:color="000000" w:sz="4"/>
+                    <w:right w:val="single" w:color="000000" w:sz="4"/>
+                  </w:tcBorders>
+                  <w:tcMar>
+                    <w:top w:type="dxa" w:w="80"/>
+                    <w:left w:type="dxa" w:w="100"/>
+                    <w:bottom w:type="dxa" w:w="80"/>
+                    <w:right w:type="dxa" w:w="100"/>
+                  </w:tcMar>
+                  <w:vAlign w:val="center"/>
+                </w:tcPr>
+                <w:p>
+                  <w:pPr>
+                    <w:spacing w:after="40" w:line="300"/>
+                  </w:pPr>
+                  <w:r>
+                    <w:rPr>
+                      <w:rFonts w:ascii="SimSun" w:cs="SimSun" w:eastAsia="SimSun" w:hAnsi="SimSun"/>
+                      <w:sz w:val="21"/>
+                      <w:szCs w:val="21"/>
+                    </w:rPr>
+                    <w:t xml:space="preserve"/>
+                  </w:r>
+                </w:p>
+              </w:tc>
+              <w:tc>
+                <w:tcPr>
+                  <w:tcW w:type="dxa" w:w="2900"/>
+                  <w:tcBorders>
+                    <w:top w:val="single" w:color="000000" w:sz="4"/>
+                    <w:left w:val="single" w:color="000000" w:sz="4"/>
+                    <w:bottom w:val="single" w:color="000000" w:sz="4"/>
+                    <w:right w:val="single" w:color="000000" w:sz="4"/>
+                  </w:tcBorders>
+                  <w:tcMar>
+                    <w:top w:type="dxa" w:w="80"/>
+                    <w:left w:type="dxa" w:w="100"/>
+                    <w:bottom w:type="dxa" w:w="80"/>
+                    <w:right w:type="dxa" w:w="100"/>
+                  </w:tcMar>
+                  <w:vAlign w:val="center"/>
+                </w:tcPr>
+                <w:p>
+                  <w:pPr>
+                    <w:spacing w:after="40" w:line="300"/>
+                  </w:pPr>
+                  <w:r>
+                    <w:rPr>
+                      <w:rFonts w:ascii="SimSun" w:cs="SimSun" w:eastAsia="SimSun" w:hAnsi="SimSun"/>
+                      <w:sz w:val="21"/>
+                      <w:szCs w:val="21"/>
+                    </w:rPr>
+                    <w:t xml:space="preserve">仅保留上市满5年的公司</w:t>
+                  </w:r>
+                </w:p>
+              </w:tc>
+              <w:tc>
+                <w:tcPr>
+                  <w:tcW w:type="dxa" w:w="1400"/>
+                  <w:tcBorders>
+                    <w:top w:val="single" w:color="000000" w:sz="4"/>
+                    <w:left w:val="single" w:color="000000" w:sz="4"/>
+                    <w:bottom w:val="single" w:color="000000" w:sz="4"/>
+                    <w:right w:val="single" w:color="000000" w:sz="4"/>
+                  </w:tcBorders>
+                  <w:tcMar>
+                    <w:top w:type="dxa" w:w="80"/>
+                    <w:left w:type="dxa" w:w="100"/>
+                    <w:bottom w:type="dxa" w:w="80"/>
+                    <w:right w:type="dxa" w:w="100"/>
+                  </w:tcMar>
+                  <w:vAlign w:val="center"/>
+                </w:tcPr>
+                <w:p>
+                  <w:pPr>
+                    <w:spacing w:after="40" w:line="300"/>
+                  </w:pPr>
+                  <w:r>
+                    <w:rPr>
+                      <w:rFonts w:ascii="SimSun" w:cs="SimSun" w:eastAsia="SimSun" w:hAnsi="SimSun"/>
+                      <w:sz w:val="21"/>
+                      <w:szCs w:val="21"/>
+                    </w:rPr>
+                    <w:t xml:space="preserve">-0.0070</w:t>
+                  </w:r>
+                </w:p>
+              </w:tc>
+              <w:tc>
+                <w:tcPr>
+                  <w:tcW w:type="dxa" w:w="3000"/>
+                  <w:tcBorders>
+                    <w:top w:val="single" w:color="000000" w:sz="4"/>
+                    <w:left w:val="single" w:color="000000" w:sz="4"/>
+                    <w:bottom w:val="single" w:color="000000" w:sz="4"/>
+                    <w:right w:val="single" w:color="000000" w:sz="4"/>
+                  </w:tcBorders>
+                  <w:tcMar>
+                    <w:top w:type="dxa" w:w="80"/>
+                    <w:left w:type="dxa" w:w="100"/>
+                    <w:bottom w:type="dxa" w:w="80"/>
+                    <w:right w:type="dxa" w:w="100"/>
+                  </w:tcMar>
+                  <w:vAlign w:val="center"/>
+                </w:tcPr>
+                <w:p>
+                  <w:pPr>
+                    <w:spacing w:after="40" w:line="300"/>
+                  </w:pPr>
+                  <w:r>
+                    <w:rPr>
+                      <w:rFonts w:ascii="SimSun" w:cs="SimSun" w:eastAsia="SimSun" w:hAnsi="SimSun"/>
+                      <w:sz w:val="21"/>
+                      <w:szCs w:val="21"/>
+                    </w:rPr>
+                    <w:t xml:space="preserve">不显著，成熟公司中质押与现金无显著关系</w:t>
+                  </w:r>
+                </w:p>
+              </w:tc>
+            </w:tr>
+            <w:tr>
+              <w:trPr>
+                <w:cantSplit/>
+              </w:trPr>
+              <w:tc>
+                <w:tcPr>
+                  <w:tcW w:type="dxa" w:w="1700"/>
+                  <w:tcBorders>
+                    <w:top w:val="single" w:color="000000" w:sz="4"/>
+                    <w:left w:val="single" w:color="000000" w:sz="4"/>
+                    <w:bottom w:val="single" w:color="000000" w:sz="4"/>
+                    <w:right w:val="single" w:color="000000" w:sz="4"/>
+                  </w:tcBorders>
+                  <w:tcMar>
+                    <w:top w:type="dxa" w:w="80"/>
+                    <w:left w:type="dxa" w:w="100"/>
+                    <w:bottom w:type="dxa" w:w="80"/>
+                    <w:right w:type="dxa" w:w="100"/>
+                  </w:tcMar>
+                  <w:vAlign w:val="center"/>
+                </w:tcPr>
+                <w:p>
+                  <w:pPr>
+                    <w:spacing w:after="40" w:line="300"/>
+                  </w:pPr>
+                  <w:r>
+                    <w:rPr>
+                      <w:rFonts w:ascii="SimSun" w:cs="SimSun" w:eastAsia="SimSun" w:hAnsi="SimSun"/>
+                      <w:sz w:val="21"/>
+                      <w:szCs w:val="21"/>
+                    </w:rPr>
+                    <w:t xml:space="preserve"/>
+                  </w:r>
+                </w:p>
+              </w:tc>
+              <w:tc>
+                <w:tcPr>
+                  <w:tcW w:type="dxa" w:w="2900"/>
+                  <w:tcBorders>
+                    <w:top w:val="single" w:color="000000" w:sz="4"/>
+                    <w:left w:val="single" w:color="000000" w:sz="4"/>
+                    <w:bottom w:val="single" w:color="000000" w:sz="4"/>
+                    <w:right w:val="single" w:color="000000" w:sz="4"/>
+                  </w:tcBorders>
+                  <w:tcMar>
+                    <w:top w:type="dxa" w:w="80"/>
+                    <w:left w:type="dxa" w:w="100"/>
+                    <w:bottom w:type="dxa" w:w="80"/>
+                    <w:right w:type="dxa" w:w="100"/>
+                  </w:tcMar>
+                  <w:vAlign w:val="center"/>
+                </w:tcPr>
+                <w:p>
+                  <w:pPr>
+                    <w:spacing w:after="40" w:line="300"/>
+                  </w:pPr>
+                  <w:r>
+                    <w:rPr>
+                      <w:rFonts w:ascii="SimSun" w:cs="SimSun" w:eastAsia="SimSun" w:hAnsi="SimSun"/>
+                      <w:sz w:val="21"/>
+                      <w:szCs w:val="21"/>
+                    </w:rPr>
+                    <w:t xml:space="preserve">U型检验（公司固定效应），上市满3年／满5年样本</w:t>
+                  </w:r>
+                </w:p>
+              </w:tc>
+              <w:tc>
+                <w:tcPr>
+                  <w:tcW w:type="dxa" w:w="1400"/>
+                  <w:tcBorders>
+                    <w:top w:val="single" w:color="000000" w:sz="4"/>
+                    <w:left w:val="single" w:color="000000" w:sz="4"/>
+                    <w:bottom w:val="single" w:color="000000" w:sz="4"/>
+                    <w:right w:val="single" w:color="000000" w:sz="4"/>
+                  </w:tcBorders>
+                  <w:tcMar>
+                    <w:top w:type="dxa" w:w="80"/>
+                    <w:left w:type="dxa" w:w="100"/>
+                    <w:bottom w:type="dxa" w:w="80"/>
+                    <w:right w:type="dxa" w:w="100"/>
+                  </w:tcMar>
+                  <w:vAlign w:val="center"/>
+                </w:tcPr>
+                <w:p>
+                  <w:pPr>
+                    <w:spacing w:after="40" w:line="300"/>
+                  </w:pPr>
+                  <w:r>
+                    <w:rPr>
+                      <w:rFonts w:ascii="SimSun" w:cs="SimSun" w:eastAsia="SimSun" w:hAnsi="SimSun"/>
+                      <w:sz w:val="21"/>
+                      <w:szCs w:val="21"/>
+                    </w:rPr>
+                    <w:t xml:space="preserve">右端斜率t=0.41／0.04</w:t>
+                  </w:r>
+                </w:p>
+              </w:tc>
+              <w:tc>
+                <w:tcPr>
+                  <w:tcW w:type="dxa" w:w="3000"/>
+                  <w:tcBorders>
+                    <w:top w:val="single" w:color="000000" w:sz="4"/>
+                    <w:left w:val="single" w:color="000000" w:sz="4"/>
+                    <w:bottom w:val="single" w:color="000000" w:sz="4"/>
+                    <w:right w:val="single" w:color="000000" w:sz="4"/>
+                  </w:tcBorders>
+                  <w:tcMar>
+                    <w:top w:type="dxa" w:w="80"/>
+                    <w:left w:type="dxa" w:w="100"/>
+                    <w:bottom w:type="dxa" w:w="80"/>
+                    <w:right w:type="dxa" w:w="100"/>
+                  </w:tcMar>
+                  <w:vAlign w:val="center"/>
+                </w:tcPr>
+                <w:p>
+                  <w:pPr>
+                    <w:spacing w:after="40" w:line="300"/>
+                  </w:pPr>
+                  <w:r>
+                    <w:rPr>
+                      <w:rFonts w:ascii="SimSun" w:cs="SimSun" w:eastAsia="SimSun" w:hAnsi="SimSun"/>
+                      <w:sz w:val="21"/>
+                      <w:szCs w:val="21"/>
+                    </w:rPr>
+                    <w:t xml:space="preserve">U型均不成立</w:t>
+                  </w:r>
+                </w:p>
+              </w:tc>
+            </w:tr>
+            <w:tr>
+              <w:trPr>
+                <w:cantSplit/>
+              </w:trPr>
+              <w:tc>
+                <w:tcPr>
+                  <w:tcW w:type="dxa" w:w="1700"/>
+                  <w:tcBorders>
+                    <w:top w:val="single" w:color="000000" w:sz="4"/>
+                    <w:left w:val="single" w:color="000000" w:sz="4"/>
+                    <w:bottom w:val="single" w:color="000000" w:sz="4"/>
+                    <w:right w:val="single" w:color="000000" w:sz="4"/>
+                  </w:tcBorders>
+                  <w:tcMar>
+                    <w:top w:type="dxa" w:w="80"/>
+                    <w:left w:type="dxa" w:w="100"/>
+                    <w:bottom w:type="dxa" w:w="80"/>
+                    <w:right w:type="dxa" w:w="100"/>
+                  </w:tcMar>
+                  <w:vAlign w:val="center"/>
+                </w:tcPr>
+                <w:p>
+                  <w:pPr>
+                    <w:spacing w:after="40" w:line="300"/>
+                  </w:pPr>
+                  <w:r>
+                    <w:rPr>
+                      <w:rFonts w:ascii="SimSun" w:cs="SimSun" w:eastAsia="SimSun" w:hAnsi="SimSun"/>
+                      <w:sz w:val="21"/>
+                      <w:szCs w:val="21"/>
+                    </w:rPr>
+                    <w:t xml:space="preserve">进一步分析：2018年新规DID</w:t>
+                  </w:r>
+                </w:p>
+              </w:tc>
+              <w:tc>
+                <w:tcPr>
+                  <w:tcW w:type="dxa" w:w="2900"/>
+                  <w:tcBorders>
+                    <w:top w:val="single" w:color="000000" w:sz="4"/>
+                    <w:left w:val="single" w:color="000000" w:sz="4"/>
+                    <w:bottom w:val="single" w:color="000000" w:sz="4"/>
+                    <w:right w:val="single" w:color="000000" w:sz="4"/>
+                  </w:tcBorders>
+                  <w:tcMar>
+                    <w:top w:type="dxa" w:w="80"/>
+                    <w:left w:type="dxa" w:w="100"/>
+                    <w:bottom w:type="dxa" w:w="80"/>
+                    <w:right w:type="dxa" w:w="100"/>
+                  </w:tcMar>
+                  <w:vAlign w:val="center"/>
+                </w:tcPr>
+                <w:p>
+                  <w:pPr>
+                    <w:spacing w:after="40" w:line="300"/>
+                  </w:pPr>
+                  <w:r>
+                    <w:rPr>
+                      <w:rFonts w:ascii="SimSun" w:cs="SimSun" w:eastAsia="SimSun" w:hAnsi="SimSun"/>
+                      <w:sz w:val="21"/>
+                      <w:szCs w:val="21"/>
+                    </w:rPr>
+                    <w:t xml:space="preserve">第一阶段：PledgePre×Post→Pledge</w:t>
+                  </w:r>
+                </w:p>
+              </w:tc>
+              <w:tc>
+                <w:tcPr>
+                  <w:tcW w:type="dxa" w:w="1400"/>
+                  <w:tcBorders>
+                    <w:top w:val="single" w:color="000000" w:sz="4"/>
+                    <w:left w:val="single" w:color="000000" w:sz="4"/>
+                    <w:bottom w:val="single" w:color="000000" w:sz="4"/>
+                    <w:right w:val="single" w:color="000000" w:sz="4"/>
+                  </w:tcBorders>
+                  <w:tcMar>
+                    <w:top w:type="dxa" w:w="80"/>
+                    <w:left w:type="dxa" w:w="100"/>
+                    <w:bottom w:type="dxa" w:w="80"/>
+                    <w:right w:type="dxa" w:w="100"/>
+                  </w:tcMar>
+                  <w:vAlign w:val="center"/>
+                </w:tcPr>
+                <w:p>
+                  <w:pPr>
+                    <w:spacing w:after="40" w:line="300"/>
+                  </w:pPr>
+                  <w:r>
+                    <w:rPr>
+                      <w:rFonts w:ascii="SimSun" w:cs="SimSun" w:eastAsia="SimSun" w:hAnsi="SimSun"/>
+                      <w:sz w:val="21"/>
+                      <w:szCs w:val="21"/>
+                    </w:rPr>
+                    <w:t xml:space="preserve">-0.178***</w:t>
+                  </w:r>
+                </w:p>
+              </w:tc>
+              <w:tc>
+                <w:tcPr>
+                  <w:tcW w:type="dxa" w:w="3000"/>
+                  <w:tcBorders>
+                    <w:top w:val="single" w:color="000000" w:sz="4"/>
+                    <w:left w:val="single" w:color="000000" w:sz="4"/>
+                    <w:bottom w:val="single" w:color="000000" w:sz="4"/>
+                    <w:right w:val="single" w:color="000000" w:sz="4"/>
+                  </w:tcBorders>
+                  <w:tcMar>
+                    <w:top w:type="dxa" w:w="80"/>
+                    <w:left w:type="dxa" w:w="100"/>
+                    <w:bottom w:type="dxa" w:w="80"/>
+                    <w:right w:type="dxa" w:w="100"/>
+                  </w:tcMar>
+                  <w:vAlign w:val="center"/>
+                </w:tcPr>
+                <w:p>
+                  <w:pPr>
+                    <w:spacing w:after="40" w:line="300"/>
+                  </w:pPr>
+                  <w:r>
+                    <w:rPr>
+                      <w:rFonts w:ascii="SimSun" w:cs="SimSun" w:eastAsia="SimSun" w:hAnsi="SimSun"/>
+                      <w:sz w:val="21"/>
+                      <w:szCs w:val="21"/>
+                    </w:rPr>
+                    <w:t xml:space="preserve">新规显著压降了高质押公司的质押比例</w:t>
+                  </w:r>
+                </w:p>
+              </w:tc>
+            </w:tr>
+            <w:tr>
+              <w:trPr>
+                <w:cantSplit/>
+              </w:trPr>
+              <w:tc>
+                <w:tcPr>
+                  <w:tcW w:type="dxa" w:w="1700"/>
+                  <w:tcBorders>
+                    <w:top w:val="single" w:color="000000" w:sz="4"/>
+                    <w:left w:val="single" w:color="000000" w:sz="4"/>
+                    <w:bottom w:val="single" w:color="000000" w:sz="4"/>
+                    <w:right w:val="single" w:color="000000" w:sz="4"/>
+                  </w:tcBorders>
+                  <w:tcMar>
+                    <w:top w:type="dxa" w:w="80"/>
+                    <w:left w:type="dxa" w:w="100"/>
+                    <w:bottom w:type="dxa" w:w="80"/>
+                    <w:right w:type="dxa" w:w="100"/>
+                  </w:tcMar>
+                  <w:vAlign w:val="center"/>
+                </w:tcPr>
+                <w:p>
+                  <w:pPr>
+                    <w:spacing w:after="40" w:line="300"/>
+                  </w:pPr>
+                  <w:r>
+                    <w:rPr>
+                      <w:rFonts w:ascii="SimSun" w:cs="SimSun" w:eastAsia="SimSun" w:hAnsi="SimSun"/>
+                      <w:sz w:val="21"/>
+                      <w:szCs w:val="21"/>
+                    </w:rPr>
+                    <w:t xml:space="preserve"/>
+                  </w:r>
+                </w:p>
+              </w:tc>
+              <w:tc>
+                <w:tcPr>
+                  <w:tcW w:type="dxa" w:w="2900"/>
+                  <w:tcBorders>
+                    <w:top w:val="single" w:color="000000" w:sz="4"/>
+                    <w:left w:val="single" w:color="000000" w:sz="4"/>
+                    <w:bottom w:val="single" w:color="000000" w:sz="4"/>
+                    <w:right w:val="single" w:color="000000" w:sz="4"/>
+                  </w:tcBorders>
+                  <w:tcMar>
+                    <w:top w:type="dxa" w:w="80"/>
+                    <w:left w:type="dxa" w:w="100"/>
+                    <w:bottom w:type="dxa" w:w="80"/>
+                    <w:right w:type="dxa" w:w="100"/>
+                  </w:tcMar>
+                  <w:vAlign w:val="center"/>
+                </w:tcPr>
+                <w:p>
+                  <w:pPr>
+                    <w:spacing w:after="40" w:line="300"/>
+                  </w:pPr>
+                  <w:r>
+                    <w:rPr>
+                      <w:rFonts w:ascii="SimSun" w:cs="SimSun" w:eastAsia="SimSun" w:hAnsi="SimSun"/>
+                      <w:sz w:val="21"/>
+                      <w:szCs w:val="21"/>
+                    </w:rPr>
+                    <w:t xml:space="preserve">简化式：PledgePre×Post→Cash</w:t>
+                  </w:r>
+                </w:p>
+              </w:tc>
+              <w:tc>
+                <w:tcPr>
+                  <w:tcW w:type="dxa" w:w="1400"/>
+                  <w:tcBorders>
+                    <w:top w:val="single" w:color="000000" w:sz="4"/>
+                    <w:left w:val="single" w:color="000000" w:sz="4"/>
+                    <w:bottom w:val="single" w:color="000000" w:sz="4"/>
+                    <w:right w:val="single" w:color="000000" w:sz="4"/>
+                  </w:tcBorders>
+                  <w:tcMar>
+                    <w:top w:type="dxa" w:w="80"/>
+                    <w:left w:type="dxa" w:w="100"/>
+                    <w:bottom w:type="dxa" w:w="80"/>
+                    <w:right w:type="dxa" w:w="100"/>
+                  </w:tcMar>
+                  <w:vAlign w:val="center"/>
+                </w:tcPr>
+                <w:p>
+                  <w:pPr>
+                    <w:spacing w:after="40" w:line="300"/>
+                  </w:pPr>
+                  <w:r>
+                    <w:rPr>
+                      <w:rFonts w:ascii="SimSun" w:cs="SimSun" w:eastAsia="SimSun" w:hAnsi="SimSun"/>
+                      <w:sz w:val="21"/>
+                      <w:szCs w:val="21"/>
+                    </w:rPr>
+                    <w:t xml:space="preserve">-0.012</w:t>
+                  </w:r>
+                </w:p>
+              </w:tc>
+              <w:tc>
+                <w:tcPr>
+                  <w:tcW w:type="dxa" w:w="3000"/>
+                  <w:tcBorders>
+                    <w:top w:val="single" w:color="000000" w:sz="4"/>
+                    <w:left w:val="single" w:color="000000" w:sz="4"/>
+                    <w:bottom w:val="single" w:color="000000" w:sz="4"/>
+                    <w:right w:val="single" w:color="000000" w:sz="4"/>
+                  </w:tcBorders>
+                  <w:tcMar>
+                    <w:top w:type="dxa" w:w="80"/>
+                    <w:left w:type="dxa" w:w="100"/>
+                    <w:bottom w:type="dxa" w:w="80"/>
+                    <w:right w:type="dxa" w:w="100"/>
+                  </w:tcMar>
+                  <w:vAlign w:val="center"/>
+                </w:tcPr>
+                <w:p>
+                  <w:pPr>
+                    <w:spacing w:after="40" w:line="300"/>
+                  </w:pPr>
+                  <w:r>
+                    <w:rPr>
+                      <w:rFonts w:ascii="SimSun" w:cs="SimSun" w:eastAsia="SimSun" w:hAnsi="SimSun"/>
+                      <w:sz w:val="21"/>
+                      <w:szCs w:val="21"/>
+                    </w:rPr>
+                    <w:t xml:space="preserve">不显著，现金持有未随之显著变化</w:t>
+                  </w:r>
+                </w:p>
+              </w:tc>
+            </w:tr>
+          </w:tbl>
+          <w:p>
+            <w:pPr>
+              <w:spacing/>
+            </w:pPr>
+            <w:r>
+              <w:rPr>
+                <w:rFonts w:ascii="宋体" w:cs="SimSun" w:eastAsia="宋体" w:hAnsi="宋体"/>
+                <w:b w:val="0"/>
+                <w:sz w:val="21"/>
+                <w:szCs w:val="22"/>
+              </w:rPr>
+              <w:t xml:space="preserve">注：除注明外，被解释变量均为Cash，控制公司与年度固定效应；平仓压力回归另控制上市年数固定效应；U型检验报告Lind和Mehlum（2010）检验中质押比例为1处的斜率t值；现金边际价值回归的被解释变量为按规模与账面市值比调整的股票年度超额收益。***、**、*分别表示在1%、5%、10%水平上显著，标准误按公司聚类。</w:t>
+            </w:r>
+          </w:p>
+          <w:p>
+            <w:pPr>
+              <w:spacing/>
+              <w:ind w:firstLine="420"/>
+            </w:pPr>
+            <w:r>
+              <w:rPr>
+                <w:rFonts w:ascii="宋体" w:cs="SimSun" w:eastAsia="宋体" w:hAnsi="宋体"/>
+                <w:sz w:val="21"/>
+                <w:szCs w:val="22"/>
+              </w:rPr>
+              <w:t xml:space="preserve">综合初步结果，本文的实证结论可概括为四点：第一，大股东股权质押与企业现金持有整体呈负相关，与H1b一致、与H1a不符，但经济意义较小，且主要集中在上市初期的公司；第二，按既有文献口径可以复现U型关系，但控制公司固定效应并采用Lind和Mehlum（2010）的U型检验后，U型右端的上升不显著，同一公司质押加深后并未增持现金；第三，平仓压力越大现金持有越少，H2a不成立，风险规避说在公司内部得不到支持，这一结论在成熟公司中同样稳健；H2b仅得到部分支持，掏空证据主要体现在民营企业现金边际价值的折价上；第四，H3成立、H4不成立，2018年新规压降了质押规模但未改变现金持有。平仓压力的精细测算、KZ与WW指数、倾向得分匹配、双重差分的平行趋势与安慰剂检验以及拓展分析将在后续研究中完成。</w:t>
             </w:r>
           </w:p>
         </w:tc>
@@ -23552,7 +25951,7 @@
                 <w:sz w:val="21"/>
                 <w:szCs w:val="22"/>
               </w:rPr>
-              <w:t xml:space="preserve">本文的主要工作进展及安排如表8所示：</w:t>
+              <w:t xml:space="preserve">本文的主要工作进展及安排如表9所示：</w:t>
             </w:r>
           </w:p>
           <w:p>
@@ -23569,7 +25968,7 @@
                 <w:sz w:val="21"/>
                 <w:szCs w:val="22"/>
               </w:rPr>
-              <w:t xml:space="preserve">表8　论文工作进展安排</w:t>
+              <w:t xml:space="preserve">表9　论文工作进展安排</w:t>
             </w:r>
           </w:p>
           <w:tbl>
@@ -23980,7 +26379,7 @@
                       <w:sz w:val="21"/>
                       <w:szCs w:val="21"/>
                     </w:rPr>
-                    <w:t xml:space="preserve">基准回归、渠道检验（平仓压力、资金占用、现金边际价值）、边界条件检验</w:t>
+                    <w:t xml:space="preserve">基准回归、渠道检验（平仓压力、资金占用、现金边际价值）、边界条件检验（已完成初步估计，待完善平仓压力测度）</w:t>
                   </w:r>
                 </w:p>
               </w:tc>
@@ -24078,7 +26477,7 @@
                       <w:sz w:val="21"/>
                       <w:szCs w:val="21"/>
                     </w:rPr>
-                    <w:t xml:space="preserve">2018年新规DID、纾困补充检验、现金可靠性检验、PSM与滞后一期等稳健性检验</w:t>
+                    <w:t xml:space="preserve">2018年新规DID（已完成初步估计，待补平行趋势与安慰剂检验）、纾困补充检验、现金可靠性检验、PSM与滞后一期等稳健性检验</w:t>
                   </w:r>
                 </w:p>
               </w:tc>
